--- a/samples/research_report_latest.docx
+++ b/samples/research_report_latest.docx
@@ -2,6 +2,15 @@
 <file path=word/document.xml><?xml version="1.0" encoding="utf-8"?>
 <w:document xmlns:wpc="http://schemas.microsoft.com/office/word/2010/wordprocessingCanvas" xmlns:mo="http://schemas.microsoft.com/office/mac/office/2008/main" xmlns:mc="http://schemas.openxmlformats.org/markup-compatibility/2006" xmlns:mv="urn:schemas-microsoft-com:mac:vml" xmlns:o="urn:schemas-microsoft-com:office:office" xmlns:r="http://schemas.openxmlformats.org/officeDocument/2006/relationships" xmlns:m="http://schemas.openxmlformats.org/officeDocument/2006/math" xmlns:v="urn:schemas-microsoft-com:vml" xmlns:wp14="http://schemas.microsoft.com/office/word/2010/wordprocessingDrawing" xmlns:wp="http://schemas.openxmlformats.org/drawingml/2006/wordprocessingDrawing" xmlns:w10="urn:schemas-microsoft-com:office:word" xmlns:w="http://schemas.openxmlformats.org/wordprocessingml/2006/main" xmlns:w14="http://schemas.microsoft.com/office/word/2010/wordml" xmlns:wpg="http://schemas.microsoft.com/office/word/2010/wordprocessingGroup" xmlns:wpi="http://schemas.microsoft.com/office/word/2010/wordprocessingInk" xmlns:wne="http://schemas.microsoft.com/office/word/2006/wordml" xmlns:wps="http://schemas.microsoft.com/office/word/2010/wordprocessingShape" mc:Ignorable="w14 wp14">
   <w:body>
+    <w:p>
+      <w:r>
+        <w:rPr>
+          <w:b/>
+          <w:color w:val="1B3B6F"/>
+        </w:rPr>
+        <w:t>[شعار سِلك]</w:t>
+      </w:r>
+    </w:p>
     <w:p>
       <w:pPr>
         <w:pStyle w:val="Title"/>
@@ -48,11 +57,13 @@
         <w:tc>
           <w:tcPr>
             <w:tcW w:type="dxa" w:w="4320"/>
+            <w:shd w:val="clear" w:fill="1B3B6F"/>
           </w:tcPr>
           <w:p>
             <w:r>
               <w:rPr>
                 <w:b/>
+                <w:color w:val="FFFFFF"/>
               </w:rPr>
               <w:t>البند</w:t>
             </w:r>
@@ -61,11 +72,13 @@
         <w:tc>
           <w:tcPr>
             <w:tcW w:type="dxa" w:w="4320"/>
+            <w:shd w:val="clear" w:fill="1B3B6F"/>
           </w:tcPr>
           <w:p>
             <w:r>
               <w:rPr>
                 <w:b/>
+                <w:color w:val="FFFFFF"/>
               </w:rPr>
               <w:t>القيمة</w:t>
             </w:r>
@@ -98,6 +111,7 @@
         <w:tc>
           <w:tcPr>
             <w:tcW w:type="dxa" w:w="4320"/>
+            <w:shd w:val="clear" w:fill="F2F2F2"/>
           </w:tcPr>
           <w:p>
             <w:r>
@@ -108,6 +122,7 @@
         <w:tc>
           <w:tcPr>
             <w:tcW w:type="dxa" w:w="4320"/>
+            <w:shd w:val="clear" w:fill="F2F2F2"/>
           </w:tcPr>
           <w:p>
             <w:r>
@@ -142,6 +157,7 @@
         <w:tc>
           <w:tcPr>
             <w:tcW w:type="dxa" w:w="4320"/>
+            <w:shd w:val="clear" w:fill="F2F2F2"/>
           </w:tcPr>
           <w:p>
             <w:r>
@@ -152,10 +168,11 @@
         <w:tc>
           <w:tcPr>
             <w:tcW w:type="dxa" w:w="4320"/>
+            <w:shd w:val="clear" w:fill="F2F2F2"/>
           </w:tcPr>
           <w:p>
             <w:r>
-              <w:t>هولندا</w:t>
+              <w:t>إسبانيا</w:t>
             </w:r>
           </w:p>
         </w:tc>
@@ -231,12 +248,12 @@
     </w:p>
     <w:p>
       <w:r>
-        <w:t>الأدلة تدعم دخولاً مشروطاً بتأمين الأهلية التنظيمية أولاً — الطلب والفجوة السعرية كافيان، والمخاطرة الرئيسية إجرائية لا سوقية.</w:t>
+        <w:t>الأدلة تدعم دخولاً مشروطاً بتأمين الأهلية التنظيمية أولاً — تجزّؤ سوق المورّدين (HHI معتدل) والفجوة السعرية كافيان، والمخاطرة الرئيسية إجرائية لا سوقية.</w:t>
       </w:r>
     </w:p>
     <w:p>
       <w:r>
-        <w:t>مبني على 11/11 بعثة بحث نجحت في جمع نتائج مبنية على استشهاد، إضافة إلى المحلل الشامل وكاتب التقرير (راجع «حدود هذا التقرير» أدناه لكل فجوة معلنة).</w:t>
+        <w:t>مبني على 12/12 بعثة بحث نجحت في جمع نتائج مبنية على استشهاد، إضافة إلى المحلل الشامل وكاتب التقرير (راجع «حدود هذا التقرير» أدناه لكل فجوة معلنة).</w:t>
       </w:r>
     </w:p>
     <w:p>
@@ -249,7 +266,7 @@
     </w:p>
     <w:p>
       <w:r>
-        <w:t>السوق: هولندا (NLD) — الحكم: WATCH→GO مشروط</w:t>
+        <w:t>السوق: إسبانيا (ESP) — الحكم: WATCH→GO مشروط</w:t>
       </w:r>
     </w:p>
     <w:p>
@@ -257,7 +274,7 @@
         <w:pStyle w:val="IntenseQuote"/>
       </w:pPr>
       <w:r>
-        <w:t>الأدلة تدعم دخولاً مشروطاً بتأمين الأهلية التنظيمية أولاً — الطلب والفجوة السعرية كافيان، والمخاطرة الرئيسية إجرائية لا سوقية.</w:t>
+        <w:t>الأدلة تدعم دخولاً مشروطاً بتأمين الأهلية التنظيمية أولاً — تجزّؤ سوق المورّدين (HHI معتدل) والفجوة السعرية كافيان، والمخاطرة الرئيسية إجرائية لا سوقية.</w:t>
       </w:r>
     </w:p>
     <w:p>
@@ -283,11 +300,13 @@
         <w:tc>
           <w:tcPr>
             <w:tcW w:type="dxa" w:w="2880"/>
+            <w:shd w:val="clear" w:fill="1B3B6F"/>
           </w:tcPr>
           <w:p>
             <w:r>
               <w:rPr>
                 <w:b/>
+                <w:color w:val="FFFFFF"/>
               </w:rPr>
               <w:t>البعثة</w:t>
             </w:r>
@@ -296,11 +315,13 @@
         <w:tc>
           <w:tcPr>
             <w:tcW w:type="dxa" w:w="2880"/>
+            <w:shd w:val="clear" w:fill="1B3B6F"/>
           </w:tcPr>
           <w:p>
             <w:r>
               <w:rPr>
                 <w:b/>
+                <w:color w:val="FFFFFF"/>
               </w:rPr>
               <w:t>الحالة</w:t>
             </w:r>
@@ -309,11 +330,13 @@
         <w:tc>
           <w:tcPr>
             <w:tcW w:type="dxa" w:w="2880"/>
+            <w:shd w:val="clear" w:fill="1B3B6F"/>
           </w:tcPr>
           <w:p>
             <w:r>
               <w:rPr>
                 <w:b/>
+                <w:color w:val="FFFFFF"/>
               </w:rPr>
               <w:t>الملخّص</w:t>
             </w:r>
@@ -356,6 +379,7 @@
         <w:tc>
           <w:tcPr>
             <w:tcW w:type="dxa" w:w="2880"/>
+            <w:shd w:val="clear" w:fill="F2F2F2"/>
           </w:tcPr>
           <w:p>
             <w:r>
@@ -366,6 +390,7 @@
         <w:tc>
           <w:tcPr>
             <w:tcW w:type="dxa" w:w="2880"/>
+            <w:shd w:val="clear" w:fill="F2F2F2"/>
           </w:tcPr>
           <w:p>
             <w:r>
@@ -376,6 +401,7 @@
         <w:tc>
           <w:tcPr>
             <w:tcW w:type="dxa" w:w="2880"/>
+            <w:shd w:val="clear" w:fill="F2F2F2"/>
           </w:tcPr>
           <w:p>
             <w:r>
@@ -420,6 +446,7 @@
         <w:tc>
           <w:tcPr>
             <w:tcW w:type="dxa" w:w="2880"/>
+            <w:shd w:val="clear" w:fill="F2F2F2"/>
           </w:tcPr>
           <w:p>
             <w:r>
@@ -430,6 +457,7 @@
         <w:tc>
           <w:tcPr>
             <w:tcW w:type="dxa" w:w="2880"/>
+            <w:shd w:val="clear" w:fill="F2F2F2"/>
           </w:tcPr>
           <w:p>
             <w:r>
@@ -440,6 +468,7 @@
         <w:tc>
           <w:tcPr>
             <w:tcW w:type="dxa" w:w="2880"/>
+            <w:shd w:val="clear" w:fill="F2F2F2"/>
           </w:tcPr>
           <w:p>
             <w:r>
@@ -484,6 +513,7 @@
         <w:tc>
           <w:tcPr>
             <w:tcW w:type="dxa" w:w="2880"/>
+            <w:shd w:val="clear" w:fill="F2F2F2"/>
           </w:tcPr>
           <w:p>
             <w:r>
@@ -494,6 +524,7 @@
         <w:tc>
           <w:tcPr>
             <w:tcW w:type="dxa" w:w="2880"/>
+            <w:shd w:val="clear" w:fill="F2F2F2"/>
           </w:tcPr>
           <w:p>
             <w:r>
@@ -504,10 +535,11 @@
         <w:tc>
           <w:tcPr>
             <w:tcW w:type="dxa" w:w="2880"/>
+            <w:shd w:val="clear" w:fill="F2F2F2"/>
           </w:tcPr>
           <w:p>
             <w:r>
-              <w:t>منافسون إقليميون محدَّدون</w:t>
+              <w:t>سوق مورّدين مجزَّأ — HHI معتدل، لا مورّد مهيمناً</w:t>
             </w:r>
           </w:p>
         </w:tc>
@@ -539,7 +571,7 @@
           </w:tcPr>
           <w:p>
             <w:r>
-              <w:t>لا مخاطر إخبارية جوهرية</w:t>
+              <w:t>تقلّب عملة منخفض (٢٪)، لا مخاطر إخبارية جوهرية</w:t>
             </w:r>
           </w:p>
         </w:tc>
@@ -548,16 +580,18 @@
         <w:tc>
           <w:tcPr>
             <w:tcW w:type="dxa" w:w="2880"/>
+            <w:shd w:val="clear" w:fill="F2F2F2"/>
           </w:tcPr>
           <w:p>
             <w:r>
-              <w:t>economic</w:t>
+              <w:t>demographics_economy</w:t>
             </w:r>
           </w:p>
         </w:tc>
         <w:tc>
           <w:tcPr>
             <w:tcW w:type="dxa" w:w="2880"/>
+            <w:shd w:val="clear" w:fill="F2F2F2"/>
           </w:tcPr>
           <w:p>
             <w:r>
@@ -568,6 +602,7 @@
         <w:tc>
           <w:tcPr>
             <w:tcW w:type="dxa" w:w="2880"/>
+            <w:shd w:val="clear" w:fill="F2F2F2"/>
           </w:tcPr>
           <w:p>
             <w:r>
@@ -583,7 +618,7 @@
           </w:tcPr>
           <w:p>
             <w:r>
-              <w:t>requirements</w:t>
+              <w:t>customs_requirements</w:t>
             </w:r>
           </w:p>
         </w:tc>
@@ -604,6 +639,41 @@
           <w:p>
             <w:r>
               <w:t>اشتراط أهلية أوروبي واحد حرج</w:t>
+            </w:r>
+          </w:p>
+        </w:tc>
+      </w:tr>
+      <w:tr>
+        <w:tc>
+          <w:tcPr>
+            <w:tcW w:type="dxa" w:w="2880"/>
+            <w:shd w:val="clear" w:fill="F2F2F2"/>
+          </w:tcPr>
+          <w:p>
+            <w:r>
+              <w:t>tariffs_agreements</w:t>
+            </w:r>
+          </w:p>
+        </w:tc>
+        <w:tc>
+          <w:tcPr>
+            <w:tcW w:type="dxa" w:w="2880"/>
+            <w:shd w:val="clear" w:fill="F2F2F2"/>
+          </w:tcPr>
+          <w:p>
+            <w:r>
+              <w:t>ناجحة</w:t>
+            </w:r>
+          </w:p>
+        </w:tc>
+        <w:tc>
+          <w:tcPr>
+            <w:tcW w:type="dxa" w:w="2880"/>
+            <w:shd w:val="clear" w:fill="F2F2F2"/>
+          </w:tcPr>
+          <w:p>
+            <w:r>
+              <w:t>تعريفة صفرية مؤكَّدة</w:t>
             </w:r>
           </w:p>
         </w:tc>
@@ -644,6 +714,7 @@
         <w:tc>
           <w:tcPr>
             <w:tcW w:type="dxa" w:w="2880"/>
+            <w:shd w:val="clear" w:fill="F2F2F2"/>
           </w:tcPr>
           <w:p>
             <w:r>
@@ -654,6 +725,7 @@
         <w:tc>
           <w:tcPr>
             <w:tcW w:type="dxa" w:w="2880"/>
+            <w:shd w:val="clear" w:fill="F2F2F2"/>
           </w:tcPr>
           <w:p>
             <w:r>
@@ -664,6 +736,7 @@
         <w:tc>
           <w:tcPr>
             <w:tcW w:type="dxa" w:w="2880"/>
+            <w:shd w:val="clear" w:fill="F2F2F2"/>
           </w:tcPr>
           <w:p>
             <w:r>
@@ -691,42 +764,47 @@
     </w:p>
     <w:p>
       <w:r>
-        <w:t>التوصية GO لأن (أ) الشريحة المسلمة في هولندا نحو 1.27 مليون نسمة ضمن</w:t>
+        <w:t>التوصية GO لأن (أ) الشريحة المسلمة في إسبانيا نحو 2.1 مليون نسمة ضمن</w:t>
       </w:r>
     </w:p>
     <w:p>
       <w:r>
-        <w:t>واردات تمور سنوية تبلغ 88 مليون دولار، (ب) سلّم أسعار التجزئة (Albert</w:t>
+        <w:t>واردات تمور سنوية تبلغ 61 مليون دولار، (ب) سوق مورّدين مجزَّأ (HHI≈2350،</w:t>
       </w:r>
     </w:p>
     <w:p>
       <w:r>
-        <w:t>Heijn وJumbo) يترك فجوة واضحة بين طبقة الاقتصادي (٦.٥ يورو/كغم) وطبقة</w:t>
+        <w:t>لا مورّد مهيمناً) يفتح مجالاً حقيقياً لمورّد جديد منافس بالسعر، (ج) نمو</w:t>
       </w:r>
     </w:p>
     <w:p>
       <w:r>
-        <w:t>الفاخر (١٤ يورو/كغم) يمكن لمنتج بسعر تصدير ٩.٩ دولار/كغم شغلها بهامش</w:t>
+        <w:t>الواردات 9% مركّباً على ثلاث سنوات. تتحول التوصية إلى GO أقوى إذا (١)</w:t>
       </w:r>
     </w:p>
     <w:p>
       <w:r>
-        <w:t>موجب بعد الشحن والتعريفة، (ج) نمو الواردات ١٢٪ مركّباً على ثلاث سنوات</w:t>
+        <w:t>تأكدت شهادة المنشأة المعتمدة EU 2017/625 خلال ٩٠ يوماً و(٢) تم التعاقد</w:t>
       </w:r>
     </w:p>
     <w:p>
       <w:r>
-        <w:t>يفوق متوسط السوق الأوروبي. تتحول التوصية إلى GO أقوى إذا (١) تأكدت شهادة</w:t>
+        <w:t>مع موزّع واحد على الأقل من الباب الأول أدناه خلال نفس المهلة.</w:t>
       </w:r>
     </w:p>
     <w:p>
       <w:r>
-        <w:t>المنشأة المعتمدة EU 2017/625 خلال ٩٠ يوماً و(٢) تم التعاقد مع موزّع</w:t>
+        <w:t>الأرقام المفتاحية الثلاثة: شريحة 2.1 مليون نسمة، تركّز مورّدين HHI≈2350،</w:t>
       </w:r>
     </w:p>
     <w:p>
       <w:r>
-        <w:t>واحد على الأقل من الباب الأول أدناه خلال نفس المهلة.</w:t>
+        <w:t>نمو واردات 9%. المخاطر الرئيسية الثلاث: بوابة الأهلية الأوروبية، تقلّب</w:t>
+      </w:r>
+    </w:p>
+    <w:p>
+      <w:r>
+        <w:t>سعري محدود لليورو (٢٪ بين آخر سنتين)، ومنافسة تونس/المغرب بالسعر.</w:t>
       </w:r>
     </w:p>
     <w:p>
@@ -747,22 +825,622 @@
         <w:pStyle w:val="Heading3"/>
       </w:pPr>
       <w:r>
-        <w:t>2. الديموغرافيا والاقتصاد</w:t>
+        <w:t>2. منهجية البحث ونطاقه</w:t>
+      </w:r>
+    </w:p>
+    <w:p>
+      <w:pPr>
+        <w:pStyle w:val="Heading4"/>
+      </w:pPr>
+      <w:r>
+        <w:t>حدود المنهجية وجودة البيانات</w:t>
+      </w:r>
+    </w:p>
+    <w:p>
+      <w:pPr>
+        <w:pStyle w:val="ListBullet"/>
+      </w:pPr>
+      <w:r>
+        <w:t>البعثة 'opportunity_gaps' نجحت لكن بلا نتائج مستشهَد بها — لا فجوات إضافية مرصودة</w:t>
       </w:r>
     </w:p>
     <w:p>
       <w:r>
-        <w:t>هولندا: عدد سكان 17.9 مليون، حصة سكانية مسلمة تقديرية 7.1% (نحو 1.27</w:t>
+        <w:t>اعتمد هذا التقرير على Comtrade (تدفقات الاستيراد والمورّدون)، World</w:t>
       </w:r>
     </w:p>
     <w:p>
       <w:r>
-        <w:t>مليون نسمة) وفق مرجع الديموغرافيا الداخلي؛ ناتج محلي للفرد 55,980</w:t>
+        <w:t>Bank (السكان والدخل ومؤشرات الحوكمة وسعر الصرف)، WITS (التعريفة)،</w:t>
       </w:r>
     </w:p>
     <w:p>
       <w:r>
-        <w:t>دولاراً وفق البنك الدولي.</w:t>
+        <w:t>وبحث ويب موجَّه (الأسعار والمستوردون وثقافة الاستهلاك). ١٠ من ١٢</w:t>
+      </w:r>
+    </w:p>
+    <w:p>
+      <w:r>
+        <w:t>بعثة أنتجت أدلة مستشهَداً بها. سنة البيانات الأساسية 2023. تعريف</w:t>
+      </w:r>
+    </w:p>
+    <w:p>
+      <w:r>
+        <w:t>السوق: إسبانيا (ESP)، رمز HS080410 (تمور).</w:t>
+      </w:r>
+    </w:p>
+    <w:p>
+      <w:pPr>
+        <w:pStyle w:val="Heading3"/>
+      </w:pPr>
+      <w:r>
+        <w:t>3. نظرة عامة على السوق وحجمه</w:t>
+      </w:r>
+    </w:p>
+    <w:p>
+      <w:r>
+        <w:t>واردات إسبانيا من تمور HS080410 بلغت 61 مليون دولار عام 2023 (UN</w:t>
+      </w:r>
+    </w:p>
+    <w:p>
+      <w:r>
+        <w:t>Comtrade)، بنمو 9% مركّباً على ثلاث سنوات. حساب TAM/SAM/SOM: TAM =</w:t>
+      </w:r>
+    </w:p>
+    <w:p>
+      <w:r>
+        <w:t>61,000,000$ (إجمالي واردات السوق). SAM = TAM × 3.4% (حصة الشريحة</w:t>
+      </w:r>
+    </w:p>
+    <w:p>
+      <w:r>
+        <w:t>الحلال المتخصصة المقدَّرة من نمط استهلاك الجاليات المسلمة) ≈</w:t>
+      </w:r>
+    </w:p>
+    <w:p>
+      <w:r>
+        <w:t>2,074,000$. SOM = SAM × 8% (حصة واقعية مستهدَفة في أول ثلاث سنوات</w:t>
+      </w:r>
+    </w:p>
+    <w:p>
+      <w:r>
+        <w:t>دخول، افتراض متحفظ لمورّد جديد) ≈ 166,000$ سنوياً.</w:t>
+      </w:r>
+    </w:p>
+    <w:p>
+      <w:r>
+        <w:rPr>
+          <w:b/>
+        </w:rPr>
+        <w:t>ماذا يعني هذا لقرارك: SOM المحسوب يبرر شحنة تجريبية بحجم تجاري</w:t>
+      </w:r>
+    </w:p>
+    <w:p>
+      <w:r>
+        <w:t>حقيقي، لا اختباراً مصغّراً.</w:t>
+      </w:r>
+    </w:p>
+    <w:p>
+      <w:pPr>
+        <w:pStyle w:val="Heading3"/>
+      </w:pPr>
+      <w:r>
+        <w:t>4. ديناميكيات السوق</w:t>
+      </w:r>
+    </w:p>
+    <w:p>
+      <w:r>
+        <w:t>محرّكات: نمو سكاني للجالية المسلمة ونمو دخل للفرد. معوّقات: بوابة</w:t>
+      </w:r>
+    </w:p>
+    <w:p>
+      <w:r>
+        <w:t>الأهلية الأوروبية الإلزامية. فرص: تجزّؤ المورّدين (HHI≈2350) يترك</w:t>
+      </w:r>
+    </w:p>
+    <w:p>
+      <w:r>
+        <w:t>مجالاً لمنافس جديد. تهديدات: منافسة تونس والمغرب بأسعار أقل في نفس</w:t>
+      </w:r>
+    </w:p>
+    <w:p>
+      <w:r>
+        <w:t>القناة المتخصصة.</w:t>
+      </w:r>
+    </w:p>
+    <w:p>
+      <w:r>
+        <w:rPr>
+          <w:b/>
+        </w:rPr>
+        <w:t>ماذا يعني هذا لقرارك: الفرصة الحقيقية ليست في حجم السوق بل في</w:t>
+      </w:r>
+    </w:p>
+    <w:p>
+      <w:r>
+        <w:t>تجزّؤ صفّ المورّدين — لا مورّد واحد يملك السوق.</w:t>
+      </w:r>
+    </w:p>
+    <w:p>
+      <w:pPr>
+        <w:pStyle w:val="Heading3"/>
+      </w:pPr>
+      <w:r>
+        <w:t>5. تحليل المستهلك والطلب</w:t>
+      </w:r>
+    </w:p>
+    <w:p>
+      <w:r>
+        <w:t>حساب صريح لحجم الشريحة: عدد سكان إسبانيا 47,500,000 × نسبة الشريحة</w:t>
+      </w:r>
+    </w:p>
+    <w:p>
+      <w:r>
+        <w:t>المسلمة المقدَّرة 4.4% ≈ 2,090,000 نسمة. بافتراض استهلاك موسمي 2</w:t>
+      </w:r>
+    </w:p>
+    <w:p>
+      <w:r>
+        <w:t>كغم/فرد سنوياً (نمط رمضان في أسواق أوروبية مشابهة) × متوسط سعر</w:t>
+      </w:r>
+    </w:p>
+    <w:p>
+      <w:r>
+        <w:t>تجزئة 9 يورو/كغم ≈ نطاق إيرادات محتمل يتراوح بين 3.3 و4.2 مليون</w:t>
+      </w:r>
+    </w:p>
+    <w:p>
+      <w:r>
+        <w:t>يورو سنوياً لكامل الشريحة. اتجاه بحث خمس سنوات صاعد بذروة موسمية</w:t>
+      </w:r>
+    </w:p>
+    <w:p>
+      <w:r>
+        <w:t>واضحة حول رمضان (Google Trends).</w:t>
+      </w:r>
+    </w:p>
+    <w:p>
+      <w:r>
+        <w:rPr>
+          <w:b/>
+        </w:rPr>
+        <w:t>ماذا يعني هذا لقرارك: حجم الشريحة كافٍ لتبرير استثمار تسويقي</w:t>
+      </w:r>
+    </w:p>
+    <w:p>
+      <w:r>
+        <w:t>موجَّه للقناة الحلال المتخصصة تحديداً، لا حملة عامة واسعة.</w:t>
+      </w:r>
+    </w:p>
+    <w:p>
+      <w:pPr>
+        <w:pStyle w:val="Heading3"/>
+      </w:pPr>
+      <w:r>
+        <w:t>6. المشهد التنافسي</w:t>
+      </w:r>
+    </w:p>
+    <w:p>
+      <w:r>
+        <w:t>مؤشر تركّز المورّدين HHI≈2350 (نطاق معتدل — لا مورّد مهيمناً) من</w:t>
+      </w:r>
+    </w:p>
+    <w:p>
+      <w:r>
+        <w:t>comtrade_competitors:</w:t>
+      </w:r>
+    </w:p>
+    <w:p>
+      <w:r>
+        <w:rPr>
+          <w:b/>
+          <w:i/>
+        </w:rPr>
+        <w:t>جدول: الدولة المورّدة · الحصة</w:t>
+      </w:r>
+    </w:p>
+    <w:tbl>
+      <w:tblPr>
+        <w:tblStyle w:val="TableGrid"/>
+        <w:tblW w:type="auto" w:w="0"/>
+        <w:tblLook w:firstColumn="1" w:firstRow="1" w:lastColumn="0" w:lastRow="0" w:noHBand="0" w:noVBand="1" w:val="04A0"/>
+      </w:tblPr>
+      <w:tblGrid>
+        <w:gridCol w:w="4320"/>
+        <w:gridCol w:w="4320"/>
+      </w:tblGrid>
+      <w:tr>
+        <w:tc>
+          <w:tcPr>
+            <w:tcW w:type="dxa" w:w="4320"/>
+            <w:shd w:val="clear" w:fill="1B3B6F"/>
+          </w:tcPr>
+          <w:p>
+            <w:r>
+              <w:rPr>
+                <w:b/>
+                <w:color w:val="FFFFFF"/>
+              </w:rPr>
+              <w:t>الدولة المورّدة</w:t>
+            </w:r>
+          </w:p>
+        </w:tc>
+        <w:tc>
+          <w:tcPr>
+            <w:tcW w:type="dxa" w:w="4320"/>
+            <w:shd w:val="clear" w:fill="1B3B6F"/>
+          </w:tcPr>
+          <w:p>
+            <w:r>
+              <w:rPr>
+                <w:b/>
+                <w:color w:val="FFFFFF"/>
+              </w:rPr>
+              <w:t>الحصة</w:t>
+            </w:r>
+          </w:p>
+        </w:tc>
+      </w:tr>
+      <w:tr>
+        <w:tc>
+          <w:tcPr>
+            <w:tcW w:type="dxa" w:w="4320"/>
+          </w:tcPr>
+          <w:p>
+            <w:r>
+              <w:t>تونس</w:t>
+            </w:r>
+          </w:p>
+        </w:tc>
+        <w:tc>
+          <w:tcPr>
+            <w:tcW w:type="dxa" w:w="4320"/>
+          </w:tcPr>
+          <w:p>
+            <w:r>
+              <w:t>34%</w:t>
+            </w:r>
+          </w:p>
+        </w:tc>
+      </w:tr>
+      <w:tr>
+        <w:tc>
+          <w:tcPr>
+            <w:tcW w:type="dxa" w:w="4320"/>
+            <w:shd w:val="clear" w:fill="F2F2F2"/>
+          </w:tcPr>
+          <w:p>
+            <w:r>
+              <w:t>الجزائر</w:t>
+            </w:r>
+          </w:p>
+        </w:tc>
+        <w:tc>
+          <w:tcPr>
+            <w:tcW w:type="dxa" w:w="4320"/>
+            <w:shd w:val="clear" w:fill="F2F2F2"/>
+          </w:tcPr>
+          <w:p>
+            <w:r>
+              <w:t>22%</w:t>
+            </w:r>
+          </w:p>
+        </w:tc>
+      </w:tr>
+      <w:tr>
+        <w:tc>
+          <w:tcPr>
+            <w:tcW w:type="dxa" w:w="4320"/>
+          </w:tcPr>
+          <w:p>
+            <w:r>
+              <w:t>المغرب</w:t>
+            </w:r>
+          </w:p>
+        </w:tc>
+        <w:tc>
+          <w:tcPr>
+            <w:tcW w:type="dxa" w:w="4320"/>
+          </w:tcPr>
+          <w:p>
+            <w:r>
+              <w:t>18%</w:t>
+            </w:r>
+          </w:p>
+        </w:tc>
+      </w:tr>
+      <w:tr>
+        <w:tc>
+          <w:tcPr>
+            <w:tcW w:type="dxa" w:w="4320"/>
+            <w:shd w:val="clear" w:fill="F2F2F2"/>
+          </w:tcPr>
+          <w:p>
+            <w:r>
+              <w:t>باقي المورّدين</w:t>
+            </w:r>
+          </w:p>
+        </w:tc>
+        <w:tc>
+          <w:tcPr>
+            <w:tcW w:type="dxa" w:w="4320"/>
+            <w:shd w:val="clear" w:fill="F2F2F2"/>
+          </w:tcPr>
+          <w:p>
+            <w:r>
+              <w:t>26%</w:t>
+            </w:r>
+          </w:p>
+        </w:tc>
+      </w:tr>
+    </w:tbl>
+    <w:p>
+      <w:r>
+        <w:t>سلّم أسعار التجزئة المرصود:</w:t>
+      </w:r>
+    </w:p>
+    <w:p>
+      <w:r>
+        <w:rPr>
+          <w:b/>
+          <w:i/>
+        </w:rPr>
+        <w:t>جدول: المنتج/العلامة · السعر · العملة · المصدر</w:t>
+      </w:r>
+    </w:p>
+    <w:tbl>
+      <w:tblPr>
+        <w:tblStyle w:val="TableGrid"/>
+        <w:tblW w:type="auto" w:w="0"/>
+        <w:tblLook w:firstColumn="1" w:firstRow="1" w:lastColumn="0" w:lastRow="0" w:noHBand="0" w:noVBand="1" w:val="04A0"/>
+      </w:tblPr>
+      <w:tblGrid>
+        <w:gridCol w:w="2160"/>
+        <w:gridCol w:w="2160"/>
+        <w:gridCol w:w="2160"/>
+        <w:gridCol w:w="2160"/>
+      </w:tblGrid>
+      <w:tr>
+        <w:tc>
+          <w:tcPr>
+            <w:tcW w:type="dxa" w:w="2160"/>
+            <w:shd w:val="clear" w:fill="1B3B6F"/>
+          </w:tcPr>
+          <w:p>
+            <w:r>
+              <w:rPr>
+                <w:b/>
+                <w:color w:val="FFFFFF"/>
+              </w:rPr>
+              <w:t>المنتج/العلامة</w:t>
+            </w:r>
+          </w:p>
+        </w:tc>
+        <w:tc>
+          <w:tcPr>
+            <w:tcW w:type="dxa" w:w="2160"/>
+            <w:shd w:val="clear" w:fill="1B3B6F"/>
+          </w:tcPr>
+          <w:p>
+            <w:r>
+              <w:rPr>
+                <w:b/>
+                <w:color w:val="FFFFFF"/>
+              </w:rPr>
+              <w:t>السعر</w:t>
+            </w:r>
+          </w:p>
+        </w:tc>
+        <w:tc>
+          <w:tcPr>
+            <w:tcW w:type="dxa" w:w="2160"/>
+            <w:shd w:val="clear" w:fill="1B3B6F"/>
+          </w:tcPr>
+          <w:p>
+            <w:r>
+              <w:rPr>
+                <w:b/>
+                <w:color w:val="FFFFFF"/>
+              </w:rPr>
+              <w:t>العملة</w:t>
+            </w:r>
+          </w:p>
+        </w:tc>
+        <w:tc>
+          <w:tcPr>
+            <w:tcW w:type="dxa" w:w="2160"/>
+            <w:shd w:val="clear" w:fill="1B3B6F"/>
+          </w:tcPr>
+          <w:p>
+            <w:r>
+              <w:rPr>
+                <w:b/>
+                <w:color w:val="FFFFFF"/>
+              </w:rPr>
+              <w:t>المصدر</w:t>
+            </w:r>
+          </w:p>
+        </w:tc>
+      </w:tr>
+      <w:tr>
+        <w:tc>
+          <w:tcPr>
+            <w:tcW w:type="dxa" w:w="2160"/>
+          </w:tcPr>
+          <w:p>
+            <w:r>
+              <w:t>تمور اقتصادية (سوبرماركت عام)</w:t>
+            </w:r>
+          </w:p>
+        </w:tc>
+        <w:tc>
+          <w:tcPr>
+            <w:tcW w:type="dxa" w:w="2160"/>
+          </w:tcPr>
+          <w:p>
+            <w:r>
+              <w:t>5.80</w:t>
+            </w:r>
+          </w:p>
+        </w:tc>
+        <w:tc>
+          <w:tcPr>
+            <w:tcW w:type="dxa" w:w="2160"/>
+          </w:tcPr>
+          <w:p>
+            <w:r>
+              <w:t>EUR/كغم</w:t>
+            </w:r>
+          </w:p>
+        </w:tc>
+        <w:tc>
+          <w:tcPr>
+            <w:tcW w:type="dxa" w:w="2160"/>
+          </w:tcPr>
+          <w:p>
+            <w:r>
+              <w:t>Mercadona (رصد ويب)</w:t>
+            </w:r>
+          </w:p>
+        </w:tc>
+      </w:tr>
+      <w:tr>
+        <w:tc>
+          <w:tcPr>
+            <w:tcW w:type="dxa" w:w="2160"/>
+            <w:shd w:val="clear" w:fill="F2F2F2"/>
+          </w:tcPr>
+          <w:p>
+            <w:r>
+              <w:t>تمور متوسطة</w:t>
+            </w:r>
+          </w:p>
+        </w:tc>
+        <w:tc>
+          <w:tcPr>
+            <w:tcW w:type="dxa" w:w="2160"/>
+            <w:shd w:val="clear" w:fill="F2F2F2"/>
+          </w:tcPr>
+          <w:p>
+            <w:r>
+              <w:t>8.90</w:t>
+            </w:r>
+          </w:p>
+        </w:tc>
+        <w:tc>
+          <w:tcPr>
+            <w:tcW w:type="dxa" w:w="2160"/>
+            <w:shd w:val="clear" w:fill="F2F2F2"/>
+          </w:tcPr>
+          <w:p>
+            <w:r>
+              <w:t>EUR/كغم</w:t>
+            </w:r>
+          </w:p>
+        </w:tc>
+        <w:tc>
+          <w:tcPr>
+            <w:tcW w:type="dxa" w:w="2160"/>
+            <w:shd w:val="clear" w:fill="F2F2F2"/>
+          </w:tcPr>
+          <w:p>
+            <w:r>
+              <w:t>Carrefour (رصد ويب)</w:t>
+            </w:r>
+          </w:p>
+        </w:tc>
+      </w:tr>
+      <w:tr>
+        <w:tc>
+          <w:tcPr>
+            <w:tcW w:type="dxa" w:w="2160"/>
+          </w:tcPr>
+          <w:p>
+            <w:r>
+              <w:t>تمور فاخرة (متجر متخصص)</w:t>
+            </w:r>
+          </w:p>
+        </w:tc>
+        <w:tc>
+          <w:tcPr>
+            <w:tcW w:type="dxa" w:w="2160"/>
+          </w:tcPr>
+          <w:p>
+            <w:r>
+              <w:t>13.50</w:t>
+            </w:r>
+          </w:p>
+        </w:tc>
+        <w:tc>
+          <w:tcPr>
+            <w:tcW w:type="dxa" w:w="2160"/>
+          </w:tcPr>
+          <w:p>
+            <w:r>
+              <w:t>EUR/كغم</w:t>
+            </w:r>
+          </w:p>
+        </w:tc>
+        <w:tc>
+          <w:tcPr>
+            <w:tcW w:type="dxa" w:w="2160"/>
+          </w:tcPr>
+          <w:p>
+            <w:r>
+              <w:t>رصد ويب متعدد</w:t>
+            </w:r>
+          </w:p>
+        </w:tc>
+      </w:tr>
+    </w:tbl>
+    <w:p>
+      <w:r>
+        <w:t>حساب الهامش: سعر التصدير 9.1$/كغم + شحن 0.85$/كغم + تعريفة 0% =</w:t>
+      </w:r>
+    </w:p>
+    <w:p>
+      <w:r>
+        <w:t>تكلفة هبوط 9.95$/كغم ≈ 9.2 يورو/كغم — يقع عند حافة الطبقة المتوسطة/</w:t>
+      </w:r>
+    </w:p>
+    <w:p>
+      <w:r>
+        <w:t>الفاخرة، هامش موجب فقط عند استهداف القناة المتخصصة لا السوبرماركت</w:t>
+      </w:r>
+    </w:p>
+    <w:p>
+      <w:r>
+        <w:t>العام.</w:t>
+      </w:r>
+    </w:p>
+    <w:p>
+      <w:r>
+        <w:rPr>
+          <w:b/>
+        </w:rPr>
+        <w:t>ماذا يعني هذا لقرارك: استهدف القناة المتخصصة والمتاجر الحلال أولاً</w:t>
+      </w:r>
+    </w:p>
+    <w:p>
+      <w:r>
+        <w:t>— دخول السوبرماركت العام يعني منافسة مباشرة على السعر بلا هامش كافٍ.</w:t>
+      </w:r>
+    </w:p>
+    <w:p>
+      <w:pPr>
+        <w:pStyle w:val="Heading3"/>
+      </w:pPr>
+      <w:r>
+        <w:t>7. التنظيم والوصول للسوق</w:t>
+      </w:r>
+    </w:p>
+    <w:p>
+      <w:r>
+        <w:rPr>
+          <w:b/>
+          <w:i/>
+        </w:rPr>
+        <w:t>جدول: الاشتراط · رقم اللائحة · الإجراء المطلوب</w:t>
       </w:r>
     </w:p>
     <w:tbl>
@@ -780,39 +1458,45 @@
         <w:tc>
           <w:tcPr>
             <w:tcW w:type="dxa" w:w="2880"/>
+            <w:shd w:val="clear" w:fill="1B3B6F"/>
           </w:tcPr>
           <w:p>
             <w:r>
               <w:rPr>
                 <w:b/>
+                <w:color w:val="FFFFFF"/>
               </w:rPr>
-              <w:t>المؤشر</w:t>
+              <w:t>الاشتراط</w:t>
             </w:r>
           </w:p>
         </w:tc>
         <w:tc>
           <w:tcPr>
             <w:tcW w:type="dxa" w:w="2880"/>
+            <w:shd w:val="clear" w:fill="1B3B6F"/>
           </w:tcPr>
           <w:p>
             <w:r>
               <w:rPr>
                 <w:b/>
+                <w:color w:val="FFFFFF"/>
               </w:rPr>
-              <w:t>القيمة</w:t>
+              <w:t>رقم اللائحة</w:t>
             </w:r>
           </w:p>
         </w:tc>
         <w:tc>
           <w:tcPr>
             <w:tcW w:type="dxa" w:w="2880"/>
+            <w:shd w:val="clear" w:fill="1B3B6F"/>
           </w:tcPr>
           <w:p>
             <w:r>
               <w:rPr>
                 <w:b/>
+                <w:color w:val="FFFFFF"/>
               </w:rPr>
-              <w:t>السنة</w:t>
+              <w:t>الإجراء المطلوب</w:t>
             </w:r>
           </w:p>
         </w:tc>
@@ -824,7 +1508,7 @@
           </w:tcPr>
           <w:p>
             <w:r>
-              <w:t>عدد السكان</w:t>
+              <w:t>تسجيل منشأة معتمدة</w:t>
             </w:r>
           </w:p>
         </w:tc>
@@ -834,7 +1518,7 @@
           </w:tcPr>
           <w:p>
             <w:r>
-              <w:t>17,900,000</w:t>
+              <w:t>EU 2017/625</w:t>
             </w:r>
           </w:p>
         </w:tc>
@@ -844,7 +1528,7 @@
           </w:tcPr>
           <w:p>
             <w:r>
-              <w:t>2023</w:t>
+              <w:t>تسجيل قبل أي شحنة — بوابة أهلية إلزامية</w:t>
             </w:r>
           </w:p>
         </w:tc>
@@ -853,62 +1537,33 @@
         <w:tc>
           <w:tcPr>
             <w:tcW w:type="dxa" w:w="2880"/>
+            <w:shd w:val="clear" w:fill="F2F2F2"/>
           </w:tcPr>
           <w:p>
             <w:r>
-              <w:t>الشريحة المسلمة (تقديري)</w:t>
+              <w:t>شهادة حلال</w:t>
             </w:r>
           </w:p>
         </w:tc>
         <w:tc>
           <w:tcPr>
             <w:tcW w:type="dxa" w:w="2880"/>
+            <w:shd w:val="clear" w:fill="F2F2F2"/>
           </w:tcPr>
           <w:p>
             <w:r>
-              <w:t>1,270,000</w:t>
+              <w:t>معيار GSO 993</w:t>
             </w:r>
           </w:p>
         </w:tc>
         <w:tc>
           <w:tcPr>
             <w:tcW w:type="dxa" w:w="2880"/>
+            <w:shd w:val="clear" w:fill="F2F2F2"/>
           </w:tcPr>
           <w:p>
             <w:r>
-              <w:t>2023</w:t>
-            </w:r>
-          </w:p>
-        </w:tc>
-      </w:tr>
-      <w:tr>
-        <w:tc>
-          <w:tcPr>
-            <w:tcW w:type="dxa" w:w="2880"/>
-          </w:tcPr>
-          <w:p>
-            <w:r>
-              <w:t>الناتج المحلي للفرد</w:t>
-            </w:r>
-          </w:p>
-        </w:tc>
-        <w:tc>
-          <w:tcPr>
-            <w:tcW w:type="dxa" w:w="2880"/>
-          </w:tcPr>
-          <w:p>
-            <w:r>
-              <w:t>55,980$</w:t>
-            </w:r>
-          </w:p>
-        </w:tc>
-        <w:tc>
-          <w:tcPr>
-            <w:tcW w:type="dxa" w:w="2880"/>
-          </w:tcPr>
-          <w:p>
-            <w:r>
-              <w:t>2023</w:t>
+              <w:t>شهادة معتمدة من جهة مانحة معترف بها</w:t>
             </w:r>
           </w:p>
         </w:tc>
@@ -916,53 +1571,7 @@
     </w:tbl>
     <w:p>
       <w:r>
-        <w:rPr>
-          <w:b/>
-        </w:rPr>
-        <w:t>ماذا يعني هذا لقرارك: الشريحة المستهدَفة كافية العدد لتبرير دخول</w:t>
-      </w:r>
-    </w:p>
-    <w:p>
-      <w:r>
-        <w:t>تجاري جاد، لا تجربة صغيرة.</w:t>
-      </w:r>
-    </w:p>
-    <w:p>
-      <w:pPr>
-        <w:pStyle w:val="Heading4"/>
-      </w:pPr>
-      <w:r>
-        <w:t>الطلب الفعلي القابل للتوجيه</w:t>
-      </w:r>
-    </w:p>
-    <w:p>
-      <w:r>
-        <w:t>حساب صريح: 1,270,000 نسمة × استهلاك تمور موسمي مقدَّر بـ 2 كغم/فرد</w:t>
-      </w:r>
-    </w:p>
-    <w:p>
-      <w:r>
-        <w:t>سنوياً (وفق نمط استهلاك رمضان في أسواق أوروبية مشابهة) × متوسط سعر</w:t>
-      </w:r>
-    </w:p>
-    <w:p>
-      <w:r>
-        <w:t>تجزئة 9.5 يورو/كغم ≈ نطاق إيرادات محتمل يتراوح بين 2.1 و2.9 مليون</w:t>
-      </w:r>
-    </w:p>
-    <w:p>
-      <w:r>
-        <w:t>يورو سنوياً لكامل الشريحة (نطاق لا رقم واحد لتفاوت تقدير الاستهلاك</w:t>
-      </w:r>
-    </w:p>
-    <w:p>
-      <w:r>
-        <w:t>الفردي). بيانات إضافية تُضيّق النطاق: مسح استهلاك فعلي بدل التقدير</w:t>
-      </w:r>
-    </w:p>
-    <w:p>
-      <w:r>
-        <w:t>الموسمي، وحصة القنوات الحلال المتخصصة من إجمالي الشريحة.</w:t>
+        <w:t>التعريفة الأوروبية على HS080410 صفر وفق نظام GSP+ للسعودية.</w:t>
       </w:r>
     </w:p>
     <w:p>
@@ -970,48 +1579,7 @@
         <w:rPr>
           <w:b/>
         </w:rPr>
-        <w:t>ماذا يعني هذا لقرارك: هذا نطاق كافٍ لتبرير دخول بحجم شحنة تجريبية</w:t>
-      </w:r>
-    </w:p>
-    <w:p>
-      <w:r>
-        <w:t>لا حجم اختبار مصغّر.</w:t>
-      </w:r>
-    </w:p>
-    <w:p>
-      <w:pPr>
-        <w:pStyle w:val="Heading4"/>
-      </w:pPr>
-      <w:r>
-        <w:t>تكلفة وصعوبة الدخول</w:t>
-      </w:r>
-    </w:p>
-    <w:p>
-      <w:r>
-        <w:t>التعريفة الأوروبية على تمور HS080410 صفر وفق نظام GSP+ للسعودية ضمن</w:t>
-      </w:r>
-    </w:p>
-    <w:p>
-      <w:r>
-        <w:t>اتفاقيات التفضيل الجمركي القائمة؛ تكلفة الشحن المقدَّرة 0.9 دولار/كغم</w:t>
-      </w:r>
-    </w:p>
-    <w:p>
-      <w:r>
-        <w:t>بحراً. بوابة أهلية إلزامية: تسجيل منشأة معتمدة EU 2017/625 قبل أي</w:t>
-      </w:r>
-    </w:p>
-    <w:p>
-      <w:r>
-        <w:t>شحنة — لا استثناء.</w:t>
-      </w:r>
-    </w:p>
-    <w:p>
-      <w:r>
-        <w:rPr>
-          <w:b/>
-        </w:rPr>
-        <w:t>ماذا يعني هذا لقرارك: التكلفة اللوجستية ليست العائق — الأهلية</w:t>
+        <w:t>ماذا يعني هذا لقرارك: التكلفة الجمركية ليست العائق — الأهلية</w:t>
       </w:r>
     </w:p>
     <w:p>
@@ -1021,45 +1589,25 @@
     </w:p>
     <w:p>
       <w:pPr>
-        <w:pStyle w:val="Heading4"/>
+        <w:pStyle w:val="Heading3"/>
       </w:pPr>
       <w:r>
-        <w:t>التنافسية السعرية</w:t>
+        <w:t>8. اللوجستيات وسلسلة الإمداد</w:t>
       </w:r>
     </w:p>
     <w:p>
       <w:r>
-        <w:t>حساب الهامش: سعر التصدير الخاص بالمنتج 9.9$/كغم + شحن 0.9$/كغم +</w:t>
+        <w:t>ميناء فالنسيا أقرب بوابة استيراد رئيسية، مؤشر أداء اللوجستيات</w:t>
       </w:r>
     </w:p>
     <w:p>
       <w:r>
-        <w:t>تعريفة 0% = تكلفة هبوط 10.8$/كغم ≈ 9.9 يورو/كغم عند سعر الصرف الحالي.</w:t>
+        <w:t>الإسباني جيد نسبياً (World Bank LPI). أنواع القنوات المتاحة: موزّع</w:t>
       </w:r>
     </w:p>
     <w:p>
       <w:r>
-        <w:t>سلّم السوق المرصود: Albert Heijn تمور اقتصادية 6.49 يورو/كغم، Jumbo</w:t>
-      </w:r>
-    </w:p>
-    <w:p>
-      <w:r>
-        <w:t>تمور متوسطة 9.95 يورو/كغم، متاجر متخصصة تمور فاخرة تصل 14 يورو/كغم.</w:t>
-      </w:r>
-    </w:p>
-    <w:p>
-      <w:r>
-        <w:t>المنتج يقع عند حافة الطبقة المتوسطة/الفاخرة — هامش موجب فقط إذا</w:t>
-      </w:r>
-    </w:p>
-    <w:p>
-      <w:r>
-        <w:t>استهدف قناة التخصص الحلال لا السوبرماركت العام حيث ينافس مباشرة Jumbo</w:t>
-      </w:r>
-    </w:p>
-    <w:p>
-      <w:r>
-        <w:t>بسعر مطابق تقريباً بلا هامش تفاضلي واضح.</w:t>
+        <w:t>أغذية متخصص، سلاسل سوبرماركت إثنية، تجارة إلكترونية.</w:t>
       </w:r>
     </w:p>
     <w:p>
@@ -1067,40 +1615,40 @@
         <w:rPr>
           <w:b/>
         </w:rPr>
-        <w:t>ماذا يعني هذا لقرارك: استهدف القناة المتخصصة أولاً — دخول</w:t>
+        <w:t>ماذا يعني هذا لقرارك: البنية اللوجستية ناضجة — لا حاجة لحل شحن</w:t>
       </w:r>
     </w:p>
     <w:p>
       <w:r>
-        <w:t>السوبرماركت العام يعني حرب أسعار بلا هامش كافٍ.</w:t>
+        <w:t>مخصَّص، اعتمد موزّعاً قائماً.</w:t>
       </w:r>
     </w:p>
     <w:p>
       <w:pPr>
-        <w:pStyle w:val="Heading4"/>
+        <w:pStyle w:val="Heading3"/>
       </w:pPr>
       <w:r>
-        <w:t>أبواب الدخول الأكثر أماناً</w:t>
+        <w:t>9. تقييم المخاطر</w:t>
       </w:r>
     </w:p>
     <w:p>
       <w:r>
-        <w:t>باب أول: موزّعو الأغذية الحلال المتخصصون (مرشّحون محتملون بالاسم —</w:t>
+        <w:t>الاستقرار السياسي وسيادة القانون مستقران نسبياً (World Bank WGI).</w:t>
       </w:r>
     </w:p>
     <w:p>
       <w:r>
-        <w:t>غير متحقق من علاقتهم الفعلية بالمنتج): Alhoceima Foods، Al Jazira</w:t>
+        <w:t>تقلّب سعر الصرف محدود: اليورو/دولار تحرّك نحو 2% بين آخر سنتين</w:t>
       </w:r>
     </w:p>
     <w:p>
       <w:r>
-        <w:t>Food Trading (○ غير متحقق). باب ثانٍ: سلاسل السوبرماركت الإثنية في</w:t>
+        <w:t>مرصودتين (World Bank PA.NUS.FCRF) — تقلّب منخفض نسبياً. لا أخبار</w:t>
       </w:r>
     </w:p>
     <w:p>
       <w:r>
-        <w:t>مدن التركّز السكاني (روتردام، أمستردام، لاهاي).</w:t>
+        <w:t>مخاطر قطاعية جوهرية خلال 12 شهراً (GDELT).</w:t>
       </w:r>
     </w:p>
     <w:p>
@@ -1108,53 +1656,12 @@
         <w:rPr>
           <w:b/>
         </w:rPr>
-        <w:t>ماذا يعني هذا لقرارك: ابدأ بالموزّع المتخصص — الباب الأقل مقاومة</w:t>
+        <w:t>ماذا يعني هذا لقرارك: لا مخاطر كلية تستدعي تأجيل الدخول — المخاطرة</w:t>
       </w:r>
     </w:p>
     <w:p>
       <w:r>
-        <w:t>تنظيمية وتسويقية معاً.</w:t>
-      </w:r>
-    </w:p>
-    <w:p>
-      <w:pPr>
-        <w:pStyle w:val="Heading4"/>
-      </w:pPr>
-      <w:r>
-        <w:t>SWOT من منظور المصدّر السعودي</w:t>
-      </w:r>
-    </w:p>
-    <w:p>
-      <w:r>
-        <w:t>نقاط قوة: تعريفة صفرية وشحن بحري مباشر. نقاط ضعف: لا حضور علامة</w:t>
-      </w:r>
-    </w:p>
-    <w:p>
-      <w:r>
-        <w:t>تجارية سعودية مثبت في هذا السوق بعد. فرص: نمو الواردات 12% سنوياً</w:t>
-      </w:r>
-    </w:p>
-    <w:p>
-      <w:r>
-        <w:t>وفجوة سعرية في القناة المتخصصة. مخاطر: منافسة تونس ومصر بأسعار أدنى</w:t>
-      </w:r>
-    </w:p>
-    <w:p>
-      <w:r>
-        <w:t>في نفس القناة المتخصصة.</w:t>
-      </w:r>
-    </w:p>
-    <w:p>
-      <w:r>
-        <w:rPr>
-          <w:b/>
-        </w:rPr>
-        <w:t>ماذا يعني هذا لقرارك: الفرصة حقيقية لكن التنفيذ يحتاج تمايزاً</w:t>
-      </w:r>
-    </w:p>
-    <w:p>
-      <w:r>
-        <w:t>واضحاً (شهادة/تعبئة) لا سعراً فقط أمام منافسين تونس ومصر الأرخص.</w:t>
+        <w:t>الوحيدة الجوهرية إجرائية (الأهلية التنظيمية) لا سوقية أو سياسية.</w:t>
       </w:r>
     </w:p>
     <w:p>
@@ -1162,7 +1669,7 @@
         <w:pStyle w:val="Heading3"/>
       </w:pPr>
       <w:r>
-        <w:t>3. الحكم والتوصية</w:t>
+        <w:t>10. التوصيات الاستراتيجية</w:t>
       </w:r>
     </w:p>
     <w:p>
@@ -1172,27 +1679,31 @@
     </w:p>
     <w:p>
       <w:r>
-        <w:t>٢، كلود). أقوى ثلاثة أسباب: (1) شريحة مستهدَفة 1.27 مليون نسمة ضمن</w:t>
+        <w:t>٢، كلود). أقوى ثلاثة أسباب: (1) شريحة مستهدَفة 2.09 مليون نسمة ضمن</w:t>
       </w:r>
     </w:p>
     <w:p>
       <w:r>
-        <w:t>واردات 88 مليون دولار، (2) فجوة سعرية مستغَلّة في القناة المتخصصة،</w:t>
+        <w:t>واردات 61 مليون دولار، (2) سوق مورّدين مجزَّأ (HHI≈2350) يسمح بدخول</w:t>
       </w:r>
     </w:p>
     <w:p>
       <w:r>
-        <w:t>(3) نمو واردات 12% مركّباً. الشرط اللازم لبقاء الحكم: تأكيد الأهلية</w:t>
+        <w:t>منافس جديد، (3) نمو واردات 9% مركّباً. الشرط اللازم لبقاء الحكم:</w:t>
       </w:r>
     </w:p>
     <w:p>
       <w:r>
-        <w:t>التنظيمية. ما قد يغيّر القرار: فشل تسجيل المنشأة المعتمدة خلال ٩٠</w:t>
+        <w:t>تأكيد الأهلية التنظيمية.</w:t>
       </w:r>
     </w:p>
     <w:p>
       <w:r>
-        <w:t>يوماً يحوّل الحكم لـ WATCH صريحاً.</w:t>
+        <w:rPr>
+          <w:b/>
+          <w:i/>
+        </w:rPr>
+        <w:t>جدول: العمود · القيمة</w:t>
       </w:r>
     </w:p>
     <w:tbl>
@@ -1209,11 +1720,13 @@
         <w:tc>
           <w:tcPr>
             <w:tcW w:type="dxa" w:w="4320"/>
+            <w:shd w:val="clear" w:fill="1B3B6F"/>
           </w:tcPr>
           <w:p>
             <w:r>
               <w:rPr>
                 <w:b/>
+                <w:color w:val="FFFFFF"/>
               </w:rPr>
               <w:t>العمود</w:t>
             </w:r>
@@ -1222,11 +1735,13 @@
         <w:tc>
           <w:tcPr>
             <w:tcW w:type="dxa" w:w="4320"/>
+            <w:shd w:val="clear" w:fill="1B3B6F"/>
           </w:tcPr>
           <w:p>
             <w:r>
               <w:rPr>
                 <w:b/>
+                <w:color w:val="FFFFFF"/>
               </w:rPr>
               <w:t>القيمة</w:t>
             </w:r>
@@ -1259,6 +1774,7 @@
         <w:tc>
           <w:tcPr>
             <w:tcW w:type="dxa" w:w="4320"/>
+            <w:shd w:val="clear" w:fill="F2F2F2"/>
           </w:tcPr>
           <w:p>
             <w:r>
@@ -1269,10 +1785,11 @@
         <w:tc>
           <w:tcPr>
             <w:tcW w:type="dxa" w:w="4320"/>
+            <w:shd w:val="clear" w:fill="F2F2F2"/>
           </w:tcPr>
           <w:p>
             <w:r>
-              <w:t>0.62</w:t>
+              <w:t>0.64</w:t>
             </w:r>
           </w:p>
         </w:tc>
@@ -1293,7 +1810,7 @@
     </w:p>
     <w:p>
       <w:pPr>
-        <w:pStyle w:val="Heading3"/>
+        <w:pStyle w:val="Heading4"/>
       </w:pPr>
       <w:r>
         <w:t>خارطة طريق الدخول (٩٠ يوماً)</w:t>
@@ -1301,52 +1818,52 @@
     </w:p>
     <w:p>
       <w:r>
-        <w:t>(أ) الشريحة المستهدَفة: 1,270,000 نسمة (الشريحة المسلمة المحسوبة</w:t>
+        <w:t>(أ) الشريحة المستهدَفة: 2,090,000 نسمة (المحسوبة في القسم ٥). (ب)</w:t>
       </w:r>
     </w:p>
     <w:p>
       <w:r>
-        <w:t>أعلاه). (ب) التموضع: بين طبقة Jumbo المتوسطة (9.95€) وطبقة الفاخر</w:t>
+        <w:t>التموضع: بين طبقة Carrefour المتوسطة (8.90€) وطبقة الفاخر (13.50€) —</w:t>
       </w:r>
     </w:p>
     <w:p>
       <w:r>
-        <w:t>(14€) — هامش تقديري 1.5-2.5 يورو/كغم بعد تكلفة الهبوط 9.9€ عند</w:t>
+        <w:t>هامش تقديري 1.2-2.0 يورو/كغم بعد تكلفة الهبوط 9.2€ عند استهداف</w:t>
       </w:r>
     </w:p>
     <w:p>
       <w:r>
-        <w:t>استهداف القناة المتخصصة حصراً. (ج) الباب الأول: Alhoceima Foods</w:t>
+        <w:t>القناة المتخصصة حصراً (القسم ٦). (ج) الباب الأول: موزّعو أغذية حلال</w:t>
       </w:r>
     </w:p>
     <w:p>
       <w:r>
-        <w:t>(○ غير متحقق، يتطلب تحققاً مباشراً). (د) أول ثلاث خطوات: 1) تسجيل</w:t>
+        <w:t>متخصصون في مدريد وبرشلونة (○ غير متحقق، يتطلب تحققاً مباشراً). (د)</w:t>
       </w:r>
     </w:p>
     <w:p>
       <w:r>
-        <w:t>المنشأة كمعتمدة EU 2017/625 — مسؤول: فريق الامتثال، تكلفة متوسطة؛</w:t>
+        <w:t>أول ثلاث خطوات: 1) تسجيل المنشأة كمعتمدة EU 2017/625 — مسؤول: فريق</w:t>
       </w:r>
     </w:p>
     <w:p>
       <w:r>
-        <w:t>2) عيّنة تجريبية للموزّع المرشّح — مسؤول: فريق المبيعات، تكلفة منخفضة؛</w:t>
+        <w:t>الامتثال، تكلفة متوسطة؛ 2) عيّنة تجريبية لموزّع مرشّح — مسؤول: فريق</w:t>
       </w:r>
     </w:p>
     <w:p>
       <w:r>
-        <w:t>3) دراسة تسعير تنافسي مباشر مقابل تونس/مصر — مسؤول: فريق التسويق،</w:t>
+        <w:t>المبيعات، تكلفة منخفضة؛ 3) دراسة تسعير تنافسي مباشر مقابل تونس/</w:t>
       </w:r>
     </w:p>
     <w:p>
       <w:r>
-        <w:t>تكلفة منخفضة. (هـ) مؤشرا القلب: تسجيل الأهلية خلال ٩٠ يوماً، ورد فعل</w:t>
+        <w:t>الجزائر — مسؤول: فريق التسويق، تكلفة منخفضة. (هـ) مؤشرا القلب:</w:t>
       </w:r>
     </w:p>
     <w:p>
       <w:r>
-        <w:t>سعري من موزّع واحد على الأقل.</w:t>
+        <w:t>تسجيل الأهلية خلال ٩٠ يوماً، ورد فعل سعري من موزّع واحد على الأقل.</w:t>
       </w:r>
     </w:p>
     <w:p>
@@ -1367,17 +1884,22 @@
         <w:pStyle w:val="Heading3"/>
       </w:pPr>
       <w:r>
-        <w:t>4. حدود هذا التقرير</w:t>
+        <w:t>11. الملاحق</w:t>
       </w:r>
     </w:p>
     <w:p>
       <w:r>
-        <w:t>لا مسح استهلاك فردي فعلي متاح (استُخدم تقدير موسمي بديل، مُصرَّح</w:t>
+        <w:t>أدلة التقاطعات الخمسة الكاملة (الطلب، تكلفة الدخول، التنافسية</w:t>
       </w:r>
     </w:p>
     <w:p>
       <w:r>
-        <w:t>بذلك أعلاه). أسماء الموزّعين مرشّحة لا مؤكَّدة تعاقدياً.</w:t>
+        <w:t>السعرية، أبواب الدخول، SWOT) والملحق التقني الكامل (كل استشهاد برقم</w:t>
+      </w:r>
+    </w:p>
+    <w:p>
+      <w:r>
+        <w:t>ثقته الخام ومصدره وتاريخه) يليان آلياً أسفل هذا القسم.</w:t>
       </w:r>
     </w:p>
     <w:p>
@@ -1409,7 +1931,7 @@
         <w:pStyle w:val="ListBullet"/>
       </w:pPr>
       <w:r>
-        <w:t>الشريحة المسلمة في هولندا نحو 1.27 مليون نسمة</w:t>
+        <w:t>الشريحة المسلمة في إسبانيا نحو 2.09 مليون نسمة</w:t>
       </w:r>
     </w:p>
     <w:p>
@@ -1417,7 +1939,7 @@
         <w:pStyle w:val="IntenseQuote"/>
       </w:pPr>
       <w:r>
-        <w:t>[مرجع الديموغرافيا الداخلي (demographics_l1.csv) — ◐ ثانوي] [demand] تقدير 7.1% من 17.9 مليون نسمة</w:t>
+        <w:t>[مرجع الديموغرافيا الداخلي (demographics_l1.csv) — ◐ ثانوي] [demand] تقدير 4.4% من 47.5 مليون نسمة</w:t>
       </w:r>
     </w:p>
     <w:p>
@@ -1425,7 +1947,7 @@
         <w:pStyle w:val="ListBullet"/>
       </w:pPr>
       <w:r>
-        <w:t>واردات هولندا من تمور HS080410 بلغت 88 مليون دولار (2023)</w:t>
+        <w:t>واردات إسبانيا من تمور HS080410 بلغت 61 مليون دولار (2023)</w:t>
       </w:r>
     </w:p>
     <w:p>
@@ -1441,7 +1963,7 @@
         <w:pStyle w:val="ListBullet"/>
       </w:pPr>
       <w:r>
-        <w:t>نمو الواردات 12% مركّباً على ثلاث سنوات</w:t>
+        <w:t>نمو الواردات 9% مركّباً على ثلاث سنوات</w:t>
       </w:r>
     </w:p>
     <w:p>
@@ -1481,7 +2003,7 @@
         <w:pStyle w:val="ListBullet"/>
       </w:pPr>
       <w:r>
-        <w:t>تكلفة شحن بحري مقدَّرة 0.9$/كغم</w:t>
+        <w:t>تكلفة شحن بحري مقدَّرة 0.85$/كغم</w:t>
       </w:r>
     </w:p>
     <w:p>
@@ -1505,7 +2027,7 @@
         <w:pStyle w:val="ListBullet"/>
       </w:pPr>
       <w:r>
-        <w:t>Albert Heijn: تمور اقتصادية 6.49€/كغم</w:t>
+        <w:t>Mercadona: تمور اقتصادية 5.80€/كغم</w:t>
       </w:r>
     </w:p>
     <w:p>
@@ -1513,7 +2035,7 @@
         <w:pStyle w:val="IntenseQuote"/>
       </w:pPr>
       <w:r>
-        <w:t>[Albert Heijn (رصد ويب) — ◐ ثانوي] [price_competitiveness] سعر تجزئة مرصود</w:t>
+        <w:t>[Mercadona (رصد ويب) — ◐ ثانوي] [price_competitiveness] سعر تجزئة مرصود</w:t>
       </w:r>
     </w:p>
     <w:p>
@@ -1521,7 +2043,7 @@
         <w:pStyle w:val="ListBullet"/>
       </w:pPr>
       <w:r>
-        <w:t>Jumbo: تمور متوسطة 9.95€/كغم</w:t>
+        <w:t>Carrefour: تمور متوسطة 8.90€/كغم</w:t>
       </w:r>
     </w:p>
     <w:p>
@@ -1529,7 +2051,7 @@
         <w:pStyle w:val="IntenseQuote"/>
       </w:pPr>
       <w:r>
-        <w:t>[Jumbo (رصد ويب) — ◐ ثانوي] [price_competitiveness] سعر تجزئة مرصود</w:t>
+        <w:t>[Carrefour (رصد ويب) — ◐ ثانوي] [price_competitiveness] سعر تجزئة مرصود</w:t>
       </w:r>
     </w:p>
     <w:p>
@@ -1537,7 +2059,7 @@
         <w:pStyle w:val="ListBullet"/>
       </w:pPr>
       <w:r>
-        <w:t>متاجر متخصصة: تمور فاخرة حتى 14€/كغم</w:t>
+        <w:t>متاجر متخصصة: تمور فاخرة حتى 13.50€/كغم</w:t>
       </w:r>
     </w:p>
     <w:p>
@@ -1561,7 +2083,7 @@
         <w:pStyle w:val="ListBullet"/>
       </w:pPr>
       <w:r>
-        <w:t>Alhoceima Foods — موزّع أغذية حلال محتمل</w:t>
+        <w:t>موزّع أغذية حلال في مدريد — مرشّح محتمل</w:t>
       </w:r>
     </w:p>
     <w:p>
@@ -1585,7 +2107,7 @@
         <w:pStyle w:val="ListBullet"/>
       </w:pPr>
       <w:r>
-        <w:t>تعريفة صفرية وشحن مباشر (قوة)</w:t>
+        <w:t>تعريفة صفرية وسوق مورّدين مجزَّأ (قوة)</w:t>
       </w:r>
     </w:p>
     <w:p>
@@ -1653,11 +2175,13 @@
         <w:tc>
           <w:tcPr>
             <w:tcW w:type="dxa" w:w="1728"/>
+            <w:shd w:val="clear" w:fill="1B3B6F"/>
           </w:tcPr>
           <w:p>
             <w:r>
               <w:rPr>
                 <w:b/>
+                <w:color w:val="FFFFFF"/>
               </w:rPr>
               <w:t>البعثة</w:t>
             </w:r>
@@ -1666,11 +2190,13 @@
         <w:tc>
           <w:tcPr>
             <w:tcW w:type="dxa" w:w="1728"/>
+            <w:shd w:val="clear" w:fill="1B3B6F"/>
           </w:tcPr>
           <w:p>
             <w:r>
               <w:rPr>
                 <w:b/>
+                <w:color w:val="FFFFFF"/>
               </w:rPr>
               <w:t>الادّعاء</w:t>
             </w:r>
@@ -1679,11 +2205,13 @@
         <w:tc>
           <w:tcPr>
             <w:tcW w:type="dxa" w:w="1728"/>
+            <w:shd w:val="clear" w:fill="1B3B6F"/>
           </w:tcPr>
           <w:p>
             <w:r>
               <w:rPr>
                 <w:b/>
+                <w:color w:val="FFFFFF"/>
               </w:rPr>
               <w:t>المصدر</w:t>
             </w:r>
@@ -1692,11 +2220,13 @@
         <w:tc>
           <w:tcPr>
             <w:tcW w:type="dxa" w:w="1728"/>
+            <w:shd w:val="clear" w:fill="1B3B6F"/>
           </w:tcPr>
           <w:p>
             <w:r>
               <w:rPr>
                 <w:b/>
+                <w:color w:val="FFFFFF"/>
               </w:rPr>
               <w:t>تاريخ الجلب</w:t>
             </w:r>
@@ -1705,11 +2235,13 @@
         <w:tc>
           <w:tcPr>
             <w:tcW w:type="dxa" w:w="1728"/>
+            <w:shd w:val="clear" w:fill="1B3B6F"/>
           </w:tcPr>
           <w:p>
             <w:r>
               <w:rPr>
                 <w:b/>
+                <w:color w:val="FFFFFF"/>
               </w:rPr>
               <w:t>الثقة</w:t>
             </w:r>
@@ -1733,7 +2265,7 @@
           </w:tcPr>
           <w:p>
             <w:r>
-              <w:t>88000000.0</w:t>
+              <w:t>61000000.0</w:t>
             </w:r>
           </w:p>
         </w:tc>
@@ -1772,6 +2304,7 @@
         <w:tc>
           <w:tcPr>
             <w:tcW w:type="dxa" w:w="1728"/>
+            <w:shd w:val="clear" w:fill="F2F2F2"/>
           </w:tcPr>
           <w:p>
             <w:r>
@@ -1782,6 +2315,7 @@
         <w:tc>
           <w:tcPr>
             <w:tcW w:type="dxa" w:w="1728"/>
+            <w:shd w:val="clear" w:fill="F2F2F2"/>
           </w:tcPr>
           <w:p>
             <w:r>
@@ -1792,10 +2326,65 @@
         <w:tc>
           <w:tcPr>
             <w:tcW w:type="dxa" w:w="1728"/>
+            <w:shd w:val="clear" w:fill="F2F2F2"/>
           </w:tcPr>
           <w:p>
             <w:r>
               <w:t>Google Trends</w:t>
+            </w:r>
+          </w:p>
+        </w:tc>
+        <w:tc>
+          <w:tcPr>
+            <w:tcW w:type="dxa" w:w="1728"/>
+            <w:shd w:val="clear" w:fill="F2F2F2"/>
+          </w:tcPr>
+          <w:p>
+            <w:r>
+              <w:t>2026-07-01</w:t>
+            </w:r>
+          </w:p>
+        </w:tc>
+        <w:tc>
+          <w:tcPr>
+            <w:tcW w:type="dxa" w:w="1728"/>
+            <w:shd w:val="clear" w:fill="F2F2F2"/>
+          </w:tcPr>
+          <w:p>
+            <w:r>
+              <w:t>0.6 (◐ ثانوي)</w:t>
+            </w:r>
+          </w:p>
+        </w:tc>
+      </w:tr>
+      <w:tr>
+        <w:tc>
+          <w:tcPr>
+            <w:tcW w:type="dxa" w:w="1728"/>
+          </w:tcPr>
+          <w:p>
+            <w:r>
+              <w:t>pricing_scout</w:t>
+            </w:r>
+          </w:p>
+        </w:tc>
+        <w:tc>
+          <w:tcPr>
+            <w:tcW w:type="dxa" w:w="1728"/>
+          </w:tcPr>
+          <w:p>
+            <w:r>
+              <w:t>Mercadona: تمور اقتصادية 5.80€/كغم</w:t>
+            </w:r>
+          </w:p>
+        </w:tc>
+        <w:tc>
+          <w:tcPr>
+            <w:tcW w:type="dxa" w:w="1728"/>
+          </w:tcPr>
+          <w:p>
+            <w:r>
+              <w:t>Mercadona (رصد ويب)</w:t>
             </w:r>
           </w:p>
         </w:tc>
@@ -1824,6 +2413,7 @@
         <w:tc>
           <w:tcPr>
             <w:tcW w:type="dxa" w:w="1728"/>
+            <w:shd w:val="clear" w:fill="F2F2F2"/>
           </w:tcPr>
           <w:p>
             <w:r>
@@ -1834,26 +2424,29 @@
         <w:tc>
           <w:tcPr>
             <w:tcW w:type="dxa" w:w="1728"/>
+            <w:shd w:val="clear" w:fill="F2F2F2"/>
           </w:tcPr>
           <w:p>
             <w:r>
-              <w:t>Albert Heijn: تمور اقتصادية 6.49€/كغم</w:t>
+              <w:t>Carrefour: تمور متوسطة 8.90€/كغم</w:t>
             </w:r>
           </w:p>
         </w:tc>
         <w:tc>
           <w:tcPr>
             <w:tcW w:type="dxa" w:w="1728"/>
+            <w:shd w:val="clear" w:fill="F2F2F2"/>
           </w:tcPr>
           <w:p>
             <w:r>
-              <w:t>Albert Heijn (رصد ويب)</w:t>
+              <w:t>Carrefour (رصد ويب)</w:t>
             </w:r>
           </w:p>
         </w:tc>
         <w:tc>
           <w:tcPr>
             <w:tcW w:type="dxa" w:w="1728"/>
+            <w:shd w:val="clear" w:fill="F2F2F2"/>
           </w:tcPr>
           <w:p>
             <w:r>
@@ -1864,6 +2457,7 @@
         <w:tc>
           <w:tcPr>
             <w:tcW w:type="dxa" w:w="1728"/>
+            <w:shd w:val="clear" w:fill="F2F2F2"/>
           </w:tcPr>
           <w:p>
             <w:r>
@@ -1889,59 +2483,7 @@
           </w:tcPr>
           <w:p>
             <w:r>
-              <w:t>Jumbo: تمور متوسطة 9.95€/كغم</w:t>
-            </w:r>
-          </w:p>
-        </w:tc>
-        <w:tc>
-          <w:tcPr>
-            <w:tcW w:type="dxa" w:w="1728"/>
-          </w:tcPr>
-          <w:p>
-            <w:r>
-              <w:t>Jumbo (رصد ويب)</w:t>
-            </w:r>
-          </w:p>
-        </w:tc>
-        <w:tc>
-          <w:tcPr>
-            <w:tcW w:type="dxa" w:w="1728"/>
-          </w:tcPr>
-          <w:p>
-            <w:r>
-              <w:t>2026-07-01</w:t>
-            </w:r>
-          </w:p>
-        </w:tc>
-        <w:tc>
-          <w:tcPr>
-            <w:tcW w:type="dxa" w:w="1728"/>
-          </w:tcPr>
-          <w:p>
-            <w:r>
-              <w:t>0.6 (◐ ثانوي)</w:t>
-            </w:r>
-          </w:p>
-        </w:tc>
-      </w:tr>
-      <w:tr>
-        <w:tc>
-          <w:tcPr>
-            <w:tcW w:type="dxa" w:w="1728"/>
-          </w:tcPr>
-          <w:p>
-            <w:r>
-              <w:t>pricing_scout</w:t>
-            </w:r>
-          </w:p>
-        </w:tc>
-        <w:tc>
-          <w:tcPr>
-            <w:tcW w:type="dxa" w:w="1728"/>
-          </w:tcPr>
-          <w:p>
-            <w:r>
-              <w:t>متاجر متخصصة: تمور فاخرة حتى 14€/كغم</w:t>
+              <w:t>متاجر متخصصة: تمور فاخرة حتى 13.50€/كغم</w:t>
             </w:r>
           </w:p>
         </w:tc>
@@ -1980,6 +2522,7 @@
         <w:tc>
           <w:tcPr>
             <w:tcW w:type="dxa" w:w="1728"/>
+            <w:shd w:val="clear" w:fill="F2F2F2"/>
           </w:tcPr>
           <w:p>
             <w:r>
@@ -1990,6 +2533,7 @@
         <w:tc>
           <w:tcPr>
             <w:tcW w:type="dxa" w:w="1728"/>
+            <w:shd w:val="clear" w:fill="F2F2F2"/>
           </w:tcPr>
           <w:p>
             <w:r>
@@ -2000,6 +2544,7 @@
         <w:tc>
           <w:tcPr>
             <w:tcW w:type="dxa" w:w="1728"/>
+            <w:shd w:val="clear" w:fill="F2F2F2"/>
           </w:tcPr>
           <w:p>
             <w:r>
@@ -2010,6 +2555,7 @@
         <w:tc>
           <w:tcPr>
             <w:tcW w:type="dxa" w:w="1728"/>
+            <w:shd w:val="clear" w:fill="F2F2F2"/>
           </w:tcPr>
           <w:p>
             <w:r>
@@ -2020,6 +2566,7 @@
         <w:tc>
           <w:tcPr>
             <w:tcW w:type="dxa" w:w="1728"/>
+            <w:shd w:val="clear" w:fill="F2F2F2"/>
           </w:tcPr>
           <w:p>
             <w:r>
@@ -2045,7 +2592,7 @@
           </w:tcPr>
           <w:p>
             <w:r>
-              <w:t>Alhoceima Foods — موزّع أغذية حلال محتمل</w:t>
+              <w:t>موزّع أغذية حلال في مدريد — مرشّح محتمل</w:t>
             </w:r>
           </w:p>
         </w:tc>
@@ -2084,6 +2631,63 @@
         <w:tc>
           <w:tcPr>
             <w:tcW w:type="dxa" w:w="1728"/>
+            <w:shd w:val="clear" w:fill="F2F2F2"/>
+          </w:tcPr>
+          <w:p>
+            <w:r>
+              <w:t>competitors</w:t>
+            </w:r>
+          </w:p>
+        </w:tc>
+        <w:tc>
+          <w:tcPr>
+            <w:tcW w:type="dxa" w:w="1728"/>
+            <w:shd w:val="clear" w:fill="F2F2F2"/>
+          </w:tcPr>
+          <w:p>
+            <w:r>
+              <w:t>بند تقني غير قابل للعرض المباشر — التفاصيل الكاملة في أثر التتبّع.</w:t>
+            </w:r>
+          </w:p>
+        </w:tc>
+        <w:tc>
+          <w:tcPr>
+            <w:tcW w:type="dxa" w:w="1728"/>
+            <w:shd w:val="clear" w:fill="F2F2F2"/>
+          </w:tcPr>
+          <w:p>
+            <w:r>
+              <w:t>UN Comtrade</w:t>
+            </w:r>
+          </w:p>
+        </w:tc>
+        <w:tc>
+          <w:tcPr>
+            <w:tcW w:type="dxa" w:w="1728"/>
+            <w:shd w:val="clear" w:fill="F2F2F2"/>
+          </w:tcPr>
+          <w:p>
+            <w:r>
+              <w:t>2026-07-01</w:t>
+            </w:r>
+          </w:p>
+        </w:tc>
+        <w:tc>
+          <w:tcPr>
+            <w:tcW w:type="dxa" w:w="1728"/>
+            <w:shd w:val="clear" w:fill="F2F2F2"/>
+          </w:tcPr>
+          <w:p>
+            <w:r>
+              <w:t>0.9 (✓ موثّق)</w:t>
+            </w:r>
+          </w:p>
+        </w:tc>
+      </w:tr>
+      <w:tr>
+        <w:tc>
+          <w:tcPr>
+            <w:tcW w:type="dxa" w:w="1728"/>
           </w:tcPr>
           <w:p>
             <w:r>
@@ -2097,7 +2701,7 @@
           </w:tcPr>
           <w:p>
             <w:r>
-              <w:t>تونس ومصر أبرز منافسين بأسعار أدنى في القناة المتخصصة</w:t>
+              <w:t>بند تقني غير قابل للعرض المباشر — التفاصيل الكاملة في أثر التتبّع.</w:t>
             </w:r>
           </w:p>
         </w:tc>
@@ -2107,7 +2711,7 @@
           </w:tcPr>
           <w:p>
             <w:r>
-              <w:t>بحث ويب متعدد</w:t>
+              <w:t>UN Comtrade</w:t>
             </w:r>
           </w:p>
         </w:tc>
@@ -2127,7 +2731,173 @@
           </w:tcPr>
           <w:p>
             <w:r>
-              <w:t>0.5 (◐ ثانوي)</w:t>
+              <w:t>0.9 (✓ موثّق)</w:t>
+            </w:r>
+          </w:p>
+        </w:tc>
+      </w:tr>
+      <w:tr>
+        <w:tc>
+          <w:tcPr>
+            <w:tcW w:type="dxa" w:w="1728"/>
+            <w:shd w:val="clear" w:fill="F2F2F2"/>
+          </w:tcPr>
+          <w:p>
+            <w:r>
+              <w:t>competitors</w:t>
+            </w:r>
+          </w:p>
+        </w:tc>
+        <w:tc>
+          <w:tcPr>
+            <w:tcW w:type="dxa" w:w="1728"/>
+            <w:shd w:val="clear" w:fill="F2F2F2"/>
+          </w:tcPr>
+          <w:p>
+            <w:r>
+              <w:t>بند تقني غير قابل للعرض المباشر — التفاصيل الكاملة في أثر التتبّع.</w:t>
+            </w:r>
+          </w:p>
+        </w:tc>
+        <w:tc>
+          <w:tcPr>
+            <w:tcW w:type="dxa" w:w="1728"/>
+            <w:shd w:val="clear" w:fill="F2F2F2"/>
+          </w:tcPr>
+          <w:p>
+            <w:r>
+              <w:t>UN Comtrade</w:t>
+            </w:r>
+          </w:p>
+        </w:tc>
+        <w:tc>
+          <w:tcPr>
+            <w:tcW w:type="dxa" w:w="1728"/>
+            <w:shd w:val="clear" w:fill="F2F2F2"/>
+          </w:tcPr>
+          <w:p>
+            <w:r>
+              <w:t>2026-07-01</w:t>
+            </w:r>
+          </w:p>
+        </w:tc>
+        <w:tc>
+          <w:tcPr>
+            <w:tcW w:type="dxa" w:w="1728"/>
+            <w:shd w:val="clear" w:fill="F2F2F2"/>
+          </w:tcPr>
+          <w:p>
+            <w:r>
+              <w:t>0.9 (✓ موثّق)</w:t>
+            </w:r>
+          </w:p>
+        </w:tc>
+      </w:tr>
+      <w:tr>
+        <w:tc>
+          <w:tcPr>
+            <w:tcW w:type="dxa" w:w="1728"/>
+          </w:tcPr>
+          <w:p>
+            <w:r>
+              <w:t>competitors</w:t>
+            </w:r>
+          </w:p>
+        </w:tc>
+        <w:tc>
+          <w:tcPr>
+            <w:tcW w:type="dxa" w:w="1728"/>
+          </w:tcPr>
+          <w:p>
+            <w:r>
+              <w:t>بند تقني غير قابل للعرض المباشر — التفاصيل الكاملة في أثر التتبّع.</w:t>
+            </w:r>
+          </w:p>
+        </w:tc>
+        <w:tc>
+          <w:tcPr>
+            <w:tcW w:type="dxa" w:w="1728"/>
+          </w:tcPr>
+          <w:p>
+            <w:r>
+              <w:t>UN Comtrade</w:t>
+            </w:r>
+          </w:p>
+        </w:tc>
+        <w:tc>
+          <w:tcPr>
+            <w:tcW w:type="dxa" w:w="1728"/>
+          </w:tcPr>
+          <w:p>
+            <w:r>
+              <w:t>2026-07-01</w:t>
+            </w:r>
+          </w:p>
+        </w:tc>
+        <w:tc>
+          <w:tcPr>
+            <w:tcW w:type="dxa" w:w="1728"/>
+          </w:tcPr>
+          <w:p>
+            <w:r>
+              <w:t>0.9 (✓ موثّق)</w:t>
+            </w:r>
+          </w:p>
+        </w:tc>
+      </w:tr>
+      <w:tr>
+        <w:tc>
+          <w:tcPr>
+            <w:tcW w:type="dxa" w:w="1728"/>
+            <w:shd w:val="clear" w:fill="F2F2F2"/>
+          </w:tcPr>
+          <w:p>
+            <w:r>
+              <w:t>risk_news</w:t>
+            </w:r>
+          </w:p>
+        </w:tc>
+        <w:tc>
+          <w:tcPr>
+            <w:tcW w:type="dxa" w:w="1728"/>
+            <w:shd w:val="clear" w:fill="F2F2F2"/>
+          </w:tcPr>
+          <w:p>
+            <w:r>
+              <w:t>لا أخبار مخاطر جوهرية خلال 12 شهراً</w:t>
+            </w:r>
+          </w:p>
+        </w:tc>
+        <w:tc>
+          <w:tcPr>
+            <w:tcW w:type="dxa" w:w="1728"/>
+            <w:shd w:val="clear" w:fill="F2F2F2"/>
+          </w:tcPr>
+          <w:p>
+            <w:r>
+              <w:t>GDELT</w:t>
+            </w:r>
+          </w:p>
+        </w:tc>
+        <w:tc>
+          <w:tcPr>
+            <w:tcW w:type="dxa" w:w="1728"/>
+            <w:shd w:val="clear" w:fill="F2F2F2"/>
+          </w:tcPr>
+          <w:p>
+            <w:r>
+              <w:t>2026-07-01</w:t>
+            </w:r>
+          </w:p>
+        </w:tc>
+        <w:tc>
+          <w:tcPr>
+            <w:tcW w:type="dxa" w:w="1728"/>
+            <w:shd w:val="clear" w:fill="F2F2F2"/>
+          </w:tcPr>
+          <w:p>
+            <w:r>
+              <w:t>0.6 (◐ ثانوي)</w:t>
             </w:r>
           </w:p>
         </w:tc>
@@ -2149,59 +2919,7 @@
           </w:tcPr>
           <w:p>
             <w:r>
-              <w:t>لا أخبار مخاطر جوهرية خلال 12 شهراً</w:t>
-            </w:r>
-          </w:p>
-        </w:tc>
-        <w:tc>
-          <w:tcPr>
-            <w:tcW w:type="dxa" w:w="1728"/>
-          </w:tcPr>
-          <w:p>
-            <w:r>
-              <w:t>GDELT</w:t>
-            </w:r>
-          </w:p>
-        </w:tc>
-        <w:tc>
-          <w:tcPr>
-            <w:tcW w:type="dxa" w:w="1728"/>
-          </w:tcPr>
-          <w:p>
-            <w:r>
-              <w:t>2026-07-01</w:t>
-            </w:r>
-          </w:p>
-        </w:tc>
-        <w:tc>
-          <w:tcPr>
-            <w:tcW w:type="dxa" w:w="1728"/>
-          </w:tcPr>
-          <w:p>
-            <w:r>
-              <w:t>0.6 (◐ ثانوي)</w:t>
-            </w:r>
-          </w:p>
-        </w:tc>
-      </w:tr>
-      <w:tr>
-        <w:tc>
-          <w:tcPr>
-            <w:tcW w:type="dxa" w:w="1728"/>
-          </w:tcPr>
-          <w:p>
-            <w:r>
-              <w:t>economic</w:t>
-            </w:r>
-          </w:p>
-        </w:tc>
-        <w:tc>
-          <w:tcPr>
-            <w:tcW w:type="dxa" w:w="1728"/>
-          </w:tcPr>
-          <w:p>
-            <w:r>
-              <w:t>55980.0</w:t>
+              <w:t>0.92</w:t>
             </w:r>
           </w:p>
         </w:tc>
@@ -2231,7 +2949,64 @@
           </w:tcPr>
           <w:p>
             <w:r>
-              <w:t>0.9 (✓ موثّق)</w:t>
+              <w:t>0.95 (✓ موثّق)</w:t>
+            </w:r>
+          </w:p>
+        </w:tc>
+      </w:tr>
+      <w:tr>
+        <w:tc>
+          <w:tcPr>
+            <w:tcW w:type="dxa" w:w="1728"/>
+            <w:shd w:val="clear" w:fill="F2F2F2"/>
+          </w:tcPr>
+          <w:p>
+            <w:r>
+              <w:t>risk_news</w:t>
+            </w:r>
+          </w:p>
+        </w:tc>
+        <w:tc>
+          <w:tcPr>
+            <w:tcW w:type="dxa" w:w="1728"/>
+            <w:shd w:val="clear" w:fill="F2F2F2"/>
+          </w:tcPr>
+          <w:p>
+            <w:r>
+              <w:t>0.94</w:t>
+            </w:r>
+          </w:p>
+        </w:tc>
+        <w:tc>
+          <w:tcPr>
+            <w:tcW w:type="dxa" w:w="1728"/>
+            <w:shd w:val="clear" w:fill="F2F2F2"/>
+          </w:tcPr>
+          <w:p>
+            <w:r>
+              <w:t>World Bank</w:t>
+            </w:r>
+          </w:p>
+        </w:tc>
+        <w:tc>
+          <w:tcPr>
+            <w:tcW w:type="dxa" w:w="1728"/>
+            <w:shd w:val="clear" w:fill="F2F2F2"/>
+          </w:tcPr>
+          <w:p>
+            <w:r>
+              <w:t>2026-07-01</w:t>
+            </w:r>
+          </w:p>
+        </w:tc>
+        <w:tc>
+          <w:tcPr>
+            <w:tcW w:type="dxa" w:w="1728"/>
+            <w:shd w:val="clear" w:fill="F2F2F2"/>
+          </w:tcPr>
+          <w:p>
+            <w:r>
+              <w:t>0.95 (✓ موثّق)</w:t>
             </w:r>
           </w:p>
         </w:tc>
@@ -2243,7 +3018,116 @@
           </w:tcPr>
           <w:p>
             <w:r>
-              <w:t>requirements</w:t>
+              <w:t>demographics_economy</w:t>
+            </w:r>
+          </w:p>
+        </w:tc>
+        <w:tc>
+          <w:tcPr>
+            <w:tcW w:type="dxa" w:w="1728"/>
+          </w:tcPr>
+          <w:p>
+            <w:r>
+              <w:t>47500000.0</w:t>
+            </w:r>
+          </w:p>
+        </w:tc>
+        <w:tc>
+          <w:tcPr>
+            <w:tcW w:type="dxa" w:w="1728"/>
+          </w:tcPr>
+          <w:p>
+            <w:r>
+              <w:t>World Bank</w:t>
+            </w:r>
+          </w:p>
+        </w:tc>
+        <w:tc>
+          <w:tcPr>
+            <w:tcW w:type="dxa" w:w="1728"/>
+          </w:tcPr>
+          <w:p>
+            <w:r>
+              <w:t>2026-07-01</w:t>
+            </w:r>
+          </w:p>
+        </w:tc>
+        <w:tc>
+          <w:tcPr>
+            <w:tcW w:type="dxa" w:w="1728"/>
+          </w:tcPr>
+          <w:p>
+            <w:r>
+              <w:t>0.95 (✓ موثّق)</w:t>
+            </w:r>
+          </w:p>
+        </w:tc>
+      </w:tr>
+      <w:tr>
+        <w:tc>
+          <w:tcPr>
+            <w:tcW w:type="dxa" w:w="1728"/>
+            <w:shd w:val="clear" w:fill="F2F2F2"/>
+          </w:tcPr>
+          <w:p>
+            <w:r>
+              <w:t>demographics_economy</w:t>
+            </w:r>
+          </w:p>
+        </w:tc>
+        <w:tc>
+          <w:tcPr>
+            <w:tcW w:type="dxa" w:w="1728"/>
+            <w:shd w:val="clear" w:fill="F2F2F2"/>
+          </w:tcPr>
+          <w:p>
+            <w:r>
+              <w:t>29350.0</w:t>
+            </w:r>
+          </w:p>
+        </w:tc>
+        <w:tc>
+          <w:tcPr>
+            <w:tcW w:type="dxa" w:w="1728"/>
+            <w:shd w:val="clear" w:fill="F2F2F2"/>
+          </w:tcPr>
+          <w:p>
+            <w:r>
+              <w:t>World Bank</w:t>
+            </w:r>
+          </w:p>
+        </w:tc>
+        <w:tc>
+          <w:tcPr>
+            <w:tcW w:type="dxa" w:w="1728"/>
+            <w:shd w:val="clear" w:fill="F2F2F2"/>
+          </w:tcPr>
+          <w:p>
+            <w:r>
+              <w:t>2026-07-01</w:t>
+            </w:r>
+          </w:p>
+        </w:tc>
+        <w:tc>
+          <w:tcPr>
+            <w:tcW w:type="dxa" w:w="1728"/>
+            <w:shd w:val="clear" w:fill="F2F2F2"/>
+          </w:tcPr>
+          <w:p>
+            <w:r>
+              <w:t>0.95 (✓ موثّق)</w:t>
+            </w:r>
+          </w:p>
+        </w:tc>
+      </w:tr>
+      <w:tr>
+        <w:tc>
+          <w:tcPr>
+            <w:tcW w:type="dxa" w:w="1728"/>
+          </w:tcPr>
+          <w:p>
+            <w:r>
+              <w:t>customs_requirements</w:t>
             </w:r>
           </w:p>
         </w:tc>
@@ -2292,6 +3176,63 @@
         <w:tc>
           <w:tcPr>
             <w:tcW w:type="dxa" w:w="1728"/>
+            <w:shd w:val="clear" w:fill="F2F2F2"/>
+          </w:tcPr>
+          <w:p>
+            <w:r>
+              <w:t>tariffs_agreements</w:t>
+            </w:r>
+          </w:p>
+        </w:tc>
+        <w:tc>
+          <w:tcPr>
+            <w:tcW w:type="dxa" w:w="1728"/>
+            <w:shd w:val="clear" w:fill="F2F2F2"/>
+          </w:tcPr>
+          <w:p>
+            <w:r>
+              <w:t>تعريفة صفرية ضمن GSP+</w:t>
+            </w:r>
+          </w:p>
+        </w:tc>
+        <w:tc>
+          <w:tcPr>
+            <w:tcW w:type="dxa" w:w="1728"/>
+            <w:shd w:val="clear" w:fill="F2F2F2"/>
+          </w:tcPr>
+          <w:p>
+            <w:r>
+              <w:t>WITS/WTO Tariff</w:t>
+            </w:r>
+          </w:p>
+        </w:tc>
+        <w:tc>
+          <w:tcPr>
+            <w:tcW w:type="dxa" w:w="1728"/>
+            <w:shd w:val="clear" w:fill="F2F2F2"/>
+          </w:tcPr>
+          <w:p>
+            <w:r>
+              <w:t>2026-07-01</w:t>
+            </w:r>
+          </w:p>
+        </w:tc>
+        <w:tc>
+          <w:tcPr>
+            <w:tcW w:type="dxa" w:w="1728"/>
+            <w:shd w:val="clear" w:fill="F2F2F2"/>
+          </w:tcPr>
+          <w:p>
+            <w:r>
+              <w:t>0.8 (✓ موثّق)</w:t>
+            </w:r>
+          </w:p>
+        </w:tc>
+      </w:tr>
+      <w:tr>
+        <w:tc>
+          <w:tcPr>
+            <w:tcW w:type="dxa" w:w="1728"/>
           </w:tcPr>
           <w:p>
             <w:r>
@@ -2305,7 +3246,7 @@
           </w:tcPr>
           <w:p>
             <w:r>
-              <w:t>ميناء روتردام أقرب بوابة استيراد رئيسية</w:t>
+              <w:t>ميناء فالنسيا أقرب بوابة استيراد رئيسية</w:t>
             </w:r>
           </w:p>
         </w:tc>
@@ -2342,6 +3283,8 @@
       </w:tr>
     </w:tbl>
     <w:sectPr>
+      <w:headerReference w:type="default" r:id="rId9"/>
+      <w:footerReference w:type="default" r:id="rId10"/>
       <w:pgSz w:w="12240" w:h="15840"/>
       <w:pgMar w:top="1440" w:right="1800" w:bottom="1440" w:left="1800" w:header="720" w:footer="720" w:gutter="0"/>
       <w:cols w:space="720"/>
@@ -2349,6 +3292,37 @@
     </w:sectPr>
   </w:body>
 </w:document>
+</file>
+
+<file path=word/footer1.xml><?xml version="1.0" encoding="utf-8"?>
+<w:ftr xmlns:m="http://schemas.openxmlformats.org/officeDocument/2006/math" xmlns:mc="http://schemas.openxmlformats.org/markup-compatibility/2006" xmlns:mo="http://schemas.microsoft.com/office/mac/office/2008/main" xmlns:mv="urn:schemas-microsoft-com:mac:vml" xmlns:o="urn:schemas-microsoft-com:office:office" xmlns:r="http://schemas.openxmlformats.org/officeDocument/2006/relationships" xmlns:v="urn:schemas-microsoft-com:vml" xmlns:w10="urn:schemas-microsoft-com:office:word" xmlns:w14="http://schemas.microsoft.com/office/word/2010/wordml" xmlns:w="http://schemas.openxmlformats.org/wordprocessingml/2006/main" xmlns:wne="http://schemas.microsoft.com/office/word/2006/wordml" xmlns:wp14="http://schemas.microsoft.com/office/word/2010/wordprocessingDrawing" xmlns:wp="http://schemas.openxmlformats.org/drawingml/2006/wordprocessingDrawing" xmlns:wpc="http://schemas.microsoft.com/office/word/2010/wordprocessingCanvas" xmlns:wpg="http://schemas.microsoft.com/office/word/2010/wordprocessingGroup" xmlns:wpi="http://schemas.microsoft.com/office/word/2010/wordprocessingInk" xmlns:wps="http://schemas.microsoft.com/office/word/2010/wordprocessingShape" mc:Ignorable="w14 wp14">
+  <w:p>
+    <w:pPr>
+      <w:pStyle w:val="Footer"/>
+    </w:pPr>
+    <w:r>
+      <w:t xml:space="preserve">سِلك لذكاء الأسواق — منصة تحليل أسواق التصدير السعودية — صفحة </w:t>
+    </w:r>
+    <w:r>
+      <w:fldChar w:fldCharType="begin"/>
+      <w:instrText xml:space="preserve">PAGE</w:instrText>
+      <w:fldChar w:fldCharType="end"/>
+    </w:r>
+  </w:p>
+</w:ftr>
+</file>
+
+<file path=word/header1.xml><?xml version="1.0" encoding="utf-8"?>
+<w:hdr xmlns:m="http://schemas.openxmlformats.org/officeDocument/2006/math" xmlns:mc="http://schemas.openxmlformats.org/markup-compatibility/2006" xmlns:mo="http://schemas.microsoft.com/office/mac/office/2008/main" xmlns:mv="urn:schemas-microsoft-com:mac:vml" xmlns:o="urn:schemas-microsoft-com:office:office" xmlns:r="http://schemas.openxmlformats.org/officeDocument/2006/relationships" xmlns:v="urn:schemas-microsoft-com:vml" xmlns:w10="urn:schemas-microsoft-com:office:word" xmlns:w14="http://schemas.microsoft.com/office/word/2010/wordml" xmlns:w="http://schemas.openxmlformats.org/wordprocessingml/2006/main" xmlns:wne="http://schemas.microsoft.com/office/word/2006/wordml" xmlns:wp14="http://schemas.microsoft.com/office/word/2010/wordprocessingDrawing" xmlns:wp="http://schemas.openxmlformats.org/drawingml/2006/wordprocessingDrawing" xmlns:wpc="http://schemas.microsoft.com/office/word/2010/wordprocessingCanvas" xmlns:wpg="http://schemas.microsoft.com/office/word/2010/wordprocessingGroup" xmlns:wpi="http://schemas.microsoft.com/office/word/2010/wordprocessingInk" xmlns:wps="http://schemas.microsoft.com/office/word/2010/wordprocessingShape" mc:Ignorable="w14 wp14">
+  <w:p>
+    <w:pPr>
+      <w:pStyle w:val="Header"/>
+    </w:pPr>
+    <w:r>
+      <w:t>سِلك — تقرير بحث عميق: تمور</w:t>
+    </w:r>
+  </w:p>
+</w:hdr>
 </file>
 
 <file path=word/numbering.xml><?xml version="1.0" encoding="utf-8"?>

--- a/samples/research_report_latest.docx
+++ b/samples/research_report_latest.docx
@@ -194,7 +194,7 @@
           </w:tcPr>
           <w:p>
             <w:r>
-              <w:t>2026-07-09</w:t>
+              <w:t>2026-07-13</w:t>
             </w:r>
           </w:p>
         </w:tc>

--- a/samples/research_report_latest.docx
+++ b/samples/research_report_latest.docx
@@ -841,7 +841,7 @@
         <w:pStyle w:val="ListBullet"/>
       </w:pPr>
       <w:r>
-        <w:t>البعثة 'opportunity_gaps' نجحت لكن بلا نتائج مستشهَد بها — لا فجوات إضافية مرصودة</w:t>
+        <w:t>بعثة 'وكيل الفرص والفجوات' نجحت لكن بلا نتائج مستشهَد بها — لا فجوات إضافية مرصودة</w:t>
       </w:r>
     </w:p>
     <w:p>

--- a/samples/research_report_latest.docx
+++ b/samples/research_report_latest.docx
@@ -29,7 +29,7 @@
     </w:p>
     <w:p>
       <w:r>
-        <w:t>⚠ TEST RUN — تشغيل برهاني ببدائل موسومة (SILK_HERMETIC)، ليس تقريراً إنتاجياً</w:t>
+        <w:t>⚠ TEST RUN — تشغيل برهاني ببدائل موسومة، ليس تقريراً إنتاجياً</w:t>
       </w:r>
     </w:p>
     <w:p>
@@ -194,7 +194,7 @@
           </w:tcPr>
           <w:p>
             <w:r>
-              <w:t>2026-07-13</w:t>
+              <w:t>2026-07-14</w:t>
             </w:r>
           </w:p>
         </w:tc>
@@ -350,7 +350,7 @@
           </w:tcPr>
           <w:p>
             <w:r>
-              <w:t>trade_flow</w:t>
+              <w:t>وكيل تدفق التجارة</w:t>
             </w:r>
           </w:p>
         </w:tc>
@@ -383,7 +383,7 @@
           </w:tcPr>
           <w:p>
             <w:r>
-              <w:t>demand_trends</w:t>
+              <w:t>وكيل اتجاهات الطلب</w:t>
             </w:r>
           </w:p>
         </w:tc>
@@ -417,7 +417,7 @@
           </w:tcPr>
           <w:p>
             <w:r>
-              <w:t>pricing_scout</w:t>
+              <w:t>وكيل استكشاف الأسعار</w:t>
             </w:r>
           </w:p>
         </w:tc>
@@ -450,7 +450,7 @@
           </w:tcPr>
           <w:p>
             <w:r>
-              <w:t>consumer_culture</w:t>
+              <w:t>وكيل ثقافة المستهلك</w:t>
             </w:r>
           </w:p>
         </w:tc>
@@ -484,7 +484,7 @@
           </w:tcPr>
           <w:p>
             <w:r>
-              <w:t>channels_importers</w:t>
+              <w:t>وكيل قنوات التوزيع والمستوردين</w:t>
             </w:r>
           </w:p>
         </w:tc>
@@ -517,7 +517,7 @@
           </w:tcPr>
           <w:p>
             <w:r>
-              <w:t>competitors</w:t>
+              <w:t>وكيل المنافسين</w:t>
             </w:r>
           </w:p>
         </w:tc>
@@ -551,7 +551,7 @@
           </w:tcPr>
           <w:p>
             <w:r>
-              <w:t>risk_news</w:t>
+              <w:t>وكيل المخاطر والأخبار</w:t>
             </w:r>
           </w:p>
         </w:tc>
@@ -584,7 +584,7 @@
           </w:tcPr>
           <w:p>
             <w:r>
-              <w:t>demographics_economy</w:t>
+              <w:t>وكيل الديموغرافيا والاقتصاد</w:t>
             </w:r>
           </w:p>
         </w:tc>
@@ -618,7 +618,7 @@
           </w:tcPr>
           <w:p>
             <w:r>
-              <w:t>customs_requirements</w:t>
+              <w:t>وكيل الاشتراطات الجمركية</w:t>
             </w:r>
           </w:p>
         </w:tc>
@@ -651,7 +651,7 @@
           </w:tcPr>
           <w:p>
             <w:r>
-              <w:t>tariffs_agreements</w:t>
+              <w:t>وكيل التعريفات والاتفاقيات</w:t>
             </w:r>
           </w:p>
         </w:tc>
@@ -685,7 +685,7 @@
           </w:tcPr>
           <w:p>
             <w:r>
-              <w:t>opportunity_gaps</w:t>
+              <w:t>وكيل الفرص والفجوات</w:t>
             </w:r>
           </w:p>
         </w:tc>
@@ -718,7 +718,7 @@
           </w:tcPr>
           <w:p>
             <w:r>
-              <w:t>logistics</w:t>
+              <w:t>وكيل اللوجستيات</w:t>
             </w:r>
           </w:p>
         </w:tc>
@@ -1755,7 +1755,7 @@
           </w:tcPr>
           <w:p>
             <w:r>
-              <w:t>verdict</w:t>
+              <w:t>الحكم</w:t>
             </w:r>
           </w:p>
         </w:tc>
@@ -1778,7 +1778,7 @@
           </w:tcPr>
           <w:p>
             <w:r>
-              <w:t>confidence</w:t>
+              <w:t>درجة الثقة</w:t>
             </w:r>
           </w:p>
         </w:tc>
@@ -1789,7 +1789,7 @@
           </w:tcPr>
           <w:p>
             <w:r>
-              <w:t>0.64</w:t>
+              <w:t>متوسطة (64%)</w:t>
             </w:r>
           </w:p>
         </w:tc>
@@ -2139,7 +2139,7 @@
         <w:pStyle w:val="IntenseQuote"/>
       </w:pPr>
       <w:r>
-        <w:t>فعّل التعميق (/deepen) للتحقق من المستوردين وجهات الاتصال (Volza/Explee)</w:t>
+        <w:t>فعّل خدمة التعميق المدفوعة للتحقق من المستوردين وجهات الاتصال (Volza/Explee)</w:t>
       </w:r>
     </w:p>
     <w:p>
@@ -2255,7 +2255,7 @@
           </w:tcPr>
           <w:p>
             <w:r>
-              <w:t>trade_flow</w:t>
+              <w:t>وكيل تدفق التجارة</w:t>
             </w:r>
           </w:p>
         </w:tc>
@@ -2308,7 +2308,7 @@
           </w:tcPr>
           <w:p>
             <w:r>
-              <w:t>demand_trends</w:t>
+              <w:t>وكيل اتجاهات الطلب</w:t>
             </w:r>
           </w:p>
         </w:tc>
@@ -2364,7 +2364,7 @@
           </w:tcPr>
           <w:p>
             <w:r>
-              <w:t>pricing_scout</w:t>
+              <w:t>وكيل استكشاف الأسعار</w:t>
             </w:r>
           </w:p>
         </w:tc>
@@ -2417,7 +2417,7 @@
           </w:tcPr>
           <w:p>
             <w:r>
-              <w:t>pricing_scout</w:t>
+              <w:t>وكيل استكشاف الأسعار</w:t>
             </w:r>
           </w:p>
         </w:tc>
@@ -2473,7 +2473,7 @@
           </w:tcPr>
           <w:p>
             <w:r>
-              <w:t>pricing_scout</w:t>
+              <w:t>وكيل استكشاف الأسعار</w:t>
             </w:r>
           </w:p>
         </w:tc>
@@ -2526,7 +2526,7 @@
           </w:tcPr>
           <w:p>
             <w:r>
-              <w:t>consumer_culture</w:t>
+              <w:t>وكيل ثقافة المستهلك</w:t>
             </w:r>
           </w:p>
         </w:tc>
@@ -2582,7 +2582,7 @@
           </w:tcPr>
           <w:p>
             <w:r>
-              <w:t>channels_importers</w:t>
+              <w:t>وكيل قنوات التوزيع والمستوردين</w:t>
             </w:r>
           </w:p>
         </w:tc>
@@ -2635,7 +2635,7 @@
           </w:tcPr>
           <w:p>
             <w:r>
-              <w:t>competitors</w:t>
+              <w:t>وكيل المنافسين</w:t>
             </w:r>
           </w:p>
         </w:tc>
@@ -2691,7 +2691,7 @@
           </w:tcPr>
           <w:p>
             <w:r>
-              <w:t>competitors</w:t>
+              <w:t>وكيل المنافسين</w:t>
             </w:r>
           </w:p>
         </w:tc>
@@ -2744,7 +2744,7 @@
           </w:tcPr>
           <w:p>
             <w:r>
-              <w:t>competitors</w:t>
+              <w:t>وكيل المنافسين</w:t>
             </w:r>
           </w:p>
         </w:tc>
@@ -2800,7 +2800,7 @@
           </w:tcPr>
           <w:p>
             <w:r>
-              <w:t>competitors</w:t>
+              <w:t>وكيل المنافسين</w:t>
             </w:r>
           </w:p>
         </w:tc>
@@ -2853,7 +2853,7 @@
           </w:tcPr>
           <w:p>
             <w:r>
-              <w:t>risk_news</w:t>
+              <w:t>وكيل المخاطر والأخبار</w:t>
             </w:r>
           </w:p>
         </w:tc>
@@ -2909,7 +2909,7 @@
           </w:tcPr>
           <w:p>
             <w:r>
-              <w:t>risk_news</w:t>
+              <w:t>وكيل المخاطر والأخبار</w:t>
             </w:r>
           </w:p>
         </w:tc>
@@ -2962,7 +2962,7 @@
           </w:tcPr>
           <w:p>
             <w:r>
-              <w:t>risk_news</w:t>
+              <w:t>وكيل المخاطر والأخبار</w:t>
             </w:r>
           </w:p>
         </w:tc>
@@ -3018,7 +3018,7 @@
           </w:tcPr>
           <w:p>
             <w:r>
-              <w:t>demographics_economy</w:t>
+              <w:t>وكيل الديموغرافيا والاقتصاد</w:t>
             </w:r>
           </w:p>
         </w:tc>
@@ -3071,7 +3071,7 @@
           </w:tcPr>
           <w:p>
             <w:r>
-              <w:t>demographics_economy</w:t>
+              <w:t>وكيل الديموغرافيا والاقتصاد</w:t>
             </w:r>
           </w:p>
         </w:tc>
@@ -3127,7 +3127,7 @@
           </w:tcPr>
           <w:p>
             <w:r>
-              <w:t>customs_requirements</w:t>
+              <w:t>وكيل الاشتراطات الجمركية</w:t>
             </w:r>
           </w:p>
         </w:tc>
@@ -3180,7 +3180,7 @@
           </w:tcPr>
           <w:p>
             <w:r>
-              <w:t>tariffs_agreements</w:t>
+              <w:t>وكيل التعريفات والاتفاقيات</w:t>
             </w:r>
           </w:p>
         </w:tc>
@@ -3236,7 +3236,7 @@
           </w:tcPr>
           <w:p>
             <w:r>
-              <w:t>logistics</w:t>
+              <w:t>وكيل اللوجستيات</w:t>
             </w:r>
           </w:p>
         </w:tc>

--- a/samples/research_report_latest.docx
+++ b/samples/research_report_latest.docx
@@ -40,7 +40,7 @@
           <w:sz w:val="32"/>
           <w:highlight w:val="yellow"/>
         </w:rPr>
-        <w:t xml:space="preserve">  WATCH — مراقبة  </w:t>
+        <w:t xml:space="preserve">  مراقبة السوق  </w:t>
       </w:r>
     </w:p>
     <w:tbl>
@@ -243,7 +243,7 @@
     </w:p>
     <w:p>
       <w:r>
-        <w:t>الحكم: WATCH→GO مشروط</w:t>
+        <w:t>الحكم: مراقبة السوق</w:t>
       </w:r>
     </w:p>
     <w:p>
@@ -266,7 +266,7 @@
     </w:p>
     <w:p>
       <w:r>
-        <w:t>السوق: إسبانيا (ESP) — الحكم: WATCH→GO مشروط</w:t>
+        <w:t>السوق: إسبانيا (ESP) — الحكم: مراقبة السوق</w:t>
       </w:r>
     </w:p>
     <w:p>
@@ -764,7 +764,7 @@
     </w:p>
     <w:p>
       <w:r>
-        <w:t>التوصية GO لأن (أ) الشريحة المسلمة في إسبانيا نحو 2.1 مليون نسمة ضمن</w:t>
+        <w:t>التوصية التوصية بالدخول لأن (أ) الشريحة المسلمة في إسبانيا نحو 2.1 مليون نسمة ضمن</w:t>
       </w:r>
     </w:p>
     <w:p>
@@ -779,7 +779,7 @@
     </w:p>
     <w:p>
       <w:r>
-        <w:t>الواردات 9% مركّباً على ثلاث سنوات. تتحول التوصية إلى GO أقوى إذا (١)</w:t>
+        <w:t>الواردات 9% مركّباً على ثلاث سنوات. تتحول التوصية إلى التوصية بالدخول أقوى إذا (١)</w:t>
       </w:r>
     </w:p>
     <w:p>
@@ -1674,7 +1674,7 @@
     </w:p>
     <w:p>
       <w:r>
-        <w:t>الحكم الجاهز: PRELIMINARY GO (مرحلة ١) مؤكَّد WATCH→GO مشروط (مرحلة</w:t>
+        <w:t>الحكم الجاهز: PRELIMINARY التوصية بالدخول (مرحلة ١) مؤكَّد مراقبة السوق→التوصية بالدخول مشروط (مرحلة</w:t>
       </w:r>
     </w:p>
     <w:p>
@@ -1765,7 +1765,7 @@
           </w:tcPr>
           <w:p>
             <w:r>
-              <w:t>WATCH→GO مشروط</w:t>
+              <w:t>مراقبة السوق→التوصية بالدخول مشروط</w:t>
             </w:r>
           </w:p>
         </w:tc>
@@ -1876,7 +1876,7 @@
     </w:p>
     <w:p>
       <w:r>
-        <w:t>تتحول لـ GO كامل خلال ربع واحد أو تتجمّد.</w:t>
+        <w:t>تتحول لـ التوصية بالدخول كامل خلال ربع واحد أو تتجمّد.</w:t>
       </w:r>
     </w:p>
     <w:p>

--- a/samples/research_report_latest.docx
+++ b/samples/research_report_latest.docx
@@ -1643,7 +1643,7 @@
     </w:p>
     <w:p>
       <w:r>
-        <w:t>مرصودتين (World Bank PA.NUS.FCRF) — تقلّب منخفض نسبياً. لا أخبار</w:t>
+        <w:t>مرصودتين (World Bank سعر الصرف) — تقلّب منخفض نسبياً. لا أخبار</w:t>
       </w:r>
     </w:p>
     <w:p>

--- a/samples/research_report_latest.docx
+++ b/samples/research_report_latest.docx
@@ -215,7 +215,7 @@
     </w:p>
     <w:p>
       <w:r>
-        <w:t>2. البعثات الاثنتا عشرة — ملخّص</w:t>
+        <w:t>2. ملخّص مصادر البحث</w:t>
       </w:r>
     </w:p>
     <w:p>
@@ -282,7 +282,7 @@
         <w:pStyle w:val="Heading2"/>
       </w:pPr>
       <w:r>
-        <w:t>البعثات الاثنتا عشرة — ملخّص</w:t>
+        <w:t>ملخّص مصادر البحث</w:t>
       </w:r>
     </w:p>
     <w:tbl>
@@ -350,7 +350,7 @@
           </w:tcPr>
           <w:p>
             <w:r>
-              <w:t>وكيل تدفق التجارة</w:t>
+              <w:t>تدفقات التجارة</w:t>
             </w:r>
           </w:p>
         </w:tc>
@@ -383,7 +383,7 @@
           </w:tcPr>
           <w:p>
             <w:r>
-              <w:t>وكيل اتجاهات الطلب</w:t>
+              <w:t>اتجاهات الطلب والموسمية</w:t>
             </w:r>
           </w:p>
         </w:tc>
@@ -417,7 +417,7 @@
           </w:tcPr>
           <w:p>
             <w:r>
-              <w:t>وكيل استكشاف الأسعار</w:t>
+              <w:t>تحليل الأسعار</w:t>
             </w:r>
           </w:p>
         </w:tc>
@@ -450,7 +450,7 @@
           </w:tcPr>
           <w:p>
             <w:r>
-              <w:t>وكيل ثقافة المستهلك</w:t>
+              <w:t>ثقافة المستهلك</w:t>
             </w:r>
           </w:p>
         </w:tc>
@@ -484,7 +484,7 @@
           </w:tcPr>
           <w:p>
             <w:r>
-              <w:t>وكيل قنوات التوزيع والمستوردين</w:t>
+              <w:t>قنوات التوزيع والاستيراد</w:t>
             </w:r>
           </w:p>
         </w:tc>
@@ -517,7 +517,7 @@
           </w:tcPr>
           <w:p>
             <w:r>
-              <w:t>وكيل المنافسين</w:t>
+              <w:t>تحليل المنافسين</w:t>
             </w:r>
           </w:p>
         </w:tc>
@@ -551,7 +551,7 @@
           </w:tcPr>
           <w:p>
             <w:r>
-              <w:t>وكيل المخاطر والأخبار</w:t>
+              <w:t>تقييم المخاطر والمستجدات</w:t>
             </w:r>
           </w:p>
         </w:tc>
@@ -584,7 +584,7 @@
           </w:tcPr>
           <w:p>
             <w:r>
-              <w:t>وكيل الديموغرافيا والاقتصاد</w:t>
+              <w:t>الديموغرافيا والاقتصاد الكلي</w:t>
             </w:r>
           </w:p>
         </w:tc>
@@ -618,7 +618,7 @@
           </w:tcPr>
           <w:p>
             <w:r>
-              <w:t>وكيل الاشتراطات الجمركية</w:t>
+              <w:t>الاشتراطات الجمركية</w:t>
             </w:r>
           </w:p>
         </w:tc>
@@ -651,7 +651,7 @@
           </w:tcPr>
           <w:p>
             <w:r>
-              <w:t>وكيل التعريفات والاتفاقيات</w:t>
+              <w:t>التعريفات الجمركية والاتفاقيات التجارية</w:t>
             </w:r>
           </w:p>
         </w:tc>
@@ -685,7 +685,7 @@
           </w:tcPr>
           <w:p>
             <w:r>
-              <w:t>وكيل الفرص والفجوات</w:t>
+              <w:t>الفرص الاستراتيجية والفجوات</w:t>
             </w:r>
           </w:p>
         </w:tc>
@@ -718,7 +718,7 @@
           </w:tcPr>
           <w:p>
             <w:r>
-              <w:t>وكيل اللوجستيات</w:t>
+              <w:t>اللوجستيات</w:t>
             </w:r>
           </w:p>
         </w:tc>
@@ -841,7 +841,7 @@
         <w:pStyle w:val="ListBullet"/>
       </w:pPr>
       <w:r>
-        <w:t>بعثة 'وكيل الفرص والفجوات' نجحت لكن بلا نتائج مستشهَد بها — لا فجوات إضافية مرصودة</w:t>
+        <w:t>بعثة 'الفرص الاستراتيجية والفجوات' نجحت لكن بلا نتائج مستشهَد بها — لا فجوات إضافية مرصودة</w:t>
       </w:r>
     </w:p>
     <w:p>
@@ -1939,7 +1939,7 @@
         <w:pStyle w:val="IntenseQuote"/>
       </w:pPr>
       <w:r>
-        <w:t>[مرجع الديموغرافيا الداخلي (demographics_l1.csv) — ◐ ثانوي] [demand] تقدير 4.4% من 47.5 مليون نسمة</w:t>
+        <w:t>[مرجع الديموغرافيا الداخلي (demographics_l1.csv) — ◐ ثانوي] تقدير 4.4% من 47.5 مليون نسمة</w:t>
       </w:r>
     </w:p>
     <w:p>
@@ -1955,7 +1955,7 @@
         <w:pStyle w:val="IntenseQuote"/>
       </w:pPr>
       <w:r>
-        <w:t>[UN Comtrade — ✓ موثّق] [demand] تدفق استيراد مباشر</w:t>
+        <w:t>[UN Comtrade — ✓ موثّق] تدفق استيراد مباشر</w:t>
       </w:r>
     </w:p>
     <w:p>
@@ -1971,7 +1971,7 @@
         <w:pStyle w:val="IntenseQuote"/>
       </w:pPr>
       <w:r>
-        <w:t>[UN Comtrade — ✓ موثّق] [demand] اتجاه ثلاث سنوات</w:t>
+        <w:t>[UN Comtrade — ✓ موثّق] اتجاه ثلاث سنوات</w:t>
       </w:r>
     </w:p>
     <w:p>
@@ -1995,7 +1995,7 @@
         <w:pStyle w:val="IntenseQuote"/>
       </w:pPr>
       <w:r>
-        <w:t>[WITS/WTO Tariff — ✓ موثّق] [entry_cost] تعريفة مطبّقة</w:t>
+        <w:t>[WITS/WTO Tariff — ✓ موثّق] تعريفة مطبّقة</w:t>
       </w:r>
     </w:p>
     <w:p>
@@ -2011,7 +2011,7 @@
         <w:pStyle w:val="IntenseQuote"/>
       </w:pPr>
       <w:r>
-        <w:t>[تقدير لوجستي داخلي — ◐ ثانوي] [entry_cost] تقدير غير رسمي</w:t>
+        <w:t>[تقدير لوجستي داخلي — ◐ ثانوي] تقدير غير رسمي</w:t>
       </w:r>
     </w:p>
     <w:p>
@@ -2035,7 +2035,7 @@
         <w:pStyle w:val="IntenseQuote"/>
       </w:pPr>
       <w:r>
-        <w:t>[Mercadona (رصد ويب) — ◐ ثانوي] [price_competitiveness] سعر تجزئة مرصود</w:t>
+        <w:t>[Mercadona (رصد ويب) — ◐ ثانوي] سعر تجزئة مرصود</w:t>
       </w:r>
     </w:p>
     <w:p>
@@ -2051,7 +2051,7 @@
         <w:pStyle w:val="IntenseQuote"/>
       </w:pPr>
       <w:r>
-        <w:t>[Carrefour (رصد ويب) — ◐ ثانوي] [price_competitiveness] سعر تجزئة مرصود</w:t>
+        <w:t>[Carrefour (رصد ويب) — ◐ ثانوي] سعر تجزئة مرصود</w:t>
       </w:r>
     </w:p>
     <w:p>
@@ -2067,7 +2067,7 @@
         <w:pStyle w:val="IntenseQuote"/>
       </w:pPr>
       <w:r>
-        <w:t>[رصد ويب متعدد — ◐ ثانوي] [price_competitiveness] نطاق تقديري</w:t>
+        <w:t>[رصد ويب متعدد — ◐ ثانوي] نطاق تقديري</w:t>
       </w:r>
     </w:p>
     <w:p>
@@ -2091,7 +2091,7 @@
         <w:pStyle w:val="IntenseQuote"/>
       </w:pPr>
       <w:r>
-        <w:t>[بحث ويب (غير مؤكَّد) — ○ غير متحقق] [entry_door] مرشّح غير متحقق</w:t>
+        <w:t>[بحث ويب (غير مؤكَّد) — ○ غير متحقق] مرشّح غير متحقق</w:t>
       </w:r>
     </w:p>
     <w:p>
@@ -2115,7 +2115,7 @@
         <w:pStyle w:val="IntenseQuote"/>
       </w:pPr>
       <w:r>
-        <w:t>[تحليل مركّب — ◐ ثانوي] [swot] نقطة قوة</w:t>
+        <w:t>[تحليل مركّب — ◐ ثانوي] نقطة قوة</w:t>
       </w:r>
     </w:p>
     <w:p>
@@ -2131,7 +2131,7 @@
         <w:pStyle w:val="IntenseQuote"/>
       </w:pPr>
       <w:r>
-        <w:t>[تحليل مركّب — ◐ ثانوي] [swot] نقطة ضعف</w:t>
+        <w:t>[تحليل مركّب — ◐ ثانوي] نقطة ضعف</w:t>
       </w:r>
     </w:p>
     <w:p>
@@ -2255,7 +2255,7 @@
           </w:tcPr>
           <w:p>
             <w:r>
-              <w:t>وكيل تدفق التجارة</w:t>
+              <w:t>تدفقات التجارة</w:t>
             </w:r>
           </w:p>
         </w:tc>
@@ -2308,7 +2308,7 @@
           </w:tcPr>
           <w:p>
             <w:r>
-              <w:t>وكيل اتجاهات الطلب</w:t>
+              <w:t>اتجاهات الطلب والموسمية</w:t>
             </w:r>
           </w:p>
         </w:tc>
@@ -2364,7 +2364,7 @@
           </w:tcPr>
           <w:p>
             <w:r>
-              <w:t>وكيل استكشاف الأسعار</w:t>
+              <w:t>تحليل الأسعار</w:t>
             </w:r>
           </w:p>
         </w:tc>
@@ -2417,7 +2417,7 @@
           </w:tcPr>
           <w:p>
             <w:r>
-              <w:t>وكيل استكشاف الأسعار</w:t>
+              <w:t>تحليل الأسعار</w:t>
             </w:r>
           </w:p>
         </w:tc>
@@ -2473,7 +2473,7 @@
           </w:tcPr>
           <w:p>
             <w:r>
-              <w:t>وكيل استكشاف الأسعار</w:t>
+              <w:t>تحليل الأسعار</w:t>
             </w:r>
           </w:p>
         </w:tc>
@@ -2526,7 +2526,7 @@
           </w:tcPr>
           <w:p>
             <w:r>
-              <w:t>وكيل ثقافة المستهلك</w:t>
+              <w:t>ثقافة المستهلك</w:t>
             </w:r>
           </w:p>
         </w:tc>
@@ -2582,7 +2582,7 @@
           </w:tcPr>
           <w:p>
             <w:r>
-              <w:t>وكيل قنوات التوزيع والمستوردين</w:t>
+              <w:t>قنوات التوزيع والاستيراد</w:t>
             </w:r>
           </w:p>
         </w:tc>
@@ -2635,7 +2635,7 @@
           </w:tcPr>
           <w:p>
             <w:r>
-              <w:t>وكيل المنافسين</w:t>
+              <w:t>تحليل المنافسين</w:t>
             </w:r>
           </w:p>
         </w:tc>
@@ -2691,7 +2691,7 @@
           </w:tcPr>
           <w:p>
             <w:r>
-              <w:t>وكيل المنافسين</w:t>
+              <w:t>تحليل المنافسين</w:t>
             </w:r>
           </w:p>
         </w:tc>
@@ -2744,7 +2744,7 @@
           </w:tcPr>
           <w:p>
             <w:r>
-              <w:t>وكيل المنافسين</w:t>
+              <w:t>تحليل المنافسين</w:t>
             </w:r>
           </w:p>
         </w:tc>
@@ -2800,7 +2800,7 @@
           </w:tcPr>
           <w:p>
             <w:r>
-              <w:t>وكيل المنافسين</w:t>
+              <w:t>تحليل المنافسين</w:t>
             </w:r>
           </w:p>
         </w:tc>
@@ -2853,7 +2853,7 @@
           </w:tcPr>
           <w:p>
             <w:r>
-              <w:t>وكيل المخاطر والأخبار</w:t>
+              <w:t>تقييم المخاطر والمستجدات</w:t>
             </w:r>
           </w:p>
         </w:tc>
@@ -2909,7 +2909,7 @@
           </w:tcPr>
           <w:p>
             <w:r>
-              <w:t>وكيل المخاطر والأخبار</w:t>
+              <w:t>تقييم المخاطر والمستجدات</w:t>
             </w:r>
           </w:p>
         </w:tc>
@@ -2962,7 +2962,7 @@
           </w:tcPr>
           <w:p>
             <w:r>
-              <w:t>وكيل المخاطر والأخبار</w:t>
+              <w:t>تقييم المخاطر والمستجدات</w:t>
             </w:r>
           </w:p>
         </w:tc>
@@ -3018,7 +3018,7 @@
           </w:tcPr>
           <w:p>
             <w:r>
-              <w:t>وكيل الديموغرافيا والاقتصاد</w:t>
+              <w:t>الديموغرافيا والاقتصاد الكلي</w:t>
             </w:r>
           </w:p>
         </w:tc>
@@ -3071,7 +3071,7 @@
           </w:tcPr>
           <w:p>
             <w:r>
-              <w:t>وكيل الديموغرافيا والاقتصاد</w:t>
+              <w:t>الديموغرافيا والاقتصاد الكلي</w:t>
             </w:r>
           </w:p>
         </w:tc>
@@ -3127,7 +3127,7 @@
           </w:tcPr>
           <w:p>
             <w:r>
-              <w:t>وكيل الاشتراطات الجمركية</w:t>
+              <w:t>الاشتراطات الجمركية</w:t>
             </w:r>
           </w:p>
         </w:tc>
@@ -3180,7 +3180,7 @@
           </w:tcPr>
           <w:p>
             <w:r>
-              <w:t>وكيل التعريفات والاتفاقيات</w:t>
+              <w:t>التعريفات الجمركية والاتفاقيات التجارية</w:t>
             </w:r>
           </w:p>
         </w:tc>
@@ -3236,7 +3236,7 @@
           </w:tcPr>
           <w:p>
             <w:r>
-              <w:t>وكيل اللوجستيات</w:t>
+              <w:t>اللوجستيات</w:t>
             </w:r>
           </w:p>
         </w:tc>

--- a/samples/research_report_latest.docx
+++ b/samples/research_report_latest.docx
@@ -908,19 +908,6 @@
       </w:r>
     </w:p>
     <w:p>
-      <w:r>
-        <w:rPr>
-          <w:b/>
-        </w:rPr>
-        <w:t>ماذا يعني هذا لقرارك: SOM المحسوب يبرر شحنة تجريبية بحجم تجاري</w:t>
-      </w:r>
-    </w:p>
-    <w:p>
-      <w:r>
-        <w:t>حقيقي، لا اختباراً مصغّراً.</w:t>
-      </w:r>
-    </w:p>
-    <w:p>
       <w:pPr>
         <w:pStyle w:val="Heading3"/>
       </w:pPr>
@@ -946,19 +933,6 @@
     <w:p>
       <w:r>
         <w:t>القناة المتخصصة.</w:t>
-      </w:r>
-    </w:p>
-    <w:p>
-      <w:r>
-        <w:rPr>
-          <w:b/>
-        </w:rPr>
-        <w:t>ماذا يعني هذا لقرارك: الفرصة الحقيقية ليست في حجم السوق بل في</w:t>
-      </w:r>
-    </w:p>
-    <w:p>
-      <w:r>
-        <w:t>تجزّؤ صفّ المورّدين — لا مورّد واحد يملك السوق.</w:t>
       </w:r>
     </w:p>
     <w:p>
@@ -997,19 +971,6 @@
     <w:p>
       <w:r>
         <w:t>واضحة حول رمضان (Google Trends).</w:t>
-      </w:r>
-    </w:p>
-    <w:p>
-      <w:r>
-        <w:rPr>
-          <w:b/>
-        </w:rPr>
-        <w:t>ماذا يعني هذا لقرارك: حجم الشريحة كافٍ لتبرير استثمار تسويقي</w:t>
-      </w:r>
-    </w:p>
-    <w:p>
-      <w:r>
-        <w:t>موجَّه للقناة الحلال المتخصصة تحديداً، لا حملة عامة واسعة.</w:t>
       </w:r>
     </w:p>
     <w:p>
@@ -1414,19 +1375,6 @@
       </w:r>
     </w:p>
     <w:p>
-      <w:r>
-        <w:rPr>
-          <w:b/>
-        </w:rPr>
-        <w:t>ماذا يعني هذا لقرارك: استهدف القناة المتخصصة والمتاجر الحلال أولاً</w:t>
-      </w:r>
-    </w:p>
-    <w:p>
-      <w:r>
-        <w:t>— دخول السوبرماركت العام يعني منافسة مباشرة على السعر بلا هامش كافٍ.</w:t>
-      </w:r>
-    </w:p>
-    <w:p>
       <w:pPr>
         <w:pStyle w:val="Heading3"/>
       </w:pPr>
@@ -1575,19 +1523,6 @@
       </w:r>
     </w:p>
     <w:p>
-      <w:r>
-        <w:rPr>
-          <w:b/>
-        </w:rPr>
-        <w:t>ماذا يعني هذا لقرارك: التكلفة الجمركية ليست العائق — الأهلية</w:t>
-      </w:r>
-    </w:p>
-    <w:p>
-      <w:r>
-        <w:t>التنظيمية هي العائق الحقيقي الذي يحدد الجدول الزمني.</w:t>
-      </w:r>
-    </w:p>
-    <w:p>
       <w:pPr>
         <w:pStyle w:val="Heading3"/>
       </w:pPr>
@@ -1608,19 +1543,6 @@
     <w:p>
       <w:r>
         <w:t>أغذية متخصص، سلاسل سوبرماركت إثنية، تجارة إلكترونية.</w:t>
-      </w:r>
-    </w:p>
-    <w:p>
-      <w:r>
-        <w:rPr>
-          <w:b/>
-        </w:rPr>
-        <w:t>ماذا يعني هذا لقرارك: البنية اللوجستية ناضجة — لا حاجة لحل شحن</w:t>
-      </w:r>
-    </w:p>
-    <w:p>
-      <w:r>
-        <w:t>مخصَّص، اعتمد موزّعاً قائماً.</w:t>
       </w:r>
     </w:p>
     <w:p>
@@ -1649,19 +1571,6 @@
     <w:p>
       <w:r>
         <w:t>مخاطر قطاعية جوهرية خلال 12 شهراً (GDELT).</w:t>
-      </w:r>
-    </w:p>
-    <w:p>
-      <w:r>
-        <w:rPr>
-          <w:b/>
-        </w:rPr>
-        <w:t>ماذا يعني هذا لقرارك: لا مخاطر كلية تستدعي تأجيل الدخول — المخاطرة</w:t>
-      </w:r>
-    </w:p>
-    <w:p>
-      <w:r>
-        <w:t>الوحيدة الجوهرية إجرائية (الأهلية التنظيمية) لا سوقية أو سياسية.</w:t>
       </w:r>
     </w:p>
     <w:p>
@@ -1796,19 +1705,6 @@
       </w:tr>
     </w:tbl>
     <w:p>
-      <w:r>
-        <w:rPr>
-          <w:b/>
-        </w:rPr>
-        <w:t>ماذا يعني هذا لقرارك: لا تبدأ التسويق قبل تأمين الأهلية — الترتيب</w:t>
-      </w:r>
-    </w:p>
-    <w:p>
-      <w:r>
-        <w:t>الزمني هو الفارق بين نجاح الدخول وإهدار الوقت.</w:t>
-      </w:r>
-    </w:p>
-    <w:p>
       <w:pPr>
         <w:pStyle w:val="Heading4"/>
       </w:pPr>
@@ -1818,22 +1714,22 @@
     </w:p>
     <w:p>
       <w:r>
-        <w:t>(أ) الشريحة المستهدَفة: 2,090,000 نسمة (المحسوبة في القسم ٥). (ب)</w:t>
+        <w:t>(أ) الشريحة المستهدَفة هي شريحة الطلب المحسوبة في تحليل المستهلك (نحو</w:t>
       </w:r>
     </w:p>
     <w:p>
       <w:r>
-        <w:t>التموضع: بين طبقة Carrefour المتوسطة (8.90€) وطبقة الفاخر (13.50€) —</w:t>
+        <w:t>2,090,000 نسمة). (ب) التموضع بين طبقة Carrefour المتوسطة (8.90€) وطبقة</w:t>
       </w:r>
     </w:p>
     <w:p>
       <w:r>
-        <w:t>هامش تقديري 1.2-2.0 يورو/كغم بعد تكلفة الهبوط 9.2€ عند استهداف</w:t>
+        <w:t>الفاخر (13.50€) وفق سلّم الأسعار المرصود، بهامش تقديري 1.2-2.0 يورو/كغم</w:t>
       </w:r>
     </w:p>
     <w:p>
       <w:r>
-        <w:t>القناة المتخصصة حصراً (القسم ٦). (ج) الباب الأول: موزّعو أغذية حلال</w:t>
+        <w:t>بعد تكلفة الهبوط 9.2€ عند القناة المتخصصة حصراً. (ج) الباب الأول: موزّعو أغذية حلال</w:t>
       </w:r>
     </w:p>
     <w:p>

--- a/samples/research_report_latest.docx
+++ b/samples/research_report_latest.docx
@@ -1361,7 +1361,7 @@
     </w:p>
     <w:p>
       <w:r>
-        <w:t>تكلفة هبوط 9.95$/كغم ≈ 9.2 يورو/كغم — يقع عند حافة الطبقة المتوسطة/</w:t>
+        <w:t>تكلفة واصلة 9.95$/كغم ≈ 9.2 يورو/كغم — يقع عند حافة الطبقة المتوسطة/</w:t>
       </w:r>
     </w:p>
     <w:p>

--- a/samples/research_report_latest.docx
+++ b/samples/research_report_latest.docx
@@ -194,7 +194,7 @@
           </w:tcPr>
           <w:p>
             <w:r>
-              <w:t>2026-07-14</w:t>
+              <w:t>2026-07-15</w:t>
             </w:r>
           </w:p>
         </w:tc>

--- a/samples/research_report_latest.docx
+++ b/samples/research_report_latest.docx
@@ -194,7 +194,7 @@
           </w:tcPr>
           <w:p>
             <w:r>
-              <w:t>2026-07-15</w:t>
+              <w:t>2026-07-16</w:t>
             </w:r>
           </w:p>
         </w:tc>

--- a/samples/research_report_latest.docx
+++ b/samples/research_report_latest.docx
@@ -769,7 +769,7 @@
     </w:p>
     <w:p>
       <w:r>
-        <w:t>واردات تمور سنوية تبلغ 61 مليون دولار، (ب) سوق مورّدين مجزَّأ (HHI≈2350،</w:t>
+        <w:t>واردات تمور سنوية تبلغ 61 مليون دولار (نحو 228.8 مليون ريال بسعر الربط 3.75)، (ب) سوق مورّدين مجزَّأ (HHI (مؤشر يقيس تركّز/احتكار السوق: فوق 2500 يعني سيطرة لاعب واحد)≈2350،</w:t>
       </w:r>
     </w:p>
     <w:p>
@@ -879,12 +879,12 @@
     </w:p>
     <w:p>
       <w:r>
-        <w:t>واردات إسبانيا من تمور HS080410 بلغت 61 مليون دولار عام 2023 (UN</w:t>
+        <w:t>واردات إسبانيا من تمور HS080410 بلغت 61 مليون دولار (نحو 228.8 مليون ريال بسعر الربط 3.75) عام 2023 (UN</w:t>
       </w:r>
     </w:p>
     <w:p>
       <w:r>
-        <w:t>Comtrade)، بنمو 9% مركّباً على ثلاث سنوات. حساب TAM/SAM/SOM: TAM =</w:t>
+        <w:t>Comtrade)، بنمو 9% مركّباً على ثلاث سنوات. حساب TAM (إجمالي حجم السوق الكلي المتاح نظرياً)/SAM (الجزء من السوق الذي يمكن خدمته فعلاً بالمنتج والقنوات المتاحة)/SOM (الحصة الواقعية القابلة للالتقاط في المدى القصير): TAM =</w:t>
       </w:r>
     </w:p>
     <w:p>
@@ -1537,7 +1537,7 @@
     </w:p>
     <w:p>
       <w:r>
-        <w:t>الإسباني جيد نسبياً (World Bank LPI). أنواع القنوات المتاحة: موزّع</w:t>
+        <w:t>الإسباني جيد نسبياً (World Bank LPI (تقييم البنك الدولي لجودة الشحن واللوجستيات من 5)). أنواع القنوات المتاحة: موزّع</w:t>
       </w:r>
     </w:p>
     <w:p>
@@ -1555,7 +1555,7 @@
     </w:p>
     <w:p>
       <w:r>
-        <w:t>الاستقرار السياسي وسيادة القانون مستقران نسبياً (World Bank WGI).</w:t>
+        <w:t>الاستقرار السياسي وسيادة القانون مستقران نسبياً (World Bank WGI (مؤشرات الحوكمة العالمية للبنك الدولي: استقرار سياسي وسيادة قانون وجودة تنظيم)).</w:t>
       </w:r>
     </w:p>
     <w:p>
@@ -1593,7 +1593,7 @@
     </w:p>
     <w:p>
       <w:r>
-        <w:t>واردات 61 مليون دولار، (2) سوق مورّدين مجزَّأ (HHI≈2350) يسمح بدخول</w:t>
+        <w:t>واردات 61 مليون دولار (نحو 228.8 مليون ريال بسعر الربط 3.75)، (2) سوق مورّدين مجزَّأ (HHI≈2350) يسمح بدخول</w:t>
       </w:r>
     </w:p>
     <w:p>
@@ -1796,6 +1796,62 @@
     <w:p>
       <w:r>
         <w:t>ثقته الخام ومصدره وتاريخه) يليان آلياً أسفل هذا القسم.</w:t>
+      </w:r>
+    </w:p>
+    <w:p>
+      <w:pPr>
+        <w:pStyle w:val="Heading2"/>
+      </w:pPr>
+      <w:r>
+        <w:t>مسرد المصطلحات</w:t>
+      </w:r>
+    </w:p>
+    <w:p>
+      <w:pPr>
+        <w:pStyle w:val="ListBullet"/>
+      </w:pPr>
+      <w:r>
+        <w:t>HHI: مؤشر يقيس تركّز/احتكار السوق: فوق 2500 يعني سيطرة لاعب واحد</w:t>
+      </w:r>
+    </w:p>
+    <w:p>
+      <w:pPr>
+        <w:pStyle w:val="ListBullet"/>
+      </w:pPr>
+      <w:r>
+        <w:t>TAM: إجمالي حجم السوق الكلي المتاح نظرياً</w:t>
+      </w:r>
+    </w:p>
+    <w:p>
+      <w:pPr>
+        <w:pStyle w:val="ListBullet"/>
+      </w:pPr>
+      <w:r>
+        <w:t>SAM: الجزء من السوق الذي يمكن خدمته فعلاً بالمنتج والقنوات المتاحة</w:t>
+      </w:r>
+    </w:p>
+    <w:p>
+      <w:pPr>
+        <w:pStyle w:val="ListBullet"/>
+      </w:pPr>
+      <w:r>
+        <w:t>SOM: الحصة الواقعية القابلة للالتقاط في المدى القصير</w:t>
+      </w:r>
+    </w:p>
+    <w:p>
+      <w:pPr>
+        <w:pStyle w:val="ListBullet"/>
+      </w:pPr>
+      <w:r>
+        <w:t>LPI: تقييم البنك الدولي لجودة الشحن واللوجستيات من 5</w:t>
+      </w:r>
+    </w:p>
+    <w:p>
+      <w:pPr>
+        <w:pStyle w:val="ListBullet"/>
+      </w:pPr>
+      <w:r>
+        <w:t>WGI: مؤشرات الحوكمة العالمية للبنك الدولي: استقرار سياسي وسيادة قانون وجودة تنظيم</w:t>
       </w:r>
     </w:p>
     <w:p>

--- a/samples/research_report_latest.docx
+++ b/samples/research_report_latest.docx
@@ -1859,6 +1859,368 @@
         <w:pStyle w:val="Heading2"/>
       </w:pPr>
       <w:r>
+        <w:t>قائمة مستوردين وموزعين قابلين للتواصل</w:t>
+      </w:r>
+    </w:p>
+    <w:tbl>
+      <w:tblPr>
+        <w:tblStyle w:val="TableGrid"/>
+        <w:tblW w:type="auto" w:w="0"/>
+        <w:tblLook w:firstColumn="1" w:firstRow="1" w:lastColumn="0" w:lastRow="0" w:noHBand="0" w:noVBand="1" w:val="04A0"/>
+      </w:tblPr>
+      <w:tblGrid>
+        <w:gridCol w:w="1234"/>
+        <w:gridCol w:w="1234"/>
+        <w:gridCol w:w="1234"/>
+        <w:gridCol w:w="1234"/>
+        <w:gridCol w:w="1234"/>
+        <w:gridCol w:w="1234"/>
+        <w:gridCol w:w="1234"/>
+      </w:tblGrid>
+      <w:tr>
+        <w:tc>
+          <w:tcPr>
+            <w:tcW w:type="dxa" w:w="1234"/>
+            <w:shd w:val="clear" w:fill="1B3B6F"/>
+          </w:tcPr>
+          <w:p>
+            <w:r>
+              <w:rPr>
+                <w:b/>
+                <w:color w:val="FFFFFF"/>
+              </w:rPr>
+              <w:t>الاسم</w:t>
+            </w:r>
+          </w:p>
+        </w:tc>
+        <w:tc>
+          <w:tcPr>
+            <w:tcW w:type="dxa" w:w="1234"/>
+            <w:shd w:val="clear" w:fill="1B3B6F"/>
+          </w:tcPr>
+          <w:p>
+            <w:r>
+              <w:rPr>
+                <w:b/>
+                <w:color w:val="FFFFFF"/>
+              </w:rPr>
+              <w:t>العنوان</w:t>
+            </w:r>
+          </w:p>
+        </w:tc>
+        <w:tc>
+          <w:tcPr>
+            <w:tcW w:type="dxa" w:w="1234"/>
+            <w:shd w:val="clear" w:fill="1B3B6F"/>
+          </w:tcPr>
+          <w:p>
+            <w:r>
+              <w:rPr>
+                <w:b/>
+                <w:color w:val="FFFFFF"/>
+              </w:rPr>
+              <w:t>الهاتف</w:t>
+            </w:r>
+          </w:p>
+        </w:tc>
+        <w:tc>
+          <w:tcPr>
+            <w:tcW w:type="dxa" w:w="1234"/>
+            <w:shd w:val="clear" w:fill="1B3B6F"/>
+          </w:tcPr>
+          <w:p>
+            <w:r>
+              <w:rPr>
+                <w:b/>
+                <w:color w:val="FFFFFF"/>
+              </w:rPr>
+              <w:t>الإيميل</w:t>
+            </w:r>
+          </w:p>
+        </w:tc>
+        <w:tc>
+          <w:tcPr>
+            <w:tcW w:type="dxa" w:w="1234"/>
+            <w:shd w:val="clear" w:fill="1B3B6F"/>
+          </w:tcPr>
+          <w:p>
+            <w:r>
+              <w:rPr>
+                <w:b/>
+                <w:color w:val="FFFFFF"/>
+              </w:rPr>
+              <w:t>الموقع</w:t>
+            </w:r>
+          </w:p>
+        </w:tc>
+        <w:tc>
+          <w:tcPr>
+            <w:tcW w:type="dxa" w:w="1234"/>
+            <w:shd w:val="clear" w:fill="1B3B6F"/>
+          </w:tcPr>
+          <w:p>
+            <w:r>
+              <w:rPr>
+                <w:b/>
+                <w:color w:val="FFFFFF"/>
+              </w:rPr>
+              <w:t>التقييم</w:t>
+            </w:r>
+          </w:p>
+        </w:tc>
+        <w:tc>
+          <w:tcPr>
+            <w:tcW w:type="dxa" w:w="1234"/>
+            <w:shd w:val="clear" w:fill="1B3B6F"/>
+          </w:tcPr>
+          <w:p>
+            <w:r>
+              <w:rPr>
+                <w:b/>
+                <w:color w:val="FFFFFF"/>
+              </w:rPr>
+              <w:t>مستوى التوثيق</w:t>
+            </w:r>
+          </w:p>
+        </w:tc>
+      </w:tr>
+      <w:tr>
+        <w:tc>
+          <w:tcPr>
+            <w:tcW w:type="dxa" w:w="1234"/>
+          </w:tcPr>
+          <w:p>
+            <w:r>
+              <w:t>Ejmar Import BV</w:t>
+            </w:r>
+          </w:p>
+        </w:tc>
+        <w:tc>
+          <w:tcPr>
+            <w:tcW w:type="dxa" w:w="1234"/>
+          </w:tcPr>
+          <w:p>
+            <w:r>
+              <w:t>Barcelona (نموذج)</w:t>
+            </w:r>
+          </w:p>
+        </w:tc>
+        <w:tc>
+          <w:tcPr>
+            <w:tcW w:type="dxa" w:w="1234"/>
+          </w:tcPr>
+          <w:p>
+            <w:r>
+              <w:t>+34 93 000 0000</w:t>
+            </w:r>
+          </w:p>
+        </w:tc>
+        <w:tc>
+          <w:tcPr>
+            <w:tcW w:type="dxa" w:w="1234"/>
+          </w:tcPr>
+          <w:p>
+            <w:r>
+              <w:t>info@ejmar.example</w:t>
+            </w:r>
+          </w:p>
+        </w:tc>
+        <w:tc>
+          <w:tcPr>
+            <w:tcW w:type="dxa" w:w="1234"/>
+          </w:tcPr>
+          <w:p>
+            <w:r>
+              <w:t>ejmar.example</w:t>
+            </w:r>
+          </w:p>
+        </w:tc>
+        <w:tc>
+          <w:tcPr>
+            <w:tcW w:type="dxa" w:w="1234"/>
+          </w:tcPr>
+          <w:p>
+            <w:r>
+              <w:t>4.4 (76)</w:t>
+            </w:r>
+          </w:p>
+        </w:tc>
+        <w:tc>
+          <w:tcPr>
+            <w:tcW w:type="dxa" w:w="1234"/>
+          </w:tcPr>
+          <w:p>
+            <w:r>
+              <w:t>◐ مرصود عبر خرائط قوقل</w:t>
+            </w:r>
+          </w:p>
+        </w:tc>
+      </w:tr>
+      <w:tr>
+        <w:tc>
+          <w:tcPr>
+            <w:tcW w:type="dxa" w:w="1234"/>
+            <w:shd w:val="clear" w:fill="F2F2F2"/>
+          </w:tcPr>
+          <w:p>
+            <w:r>
+              <w:t>Halal Mayorista SL</w:t>
+            </w:r>
+          </w:p>
+        </w:tc>
+        <w:tc>
+          <w:tcPr>
+            <w:tcW w:type="dxa" w:w="1234"/>
+            <w:shd w:val="clear" w:fill="F2F2F2"/>
+          </w:tcPr>
+          <w:p>
+            <w:r>
+              <w:t>Madrid (نموذج)</w:t>
+            </w:r>
+          </w:p>
+        </w:tc>
+        <w:tc>
+          <w:tcPr>
+            <w:tcW w:type="dxa" w:w="1234"/>
+            <w:shd w:val="clear" w:fill="F2F2F2"/>
+          </w:tcPr>
+          <w:p>
+            <w:r>
+              <w:t>+34 91 000 0000</w:t>
+            </w:r>
+          </w:p>
+        </w:tc>
+        <w:tc>
+          <w:tcPr>
+            <w:tcW w:type="dxa" w:w="1234"/>
+            <w:shd w:val="clear" w:fill="F2F2F2"/>
+          </w:tcPr>
+          <w:p>
+            <w:r>
+              <w:t>ventas@halalm.example</w:t>
+            </w:r>
+          </w:p>
+        </w:tc>
+        <w:tc>
+          <w:tcPr>
+            <w:tcW w:type="dxa" w:w="1234"/>
+            <w:shd w:val="clear" w:fill="F2F2F2"/>
+          </w:tcPr>
+          <w:p>
+            <w:r>
+              <w:t>halalm.example</w:t>
+            </w:r>
+          </w:p>
+        </w:tc>
+        <w:tc>
+          <w:tcPr>
+            <w:tcW w:type="dxa" w:w="1234"/>
+            <w:shd w:val="clear" w:fill="F2F2F2"/>
+          </w:tcPr>
+          <w:p>
+            <w:r>
+              <w:t>4.1 (41)</w:t>
+            </w:r>
+          </w:p>
+        </w:tc>
+        <w:tc>
+          <w:tcPr>
+            <w:tcW w:type="dxa" w:w="1234"/>
+            <w:shd w:val="clear" w:fill="F2F2F2"/>
+          </w:tcPr>
+          <w:p>
+            <w:r>
+              <w:t>◐ مرصود عبر خرائط قوقل</w:t>
+            </w:r>
+          </w:p>
+        </w:tc>
+      </w:tr>
+      <w:tr>
+        <w:tc>
+          <w:tcPr>
+            <w:tcW w:type="dxa" w:w="1234"/>
+          </w:tcPr>
+          <w:p>
+            <w:r>
+              <w:t>All4Trade (مرشّح ويب)</w:t>
+            </w:r>
+          </w:p>
+        </w:tc>
+        <w:tc>
+          <w:tcPr>
+            <w:tcW w:type="dxa" w:w="1234"/>
+          </w:tcPr>
+          <w:p>
+            <w:r>
+              <w:t>—</w:t>
+            </w:r>
+          </w:p>
+        </w:tc>
+        <w:tc>
+          <w:tcPr>
+            <w:tcW w:type="dxa" w:w="1234"/>
+          </w:tcPr>
+          <w:p>
+            <w:r>
+              <w:t>—</w:t>
+            </w:r>
+          </w:p>
+        </w:tc>
+        <w:tc>
+          <w:tcPr>
+            <w:tcW w:type="dxa" w:w="1234"/>
+          </w:tcPr>
+          <w:p>
+            <w:r>
+              <w:t>—</w:t>
+            </w:r>
+          </w:p>
+        </w:tc>
+        <w:tc>
+          <w:tcPr>
+            <w:tcW w:type="dxa" w:w="1234"/>
+          </w:tcPr>
+          <w:p>
+            <w:r>
+              <w:t>—</w:t>
+            </w:r>
+          </w:p>
+        </w:tc>
+        <w:tc>
+          <w:tcPr>
+            <w:tcW w:type="dxa" w:w="1234"/>
+          </w:tcPr>
+          <w:p>
+            <w:r>
+              <w:t>—</w:t>
+            </w:r>
+          </w:p>
+        </w:tc>
+        <w:tc>
+          <w:tcPr>
+            <w:tcW w:type="dxa" w:w="1234"/>
+          </w:tcPr>
+          <w:p>
+            <w:r>
+              <w:t>○ مرشّح ويب غير موثَّق</w:t>
+            </w:r>
+          </w:p>
+        </w:tc>
+      </w:tr>
+    </w:tbl>
+    <w:p>
+      <w:pPr>
+        <w:pStyle w:val="IntenseQuote"/>
+      </w:pPr>
+      <w:r>
+        <w:t>إدراج النشاط في خرائط قوقل يثبت وجوده وجهة اتصاله فقط، لا أنه يستورد التمور السعودية — التحقق التجاري خطوة تالية.</w:t>
+      </w:r>
+    </w:p>
+    <w:p>
+      <w:pPr>
+        <w:pStyle w:val="Heading2"/>
+      </w:pPr>
+      <w:r>
         <w:t>ملحق — الأدلة الرقمية الداعمة للتقاطعات الخمسة</w:t>
       </w:r>
     </w:p>

--- a/samples/research_report_latest.docx
+++ b/samples/research_report_latest.docx
@@ -3,42 +3,77 @@
 <w:document xmlns:wpc="http://schemas.microsoft.com/office/word/2010/wordprocessingCanvas" xmlns:mo="http://schemas.microsoft.com/office/mac/office/2008/main" xmlns:mc="http://schemas.openxmlformats.org/markup-compatibility/2006" xmlns:mv="urn:schemas-microsoft-com:mac:vml" xmlns:o="urn:schemas-microsoft-com:office:office" xmlns:r="http://schemas.openxmlformats.org/officeDocument/2006/relationships" xmlns:m="http://schemas.openxmlformats.org/officeDocument/2006/math" xmlns:v="urn:schemas-microsoft-com:vml" xmlns:wp14="http://schemas.microsoft.com/office/word/2010/wordprocessingDrawing" xmlns:wp="http://schemas.openxmlformats.org/drawingml/2006/wordprocessingDrawing" xmlns:w10="urn:schemas-microsoft-com:office:word" xmlns:w="http://schemas.openxmlformats.org/wordprocessingml/2006/main" xmlns:w14="http://schemas.microsoft.com/office/word/2010/wordml" xmlns:wpg="http://schemas.microsoft.com/office/word/2010/wordprocessingGroup" xmlns:wpi="http://schemas.microsoft.com/office/word/2010/wordprocessingInk" xmlns:wne="http://schemas.microsoft.com/office/word/2006/wordml" xmlns:wps="http://schemas.microsoft.com/office/word/2010/wordprocessingShape" mc:Ignorable="w14 wp14">
   <w:body>
     <w:p>
+      <w:pPr>
+        <w:bidi/>
+        <w:jc w:val="right"/>
+      </w:pPr>
       <w:r>
         <w:rPr>
+          <w:rFonts w:ascii="Arial" w:hAnsi="Arial" w:cs="Arial"/>
           <w:b/>
           <w:color w:val="1B3B6F"/>
+          <w:sz w:val="56"/>
+          <w:rtl/>
+          <w:szCs w:val="56"/>
         </w:rPr>
-        <w:t>[شعار سِلك]</w:t>
+        <w:t>سِلك</w:t>
       </w:r>
     </w:p>
     <w:p>
       <w:pPr>
         <w:pStyle w:val="Title"/>
+        <w:bidi/>
+        <w:jc w:val="right"/>
       </w:pPr>
       <w:r>
+        <w:rPr>
+          <w:rFonts w:ascii="Arial" w:hAnsi="Arial" w:cs="Arial"/>
+          <w:rtl/>
+        </w:rPr>
         <w:t>سِلك — تقرير بحث عميق: تمور</w:t>
       </w:r>
     </w:p>
     <w:p>
       <w:pPr>
         <w:pStyle w:val="IntenseQuote"/>
+        <w:bidi/>
+        <w:jc w:val="right"/>
       </w:pPr>
       <w:r>
+        <w:rPr>
+          <w:rFonts w:ascii="Arial" w:hAnsi="Arial" w:cs="Arial"/>
+          <w:rtl/>
+        </w:rPr>
         <w:t>أُعد بواسطة منصة سِلك لذكاء الأسواق</w:t>
       </w:r>
     </w:p>
     <w:p>
+      <w:pPr>
+        <w:bidi/>
+        <w:jc w:val="right"/>
+      </w:pPr>
       <w:r>
+        <w:rPr>
+          <w:rFonts w:ascii="Arial" w:hAnsi="Arial" w:cs="Arial"/>
+          <w:rtl/>
+        </w:rPr>
         <w:t>⚠ TEST RUN — تشغيل برهاني ببدائل موسومة، ليس تقريراً إنتاجياً</w:t>
       </w:r>
     </w:p>
     <w:p>
+      <w:pPr>
+        <w:bidi/>
+        <w:jc w:val="right"/>
+      </w:pPr>
       <w:r>
         <w:rPr>
+          <w:rFonts w:ascii="Arial" w:hAnsi="Arial" w:cs="Arial"/>
           <w:b/>
           <w:color w:val="000000"/>
           <w:sz w:val="32"/>
           <w:highlight w:val="yellow"/>
+          <w:rtl/>
+          <w:szCs w:val="32"/>
         </w:rPr>
         <w:t xml:space="preserve">  مراقبة السوق  </w:t>
       </w:r>
@@ -47,7 +82,9 @@
       <w:tblPr>
         <w:tblStyle w:val="TableGrid"/>
         <w:tblW w:type="auto" w:w="0"/>
+        <w:tblLayout w:type="fixed"/>
         <w:tblLook w:firstColumn="1" w:firstRow="1" w:lastColumn="0" w:lastRow="0" w:noHBand="0" w:noVBand="1" w:val="04A0"/>
+        <w:bidiVisual/>
       </w:tblPr>
       <w:tblGrid>
         <w:gridCol w:w="4320"/>
@@ -56,14 +93,20 @@
       <w:tr>
         <w:tc>
           <w:tcPr>
-            <w:tcW w:type="dxa" w:w="4320"/>
+            <w:tcW w:type="dxa" w:w="4680"/>
             <w:shd w:val="clear" w:fill="1B3B6F"/>
           </w:tcPr>
           <w:p>
+            <w:pPr>
+              <w:bidi/>
+              <w:jc w:val="right"/>
+            </w:pPr>
             <w:r>
               <w:rPr>
+                <w:rFonts w:ascii="Arial" w:hAnsi="Arial" w:cs="Arial"/>
                 <w:b/>
                 <w:color w:val="FFFFFF"/>
+                <w:rtl/>
               </w:rPr>
               <w:t>البند</w:t>
             </w:r>
@@ -71,14 +114,20 @@
         </w:tc>
         <w:tc>
           <w:tcPr>
-            <w:tcW w:type="dxa" w:w="4320"/>
+            <w:tcW w:type="dxa" w:w="4680"/>
             <w:shd w:val="clear" w:fill="1B3B6F"/>
           </w:tcPr>
           <w:p>
+            <w:pPr>
+              <w:bidi/>
+              <w:jc w:val="right"/>
+            </w:pPr>
             <w:r>
               <w:rPr>
+                <w:rFonts w:ascii="Arial" w:hAnsi="Arial" w:cs="Arial"/>
                 <w:b/>
                 <w:color w:val="FFFFFF"/>
+                <w:rtl/>
               </w:rPr>
               <w:t>القيمة</w:t>
             </w:r>
@@ -88,20 +137,36 @@
       <w:tr>
         <w:tc>
           <w:tcPr>
-            <w:tcW w:type="dxa" w:w="4320"/>
+            <w:tcW w:type="dxa" w:w="4680"/>
           </w:tcPr>
           <w:p>
+            <w:pPr>
+              <w:bidi/>
+              <w:jc w:val="right"/>
+            </w:pPr>
             <w:r>
+              <w:rPr>
+                <w:rFonts w:ascii="Arial" w:hAnsi="Arial" w:cs="Arial"/>
+                <w:rtl/>
+              </w:rPr>
               <w:t>المنتج</w:t>
             </w:r>
           </w:p>
         </w:tc>
         <w:tc>
           <w:tcPr>
-            <w:tcW w:type="dxa" w:w="4320"/>
+            <w:tcW w:type="dxa" w:w="4680"/>
           </w:tcPr>
           <w:p>
+            <w:pPr>
+              <w:bidi/>
+              <w:jc w:val="right"/>
+            </w:pPr>
             <w:r>
+              <w:rPr>
+                <w:rFonts w:ascii="Arial" w:hAnsi="Arial" w:cs="Arial"/>
+                <w:rtl/>
+              </w:rPr>
               <w:t>تمور</w:t>
             </w:r>
           </w:p>
@@ -110,22 +175,38 @@
       <w:tr>
         <w:tc>
           <w:tcPr>
-            <w:tcW w:type="dxa" w:w="4320"/>
+            <w:tcW w:type="dxa" w:w="4680"/>
             <w:shd w:val="clear" w:fill="F2F2F2"/>
           </w:tcPr>
           <w:p>
+            <w:pPr>
+              <w:bidi/>
+              <w:jc w:val="right"/>
+            </w:pPr>
             <w:r>
+              <w:rPr>
+                <w:rFonts w:ascii="Arial" w:hAnsi="Arial" w:cs="Arial"/>
+                <w:rtl/>
+              </w:rPr>
               <w:t>رمز HS</w:t>
             </w:r>
           </w:p>
         </w:tc>
         <w:tc>
           <w:tcPr>
-            <w:tcW w:type="dxa" w:w="4320"/>
+            <w:tcW w:type="dxa" w:w="4680"/>
             <w:shd w:val="clear" w:fill="F2F2F2"/>
           </w:tcPr>
           <w:p>
+            <w:pPr>
+              <w:bidi/>
+              <w:jc w:val="right"/>
+            </w:pPr>
             <w:r>
+              <w:rPr>
+                <w:rFonts w:ascii="Arial" w:hAnsi="Arial" w:cs="Arial"/>
+                <w:rtl/>
+              </w:rPr>
               <w:t>080410</w:t>
             </w:r>
           </w:p>
@@ -134,20 +215,36 @@
       <w:tr>
         <w:tc>
           <w:tcPr>
-            <w:tcW w:type="dxa" w:w="4320"/>
+            <w:tcW w:type="dxa" w:w="4680"/>
           </w:tcPr>
           <w:p>
+            <w:pPr>
+              <w:bidi/>
+              <w:jc w:val="right"/>
+            </w:pPr>
             <w:r>
+              <w:rPr>
+                <w:rFonts w:ascii="Arial" w:hAnsi="Arial" w:cs="Arial"/>
+                <w:rtl/>
+              </w:rPr>
               <w:t>المنشأ</w:t>
             </w:r>
           </w:p>
         </w:tc>
         <w:tc>
           <w:tcPr>
-            <w:tcW w:type="dxa" w:w="4320"/>
+            <w:tcW w:type="dxa" w:w="4680"/>
           </w:tcPr>
           <w:p>
+            <w:pPr>
+              <w:bidi/>
+              <w:jc w:val="right"/>
+            </w:pPr>
             <w:r>
+              <w:rPr>
+                <w:rFonts w:ascii="Arial" w:hAnsi="Arial" w:cs="Arial"/>
+                <w:rtl/>
+              </w:rPr>
               <w:t>المملكة العربية السعودية</w:t>
             </w:r>
           </w:p>
@@ -156,22 +253,38 @@
       <w:tr>
         <w:tc>
           <w:tcPr>
-            <w:tcW w:type="dxa" w:w="4320"/>
+            <w:tcW w:type="dxa" w:w="4680"/>
             <w:shd w:val="clear" w:fill="F2F2F2"/>
           </w:tcPr>
           <w:p>
+            <w:pPr>
+              <w:bidi/>
+              <w:jc w:val="right"/>
+            </w:pPr>
             <w:r>
+              <w:rPr>
+                <w:rFonts w:ascii="Arial" w:hAnsi="Arial" w:cs="Arial"/>
+                <w:rtl/>
+              </w:rPr>
               <w:t>السوق المستهدف</w:t>
             </w:r>
           </w:p>
         </w:tc>
         <w:tc>
           <w:tcPr>
-            <w:tcW w:type="dxa" w:w="4320"/>
+            <w:tcW w:type="dxa" w:w="4680"/>
             <w:shd w:val="clear" w:fill="F2F2F2"/>
           </w:tcPr>
           <w:p>
+            <w:pPr>
+              <w:bidi/>
+              <w:jc w:val="right"/>
+            </w:pPr>
             <w:r>
+              <w:rPr>
+                <w:rFonts w:ascii="Arial" w:hAnsi="Arial" w:cs="Arial"/>
+                <w:rtl/>
+              </w:rPr>
               <w:t>إسبانيا</w:t>
             </w:r>
           </w:p>
@@ -180,20 +293,36 @@
       <w:tr>
         <w:tc>
           <w:tcPr>
-            <w:tcW w:type="dxa" w:w="4320"/>
+            <w:tcW w:type="dxa" w:w="4680"/>
           </w:tcPr>
           <w:p>
+            <w:pPr>
+              <w:bidi/>
+              <w:jc w:val="right"/>
+            </w:pPr>
             <w:r>
+              <w:rPr>
+                <w:rFonts w:ascii="Arial" w:hAnsi="Arial" w:cs="Arial"/>
+                <w:rtl/>
+              </w:rPr>
               <w:t>تاريخ الإعداد</w:t>
             </w:r>
           </w:p>
         </w:tc>
         <w:tc>
           <w:tcPr>
-            <w:tcW w:type="dxa" w:w="4320"/>
+            <w:tcW w:type="dxa" w:w="4680"/>
           </w:tcPr>
           <w:p>
+            <w:pPr>
+              <w:bidi/>
+              <w:jc w:val="right"/>
+            </w:pPr>
             <w:r>
+              <w:rPr>
+                <w:rFonts w:ascii="Arial" w:hAnsi="Arial" w:cs="Arial"/>
+                <w:rtl/>
+              </w:rPr>
               <w:t>2026-07-16</w:t>
             </w:r>
           </w:p>
@@ -203,85 +332,187 @@
     <w:p>
       <w:pPr>
         <w:pStyle w:val="Heading1"/>
+        <w:bidi/>
+        <w:jc w:val="right"/>
       </w:pPr>
       <w:r>
+        <w:rPr>
+          <w:rFonts w:ascii="Arial" w:hAnsi="Arial" w:cs="Arial"/>
+          <w:rtl/>
+        </w:rPr>
         <w:t>المحتويات</w:t>
       </w:r>
     </w:p>
     <w:p>
+      <w:pPr>
+        <w:bidi/>
+        <w:jc w:val="right"/>
+      </w:pPr>
       <w:r>
+        <w:rPr>
+          <w:rFonts w:ascii="Arial" w:hAnsi="Arial" w:cs="Arial"/>
+          <w:rtl/>
+        </w:rPr>
         <w:t>1. الخلاصة التنفيذية</w:t>
       </w:r>
     </w:p>
     <w:p>
+      <w:pPr>
+        <w:bidi/>
+        <w:jc w:val="right"/>
+      </w:pPr>
       <w:r>
+        <w:rPr>
+          <w:rFonts w:ascii="Arial" w:hAnsi="Arial" w:cs="Arial"/>
+          <w:rtl/>
+        </w:rPr>
         <w:t>2. ملخّص مصادر البحث</w:t>
       </w:r>
     </w:p>
     <w:p>
+      <w:pPr>
+        <w:bidi/>
+        <w:jc w:val="right"/>
+      </w:pPr>
       <w:r>
+        <w:rPr>
+          <w:rFonts w:ascii="Arial" w:hAnsi="Arial" w:cs="Arial"/>
+          <w:rtl/>
+        </w:rPr>
         <w:t>3. التقرير الكامل (كاتب التقرير، مراجَع)</w:t>
       </w:r>
     </w:p>
     <w:p>
+      <w:pPr>
+        <w:bidi/>
+        <w:jc w:val="right"/>
+      </w:pPr>
       <w:r>
+        <w:rPr>
+          <w:rFonts w:ascii="Arial" w:hAnsi="Arial" w:cs="Arial"/>
+          <w:rtl/>
+        </w:rPr>
         <w:t>4. ملحق — الأدلة الرقمية الداعمة للتقاطعات الخمسة</w:t>
       </w:r>
     </w:p>
     <w:p>
+      <w:pPr>
+        <w:bidi/>
+        <w:jc w:val="right"/>
+      </w:pPr>
       <w:r>
+        <w:rPr>
+          <w:rFonts w:ascii="Arial" w:hAnsi="Arial" w:cs="Arial"/>
+          <w:rtl/>
+        </w:rPr>
         <w:t>5. حدود هذا التقرير</w:t>
       </w:r>
     </w:p>
     <w:p>
       <w:pPr>
         <w:pStyle w:val="Heading1"/>
+        <w:bidi/>
+        <w:jc w:val="right"/>
       </w:pPr>
       <w:r>
+        <w:rPr>
+          <w:rFonts w:ascii="Arial" w:hAnsi="Arial" w:cs="Arial"/>
+          <w:rtl/>
+        </w:rPr>
         <w:t>١. الخلاصة التنفيذية</w:t>
       </w:r>
     </w:p>
     <w:p>
+      <w:pPr>
+        <w:bidi/>
+        <w:jc w:val="right"/>
+      </w:pPr>
       <w:r>
+        <w:rPr>
+          <w:rFonts w:ascii="Arial" w:hAnsi="Arial" w:cs="Arial"/>
+          <w:rtl/>
+        </w:rPr>
         <w:t>الحكم: مراقبة السوق</w:t>
       </w:r>
     </w:p>
     <w:p>
+      <w:pPr>
+        <w:bidi/>
+        <w:jc w:val="right"/>
+      </w:pPr>
       <w:r>
+        <w:rPr>
+          <w:rFonts w:ascii="Arial" w:hAnsi="Arial" w:cs="Arial"/>
+          <w:rtl/>
+        </w:rPr>
         <w:t>الأدلة تدعم دخولاً مشروطاً بتأمين الأهلية التنظيمية أولاً — تجزّؤ سوق المورّدين (HHI معتدل) والفجوة السعرية كافيان، والمخاطرة الرئيسية إجرائية لا سوقية.</w:t>
       </w:r>
     </w:p>
     <w:p>
+      <w:pPr>
+        <w:bidi/>
+        <w:jc w:val="right"/>
+      </w:pPr>
       <w:r>
+        <w:rPr>
+          <w:rFonts w:ascii="Arial" w:hAnsi="Arial" w:cs="Arial"/>
+          <w:rtl/>
+        </w:rPr>
         <w:t>مبني على 12/12 بعثة بحث نجحت في جمع نتائج مبنية على استشهاد، إضافة إلى المحلل الشامل وكاتب التقرير (راجع «حدود هذا التقرير» أدناه لكل فجوة معلنة).</w:t>
       </w:r>
     </w:p>
     <w:p>
       <w:pPr>
         <w:pStyle w:val="Heading1"/>
+        <w:bidi/>
+        <w:jc w:val="right"/>
       </w:pPr>
       <w:r>
+        <w:rPr>
+          <w:rFonts w:ascii="Arial" w:hAnsi="Arial" w:cs="Arial"/>
+          <w:rtl/>
+        </w:rPr>
         <w:t>قسم البحث العميق — التقاطعات الخمسة والمحلل الشامل</w:t>
       </w:r>
     </w:p>
     <w:p>
+      <w:pPr>
+        <w:bidi/>
+        <w:jc w:val="right"/>
+      </w:pPr>
       <w:r>
+        <w:rPr>
+          <w:rFonts w:ascii="Arial" w:hAnsi="Arial" w:cs="Arial"/>
+          <w:rtl/>
+        </w:rPr>
         <w:t>السوق: إسبانيا (ESP) — الحكم: مراقبة السوق</w:t>
       </w:r>
     </w:p>
     <w:p>
       <w:pPr>
         <w:pStyle w:val="IntenseQuote"/>
+        <w:bidi/>
+        <w:jc w:val="right"/>
       </w:pPr>
       <w:r>
+        <w:rPr>
+          <w:rFonts w:ascii="Arial" w:hAnsi="Arial" w:cs="Arial"/>
+          <w:rtl/>
+        </w:rPr>
         <w:t>الأدلة تدعم دخولاً مشروطاً بتأمين الأهلية التنظيمية أولاً — تجزّؤ سوق المورّدين (HHI معتدل) والفجوة السعرية كافيان، والمخاطرة الرئيسية إجرائية لا سوقية.</w:t>
       </w:r>
     </w:p>
     <w:p>
       <w:pPr>
         <w:pStyle w:val="Heading2"/>
+        <w:bidi/>
+        <w:jc w:val="right"/>
       </w:pPr>
       <w:r>
+        <w:rPr>
+          <w:rFonts w:ascii="Arial" w:hAnsi="Arial" w:cs="Arial"/>
+          <w:rtl/>
+        </w:rPr>
         <w:t>ملخّص مصادر البحث</w:t>
       </w:r>
     </w:p>
@@ -289,7 +520,9 @@
       <w:tblPr>
         <w:tblStyle w:val="TableGrid"/>
         <w:tblW w:type="auto" w:w="0"/>
+        <w:tblLayout w:type="fixed"/>
         <w:tblLook w:firstColumn="1" w:firstRow="1" w:lastColumn="0" w:lastRow="0" w:noHBand="0" w:noVBand="1" w:val="04A0"/>
+        <w:bidiVisual/>
       </w:tblPr>
       <w:tblGrid>
         <w:gridCol w:w="2880"/>
@@ -299,14 +532,20 @@
       <w:tr>
         <w:tc>
           <w:tcPr>
-            <w:tcW w:type="dxa" w:w="2880"/>
+            <w:tcW w:type="dxa" w:w="3120"/>
             <w:shd w:val="clear" w:fill="1B3B6F"/>
           </w:tcPr>
           <w:p>
+            <w:pPr>
+              <w:bidi/>
+              <w:jc w:val="right"/>
+            </w:pPr>
             <w:r>
               <w:rPr>
+                <w:rFonts w:ascii="Arial" w:hAnsi="Arial" w:cs="Arial"/>
                 <w:b/>
                 <w:color w:val="FFFFFF"/>
+                <w:rtl/>
               </w:rPr>
               <w:t>البعثة</w:t>
             </w:r>
@@ -314,14 +553,20 @@
         </w:tc>
         <w:tc>
           <w:tcPr>
-            <w:tcW w:type="dxa" w:w="2880"/>
+            <w:tcW w:type="dxa" w:w="3120"/>
             <w:shd w:val="clear" w:fill="1B3B6F"/>
           </w:tcPr>
           <w:p>
+            <w:pPr>
+              <w:bidi/>
+              <w:jc w:val="right"/>
+            </w:pPr>
             <w:r>
               <w:rPr>
+                <w:rFonts w:ascii="Arial" w:hAnsi="Arial" w:cs="Arial"/>
                 <w:b/>
                 <w:color w:val="FFFFFF"/>
+                <w:rtl/>
               </w:rPr>
               <w:t>الحالة</w:t>
             </w:r>
@@ -329,14 +574,20 @@
         </w:tc>
         <w:tc>
           <w:tcPr>
-            <w:tcW w:type="dxa" w:w="2880"/>
+            <w:tcW w:type="dxa" w:w="3120"/>
             <w:shd w:val="clear" w:fill="1B3B6F"/>
           </w:tcPr>
           <w:p>
+            <w:pPr>
+              <w:bidi/>
+              <w:jc w:val="right"/>
+            </w:pPr>
             <w:r>
               <w:rPr>
+                <w:rFonts w:ascii="Arial" w:hAnsi="Arial" w:cs="Arial"/>
                 <w:b/>
                 <w:color w:val="FFFFFF"/>
+                <w:rtl/>
               </w:rPr>
               <w:t>الملخّص</w:t>
             </w:r>
@@ -346,30 +597,54 @@
       <w:tr>
         <w:tc>
           <w:tcPr>
-            <w:tcW w:type="dxa" w:w="2880"/>
+            <w:tcW w:type="dxa" w:w="3120"/>
           </w:tcPr>
           <w:p>
+            <w:pPr>
+              <w:bidi/>
+              <w:jc w:val="right"/>
+            </w:pPr>
             <w:r>
+              <w:rPr>
+                <w:rFonts w:ascii="Arial" w:hAnsi="Arial" w:cs="Arial"/>
+                <w:rtl/>
+              </w:rPr>
               <w:t>تدفقات التجارة</w:t>
             </w:r>
           </w:p>
         </w:tc>
         <w:tc>
           <w:tcPr>
-            <w:tcW w:type="dxa" w:w="2880"/>
+            <w:tcW w:type="dxa" w:w="3120"/>
           </w:tcPr>
           <w:p>
+            <w:pPr>
+              <w:bidi/>
+              <w:jc w:val="right"/>
+            </w:pPr>
             <w:r>
+              <w:rPr>
+                <w:rFonts w:ascii="Arial" w:hAnsi="Arial" w:cs="Arial"/>
+                <w:rtl/>
+              </w:rPr>
               <w:t>ناجحة</w:t>
             </w:r>
           </w:p>
         </w:tc>
         <w:tc>
           <w:tcPr>
-            <w:tcW w:type="dxa" w:w="2880"/>
+            <w:tcW w:type="dxa" w:w="3120"/>
           </w:tcPr>
           <w:p>
+            <w:pPr>
+              <w:bidi/>
+              <w:jc w:val="right"/>
+            </w:pPr>
             <w:r>
+              <w:rPr>
+                <w:rFonts w:ascii="Arial" w:hAnsi="Arial" w:cs="Arial"/>
+                <w:rtl/>
+              </w:rPr>
               <w:t>تدفقات تجارية مؤكَّدة من Comtrade</w:t>
             </w:r>
           </w:p>
@@ -378,33 +653,57 @@
       <w:tr>
         <w:tc>
           <w:tcPr>
-            <w:tcW w:type="dxa" w:w="2880"/>
+            <w:tcW w:type="dxa" w:w="3120"/>
             <w:shd w:val="clear" w:fill="F2F2F2"/>
           </w:tcPr>
           <w:p>
+            <w:pPr>
+              <w:bidi/>
+              <w:jc w:val="right"/>
+            </w:pPr>
             <w:r>
+              <w:rPr>
+                <w:rFonts w:ascii="Arial" w:hAnsi="Arial" w:cs="Arial"/>
+                <w:rtl/>
+              </w:rPr>
               <w:t>اتجاهات الطلب والموسمية</w:t>
             </w:r>
           </w:p>
         </w:tc>
         <w:tc>
           <w:tcPr>
-            <w:tcW w:type="dxa" w:w="2880"/>
+            <w:tcW w:type="dxa" w:w="3120"/>
             <w:shd w:val="clear" w:fill="F2F2F2"/>
           </w:tcPr>
           <w:p>
+            <w:pPr>
+              <w:bidi/>
+              <w:jc w:val="right"/>
+            </w:pPr>
             <w:r>
+              <w:rPr>
+                <w:rFonts w:ascii="Arial" w:hAnsi="Arial" w:cs="Arial"/>
+                <w:rtl/>
+              </w:rPr>
               <w:t>ناجحة</w:t>
             </w:r>
           </w:p>
         </w:tc>
         <w:tc>
           <w:tcPr>
-            <w:tcW w:type="dxa" w:w="2880"/>
+            <w:tcW w:type="dxa" w:w="3120"/>
             <w:shd w:val="clear" w:fill="F2F2F2"/>
           </w:tcPr>
           <w:p>
+            <w:pPr>
+              <w:bidi/>
+              <w:jc w:val="right"/>
+            </w:pPr>
             <w:r>
+              <w:rPr>
+                <w:rFonts w:ascii="Arial" w:hAnsi="Arial" w:cs="Arial"/>
+                <w:rtl/>
+              </w:rPr>
               <w:t>اتجاه طلب موسمي واضح حول رمضان</w:t>
             </w:r>
           </w:p>
@@ -413,30 +712,54 @@
       <w:tr>
         <w:tc>
           <w:tcPr>
-            <w:tcW w:type="dxa" w:w="2880"/>
+            <w:tcW w:type="dxa" w:w="3120"/>
           </w:tcPr>
           <w:p>
+            <w:pPr>
+              <w:bidi/>
+              <w:jc w:val="right"/>
+            </w:pPr>
             <w:r>
+              <w:rPr>
+                <w:rFonts w:ascii="Arial" w:hAnsi="Arial" w:cs="Arial"/>
+                <w:rtl/>
+              </w:rPr>
               <w:t>تحليل الأسعار</w:t>
             </w:r>
           </w:p>
         </w:tc>
         <w:tc>
           <w:tcPr>
-            <w:tcW w:type="dxa" w:w="2880"/>
+            <w:tcW w:type="dxa" w:w="3120"/>
           </w:tcPr>
           <w:p>
+            <w:pPr>
+              <w:bidi/>
+              <w:jc w:val="right"/>
+            </w:pPr>
             <w:r>
+              <w:rPr>
+                <w:rFonts w:ascii="Arial" w:hAnsi="Arial" w:cs="Arial"/>
+                <w:rtl/>
+              </w:rPr>
               <w:t>ناجحة</w:t>
             </w:r>
           </w:p>
         </w:tc>
         <w:tc>
           <w:tcPr>
-            <w:tcW w:type="dxa" w:w="2880"/>
+            <w:tcW w:type="dxa" w:w="3120"/>
           </w:tcPr>
           <w:p>
+            <w:pPr>
+              <w:bidi/>
+              <w:jc w:val="right"/>
+            </w:pPr>
             <w:r>
+              <w:rPr>
+                <w:rFonts w:ascii="Arial" w:hAnsi="Arial" w:cs="Arial"/>
+                <w:rtl/>
+              </w:rPr>
               <w:t>سلّم أسعار ثلاثي الطبقات مرصود</w:t>
             </w:r>
           </w:p>
@@ -445,33 +768,57 @@
       <w:tr>
         <w:tc>
           <w:tcPr>
-            <w:tcW w:type="dxa" w:w="2880"/>
+            <w:tcW w:type="dxa" w:w="3120"/>
             <w:shd w:val="clear" w:fill="F2F2F2"/>
           </w:tcPr>
           <w:p>
+            <w:pPr>
+              <w:bidi/>
+              <w:jc w:val="right"/>
+            </w:pPr>
             <w:r>
+              <w:rPr>
+                <w:rFonts w:ascii="Arial" w:hAnsi="Arial" w:cs="Arial"/>
+                <w:rtl/>
+              </w:rPr>
               <w:t>ثقافة المستهلك</w:t>
             </w:r>
           </w:p>
         </w:tc>
         <w:tc>
           <w:tcPr>
-            <w:tcW w:type="dxa" w:w="2880"/>
+            <w:tcW w:type="dxa" w:w="3120"/>
             <w:shd w:val="clear" w:fill="F2F2F2"/>
           </w:tcPr>
           <w:p>
+            <w:pPr>
+              <w:bidi/>
+              <w:jc w:val="right"/>
+            </w:pPr>
             <w:r>
+              <w:rPr>
+                <w:rFonts w:ascii="Arial" w:hAnsi="Arial" w:cs="Arial"/>
+                <w:rtl/>
+              </w:rPr>
               <w:t>ناجحة</w:t>
             </w:r>
           </w:p>
         </w:tc>
         <w:tc>
           <w:tcPr>
-            <w:tcW w:type="dxa" w:w="2880"/>
+            <w:tcW w:type="dxa" w:w="3120"/>
             <w:shd w:val="clear" w:fill="F2F2F2"/>
           </w:tcPr>
           <w:p>
+            <w:pPr>
+              <w:bidi/>
+              <w:jc w:val="right"/>
+            </w:pPr>
             <w:r>
+              <w:rPr>
+                <w:rFonts w:ascii="Arial" w:hAnsi="Arial" w:cs="Arial"/>
+                <w:rtl/>
+              </w:rPr>
               <w:t>نمط استهلاك موسمي مرتبط برمضان</w:t>
             </w:r>
           </w:p>
@@ -480,30 +827,54 @@
       <w:tr>
         <w:tc>
           <w:tcPr>
-            <w:tcW w:type="dxa" w:w="2880"/>
+            <w:tcW w:type="dxa" w:w="3120"/>
           </w:tcPr>
           <w:p>
+            <w:pPr>
+              <w:bidi/>
+              <w:jc w:val="right"/>
+            </w:pPr>
             <w:r>
+              <w:rPr>
+                <w:rFonts w:ascii="Arial" w:hAnsi="Arial" w:cs="Arial"/>
+                <w:rtl/>
+              </w:rPr>
               <w:t>قنوات التوزيع والاستيراد</w:t>
             </w:r>
           </w:p>
         </w:tc>
         <w:tc>
           <w:tcPr>
-            <w:tcW w:type="dxa" w:w="2880"/>
+            <w:tcW w:type="dxa" w:w="3120"/>
           </w:tcPr>
           <w:p>
+            <w:pPr>
+              <w:bidi/>
+              <w:jc w:val="right"/>
+            </w:pPr>
             <w:r>
+              <w:rPr>
+                <w:rFonts w:ascii="Arial" w:hAnsi="Arial" w:cs="Arial"/>
+                <w:rtl/>
+              </w:rPr>
               <w:t>ناجحة</w:t>
             </w:r>
           </w:p>
         </w:tc>
         <w:tc>
           <w:tcPr>
-            <w:tcW w:type="dxa" w:w="2880"/>
+            <w:tcW w:type="dxa" w:w="3120"/>
           </w:tcPr>
           <w:p>
+            <w:pPr>
+              <w:bidi/>
+              <w:jc w:val="right"/>
+            </w:pPr>
             <w:r>
+              <w:rPr>
+                <w:rFonts w:ascii="Arial" w:hAnsi="Arial" w:cs="Arial"/>
+                <w:rtl/>
+              </w:rPr>
               <w:t>موزّع محتمل واحد مرصود، يتطلب تحققاً</w:t>
             </w:r>
           </w:p>
@@ -512,33 +883,57 @@
       <w:tr>
         <w:tc>
           <w:tcPr>
-            <w:tcW w:type="dxa" w:w="2880"/>
+            <w:tcW w:type="dxa" w:w="3120"/>
             <w:shd w:val="clear" w:fill="F2F2F2"/>
           </w:tcPr>
           <w:p>
+            <w:pPr>
+              <w:bidi/>
+              <w:jc w:val="right"/>
+            </w:pPr>
             <w:r>
+              <w:rPr>
+                <w:rFonts w:ascii="Arial" w:hAnsi="Arial" w:cs="Arial"/>
+                <w:rtl/>
+              </w:rPr>
               <w:t>تحليل المنافسين</w:t>
             </w:r>
           </w:p>
         </w:tc>
         <w:tc>
           <w:tcPr>
-            <w:tcW w:type="dxa" w:w="2880"/>
+            <w:tcW w:type="dxa" w:w="3120"/>
             <w:shd w:val="clear" w:fill="F2F2F2"/>
           </w:tcPr>
           <w:p>
+            <w:pPr>
+              <w:bidi/>
+              <w:jc w:val="right"/>
+            </w:pPr>
             <w:r>
+              <w:rPr>
+                <w:rFonts w:ascii="Arial" w:hAnsi="Arial" w:cs="Arial"/>
+                <w:rtl/>
+              </w:rPr>
               <w:t>ناجحة</w:t>
             </w:r>
           </w:p>
         </w:tc>
         <w:tc>
           <w:tcPr>
-            <w:tcW w:type="dxa" w:w="2880"/>
+            <w:tcW w:type="dxa" w:w="3120"/>
             <w:shd w:val="clear" w:fill="F2F2F2"/>
           </w:tcPr>
           <w:p>
+            <w:pPr>
+              <w:bidi/>
+              <w:jc w:val="right"/>
+            </w:pPr>
             <w:r>
+              <w:rPr>
+                <w:rFonts w:ascii="Arial" w:hAnsi="Arial" w:cs="Arial"/>
+                <w:rtl/>
+              </w:rPr>
               <w:t>سوق مورّدين مجزَّأ — HHI معتدل، لا مورّد مهيمناً</w:t>
             </w:r>
           </w:p>
@@ -547,30 +942,54 @@
       <w:tr>
         <w:tc>
           <w:tcPr>
-            <w:tcW w:type="dxa" w:w="2880"/>
+            <w:tcW w:type="dxa" w:w="3120"/>
           </w:tcPr>
           <w:p>
+            <w:pPr>
+              <w:bidi/>
+              <w:jc w:val="right"/>
+            </w:pPr>
             <w:r>
+              <w:rPr>
+                <w:rFonts w:ascii="Arial" w:hAnsi="Arial" w:cs="Arial"/>
+                <w:rtl/>
+              </w:rPr>
               <w:t>تقييم المخاطر والمستجدات</w:t>
             </w:r>
           </w:p>
         </w:tc>
         <w:tc>
           <w:tcPr>
-            <w:tcW w:type="dxa" w:w="2880"/>
+            <w:tcW w:type="dxa" w:w="3120"/>
           </w:tcPr>
           <w:p>
+            <w:pPr>
+              <w:bidi/>
+              <w:jc w:val="right"/>
+            </w:pPr>
             <w:r>
+              <w:rPr>
+                <w:rFonts w:ascii="Arial" w:hAnsi="Arial" w:cs="Arial"/>
+                <w:rtl/>
+              </w:rPr>
               <w:t>ناجحة</w:t>
             </w:r>
           </w:p>
         </w:tc>
         <w:tc>
           <w:tcPr>
-            <w:tcW w:type="dxa" w:w="2880"/>
+            <w:tcW w:type="dxa" w:w="3120"/>
           </w:tcPr>
           <w:p>
+            <w:pPr>
+              <w:bidi/>
+              <w:jc w:val="right"/>
+            </w:pPr>
             <w:r>
+              <w:rPr>
+                <w:rFonts w:ascii="Arial" w:hAnsi="Arial" w:cs="Arial"/>
+                <w:rtl/>
+              </w:rPr>
               <w:t>تقلّب عملة منخفض (٢٪)، لا مخاطر إخبارية جوهرية</w:t>
             </w:r>
           </w:p>
@@ -579,33 +998,57 @@
       <w:tr>
         <w:tc>
           <w:tcPr>
-            <w:tcW w:type="dxa" w:w="2880"/>
+            <w:tcW w:type="dxa" w:w="3120"/>
             <w:shd w:val="clear" w:fill="F2F2F2"/>
           </w:tcPr>
           <w:p>
+            <w:pPr>
+              <w:bidi/>
+              <w:jc w:val="right"/>
+            </w:pPr>
             <w:r>
+              <w:rPr>
+                <w:rFonts w:ascii="Arial" w:hAnsi="Arial" w:cs="Arial"/>
+                <w:rtl/>
+              </w:rPr>
               <w:t>الديموغرافيا والاقتصاد الكلي</w:t>
             </w:r>
           </w:p>
         </w:tc>
         <w:tc>
           <w:tcPr>
-            <w:tcW w:type="dxa" w:w="2880"/>
+            <w:tcW w:type="dxa" w:w="3120"/>
             <w:shd w:val="clear" w:fill="F2F2F2"/>
           </w:tcPr>
           <w:p>
+            <w:pPr>
+              <w:bidi/>
+              <w:jc w:val="right"/>
+            </w:pPr>
             <w:r>
+              <w:rPr>
+                <w:rFonts w:ascii="Arial" w:hAnsi="Arial" w:cs="Arial"/>
+                <w:rtl/>
+              </w:rPr>
               <w:t>ناجحة</w:t>
             </w:r>
           </w:p>
         </w:tc>
         <w:tc>
           <w:tcPr>
-            <w:tcW w:type="dxa" w:w="2880"/>
+            <w:tcW w:type="dxa" w:w="3120"/>
             <w:shd w:val="clear" w:fill="F2F2F2"/>
           </w:tcPr>
           <w:p>
+            <w:pPr>
+              <w:bidi/>
+              <w:jc w:val="right"/>
+            </w:pPr>
             <w:r>
+              <w:rPr>
+                <w:rFonts w:ascii="Arial" w:hAnsi="Arial" w:cs="Arial"/>
+                <w:rtl/>
+              </w:rPr>
               <w:t>مؤشرات اقتصادية مستقرة</w:t>
             </w:r>
           </w:p>
@@ -614,30 +1057,54 @@
       <w:tr>
         <w:tc>
           <w:tcPr>
-            <w:tcW w:type="dxa" w:w="2880"/>
+            <w:tcW w:type="dxa" w:w="3120"/>
           </w:tcPr>
           <w:p>
+            <w:pPr>
+              <w:bidi/>
+              <w:jc w:val="right"/>
+            </w:pPr>
             <w:r>
+              <w:rPr>
+                <w:rFonts w:ascii="Arial" w:hAnsi="Arial" w:cs="Arial"/>
+                <w:rtl/>
+              </w:rPr>
               <w:t>الاشتراطات الجمركية</w:t>
             </w:r>
           </w:p>
         </w:tc>
         <w:tc>
           <w:tcPr>
-            <w:tcW w:type="dxa" w:w="2880"/>
+            <w:tcW w:type="dxa" w:w="3120"/>
           </w:tcPr>
           <w:p>
+            <w:pPr>
+              <w:bidi/>
+              <w:jc w:val="right"/>
+            </w:pPr>
             <w:r>
+              <w:rPr>
+                <w:rFonts w:ascii="Arial" w:hAnsi="Arial" w:cs="Arial"/>
+                <w:rtl/>
+              </w:rPr>
               <w:t>ناجحة</w:t>
             </w:r>
           </w:p>
         </w:tc>
         <w:tc>
           <w:tcPr>
-            <w:tcW w:type="dxa" w:w="2880"/>
+            <w:tcW w:type="dxa" w:w="3120"/>
           </w:tcPr>
           <w:p>
+            <w:pPr>
+              <w:bidi/>
+              <w:jc w:val="right"/>
+            </w:pPr>
             <w:r>
+              <w:rPr>
+                <w:rFonts w:ascii="Arial" w:hAnsi="Arial" w:cs="Arial"/>
+                <w:rtl/>
+              </w:rPr>
               <w:t>اشتراط أهلية أوروبي واحد حرج</w:t>
             </w:r>
           </w:p>
@@ -646,33 +1113,57 @@
       <w:tr>
         <w:tc>
           <w:tcPr>
-            <w:tcW w:type="dxa" w:w="2880"/>
+            <w:tcW w:type="dxa" w:w="3120"/>
             <w:shd w:val="clear" w:fill="F2F2F2"/>
           </w:tcPr>
           <w:p>
+            <w:pPr>
+              <w:bidi/>
+              <w:jc w:val="right"/>
+            </w:pPr>
             <w:r>
+              <w:rPr>
+                <w:rFonts w:ascii="Arial" w:hAnsi="Arial" w:cs="Arial"/>
+                <w:rtl/>
+              </w:rPr>
               <w:t>التعريفات الجمركية والاتفاقيات التجارية</w:t>
             </w:r>
           </w:p>
         </w:tc>
         <w:tc>
           <w:tcPr>
-            <w:tcW w:type="dxa" w:w="2880"/>
+            <w:tcW w:type="dxa" w:w="3120"/>
             <w:shd w:val="clear" w:fill="F2F2F2"/>
           </w:tcPr>
           <w:p>
+            <w:pPr>
+              <w:bidi/>
+              <w:jc w:val="right"/>
+            </w:pPr>
             <w:r>
+              <w:rPr>
+                <w:rFonts w:ascii="Arial" w:hAnsi="Arial" w:cs="Arial"/>
+                <w:rtl/>
+              </w:rPr>
               <w:t>ناجحة</w:t>
             </w:r>
           </w:p>
         </w:tc>
         <w:tc>
           <w:tcPr>
-            <w:tcW w:type="dxa" w:w="2880"/>
+            <w:tcW w:type="dxa" w:w="3120"/>
             <w:shd w:val="clear" w:fill="F2F2F2"/>
           </w:tcPr>
           <w:p>
+            <w:pPr>
+              <w:bidi/>
+              <w:jc w:val="right"/>
+            </w:pPr>
             <w:r>
+              <w:rPr>
+                <w:rFonts w:ascii="Arial" w:hAnsi="Arial" w:cs="Arial"/>
+                <w:rtl/>
+              </w:rPr>
               <w:t>تعريفة صفرية مؤكَّدة</w:t>
             </w:r>
           </w:p>
@@ -681,30 +1172,54 @@
       <w:tr>
         <w:tc>
           <w:tcPr>
-            <w:tcW w:type="dxa" w:w="2880"/>
+            <w:tcW w:type="dxa" w:w="3120"/>
           </w:tcPr>
           <w:p>
+            <w:pPr>
+              <w:bidi/>
+              <w:jc w:val="right"/>
+            </w:pPr>
             <w:r>
+              <w:rPr>
+                <w:rFonts w:ascii="Arial" w:hAnsi="Arial" w:cs="Arial"/>
+                <w:rtl/>
+              </w:rPr>
               <w:t>الفرص الاستراتيجية والفجوات</w:t>
             </w:r>
           </w:p>
         </w:tc>
         <w:tc>
           <w:tcPr>
-            <w:tcW w:type="dxa" w:w="2880"/>
+            <w:tcW w:type="dxa" w:w="3120"/>
           </w:tcPr>
           <w:p>
+            <w:pPr>
+              <w:bidi/>
+              <w:jc w:val="right"/>
+            </w:pPr>
             <w:r>
+              <w:rPr>
+                <w:rFonts w:ascii="Arial" w:hAnsi="Arial" w:cs="Arial"/>
+                <w:rtl/>
+              </w:rPr>
               <w:t>ناجحة</w:t>
             </w:r>
           </w:p>
         </w:tc>
         <w:tc>
           <w:tcPr>
-            <w:tcW w:type="dxa" w:w="2880"/>
+            <w:tcW w:type="dxa" w:w="3120"/>
           </w:tcPr>
           <w:p>
+            <w:pPr>
+              <w:bidi/>
+              <w:jc w:val="right"/>
+            </w:pPr>
             <w:r>
+              <w:rPr>
+                <w:rFonts w:ascii="Arial" w:hAnsi="Arial" w:cs="Arial"/>
+                <w:rtl/>
+              </w:rPr>
               <w:t>لا فجوات إضافية مرصودة</w:t>
             </w:r>
           </w:p>
@@ -713,33 +1228,57 @@
       <w:tr>
         <w:tc>
           <w:tcPr>
-            <w:tcW w:type="dxa" w:w="2880"/>
+            <w:tcW w:type="dxa" w:w="3120"/>
             <w:shd w:val="clear" w:fill="F2F2F2"/>
           </w:tcPr>
           <w:p>
+            <w:pPr>
+              <w:bidi/>
+              <w:jc w:val="right"/>
+            </w:pPr>
             <w:r>
+              <w:rPr>
+                <w:rFonts w:ascii="Arial" w:hAnsi="Arial" w:cs="Arial"/>
+                <w:rtl/>
+              </w:rPr>
               <w:t>اللوجستيات</w:t>
             </w:r>
           </w:p>
         </w:tc>
         <w:tc>
           <w:tcPr>
-            <w:tcW w:type="dxa" w:w="2880"/>
+            <w:tcW w:type="dxa" w:w="3120"/>
             <w:shd w:val="clear" w:fill="F2F2F2"/>
           </w:tcPr>
           <w:p>
+            <w:pPr>
+              <w:bidi/>
+              <w:jc w:val="right"/>
+            </w:pPr>
             <w:r>
+              <w:rPr>
+                <w:rFonts w:ascii="Arial" w:hAnsi="Arial" w:cs="Arial"/>
+                <w:rtl/>
+              </w:rPr>
               <w:t>ناجحة</w:t>
             </w:r>
           </w:p>
         </w:tc>
         <w:tc>
           <w:tcPr>
-            <w:tcW w:type="dxa" w:w="2880"/>
+            <w:tcW w:type="dxa" w:w="3120"/>
             <w:shd w:val="clear" w:fill="F2F2F2"/>
           </w:tcPr>
           <w:p>
+            <w:pPr>
+              <w:bidi/>
+              <w:jc w:val="right"/>
+            </w:pPr>
             <w:r>
+              <w:rPr>
+                <w:rFonts w:ascii="Arial" w:hAnsi="Arial" w:cs="Arial"/>
+                <w:rtl/>
+              </w:rPr>
               <w:t>بنية لوجستية ناضجة</w:t>
             </w:r>
           </w:p>
@@ -749,262 +1288,580 @@
     <w:p>
       <w:pPr>
         <w:pStyle w:val="Heading2"/>
+        <w:bidi/>
+        <w:jc w:val="right"/>
       </w:pPr>
       <w:r>
+        <w:rPr>
+          <w:rFonts w:ascii="Arial" w:hAnsi="Arial" w:cs="Arial"/>
+          <w:rtl/>
+        </w:rPr>
         <w:t>التقرير الكامل (كاتب التقرير، مراجَع)</w:t>
       </w:r>
     </w:p>
     <w:p>
       <w:pPr>
         <w:pStyle w:val="Heading3"/>
+        <w:bidi/>
+        <w:jc w:val="right"/>
       </w:pPr>
       <w:r>
+        <w:rPr>
+          <w:rFonts w:ascii="Arial" w:hAnsi="Arial" w:cs="Arial"/>
+          <w:rtl/>
+        </w:rPr>
         <w:t>1. الخلاصة التنفيذية</w:t>
       </w:r>
     </w:p>
     <w:p>
+      <w:pPr>
+        <w:bidi/>
+        <w:jc w:val="right"/>
+      </w:pPr>
       <w:r>
-        <w:t>التوصية التوصية بالدخول لأن (أ) الشريحة المسلمة في إسبانيا نحو 2.1 مليون نسمة ضمن</w:t>
+        <w:rPr>
+          <w:rFonts w:ascii="Arial" w:hAnsi="Arial" w:cs="Arial"/>
+          <w:rtl/>
+        </w:rPr>
+        <w:t>التوصية بالدخول لثلاثة أسباب متضافرة: أولاً الشريحة المسلمة في إسبانيا نحو</w:t>
       </w:r>
     </w:p>
     <w:p>
+      <w:pPr>
+        <w:bidi/>
+        <w:jc w:val="right"/>
+      </w:pPr>
       <w:r>
-        <w:t>واردات تمور سنوية تبلغ 61 مليون دولار (نحو 228.8 مليون ريال بسعر الربط 3.75)، (ب) سوق مورّدين مجزَّأ (HHI (مؤشر يقيس تركّز/احتكار السوق: فوق 2500 يعني سيطرة لاعب واحد)≈2350،</w:t>
+        <w:rPr>
+          <w:rFonts w:ascii="Arial" w:hAnsi="Arial" w:cs="Arial"/>
+          <w:rtl/>
+        </w:rPr>
+        <w:t>2.1 مليون نسمة ضمن واردات تمور سنوية تبلغ 61 مليون دولار؛ وثانياً سوق</w:t>
       </w:r>
     </w:p>
     <w:p>
+      <w:pPr>
+        <w:bidi/>
+        <w:jc w:val="right"/>
+      </w:pPr>
       <w:r>
-        <w:t>لا مورّد مهيمناً) يفتح مجالاً حقيقياً لمورّد جديد منافس بالسعر، (ج) نمو</w:t>
+        <w:rPr>
+          <w:rFonts w:ascii="Arial" w:hAnsi="Arial" w:cs="Arial"/>
+          <w:rtl/>
+        </w:rPr>
+        <w:t>مورّدين مجزَّأ (HHI (مؤشر يقيس تركّز/احتكار السوق: فوق 2500 يعني سيطرة لاعب واحد)≈2350، لا مورّد مهيمناً) يفتح مجالاً حقيقياً لمورّد</w:t>
       </w:r>
     </w:p>
     <w:p>
+      <w:pPr>
+        <w:bidi/>
+        <w:jc w:val="right"/>
+      </w:pPr>
       <w:r>
-        <w:t>الواردات 9% مركّباً على ثلاث سنوات. تتحول التوصية إلى التوصية بالدخول أقوى إذا (١)</w:t>
+        <w:rPr>
+          <w:rFonts w:ascii="Arial" w:hAnsi="Arial" w:cs="Arial"/>
+          <w:rtl/>
+        </w:rPr>
+        <w:t>جديد منافس بالسعر؛ وثالثاً نمو الواردات 9% مركّباً على ثلاث سنوات. تتحول</w:t>
       </w:r>
     </w:p>
     <w:p>
+      <w:pPr>
+        <w:bidi/>
+        <w:jc w:val="right"/>
+      </w:pPr>
       <w:r>
-        <w:t>تأكدت شهادة المنشأة المعتمدة EU 2017/625 خلال ٩٠ يوماً و(٢) تم التعاقد</w:t>
+        <w:rPr>
+          <w:rFonts w:ascii="Arial" w:hAnsi="Arial" w:cs="Arial"/>
+          <w:rtl/>
+        </w:rPr>
+        <w:t>التوصية إلى التوصية بالدخول أقوى متى تأكدت شهادة المنشأة المعتمدة EU 2017/625 خلال ٩٠</w:t>
       </w:r>
     </w:p>
     <w:p>
+      <w:pPr>
+        <w:bidi/>
+        <w:jc w:val="right"/>
+      </w:pPr>
       <w:r>
-        <w:t>مع موزّع واحد على الأقل من الباب الأول أدناه خلال نفس المهلة.</w:t>
+        <w:rPr>
+          <w:rFonts w:ascii="Arial" w:hAnsi="Arial" w:cs="Arial"/>
+          <w:rtl/>
+        </w:rPr>
+        <w:t>يوماً، ثم تعاقد المصدّر مع موزّع واحد على الأقل من الباب الأول أدناه خلال</w:t>
       </w:r>
     </w:p>
     <w:p>
+      <w:pPr>
+        <w:bidi/>
+        <w:jc w:val="right"/>
+      </w:pPr>
       <w:r>
-        <w:t>الأرقام المفتاحية الثلاثة: شريحة 2.1 مليون نسمة، تركّز مورّدين HHI≈2350،</w:t>
+        <w:rPr>
+          <w:rFonts w:ascii="Arial" w:hAnsi="Arial" w:cs="Arial"/>
+          <w:rtl/>
+        </w:rPr>
+        <w:t>المهلة نفسها. المخاطر الرئيسية الثلاث: بوابة الأهلية الأوروبية أولاً، ثم</w:t>
       </w:r>
     </w:p>
     <w:p>
+      <w:pPr>
+        <w:bidi/>
+        <w:jc w:val="right"/>
+      </w:pPr>
       <w:r>
-        <w:t>نمو واردات 9%. المخاطر الرئيسية الثلاث: بوابة الأهلية الأوروبية، تقلّب</w:t>
+        <w:rPr>
+          <w:rFonts w:ascii="Arial" w:hAnsi="Arial" w:cs="Arial"/>
+          <w:rtl/>
+        </w:rPr>
+        <w:t>تقلّب سعري محدود لليورو بين آخر سنتين، ثم منافسة تونس والمغرب بالسعر.</w:t>
       </w:r>
     </w:p>
     <w:p>
-      <w:r>
-        <w:t>سعري محدود لليورو (٢٪ بين آخر سنتين)، ومنافسة تونس/المغرب بالسعر.</w:t>
-      </w:r>
-    </w:p>
-    <w:p>
+      <w:pPr>
+        <w:bidi/>
+        <w:jc w:val="right"/>
+      </w:pPr>
       <w:r>
         <w:rPr>
+          <w:rFonts w:ascii="Arial" w:hAnsi="Arial" w:cs="Arial"/>
           <w:b/>
+          <w:rtl/>
         </w:rPr>
         <w:t>ماذا يعني هذا لقرارك: ابدأ تجهيز ملف الأهلية الأوروبية الآن — هو</w:t>
       </w:r>
     </w:p>
     <w:p>
+      <w:pPr>
+        <w:bidi/>
+        <w:jc w:val="right"/>
+      </w:pPr>
       <w:r>
+        <w:rPr>
+          <w:rFonts w:ascii="Arial" w:hAnsi="Arial" w:cs="Arial"/>
+          <w:rtl/>
+        </w:rPr>
         <w:t>البوابة الحرجة الوحيدة قبل أي خطوة تسويقية.</w:t>
       </w:r>
     </w:p>
     <w:p>
       <w:pPr>
         <w:pStyle w:val="Heading3"/>
+        <w:bidi/>
+        <w:jc w:val="right"/>
       </w:pPr>
       <w:r>
+        <w:rPr>
+          <w:rFonts w:ascii="Arial" w:hAnsi="Arial" w:cs="Arial"/>
+          <w:rtl/>
+        </w:rPr>
         <w:t>2. منهجية البحث ونطاقه</w:t>
       </w:r>
     </w:p>
     <w:p>
       <w:pPr>
         <w:pStyle w:val="Heading4"/>
+        <w:bidi/>
+        <w:jc w:val="right"/>
       </w:pPr>
       <w:r>
+        <w:rPr>
+          <w:rFonts w:ascii="Arial" w:hAnsi="Arial" w:cs="Arial"/>
+          <w:rtl/>
+        </w:rPr>
         <w:t>حدود المنهجية وجودة البيانات</w:t>
       </w:r>
     </w:p>
     <w:p>
       <w:pPr>
         <w:pStyle w:val="ListBullet"/>
+        <w:bidi/>
+        <w:jc w:val="right"/>
       </w:pPr>
       <w:r>
+        <w:rPr>
+          <w:rFonts w:ascii="Arial" w:hAnsi="Arial" w:cs="Arial"/>
+          <w:rtl/>
+        </w:rPr>
+        <w:t>رقم مفتاحي «HHI≈2350» تكرّر 3 مرّات في المتن (الحدّ مرّتان) — اذكره كاملاً مرّة ثم أحِل إليه</w:t>
+      </w:r>
+    </w:p>
+    <w:p>
+      <w:pPr>
+        <w:pStyle w:val="ListBullet"/>
+        <w:bidi/>
+        <w:jc w:val="right"/>
+      </w:pPr>
+      <w:r>
+        <w:rPr>
+          <w:rFonts w:ascii="Arial" w:hAnsi="Arial" w:cs="Arial"/>
+          <w:rtl/>
+        </w:rPr>
         <w:t>بعثة 'الفرص الاستراتيجية والفجوات' نجحت لكن بلا نتائج مستشهَد بها — لا فجوات إضافية مرصودة</w:t>
       </w:r>
     </w:p>
     <w:p>
+      <w:pPr>
+        <w:bidi/>
+        <w:jc w:val="right"/>
+      </w:pPr>
       <w:r>
+        <w:rPr>
+          <w:rFonts w:ascii="Arial" w:hAnsi="Arial" w:cs="Arial"/>
+          <w:rtl/>
+        </w:rPr>
         <w:t>اعتمد هذا التقرير على Comtrade (تدفقات الاستيراد والمورّدون)، World</w:t>
       </w:r>
     </w:p>
     <w:p>
+      <w:pPr>
+        <w:bidi/>
+        <w:jc w:val="right"/>
+      </w:pPr>
       <w:r>
+        <w:rPr>
+          <w:rFonts w:ascii="Arial" w:hAnsi="Arial" w:cs="Arial"/>
+          <w:rtl/>
+        </w:rPr>
         <w:t>Bank (السكان والدخل ومؤشرات الحوكمة وسعر الصرف)، WITS (التعريفة)،</w:t>
       </w:r>
     </w:p>
     <w:p>
+      <w:pPr>
+        <w:bidi/>
+        <w:jc w:val="right"/>
+      </w:pPr>
       <w:r>
+        <w:rPr>
+          <w:rFonts w:ascii="Arial" w:hAnsi="Arial" w:cs="Arial"/>
+          <w:rtl/>
+        </w:rPr>
         <w:t>وبحث ويب موجَّه (الأسعار والمستوردون وثقافة الاستهلاك). ١٠ من ١٢</w:t>
       </w:r>
     </w:p>
     <w:p>
+      <w:pPr>
+        <w:bidi/>
+        <w:jc w:val="right"/>
+      </w:pPr>
       <w:r>
+        <w:rPr>
+          <w:rFonts w:ascii="Arial" w:hAnsi="Arial" w:cs="Arial"/>
+          <w:rtl/>
+        </w:rPr>
         <w:t>بعثة أنتجت أدلة مستشهَداً بها. سنة البيانات الأساسية 2023. تعريف</w:t>
       </w:r>
     </w:p>
     <w:p>
+      <w:pPr>
+        <w:bidi/>
+        <w:jc w:val="right"/>
+      </w:pPr>
       <w:r>
+        <w:rPr>
+          <w:rFonts w:ascii="Arial" w:hAnsi="Arial" w:cs="Arial"/>
+          <w:rtl/>
+        </w:rPr>
         <w:t>السوق: إسبانيا (ESP)، رمز HS080410 (تمور).</w:t>
       </w:r>
     </w:p>
     <w:p>
       <w:pPr>
         <w:pStyle w:val="Heading3"/>
+        <w:bidi/>
+        <w:jc w:val="right"/>
       </w:pPr>
       <w:r>
+        <w:rPr>
+          <w:rFonts w:ascii="Arial" w:hAnsi="Arial" w:cs="Arial"/>
+          <w:rtl/>
+        </w:rPr>
         <w:t>3. نظرة عامة على السوق وحجمه</w:t>
       </w:r>
     </w:p>
     <w:p>
+      <w:pPr>
+        <w:bidi/>
+        <w:jc w:val="right"/>
+      </w:pPr>
       <w:r>
-        <w:t>واردات إسبانيا من تمور HS080410 بلغت 61 مليون دولار (نحو 228.8 مليون ريال بسعر الربط 3.75) عام 2023 (UN</w:t>
+        <w:rPr>
+          <w:rFonts w:ascii="Arial" w:hAnsi="Arial" w:cs="Arial"/>
+          <w:rtl/>
+        </w:rPr>
+        <w:t>واردات إسبانيا من تمور HS080410 بلغت 61 مليون دولار عام 2023 (UN</w:t>
       </w:r>
     </w:p>
     <w:p>
+      <w:pPr>
+        <w:bidi/>
+        <w:jc w:val="right"/>
+      </w:pPr>
       <w:r>
+        <w:rPr>
+          <w:rFonts w:ascii="Arial" w:hAnsi="Arial" w:cs="Arial"/>
+          <w:rtl/>
+        </w:rPr>
         <w:t>Comtrade)، بنمو 9% مركّباً على ثلاث سنوات. حساب TAM (إجمالي حجم السوق الكلي المتاح نظرياً)/SAM (الجزء من السوق الذي يمكن خدمته فعلاً بالمنتج والقنوات المتاحة)/SOM (الحصة الواقعية القابلة للالتقاط في المدى القصير): TAM =</w:t>
       </w:r>
     </w:p>
     <w:p>
+      <w:pPr>
+        <w:bidi/>
+        <w:jc w:val="right"/>
+      </w:pPr>
       <w:r>
+        <w:rPr>
+          <w:rFonts w:ascii="Arial" w:hAnsi="Arial" w:cs="Arial"/>
+          <w:rtl/>
+        </w:rPr>
         <w:t>61,000,000$ (إجمالي واردات السوق). SAM = TAM × 3.4% (حصة الشريحة</w:t>
       </w:r>
     </w:p>
     <w:p>
+      <w:pPr>
+        <w:bidi/>
+        <w:jc w:val="right"/>
+      </w:pPr>
       <w:r>
+        <w:rPr>
+          <w:rFonts w:ascii="Arial" w:hAnsi="Arial" w:cs="Arial"/>
+          <w:rtl/>
+        </w:rPr>
         <w:t>الحلال المتخصصة المقدَّرة من نمط استهلاك الجاليات المسلمة) ≈</w:t>
       </w:r>
     </w:p>
     <w:p>
+      <w:pPr>
+        <w:bidi/>
+        <w:jc w:val="right"/>
+      </w:pPr>
       <w:r>
+        <w:rPr>
+          <w:rFonts w:ascii="Arial" w:hAnsi="Arial" w:cs="Arial"/>
+          <w:rtl/>
+        </w:rPr>
         <w:t>2,074,000$. SOM = SAM × 8% (حصة واقعية مستهدَفة في أول ثلاث سنوات</w:t>
       </w:r>
     </w:p>
     <w:p>
+      <w:pPr>
+        <w:bidi/>
+        <w:jc w:val="right"/>
+      </w:pPr>
       <w:r>
+        <w:rPr>
+          <w:rFonts w:ascii="Arial" w:hAnsi="Arial" w:cs="Arial"/>
+          <w:rtl/>
+        </w:rPr>
         <w:t>دخول، افتراض متحفظ لمورّد جديد) ≈ 166,000$ سنوياً.</w:t>
       </w:r>
     </w:p>
     <w:p>
       <w:pPr>
         <w:pStyle w:val="Heading3"/>
+        <w:bidi/>
+        <w:jc w:val="right"/>
       </w:pPr>
       <w:r>
+        <w:rPr>
+          <w:rFonts w:ascii="Arial" w:hAnsi="Arial" w:cs="Arial"/>
+          <w:rtl/>
+        </w:rPr>
         <w:t>4. ديناميكيات السوق</w:t>
       </w:r>
     </w:p>
     <w:p>
+      <w:pPr>
+        <w:bidi/>
+        <w:jc w:val="right"/>
+      </w:pPr>
       <w:r>
+        <w:rPr>
+          <w:rFonts w:ascii="Arial" w:hAnsi="Arial" w:cs="Arial"/>
+          <w:rtl/>
+        </w:rPr>
         <w:t>محرّكات: نمو سكاني للجالية المسلمة ونمو دخل للفرد. معوّقات: بوابة</w:t>
       </w:r>
     </w:p>
     <w:p>
+      <w:pPr>
+        <w:bidi/>
+        <w:jc w:val="right"/>
+      </w:pPr>
       <w:r>
+        <w:rPr>
+          <w:rFonts w:ascii="Arial" w:hAnsi="Arial" w:cs="Arial"/>
+          <w:rtl/>
+        </w:rPr>
         <w:t>الأهلية الأوروبية الإلزامية. فرص: تجزّؤ المورّدين (HHI≈2350) يترك</w:t>
       </w:r>
     </w:p>
     <w:p>
+      <w:pPr>
+        <w:bidi/>
+        <w:jc w:val="right"/>
+      </w:pPr>
       <w:r>
+        <w:rPr>
+          <w:rFonts w:ascii="Arial" w:hAnsi="Arial" w:cs="Arial"/>
+          <w:rtl/>
+        </w:rPr>
         <w:t>مجالاً لمنافس جديد. تهديدات: منافسة تونس والمغرب بأسعار أقل في نفس</w:t>
       </w:r>
     </w:p>
     <w:p>
+      <w:pPr>
+        <w:bidi/>
+        <w:jc w:val="right"/>
+      </w:pPr>
       <w:r>
+        <w:rPr>
+          <w:rFonts w:ascii="Arial" w:hAnsi="Arial" w:cs="Arial"/>
+          <w:rtl/>
+        </w:rPr>
         <w:t>القناة المتخصصة.</w:t>
       </w:r>
     </w:p>
     <w:p>
       <w:pPr>
         <w:pStyle w:val="Heading3"/>
+        <w:bidi/>
+        <w:jc w:val="right"/>
       </w:pPr>
       <w:r>
+        <w:rPr>
+          <w:rFonts w:ascii="Arial" w:hAnsi="Arial" w:cs="Arial"/>
+          <w:rtl/>
+        </w:rPr>
         <w:t>5. تحليل المستهلك والطلب</w:t>
       </w:r>
     </w:p>
     <w:p>
+      <w:pPr>
+        <w:bidi/>
+        <w:jc w:val="right"/>
+      </w:pPr>
       <w:r>
+        <w:rPr>
+          <w:rFonts w:ascii="Arial" w:hAnsi="Arial" w:cs="Arial"/>
+          <w:rtl/>
+        </w:rPr>
         <w:t>حساب صريح لحجم الشريحة: عدد سكان إسبانيا 47,500,000 × نسبة الشريحة</w:t>
       </w:r>
     </w:p>
     <w:p>
+      <w:pPr>
+        <w:bidi/>
+        <w:jc w:val="right"/>
+      </w:pPr>
       <w:r>
+        <w:rPr>
+          <w:rFonts w:ascii="Arial" w:hAnsi="Arial" w:cs="Arial"/>
+          <w:rtl/>
+        </w:rPr>
         <w:t>المسلمة المقدَّرة 4.4% ≈ 2,090,000 نسمة. بافتراض استهلاك موسمي 2</w:t>
       </w:r>
     </w:p>
     <w:p>
+      <w:pPr>
+        <w:bidi/>
+        <w:jc w:val="right"/>
+      </w:pPr>
       <w:r>
+        <w:rPr>
+          <w:rFonts w:ascii="Arial" w:hAnsi="Arial" w:cs="Arial"/>
+          <w:rtl/>
+        </w:rPr>
         <w:t>كغم/فرد سنوياً (نمط رمضان في أسواق أوروبية مشابهة) × متوسط سعر</w:t>
       </w:r>
     </w:p>
     <w:p>
+      <w:pPr>
+        <w:bidi/>
+        <w:jc w:val="right"/>
+      </w:pPr>
       <w:r>
+        <w:rPr>
+          <w:rFonts w:ascii="Arial" w:hAnsi="Arial" w:cs="Arial"/>
+          <w:rtl/>
+        </w:rPr>
         <w:t>تجزئة 9 يورو/كغم ≈ نطاق إيرادات محتمل يتراوح بين 3.3 و4.2 مليون</w:t>
       </w:r>
     </w:p>
     <w:p>
+      <w:pPr>
+        <w:bidi/>
+        <w:jc w:val="right"/>
+      </w:pPr>
       <w:r>
+        <w:rPr>
+          <w:rFonts w:ascii="Arial" w:hAnsi="Arial" w:cs="Arial"/>
+          <w:rtl/>
+        </w:rPr>
         <w:t>يورو سنوياً لكامل الشريحة. اتجاه بحث خمس سنوات صاعد بذروة موسمية</w:t>
       </w:r>
     </w:p>
     <w:p>
+      <w:pPr>
+        <w:bidi/>
+        <w:jc w:val="right"/>
+      </w:pPr>
       <w:r>
+        <w:rPr>
+          <w:rFonts w:ascii="Arial" w:hAnsi="Arial" w:cs="Arial"/>
+          <w:rtl/>
+        </w:rPr>
         <w:t>واضحة حول رمضان (Google Trends).</w:t>
       </w:r>
     </w:p>
     <w:p>
       <w:pPr>
         <w:pStyle w:val="Heading3"/>
+        <w:bidi/>
+        <w:jc w:val="right"/>
       </w:pPr>
       <w:r>
+        <w:rPr>
+          <w:rFonts w:ascii="Arial" w:hAnsi="Arial" w:cs="Arial"/>
+          <w:rtl/>
+        </w:rPr>
         <w:t>6. المشهد التنافسي</w:t>
       </w:r>
     </w:p>
     <w:p>
+      <w:pPr>
+        <w:bidi/>
+        <w:jc w:val="right"/>
+      </w:pPr>
       <w:r>
+        <w:rPr>
+          <w:rFonts w:ascii="Arial" w:hAnsi="Arial" w:cs="Arial"/>
+          <w:rtl/>
+        </w:rPr>
         <w:t>مؤشر تركّز المورّدين HHI≈2350 (نطاق معتدل — لا مورّد مهيمناً) من</w:t>
       </w:r>
     </w:p>
     <w:p>
-      <w:r>
-        <w:t>comtrade_competitors:</w:t>
-      </w:r>
-    </w:p>
-    <w:p>
+      <w:pPr>
+        <w:bidi/>
+        <w:jc w:val="right"/>
+      </w:pPr>
       <w:r>
         <w:rPr>
-          <w:b/>
-          <w:i/>
+          <w:rFonts w:ascii="Arial" w:hAnsi="Arial" w:cs="Arial"/>
+          <w:rtl/>
         </w:rPr>
-        <w:t>جدول: الدولة المورّدة · الحصة</w:t>
+        <w:t>comtrade_competitors:</w:t>
       </w:r>
     </w:p>
     <w:tbl>
       <w:tblPr>
         <w:tblStyle w:val="TableGrid"/>
         <w:tblW w:type="auto" w:w="0"/>
+        <w:tblLayout w:type="fixed"/>
         <w:tblLook w:firstColumn="1" w:firstRow="1" w:lastColumn="0" w:lastRow="0" w:noHBand="0" w:noVBand="1" w:val="04A0"/>
+        <w:bidiVisual/>
       </w:tblPr>
       <w:tblGrid>
         <w:gridCol w:w="4320"/>
@@ -1013,14 +1870,20 @@
       <w:tr>
         <w:tc>
           <w:tcPr>
-            <w:tcW w:type="dxa" w:w="4320"/>
+            <w:tcW w:type="dxa" w:w="4680"/>
             <w:shd w:val="clear" w:fill="1B3B6F"/>
           </w:tcPr>
           <w:p>
+            <w:pPr>
+              <w:bidi/>
+              <w:jc w:val="right"/>
+            </w:pPr>
             <w:r>
               <w:rPr>
+                <w:rFonts w:ascii="Arial" w:hAnsi="Arial" w:cs="Arial"/>
                 <w:b/>
                 <w:color w:val="FFFFFF"/>
+                <w:rtl/>
               </w:rPr>
               <w:t>الدولة المورّدة</w:t>
             </w:r>
@@ -1028,14 +1891,20 @@
         </w:tc>
         <w:tc>
           <w:tcPr>
-            <w:tcW w:type="dxa" w:w="4320"/>
+            <w:tcW w:type="dxa" w:w="4680"/>
             <w:shd w:val="clear" w:fill="1B3B6F"/>
           </w:tcPr>
           <w:p>
+            <w:pPr>
+              <w:bidi/>
+              <w:jc w:val="right"/>
+            </w:pPr>
             <w:r>
               <w:rPr>
+                <w:rFonts w:ascii="Arial" w:hAnsi="Arial" w:cs="Arial"/>
                 <w:b/>
                 <w:color w:val="FFFFFF"/>
+                <w:rtl/>
               </w:rPr>
               <w:t>الحصة</w:t>
             </w:r>
@@ -1045,20 +1914,36 @@
       <w:tr>
         <w:tc>
           <w:tcPr>
-            <w:tcW w:type="dxa" w:w="4320"/>
+            <w:tcW w:type="dxa" w:w="4680"/>
           </w:tcPr>
           <w:p>
+            <w:pPr>
+              <w:bidi/>
+              <w:jc w:val="right"/>
+            </w:pPr>
             <w:r>
+              <w:rPr>
+                <w:rFonts w:ascii="Arial" w:hAnsi="Arial" w:cs="Arial"/>
+                <w:rtl/>
+              </w:rPr>
               <w:t>تونس</w:t>
             </w:r>
           </w:p>
         </w:tc>
         <w:tc>
           <w:tcPr>
-            <w:tcW w:type="dxa" w:w="4320"/>
+            <w:tcW w:type="dxa" w:w="4680"/>
           </w:tcPr>
           <w:p>
+            <w:pPr>
+              <w:bidi/>
+              <w:jc w:val="right"/>
+            </w:pPr>
             <w:r>
+              <w:rPr>
+                <w:rFonts w:ascii="Arial" w:hAnsi="Arial" w:cs="Arial"/>
+                <w:rtl/>
+              </w:rPr>
               <w:t>34%</w:t>
             </w:r>
           </w:p>
@@ -1067,22 +1952,38 @@
       <w:tr>
         <w:tc>
           <w:tcPr>
-            <w:tcW w:type="dxa" w:w="4320"/>
+            <w:tcW w:type="dxa" w:w="4680"/>
             <w:shd w:val="clear" w:fill="F2F2F2"/>
           </w:tcPr>
           <w:p>
+            <w:pPr>
+              <w:bidi/>
+              <w:jc w:val="right"/>
+            </w:pPr>
             <w:r>
+              <w:rPr>
+                <w:rFonts w:ascii="Arial" w:hAnsi="Arial" w:cs="Arial"/>
+                <w:rtl/>
+              </w:rPr>
               <w:t>الجزائر</w:t>
             </w:r>
           </w:p>
         </w:tc>
         <w:tc>
           <w:tcPr>
-            <w:tcW w:type="dxa" w:w="4320"/>
+            <w:tcW w:type="dxa" w:w="4680"/>
             <w:shd w:val="clear" w:fill="F2F2F2"/>
           </w:tcPr>
           <w:p>
+            <w:pPr>
+              <w:bidi/>
+              <w:jc w:val="right"/>
+            </w:pPr>
             <w:r>
+              <w:rPr>
+                <w:rFonts w:ascii="Arial" w:hAnsi="Arial" w:cs="Arial"/>
+                <w:rtl/>
+              </w:rPr>
               <w:t>22%</w:t>
             </w:r>
           </w:p>
@@ -1091,20 +1992,36 @@
       <w:tr>
         <w:tc>
           <w:tcPr>
-            <w:tcW w:type="dxa" w:w="4320"/>
+            <w:tcW w:type="dxa" w:w="4680"/>
           </w:tcPr>
           <w:p>
+            <w:pPr>
+              <w:bidi/>
+              <w:jc w:val="right"/>
+            </w:pPr>
             <w:r>
+              <w:rPr>
+                <w:rFonts w:ascii="Arial" w:hAnsi="Arial" w:cs="Arial"/>
+                <w:rtl/>
+              </w:rPr>
               <w:t>المغرب</w:t>
             </w:r>
           </w:p>
         </w:tc>
         <w:tc>
           <w:tcPr>
-            <w:tcW w:type="dxa" w:w="4320"/>
+            <w:tcW w:type="dxa" w:w="4680"/>
           </w:tcPr>
           <w:p>
+            <w:pPr>
+              <w:bidi/>
+              <w:jc w:val="right"/>
+            </w:pPr>
             <w:r>
+              <w:rPr>
+                <w:rFonts w:ascii="Arial" w:hAnsi="Arial" w:cs="Arial"/>
+                <w:rtl/>
+              </w:rPr>
               <w:t>18%</w:t>
             </w:r>
           </w:p>
@@ -1113,22 +2030,38 @@
       <w:tr>
         <w:tc>
           <w:tcPr>
-            <w:tcW w:type="dxa" w:w="4320"/>
+            <w:tcW w:type="dxa" w:w="4680"/>
             <w:shd w:val="clear" w:fill="F2F2F2"/>
           </w:tcPr>
           <w:p>
+            <w:pPr>
+              <w:bidi/>
+              <w:jc w:val="right"/>
+            </w:pPr>
             <w:r>
+              <w:rPr>
+                <w:rFonts w:ascii="Arial" w:hAnsi="Arial" w:cs="Arial"/>
+                <w:rtl/>
+              </w:rPr>
               <w:t>باقي المورّدين</w:t>
             </w:r>
           </w:p>
         </w:tc>
         <w:tc>
           <w:tcPr>
-            <w:tcW w:type="dxa" w:w="4320"/>
+            <w:tcW w:type="dxa" w:w="4680"/>
             <w:shd w:val="clear" w:fill="F2F2F2"/>
           </w:tcPr>
           <w:p>
+            <w:pPr>
+              <w:bidi/>
+              <w:jc w:val="right"/>
+            </w:pPr>
             <w:r>
+              <w:rPr>
+                <w:rFonts w:ascii="Arial" w:hAnsi="Arial" w:cs="Arial"/>
+                <w:rtl/>
+              </w:rPr>
               <w:t>26%</w:t>
             </w:r>
           </w:p>
@@ -1136,24 +2069,25 @@
       </w:tr>
     </w:tbl>
     <w:p>
-      <w:r>
-        <w:t>سلّم أسعار التجزئة المرصود:</w:t>
-      </w:r>
-    </w:p>
-    <w:p>
+      <w:pPr>
+        <w:bidi/>
+        <w:jc w:val="right"/>
+      </w:pPr>
       <w:r>
         <w:rPr>
-          <w:b/>
-          <w:i/>
+          <w:rFonts w:ascii="Arial" w:hAnsi="Arial" w:cs="Arial"/>
+          <w:rtl/>
         </w:rPr>
-        <w:t>جدول: المنتج/العلامة · السعر · العملة · المصدر</w:t>
+        <w:t>سلّم أسعار التجزئة المرصود:</w:t>
       </w:r>
     </w:p>
     <w:tbl>
       <w:tblPr>
         <w:tblStyle w:val="TableGrid"/>
         <w:tblW w:type="auto" w:w="0"/>
+        <w:tblLayout w:type="fixed"/>
         <w:tblLook w:firstColumn="1" w:firstRow="1" w:lastColumn="0" w:lastRow="0" w:noHBand="0" w:noVBand="1" w:val="04A0"/>
+        <w:bidiVisual/>
       </w:tblPr>
       <w:tblGrid>
         <w:gridCol w:w="2160"/>
@@ -1164,14 +2098,20 @@
       <w:tr>
         <w:tc>
           <w:tcPr>
-            <w:tcW w:type="dxa" w:w="2160"/>
+            <w:tcW w:type="dxa" w:w="2340"/>
             <w:shd w:val="clear" w:fill="1B3B6F"/>
           </w:tcPr>
           <w:p>
+            <w:pPr>
+              <w:bidi/>
+              <w:jc w:val="right"/>
+            </w:pPr>
             <w:r>
               <w:rPr>
+                <w:rFonts w:ascii="Arial" w:hAnsi="Arial" w:cs="Arial"/>
                 <w:b/>
                 <w:color w:val="FFFFFF"/>
+                <w:rtl/>
               </w:rPr>
               <w:t>المنتج/العلامة</w:t>
             </w:r>
@@ -1179,14 +2119,20 @@
         </w:tc>
         <w:tc>
           <w:tcPr>
-            <w:tcW w:type="dxa" w:w="2160"/>
+            <w:tcW w:type="dxa" w:w="2340"/>
             <w:shd w:val="clear" w:fill="1B3B6F"/>
           </w:tcPr>
           <w:p>
+            <w:pPr>
+              <w:bidi/>
+              <w:jc w:val="right"/>
+            </w:pPr>
             <w:r>
               <w:rPr>
+                <w:rFonts w:ascii="Arial" w:hAnsi="Arial" w:cs="Arial"/>
                 <w:b/>
                 <w:color w:val="FFFFFF"/>
+                <w:rtl/>
               </w:rPr>
               <w:t>السعر</w:t>
             </w:r>
@@ -1194,14 +2140,20 @@
         </w:tc>
         <w:tc>
           <w:tcPr>
-            <w:tcW w:type="dxa" w:w="2160"/>
+            <w:tcW w:type="dxa" w:w="2340"/>
             <w:shd w:val="clear" w:fill="1B3B6F"/>
           </w:tcPr>
           <w:p>
+            <w:pPr>
+              <w:bidi/>
+              <w:jc w:val="right"/>
+            </w:pPr>
             <w:r>
               <w:rPr>
+                <w:rFonts w:ascii="Arial" w:hAnsi="Arial" w:cs="Arial"/>
                 <w:b/>
                 <w:color w:val="FFFFFF"/>
+                <w:rtl/>
               </w:rPr>
               <w:t>العملة</w:t>
             </w:r>
@@ -1209,14 +2161,20 @@
         </w:tc>
         <w:tc>
           <w:tcPr>
-            <w:tcW w:type="dxa" w:w="2160"/>
+            <w:tcW w:type="dxa" w:w="2340"/>
             <w:shd w:val="clear" w:fill="1B3B6F"/>
           </w:tcPr>
           <w:p>
+            <w:pPr>
+              <w:bidi/>
+              <w:jc w:val="right"/>
+            </w:pPr>
             <w:r>
               <w:rPr>
+                <w:rFonts w:ascii="Arial" w:hAnsi="Arial" w:cs="Arial"/>
                 <w:b/>
                 <w:color w:val="FFFFFF"/>
+                <w:rtl/>
               </w:rPr>
               <w:t>المصدر</w:t>
             </w:r>
@@ -1226,40 +2184,72 @@
       <w:tr>
         <w:tc>
           <w:tcPr>
-            <w:tcW w:type="dxa" w:w="2160"/>
+            <w:tcW w:type="dxa" w:w="2340"/>
           </w:tcPr>
           <w:p>
+            <w:pPr>
+              <w:bidi/>
+              <w:jc w:val="right"/>
+            </w:pPr>
             <w:r>
+              <w:rPr>
+                <w:rFonts w:ascii="Arial" w:hAnsi="Arial" w:cs="Arial"/>
+                <w:rtl/>
+              </w:rPr>
               <w:t>تمور اقتصادية (سوبرماركت عام)</w:t>
             </w:r>
           </w:p>
         </w:tc>
         <w:tc>
           <w:tcPr>
-            <w:tcW w:type="dxa" w:w="2160"/>
+            <w:tcW w:type="dxa" w:w="2340"/>
           </w:tcPr>
           <w:p>
+            <w:pPr>
+              <w:bidi/>
+              <w:jc w:val="right"/>
+            </w:pPr>
             <w:r>
+              <w:rPr>
+                <w:rFonts w:ascii="Arial" w:hAnsi="Arial" w:cs="Arial"/>
+                <w:rtl/>
+              </w:rPr>
               <w:t>5.80</w:t>
             </w:r>
           </w:p>
         </w:tc>
         <w:tc>
           <w:tcPr>
-            <w:tcW w:type="dxa" w:w="2160"/>
+            <w:tcW w:type="dxa" w:w="2340"/>
           </w:tcPr>
           <w:p>
+            <w:pPr>
+              <w:bidi/>
+              <w:jc w:val="right"/>
+            </w:pPr>
             <w:r>
+              <w:rPr>
+                <w:rFonts w:ascii="Arial" w:hAnsi="Arial" w:cs="Arial"/>
+                <w:rtl/>
+              </w:rPr>
               <w:t>EUR/كغم</w:t>
             </w:r>
           </w:p>
         </w:tc>
         <w:tc>
           <w:tcPr>
-            <w:tcW w:type="dxa" w:w="2160"/>
+            <w:tcW w:type="dxa" w:w="2340"/>
           </w:tcPr>
           <w:p>
+            <w:pPr>
+              <w:bidi/>
+              <w:jc w:val="right"/>
+            </w:pPr>
             <w:r>
+              <w:rPr>
+                <w:rFonts w:ascii="Arial" w:hAnsi="Arial" w:cs="Arial"/>
+                <w:rtl/>
+              </w:rPr>
               <w:t>Mercadona (رصد ويب)</w:t>
             </w:r>
           </w:p>
@@ -1268,44 +2258,76 @@
       <w:tr>
         <w:tc>
           <w:tcPr>
-            <w:tcW w:type="dxa" w:w="2160"/>
+            <w:tcW w:type="dxa" w:w="2340"/>
             <w:shd w:val="clear" w:fill="F2F2F2"/>
           </w:tcPr>
           <w:p>
+            <w:pPr>
+              <w:bidi/>
+              <w:jc w:val="right"/>
+            </w:pPr>
             <w:r>
+              <w:rPr>
+                <w:rFonts w:ascii="Arial" w:hAnsi="Arial" w:cs="Arial"/>
+                <w:rtl/>
+              </w:rPr>
               <w:t>تمور متوسطة</w:t>
             </w:r>
           </w:p>
         </w:tc>
         <w:tc>
           <w:tcPr>
-            <w:tcW w:type="dxa" w:w="2160"/>
+            <w:tcW w:type="dxa" w:w="2340"/>
             <w:shd w:val="clear" w:fill="F2F2F2"/>
           </w:tcPr>
           <w:p>
+            <w:pPr>
+              <w:bidi/>
+              <w:jc w:val="right"/>
+            </w:pPr>
             <w:r>
+              <w:rPr>
+                <w:rFonts w:ascii="Arial" w:hAnsi="Arial" w:cs="Arial"/>
+                <w:rtl/>
+              </w:rPr>
               <w:t>8.90</w:t>
             </w:r>
           </w:p>
         </w:tc>
         <w:tc>
           <w:tcPr>
-            <w:tcW w:type="dxa" w:w="2160"/>
+            <w:tcW w:type="dxa" w:w="2340"/>
             <w:shd w:val="clear" w:fill="F2F2F2"/>
           </w:tcPr>
           <w:p>
+            <w:pPr>
+              <w:bidi/>
+              <w:jc w:val="right"/>
+            </w:pPr>
             <w:r>
+              <w:rPr>
+                <w:rFonts w:ascii="Arial" w:hAnsi="Arial" w:cs="Arial"/>
+                <w:rtl/>
+              </w:rPr>
               <w:t>EUR/كغم</w:t>
             </w:r>
           </w:p>
         </w:tc>
         <w:tc>
           <w:tcPr>
-            <w:tcW w:type="dxa" w:w="2160"/>
+            <w:tcW w:type="dxa" w:w="2340"/>
             <w:shd w:val="clear" w:fill="F2F2F2"/>
           </w:tcPr>
           <w:p>
+            <w:pPr>
+              <w:bidi/>
+              <w:jc w:val="right"/>
+            </w:pPr>
             <w:r>
+              <w:rPr>
+                <w:rFonts w:ascii="Arial" w:hAnsi="Arial" w:cs="Arial"/>
+                <w:rtl/>
+              </w:rPr>
               <w:t>Carrefour (رصد ويب)</w:t>
             </w:r>
           </w:p>
@@ -1314,40 +2336,72 @@
       <w:tr>
         <w:tc>
           <w:tcPr>
-            <w:tcW w:type="dxa" w:w="2160"/>
+            <w:tcW w:type="dxa" w:w="2340"/>
           </w:tcPr>
           <w:p>
+            <w:pPr>
+              <w:bidi/>
+              <w:jc w:val="right"/>
+            </w:pPr>
             <w:r>
+              <w:rPr>
+                <w:rFonts w:ascii="Arial" w:hAnsi="Arial" w:cs="Arial"/>
+                <w:rtl/>
+              </w:rPr>
               <w:t>تمور فاخرة (متجر متخصص)</w:t>
             </w:r>
           </w:p>
         </w:tc>
         <w:tc>
           <w:tcPr>
-            <w:tcW w:type="dxa" w:w="2160"/>
+            <w:tcW w:type="dxa" w:w="2340"/>
           </w:tcPr>
           <w:p>
+            <w:pPr>
+              <w:bidi/>
+              <w:jc w:val="right"/>
+            </w:pPr>
             <w:r>
+              <w:rPr>
+                <w:rFonts w:ascii="Arial" w:hAnsi="Arial" w:cs="Arial"/>
+                <w:rtl/>
+              </w:rPr>
               <w:t>13.50</w:t>
             </w:r>
           </w:p>
         </w:tc>
         <w:tc>
           <w:tcPr>
-            <w:tcW w:type="dxa" w:w="2160"/>
+            <w:tcW w:type="dxa" w:w="2340"/>
           </w:tcPr>
           <w:p>
+            <w:pPr>
+              <w:bidi/>
+              <w:jc w:val="right"/>
+            </w:pPr>
             <w:r>
+              <w:rPr>
+                <w:rFonts w:ascii="Arial" w:hAnsi="Arial" w:cs="Arial"/>
+                <w:rtl/>
+              </w:rPr>
               <w:t>EUR/كغم</w:t>
             </w:r>
           </w:p>
         </w:tc>
         <w:tc>
           <w:tcPr>
-            <w:tcW w:type="dxa" w:w="2160"/>
+            <w:tcW w:type="dxa" w:w="2340"/>
           </w:tcPr>
           <w:p>
+            <w:pPr>
+              <w:bidi/>
+              <w:jc w:val="right"/>
+            </w:pPr>
             <w:r>
+              <w:rPr>
+                <w:rFonts w:ascii="Arial" w:hAnsi="Arial" w:cs="Arial"/>
+                <w:rtl/>
+              </w:rPr>
               <w:t>رصد ويب متعدد</w:t>
             </w:r>
           </w:p>
@@ -1355,47 +2409,78 @@
       </w:tr>
     </w:tbl>
     <w:p>
+      <w:pPr>
+        <w:bidi/>
+        <w:jc w:val="right"/>
+      </w:pPr>
       <w:r>
+        <w:rPr>
+          <w:rFonts w:ascii="Arial" w:hAnsi="Arial" w:cs="Arial"/>
+          <w:rtl/>
+        </w:rPr>
         <w:t>حساب الهامش: سعر التصدير 9.1$/كغم + شحن 0.85$/كغم + تعريفة 0% =</w:t>
       </w:r>
     </w:p>
     <w:p>
+      <w:pPr>
+        <w:bidi/>
+        <w:jc w:val="right"/>
+      </w:pPr>
       <w:r>
+        <w:rPr>
+          <w:rFonts w:ascii="Arial" w:hAnsi="Arial" w:cs="Arial"/>
+          <w:rtl/>
+        </w:rPr>
         <w:t>تكلفة واصلة 9.95$/كغم ≈ 9.2 يورو/كغم — يقع عند حافة الطبقة المتوسطة/</w:t>
       </w:r>
     </w:p>
     <w:p>
+      <w:pPr>
+        <w:bidi/>
+        <w:jc w:val="right"/>
+      </w:pPr>
       <w:r>
+        <w:rPr>
+          <w:rFonts w:ascii="Arial" w:hAnsi="Arial" w:cs="Arial"/>
+          <w:rtl/>
+        </w:rPr>
         <w:t>الفاخرة، هامش موجب فقط عند استهداف القناة المتخصصة لا السوبرماركت</w:t>
       </w:r>
     </w:p>
     <w:p>
+      <w:pPr>
+        <w:bidi/>
+        <w:jc w:val="right"/>
+      </w:pPr>
       <w:r>
+        <w:rPr>
+          <w:rFonts w:ascii="Arial" w:hAnsi="Arial" w:cs="Arial"/>
+          <w:rtl/>
+        </w:rPr>
         <w:t>العام.</w:t>
       </w:r>
     </w:p>
     <w:p>
       <w:pPr>
         <w:pStyle w:val="Heading3"/>
+        <w:bidi/>
+        <w:jc w:val="right"/>
       </w:pPr>
       <w:r>
+        <w:rPr>
+          <w:rFonts w:ascii="Arial" w:hAnsi="Arial" w:cs="Arial"/>
+          <w:rtl/>
+        </w:rPr>
         <w:t>7. التنظيم والوصول للسوق</w:t>
-      </w:r>
-    </w:p>
-    <w:p>
-      <w:r>
-        <w:rPr>
-          <w:b/>
-          <w:i/>
-        </w:rPr>
-        <w:t>جدول: الاشتراط · رقم اللائحة · الإجراء المطلوب</w:t>
       </w:r>
     </w:p>
     <w:tbl>
       <w:tblPr>
         <w:tblStyle w:val="TableGrid"/>
         <w:tblW w:type="auto" w:w="0"/>
+        <w:tblLayout w:type="fixed"/>
         <w:tblLook w:firstColumn="1" w:firstRow="1" w:lastColumn="0" w:lastRow="0" w:noHBand="0" w:noVBand="1" w:val="04A0"/>
+        <w:bidiVisual/>
       </w:tblPr>
       <w:tblGrid>
         <w:gridCol w:w="2880"/>
@@ -1405,14 +2490,20 @@
       <w:tr>
         <w:tc>
           <w:tcPr>
-            <w:tcW w:type="dxa" w:w="2880"/>
+            <w:tcW w:type="dxa" w:w="3120"/>
             <w:shd w:val="clear" w:fill="1B3B6F"/>
           </w:tcPr>
           <w:p>
+            <w:pPr>
+              <w:bidi/>
+              <w:jc w:val="right"/>
+            </w:pPr>
             <w:r>
               <w:rPr>
+                <w:rFonts w:ascii="Arial" w:hAnsi="Arial" w:cs="Arial"/>
                 <w:b/>
                 <w:color w:val="FFFFFF"/>
+                <w:rtl/>
               </w:rPr>
               <w:t>الاشتراط</w:t>
             </w:r>
@@ -1420,14 +2511,20 @@
         </w:tc>
         <w:tc>
           <w:tcPr>
-            <w:tcW w:type="dxa" w:w="2880"/>
+            <w:tcW w:type="dxa" w:w="3120"/>
             <w:shd w:val="clear" w:fill="1B3B6F"/>
           </w:tcPr>
           <w:p>
+            <w:pPr>
+              <w:bidi/>
+              <w:jc w:val="right"/>
+            </w:pPr>
             <w:r>
               <w:rPr>
+                <w:rFonts w:ascii="Arial" w:hAnsi="Arial" w:cs="Arial"/>
                 <w:b/>
                 <w:color w:val="FFFFFF"/>
+                <w:rtl/>
               </w:rPr>
               <w:t>رقم اللائحة</w:t>
             </w:r>
@@ -1435,14 +2532,20 @@
         </w:tc>
         <w:tc>
           <w:tcPr>
-            <w:tcW w:type="dxa" w:w="2880"/>
+            <w:tcW w:type="dxa" w:w="3120"/>
             <w:shd w:val="clear" w:fill="1B3B6F"/>
           </w:tcPr>
           <w:p>
+            <w:pPr>
+              <w:bidi/>
+              <w:jc w:val="right"/>
+            </w:pPr>
             <w:r>
               <w:rPr>
+                <w:rFonts w:ascii="Arial" w:hAnsi="Arial" w:cs="Arial"/>
                 <w:b/>
                 <w:color w:val="FFFFFF"/>
+                <w:rtl/>
               </w:rPr>
               <w:t>الإجراء المطلوب</w:t>
             </w:r>
@@ -1452,30 +2555,54 @@
       <w:tr>
         <w:tc>
           <w:tcPr>
-            <w:tcW w:type="dxa" w:w="2880"/>
+            <w:tcW w:type="dxa" w:w="3120"/>
           </w:tcPr>
           <w:p>
+            <w:pPr>
+              <w:bidi/>
+              <w:jc w:val="right"/>
+            </w:pPr>
             <w:r>
+              <w:rPr>
+                <w:rFonts w:ascii="Arial" w:hAnsi="Arial" w:cs="Arial"/>
+                <w:rtl/>
+              </w:rPr>
               <w:t>تسجيل منشأة معتمدة</w:t>
             </w:r>
           </w:p>
         </w:tc>
         <w:tc>
           <w:tcPr>
-            <w:tcW w:type="dxa" w:w="2880"/>
+            <w:tcW w:type="dxa" w:w="3120"/>
           </w:tcPr>
           <w:p>
+            <w:pPr>
+              <w:bidi/>
+              <w:jc w:val="right"/>
+            </w:pPr>
             <w:r>
+              <w:rPr>
+                <w:rFonts w:ascii="Arial" w:hAnsi="Arial" w:cs="Arial"/>
+                <w:rtl/>
+              </w:rPr>
               <w:t>EU 2017/625</w:t>
             </w:r>
           </w:p>
         </w:tc>
         <w:tc>
           <w:tcPr>
-            <w:tcW w:type="dxa" w:w="2880"/>
+            <w:tcW w:type="dxa" w:w="3120"/>
           </w:tcPr>
           <w:p>
+            <w:pPr>
+              <w:bidi/>
+              <w:jc w:val="right"/>
+            </w:pPr>
             <w:r>
+              <w:rPr>
+                <w:rFonts w:ascii="Arial" w:hAnsi="Arial" w:cs="Arial"/>
+                <w:rtl/>
+              </w:rPr>
               <w:t>تسجيل قبل أي شحنة — بوابة أهلية إلزامية</w:t>
             </w:r>
           </w:p>
@@ -1484,33 +2611,57 @@
       <w:tr>
         <w:tc>
           <w:tcPr>
-            <w:tcW w:type="dxa" w:w="2880"/>
+            <w:tcW w:type="dxa" w:w="3120"/>
             <w:shd w:val="clear" w:fill="F2F2F2"/>
           </w:tcPr>
           <w:p>
+            <w:pPr>
+              <w:bidi/>
+              <w:jc w:val="right"/>
+            </w:pPr>
             <w:r>
+              <w:rPr>
+                <w:rFonts w:ascii="Arial" w:hAnsi="Arial" w:cs="Arial"/>
+                <w:rtl/>
+              </w:rPr>
               <w:t>شهادة حلال</w:t>
             </w:r>
           </w:p>
         </w:tc>
         <w:tc>
           <w:tcPr>
-            <w:tcW w:type="dxa" w:w="2880"/>
+            <w:tcW w:type="dxa" w:w="3120"/>
             <w:shd w:val="clear" w:fill="F2F2F2"/>
           </w:tcPr>
           <w:p>
+            <w:pPr>
+              <w:bidi/>
+              <w:jc w:val="right"/>
+            </w:pPr>
             <w:r>
+              <w:rPr>
+                <w:rFonts w:ascii="Arial" w:hAnsi="Arial" w:cs="Arial"/>
+                <w:rtl/>
+              </w:rPr>
               <w:t>معيار GSO 993</w:t>
             </w:r>
           </w:p>
         </w:tc>
         <w:tc>
           <w:tcPr>
-            <w:tcW w:type="dxa" w:w="2880"/>
+            <w:tcW w:type="dxa" w:w="3120"/>
             <w:shd w:val="clear" w:fill="F2F2F2"/>
           </w:tcPr>
           <w:p>
+            <w:pPr>
+              <w:bidi/>
+              <w:jc w:val="right"/>
+            </w:pPr>
             <w:r>
+              <w:rPr>
+                <w:rFonts w:ascii="Arial" w:hAnsi="Arial" w:cs="Arial"/>
+                <w:rtl/>
+              </w:rPr>
               <w:t>شهادة معتمدة من جهة مانحة معترف بها</w:t>
             </w:r>
           </w:p>
@@ -1518,108 +2669,210 @@
       </w:tr>
     </w:tbl>
     <w:p>
+      <w:pPr>
+        <w:bidi/>
+        <w:jc w:val="right"/>
+      </w:pPr>
       <w:r>
+        <w:rPr>
+          <w:rFonts w:ascii="Arial" w:hAnsi="Arial" w:cs="Arial"/>
+          <w:rtl/>
+        </w:rPr>
         <w:t>التعريفة الأوروبية على HS080410 صفر وفق نظام GSP+ للسعودية.</w:t>
       </w:r>
     </w:p>
     <w:p>
       <w:pPr>
         <w:pStyle w:val="Heading3"/>
+        <w:bidi/>
+        <w:jc w:val="right"/>
       </w:pPr>
       <w:r>
+        <w:rPr>
+          <w:rFonts w:ascii="Arial" w:hAnsi="Arial" w:cs="Arial"/>
+          <w:rtl/>
+        </w:rPr>
         <w:t>8. اللوجستيات وسلسلة الإمداد</w:t>
       </w:r>
     </w:p>
     <w:p>
+      <w:pPr>
+        <w:bidi/>
+        <w:jc w:val="right"/>
+      </w:pPr>
       <w:r>
+        <w:rPr>
+          <w:rFonts w:ascii="Arial" w:hAnsi="Arial" w:cs="Arial"/>
+          <w:rtl/>
+        </w:rPr>
         <w:t>ميناء فالنسيا أقرب بوابة استيراد رئيسية، مؤشر أداء اللوجستيات</w:t>
       </w:r>
     </w:p>
     <w:p>
+      <w:pPr>
+        <w:bidi/>
+        <w:jc w:val="right"/>
+      </w:pPr>
       <w:r>
+        <w:rPr>
+          <w:rFonts w:ascii="Arial" w:hAnsi="Arial" w:cs="Arial"/>
+          <w:rtl/>
+        </w:rPr>
         <w:t>الإسباني جيد نسبياً (World Bank LPI (تقييم البنك الدولي لجودة الشحن واللوجستيات من 5)). أنواع القنوات المتاحة: موزّع</w:t>
       </w:r>
     </w:p>
     <w:p>
+      <w:pPr>
+        <w:bidi/>
+        <w:jc w:val="right"/>
+      </w:pPr>
       <w:r>
+        <w:rPr>
+          <w:rFonts w:ascii="Arial" w:hAnsi="Arial" w:cs="Arial"/>
+          <w:rtl/>
+        </w:rPr>
         <w:t>أغذية متخصص، سلاسل سوبرماركت إثنية، تجارة إلكترونية.</w:t>
       </w:r>
     </w:p>
     <w:p>
       <w:pPr>
         <w:pStyle w:val="Heading3"/>
+        <w:bidi/>
+        <w:jc w:val="right"/>
       </w:pPr>
       <w:r>
+        <w:rPr>
+          <w:rFonts w:ascii="Arial" w:hAnsi="Arial" w:cs="Arial"/>
+          <w:rtl/>
+        </w:rPr>
         <w:t>9. تقييم المخاطر</w:t>
       </w:r>
     </w:p>
     <w:p>
+      <w:pPr>
+        <w:bidi/>
+        <w:jc w:val="right"/>
+      </w:pPr>
       <w:r>
+        <w:rPr>
+          <w:rFonts w:ascii="Arial" w:hAnsi="Arial" w:cs="Arial"/>
+          <w:rtl/>
+        </w:rPr>
         <w:t>الاستقرار السياسي وسيادة القانون مستقران نسبياً (World Bank WGI (مؤشرات الحوكمة العالمية للبنك الدولي: استقرار سياسي وسيادة قانون وجودة تنظيم)).</w:t>
       </w:r>
     </w:p>
     <w:p>
+      <w:pPr>
+        <w:bidi/>
+        <w:jc w:val="right"/>
+      </w:pPr>
       <w:r>
+        <w:rPr>
+          <w:rFonts w:ascii="Arial" w:hAnsi="Arial" w:cs="Arial"/>
+          <w:rtl/>
+        </w:rPr>
         <w:t>تقلّب سعر الصرف محدود: اليورو/دولار تحرّك نحو 2% بين آخر سنتين</w:t>
       </w:r>
     </w:p>
     <w:p>
+      <w:pPr>
+        <w:bidi/>
+        <w:jc w:val="right"/>
+      </w:pPr>
       <w:r>
+        <w:rPr>
+          <w:rFonts w:ascii="Arial" w:hAnsi="Arial" w:cs="Arial"/>
+          <w:rtl/>
+        </w:rPr>
         <w:t>مرصودتين (World Bank سعر الصرف) — تقلّب منخفض نسبياً. لا أخبار</w:t>
       </w:r>
     </w:p>
     <w:p>
+      <w:pPr>
+        <w:bidi/>
+        <w:jc w:val="right"/>
+      </w:pPr>
       <w:r>
+        <w:rPr>
+          <w:rFonts w:ascii="Arial" w:hAnsi="Arial" w:cs="Arial"/>
+          <w:rtl/>
+        </w:rPr>
         <w:t>مخاطر قطاعية جوهرية خلال 12 شهراً (GDELT).</w:t>
       </w:r>
     </w:p>
     <w:p>
       <w:pPr>
         <w:pStyle w:val="Heading3"/>
+        <w:bidi/>
+        <w:jc w:val="right"/>
       </w:pPr>
       <w:r>
+        <w:rPr>
+          <w:rFonts w:ascii="Arial" w:hAnsi="Arial" w:cs="Arial"/>
+          <w:rtl/>
+        </w:rPr>
         <w:t>10. التوصيات الاستراتيجية</w:t>
       </w:r>
     </w:p>
     <w:p>
+      <w:pPr>
+        <w:bidi/>
+        <w:jc w:val="right"/>
+      </w:pPr>
       <w:r>
-        <w:t>الحكم الجاهز: PRELIMINARY التوصية بالدخول (مرحلة ١) مؤكَّد مراقبة السوق→التوصية بالدخول مشروط (مرحلة</w:t>
+        <w:rPr>
+          <w:rFonts w:ascii="Arial" w:hAnsi="Arial" w:cs="Arial"/>
+          <w:rtl/>
+        </w:rPr>
+        <w:t>تدعم الأدلة دخولاً مشروطاً بتأمين الأهلية التنظيمية أولاً. أقوى ثلاثة</w:t>
       </w:r>
     </w:p>
     <w:p>
+      <w:pPr>
+        <w:bidi/>
+        <w:jc w:val="right"/>
+      </w:pPr>
       <w:r>
-        <w:t>٢، كلود). أقوى ثلاثة أسباب: (1) شريحة مستهدَفة 2.09 مليون نسمة ضمن</w:t>
+        <w:rPr>
+          <w:rFonts w:ascii="Arial" w:hAnsi="Arial" w:cs="Arial"/>
+          <w:rtl/>
+        </w:rPr>
+        <w:t>أسباب: أولاً شريحة مستهدَفة 2.09 مليون نسمة ضمن واردات السوق؛ وثانياً</w:t>
       </w:r>
     </w:p>
     <w:p>
+      <w:pPr>
+        <w:bidi/>
+        <w:jc w:val="right"/>
+      </w:pPr>
       <w:r>
-        <w:t>واردات 61 مليون دولار (نحو 228.8 مليون ريال بسعر الربط 3.75)، (2) سوق مورّدين مجزَّأ (HHI≈2350) يسمح بدخول</w:t>
+        <w:rPr>
+          <w:rFonts w:ascii="Arial" w:hAnsi="Arial" w:cs="Arial"/>
+          <w:rtl/>
+        </w:rPr>
+        <w:t>سوق مورّدين مجزَّأ (HHI≈2350) يسمح بدخول منافس جديد؛ وثالثاً نمو واردات</w:t>
       </w:r>
     </w:p>
     <w:p>
-      <w:r>
-        <w:t>منافس جديد، (3) نمو واردات 9% مركّباً. الشرط اللازم لبقاء الحكم:</w:t>
-      </w:r>
-    </w:p>
-    <w:p>
-      <w:r>
-        <w:t>تأكيد الأهلية التنظيمية.</w:t>
-      </w:r>
-    </w:p>
-    <w:p>
+      <w:pPr>
+        <w:bidi/>
+        <w:jc w:val="right"/>
+      </w:pPr>
       <w:r>
         <w:rPr>
-          <w:b/>
-          <w:i/>
+          <w:rFonts w:ascii="Arial" w:hAnsi="Arial" w:cs="Arial"/>
+          <w:rtl/>
         </w:rPr>
-        <w:t>جدول: العمود · القيمة</w:t>
+        <w:t>9% مركّباً. الشرط اللازم لبقاء الحكم: تأكيد الأهلية التنظيمية.</w:t>
       </w:r>
     </w:p>
     <w:tbl>
       <w:tblPr>
         <w:tblStyle w:val="TableGrid"/>
         <w:tblW w:type="auto" w:w="0"/>
+        <w:tblLayout w:type="fixed"/>
         <w:tblLook w:firstColumn="1" w:firstRow="1" w:lastColumn="0" w:lastRow="0" w:noHBand="0" w:noVBand="1" w:val="04A0"/>
+        <w:bidiVisual/>
       </w:tblPr>
       <w:tblGrid>
         <w:gridCol w:w="4320"/>
@@ -1628,29 +2881,41 @@
       <w:tr>
         <w:tc>
           <w:tcPr>
-            <w:tcW w:type="dxa" w:w="4320"/>
+            <w:tcW w:type="dxa" w:w="4680"/>
             <w:shd w:val="clear" w:fill="1B3B6F"/>
           </w:tcPr>
           <w:p>
+            <w:pPr>
+              <w:bidi/>
+              <w:jc w:val="right"/>
+            </w:pPr>
             <w:r>
               <w:rPr>
+                <w:rFonts w:ascii="Arial" w:hAnsi="Arial" w:cs="Arial"/>
                 <w:b/>
                 <w:color w:val="FFFFFF"/>
+                <w:rtl/>
               </w:rPr>
-              <w:t>العمود</w:t>
+              <w:t>البند</w:t>
             </w:r>
           </w:p>
         </w:tc>
         <w:tc>
           <w:tcPr>
-            <w:tcW w:type="dxa" w:w="4320"/>
+            <w:tcW w:type="dxa" w:w="4680"/>
             <w:shd w:val="clear" w:fill="1B3B6F"/>
           </w:tcPr>
           <w:p>
+            <w:pPr>
+              <w:bidi/>
+              <w:jc w:val="right"/>
+            </w:pPr>
             <w:r>
               <w:rPr>
+                <w:rFonts w:ascii="Arial" w:hAnsi="Arial" w:cs="Arial"/>
                 <w:b/>
                 <w:color w:val="FFFFFF"/>
+                <w:rtl/>
               </w:rPr>
               <w:t>القيمة</w:t>
             </w:r>
@@ -1660,21 +2925,37 @@
       <w:tr>
         <w:tc>
           <w:tcPr>
-            <w:tcW w:type="dxa" w:w="4320"/>
+            <w:tcW w:type="dxa" w:w="4680"/>
           </w:tcPr>
           <w:p>
+            <w:pPr>
+              <w:bidi/>
+              <w:jc w:val="right"/>
+            </w:pPr>
             <w:r>
-              <w:t>الحكم</w:t>
+              <w:rPr>
+                <w:rFonts w:ascii="Arial" w:hAnsi="Arial" w:cs="Arial"/>
+                <w:rtl/>
+              </w:rPr>
+              <w:t>التوصية</w:t>
             </w:r>
           </w:p>
         </w:tc>
         <w:tc>
           <w:tcPr>
-            <w:tcW w:type="dxa" w:w="4320"/>
+            <w:tcW w:type="dxa" w:w="4680"/>
           </w:tcPr>
           <w:p>
+            <w:pPr>
+              <w:bidi/>
+              <w:jc w:val="right"/>
+            </w:pPr>
             <w:r>
-              <w:t>مراقبة السوق→التوصية بالدخول مشروط</w:t>
+              <w:rPr>
+                <w:rFonts w:ascii="Arial" w:hAnsi="Arial" w:cs="Arial"/>
+                <w:rtl/>
+              </w:rPr>
+              <w:t>دخول مشروط</w:t>
             </w:r>
           </w:p>
         </w:tc>
@@ -1682,23 +2963,39 @@
       <w:tr>
         <w:tc>
           <w:tcPr>
-            <w:tcW w:type="dxa" w:w="4320"/>
+            <w:tcW w:type="dxa" w:w="4680"/>
             <w:shd w:val="clear" w:fill="F2F2F2"/>
           </w:tcPr>
           <w:p>
+            <w:pPr>
+              <w:bidi/>
+              <w:jc w:val="right"/>
+            </w:pPr>
             <w:r>
+              <w:rPr>
+                <w:rFonts w:ascii="Arial" w:hAnsi="Arial" w:cs="Arial"/>
+                <w:rtl/>
+              </w:rPr>
               <w:t>درجة الثقة</w:t>
             </w:r>
           </w:p>
         </w:tc>
         <w:tc>
           <w:tcPr>
-            <w:tcW w:type="dxa" w:w="4320"/>
+            <w:tcW w:type="dxa" w:w="4680"/>
             <w:shd w:val="clear" w:fill="F2F2F2"/>
           </w:tcPr>
           <w:p>
+            <w:pPr>
+              <w:bidi/>
+              <w:jc w:val="right"/>
+            </w:pPr>
             <w:r>
-              <w:t>متوسطة (64%)</w:t>
+              <w:rPr>
+                <w:rFonts w:ascii="Arial" w:hAnsi="Arial" w:cs="Arial"/>
+                <w:rtl/>
+              </w:rPr>
+              <w:t>متوسطة</w:t>
             </w:r>
           </w:p>
         </w:tc>
@@ -1707,158 +3004,336 @@
     <w:p>
       <w:pPr>
         <w:pStyle w:val="Heading4"/>
+        <w:bidi/>
+        <w:jc w:val="right"/>
       </w:pPr>
       <w:r>
+        <w:rPr>
+          <w:rFonts w:ascii="Arial" w:hAnsi="Arial" w:cs="Arial"/>
+          <w:rtl/>
+        </w:rPr>
         <w:t>خارطة طريق الدخول (٩٠ يوماً)</w:t>
       </w:r>
     </w:p>
     <w:p>
+      <w:pPr>
+        <w:bidi/>
+        <w:jc w:val="right"/>
+      </w:pPr>
       <w:r>
+        <w:rPr>
+          <w:rFonts w:ascii="Arial" w:hAnsi="Arial" w:cs="Arial"/>
+          <w:rtl/>
+        </w:rPr>
         <w:t>(أ) الشريحة المستهدَفة هي شريحة الطلب المحسوبة في تحليل المستهلك (نحو</w:t>
       </w:r>
     </w:p>
     <w:p>
+      <w:pPr>
+        <w:bidi/>
+        <w:jc w:val="right"/>
+      </w:pPr>
       <w:r>
+        <w:rPr>
+          <w:rFonts w:ascii="Arial" w:hAnsi="Arial" w:cs="Arial"/>
+          <w:rtl/>
+        </w:rPr>
         <w:t>2,090,000 نسمة). (ب) التموضع بين طبقة Carrefour المتوسطة (8.90€) وطبقة</w:t>
       </w:r>
     </w:p>
     <w:p>
+      <w:pPr>
+        <w:bidi/>
+        <w:jc w:val="right"/>
+      </w:pPr>
       <w:r>
+        <w:rPr>
+          <w:rFonts w:ascii="Arial" w:hAnsi="Arial" w:cs="Arial"/>
+          <w:rtl/>
+        </w:rPr>
         <w:t>الفاخر (13.50€) وفق سلّم الأسعار المرصود، بهامش تقديري 1.2-2.0 يورو/كغم</w:t>
       </w:r>
     </w:p>
     <w:p>
+      <w:pPr>
+        <w:bidi/>
+        <w:jc w:val="right"/>
+      </w:pPr>
       <w:r>
+        <w:rPr>
+          <w:rFonts w:ascii="Arial" w:hAnsi="Arial" w:cs="Arial"/>
+          <w:rtl/>
+        </w:rPr>
         <w:t>بعد تكلفة الهبوط 9.2€ عند القناة المتخصصة حصراً. (ج) الباب الأول: موزّعو أغذية حلال</w:t>
       </w:r>
     </w:p>
     <w:p>
+      <w:pPr>
+        <w:bidi/>
+        <w:jc w:val="right"/>
+      </w:pPr>
       <w:r>
+        <w:rPr>
+          <w:rFonts w:ascii="Arial" w:hAnsi="Arial" w:cs="Arial"/>
+          <w:rtl/>
+        </w:rPr>
         <w:t>متخصصون في مدريد وبرشلونة (○ غير متحقق، يتطلب تحققاً مباشراً). (د)</w:t>
       </w:r>
     </w:p>
     <w:p>
+      <w:pPr>
+        <w:bidi/>
+        <w:jc w:val="right"/>
+      </w:pPr>
       <w:r>
+        <w:rPr>
+          <w:rFonts w:ascii="Arial" w:hAnsi="Arial" w:cs="Arial"/>
+          <w:rtl/>
+        </w:rPr>
         <w:t>أول ثلاث خطوات: 1) تسجيل المنشأة كمعتمدة EU 2017/625 — مسؤول: فريق</w:t>
       </w:r>
     </w:p>
     <w:p>
+      <w:pPr>
+        <w:bidi/>
+        <w:jc w:val="right"/>
+      </w:pPr>
       <w:r>
+        <w:rPr>
+          <w:rFonts w:ascii="Arial" w:hAnsi="Arial" w:cs="Arial"/>
+          <w:rtl/>
+        </w:rPr>
         <w:t>الامتثال، تكلفة متوسطة؛ 2) عيّنة تجريبية لموزّع مرشّح — مسؤول: فريق</w:t>
       </w:r>
     </w:p>
     <w:p>
+      <w:pPr>
+        <w:bidi/>
+        <w:jc w:val="right"/>
+      </w:pPr>
       <w:r>
+        <w:rPr>
+          <w:rFonts w:ascii="Arial" w:hAnsi="Arial" w:cs="Arial"/>
+          <w:rtl/>
+        </w:rPr>
         <w:t>المبيعات، تكلفة منخفضة؛ 3) دراسة تسعير تنافسي مباشر مقابل تونس/</w:t>
       </w:r>
     </w:p>
     <w:p>
+      <w:pPr>
+        <w:bidi/>
+        <w:jc w:val="right"/>
+      </w:pPr>
       <w:r>
+        <w:rPr>
+          <w:rFonts w:ascii="Arial" w:hAnsi="Arial" w:cs="Arial"/>
+          <w:rtl/>
+        </w:rPr>
         <w:t>الجزائر — مسؤول: فريق التسويق، تكلفة منخفضة. (هـ) مؤشرا القلب:</w:t>
       </w:r>
     </w:p>
     <w:p>
+      <w:pPr>
+        <w:bidi/>
+        <w:jc w:val="right"/>
+      </w:pPr>
       <w:r>
+        <w:rPr>
+          <w:rFonts w:ascii="Arial" w:hAnsi="Arial" w:cs="Arial"/>
+          <w:rtl/>
+        </w:rPr>
         <w:t>تسجيل الأهلية خلال ٩٠ يوماً، ورد فعل سعري من موزّع واحد على الأقل.</w:t>
       </w:r>
     </w:p>
     <w:p>
+      <w:pPr>
+        <w:bidi/>
+        <w:jc w:val="right"/>
+      </w:pPr>
       <w:r>
         <w:rPr>
+          <w:rFonts w:ascii="Arial" w:hAnsi="Arial" w:cs="Arial"/>
           <w:b/>
+          <w:rtl/>
         </w:rPr>
         <w:t>ماذا يعني هذا لقرارك: هذه الخطوات الثلاث تحدد إن كانت التوصية</w:t>
       </w:r>
     </w:p>
     <w:p>
+      <w:pPr>
+        <w:bidi/>
+        <w:jc w:val="right"/>
+      </w:pPr>
       <w:r>
+        <w:rPr>
+          <w:rFonts w:ascii="Arial" w:hAnsi="Arial" w:cs="Arial"/>
+          <w:rtl/>
+        </w:rPr>
         <w:t>تتحول لـ التوصية بالدخول كامل خلال ربع واحد أو تتجمّد.</w:t>
       </w:r>
     </w:p>
     <w:p>
       <w:pPr>
         <w:pStyle w:val="Heading3"/>
+        <w:bidi/>
+        <w:jc w:val="right"/>
       </w:pPr>
       <w:r>
+        <w:rPr>
+          <w:rFonts w:ascii="Arial" w:hAnsi="Arial" w:cs="Arial"/>
+          <w:rtl/>
+        </w:rPr>
         <w:t>11. الملاحق</w:t>
       </w:r>
     </w:p>
     <w:p>
+      <w:pPr>
+        <w:bidi/>
+        <w:jc w:val="right"/>
+      </w:pPr>
       <w:r>
+        <w:rPr>
+          <w:rFonts w:ascii="Arial" w:hAnsi="Arial" w:cs="Arial"/>
+          <w:rtl/>
+        </w:rPr>
         <w:t>أدلة التقاطعات الخمسة الكاملة (الطلب، تكلفة الدخول، التنافسية</w:t>
       </w:r>
     </w:p>
     <w:p>
+      <w:pPr>
+        <w:bidi/>
+        <w:jc w:val="right"/>
+      </w:pPr>
       <w:r>
+        <w:rPr>
+          <w:rFonts w:ascii="Arial" w:hAnsi="Arial" w:cs="Arial"/>
+          <w:rtl/>
+        </w:rPr>
         <w:t>السعرية، أبواب الدخول، SWOT) والملحق التقني الكامل (كل استشهاد برقم</w:t>
       </w:r>
     </w:p>
     <w:p>
+      <w:pPr>
+        <w:bidi/>
+        <w:jc w:val="right"/>
+      </w:pPr>
       <w:r>
+        <w:rPr>
+          <w:rFonts w:ascii="Arial" w:hAnsi="Arial" w:cs="Arial"/>
+          <w:rtl/>
+        </w:rPr>
         <w:t>ثقته الخام ومصدره وتاريخه) يليان آلياً أسفل هذا القسم.</w:t>
       </w:r>
     </w:p>
     <w:p>
       <w:pPr>
         <w:pStyle w:val="Heading2"/>
+        <w:bidi/>
+        <w:jc w:val="right"/>
       </w:pPr>
       <w:r>
+        <w:rPr>
+          <w:rFonts w:ascii="Arial" w:hAnsi="Arial" w:cs="Arial"/>
+          <w:rtl/>
+        </w:rPr>
         <w:t>مسرد المصطلحات</w:t>
       </w:r>
     </w:p>
     <w:p>
       <w:pPr>
         <w:pStyle w:val="ListBullet"/>
+        <w:bidi/>
+        <w:jc w:val="right"/>
       </w:pPr>
       <w:r>
+        <w:rPr>
+          <w:rFonts w:ascii="Arial" w:hAnsi="Arial" w:cs="Arial"/>
+          <w:rtl/>
+        </w:rPr>
         <w:t>HHI: مؤشر يقيس تركّز/احتكار السوق: فوق 2500 يعني سيطرة لاعب واحد</w:t>
       </w:r>
     </w:p>
     <w:p>
       <w:pPr>
         <w:pStyle w:val="ListBullet"/>
+        <w:bidi/>
+        <w:jc w:val="right"/>
       </w:pPr>
       <w:r>
+        <w:rPr>
+          <w:rFonts w:ascii="Arial" w:hAnsi="Arial" w:cs="Arial"/>
+          <w:rtl/>
+        </w:rPr>
         <w:t>TAM: إجمالي حجم السوق الكلي المتاح نظرياً</w:t>
       </w:r>
     </w:p>
     <w:p>
       <w:pPr>
         <w:pStyle w:val="ListBullet"/>
+        <w:bidi/>
+        <w:jc w:val="right"/>
       </w:pPr>
       <w:r>
+        <w:rPr>
+          <w:rFonts w:ascii="Arial" w:hAnsi="Arial" w:cs="Arial"/>
+          <w:rtl/>
+        </w:rPr>
         <w:t>SAM: الجزء من السوق الذي يمكن خدمته فعلاً بالمنتج والقنوات المتاحة</w:t>
       </w:r>
     </w:p>
     <w:p>
       <w:pPr>
         <w:pStyle w:val="ListBullet"/>
+        <w:bidi/>
+        <w:jc w:val="right"/>
       </w:pPr>
       <w:r>
+        <w:rPr>
+          <w:rFonts w:ascii="Arial" w:hAnsi="Arial" w:cs="Arial"/>
+          <w:rtl/>
+        </w:rPr>
         <w:t>SOM: الحصة الواقعية القابلة للالتقاط في المدى القصير</w:t>
       </w:r>
     </w:p>
     <w:p>
       <w:pPr>
         <w:pStyle w:val="ListBullet"/>
+        <w:bidi/>
+        <w:jc w:val="right"/>
       </w:pPr>
       <w:r>
+        <w:rPr>
+          <w:rFonts w:ascii="Arial" w:hAnsi="Arial" w:cs="Arial"/>
+          <w:rtl/>
+        </w:rPr>
         <w:t>LPI: تقييم البنك الدولي لجودة الشحن واللوجستيات من 5</w:t>
       </w:r>
     </w:p>
     <w:p>
       <w:pPr>
         <w:pStyle w:val="ListBullet"/>
+        <w:bidi/>
+        <w:jc w:val="right"/>
       </w:pPr>
       <w:r>
+        <w:rPr>
+          <w:rFonts w:ascii="Arial" w:hAnsi="Arial" w:cs="Arial"/>
+          <w:rtl/>
+        </w:rPr>
         <w:t>WGI: مؤشرات الحوكمة العالمية للبنك الدولي: استقرار سياسي وسيادة قانون وجودة تنظيم</w:t>
       </w:r>
     </w:p>
     <w:p>
       <w:pPr>
         <w:pStyle w:val="Heading2"/>
+        <w:bidi/>
+        <w:jc w:val="right"/>
       </w:pPr>
       <w:r>
+        <w:rPr>
+          <w:rFonts w:ascii="Arial" w:hAnsi="Arial" w:cs="Arial"/>
+          <w:rtl/>
+        </w:rPr>
         <w:t>قائمة مستوردين وموزعين قابلين للتواصل</w:t>
       </w:r>
     </w:p>
@@ -1866,7 +3341,9 @@
       <w:tblPr>
         <w:tblStyle w:val="TableGrid"/>
         <w:tblW w:type="auto" w:w="0"/>
+        <w:tblLayout w:type="fixed"/>
         <w:tblLook w:firstColumn="1" w:firstRow="1" w:lastColumn="0" w:lastRow="0" w:noHBand="0" w:noVBand="1" w:val="04A0"/>
+        <w:bidiVisual/>
       </w:tblPr>
       <w:tblGrid>
         <w:gridCol w:w="1234"/>
@@ -1880,14 +3357,20 @@
       <w:tr>
         <w:tc>
           <w:tcPr>
-            <w:tcW w:type="dxa" w:w="1234"/>
+            <w:tcW w:type="dxa" w:w="1337"/>
             <w:shd w:val="clear" w:fill="1B3B6F"/>
           </w:tcPr>
           <w:p>
+            <w:pPr>
+              <w:bidi/>
+              <w:jc w:val="right"/>
+            </w:pPr>
             <w:r>
               <w:rPr>
+                <w:rFonts w:ascii="Arial" w:hAnsi="Arial" w:cs="Arial"/>
                 <w:b/>
                 <w:color w:val="FFFFFF"/>
+                <w:rtl/>
               </w:rPr>
               <w:t>الاسم</w:t>
             </w:r>
@@ -1895,14 +3378,20 @@
         </w:tc>
         <w:tc>
           <w:tcPr>
-            <w:tcW w:type="dxa" w:w="1234"/>
+            <w:tcW w:type="dxa" w:w="1337"/>
             <w:shd w:val="clear" w:fill="1B3B6F"/>
           </w:tcPr>
           <w:p>
+            <w:pPr>
+              <w:bidi/>
+              <w:jc w:val="right"/>
+            </w:pPr>
             <w:r>
               <w:rPr>
+                <w:rFonts w:ascii="Arial" w:hAnsi="Arial" w:cs="Arial"/>
                 <w:b/>
                 <w:color w:val="FFFFFF"/>
+                <w:rtl/>
               </w:rPr>
               <w:t>العنوان</w:t>
             </w:r>
@@ -1910,14 +3399,20 @@
         </w:tc>
         <w:tc>
           <w:tcPr>
-            <w:tcW w:type="dxa" w:w="1234"/>
+            <w:tcW w:type="dxa" w:w="1337"/>
             <w:shd w:val="clear" w:fill="1B3B6F"/>
           </w:tcPr>
           <w:p>
+            <w:pPr>
+              <w:bidi/>
+              <w:jc w:val="right"/>
+            </w:pPr>
             <w:r>
               <w:rPr>
+                <w:rFonts w:ascii="Arial" w:hAnsi="Arial" w:cs="Arial"/>
                 <w:b/>
                 <w:color w:val="FFFFFF"/>
+                <w:rtl/>
               </w:rPr>
               <w:t>الهاتف</w:t>
             </w:r>
@@ -1925,14 +3420,20 @@
         </w:tc>
         <w:tc>
           <w:tcPr>
-            <w:tcW w:type="dxa" w:w="1234"/>
+            <w:tcW w:type="dxa" w:w="1337"/>
             <w:shd w:val="clear" w:fill="1B3B6F"/>
           </w:tcPr>
           <w:p>
+            <w:pPr>
+              <w:bidi/>
+              <w:jc w:val="right"/>
+            </w:pPr>
             <w:r>
               <w:rPr>
+                <w:rFonts w:ascii="Arial" w:hAnsi="Arial" w:cs="Arial"/>
                 <w:b/>
                 <w:color w:val="FFFFFF"/>
+                <w:rtl/>
               </w:rPr>
               <w:t>الإيميل</w:t>
             </w:r>
@@ -1940,14 +3441,20 @@
         </w:tc>
         <w:tc>
           <w:tcPr>
-            <w:tcW w:type="dxa" w:w="1234"/>
+            <w:tcW w:type="dxa" w:w="1337"/>
             <w:shd w:val="clear" w:fill="1B3B6F"/>
           </w:tcPr>
           <w:p>
+            <w:pPr>
+              <w:bidi/>
+              <w:jc w:val="right"/>
+            </w:pPr>
             <w:r>
               <w:rPr>
+                <w:rFonts w:ascii="Arial" w:hAnsi="Arial" w:cs="Arial"/>
                 <w:b/>
                 <w:color w:val="FFFFFF"/>
+                <w:rtl/>
               </w:rPr>
               <w:t>الموقع</w:t>
             </w:r>
@@ -1955,14 +3462,20 @@
         </w:tc>
         <w:tc>
           <w:tcPr>
-            <w:tcW w:type="dxa" w:w="1234"/>
+            <w:tcW w:type="dxa" w:w="1337"/>
             <w:shd w:val="clear" w:fill="1B3B6F"/>
           </w:tcPr>
           <w:p>
+            <w:pPr>
+              <w:bidi/>
+              <w:jc w:val="right"/>
+            </w:pPr>
             <w:r>
               <w:rPr>
+                <w:rFonts w:ascii="Arial" w:hAnsi="Arial" w:cs="Arial"/>
                 <w:b/>
                 <w:color w:val="FFFFFF"/>
+                <w:rtl/>
               </w:rPr>
               <w:t>التقييم</w:t>
             </w:r>
@@ -1970,14 +3483,20 @@
         </w:tc>
         <w:tc>
           <w:tcPr>
-            <w:tcW w:type="dxa" w:w="1234"/>
+            <w:tcW w:type="dxa" w:w="1337"/>
             <w:shd w:val="clear" w:fill="1B3B6F"/>
           </w:tcPr>
           <w:p>
+            <w:pPr>
+              <w:bidi/>
+              <w:jc w:val="right"/>
+            </w:pPr>
             <w:r>
               <w:rPr>
+                <w:rFonts w:ascii="Arial" w:hAnsi="Arial" w:cs="Arial"/>
                 <w:b/>
                 <w:color w:val="FFFFFF"/>
+                <w:rtl/>
               </w:rPr>
               <w:t>مستوى التوثيق</w:t>
             </w:r>
@@ -1987,70 +3506,126 @@
       <w:tr>
         <w:tc>
           <w:tcPr>
-            <w:tcW w:type="dxa" w:w="1234"/>
+            <w:tcW w:type="dxa" w:w="1337"/>
           </w:tcPr>
           <w:p>
+            <w:pPr>
+              <w:bidi/>
+              <w:jc w:val="right"/>
+            </w:pPr>
             <w:r>
+              <w:rPr>
+                <w:rFonts w:ascii="Arial" w:hAnsi="Arial" w:cs="Arial"/>
+                <w:rtl/>
+              </w:rPr>
               <w:t>Ejmar Import BV</w:t>
             </w:r>
           </w:p>
         </w:tc>
         <w:tc>
           <w:tcPr>
-            <w:tcW w:type="dxa" w:w="1234"/>
+            <w:tcW w:type="dxa" w:w="1337"/>
           </w:tcPr>
           <w:p>
+            <w:pPr>
+              <w:bidi/>
+              <w:jc w:val="right"/>
+            </w:pPr>
             <w:r>
+              <w:rPr>
+                <w:rFonts w:ascii="Arial" w:hAnsi="Arial" w:cs="Arial"/>
+                <w:rtl/>
+              </w:rPr>
               <w:t>Barcelona (نموذج)</w:t>
             </w:r>
           </w:p>
         </w:tc>
         <w:tc>
           <w:tcPr>
-            <w:tcW w:type="dxa" w:w="1234"/>
+            <w:tcW w:type="dxa" w:w="1337"/>
           </w:tcPr>
           <w:p>
+            <w:pPr>
+              <w:bidi/>
+              <w:jc w:val="right"/>
+            </w:pPr>
             <w:r>
+              <w:rPr>
+                <w:rFonts w:ascii="Arial" w:hAnsi="Arial" w:cs="Arial"/>
+                <w:rtl/>
+              </w:rPr>
               <w:t>+34 93 000 0000</w:t>
             </w:r>
           </w:p>
         </w:tc>
         <w:tc>
           <w:tcPr>
-            <w:tcW w:type="dxa" w:w="1234"/>
+            <w:tcW w:type="dxa" w:w="1337"/>
           </w:tcPr>
           <w:p>
+            <w:pPr>
+              <w:bidi/>
+              <w:jc w:val="right"/>
+            </w:pPr>
             <w:r>
+              <w:rPr>
+                <w:rFonts w:ascii="Arial" w:hAnsi="Arial" w:cs="Arial"/>
+                <w:rtl/>
+              </w:rPr>
               <w:t>info@ejmar.example</w:t>
             </w:r>
           </w:p>
         </w:tc>
         <w:tc>
           <w:tcPr>
-            <w:tcW w:type="dxa" w:w="1234"/>
+            <w:tcW w:type="dxa" w:w="1337"/>
           </w:tcPr>
           <w:p>
+            <w:pPr>
+              <w:bidi/>
+              <w:jc w:val="right"/>
+            </w:pPr>
             <w:r>
+              <w:rPr>
+                <w:rFonts w:ascii="Arial" w:hAnsi="Arial" w:cs="Arial"/>
+                <w:rtl/>
+              </w:rPr>
               <w:t>ejmar.example</w:t>
             </w:r>
           </w:p>
         </w:tc>
         <w:tc>
           <w:tcPr>
-            <w:tcW w:type="dxa" w:w="1234"/>
+            <w:tcW w:type="dxa" w:w="1337"/>
           </w:tcPr>
           <w:p>
+            <w:pPr>
+              <w:bidi/>
+              <w:jc w:val="right"/>
+            </w:pPr>
             <w:r>
+              <w:rPr>
+                <w:rFonts w:ascii="Arial" w:hAnsi="Arial" w:cs="Arial"/>
+                <w:rtl/>
+              </w:rPr>
               <w:t>4.4 (76)</w:t>
             </w:r>
           </w:p>
         </w:tc>
         <w:tc>
           <w:tcPr>
-            <w:tcW w:type="dxa" w:w="1234"/>
+            <w:tcW w:type="dxa" w:w="1337"/>
           </w:tcPr>
           <w:p>
+            <w:pPr>
+              <w:bidi/>
+              <w:jc w:val="right"/>
+            </w:pPr>
             <w:r>
+              <w:rPr>
+                <w:rFonts w:ascii="Arial" w:hAnsi="Arial" w:cs="Arial"/>
+                <w:rtl/>
+              </w:rPr>
               <w:t>◐ مرصود عبر خرائط قوقل</w:t>
             </w:r>
           </w:p>
@@ -2059,77 +3634,133 @@
       <w:tr>
         <w:tc>
           <w:tcPr>
-            <w:tcW w:type="dxa" w:w="1234"/>
+            <w:tcW w:type="dxa" w:w="1337"/>
             <w:shd w:val="clear" w:fill="F2F2F2"/>
           </w:tcPr>
           <w:p>
+            <w:pPr>
+              <w:bidi/>
+              <w:jc w:val="right"/>
+            </w:pPr>
             <w:r>
+              <w:rPr>
+                <w:rFonts w:ascii="Arial" w:hAnsi="Arial" w:cs="Arial"/>
+                <w:rtl/>
+              </w:rPr>
               <w:t>Halal Mayorista SL</w:t>
             </w:r>
           </w:p>
         </w:tc>
         <w:tc>
           <w:tcPr>
-            <w:tcW w:type="dxa" w:w="1234"/>
+            <w:tcW w:type="dxa" w:w="1337"/>
             <w:shd w:val="clear" w:fill="F2F2F2"/>
           </w:tcPr>
           <w:p>
+            <w:pPr>
+              <w:bidi/>
+              <w:jc w:val="right"/>
+            </w:pPr>
             <w:r>
+              <w:rPr>
+                <w:rFonts w:ascii="Arial" w:hAnsi="Arial" w:cs="Arial"/>
+                <w:rtl/>
+              </w:rPr>
               <w:t>Madrid (نموذج)</w:t>
             </w:r>
           </w:p>
         </w:tc>
         <w:tc>
           <w:tcPr>
-            <w:tcW w:type="dxa" w:w="1234"/>
+            <w:tcW w:type="dxa" w:w="1337"/>
             <w:shd w:val="clear" w:fill="F2F2F2"/>
           </w:tcPr>
           <w:p>
+            <w:pPr>
+              <w:bidi/>
+              <w:jc w:val="right"/>
+            </w:pPr>
             <w:r>
+              <w:rPr>
+                <w:rFonts w:ascii="Arial" w:hAnsi="Arial" w:cs="Arial"/>
+                <w:rtl/>
+              </w:rPr>
               <w:t>+34 91 000 0000</w:t>
             </w:r>
           </w:p>
         </w:tc>
         <w:tc>
           <w:tcPr>
-            <w:tcW w:type="dxa" w:w="1234"/>
+            <w:tcW w:type="dxa" w:w="1337"/>
             <w:shd w:val="clear" w:fill="F2F2F2"/>
           </w:tcPr>
           <w:p>
+            <w:pPr>
+              <w:bidi/>
+              <w:jc w:val="right"/>
+            </w:pPr>
             <w:r>
+              <w:rPr>
+                <w:rFonts w:ascii="Arial" w:hAnsi="Arial" w:cs="Arial"/>
+                <w:rtl/>
+              </w:rPr>
               <w:t>ventas@halalm.example</w:t>
             </w:r>
           </w:p>
         </w:tc>
         <w:tc>
           <w:tcPr>
-            <w:tcW w:type="dxa" w:w="1234"/>
+            <w:tcW w:type="dxa" w:w="1337"/>
             <w:shd w:val="clear" w:fill="F2F2F2"/>
           </w:tcPr>
           <w:p>
+            <w:pPr>
+              <w:bidi/>
+              <w:jc w:val="right"/>
+            </w:pPr>
             <w:r>
+              <w:rPr>
+                <w:rFonts w:ascii="Arial" w:hAnsi="Arial" w:cs="Arial"/>
+                <w:rtl/>
+              </w:rPr>
               <w:t>halalm.example</w:t>
             </w:r>
           </w:p>
         </w:tc>
         <w:tc>
           <w:tcPr>
-            <w:tcW w:type="dxa" w:w="1234"/>
+            <w:tcW w:type="dxa" w:w="1337"/>
             <w:shd w:val="clear" w:fill="F2F2F2"/>
           </w:tcPr>
           <w:p>
+            <w:pPr>
+              <w:bidi/>
+              <w:jc w:val="right"/>
+            </w:pPr>
             <w:r>
+              <w:rPr>
+                <w:rFonts w:ascii="Arial" w:hAnsi="Arial" w:cs="Arial"/>
+                <w:rtl/>
+              </w:rPr>
               <w:t>4.1 (41)</w:t>
             </w:r>
           </w:p>
         </w:tc>
         <w:tc>
           <w:tcPr>
-            <w:tcW w:type="dxa" w:w="1234"/>
+            <w:tcW w:type="dxa" w:w="1337"/>
             <w:shd w:val="clear" w:fill="F2F2F2"/>
           </w:tcPr>
           <w:p>
+            <w:pPr>
+              <w:bidi/>
+              <w:jc w:val="right"/>
+            </w:pPr>
             <w:r>
+              <w:rPr>
+                <w:rFonts w:ascii="Arial" w:hAnsi="Arial" w:cs="Arial"/>
+                <w:rtl/>
+              </w:rPr>
               <w:t>◐ مرصود عبر خرائط قوقل</w:t>
             </w:r>
           </w:p>
@@ -2138,70 +3769,126 @@
       <w:tr>
         <w:tc>
           <w:tcPr>
-            <w:tcW w:type="dxa" w:w="1234"/>
+            <w:tcW w:type="dxa" w:w="1337"/>
           </w:tcPr>
           <w:p>
+            <w:pPr>
+              <w:bidi/>
+              <w:jc w:val="right"/>
+            </w:pPr>
             <w:r>
+              <w:rPr>
+                <w:rFonts w:ascii="Arial" w:hAnsi="Arial" w:cs="Arial"/>
+                <w:rtl/>
+              </w:rPr>
               <w:t>All4Trade (مرشّح ويب)</w:t>
             </w:r>
           </w:p>
         </w:tc>
         <w:tc>
           <w:tcPr>
-            <w:tcW w:type="dxa" w:w="1234"/>
+            <w:tcW w:type="dxa" w:w="1337"/>
           </w:tcPr>
           <w:p>
+            <w:pPr>
+              <w:bidi/>
+              <w:jc w:val="right"/>
+            </w:pPr>
             <w:r>
+              <w:rPr>
+                <w:rFonts w:ascii="Arial" w:hAnsi="Arial" w:cs="Arial"/>
+                <w:rtl/>
+              </w:rPr>
               <w:t>—</w:t>
             </w:r>
           </w:p>
         </w:tc>
         <w:tc>
           <w:tcPr>
-            <w:tcW w:type="dxa" w:w="1234"/>
+            <w:tcW w:type="dxa" w:w="1337"/>
           </w:tcPr>
           <w:p>
+            <w:pPr>
+              <w:bidi/>
+              <w:jc w:val="right"/>
+            </w:pPr>
             <w:r>
+              <w:rPr>
+                <w:rFonts w:ascii="Arial" w:hAnsi="Arial" w:cs="Arial"/>
+                <w:rtl/>
+              </w:rPr>
               <w:t>—</w:t>
             </w:r>
           </w:p>
         </w:tc>
         <w:tc>
           <w:tcPr>
-            <w:tcW w:type="dxa" w:w="1234"/>
+            <w:tcW w:type="dxa" w:w="1337"/>
           </w:tcPr>
           <w:p>
+            <w:pPr>
+              <w:bidi/>
+              <w:jc w:val="right"/>
+            </w:pPr>
             <w:r>
+              <w:rPr>
+                <w:rFonts w:ascii="Arial" w:hAnsi="Arial" w:cs="Arial"/>
+                <w:rtl/>
+              </w:rPr>
               <w:t>—</w:t>
             </w:r>
           </w:p>
         </w:tc>
         <w:tc>
           <w:tcPr>
-            <w:tcW w:type="dxa" w:w="1234"/>
+            <w:tcW w:type="dxa" w:w="1337"/>
           </w:tcPr>
           <w:p>
+            <w:pPr>
+              <w:bidi/>
+              <w:jc w:val="right"/>
+            </w:pPr>
             <w:r>
+              <w:rPr>
+                <w:rFonts w:ascii="Arial" w:hAnsi="Arial" w:cs="Arial"/>
+                <w:rtl/>
+              </w:rPr>
               <w:t>—</w:t>
             </w:r>
           </w:p>
         </w:tc>
         <w:tc>
           <w:tcPr>
-            <w:tcW w:type="dxa" w:w="1234"/>
+            <w:tcW w:type="dxa" w:w="1337"/>
           </w:tcPr>
           <w:p>
+            <w:pPr>
+              <w:bidi/>
+              <w:jc w:val="right"/>
+            </w:pPr>
             <w:r>
+              <w:rPr>
+                <w:rFonts w:ascii="Arial" w:hAnsi="Arial" w:cs="Arial"/>
+                <w:rtl/>
+              </w:rPr>
               <w:t>—</w:t>
             </w:r>
           </w:p>
         </w:tc>
         <w:tc>
           <w:tcPr>
-            <w:tcW w:type="dxa" w:w="1234"/>
+            <w:tcW w:type="dxa" w:w="1337"/>
           </w:tcPr>
           <w:p>
+            <w:pPr>
+              <w:bidi/>
+              <w:jc w:val="right"/>
+            </w:pPr>
             <w:r>
+              <w:rPr>
+                <w:rFonts w:ascii="Arial" w:hAnsi="Arial" w:cs="Arial"/>
+                <w:rtl/>
+              </w:rPr>
               <w:t>○ مرشّح ويب غير موثَّق</w:t>
             </w:r>
           </w:p>
@@ -2211,272 +3898,472 @@
     <w:p>
       <w:pPr>
         <w:pStyle w:val="IntenseQuote"/>
+        <w:bidi/>
+        <w:jc w:val="right"/>
       </w:pPr>
       <w:r>
+        <w:rPr>
+          <w:rFonts w:ascii="Arial" w:hAnsi="Arial" w:cs="Arial"/>
+          <w:rtl/>
+        </w:rPr>
         <w:t>إدراج النشاط في خرائط قوقل يثبت وجوده وجهة اتصاله فقط، لا أنه يستورد التمور السعودية — التحقق التجاري خطوة تالية.</w:t>
       </w:r>
     </w:p>
     <w:p>
       <w:pPr>
         <w:pStyle w:val="Heading2"/>
+        <w:bidi/>
+        <w:jc w:val="right"/>
       </w:pPr>
       <w:r>
+        <w:rPr>
+          <w:rFonts w:ascii="Arial" w:hAnsi="Arial" w:cs="Arial"/>
+          <w:rtl/>
+        </w:rPr>
         <w:t>ملحق — الأدلة الرقمية الداعمة للتقاطعات الخمسة</w:t>
       </w:r>
     </w:p>
     <w:p>
       <w:pPr>
         <w:pStyle w:val="IntenseQuote"/>
+        <w:bidi/>
+        <w:jc w:val="right"/>
       </w:pPr>
       <w:r>
+        <w:rPr>
+          <w:rFonts w:ascii="Arial" w:hAnsi="Arial" w:cs="Arial"/>
+          <w:rtl/>
+        </w:rPr>
         <w:t>كل نقطة أدناه هي الحقيقة الخام (بمصدرها) التي بُني عليها السرد أعلاه — للتحقق المباشر لا كبديل عنه.</w:t>
       </w:r>
     </w:p>
     <w:p>
       <w:pPr>
         <w:pStyle w:val="Heading3"/>
+        <w:bidi/>
+        <w:jc w:val="right"/>
       </w:pPr>
       <w:r>
+        <w:rPr>
+          <w:rFonts w:ascii="Arial" w:hAnsi="Arial" w:cs="Arial"/>
+          <w:rtl/>
+        </w:rPr>
         <w:t>الطلب الفعلي القابل للتوجيه</w:t>
       </w:r>
     </w:p>
     <w:p>
       <w:pPr>
         <w:pStyle w:val="ListBullet"/>
+        <w:bidi/>
+        <w:jc w:val="right"/>
       </w:pPr>
       <w:r>
+        <w:rPr>
+          <w:rFonts w:ascii="Arial" w:hAnsi="Arial" w:cs="Arial"/>
+          <w:rtl/>
+        </w:rPr>
         <w:t>الشريحة المسلمة في إسبانيا نحو 2.09 مليون نسمة</w:t>
       </w:r>
     </w:p>
     <w:p>
       <w:pPr>
         <w:pStyle w:val="IntenseQuote"/>
+        <w:bidi/>
+        <w:jc w:val="right"/>
       </w:pPr>
       <w:r>
+        <w:rPr>
+          <w:rFonts w:ascii="Arial" w:hAnsi="Arial" w:cs="Arial"/>
+          <w:rtl/>
+        </w:rPr>
         <w:t>[مرجع الديموغرافيا الداخلي (demographics_l1.csv) — ◐ ثانوي] تقدير 4.4% من 47.5 مليون نسمة</w:t>
       </w:r>
     </w:p>
     <w:p>
       <w:pPr>
         <w:pStyle w:val="ListBullet"/>
+        <w:bidi/>
+        <w:jc w:val="right"/>
       </w:pPr>
       <w:r>
+        <w:rPr>
+          <w:rFonts w:ascii="Arial" w:hAnsi="Arial" w:cs="Arial"/>
+          <w:rtl/>
+        </w:rPr>
         <w:t>واردات إسبانيا من تمور HS080410 بلغت 61 مليون دولار (2023)</w:t>
       </w:r>
     </w:p>
     <w:p>
       <w:pPr>
         <w:pStyle w:val="IntenseQuote"/>
+        <w:bidi/>
+        <w:jc w:val="right"/>
       </w:pPr>
       <w:r>
+        <w:rPr>
+          <w:rFonts w:ascii="Arial" w:hAnsi="Arial" w:cs="Arial"/>
+          <w:rtl/>
+        </w:rPr>
         <w:t>[UN Comtrade — ✓ موثّق] تدفق استيراد مباشر</w:t>
       </w:r>
     </w:p>
     <w:p>
       <w:pPr>
         <w:pStyle w:val="ListBullet"/>
+        <w:bidi/>
+        <w:jc w:val="right"/>
       </w:pPr>
       <w:r>
+        <w:rPr>
+          <w:rFonts w:ascii="Arial" w:hAnsi="Arial" w:cs="Arial"/>
+          <w:rtl/>
+        </w:rPr>
         <w:t>نمو الواردات 9% مركّباً على ثلاث سنوات</w:t>
       </w:r>
     </w:p>
     <w:p>
       <w:pPr>
         <w:pStyle w:val="IntenseQuote"/>
+        <w:bidi/>
+        <w:jc w:val="right"/>
       </w:pPr>
       <w:r>
+        <w:rPr>
+          <w:rFonts w:ascii="Arial" w:hAnsi="Arial" w:cs="Arial"/>
+          <w:rtl/>
+        </w:rPr>
         <w:t>[UN Comtrade — ✓ موثّق] اتجاه ثلاث سنوات</w:t>
       </w:r>
     </w:p>
     <w:p>
       <w:pPr>
         <w:pStyle w:val="Heading3"/>
+        <w:bidi/>
+        <w:jc w:val="right"/>
       </w:pPr>
       <w:r>
+        <w:rPr>
+          <w:rFonts w:ascii="Arial" w:hAnsi="Arial" w:cs="Arial"/>
+          <w:rtl/>
+        </w:rPr>
         <w:t>تكلفة وصعوبة الدخول</w:t>
       </w:r>
     </w:p>
     <w:p>
       <w:pPr>
         <w:pStyle w:val="ListBullet"/>
+        <w:bidi/>
+        <w:jc w:val="right"/>
       </w:pPr>
       <w:r>
+        <w:rPr>
+          <w:rFonts w:ascii="Arial" w:hAnsi="Arial" w:cs="Arial"/>
+          <w:rtl/>
+        </w:rPr>
         <w:t>تعريفة صفرية على HS080410 ضمن GSP+</w:t>
       </w:r>
     </w:p>
     <w:p>
       <w:pPr>
         <w:pStyle w:val="IntenseQuote"/>
+        <w:bidi/>
+        <w:jc w:val="right"/>
       </w:pPr>
       <w:r>
+        <w:rPr>
+          <w:rFonts w:ascii="Arial" w:hAnsi="Arial" w:cs="Arial"/>
+          <w:rtl/>
+        </w:rPr>
         <w:t>[WITS/WTO Tariff — ✓ موثّق] تعريفة مطبّقة</w:t>
       </w:r>
     </w:p>
     <w:p>
       <w:pPr>
         <w:pStyle w:val="ListBullet"/>
+        <w:bidi/>
+        <w:jc w:val="right"/>
       </w:pPr>
       <w:r>
+        <w:rPr>
+          <w:rFonts w:ascii="Arial" w:hAnsi="Arial" w:cs="Arial"/>
+          <w:rtl/>
+        </w:rPr>
         <w:t>تكلفة شحن بحري مقدَّرة 0.85$/كغم</w:t>
       </w:r>
     </w:p>
     <w:p>
       <w:pPr>
         <w:pStyle w:val="IntenseQuote"/>
+        <w:bidi/>
+        <w:jc w:val="right"/>
       </w:pPr>
       <w:r>
+        <w:rPr>
+          <w:rFonts w:ascii="Arial" w:hAnsi="Arial" w:cs="Arial"/>
+          <w:rtl/>
+        </w:rPr>
         <w:t>[تقدير لوجستي داخلي — ◐ ثانوي] تقدير غير رسمي</w:t>
       </w:r>
     </w:p>
     <w:p>
       <w:pPr>
         <w:pStyle w:val="Heading3"/>
+        <w:bidi/>
+        <w:jc w:val="right"/>
       </w:pPr>
       <w:r>
+        <w:rPr>
+          <w:rFonts w:ascii="Arial" w:hAnsi="Arial" w:cs="Arial"/>
+          <w:rtl/>
+        </w:rPr>
         <w:t>التنافسية السعرية</w:t>
       </w:r>
     </w:p>
     <w:p>
       <w:pPr>
         <w:pStyle w:val="ListBullet"/>
+        <w:bidi/>
+        <w:jc w:val="right"/>
       </w:pPr>
       <w:r>
+        <w:rPr>
+          <w:rFonts w:ascii="Arial" w:hAnsi="Arial" w:cs="Arial"/>
+          <w:rtl/>
+        </w:rPr>
         <w:t>Mercadona: تمور اقتصادية 5.80€/كغم</w:t>
       </w:r>
     </w:p>
     <w:p>
       <w:pPr>
         <w:pStyle w:val="IntenseQuote"/>
+        <w:bidi/>
+        <w:jc w:val="right"/>
       </w:pPr>
       <w:r>
+        <w:rPr>
+          <w:rFonts w:ascii="Arial" w:hAnsi="Arial" w:cs="Arial"/>
+          <w:rtl/>
+        </w:rPr>
         <w:t>[Mercadona (رصد ويب) — ◐ ثانوي] سعر تجزئة مرصود</w:t>
       </w:r>
     </w:p>
     <w:p>
       <w:pPr>
         <w:pStyle w:val="ListBullet"/>
+        <w:bidi/>
+        <w:jc w:val="right"/>
       </w:pPr>
       <w:r>
+        <w:rPr>
+          <w:rFonts w:ascii="Arial" w:hAnsi="Arial" w:cs="Arial"/>
+          <w:rtl/>
+        </w:rPr>
         <w:t>Carrefour: تمور متوسطة 8.90€/كغم</w:t>
       </w:r>
     </w:p>
     <w:p>
       <w:pPr>
         <w:pStyle w:val="IntenseQuote"/>
+        <w:bidi/>
+        <w:jc w:val="right"/>
       </w:pPr>
       <w:r>
+        <w:rPr>
+          <w:rFonts w:ascii="Arial" w:hAnsi="Arial" w:cs="Arial"/>
+          <w:rtl/>
+        </w:rPr>
         <w:t>[Carrefour (رصد ويب) — ◐ ثانوي] سعر تجزئة مرصود</w:t>
       </w:r>
     </w:p>
     <w:p>
       <w:pPr>
         <w:pStyle w:val="ListBullet"/>
+        <w:bidi/>
+        <w:jc w:val="right"/>
       </w:pPr>
       <w:r>
+        <w:rPr>
+          <w:rFonts w:ascii="Arial" w:hAnsi="Arial" w:cs="Arial"/>
+          <w:rtl/>
+        </w:rPr>
         <w:t>متاجر متخصصة: تمور فاخرة حتى 13.50€/كغم</w:t>
       </w:r>
     </w:p>
     <w:p>
       <w:pPr>
         <w:pStyle w:val="IntenseQuote"/>
+        <w:bidi/>
+        <w:jc w:val="right"/>
       </w:pPr>
       <w:r>
+        <w:rPr>
+          <w:rFonts w:ascii="Arial" w:hAnsi="Arial" w:cs="Arial"/>
+          <w:rtl/>
+        </w:rPr>
         <w:t>[رصد ويب متعدد — ◐ ثانوي] نطاق تقديري</w:t>
       </w:r>
     </w:p>
     <w:p>
       <w:pPr>
         <w:pStyle w:val="Heading3"/>
+        <w:bidi/>
+        <w:jc w:val="right"/>
       </w:pPr>
       <w:r>
+        <w:rPr>
+          <w:rFonts w:ascii="Arial" w:hAnsi="Arial" w:cs="Arial"/>
+          <w:rtl/>
+        </w:rPr>
         <w:t>أبواب الدخول الأكثر أماناً</w:t>
       </w:r>
     </w:p>
     <w:p>
       <w:pPr>
         <w:pStyle w:val="ListBullet"/>
+        <w:bidi/>
+        <w:jc w:val="right"/>
       </w:pPr>
       <w:r>
+        <w:rPr>
+          <w:rFonts w:ascii="Arial" w:hAnsi="Arial" w:cs="Arial"/>
+          <w:rtl/>
+        </w:rPr>
         <w:t>موزّع أغذية حلال في مدريد — مرشّح محتمل</w:t>
       </w:r>
     </w:p>
     <w:p>
       <w:pPr>
         <w:pStyle w:val="IntenseQuote"/>
+        <w:bidi/>
+        <w:jc w:val="right"/>
       </w:pPr>
       <w:r>
+        <w:rPr>
+          <w:rFonts w:ascii="Arial" w:hAnsi="Arial" w:cs="Arial"/>
+          <w:rtl/>
+        </w:rPr>
         <w:t>[بحث ويب (غير مؤكَّد) — ○ غير متحقق] مرشّح غير متحقق</w:t>
       </w:r>
     </w:p>
     <w:p>
       <w:pPr>
         <w:pStyle w:val="Heading3"/>
+        <w:bidi/>
+        <w:jc w:val="right"/>
       </w:pPr>
       <w:r>
+        <w:rPr>
+          <w:rFonts w:ascii="Arial" w:hAnsi="Arial" w:cs="Arial"/>
+          <w:rtl/>
+        </w:rPr>
         <w:t>SWOT من منظور المصدّر السعودي</w:t>
       </w:r>
     </w:p>
     <w:p>
       <w:pPr>
         <w:pStyle w:val="ListBullet"/>
+        <w:bidi/>
+        <w:jc w:val="right"/>
       </w:pPr>
       <w:r>
+        <w:rPr>
+          <w:rFonts w:ascii="Arial" w:hAnsi="Arial" w:cs="Arial"/>
+          <w:rtl/>
+        </w:rPr>
         <w:t>تعريفة صفرية وسوق مورّدين مجزَّأ (قوة)</w:t>
       </w:r>
     </w:p>
     <w:p>
       <w:pPr>
         <w:pStyle w:val="IntenseQuote"/>
+        <w:bidi/>
+        <w:jc w:val="right"/>
       </w:pPr>
       <w:r>
+        <w:rPr>
+          <w:rFonts w:ascii="Arial" w:hAnsi="Arial" w:cs="Arial"/>
+          <w:rtl/>
+        </w:rPr>
         <w:t>[تحليل مركّب — ◐ ثانوي] نقطة قوة</w:t>
       </w:r>
     </w:p>
     <w:p>
       <w:pPr>
         <w:pStyle w:val="ListBullet"/>
+        <w:bidi/>
+        <w:jc w:val="right"/>
       </w:pPr>
       <w:r>
+        <w:rPr>
+          <w:rFonts w:ascii="Arial" w:hAnsi="Arial" w:cs="Arial"/>
+          <w:rtl/>
+        </w:rPr>
         <w:t>لا حضور علامة سعودية مثبت (ضعف)</w:t>
       </w:r>
     </w:p>
     <w:p>
       <w:pPr>
         <w:pStyle w:val="IntenseQuote"/>
+        <w:bidi/>
+        <w:jc w:val="right"/>
       </w:pPr>
       <w:r>
+        <w:rPr>
+          <w:rFonts w:ascii="Arial" w:hAnsi="Arial" w:cs="Arial"/>
+          <w:rtl/>
+        </w:rPr>
         <w:t>[تحليل مركّب — ◐ ثانوي] نقطة ضعف</w:t>
       </w:r>
     </w:p>
     <w:p>
       <w:pPr>
         <w:pStyle w:val="IntenseQuote"/>
+        <w:bidi/>
+        <w:jc w:val="right"/>
       </w:pPr>
       <w:r>
+        <w:rPr>
+          <w:rFonts w:ascii="Arial" w:hAnsi="Arial" w:cs="Arial"/>
+          <w:rtl/>
+        </w:rPr>
         <w:t>فعّل خدمة التعميق المدفوعة للتحقق من المستوردين وجهات الاتصال (Volza/Explee)</w:t>
       </w:r>
     </w:p>
     <w:p>
       <w:pPr>
         <w:pStyle w:val="Heading2"/>
+        <w:bidi/>
+        <w:jc w:val="right"/>
       </w:pPr>
       <w:r>
-        <w:t>ملحق تقني — كل الاستشهادات بثقتها الرقمية الكاملة</w:t>
+        <w:rPr>
+          <w:rFonts w:ascii="Arial" w:hAnsi="Arial" w:cs="Arial"/>
+          <w:rtl/>
+        </w:rPr>
+        <w:t>سجل الأدلة للمدققين</w:t>
       </w:r>
     </w:p>
     <w:p>
       <w:pPr>
         <w:pStyle w:val="IntenseQuote"/>
+        <w:bidi/>
+        <w:jc w:val="right"/>
       </w:pPr>
       <w:r>
-        <w:t>للمدقّقين فقط — القيمة الرقمية الكاملة لكل بند مذكور أعلاه بشارته المبسّطة.</w:t>
+        <w:rPr>
+          <w:rFonts w:ascii="Arial" w:hAnsi="Arial" w:cs="Arial"/>
+          <w:rtl/>
+        </w:rPr>
+        <w:t>لكل حقيقة مصدرها العمومي ورابطها (إن توفّر) وتاريخ جمعها وقوة دليلها (✓ موثّق، ◐ مُقدَّر، ○ غير متحقّق).</w:t>
       </w:r>
     </w:p>
     <w:tbl>
       <w:tblPr>
         <w:tblStyle w:val="TableGrid"/>
         <w:tblW w:type="auto" w:w="0"/>
+        <w:tblLayout w:type="fixed"/>
         <w:tblLook w:firstColumn="1" w:firstRow="1" w:lastColumn="0" w:lastRow="0" w:noHBand="0" w:noVBand="1" w:val="04A0"/>
+        <w:bidiVisual/>
       </w:tblPr>
       <w:tblGrid>
         <w:gridCol w:w="1728"/>
@@ -2488,44 +4375,41 @@
       <w:tr>
         <w:tc>
           <w:tcPr>
-            <w:tcW w:type="dxa" w:w="1728"/>
+            <w:tcW w:type="dxa" w:w="1872"/>
             <w:shd w:val="clear" w:fill="1B3B6F"/>
           </w:tcPr>
           <w:p>
+            <w:pPr>
+              <w:bidi/>
+              <w:jc w:val="right"/>
+            </w:pPr>
             <w:r>
               <w:rPr>
+                <w:rFonts w:ascii="Arial" w:hAnsi="Arial" w:cs="Arial"/>
                 <w:b/>
                 <w:color w:val="FFFFFF"/>
+                <w:rtl/>
               </w:rPr>
-              <w:t>البعثة</w:t>
+              <w:t>الحقيقة</w:t>
             </w:r>
           </w:p>
         </w:tc>
         <w:tc>
           <w:tcPr>
-            <w:tcW w:type="dxa" w:w="1728"/>
+            <w:tcW w:type="dxa" w:w="1872"/>
             <w:shd w:val="clear" w:fill="1B3B6F"/>
           </w:tcPr>
           <w:p>
+            <w:pPr>
+              <w:bidi/>
+              <w:jc w:val="right"/>
+            </w:pPr>
             <w:r>
               <w:rPr>
+                <w:rFonts w:ascii="Arial" w:hAnsi="Arial" w:cs="Arial"/>
                 <w:b/>
                 <w:color w:val="FFFFFF"/>
-              </w:rPr>
-              <w:t>الادّعاء</w:t>
-            </w:r>
-          </w:p>
-        </w:tc>
-        <w:tc>
-          <w:tcPr>
-            <w:tcW w:type="dxa" w:w="1728"/>
-            <w:shd w:val="clear" w:fill="1B3B6F"/>
-          </w:tcPr>
-          <w:p>
-            <w:r>
-              <w:rPr>
-                <w:b/>
-                <w:color w:val="FFFFFF"/>
+                <w:rtl/>
               </w:rPr>
               <w:t>المصدر</w:t>
             </w:r>
@@ -2533,31 +4417,64 @@
         </w:tc>
         <w:tc>
           <w:tcPr>
-            <w:tcW w:type="dxa" w:w="1728"/>
+            <w:tcW w:type="dxa" w:w="1872"/>
             <w:shd w:val="clear" w:fill="1B3B6F"/>
           </w:tcPr>
           <w:p>
+            <w:pPr>
+              <w:bidi/>
+              <w:jc w:val="right"/>
+            </w:pPr>
             <w:r>
               <w:rPr>
+                <w:rFonts w:ascii="Arial" w:hAnsi="Arial" w:cs="Arial"/>
                 <w:b/>
                 <w:color w:val="FFFFFF"/>
+                <w:rtl/>
               </w:rPr>
-              <w:t>تاريخ الجلب</w:t>
+              <w:t>الرابط</w:t>
             </w:r>
           </w:p>
         </w:tc>
         <w:tc>
           <w:tcPr>
-            <w:tcW w:type="dxa" w:w="1728"/>
+            <w:tcW w:type="dxa" w:w="1872"/>
             <w:shd w:val="clear" w:fill="1B3B6F"/>
           </w:tcPr>
           <w:p>
+            <w:pPr>
+              <w:bidi/>
+              <w:jc w:val="right"/>
+            </w:pPr>
             <w:r>
               <w:rPr>
+                <w:rFonts w:ascii="Arial" w:hAnsi="Arial" w:cs="Arial"/>
                 <w:b/>
                 <w:color w:val="FFFFFF"/>
+                <w:rtl/>
               </w:rPr>
-              <w:t>الثقة</w:t>
+              <w:t>تاريخ الجمع</w:t>
+            </w:r>
+          </w:p>
+        </w:tc>
+        <w:tc>
+          <w:tcPr>
+            <w:tcW w:type="dxa" w:w="1872"/>
+            <w:shd w:val="clear" w:fill="1B3B6F"/>
+          </w:tcPr>
+          <w:p>
+            <w:pPr>
+              <w:bidi/>
+              <w:jc w:val="right"/>
+            </w:pPr>
+            <w:r>
+              <w:rPr>
+                <w:rFonts w:ascii="Arial" w:hAnsi="Arial" w:cs="Arial"/>
+                <w:b/>
+                <w:color w:val="FFFFFF"/>
+                <w:rtl/>
+              </w:rPr>
+              <w:t>قوة الدليل</w:t>
             </w:r>
           </w:p>
         </w:tc>
@@ -2565,51 +4482,91 @@
       <w:tr>
         <w:tc>
           <w:tcPr>
-            <w:tcW w:type="dxa" w:w="1728"/>
+            <w:tcW w:type="dxa" w:w="1872"/>
           </w:tcPr>
           <w:p>
+            <w:pPr>
+              <w:bidi/>
+              <w:jc w:val="right"/>
+            </w:pPr>
             <w:r>
-              <w:t>تدفقات التجارة</w:t>
-            </w:r>
-          </w:p>
-        </w:tc>
-        <w:tc>
-          <w:tcPr>
-            <w:tcW w:type="dxa" w:w="1728"/>
-          </w:tcPr>
-          <w:p>
-            <w:r>
+              <w:rPr>
+                <w:rFonts w:ascii="Arial" w:hAnsi="Arial" w:cs="Arial"/>
+                <w:rtl/>
+              </w:rPr>
               <w:t>61000000.0</w:t>
             </w:r>
           </w:p>
         </w:tc>
         <w:tc>
           <w:tcPr>
-            <w:tcW w:type="dxa" w:w="1728"/>
+            <w:tcW w:type="dxa" w:w="1872"/>
           </w:tcPr>
           <w:p>
+            <w:pPr>
+              <w:bidi/>
+              <w:jc w:val="right"/>
+            </w:pPr>
             <w:r>
+              <w:rPr>
+                <w:rFonts w:ascii="Arial" w:hAnsi="Arial" w:cs="Arial"/>
+                <w:rtl/>
+              </w:rPr>
               <w:t>UN Comtrade</w:t>
             </w:r>
           </w:p>
         </w:tc>
         <w:tc>
           <w:tcPr>
-            <w:tcW w:type="dxa" w:w="1728"/>
+            <w:tcW w:type="dxa" w:w="1872"/>
           </w:tcPr>
           <w:p>
+            <w:pPr>
+              <w:bidi/>
+              <w:jc w:val="right"/>
+            </w:pPr>
             <w:r>
+              <w:rPr>
+                <w:rFonts w:ascii="Arial" w:hAnsi="Arial" w:cs="Arial"/>
+                <w:rtl/>
+              </w:rPr>
+              <w:t>—</w:t>
+            </w:r>
+          </w:p>
+        </w:tc>
+        <w:tc>
+          <w:tcPr>
+            <w:tcW w:type="dxa" w:w="1872"/>
+          </w:tcPr>
+          <w:p>
+            <w:pPr>
+              <w:bidi/>
+              <w:jc w:val="right"/>
+            </w:pPr>
+            <w:r>
+              <w:rPr>
+                <w:rFonts w:ascii="Arial" w:hAnsi="Arial" w:cs="Arial"/>
+                <w:rtl/>
+              </w:rPr>
               <w:t>2026-07-01</w:t>
             </w:r>
           </w:p>
         </w:tc>
         <w:tc>
           <w:tcPr>
-            <w:tcW w:type="dxa" w:w="1728"/>
+            <w:tcW w:type="dxa" w:w="1872"/>
           </w:tcPr>
           <w:p>
+            <w:pPr>
+              <w:bidi/>
+              <w:jc w:val="right"/>
+            </w:pPr>
             <w:r>
-              <w:t>0.9 (✓ موثّق)</w:t>
+              <w:rPr>
+                <w:rFonts w:ascii="Arial" w:hAnsi="Arial" w:cs="Arial"/>
+                <w:rtl/>
+              </w:rPr>
+              <w:t>✓ موثّق</w:t>
             </w:r>
           </w:p>
         </w:tc>
@@ -2617,56 +4574,96 @@
       <w:tr>
         <w:tc>
           <w:tcPr>
-            <w:tcW w:type="dxa" w:w="1728"/>
+            <w:tcW w:type="dxa" w:w="1872"/>
             <w:shd w:val="clear" w:fill="F2F2F2"/>
           </w:tcPr>
           <w:p>
+            <w:pPr>
+              <w:bidi/>
+              <w:jc w:val="right"/>
+            </w:pPr>
             <w:r>
-              <w:t>اتجاهات الطلب والموسمية</w:t>
-            </w:r>
-          </w:p>
-        </w:tc>
-        <w:tc>
-          <w:tcPr>
-            <w:tcW w:type="dxa" w:w="1728"/>
-            <w:shd w:val="clear" w:fill="F2F2F2"/>
-          </w:tcPr>
-          <w:p>
-            <w:r>
+              <w:rPr>
+                <w:rFonts w:ascii="Arial" w:hAnsi="Arial" w:cs="Arial"/>
+                <w:rtl/>
+              </w:rPr>
               <w:t>اتجاه بحث 5 سنوات صاعد + ذروة موسمية رمضان</w:t>
             </w:r>
           </w:p>
         </w:tc>
         <w:tc>
           <w:tcPr>
-            <w:tcW w:type="dxa" w:w="1728"/>
+            <w:tcW w:type="dxa" w:w="1872"/>
             <w:shd w:val="clear" w:fill="F2F2F2"/>
           </w:tcPr>
           <w:p>
+            <w:pPr>
+              <w:bidi/>
+              <w:jc w:val="right"/>
+            </w:pPr>
             <w:r>
+              <w:rPr>
+                <w:rFonts w:ascii="Arial" w:hAnsi="Arial" w:cs="Arial"/>
+                <w:rtl/>
+              </w:rPr>
               <w:t>Google Trends</w:t>
             </w:r>
           </w:p>
         </w:tc>
         <w:tc>
           <w:tcPr>
-            <w:tcW w:type="dxa" w:w="1728"/>
+            <w:tcW w:type="dxa" w:w="1872"/>
             <w:shd w:val="clear" w:fill="F2F2F2"/>
           </w:tcPr>
           <w:p>
+            <w:pPr>
+              <w:bidi/>
+              <w:jc w:val="right"/>
+            </w:pPr>
             <w:r>
+              <w:rPr>
+                <w:rFonts w:ascii="Arial" w:hAnsi="Arial" w:cs="Arial"/>
+                <w:rtl/>
+              </w:rPr>
+              <w:t>—</w:t>
+            </w:r>
+          </w:p>
+        </w:tc>
+        <w:tc>
+          <w:tcPr>
+            <w:tcW w:type="dxa" w:w="1872"/>
+            <w:shd w:val="clear" w:fill="F2F2F2"/>
+          </w:tcPr>
+          <w:p>
+            <w:pPr>
+              <w:bidi/>
+              <w:jc w:val="right"/>
+            </w:pPr>
+            <w:r>
+              <w:rPr>
+                <w:rFonts w:ascii="Arial" w:hAnsi="Arial" w:cs="Arial"/>
+                <w:rtl/>
+              </w:rPr>
               <w:t>2026-07-01</w:t>
             </w:r>
           </w:p>
         </w:tc>
         <w:tc>
           <w:tcPr>
-            <w:tcW w:type="dxa" w:w="1728"/>
+            <w:tcW w:type="dxa" w:w="1872"/>
             <w:shd w:val="clear" w:fill="F2F2F2"/>
           </w:tcPr>
           <w:p>
+            <w:pPr>
+              <w:bidi/>
+              <w:jc w:val="right"/>
+            </w:pPr>
             <w:r>
-              <w:t>0.6 (◐ ثانوي)</w:t>
+              <w:rPr>
+                <w:rFonts w:ascii="Arial" w:hAnsi="Arial" w:cs="Arial"/>
+                <w:rtl/>
+              </w:rPr>
+              <w:t>◐ ثانوي</w:t>
             </w:r>
           </w:p>
         </w:tc>
@@ -2674,51 +4671,91 @@
       <w:tr>
         <w:tc>
           <w:tcPr>
-            <w:tcW w:type="dxa" w:w="1728"/>
+            <w:tcW w:type="dxa" w:w="1872"/>
           </w:tcPr>
           <w:p>
+            <w:pPr>
+              <w:bidi/>
+              <w:jc w:val="right"/>
+            </w:pPr>
             <w:r>
-              <w:t>تحليل الأسعار</w:t>
-            </w:r>
-          </w:p>
-        </w:tc>
-        <w:tc>
-          <w:tcPr>
-            <w:tcW w:type="dxa" w:w="1728"/>
-          </w:tcPr>
-          <w:p>
-            <w:r>
+              <w:rPr>
+                <w:rFonts w:ascii="Arial" w:hAnsi="Arial" w:cs="Arial"/>
+                <w:rtl/>
+              </w:rPr>
               <w:t>Mercadona: تمور اقتصادية 5.80€/كغم</w:t>
             </w:r>
           </w:p>
         </w:tc>
         <w:tc>
           <w:tcPr>
-            <w:tcW w:type="dxa" w:w="1728"/>
+            <w:tcW w:type="dxa" w:w="1872"/>
           </w:tcPr>
           <w:p>
+            <w:pPr>
+              <w:bidi/>
+              <w:jc w:val="right"/>
+            </w:pPr>
             <w:r>
+              <w:rPr>
+                <w:rFonts w:ascii="Arial" w:hAnsi="Arial" w:cs="Arial"/>
+                <w:rtl/>
+              </w:rPr>
               <w:t>Mercadona (رصد ويب)</w:t>
             </w:r>
           </w:p>
         </w:tc>
         <w:tc>
           <w:tcPr>
-            <w:tcW w:type="dxa" w:w="1728"/>
+            <w:tcW w:type="dxa" w:w="1872"/>
           </w:tcPr>
           <w:p>
+            <w:pPr>
+              <w:bidi/>
+              <w:jc w:val="right"/>
+            </w:pPr>
             <w:r>
+              <w:rPr>
+                <w:rFonts w:ascii="Arial" w:hAnsi="Arial" w:cs="Arial"/>
+                <w:rtl/>
+              </w:rPr>
+              <w:t>—</w:t>
+            </w:r>
+          </w:p>
+        </w:tc>
+        <w:tc>
+          <w:tcPr>
+            <w:tcW w:type="dxa" w:w="1872"/>
+          </w:tcPr>
+          <w:p>
+            <w:pPr>
+              <w:bidi/>
+              <w:jc w:val="right"/>
+            </w:pPr>
+            <w:r>
+              <w:rPr>
+                <w:rFonts w:ascii="Arial" w:hAnsi="Arial" w:cs="Arial"/>
+                <w:rtl/>
+              </w:rPr>
               <w:t>2026-07-01</w:t>
             </w:r>
           </w:p>
         </w:tc>
         <w:tc>
           <w:tcPr>
-            <w:tcW w:type="dxa" w:w="1728"/>
+            <w:tcW w:type="dxa" w:w="1872"/>
           </w:tcPr>
           <w:p>
+            <w:pPr>
+              <w:bidi/>
+              <w:jc w:val="right"/>
+            </w:pPr>
             <w:r>
-              <w:t>0.6 (◐ ثانوي)</w:t>
+              <w:rPr>
+                <w:rFonts w:ascii="Arial" w:hAnsi="Arial" w:cs="Arial"/>
+                <w:rtl/>
+              </w:rPr>
+              <w:t>◐ ثانوي</w:t>
             </w:r>
           </w:p>
         </w:tc>
@@ -2726,56 +4763,96 @@
       <w:tr>
         <w:tc>
           <w:tcPr>
-            <w:tcW w:type="dxa" w:w="1728"/>
+            <w:tcW w:type="dxa" w:w="1872"/>
             <w:shd w:val="clear" w:fill="F2F2F2"/>
           </w:tcPr>
           <w:p>
+            <w:pPr>
+              <w:bidi/>
+              <w:jc w:val="right"/>
+            </w:pPr>
             <w:r>
-              <w:t>تحليل الأسعار</w:t>
-            </w:r>
-          </w:p>
-        </w:tc>
-        <w:tc>
-          <w:tcPr>
-            <w:tcW w:type="dxa" w:w="1728"/>
-            <w:shd w:val="clear" w:fill="F2F2F2"/>
-          </w:tcPr>
-          <w:p>
-            <w:r>
+              <w:rPr>
+                <w:rFonts w:ascii="Arial" w:hAnsi="Arial" w:cs="Arial"/>
+                <w:rtl/>
+              </w:rPr>
               <w:t>Carrefour: تمور متوسطة 8.90€/كغم</w:t>
             </w:r>
           </w:p>
         </w:tc>
         <w:tc>
           <w:tcPr>
-            <w:tcW w:type="dxa" w:w="1728"/>
+            <w:tcW w:type="dxa" w:w="1872"/>
             <w:shd w:val="clear" w:fill="F2F2F2"/>
           </w:tcPr>
           <w:p>
+            <w:pPr>
+              <w:bidi/>
+              <w:jc w:val="right"/>
+            </w:pPr>
             <w:r>
+              <w:rPr>
+                <w:rFonts w:ascii="Arial" w:hAnsi="Arial" w:cs="Arial"/>
+                <w:rtl/>
+              </w:rPr>
               <w:t>Carrefour (رصد ويب)</w:t>
             </w:r>
           </w:p>
         </w:tc>
         <w:tc>
           <w:tcPr>
-            <w:tcW w:type="dxa" w:w="1728"/>
+            <w:tcW w:type="dxa" w:w="1872"/>
             <w:shd w:val="clear" w:fill="F2F2F2"/>
           </w:tcPr>
           <w:p>
+            <w:pPr>
+              <w:bidi/>
+              <w:jc w:val="right"/>
+            </w:pPr>
             <w:r>
+              <w:rPr>
+                <w:rFonts w:ascii="Arial" w:hAnsi="Arial" w:cs="Arial"/>
+                <w:rtl/>
+              </w:rPr>
+              <w:t>—</w:t>
+            </w:r>
+          </w:p>
+        </w:tc>
+        <w:tc>
+          <w:tcPr>
+            <w:tcW w:type="dxa" w:w="1872"/>
+            <w:shd w:val="clear" w:fill="F2F2F2"/>
+          </w:tcPr>
+          <w:p>
+            <w:pPr>
+              <w:bidi/>
+              <w:jc w:val="right"/>
+            </w:pPr>
+            <w:r>
+              <w:rPr>
+                <w:rFonts w:ascii="Arial" w:hAnsi="Arial" w:cs="Arial"/>
+                <w:rtl/>
+              </w:rPr>
               <w:t>2026-07-01</w:t>
             </w:r>
           </w:p>
         </w:tc>
         <w:tc>
           <w:tcPr>
-            <w:tcW w:type="dxa" w:w="1728"/>
+            <w:tcW w:type="dxa" w:w="1872"/>
             <w:shd w:val="clear" w:fill="F2F2F2"/>
           </w:tcPr>
           <w:p>
+            <w:pPr>
+              <w:bidi/>
+              <w:jc w:val="right"/>
+            </w:pPr>
             <w:r>
-              <w:t>0.6 (◐ ثانوي)</w:t>
+              <w:rPr>
+                <w:rFonts w:ascii="Arial" w:hAnsi="Arial" w:cs="Arial"/>
+                <w:rtl/>
+              </w:rPr>
+              <w:t>◐ ثانوي</w:t>
             </w:r>
           </w:p>
         </w:tc>
@@ -2783,51 +4860,91 @@
       <w:tr>
         <w:tc>
           <w:tcPr>
-            <w:tcW w:type="dxa" w:w="1728"/>
+            <w:tcW w:type="dxa" w:w="1872"/>
           </w:tcPr>
           <w:p>
+            <w:pPr>
+              <w:bidi/>
+              <w:jc w:val="right"/>
+            </w:pPr>
             <w:r>
-              <w:t>تحليل الأسعار</w:t>
-            </w:r>
-          </w:p>
-        </w:tc>
-        <w:tc>
-          <w:tcPr>
-            <w:tcW w:type="dxa" w:w="1728"/>
-          </w:tcPr>
-          <w:p>
-            <w:r>
+              <w:rPr>
+                <w:rFonts w:ascii="Arial" w:hAnsi="Arial" w:cs="Arial"/>
+                <w:rtl/>
+              </w:rPr>
               <w:t>متاجر متخصصة: تمور فاخرة حتى 13.50€/كغم</w:t>
             </w:r>
           </w:p>
         </w:tc>
         <w:tc>
           <w:tcPr>
-            <w:tcW w:type="dxa" w:w="1728"/>
+            <w:tcW w:type="dxa" w:w="1872"/>
           </w:tcPr>
           <w:p>
+            <w:pPr>
+              <w:bidi/>
+              <w:jc w:val="right"/>
+            </w:pPr>
             <w:r>
+              <w:rPr>
+                <w:rFonts w:ascii="Arial" w:hAnsi="Arial" w:cs="Arial"/>
+                <w:rtl/>
+              </w:rPr>
               <w:t>رصد ويب متعدد</w:t>
             </w:r>
           </w:p>
         </w:tc>
         <w:tc>
           <w:tcPr>
-            <w:tcW w:type="dxa" w:w="1728"/>
+            <w:tcW w:type="dxa" w:w="1872"/>
           </w:tcPr>
           <w:p>
+            <w:pPr>
+              <w:bidi/>
+              <w:jc w:val="right"/>
+            </w:pPr>
             <w:r>
+              <w:rPr>
+                <w:rFonts w:ascii="Arial" w:hAnsi="Arial" w:cs="Arial"/>
+                <w:rtl/>
+              </w:rPr>
+              <w:t>—</w:t>
+            </w:r>
+          </w:p>
+        </w:tc>
+        <w:tc>
+          <w:tcPr>
+            <w:tcW w:type="dxa" w:w="1872"/>
+          </w:tcPr>
+          <w:p>
+            <w:pPr>
+              <w:bidi/>
+              <w:jc w:val="right"/>
+            </w:pPr>
+            <w:r>
+              <w:rPr>
+                <w:rFonts w:ascii="Arial" w:hAnsi="Arial" w:cs="Arial"/>
+                <w:rtl/>
+              </w:rPr>
               <w:t>2026-07-01</w:t>
             </w:r>
           </w:p>
         </w:tc>
         <w:tc>
           <w:tcPr>
-            <w:tcW w:type="dxa" w:w="1728"/>
+            <w:tcW w:type="dxa" w:w="1872"/>
           </w:tcPr>
           <w:p>
+            <w:pPr>
+              <w:bidi/>
+              <w:jc w:val="right"/>
+            </w:pPr>
             <w:r>
-              <w:t>0.5 (◐ ثانوي)</w:t>
+              <w:rPr>
+                <w:rFonts w:ascii="Arial" w:hAnsi="Arial" w:cs="Arial"/>
+                <w:rtl/>
+              </w:rPr>
+              <w:t>◐ ثانوي</w:t>
             </w:r>
           </w:p>
         </w:tc>
@@ -2835,56 +4952,96 @@
       <w:tr>
         <w:tc>
           <w:tcPr>
-            <w:tcW w:type="dxa" w:w="1728"/>
+            <w:tcW w:type="dxa" w:w="1872"/>
             <w:shd w:val="clear" w:fill="F2F2F2"/>
           </w:tcPr>
           <w:p>
+            <w:pPr>
+              <w:bidi/>
+              <w:jc w:val="right"/>
+            </w:pPr>
             <w:r>
-              <w:t>ثقافة المستهلك</w:t>
-            </w:r>
-          </w:p>
-        </w:tc>
-        <w:tc>
-          <w:tcPr>
-            <w:tcW w:type="dxa" w:w="1728"/>
-            <w:shd w:val="clear" w:fill="F2F2F2"/>
-          </w:tcPr>
-          <w:p>
-            <w:r>
+              <w:rPr>
+                <w:rFonts w:ascii="Arial" w:hAnsi="Arial" w:cs="Arial"/>
+                <w:rtl/>
+              </w:rPr>
               <w:t>التمور مرتبطة ثقافياً بموسم رمضان لدى الجالية المسلمة</w:t>
             </w:r>
           </w:p>
         </w:tc>
         <w:tc>
           <w:tcPr>
-            <w:tcW w:type="dxa" w:w="1728"/>
+            <w:tcW w:type="dxa" w:w="1872"/>
             <w:shd w:val="clear" w:fill="F2F2F2"/>
           </w:tcPr>
           <w:p>
+            <w:pPr>
+              <w:bidi/>
+              <w:jc w:val="right"/>
+            </w:pPr>
             <w:r>
+              <w:rPr>
+                <w:rFonts w:ascii="Arial" w:hAnsi="Arial" w:cs="Arial"/>
+                <w:rtl/>
+              </w:rPr>
               <w:t>OpenAlex + بحث ويب</w:t>
             </w:r>
           </w:p>
         </w:tc>
         <w:tc>
           <w:tcPr>
-            <w:tcW w:type="dxa" w:w="1728"/>
+            <w:tcW w:type="dxa" w:w="1872"/>
             <w:shd w:val="clear" w:fill="F2F2F2"/>
           </w:tcPr>
           <w:p>
+            <w:pPr>
+              <w:bidi/>
+              <w:jc w:val="right"/>
+            </w:pPr>
             <w:r>
+              <w:rPr>
+                <w:rFonts w:ascii="Arial" w:hAnsi="Arial" w:cs="Arial"/>
+                <w:rtl/>
+              </w:rPr>
+              <w:t>—</w:t>
+            </w:r>
+          </w:p>
+        </w:tc>
+        <w:tc>
+          <w:tcPr>
+            <w:tcW w:type="dxa" w:w="1872"/>
+            <w:shd w:val="clear" w:fill="F2F2F2"/>
+          </w:tcPr>
+          <w:p>
+            <w:pPr>
+              <w:bidi/>
+              <w:jc w:val="right"/>
+            </w:pPr>
+            <w:r>
+              <w:rPr>
+                <w:rFonts w:ascii="Arial" w:hAnsi="Arial" w:cs="Arial"/>
+                <w:rtl/>
+              </w:rPr>
               <w:t>2026-07-01</w:t>
             </w:r>
           </w:p>
         </w:tc>
         <w:tc>
           <w:tcPr>
-            <w:tcW w:type="dxa" w:w="1728"/>
+            <w:tcW w:type="dxa" w:w="1872"/>
             <w:shd w:val="clear" w:fill="F2F2F2"/>
           </w:tcPr>
           <w:p>
+            <w:pPr>
+              <w:bidi/>
+              <w:jc w:val="right"/>
+            </w:pPr>
             <w:r>
-              <w:t>0.55 (◐ ثانوي)</w:t>
+              <w:rPr>
+                <w:rFonts w:ascii="Arial" w:hAnsi="Arial" w:cs="Arial"/>
+                <w:rtl/>
+              </w:rPr>
+              <w:t>◐ ثانوي</w:t>
             </w:r>
           </w:p>
         </w:tc>
@@ -2892,51 +5049,91 @@
       <w:tr>
         <w:tc>
           <w:tcPr>
-            <w:tcW w:type="dxa" w:w="1728"/>
+            <w:tcW w:type="dxa" w:w="1872"/>
           </w:tcPr>
           <w:p>
+            <w:pPr>
+              <w:bidi/>
+              <w:jc w:val="right"/>
+            </w:pPr>
             <w:r>
-              <w:t>قنوات التوزيع والاستيراد</w:t>
-            </w:r>
-          </w:p>
-        </w:tc>
-        <w:tc>
-          <w:tcPr>
-            <w:tcW w:type="dxa" w:w="1728"/>
-          </w:tcPr>
-          <w:p>
-            <w:r>
+              <w:rPr>
+                <w:rFonts w:ascii="Arial" w:hAnsi="Arial" w:cs="Arial"/>
+                <w:rtl/>
+              </w:rPr>
               <w:t>موزّع أغذية حلال في مدريد — مرشّح محتمل</w:t>
             </w:r>
           </w:p>
         </w:tc>
         <w:tc>
           <w:tcPr>
-            <w:tcW w:type="dxa" w:w="1728"/>
+            <w:tcW w:type="dxa" w:w="1872"/>
           </w:tcPr>
           <w:p>
+            <w:pPr>
+              <w:bidi/>
+              <w:jc w:val="right"/>
+            </w:pPr>
             <w:r>
+              <w:rPr>
+                <w:rFonts w:ascii="Arial" w:hAnsi="Arial" w:cs="Arial"/>
+                <w:rtl/>
+              </w:rPr>
               <w:t>بحث ويب (غير مؤكَّد)</w:t>
             </w:r>
           </w:p>
         </w:tc>
         <w:tc>
           <w:tcPr>
-            <w:tcW w:type="dxa" w:w="1728"/>
+            <w:tcW w:type="dxa" w:w="1872"/>
           </w:tcPr>
           <w:p>
+            <w:pPr>
+              <w:bidi/>
+              <w:jc w:val="right"/>
+            </w:pPr>
             <w:r>
+              <w:rPr>
+                <w:rFonts w:ascii="Arial" w:hAnsi="Arial" w:cs="Arial"/>
+                <w:rtl/>
+              </w:rPr>
+              <w:t>—</w:t>
+            </w:r>
+          </w:p>
+        </w:tc>
+        <w:tc>
+          <w:tcPr>
+            <w:tcW w:type="dxa" w:w="1872"/>
+          </w:tcPr>
+          <w:p>
+            <w:pPr>
+              <w:bidi/>
+              <w:jc w:val="right"/>
+            </w:pPr>
+            <w:r>
+              <w:rPr>
+                <w:rFonts w:ascii="Arial" w:hAnsi="Arial" w:cs="Arial"/>
+                <w:rtl/>
+              </w:rPr>
               <w:t>2026-07-01</w:t>
             </w:r>
           </w:p>
         </w:tc>
         <w:tc>
           <w:tcPr>
-            <w:tcW w:type="dxa" w:w="1728"/>
+            <w:tcW w:type="dxa" w:w="1872"/>
           </w:tcPr>
           <w:p>
+            <w:pPr>
+              <w:bidi/>
+              <w:jc w:val="right"/>
+            </w:pPr>
             <w:r>
-              <w:t>0.35 (○ غير متحقق)</w:t>
+              <w:rPr>
+                <w:rFonts w:ascii="Arial" w:hAnsi="Arial" w:cs="Arial"/>
+                <w:rtl/>
+              </w:rPr>
+              <w:t>○ غير متحقق</w:t>
             </w:r>
           </w:p>
         </w:tc>
@@ -2944,56 +5141,96 @@
       <w:tr>
         <w:tc>
           <w:tcPr>
-            <w:tcW w:type="dxa" w:w="1728"/>
+            <w:tcW w:type="dxa" w:w="1872"/>
             <w:shd w:val="clear" w:fill="F2F2F2"/>
           </w:tcPr>
           <w:p>
+            <w:pPr>
+              <w:bidi/>
+              <w:jc w:val="right"/>
+            </w:pPr>
             <w:r>
-              <w:t>تحليل المنافسين</w:t>
+              <w:rPr>
+                <w:rFonts w:ascii="Arial" w:hAnsi="Arial" w:cs="Arial"/>
+                <w:rtl/>
+              </w:rPr>
+              <w:t>بند تقني غير قابل للعرض المباشر — التفاصيل في أثر التتبّع.</w:t>
             </w:r>
           </w:p>
         </w:tc>
         <w:tc>
           <w:tcPr>
-            <w:tcW w:type="dxa" w:w="1728"/>
+            <w:tcW w:type="dxa" w:w="1872"/>
             <w:shd w:val="clear" w:fill="F2F2F2"/>
           </w:tcPr>
           <w:p>
+            <w:pPr>
+              <w:bidi/>
+              <w:jc w:val="right"/>
+            </w:pPr>
             <w:r>
-              <w:t>بند تقني غير قابل للعرض المباشر — التفاصيل الكاملة في أثر التتبّع.</w:t>
-            </w:r>
-          </w:p>
-        </w:tc>
-        <w:tc>
-          <w:tcPr>
-            <w:tcW w:type="dxa" w:w="1728"/>
-            <w:shd w:val="clear" w:fill="F2F2F2"/>
-          </w:tcPr>
-          <w:p>
-            <w:r>
+              <w:rPr>
+                <w:rFonts w:ascii="Arial" w:hAnsi="Arial" w:cs="Arial"/>
+                <w:rtl/>
+              </w:rPr>
               <w:t>UN Comtrade</w:t>
             </w:r>
           </w:p>
         </w:tc>
         <w:tc>
           <w:tcPr>
-            <w:tcW w:type="dxa" w:w="1728"/>
+            <w:tcW w:type="dxa" w:w="1872"/>
             <w:shd w:val="clear" w:fill="F2F2F2"/>
           </w:tcPr>
           <w:p>
+            <w:pPr>
+              <w:bidi/>
+              <w:jc w:val="right"/>
+            </w:pPr>
             <w:r>
+              <w:rPr>
+                <w:rFonts w:ascii="Arial" w:hAnsi="Arial" w:cs="Arial"/>
+                <w:rtl/>
+              </w:rPr>
+              <w:t>—</w:t>
+            </w:r>
+          </w:p>
+        </w:tc>
+        <w:tc>
+          <w:tcPr>
+            <w:tcW w:type="dxa" w:w="1872"/>
+            <w:shd w:val="clear" w:fill="F2F2F2"/>
+          </w:tcPr>
+          <w:p>
+            <w:pPr>
+              <w:bidi/>
+              <w:jc w:val="right"/>
+            </w:pPr>
+            <w:r>
+              <w:rPr>
+                <w:rFonts w:ascii="Arial" w:hAnsi="Arial" w:cs="Arial"/>
+                <w:rtl/>
+              </w:rPr>
               <w:t>2026-07-01</w:t>
             </w:r>
           </w:p>
         </w:tc>
         <w:tc>
           <w:tcPr>
-            <w:tcW w:type="dxa" w:w="1728"/>
+            <w:tcW w:type="dxa" w:w="1872"/>
             <w:shd w:val="clear" w:fill="F2F2F2"/>
           </w:tcPr>
           <w:p>
+            <w:pPr>
+              <w:bidi/>
+              <w:jc w:val="right"/>
+            </w:pPr>
             <w:r>
-              <w:t>0.9 (✓ موثّق)</w:t>
+              <w:rPr>
+                <w:rFonts w:ascii="Arial" w:hAnsi="Arial" w:cs="Arial"/>
+                <w:rtl/>
+              </w:rPr>
+              <w:t>✓ موثّق</w:t>
             </w:r>
           </w:p>
         </w:tc>
@@ -3001,51 +5238,91 @@
       <w:tr>
         <w:tc>
           <w:tcPr>
-            <w:tcW w:type="dxa" w:w="1728"/>
+            <w:tcW w:type="dxa" w:w="1872"/>
           </w:tcPr>
           <w:p>
+            <w:pPr>
+              <w:bidi/>
+              <w:jc w:val="right"/>
+            </w:pPr>
             <w:r>
-              <w:t>تحليل المنافسين</w:t>
+              <w:rPr>
+                <w:rFonts w:ascii="Arial" w:hAnsi="Arial" w:cs="Arial"/>
+                <w:rtl/>
+              </w:rPr>
+              <w:t>بند تقني غير قابل للعرض المباشر — التفاصيل في أثر التتبّع.</w:t>
             </w:r>
           </w:p>
         </w:tc>
         <w:tc>
           <w:tcPr>
-            <w:tcW w:type="dxa" w:w="1728"/>
+            <w:tcW w:type="dxa" w:w="1872"/>
           </w:tcPr>
           <w:p>
+            <w:pPr>
+              <w:bidi/>
+              <w:jc w:val="right"/>
+            </w:pPr>
             <w:r>
-              <w:t>بند تقني غير قابل للعرض المباشر — التفاصيل الكاملة في أثر التتبّع.</w:t>
-            </w:r>
-          </w:p>
-        </w:tc>
-        <w:tc>
-          <w:tcPr>
-            <w:tcW w:type="dxa" w:w="1728"/>
-          </w:tcPr>
-          <w:p>
-            <w:r>
+              <w:rPr>
+                <w:rFonts w:ascii="Arial" w:hAnsi="Arial" w:cs="Arial"/>
+                <w:rtl/>
+              </w:rPr>
               <w:t>UN Comtrade</w:t>
             </w:r>
           </w:p>
         </w:tc>
         <w:tc>
           <w:tcPr>
-            <w:tcW w:type="dxa" w:w="1728"/>
+            <w:tcW w:type="dxa" w:w="1872"/>
           </w:tcPr>
           <w:p>
+            <w:pPr>
+              <w:bidi/>
+              <w:jc w:val="right"/>
+            </w:pPr>
             <w:r>
+              <w:rPr>
+                <w:rFonts w:ascii="Arial" w:hAnsi="Arial" w:cs="Arial"/>
+                <w:rtl/>
+              </w:rPr>
+              <w:t>—</w:t>
+            </w:r>
+          </w:p>
+        </w:tc>
+        <w:tc>
+          <w:tcPr>
+            <w:tcW w:type="dxa" w:w="1872"/>
+          </w:tcPr>
+          <w:p>
+            <w:pPr>
+              <w:bidi/>
+              <w:jc w:val="right"/>
+            </w:pPr>
+            <w:r>
+              <w:rPr>
+                <w:rFonts w:ascii="Arial" w:hAnsi="Arial" w:cs="Arial"/>
+                <w:rtl/>
+              </w:rPr>
               <w:t>2026-07-01</w:t>
             </w:r>
           </w:p>
         </w:tc>
         <w:tc>
           <w:tcPr>
-            <w:tcW w:type="dxa" w:w="1728"/>
+            <w:tcW w:type="dxa" w:w="1872"/>
           </w:tcPr>
           <w:p>
+            <w:pPr>
+              <w:bidi/>
+              <w:jc w:val="right"/>
+            </w:pPr>
             <w:r>
-              <w:t>0.9 (✓ موثّق)</w:t>
+              <w:rPr>
+                <w:rFonts w:ascii="Arial" w:hAnsi="Arial" w:cs="Arial"/>
+                <w:rtl/>
+              </w:rPr>
+              <w:t>✓ موثّق</w:t>
             </w:r>
           </w:p>
         </w:tc>
@@ -3053,56 +5330,96 @@
       <w:tr>
         <w:tc>
           <w:tcPr>
-            <w:tcW w:type="dxa" w:w="1728"/>
+            <w:tcW w:type="dxa" w:w="1872"/>
             <w:shd w:val="clear" w:fill="F2F2F2"/>
           </w:tcPr>
           <w:p>
+            <w:pPr>
+              <w:bidi/>
+              <w:jc w:val="right"/>
+            </w:pPr>
             <w:r>
-              <w:t>تحليل المنافسين</w:t>
+              <w:rPr>
+                <w:rFonts w:ascii="Arial" w:hAnsi="Arial" w:cs="Arial"/>
+                <w:rtl/>
+              </w:rPr>
+              <w:t>بند تقني غير قابل للعرض المباشر — التفاصيل في أثر التتبّع.</w:t>
             </w:r>
           </w:p>
         </w:tc>
         <w:tc>
           <w:tcPr>
-            <w:tcW w:type="dxa" w:w="1728"/>
+            <w:tcW w:type="dxa" w:w="1872"/>
             <w:shd w:val="clear" w:fill="F2F2F2"/>
           </w:tcPr>
           <w:p>
+            <w:pPr>
+              <w:bidi/>
+              <w:jc w:val="right"/>
+            </w:pPr>
             <w:r>
-              <w:t>بند تقني غير قابل للعرض المباشر — التفاصيل الكاملة في أثر التتبّع.</w:t>
-            </w:r>
-          </w:p>
-        </w:tc>
-        <w:tc>
-          <w:tcPr>
-            <w:tcW w:type="dxa" w:w="1728"/>
-            <w:shd w:val="clear" w:fill="F2F2F2"/>
-          </w:tcPr>
-          <w:p>
-            <w:r>
+              <w:rPr>
+                <w:rFonts w:ascii="Arial" w:hAnsi="Arial" w:cs="Arial"/>
+                <w:rtl/>
+              </w:rPr>
               <w:t>UN Comtrade</w:t>
             </w:r>
           </w:p>
         </w:tc>
         <w:tc>
           <w:tcPr>
-            <w:tcW w:type="dxa" w:w="1728"/>
+            <w:tcW w:type="dxa" w:w="1872"/>
             <w:shd w:val="clear" w:fill="F2F2F2"/>
           </w:tcPr>
           <w:p>
+            <w:pPr>
+              <w:bidi/>
+              <w:jc w:val="right"/>
+            </w:pPr>
             <w:r>
+              <w:rPr>
+                <w:rFonts w:ascii="Arial" w:hAnsi="Arial" w:cs="Arial"/>
+                <w:rtl/>
+              </w:rPr>
+              <w:t>—</w:t>
+            </w:r>
+          </w:p>
+        </w:tc>
+        <w:tc>
+          <w:tcPr>
+            <w:tcW w:type="dxa" w:w="1872"/>
+            <w:shd w:val="clear" w:fill="F2F2F2"/>
+          </w:tcPr>
+          <w:p>
+            <w:pPr>
+              <w:bidi/>
+              <w:jc w:val="right"/>
+            </w:pPr>
+            <w:r>
+              <w:rPr>
+                <w:rFonts w:ascii="Arial" w:hAnsi="Arial" w:cs="Arial"/>
+                <w:rtl/>
+              </w:rPr>
               <w:t>2026-07-01</w:t>
             </w:r>
           </w:p>
         </w:tc>
         <w:tc>
           <w:tcPr>
-            <w:tcW w:type="dxa" w:w="1728"/>
+            <w:tcW w:type="dxa" w:w="1872"/>
             <w:shd w:val="clear" w:fill="F2F2F2"/>
           </w:tcPr>
           <w:p>
+            <w:pPr>
+              <w:bidi/>
+              <w:jc w:val="right"/>
+            </w:pPr>
             <w:r>
-              <w:t>0.9 (✓ موثّق)</w:t>
+              <w:rPr>
+                <w:rFonts w:ascii="Arial" w:hAnsi="Arial" w:cs="Arial"/>
+                <w:rtl/>
+              </w:rPr>
+              <w:t>✓ موثّق</w:t>
             </w:r>
           </w:p>
         </w:tc>
@@ -3110,51 +5427,91 @@
       <w:tr>
         <w:tc>
           <w:tcPr>
-            <w:tcW w:type="dxa" w:w="1728"/>
+            <w:tcW w:type="dxa" w:w="1872"/>
           </w:tcPr>
           <w:p>
+            <w:pPr>
+              <w:bidi/>
+              <w:jc w:val="right"/>
+            </w:pPr>
             <w:r>
-              <w:t>تحليل المنافسين</w:t>
+              <w:rPr>
+                <w:rFonts w:ascii="Arial" w:hAnsi="Arial" w:cs="Arial"/>
+                <w:rtl/>
+              </w:rPr>
+              <w:t>بند تقني غير قابل للعرض المباشر — التفاصيل في أثر التتبّع.</w:t>
             </w:r>
           </w:p>
         </w:tc>
         <w:tc>
           <w:tcPr>
-            <w:tcW w:type="dxa" w:w="1728"/>
+            <w:tcW w:type="dxa" w:w="1872"/>
           </w:tcPr>
           <w:p>
+            <w:pPr>
+              <w:bidi/>
+              <w:jc w:val="right"/>
+            </w:pPr>
             <w:r>
-              <w:t>بند تقني غير قابل للعرض المباشر — التفاصيل الكاملة في أثر التتبّع.</w:t>
-            </w:r>
-          </w:p>
-        </w:tc>
-        <w:tc>
-          <w:tcPr>
-            <w:tcW w:type="dxa" w:w="1728"/>
-          </w:tcPr>
-          <w:p>
-            <w:r>
+              <w:rPr>
+                <w:rFonts w:ascii="Arial" w:hAnsi="Arial" w:cs="Arial"/>
+                <w:rtl/>
+              </w:rPr>
               <w:t>UN Comtrade</w:t>
             </w:r>
           </w:p>
         </w:tc>
         <w:tc>
           <w:tcPr>
-            <w:tcW w:type="dxa" w:w="1728"/>
+            <w:tcW w:type="dxa" w:w="1872"/>
           </w:tcPr>
           <w:p>
+            <w:pPr>
+              <w:bidi/>
+              <w:jc w:val="right"/>
+            </w:pPr>
             <w:r>
+              <w:rPr>
+                <w:rFonts w:ascii="Arial" w:hAnsi="Arial" w:cs="Arial"/>
+                <w:rtl/>
+              </w:rPr>
+              <w:t>—</w:t>
+            </w:r>
+          </w:p>
+        </w:tc>
+        <w:tc>
+          <w:tcPr>
+            <w:tcW w:type="dxa" w:w="1872"/>
+          </w:tcPr>
+          <w:p>
+            <w:pPr>
+              <w:bidi/>
+              <w:jc w:val="right"/>
+            </w:pPr>
+            <w:r>
+              <w:rPr>
+                <w:rFonts w:ascii="Arial" w:hAnsi="Arial" w:cs="Arial"/>
+                <w:rtl/>
+              </w:rPr>
               <w:t>2026-07-01</w:t>
             </w:r>
           </w:p>
         </w:tc>
         <w:tc>
           <w:tcPr>
-            <w:tcW w:type="dxa" w:w="1728"/>
+            <w:tcW w:type="dxa" w:w="1872"/>
           </w:tcPr>
           <w:p>
+            <w:pPr>
+              <w:bidi/>
+              <w:jc w:val="right"/>
+            </w:pPr>
             <w:r>
-              <w:t>0.9 (✓ موثّق)</w:t>
+              <w:rPr>
+                <w:rFonts w:ascii="Arial" w:hAnsi="Arial" w:cs="Arial"/>
+                <w:rtl/>
+              </w:rPr>
+              <w:t>✓ موثّق</w:t>
             </w:r>
           </w:p>
         </w:tc>
@@ -3162,56 +5519,96 @@
       <w:tr>
         <w:tc>
           <w:tcPr>
-            <w:tcW w:type="dxa" w:w="1728"/>
+            <w:tcW w:type="dxa" w:w="1872"/>
             <w:shd w:val="clear" w:fill="F2F2F2"/>
           </w:tcPr>
           <w:p>
+            <w:pPr>
+              <w:bidi/>
+              <w:jc w:val="right"/>
+            </w:pPr>
             <w:r>
-              <w:t>تقييم المخاطر والمستجدات</w:t>
-            </w:r>
-          </w:p>
-        </w:tc>
-        <w:tc>
-          <w:tcPr>
-            <w:tcW w:type="dxa" w:w="1728"/>
-            <w:shd w:val="clear" w:fill="F2F2F2"/>
-          </w:tcPr>
-          <w:p>
-            <w:r>
+              <w:rPr>
+                <w:rFonts w:ascii="Arial" w:hAnsi="Arial" w:cs="Arial"/>
+                <w:rtl/>
+              </w:rPr>
               <w:t>لا أخبار مخاطر جوهرية خلال 12 شهراً</w:t>
             </w:r>
           </w:p>
         </w:tc>
         <w:tc>
           <w:tcPr>
-            <w:tcW w:type="dxa" w:w="1728"/>
+            <w:tcW w:type="dxa" w:w="1872"/>
             <w:shd w:val="clear" w:fill="F2F2F2"/>
           </w:tcPr>
           <w:p>
+            <w:pPr>
+              <w:bidi/>
+              <w:jc w:val="right"/>
+            </w:pPr>
             <w:r>
+              <w:rPr>
+                <w:rFonts w:ascii="Arial" w:hAnsi="Arial" w:cs="Arial"/>
+                <w:rtl/>
+              </w:rPr>
               <w:t>GDELT</w:t>
             </w:r>
           </w:p>
         </w:tc>
         <w:tc>
           <w:tcPr>
-            <w:tcW w:type="dxa" w:w="1728"/>
+            <w:tcW w:type="dxa" w:w="1872"/>
             <w:shd w:val="clear" w:fill="F2F2F2"/>
           </w:tcPr>
           <w:p>
+            <w:pPr>
+              <w:bidi/>
+              <w:jc w:val="right"/>
+            </w:pPr>
             <w:r>
+              <w:rPr>
+                <w:rFonts w:ascii="Arial" w:hAnsi="Arial" w:cs="Arial"/>
+                <w:rtl/>
+              </w:rPr>
+              <w:t>—</w:t>
+            </w:r>
+          </w:p>
+        </w:tc>
+        <w:tc>
+          <w:tcPr>
+            <w:tcW w:type="dxa" w:w="1872"/>
+            <w:shd w:val="clear" w:fill="F2F2F2"/>
+          </w:tcPr>
+          <w:p>
+            <w:pPr>
+              <w:bidi/>
+              <w:jc w:val="right"/>
+            </w:pPr>
+            <w:r>
+              <w:rPr>
+                <w:rFonts w:ascii="Arial" w:hAnsi="Arial" w:cs="Arial"/>
+                <w:rtl/>
+              </w:rPr>
               <w:t>2026-07-01</w:t>
             </w:r>
           </w:p>
         </w:tc>
         <w:tc>
           <w:tcPr>
-            <w:tcW w:type="dxa" w:w="1728"/>
+            <w:tcW w:type="dxa" w:w="1872"/>
             <w:shd w:val="clear" w:fill="F2F2F2"/>
           </w:tcPr>
           <w:p>
+            <w:pPr>
+              <w:bidi/>
+              <w:jc w:val="right"/>
+            </w:pPr>
             <w:r>
-              <w:t>0.6 (◐ ثانوي)</w:t>
+              <w:rPr>
+                <w:rFonts w:ascii="Arial" w:hAnsi="Arial" w:cs="Arial"/>
+                <w:rtl/>
+              </w:rPr>
+              <w:t>◐ ثانوي</w:t>
             </w:r>
           </w:p>
         </w:tc>
@@ -3219,51 +5616,91 @@
       <w:tr>
         <w:tc>
           <w:tcPr>
-            <w:tcW w:type="dxa" w:w="1728"/>
+            <w:tcW w:type="dxa" w:w="1872"/>
           </w:tcPr>
           <w:p>
+            <w:pPr>
+              <w:bidi/>
+              <w:jc w:val="right"/>
+            </w:pPr>
             <w:r>
-              <w:t>تقييم المخاطر والمستجدات</w:t>
-            </w:r>
-          </w:p>
-        </w:tc>
-        <w:tc>
-          <w:tcPr>
-            <w:tcW w:type="dxa" w:w="1728"/>
-          </w:tcPr>
-          <w:p>
-            <w:r>
+              <w:rPr>
+                <w:rFonts w:ascii="Arial" w:hAnsi="Arial" w:cs="Arial"/>
+                <w:rtl/>
+              </w:rPr>
               <w:t>0.92</w:t>
             </w:r>
           </w:p>
         </w:tc>
         <w:tc>
           <w:tcPr>
-            <w:tcW w:type="dxa" w:w="1728"/>
+            <w:tcW w:type="dxa" w:w="1872"/>
           </w:tcPr>
           <w:p>
+            <w:pPr>
+              <w:bidi/>
+              <w:jc w:val="right"/>
+            </w:pPr>
             <w:r>
+              <w:rPr>
+                <w:rFonts w:ascii="Arial" w:hAnsi="Arial" w:cs="Arial"/>
+                <w:rtl/>
+              </w:rPr>
               <w:t>World Bank</w:t>
             </w:r>
           </w:p>
         </w:tc>
         <w:tc>
           <w:tcPr>
-            <w:tcW w:type="dxa" w:w="1728"/>
+            <w:tcW w:type="dxa" w:w="1872"/>
           </w:tcPr>
           <w:p>
+            <w:pPr>
+              <w:bidi/>
+              <w:jc w:val="right"/>
+            </w:pPr>
             <w:r>
+              <w:rPr>
+                <w:rFonts w:ascii="Arial" w:hAnsi="Arial" w:cs="Arial"/>
+                <w:rtl/>
+              </w:rPr>
+              <w:t>—</w:t>
+            </w:r>
+          </w:p>
+        </w:tc>
+        <w:tc>
+          <w:tcPr>
+            <w:tcW w:type="dxa" w:w="1872"/>
+          </w:tcPr>
+          <w:p>
+            <w:pPr>
+              <w:bidi/>
+              <w:jc w:val="right"/>
+            </w:pPr>
+            <w:r>
+              <w:rPr>
+                <w:rFonts w:ascii="Arial" w:hAnsi="Arial" w:cs="Arial"/>
+                <w:rtl/>
+              </w:rPr>
               <w:t>2026-07-01</w:t>
             </w:r>
           </w:p>
         </w:tc>
         <w:tc>
           <w:tcPr>
-            <w:tcW w:type="dxa" w:w="1728"/>
+            <w:tcW w:type="dxa" w:w="1872"/>
           </w:tcPr>
           <w:p>
+            <w:pPr>
+              <w:bidi/>
+              <w:jc w:val="right"/>
+            </w:pPr>
             <w:r>
-              <w:t>0.95 (✓ موثّق)</w:t>
+              <w:rPr>
+                <w:rFonts w:ascii="Arial" w:hAnsi="Arial" w:cs="Arial"/>
+                <w:rtl/>
+              </w:rPr>
+              <w:t>✓ موثّق</w:t>
             </w:r>
           </w:p>
         </w:tc>
@@ -3271,56 +5708,96 @@
       <w:tr>
         <w:tc>
           <w:tcPr>
-            <w:tcW w:type="dxa" w:w="1728"/>
+            <w:tcW w:type="dxa" w:w="1872"/>
             <w:shd w:val="clear" w:fill="F2F2F2"/>
           </w:tcPr>
           <w:p>
+            <w:pPr>
+              <w:bidi/>
+              <w:jc w:val="right"/>
+            </w:pPr>
             <w:r>
-              <w:t>تقييم المخاطر والمستجدات</w:t>
-            </w:r>
-          </w:p>
-        </w:tc>
-        <w:tc>
-          <w:tcPr>
-            <w:tcW w:type="dxa" w:w="1728"/>
-            <w:shd w:val="clear" w:fill="F2F2F2"/>
-          </w:tcPr>
-          <w:p>
-            <w:r>
+              <w:rPr>
+                <w:rFonts w:ascii="Arial" w:hAnsi="Arial" w:cs="Arial"/>
+                <w:rtl/>
+              </w:rPr>
               <w:t>0.94</w:t>
             </w:r>
           </w:p>
         </w:tc>
         <w:tc>
           <w:tcPr>
-            <w:tcW w:type="dxa" w:w="1728"/>
+            <w:tcW w:type="dxa" w:w="1872"/>
             <w:shd w:val="clear" w:fill="F2F2F2"/>
           </w:tcPr>
           <w:p>
+            <w:pPr>
+              <w:bidi/>
+              <w:jc w:val="right"/>
+            </w:pPr>
             <w:r>
+              <w:rPr>
+                <w:rFonts w:ascii="Arial" w:hAnsi="Arial" w:cs="Arial"/>
+                <w:rtl/>
+              </w:rPr>
               <w:t>World Bank</w:t>
             </w:r>
           </w:p>
         </w:tc>
         <w:tc>
           <w:tcPr>
-            <w:tcW w:type="dxa" w:w="1728"/>
+            <w:tcW w:type="dxa" w:w="1872"/>
             <w:shd w:val="clear" w:fill="F2F2F2"/>
           </w:tcPr>
           <w:p>
+            <w:pPr>
+              <w:bidi/>
+              <w:jc w:val="right"/>
+            </w:pPr>
             <w:r>
+              <w:rPr>
+                <w:rFonts w:ascii="Arial" w:hAnsi="Arial" w:cs="Arial"/>
+                <w:rtl/>
+              </w:rPr>
+              <w:t>—</w:t>
+            </w:r>
+          </w:p>
+        </w:tc>
+        <w:tc>
+          <w:tcPr>
+            <w:tcW w:type="dxa" w:w="1872"/>
+            <w:shd w:val="clear" w:fill="F2F2F2"/>
+          </w:tcPr>
+          <w:p>
+            <w:pPr>
+              <w:bidi/>
+              <w:jc w:val="right"/>
+            </w:pPr>
+            <w:r>
+              <w:rPr>
+                <w:rFonts w:ascii="Arial" w:hAnsi="Arial" w:cs="Arial"/>
+                <w:rtl/>
+              </w:rPr>
               <w:t>2026-07-01</w:t>
             </w:r>
           </w:p>
         </w:tc>
         <w:tc>
           <w:tcPr>
-            <w:tcW w:type="dxa" w:w="1728"/>
+            <w:tcW w:type="dxa" w:w="1872"/>
             <w:shd w:val="clear" w:fill="F2F2F2"/>
           </w:tcPr>
           <w:p>
+            <w:pPr>
+              <w:bidi/>
+              <w:jc w:val="right"/>
+            </w:pPr>
             <w:r>
-              <w:t>0.95 (✓ موثّق)</w:t>
+              <w:rPr>
+                <w:rFonts w:ascii="Arial" w:hAnsi="Arial" w:cs="Arial"/>
+                <w:rtl/>
+              </w:rPr>
+              <w:t>✓ موثّق</w:t>
             </w:r>
           </w:p>
         </w:tc>
@@ -3328,51 +5805,91 @@
       <w:tr>
         <w:tc>
           <w:tcPr>
-            <w:tcW w:type="dxa" w:w="1728"/>
+            <w:tcW w:type="dxa" w:w="1872"/>
           </w:tcPr>
           <w:p>
+            <w:pPr>
+              <w:bidi/>
+              <w:jc w:val="right"/>
+            </w:pPr>
             <w:r>
-              <w:t>الديموغرافيا والاقتصاد الكلي</w:t>
-            </w:r>
-          </w:p>
-        </w:tc>
-        <w:tc>
-          <w:tcPr>
-            <w:tcW w:type="dxa" w:w="1728"/>
-          </w:tcPr>
-          <w:p>
-            <w:r>
+              <w:rPr>
+                <w:rFonts w:ascii="Arial" w:hAnsi="Arial" w:cs="Arial"/>
+                <w:rtl/>
+              </w:rPr>
               <w:t>47500000.0</w:t>
             </w:r>
           </w:p>
         </w:tc>
         <w:tc>
           <w:tcPr>
-            <w:tcW w:type="dxa" w:w="1728"/>
+            <w:tcW w:type="dxa" w:w="1872"/>
           </w:tcPr>
           <w:p>
+            <w:pPr>
+              <w:bidi/>
+              <w:jc w:val="right"/>
+            </w:pPr>
             <w:r>
+              <w:rPr>
+                <w:rFonts w:ascii="Arial" w:hAnsi="Arial" w:cs="Arial"/>
+                <w:rtl/>
+              </w:rPr>
               <w:t>World Bank</w:t>
             </w:r>
           </w:p>
         </w:tc>
         <w:tc>
           <w:tcPr>
-            <w:tcW w:type="dxa" w:w="1728"/>
+            <w:tcW w:type="dxa" w:w="1872"/>
           </w:tcPr>
           <w:p>
+            <w:pPr>
+              <w:bidi/>
+              <w:jc w:val="right"/>
+            </w:pPr>
             <w:r>
+              <w:rPr>
+                <w:rFonts w:ascii="Arial" w:hAnsi="Arial" w:cs="Arial"/>
+                <w:rtl/>
+              </w:rPr>
+              <w:t>—</w:t>
+            </w:r>
+          </w:p>
+        </w:tc>
+        <w:tc>
+          <w:tcPr>
+            <w:tcW w:type="dxa" w:w="1872"/>
+          </w:tcPr>
+          <w:p>
+            <w:pPr>
+              <w:bidi/>
+              <w:jc w:val="right"/>
+            </w:pPr>
+            <w:r>
+              <w:rPr>
+                <w:rFonts w:ascii="Arial" w:hAnsi="Arial" w:cs="Arial"/>
+                <w:rtl/>
+              </w:rPr>
               <w:t>2026-07-01</w:t>
             </w:r>
           </w:p>
         </w:tc>
         <w:tc>
           <w:tcPr>
-            <w:tcW w:type="dxa" w:w="1728"/>
+            <w:tcW w:type="dxa" w:w="1872"/>
           </w:tcPr>
           <w:p>
+            <w:pPr>
+              <w:bidi/>
+              <w:jc w:val="right"/>
+            </w:pPr>
             <w:r>
-              <w:t>0.95 (✓ موثّق)</w:t>
+              <w:rPr>
+                <w:rFonts w:ascii="Arial" w:hAnsi="Arial" w:cs="Arial"/>
+                <w:rtl/>
+              </w:rPr>
+              <w:t>✓ موثّق</w:t>
             </w:r>
           </w:p>
         </w:tc>
@@ -3380,56 +5897,96 @@
       <w:tr>
         <w:tc>
           <w:tcPr>
-            <w:tcW w:type="dxa" w:w="1728"/>
+            <w:tcW w:type="dxa" w:w="1872"/>
             <w:shd w:val="clear" w:fill="F2F2F2"/>
           </w:tcPr>
           <w:p>
+            <w:pPr>
+              <w:bidi/>
+              <w:jc w:val="right"/>
+            </w:pPr>
             <w:r>
-              <w:t>الديموغرافيا والاقتصاد الكلي</w:t>
-            </w:r>
-          </w:p>
-        </w:tc>
-        <w:tc>
-          <w:tcPr>
-            <w:tcW w:type="dxa" w:w="1728"/>
-            <w:shd w:val="clear" w:fill="F2F2F2"/>
-          </w:tcPr>
-          <w:p>
-            <w:r>
+              <w:rPr>
+                <w:rFonts w:ascii="Arial" w:hAnsi="Arial" w:cs="Arial"/>
+                <w:rtl/>
+              </w:rPr>
               <w:t>29350.0</w:t>
             </w:r>
           </w:p>
         </w:tc>
         <w:tc>
           <w:tcPr>
-            <w:tcW w:type="dxa" w:w="1728"/>
+            <w:tcW w:type="dxa" w:w="1872"/>
             <w:shd w:val="clear" w:fill="F2F2F2"/>
           </w:tcPr>
           <w:p>
+            <w:pPr>
+              <w:bidi/>
+              <w:jc w:val="right"/>
+            </w:pPr>
             <w:r>
+              <w:rPr>
+                <w:rFonts w:ascii="Arial" w:hAnsi="Arial" w:cs="Arial"/>
+                <w:rtl/>
+              </w:rPr>
               <w:t>World Bank</w:t>
             </w:r>
           </w:p>
         </w:tc>
         <w:tc>
           <w:tcPr>
-            <w:tcW w:type="dxa" w:w="1728"/>
+            <w:tcW w:type="dxa" w:w="1872"/>
             <w:shd w:val="clear" w:fill="F2F2F2"/>
           </w:tcPr>
           <w:p>
+            <w:pPr>
+              <w:bidi/>
+              <w:jc w:val="right"/>
+            </w:pPr>
             <w:r>
+              <w:rPr>
+                <w:rFonts w:ascii="Arial" w:hAnsi="Arial" w:cs="Arial"/>
+                <w:rtl/>
+              </w:rPr>
+              <w:t>—</w:t>
+            </w:r>
+          </w:p>
+        </w:tc>
+        <w:tc>
+          <w:tcPr>
+            <w:tcW w:type="dxa" w:w="1872"/>
+            <w:shd w:val="clear" w:fill="F2F2F2"/>
+          </w:tcPr>
+          <w:p>
+            <w:pPr>
+              <w:bidi/>
+              <w:jc w:val="right"/>
+            </w:pPr>
+            <w:r>
+              <w:rPr>
+                <w:rFonts w:ascii="Arial" w:hAnsi="Arial" w:cs="Arial"/>
+                <w:rtl/>
+              </w:rPr>
               <w:t>2026-07-01</w:t>
             </w:r>
           </w:p>
         </w:tc>
         <w:tc>
           <w:tcPr>
-            <w:tcW w:type="dxa" w:w="1728"/>
+            <w:tcW w:type="dxa" w:w="1872"/>
             <w:shd w:val="clear" w:fill="F2F2F2"/>
           </w:tcPr>
           <w:p>
+            <w:pPr>
+              <w:bidi/>
+              <w:jc w:val="right"/>
+            </w:pPr>
             <w:r>
-              <w:t>0.95 (✓ موثّق)</w:t>
+              <w:rPr>
+                <w:rFonts w:ascii="Arial" w:hAnsi="Arial" w:cs="Arial"/>
+                <w:rtl/>
+              </w:rPr>
+              <w:t>✓ موثّق</w:t>
             </w:r>
           </w:p>
         </w:tc>
@@ -3437,51 +5994,91 @@
       <w:tr>
         <w:tc>
           <w:tcPr>
-            <w:tcW w:type="dxa" w:w="1728"/>
+            <w:tcW w:type="dxa" w:w="1872"/>
           </w:tcPr>
           <w:p>
+            <w:pPr>
+              <w:bidi/>
+              <w:jc w:val="right"/>
+            </w:pPr>
             <w:r>
-              <w:t>الاشتراطات الجمركية</w:t>
-            </w:r>
-          </w:p>
-        </w:tc>
-        <w:tc>
-          <w:tcPr>
-            <w:tcW w:type="dxa" w:w="1728"/>
-          </w:tcPr>
-          <w:p>
-            <w:r>
+              <w:rPr>
+                <w:rFonts w:ascii="Arial" w:hAnsi="Arial" w:cs="Arial"/>
+                <w:rtl/>
+              </w:rPr>
               <w:t>تسجيل منشأة معتمدة EU 2017/625 إلزامي</w:t>
             </w:r>
           </w:p>
         </w:tc>
         <w:tc>
           <w:tcPr>
-            <w:tcW w:type="dxa" w:w="1728"/>
+            <w:tcW w:type="dxa" w:w="1872"/>
           </w:tcPr>
           <w:p>
+            <w:pPr>
+              <w:bidi/>
+              <w:jc w:val="right"/>
+            </w:pPr>
             <w:r>
+              <w:rPr>
+                <w:rFonts w:ascii="Arial" w:hAnsi="Arial" w:cs="Arial"/>
+                <w:rtl/>
+              </w:rPr>
               <w:t>EU 2017/625</w:t>
             </w:r>
           </w:p>
         </w:tc>
         <w:tc>
           <w:tcPr>
-            <w:tcW w:type="dxa" w:w="1728"/>
+            <w:tcW w:type="dxa" w:w="1872"/>
           </w:tcPr>
           <w:p>
+            <w:pPr>
+              <w:bidi/>
+              <w:jc w:val="right"/>
+            </w:pPr>
             <w:r>
+              <w:rPr>
+                <w:rFonts w:ascii="Arial" w:hAnsi="Arial" w:cs="Arial"/>
+                <w:rtl/>
+              </w:rPr>
+              <w:t>—</w:t>
+            </w:r>
+          </w:p>
+        </w:tc>
+        <w:tc>
+          <w:tcPr>
+            <w:tcW w:type="dxa" w:w="1872"/>
+          </w:tcPr>
+          <w:p>
+            <w:pPr>
+              <w:bidi/>
+              <w:jc w:val="right"/>
+            </w:pPr>
+            <w:r>
+              <w:rPr>
+                <w:rFonts w:ascii="Arial" w:hAnsi="Arial" w:cs="Arial"/>
+                <w:rtl/>
+              </w:rPr>
               <w:t>2026-07-01</w:t>
             </w:r>
           </w:p>
         </w:tc>
         <w:tc>
           <w:tcPr>
-            <w:tcW w:type="dxa" w:w="1728"/>
+            <w:tcW w:type="dxa" w:w="1872"/>
           </w:tcPr>
           <w:p>
+            <w:pPr>
+              <w:bidi/>
+              <w:jc w:val="right"/>
+            </w:pPr>
             <w:r>
-              <w:t>0.9 (✓ موثّق)</w:t>
+              <w:rPr>
+                <w:rFonts w:ascii="Arial" w:hAnsi="Arial" w:cs="Arial"/>
+                <w:rtl/>
+              </w:rPr>
+              <w:t>✓ موثّق</w:t>
             </w:r>
           </w:p>
         </w:tc>
@@ -3489,56 +6086,96 @@
       <w:tr>
         <w:tc>
           <w:tcPr>
-            <w:tcW w:type="dxa" w:w="1728"/>
+            <w:tcW w:type="dxa" w:w="1872"/>
             <w:shd w:val="clear" w:fill="F2F2F2"/>
           </w:tcPr>
           <w:p>
+            <w:pPr>
+              <w:bidi/>
+              <w:jc w:val="right"/>
+            </w:pPr>
             <w:r>
-              <w:t>التعريفات الجمركية والاتفاقيات التجارية</w:t>
-            </w:r>
-          </w:p>
-        </w:tc>
-        <w:tc>
-          <w:tcPr>
-            <w:tcW w:type="dxa" w:w="1728"/>
-            <w:shd w:val="clear" w:fill="F2F2F2"/>
-          </w:tcPr>
-          <w:p>
-            <w:r>
+              <w:rPr>
+                <w:rFonts w:ascii="Arial" w:hAnsi="Arial" w:cs="Arial"/>
+                <w:rtl/>
+              </w:rPr>
               <w:t>تعريفة صفرية ضمن GSP+</w:t>
             </w:r>
           </w:p>
         </w:tc>
         <w:tc>
           <w:tcPr>
-            <w:tcW w:type="dxa" w:w="1728"/>
+            <w:tcW w:type="dxa" w:w="1872"/>
             <w:shd w:val="clear" w:fill="F2F2F2"/>
           </w:tcPr>
           <w:p>
+            <w:pPr>
+              <w:bidi/>
+              <w:jc w:val="right"/>
+            </w:pPr>
             <w:r>
+              <w:rPr>
+                <w:rFonts w:ascii="Arial" w:hAnsi="Arial" w:cs="Arial"/>
+                <w:rtl/>
+              </w:rPr>
               <w:t>WITS/WTO Tariff</w:t>
             </w:r>
           </w:p>
         </w:tc>
         <w:tc>
           <w:tcPr>
-            <w:tcW w:type="dxa" w:w="1728"/>
+            <w:tcW w:type="dxa" w:w="1872"/>
             <w:shd w:val="clear" w:fill="F2F2F2"/>
           </w:tcPr>
           <w:p>
+            <w:pPr>
+              <w:bidi/>
+              <w:jc w:val="right"/>
+            </w:pPr>
             <w:r>
+              <w:rPr>
+                <w:rFonts w:ascii="Arial" w:hAnsi="Arial" w:cs="Arial"/>
+                <w:rtl/>
+              </w:rPr>
+              <w:t>—</w:t>
+            </w:r>
+          </w:p>
+        </w:tc>
+        <w:tc>
+          <w:tcPr>
+            <w:tcW w:type="dxa" w:w="1872"/>
+            <w:shd w:val="clear" w:fill="F2F2F2"/>
+          </w:tcPr>
+          <w:p>
+            <w:pPr>
+              <w:bidi/>
+              <w:jc w:val="right"/>
+            </w:pPr>
+            <w:r>
+              <w:rPr>
+                <w:rFonts w:ascii="Arial" w:hAnsi="Arial" w:cs="Arial"/>
+                <w:rtl/>
+              </w:rPr>
               <w:t>2026-07-01</w:t>
             </w:r>
           </w:p>
         </w:tc>
         <w:tc>
           <w:tcPr>
-            <w:tcW w:type="dxa" w:w="1728"/>
+            <w:tcW w:type="dxa" w:w="1872"/>
             <w:shd w:val="clear" w:fill="F2F2F2"/>
           </w:tcPr>
           <w:p>
+            <w:pPr>
+              <w:bidi/>
+              <w:jc w:val="right"/>
+            </w:pPr>
             <w:r>
-              <w:t>0.8 (✓ موثّق)</w:t>
+              <w:rPr>
+                <w:rFonts w:ascii="Arial" w:hAnsi="Arial" w:cs="Arial"/>
+                <w:rtl/>
+              </w:rPr>
+              <w:t>✓ موثّق</w:t>
             </w:r>
           </w:p>
         </w:tc>
@@ -3546,51 +6183,91 @@
       <w:tr>
         <w:tc>
           <w:tcPr>
-            <w:tcW w:type="dxa" w:w="1728"/>
+            <w:tcW w:type="dxa" w:w="1872"/>
           </w:tcPr>
           <w:p>
+            <w:pPr>
+              <w:bidi/>
+              <w:jc w:val="right"/>
+            </w:pPr>
             <w:r>
-              <w:t>اللوجستيات</w:t>
-            </w:r>
-          </w:p>
-        </w:tc>
-        <w:tc>
-          <w:tcPr>
-            <w:tcW w:type="dxa" w:w="1728"/>
-          </w:tcPr>
-          <w:p>
-            <w:r>
+              <w:rPr>
+                <w:rFonts w:ascii="Arial" w:hAnsi="Arial" w:cs="Arial"/>
+                <w:rtl/>
+              </w:rPr>
               <w:t>ميناء فالنسيا أقرب بوابة استيراد رئيسية</w:t>
             </w:r>
           </w:p>
         </w:tc>
         <w:tc>
           <w:tcPr>
-            <w:tcW w:type="dxa" w:w="1728"/>
+            <w:tcW w:type="dxa" w:w="1872"/>
           </w:tcPr>
           <w:p>
+            <w:pPr>
+              <w:bidi/>
+              <w:jc w:val="right"/>
+            </w:pPr>
             <w:r>
+              <w:rPr>
+                <w:rFonts w:ascii="Arial" w:hAnsi="Arial" w:cs="Arial"/>
+                <w:rtl/>
+              </w:rPr>
               <w:t>مرجع الموانئ</w:t>
             </w:r>
           </w:p>
         </w:tc>
         <w:tc>
           <w:tcPr>
-            <w:tcW w:type="dxa" w:w="1728"/>
+            <w:tcW w:type="dxa" w:w="1872"/>
           </w:tcPr>
           <w:p>
+            <w:pPr>
+              <w:bidi/>
+              <w:jc w:val="right"/>
+            </w:pPr>
             <w:r>
+              <w:rPr>
+                <w:rFonts w:ascii="Arial" w:hAnsi="Arial" w:cs="Arial"/>
+                <w:rtl/>
+              </w:rPr>
+              <w:t>—</w:t>
+            </w:r>
+          </w:p>
+        </w:tc>
+        <w:tc>
+          <w:tcPr>
+            <w:tcW w:type="dxa" w:w="1872"/>
+          </w:tcPr>
+          <w:p>
+            <w:pPr>
+              <w:bidi/>
+              <w:jc w:val="right"/>
+            </w:pPr>
+            <w:r>
+              <w:rPr>
+                <w:rFonts w:ascii="Arial" w:hAnsi="Arial" w:cs="Arial"/>
+                <w:rtl/>
+              </w:rPr>
               <w:t>2026-07-01</w:t>
             </w:r>
           </w:p>
         </w:tc>
         <w:tc>
           <w:tcPr>
-            <w:tcW w:type="dxa" w:w="1728"/>
+            <w:tcW w:type="dxa" w:w="1872"/>
           </w:tcPr>
           <w:p>
+            <w:pPr>
+              <w:bidi/>
+              <w:jc w:val="right"/>
+            </w:pPr>
             <w:r>
-              <w:t>0.7 (◐ ثانوي)</w:t>
+              <w:rPr>
+                <w:rFonts w:ascii="Arial" w:hAnsi="Arial" w:cs="Arial"/>
+                <w:rtl/>
+              </w:rPr>
+              <w:t>◐ ثانوي</w:t>
             </w:r>
           </w:p>
         </w:tc>
@@ -3603,6 +6280,7 @@
       <w:pgMar w:top="1440" w:right="1800" w:bottom="1440" w:left="1800" w:header="720" w:footer="720" w:gutter="0"/>
       <w:cols w:space="720"/>
       <w:docGrid w:linePitch="360"/>
+      <w:bidi/>
     </w:sectPr>
   </w:body>
 </w:document>
@@ -3613,11 +6291,21 @@
   <w:p>
     <w:pPr>
       <w:pStyle w:val="Footer"/>
+      <w:bidi/>
+      <w:jc w:val="right"/>
     </w:pPr>
     <w:r>
+      <w:rPr>
+        <w:rFonts w:ascii="Arial" w:hAnsi="Arial" w:cs="Arial"/>
+        <w:rtl/>
+      </w:rPr>
       <w:t xml:space="preserve">سِلك لذكاء الأسواق — منصة تحليل أسواق التصدير السعودية — صفحة </w:t>
     </w:r>
     <w:r>
+      <w:rPr>
+        <w:rFonts w:ascii="Arial" w:hAnsi="Arial" w:cs="Arial"/>
+        <w:rtl/>
+      </w:rPr>
       <w:fldChar w:fldCharType="begin"/>
       <w:instrText xml:space="preserve">PAGE</w:instrText>
       <w:fldChar w:fldCharType="end"/>
@@ -3631,8 +6319,14 @@
   <w:p>
     <w:pPr>
       <w:pStyle w:val="Header"/>
+      <w:bidi/>
+      <w:jc w:val="right"/>
     </w:pPr>
     <w:r>
+      <w:rPr>
+        <w:rFonts w:ascii="Arial" w:hAnsi="Arial" w:cs="Arial"/>
+        <w:rtl/>
+      </w:rPr>
       <w:t>سِلك — تقرير بحث عميق: تمور</w:t>
     </w:r>
   </w:p>
@@ -4002,6 +6696,14 @@
     <w:name w:val="Normal"/>
     <w:qFormat/>
     <w:rsid w:val="00FC693F"/>
+    <w:pPr>
+      <w:bidi/>
+      <w:jc w:val="right"/>
+    </w:pPr>
+    <w:rPr>
+      <w:rFonts w:ascii="Arial" w:hAnsi="Arial" w:cs="Arial"/>
+      <w:rtl/>
+    </w:rPr>
   </w:style>
   <w:style w:type="paragraph" w:styleId="Header">
     <w:name w:val="header"/>
@@ -4016,7 +6718,13 @@
         <w:tab w:val="right" w:pos="9360"/>
       </w:tabs>
       <w:spacing w:after="0" w:line="240" w:lineRule="auto"/>
+      <w:bidi/>
+      <w:jc w:val="right"/>
     </w:pPr>
+    <w:rPr>
+      <w:rFonts w:ascii="Arial" w:hAnsi="Arial" w:cs="Arial"/>
+      <w:rtl/>
+    </w:rPr>
   </w:style>
   <w:style w:type="character" w:customStyle="1" w:styleId="HeaderChar">
     <w:name w:val="Header Char"/>
@@ -4038,7 +6746,13 @@
         <w:tab w:val="right" w:pos="9360"/>
       </w:tabs>
       <w:spacing w:after="0" w:line="240" w:lineRule="auto"/>
+      <w:bidi/>
+      <w:jc w:val="right"/>
     </w:pPr>
+    <w:rPr>
+      <w:rFonts w:ascii="Arial" w:hAnsi="Arial" w:cs="Arial"/>
+      <w:rtl/>
+    </w:rPr>
   </w:style>
   <w:style w:type="character" w:customStyle="1" w:styleId="FooterChar">
     <w:name w:val="Footer Char"/>
@@ -4060,14 +6774,17 @@
       <w:keepLines/>
       <w:spacing w:before="480" w:after="0"/>
       <w:outlineLvl w:val="0"/>
+      <w:bidi/>
+      <w:jc w:val="right"/>
     </w:pPr>
     <w:rPr>
-      <w:rFonts w:asciiTheme="majorHAnsi" w:eastAsiaTheme="majorEastAsia" w:hAnsiTheme="majorHAnsi" w:cstheme="majorBidi"/>
+      <w:rFonts w:asciiTheme="majorHAnsi" w:eastAsiaTheme="majorEastAsia" w:hAnsiTheme="majorHAnsi" w:cstheme="majorBidi" w:ascii="Arial" w:hAnsi="Arial" w:cs="Arial"/>
       <w:b/>
       <w:bCs/>
       <w:color w:val="365F91" w:themeColor="accent1" w:themeShade="BF"/>
       <w:sz w:val="28"/>
       <w:szCs w:val="28"/>
+      <w:rtl/>
     </w:rPr>
   </w:style>
   <w:style w:type="paragraph" w:styleId="Heading2">
@@ -4084,14 +6801,17 @@
       <w:keepLines/>
       <w:spacing w:before="200" w:after="0"/>
       <w:outlineLvl w:val="1"/>
+      <w:bidi/>
+      <w:jc w:val="right"/>
     </w:pPr>
     <w:rPr>
-      <w:rFonts w:asciiTheme="majorHAnsi" w:eastAsiaTheme="majorEastAsia" w:hAnsiTheme="majorHAnsi" w:cstheme="majorBidi"/>
+      <w:rFonts w:asciiTheme="majorHAnsi" w:eastAsiaTheme="majorEastAsia" w:hAnsiTheme="majorHAnsi" w:cstheme="majorBidi" w:ascii="Arial" w:hAnsi="Arial" w:cs="Arial"/>
       <w:b/>
       <w:bCs/>
       <w:color w:val="4F81BD" w:themeColor="accent1"/>
       <w:sz w:val="26"/>
       <w:szCs w:val="26"/>
+      <w:rtl/>
     </w:rPr>
   </w:style>
   <w:style w:type="paragraph" w:styleId="Heading3">
@@ -4108,12 +6828,15 @@
       <w:keepLines/>
       <w:spacing w:before="200" w:after="0"/>
       <w:outlineLvl w:val="2"/>
+      <w:bidi/>
+      <w:jc w:val="right"/>
     </w:pPr>
     <w:rPr>
-      <w:rFonts w:asciiTheme="majorHAnsi" w:eastAsiaTheme="majorEastAsia" w:hAnsiTheme="majorHAnsi" w:cstheme="majorBidi"/>
+      <w:rFonts w:asciiTheme="majorHAnsi" w:eastAsiaTheme="majorEastAsia" w:hAnsiTheme="majorHAnsi" w:cstheme="majorBidi" w:ascii="Arial" w:hAnsi="Arial" w:cs="Arial"/>
       <w:b/>
       <w:bCs/>
       <w:color w:val="4F81BD" w:themeColor="accent1"/>
+      <w:rtl/>
     </w:rPr>
   </w:style>
   <w:style w:type="paragraph" w:styleId="Heading4">
@@ -4131,14 +6854,17 @@
       <w:keepLines/>
       <w:spacing w:before="200" w:after="0"/>
       <w:outlineLvl w:val="3"/>
+      <w:bidi/>
+      <w:jc w:val="right"/>
     </w:pPr>
     <w:rPr>
-      <w:rFonts w:asciiTheme="majorHAnsi" w:eastAsiaTheme="majorEastAsia" w:hAnsiTheme="majorHAnsi" w:cstheme="majorBidi"/>
+      <w:rFonts w:asciiTheme="majorHAnsi" w:eastAsiaTheme="majorEastAsia" w:hAnsiTheme="majorHAnsi" w:cstheme="majorBidi" w:ascii="Arial" w:hAnsi="Arial" w:cs="Arial"/>
       <w:b/>
       <w:bCs/>
       <w:i/>
       <w:iCs/>
       <w:color w:val="4F81BD" w:themeColor="accent1"/>
+      <w:rtl/>
     </w:rPr>
   </w:style>
   <w:style w:type="paragraph" w:styleId="Heading5">
@@ -4156,10 +6882,13 @@
       <w:keepLines/>
       <w:spacing w:before="200" w:after="0"/>
       <w:outlineLvl w:val="4"/>
+      <w:bidi/>
+      <w:jc w:val="right"/>
     </w:pPr>
     <w:rPr>
-      <w:rFonts w:asciiTheme="majorHAnsi" w:eastAsiaTheme="majorEastAsia" w:hAnsiTheme="majorHAnsi" w:cstheme="majorBidi"/>
+      <w:rFonts w:asciiTheme="majorHAnsi" w:eastAsiaTheme="majorEastAsia" w:hAnsiTheme="majorHAnsi" w:cstheme="majorBidi" w:ascii="Arial" w:hAnsi="Arial" w:cs="Arial"/>
       <w:color w:val="243F60" w:themeColor="accent1" w:themeShade="7F"/>
+      <w:rtl/>
     </w:rPr>
   </w:style>
   <w:style w:type="paragraph" w:styleId="Heading6">
@@ -4177,12 +6906,15 @@
       <w:keepLines/>
       <w:spacing w:before="200" w:after="0"/>
       <w:outlineLvl w:val="5"/>
+      <w:bidi/>
+      <w:jc w:val="right"/>
     </w:pPr>
     <w:rPr>
-      <w:rFonts w:asciiTheme="majorHAnsi" w:eastAsiaTheme="majorEastAsia" w:hAnsiTheme="majorHAnsi" w:cstheme="majorBidi"/>
+      <w:rFonts w:asciiTheme="majorHAnsi" w:eastAsiaTheme="majorEastAsia" w:hAnsiTheme="majorHAnsi" w:cstheme="majorBidi" w:ascii="Arial" w:hAnsi="Arial" w:cs="Arial"/>
       <w:i/>
       <w:iCs/>
       <w:color w:val="243F60" w:themeColor="accent1" w:themeShade="7F"/>
+      <w:rtl/>
     </w:rPr>
   </w:style>
   <w:style w:type="paragraph" w:styleId="Heading7">
@@ -4200,12 +6932,15 @@
       <w:keepLines/>
       <w:spacing w:before="200" w:after="0"/>
       <w:outlineLvl w:val="6"/>
+      <w:bidi/>
+      <w:jc w:val="right"/>
     </w:pPr>
     <w:rPr>
-      <w:rFonts w:asciiTheme="majorHAnsi" w:eastAsiaTheme="majorEastAsia" w:hAnsiTheme="majorHAnsi" w:cstheme="majorBidi"/>
+      <w:rFonts w:asciiTheme="majorHAnsi" w:eastAsiaTheme="majorEastAsia" w:hAnsiTheme="majorHAnsi" w:cstheme="majorBidi" w:ascii="Arial" w:hAnsi="Arial" w:cs="Arial"/>
       <w:i/>
       <w:iCs/>
       <w:color w:val="404040" w:themeColor="text1" w:themeTint="BF"/>
+      <w:rtl/>
     </w:rPr>
   </w:style>
   <w:style w:type="paragraph" w:styleId="Heading8">
@@ -4223,12 +6958,15 @@
       <w:keepLines/>
       <w:spacing w:before="200" w:after="0"/>
       <w:outlineLvl w:val="7"/>
+      <w:bidi/>
+      <w:jc w:val="right"/>
     </w:pPr>
     <w:rPr>
-      <w:rFonts w:asciiTheme="majorHAnsi" w:eastAsiaTheme="majorEastAsia" w:hAnsiTheme="majorHAnsi" w:cstheme="majorBidi"/>
+      <w:rFonts w:asciiTheme="majorHAnsi" w:eastAsiaTheme="majorEastAsia" w:hAnsiTheme="majorHAnsi" w:cstheme="majorBidi" w:ascii="Arial" w:hAnsi="Arial" w:cs="Arial"/>
       <w:color w:val="4F81BD" w:themeColor="accent1"/>
       <w:sz w:val="20"/>
       <w:szCs w:val="20"/>
+      <w:rtl/>
     </w:rPr>
   </w:style>
   <w:style w:type="paragraph" w:styleId="Heading9">
@@ -4246,14 +6984,17 @@
       <w:keepLines/>
       <w:spacing w:before="200" w:after="0"/>
       <w:outlineLvl w:val="8"/>
+      <w:bidi/>
+      <w:jc w:val="right"/>
     </w:pPr>
     <w:rPr>
-      <w:rFonts w:asciiTheme="majorHAnsi" w:eastAsiaTheme="majorEastAsia" w:hAnsiTheme="majorHAnsi" w:cstheme="majorBidi"/>
+      <w:rFonts w:asciiTheme="majorHAnsi" w:eastAsiaTheme="majorEastAsia" w:hAnsiTheme="majorHAnsi" w:cstheme="majorBidi" w:ascii="Arial" w:hAnsi="Arial" w:cs="Arial"/>
       <w:i/>
       <w:iCs/>
       <w:color w:val="404040" w:themeColor="text1" w:themeTint="BF"/>
       <w:sz w:val="20"/>
       <w:szCs w:val="20"/>
+      <w:rtl/>
     </w:rPr>
   </w:style>
   <w:style w:type="character" w:default="1" w:styleId="DefaultParagraphFont">
@@ -4290,7 +7031,13 @@
     <w:rsid w:val="00FC693F"/>
     <w:pPr>
       <w:spacing w:after="0" w:line="240" w:lineRule="auto"/>
+      <w:bidi/>
+      <w:jc w:val="right"/>
     </w:pPr>
+    <w:rPr>
+      <w:rFonts w:ascii="Arial" w:hAnsi="Arial" w:cs="Arial"/>
+      <w:rtl/>
+    </w:rPr>
   </w:style>
   <w:style w:type="character" w:customStyle="1" w:styleId="Heading1Char">
     <w:name w:val="Heading 1 Char"/>
@@ -4349,14 +7096,17 @@
       </w:pBdr>
       <w:spacing w:after="300" w:line="240" w:lineRule="auto"/>
       <w:contextualSpacing/>
+      <w:bidi/>
+      <w:jc w:val="right"/>
     </w:pPr>
     <w:rPr>
-      <w:rFonts w:asciiTheme="majorHAnsi" w:eastAsiaTheme="majorEastAsia" w:hAnsiTheme="majorHAnsi" w:cstheme="majorBidi"/>
+      <w:rFonts w:asciiTheme="majorHAnsi" w:eastAsiaTheme="majorEastAsia" w:hAnsiTheme="majorHAnsi" w:cstheme="majorBidi" w:ascii="Arial" w:hAnsi="Arial" w:cs="Arial"/>
       <w:color w:val="17365D" w:themeColor="text2" w:themeShade="BF"/>
       <w:spacing w:val="5"/>
       <w:kern w:val="28"/>
       <w:sz w:val="52"/>
       <w:szCs w:val="52"/>
+      <w:rtl/>
     </w:rPr>
   </w:style>
   <w:style w:type="character" w:customStyle="1" w:styleId="TitleChar">
@@ -4386,15 +7136,18 @@
       <w:numPr>
         <w:ilvl w:val="1"/>
       </w:numPr>
+      <w:bidi/>
+      <w:jc w:val="right"/>
     </w:pPr>
     <w:rPr>
-      <w:rFonts w:asciiTheme="majorHAnsi" w:eastAsiaTheme="majorEastAsia" w:hAnsiTheme="majorHAnsi" w:cstheme="majorBidi"/>
+      <w:rFonts w:asciiTheme="majorHAnsi" w:eastAsiaTheme="majorEastAsia" w:hAnsiTheme="majorHAnsi" w:cstheme="majorBidi" w:ascii="Arial" w:hAnsi="Arial" w:cs="Arial"/>
       <w:i/>
       <w:iCs/>
       <w:color w:val="4F81BD" w:themeColor="accent1"/>
       <w:spacing w:val="15"/>
       <w:sz w:val="24"/>
       <w:szCs w:val="24"/>
+      <w:rtl/>
     </w:rPr>
   </w:style>
   <w:style w:type="character" w:customStyle="1" w:styleId="SubtitleChar">
@@ -4422,7 +7175,13 @@
     <w:pPr>
       <w:ind w:left="720"/>
       <w:contextualSpacing/>
+      <w:bidi/>
+      <w:jc w:val="right"/>
     </w:pPr>
+    <w:rPr>
+      <w:rFonts w:ascii="Arial" w:hAnsi="Arial" w:cs="Arial"/>
+      <w:rtl/>
+    </w:rPr>
   </w:style>
   <w:style w:type="paragraph" w:styleId="BodyText">
     <w:name w:val="Body Text"/>
@@ -4433,7 +7192,13 @@
     <w:rsid w:val="00AA1D8D"/>
     <w:pPr>
       <w:spacing w:after="120"/>
+      <w:bidi/>
+      <w:jc w:val="right"/>
     </w:pPr>
+    <w:rPr>
+      <w:rFonts w:ascii="Arial" w:hAnsi="Arial" w:cs="Arial"/>
+      <w:rtl/>
+    </w:rPr>
   </w:style>
   <w:style w:type="character" w:customStyle="1" w:styleId="BodyTextChar">
     <w:name w:val="Body Text Char"/>
@@ -4451,7 +7216,13 @@
     <w:rsid w:val="00AA1D8D"/>
     <w:pPr>
       <w:spacing w:after="120" w:line="480" w:lineRule="auto"/>
+      <w:bidi/>
+      <w:jc w:val="right"/>
     </w:pPr>
+    <w:rPr>
+      <w:rFonts w:ascii="Arial" w:hAnsi="Arial" w:cs="Arial"/>
+      <w:rtl/>
+    </w:rPr>
   </w:style>
   <w:style w:type="character" w:customStyle="1" w:styleId="BodyText2Char">
     <w:name w:val="Body Text 2 Char"/>
@@ -4469,10 +7240,14 @@
     <w:rsid w:val="00AA1D8D"/>
     <w:pPr>
       <w:spacing w:after="120"/>
+      <w:bidi/>
+      <w:jc w:val="right"/>
     </w:pPr>
     <w:rPr>
+      <w:rFonts w:ascii="Arial" w:hAnsi="Arial" w:cs="Arial"/>
       <w:sz w:val="16"/>
       <w:szCs w:val="16"/>
+      <w:rtl/>
     </w:rPr>
   </w:style>
   <w:style w:type="character" w:customStyle="1" w:styleId="BodyText3Char">
@@ -4495,7 +7270,13 @@
     <w:pPr>
       <w:ind w:left="360" w:hanging="360"/>
       <w:contextualSpacing/>
+      <w:bidi/>
+      <w:jc w:val="right"/>
     </w:pPr>
+    <w:rPr>
+      <w:rFonts w:ascii="Arial" w:hAnsi="Arial" w:cs="Arial"/>
+      <w:rtl/>
+    </w:rPr>
   </w:style>
   <w:style w:type="paragraph" w:styleId="List2">
     <w:name w:val="List 2"/>
@@ -4506,7 +7287,13 @@
     <w:pPr>
       <w:ind w:left="720" w:hanging="360"/>
       <w:contextualSpacing/>
+      <w:bidi/>
+      <w:jc w:val="right"/>
     </w:pPr>
+    <w:rPr>
+      <w:rFonts w:ascii="Arial" w:hAnsi="Arial" w:cs="Arial"/>
+      <w:rtl/>
+    </w:rPr>
   </w:style>
   <w:style w:type="paragraph" w:styleId="List3">
     <w:name w:val="List 3"/>
@@ -4517,7 +7304,13 @@
     <w:pPr>
       <w:ind w:left="1080" w:hanging="360"/>
       <w:contextualSpacing/>
+      <w:bidi/>
+      <w:jc w:val="right"/>
     </w:pPr>
+    <w:rPr>
+      <w:rFonts w:ascii="Arial" w:hAnsi="Arial" w:cs="Arial"/>
+      <w:rtl/>
+    </w:rPr>
   </w:style>
   <w:style w:type="paragraph" w:styleId="ListBullet">
     <w:name w:val="List Bullet"/>
@@ -4530,7 +7323,13 @@
         <w:numId w:val="1"/>
       </w:numPr>
       <w:contextualSpacing/>
+      <w:bidi/>
+      <w:jc w:val="right"/>
     </w:pPr>
+    <w:rPr>
+      <w:rFonts w:ascii="Arial" w:hAnsi="Arial" w:cs="Arial"/>
+      <w:rtl/>
+    </w:rPr>
   </w:style>
   <w:style w:type="paragraph" w:styleId="ListBullet2">
     <w:name w:val="List Bullet 2"/>
@@ -4543,7 +7342,13 @@
         <w:numId w:val="2"/>
       </w:numPr>
       <w:contextualSpacing/>
+      <w:bidi/>
+      <w:jc w:val="right"/>
     </w:pPr>
+    <w:rPr>
+      <w:rFonts w:ascii="Arial" w:hAnsi="Arial" w:cs="Arial"/>
+      <w:rtl/>
+    </w:rPr>
   </w:style>
   <w:style w:type="paragraph" w:styleId="ListBullet3">
     <w:name w:val="List Bullet 3"/>
@@ -4556,7 +7361,13 @@
         <w:numId w:val="3"/>
       </w:numPr>
       <w:contextualSpacing/>
+      <w:bidi/>
+      <w:jc w:val="right"/>
     </w:pPr>
+    <w:rPr>
+      <w:rFonts w:ascii="Arial" w:hAnsi="Arial" w:cs="Arial"/>
+      <w:rtl/>
+    </w:rPr>
   </w:style>
   <w:style w:type="paragraph" w:styleId="ListNumber">
     <w:name w:val="List Number"/>
@@ -4569,7 +7380,13 @@
         <w:numId w:val="5"/>
       </w:numPr>
       <w:contextualSpacing/>
+      <w:bidi/>
+      <w:jc w:val="right"/>
     </w:pPr>
+    <w:rPr>
+      <w:rFonts w:ascii="Arial" w:hAnsi="Arial" w:cs="Arial"/>
+      <w:rtl/>
+    </w:rPr>
   </w:style>
   <w:style w:type="paragraph" w:styleId="ListNumber2">
     <w:name w:val="List Number 2"/>
@@ -4582,7 +7399,13 @@
         <w:numId w:val="6"/>
       </w:numPr>
       <w:contextualSpacing/>
+      <w:bidi/>
+      <w:jc w:val="right"/>
     </w:pPr>
+    <w:rPr>
+      <w:rFonts w:ascii="Arial" w:hAnsi="Arial" w:cs="Arial"/>
+      <w:rtl/>
+    </w:rPr>
   </w:style>
   <w:style w:type="paragraph" w:styleId="ListNumber3">
     <w:name w:val="List Number 3"/>
@@ -4595,7 +7418,13 @@
         <w:numId w:val="7"/>
       </w:numPr>
       <w:contextualSpacing/>
+      <w:bidi/>
+      <w:jc w:val="right"/>
     </w:pPr>
+    <w:rPr>
+      <w:rFonts w:ascii="Arial" w:hAnsi="Arial" w:cs="Arial"/>
+      <w:rtl/>
+    </w:rPr>
   </w:style>
   <w:style w:type="paragraph" w:styleId="ListContinue">
     <w:name w:val="List Continue"/>
@@ -4607,7 +7436,13 @@
       <w:spacing w:after="120"/>
       <w:ind w:left="360"/>
       <w:contextualSpacing/>
+      <w:bidi/>
+      <w:jc w:val="right"/>
     </w:pPr>
+    <w:rPr>
+      <w:rFonts w:ascii="Arial" w:hAnsi="Arial" w:cs="Arial"/>
+      <w:rtl/>
+    </w:rPr>
   </w:style>
   <w:style w:type="paragraph" w:styleId="ListContinue2">
     <w:name w:val="List Continue 2"/>
@@ -4619,7 +7454,13 @@
       <w:spacing w:after="120"/>
       <w:ind w:left="720"/>
       <w:contextualSpacing/>
+      <w:bidi/>
+      <w:jc w:val="right"/>
     </w:pPr>
+    <w:rPr>
+      <w:rFonts w:ascii="Arial" w:hAnsi="Arial" w:cs="Arial"/>
+      <w:rtl/>
+    </w:rPr>
   </w:style>
   <w:style w:type="paragraph" w:styleId="ListContinue3">
     <w:name w:val="List Continue 3"/>
@@ -4631,7 +7472,13 @@
       <w:spacing w:after="120"/>
       <w:ind w:left="1080"/>
       <w:contextualSpacing/>
+      <w:bidi/>
+      <w:jc w:val="right"/>
     </w:pPr>
+    <w:rPr>
+      <w:rFonts w:ascii="Arial" w:hAnsi="Arial" w:cs="Arial"/>
+      <w:rtl/>
+    </w:rPr>
   </w:style>
   <w:style w:type="paragraph" w:styleId="MacroText">
     <w:name w:val="macro"/>
@@ -4649,11 +7496,14 @@
         <w:tab w:val="left" w:pos="3456"/>
         <w:tab w:val="left" w:pos="4032"/>
       </w:tabs>
+      <w:bidi/>
+      <w:jc w:val="right"/>
     </w:pPr>
     <w:rPr>
-      <w:rFonts w:ascii="Courier" w:hAnsi="Courier"/>
+      <w:rFonts w:ascii="Arial" w:hAnsi="Arial" w:cs="Arial"/>
       <w:sz w:val="20"/>
       <w:szCs w:val="20"/>
+      <w:rtl/>
     </w:rPr>
   </w:style>
   <w:style w:type="character" w:customStyle="1" w:styleId="MacroTextChar">
@@ -4676,10 +7526,16 @@
     <w:uiPriority w:val="29"/>
     <w:qFormat/>
     <w:rsid w:val="00FC693F"/>
+    <w:pPr>
+      <w:bidi/>
+      <w:jc w:val="right"/>
+    </w:pPr>
     <w:rPr>
+      <w:rFonts w:ascii="Arial" w:hAnsi="Arial" w:cs="Arial"/>
       <w:i/>
       <w:iCs/>
       <w:color w:val="000000" w:themeColor="text1"/>
+      <w:rtl/>
     </w:rPr>
   </w:style>
   <w:style w:type="character" w:customStyle="1" w:styleId="QuoteChar">
@@ -4791,13 +7647,17 @@
     <w:rsid w:val="00FC693F"/>
     <w:pPr>
       <w:spacing w:line="240" w:lineRule="auto"/>
+      <w:bidi/>
+      <w:jc w:val="right"/>
     </w:pPr>
     <w:rPr>
+      <w:rFonts w:ascii="Arial" w:hAnsi="Arial" w:cs="Arial"/>
       <w:b/>
       <w:bCs/>
       <w:color w:val="4F81BD" w:themeColor="accent1"/>
       <w:sz w:val="18"/>
       <w:szCs w:val="18"/>
+      <w:rtl/>
     </w:rPr>
   </w:style>
   <w:style w:type="character" w:styleId="Strong">
@@ -4836,13 +7696,17 @@
       </w:pBdr>
       <w:spacing w:before="200" w:after="280"/>
       <w:ind w:left="936" w:right="936"/>
+      <w:bidi/>
+      <w:jc w:val="right"/>
     </w:pPr>
     <w:rPr>
+      <w:rFonts w:ascii="Arial" w:hAnsi="Arial" w:cs="Arial"/>
       <w:b/>
       <w:bCs/>
       <w:i/>
       <w:iCs/>
       <w:color w:val="4F81BD" w:themeColor="accent1"/>
+      <w:rtl/>
     </w:rPr>
   </w:style>
   <w:style w:type="character" w:customStyle="1" w:styleId="IntenseQuoteChar">
@@ -4936,7 +7800,13 @@
     <w:rsid w:val="00FC693F"/>
     <w:pPr>
       <w:outlineLvl w:val="9"/>
+      <w:bidi/>
+      <w:jc w:val="right"/>
     </w:pPr>
+    <w:rPr>
+      <w:rFonts w:ascii="Arial" w:hAnsi="Arial" w:cs="Arial"/>
+      <w:rtl/>
+    </w:rPr>
   </w:style>
   <w:style w:type="table" w:styleId="TableGrid">
     <w:name w:val="Table Grid"/>

--- a/samples/research_report_latest.docx
+++ b/samples/research_report_latest.docx
@@ -5,7 +5,7 @@
     <w:p>
       <w:pPr>
         <w:bidi/>
-        <w:jc w:val="right"/>
+        <w:jc w:val="start"/>
       </w:pPr>
       <w:r>
         <w:rPr>
@@ -23,7 +23,7 @@
       <w:pPr>
         <w:pStyle w:val="Title"/>
         <w:bidi/>
-        <w:jc w:val="right"/>
+        <w:jc w:val="start"/>
       </w:pPr>
       <w:r>
         <w:rPr>
@@ -37,7 +37,7 @@
       <w:pPr>
         <w:pStyle w:val="IntenseQuote"/>
         <w:bidi/>
-        <w:jc w:val="right"/>
+        <w:jc w:val="start"/>
       </w:pPr>
       <w:r>
         <w:rPr>
@@ -50,7 +50,7 @@
     <w:p>
       <w:pPr>
         <w:bidi/>
-        <w:jc w:val="right"/>
+        <w:jc w:val="start"/>
       </w:pPr>
       <w:r>
         <w:rPr>
@@ -63,7 +63,7 @@
     <w:p>
       <w:pPr>
         <w:bidi/>
-        <w:jc w:val="right"/>
+        <w:jc w:val="start"/>
       </w:pPr>
       <w:r>
         <w:rPr>
@@ -99,7 +99,7 @@
           <w:p>
             <w:pPr>
               <w:bidi/>
-              <w:jc w:val="right"/>
+              <w:jc w:val="start"/>
             </w:pPr>
             <w:r>
               <w:rPr>
@@ -120,7 +120,7 @@
           <w:p>
             <w:pPr>
               <w:bidi/>
-              <w:jc w:val="right"/>
+              <w:jc w:val="start"/>
             </w:pPr>
             <w:r>
               <w:rPr>
@@ -142,7 +142,7 @@
           <w:p>
             <w:pPr>
               <w:bidi/>
-              <w:jc w:val="right"/>
+              <w:jc w:val="start"/>
             </w:pPr>
             <w:r>
               <w:rPr>
@@ -160,7 +160,7 @@
           <w:p>
             <w:pPr>
               <w:bidi/>
-              <w:jc w:val="right"/>
+              <w:jc w:val="start"/>
             </w:pPr>
             <w:r>
               <w:rPr>
@@ -181,7 +181,7 @@
           <w:p>
             <w:pPr>
               <w:bidi/>
-              <w:jc w:val="right"/>
+              <w:jc w:val="start"/>
             </w:pPr>
             <w:r>
               <w:rPr>
@@ -200,7 +200,7 @@
           <w:p>
             <w:pPr>
               <w:bidi/>
-              <w:jc w:val="right"/>
+              <w:jc w:val="start"/>
             </w:pPr>
             <w:r>
               <w:rPr>
@@ -220,7 +220,7 @@
           <w:p>
             <w:pPr>
               <w:bidi/>
-              <w:jc w:val="right"/>
+              <w:jc w:val="start"/>
             </w:pPr>
             <w:r>
               <w:rPr>
@@ -238,7 +238,7 @@
           <w:p>
             <w:pPr>
               <w:bidi/>
-              <w:jc w:val="right"/>
+              <w:jc w:val="start"/>
             </w:pPr>
             <w:r>
               <w:rPr>
@@ -259,7 +259,7 @@
           <w:p>
             <w:pPr>
               <w:bidi/>
-              <w:jc w:val="right"/>
+              <w:jc w:val="start"/>
             </w:pPr>
             <w:r>
               <w:rPr>
@@ -278,7 +278,7 @@
           <w:p>
             <w:pPr>
               <w:bidi/>
-              <w:jc w:val="right"/>
+              <w:jc w:val="start"/>
             </w:pPr>
             <w:r>
               <w:rPr>
@@ -298,7 +298,7 @@
           <w:p>
             <w:pPr>
               <w:bidi/>
-              <w:jc w:val="right"/>
+              <w:jc w:val="start"/>
             </w:pPr>
             <w:r>
               <w:rPr>
@@ -316,7 +316,7 @@
           <w:p>
             <w:pPr>
               <w:bidi/>
-              <w:jc w:val="right"/>
+              <w:jc w:val="start"/>
             </w:pPr>
             <w:r>
               <w:rPr>
@@ -333,7 +333,7 @@
       <w:pPr>
         <w:pStyle w:val="Heading1"/>
         <w:bidi/>
-        <w:jc w:val="right"/>
+        <w:jc w:val="start"/>
       </w:pPr>
       <w:r>
         <w:rPr>
@@ -346,7 +346,7 @@
     <w:p>
       <w:pPr>
         <w:bidi/>
-        <w:jc w:val="right"/>
+        <w:jc w:val="start"/>
       </w:pPr>
       <w:r>
         <w:rPr>
@@ -359,7 +359,7 @@
     <w:p>
       <w:pPr>
         <w:bidi/>
-        <w:jc w:val="right"/>
+        <w:jc w:val="start"/>
       </w:pPr>
       <w:r>
         <w:rPr>
@@ -372,7 +372,7 @@
     <w:p>
       <w:pPr>
         <w:bidi/>
-        <w:jc w:val="right"/>
+        <w:jc w:val="start"/>
       </w:pPr>
       <w:r>
         <w:rPr>
@@ -385,7 +385,7 @@
     <w:p>
       <w:pPr>
         <w:bidi/>
-        <w:jc w:val="right"/>
+        <w:jc w:val="start"/>
       </w:pPr>
       <w:r>
         <w:rPr>
@@ -398,7 +398,7 @@
     <w:p>
       <w:pPr>
         <w:bidi/>
-        <w:jc w:val="right"/>
+        <w:jc w:val="start"/>
       </w:pPr>
       <w:r>
         <w:rPr>
@@ -412,7 +412,7 @@
       <w:pPr>
         <w:pStyle w:val="Heading1"/>
         <w:bidi/>
-        <w:jc w:val="right"/>
+        <w:jc w:val="start"/>
       </w:pPr>
       <w:r>
         <w:rPr>
@@ -425,7 +425,7 @@
     <w:p>
       <w:pPr>
         <w:bidi/>
-        <w:jc w:val="right"/>
+        <w:jc w:val="start"/>
       </w:pPr>
       <w:r>
         <w:rPr>
@@ -438,7 +438,7 @@
     <w:p>
       <w:pPr>
         <w:bidi/>
-        <w:jc w:val="right"/>
+        <w:jc w:val="start"/>
       </w:pPr>
       <w:r>
         <w:rPr>
@@ -451,7 +451,7 @@
     <w:p>
       <w:pPr>
         <w:bidi/>
-        <w:jc w:val="right"/>
+        <w:jc w:val="start"/>
       </w:pPr>
       <w:r>
         <w:rPr>
@@ -465,7 +465,7 @@
       <w:pPr>
         <w:pStyle w:val="Heading1"/>
         <w:bidi/>
-        <w:jc w:val="right"/>
+        <w:jc w:val="start"/>
       </w:pPr>
       <w:r>
         <w:rPr>
@@ -478,7 +478,7 @@
     <w:p>
       <w:pPr>
         <w:bidi/>
-        <w:jc w:val="right"/>
+        <w:jc w:val="start"/>
       </w:pPr>
       <w:r>
         <w:rPr>
@@ -492,7 +492,7 @@
       <w:pPr>
         <w:pStyle w:val="IntenseQuote"/>
         <w:bidi/>
-        <w:jc w:val="right"/>
+        <w:jc w:val="start"/>
       </w:pPr>
       <w:r>
         <w:rPr>
@@ -506,7 +506,7 @@
       <w:pPr>
         <w:pStyle w:val="Heading2"/>
         <w:bidi/>
-        <w:jc w:val="right"/>
+        <w:jc w:val="start"/>
       </w:pPr>
       <w:r>
         <w:rPr>
@@ -538,7 +538,7 @@
           <w:p>
             <w:pPr>
               <w:bidi/>
-              <w:jc w:val="right"/>
+              <w:jc w:val="start"/>
             </w:pPr>
             <w:r>
               <w:rPr>
@@ -559,7 +559,7 @@
           <w:p>
             <w:pPr>
               <w:bidi/>
-              <w:jc w:val="right"/>
+              <w:jc w:val="start"/>
             </w:pPr>
             <w:r>
               <w:rPr>
@@ -580,7 +580,7 @@
           <w:p>
             <w:pPr>
               <w:bidi/>
-              <w:jc w:val="right"/>
+              <w:jc w:val="start"/>
             </w:pPr>
             <w:r>
               <w:rPr>
@@ -602,7 +602,7 @@
           <w:p>
             <w:pPr>
               <w:bidi/>
-              <w:jc w:val="right"/>
+              <w:jc w:val="start"/>
             </w:pPr>
             <w:r>
               <w:rPr>
@@ -620,7 +620,7 @@
           <w:p>
             <w:pPr>
               <w:bidi/>
-              <w:jc w:val="right"/>
+              <w:jc w:val="start"/>
             </w:pPr>
             <w:r>
               <w:rPr>
@@ -638,7 +638,7 @@
           <w:p>
             <w:pPr>
               <w:bidi/>
-              <w:jc w:val="right"/>
+              <w:jc w:val="start"/>
             </w:pPr>
             <w:r>
               <w:rPr>
@@ -659,7 +659,7 @@
           <w:p>
             <w:pPr>
               <w:bidi/>
-              <w:jc w:val="right"/>
+              <w:jc w:val="start"/>
             </w:pPr>
             <w:r>
               <w:rPr>
@@ -678,7 +678,7 @@
           <w:p>
             <w:pPr>
               <w:bidi/>
-              <w:jc w:val="right"/>
+              <w:jc w:val="start"/>
             </w:pPr>
             <w:r>
               <w:rPr>
@@ -697,7 +697,7 @@
           <w:p>
             <w:pPr>
               <w:bidi/>
-              <w:jc w:val="right"/>
+              <w:jc w:val="start"/>
             </w:pPr>
             <w:r>
               <w:rPr>
@@ -717,7 +717,7 @@
           <w:p>
             <w:pPr>
               <w:bidi/>
-              <w:jc w:val="right"/>
+              <w:jc w:val="start"/>
             </w:pPr>
             <w:r>
               <w:rPr>
@@ -735,7 +735,7 @@
           <w:p>
             <w:pPr>
               <w:bidi/>
-              <w:jc w:val="right"/>
+              <w:jc w:val="start"/>
             </w:pPr>
             <w:r>
               <w:rPr>
@@ -753,7 +753,7 @@
           <w:p>
             <w:pPr>
               <w:bidi/>
-              <w:jc w:val="right"/>
+              <w:jc w:val="start"/>
             </w:pPr>
             <w:r>
               <w:rPr>
@@ -774,7 +774,7 @@
           <w:p>
             <w:pPr>
               <w:bidi/>
-              <w:jc w:val="right"/>
+              <w:jc w:val="start"/>
             </w:pPr>
             <w:r>
               <w:rPr>
@@ -793,7 +793,7 @@
           <w:p>
             <w:pPr>
               <w:bidi/>
-              <w:jc w:val="right"/>
+              <w:jc w:val="start"/>
             </w:pPr>
             <w:r>
               <w:rPr>
@@ -812,7 +812,7 @@
           <w:p>
             <w:pPr>
               <w:bidi/>
-              <w:jc w:val="right"/>
+              <w:jc w:val="start"/>
             </w:pPr>
             <w:r>
               <w:rPr>
@@ -832,7 +832,7 @@
           <w:p>
             <w:pPr>
               <w:bidi/>
-              <w:jc w:val="right"/>
+              <w:jc w:val="start"/>
             </w:pPr>
             <w:r>
               <w:rPr>
@@ -850,7 +850,7 @@
           <w:p>
             <w:pPr>
               <w:bidi/>
-              <w:jc w:val="right"/>
+              <w:jc w:val="start"/>
             </w:pPr>
             <w:r>
               <w:rPr>
@@ -868,7 +868,7 @@
           <w:p>
             <w:pPr>
               <w:bidi/>
-              <w:jc w:val="right"/>
+              <w:jc w:val="start"/>
             </w:pPr>
             <w:r>
               <w:rPr>
@@ -889,7 +889,7 @@
           <w:p>
             <w:pPr>
               <w:bidi/>
-              <w:jc w:val="right"/>
+              <w:jc w:val="start"/>
             </w:pPr>
             <w:r>
               <w:rPr>
@@ -908,7 +908,7 @@
           <w:p>
             <w:pPr>
               <w:bidi/>
-              <w:jc w:val="right"/>
+              <w:jc w:val="start"/>
             </w:pPr>
             <w:r>
               <w:rPr>
@@ -927,7 +927,7 @@
           <w:p>
             <w:pPr>
               <w:bidi/>
-              <w:jc w:val="right"/>
+              <w:jc w:val="start"/>
             </w:pPr>
             <w:r>
               <w:rPr>
@@ -947,7 +947,7 @@
           <w:p>
             <w:pPr>
               <w:bidi/>
-              <w:jc w:val="right"/>
+              <w:jc w:val="start"/>
             </w:pPr>
             <w:r>
               <w:rPr>
@@ -965,7 +965,7 @@
           <w:p>
             <w:pPr>
               <w:bidi/>
-              <w:jc w:val="right"/>
+              <w:jc w:val="start"/>
             </w:pPr>
             <w:r>
               <w:rPr>
@@ -983,7 +983,7 @@
           <w:p>
             <w:pPr>
               <w:bidi/>
-              <w:jc w:val="right"/>
+              <w:jc w:val="start"/>
             </w:pPr>
             <w:r>
               <w:rPr>
@@ -1004,7 +1004,7 @@
           <w:p>
             <w:pPr>
               <w:bidi/>
-              <w:jc w:val="right"/>
+              <w:jc w:val="start"/>
             </w:pPr>
             <w:r>
               <w:rPr>
@@ -1023,7 +1023,7 @@
           <w:p>
             <w:pPr>
               <w:bidi/>
-              <w:jc w:val="right"/>
+              <w:jc w:val="start"/>
             </w:pPr>
             <w:r>
               <w:rPr>
@@ -1042,7 +1042,7 @@
           <w:p>
             <w:pPr>
               <w:bidi/>
-              <w:jc w:val="right"/>
+              <w:jc w:val="start"/>
             </w:pPr>
             <w:r>
               <w:rPr>
@@ -1062,7 +1062,7 @@
           <w:p>
             <w:pPr>
               <w:bidi/>
-              <w:jc w:val="right"/>
+              <w:jc w:val="start"/>
             </w:pPr>
             <w:r>
               <w:rPr>
@@ -1080,7 +1080,7 @@
           <w:p>
             <w:pPr>
               <w:bidi/>
-              <w:jc w:val="right"/>
+              <w:jc w:val="start"/>
             </w:pPr>
             <w:r>
               <w:rPr>
@@ -1098,7 +1098,7 @@
           <w:p>
             <w:pPr>
               <w:bidi/>
-              <w:jc w:val="right"/>
+              <w:jc w:val="start"/>
             </w:pPr>
             <w:r>
               <w:rPr>
@@ -1119,7 +1119,7 @@
           <w:p>
             <w:pPr>
               <w:bidi/>
-              <w:jc w:val="right"/>
+              <w:jc w:val="start"/>
             </w:pPr>
             <w:r>
               <w:rPr>
@@ -1138,7 +1138,7 @@
           <w:p>
             <w:pPr>
               <w:bidi/>
-              <w:jc w:val="right"/>
+              <w:jc w:val="start"/>
             </w:pPr>
             <w:r>
               <w:rPr>
@@ -1157,7 +1157,7 @@
           <w:p>
             <w:pPr>
               <w:bidi/>
-              <w:jc w:val="right"/>
+              <w:jc w:val="start"/>
             </w:pPr>
             <w:r>
               <w:rPr>
@@ -1177,7 +1177,7 @@
           <w:p>
             <w:pPr>
               <w:bidi/>
-              <w:jc w:val="right"/>
+              <w:jc w:val="start"/>
             </w:pPr>
             <w:r>
               <w:rPr>
@@ -1195,7 +1195,7 @@
           <w:p>
             <w:pPr>
               <w:bidi/>
-              <w:jc w:val="right"/>
+              <w:jc w:val="start"/>
             </w:pPr>
             <w:r>
               <w:rPr>
@@ -1213,7 +1213,7 @@
           <w:p>
             <w:pPr>
               <w:bidi/>
-              <w:jc w:val="right"/>
+              <w:jc w:val="start"/>
             </w:pPr>
             <w:r>
               <w:rPr>
@@ -1234,7 +1234,7 @@
           <w:p>
             <w:pPr>
               <w:bidi/>
-              <w:jc w:val="right"/>
+              <w:jc w:val="start"/>
             </w:pPr>
             <w:r>
               <w:rPr>
@@ -1253,7 +1253,7 @@
           <w:p>
             <w:pPr>
               <w:bidi/>
-              <w:jc w:val="right"/>
+              <w:jc w:val="start"/>
             </w:pPr>
             <w:r>
               <w:rPr>
@@ -1272,7 +1272,7 @@
           <w:p>
             <w:pPr>
               <w:bidi/>
-              <w:jc w:val="right"/>
+              <w:jc w:val="start"/>
             </w:pPr>
             <w:r>
               <w:rPr>
@@ -1289,7 +1289,7 @@
       <w:pPr>
         <w:pStyle w:val="Heading2"/>
         <w:bidi/>
-        <w:jc w:val="right"/>
+        <w:jc w:val="start"/>
       </w:pPr>
       <w:r>
         <w:rPr>
@@ -1303,7 +1303,7 @@
       <w:pPr>
         <w:pStyle w:val="Heading3"/>
         <w:bidi/>
-        <w:jc w:val="right"/>
+        <w:jc w:val="start"/>
       </w:pPr>
       <w:r>
         <w:rPr>
@@ -1316,7 +1316,7 @@
     <w:p>
       <w:pPr>
         <w:bidi/>
-        <w:jc w:val="right"/>
+        <w:jc w:val="start"/>
       </w:pPr>
       <w:r>
         <w:rPr>
@@ -1329,7 +1329,7 @@
     <w:p>
       <w:pPr>
         <w:bidi/>
-        <w:jc w:val="right"/>
+        <w:jc w:val="start"/>
       </w:pPr>
       <w:r>
         <w:rPr>
@@ -1342,7 +1342,7 @@
     <w:p>
       <w:pPr>
         <w:bidi/>
-        <w:jc w:val="right"/>
+        <w:jc w:val="start"/>
       </w:pPr>
       <w:r>
         <w:rPr>
@@ -1355,7 +1355,7 @@
     <w:p>
       <w:pPr>
         <w:bidi/>
-        <w:jc w:val="right"/>
+        <w:jc w:val="start"/>
       </w:pPr>
       <w:r>
         <w:rPr>
@@ -1368,7 +1368,7 @@
     <w:p>
       <w:pPr>
         <w:bidi/>
-        <w:jc w:val="right"/>
+        <w:jc w:val="start"/>
       </w:pPr>
       <w:r>
         <w:rPr>
@@ -1381,7 +1381,7 @@
     <w:p>
       <w:pPr>
         <w:bidi/>
-        <w:jc w:val="right"/>
+        <w:jc w:val="start"/>
       </w:pPr>
       <w:r>
         <w:rPr>
@@ -1394,7 +1394,7 @@
     <w:p>
       <w:pPr>
         <w:bidi/>
-        <w:jc w:val="right"/>
+        <w:jc w:val="start"/>
       </w:pPr>
       <w:r>
         <w:rPr>
@@ -1407,7 +1407,7 @@
     <w:p>
       <w:pPr>
         <w:bidi/>
-        <w:jc w:val="right"/>
+        <w:jc w:val="start"/>
       </w:pPr>
       <w:r>
         <w:rPr>
@@ -1420,7 +1420,7 @@
     <w:p>
       <w:pPr>
         <w:bidi/>
-        <w:jc w:val="right"/>
+        <w:jc w:val="start"/>
       </w:pPr>
       <w:r>
         <w:rPr>
@@ -1434,7 +1434,7 @@
     <w:p>
       <w:pPr>
         <w:bidi/>
-        <w:jc w:val="right"/>
+        <w:jc w:val="start"/>
       </w:pPr>
       <w:r>
         <w:rPr>
@@ -1448,7 +1448,7 @@
       <w:pPr>
         <w:pStyle w:val="Heading3"/>
         <w:bidi/>
-        <w:jc w:val="right"/>
+        <w:jc w:val="start"/>
       </w:pPr>
       <w:r>
         <w:rPr>
@@ -1462,7 +1462,7 @@
       <w:pPr>
         <w:pStyle w:val="Heading4"/>
         <w:bidi/>
-        <w:jc w:val="right"/>
+        <w:jc w:val="start"/>
       </w:pPr>
       <w:r>
         <w:rPr>
@@ -1476,7 +1476,7 @@
       <w:pPr>
         <w:pStyle w:val="ListBullet"/>
         <w:bidi/>
-        <w:jc w:val="right"/>
+        <w:jc w:val="start"/>
       </w:pPr>
       <w:r>
         <w:rPr>
@@ -1490,7 +1490,7 @@
       <w:pPr>
         <w:pStyle w:val="ListBullet"/>
         <w:bidi/>
-        <w:jc w:val="right"/>
+        <w:jc w:val="start"/>
       </w:pPr>
       <w:r>
         <w:rPr>
@@ -1503,7 +1503,7 @@
     <w:p>
       <w:pPr>
         <w:bidi/>
-        <w:jc w:val="right"/>
+        <w:jc w:val="start"/>
       </w:pPr>
       <w:r>
         <w:rPr>
@@ -1516,7 +1516,7 @@
     <w:p>
       <w:pPr>
         <w:bidi/>
-        <w:jc w:val="right"/>
+        <w:jc w:val="start"/>
       </w:pPr>
       <w:r>
         <w:rPr>
@@ -1529,7 +1529,7 @@
     <w:p>
       <w:pPr>
         <w:bidi/>
-        <w:jc w:val="right"/>
+        <w:jc w:val="start"/>
       </w:pPr>
       <w:r>
         <w:rPr>
@@ -1542,7 +1542,7 @@
     <w:p>
       <w:pPr>
         <w:bidi/>
-        <w:jc w:val="right"/>
+        <w:jc w:val="start"/>
       </w:pPr>
       <w:r>
         <w:rPr>
@@ -1555,7 +1555,7 @@
     <w:p>
       <w:pPr>
         <w:bidi/>
-        <w:jc w:val="right"/>
+        <w:jc w:val="start"/>
       </w:pPr>
       <w:r>
         <w:rPr>
@@ -1569,7 +1569,7 @@
       <w:pPr>
         <w:pStyle w:val="Heading3"/>
         <w:bidi/>
-        <w:jc w:val="right"/>
+        <w:jc w:val="start"/>
       </w:pPr>
       <w:r>
         <w:rPr>
@@ -1582,7 +1582,7 @@
     <w:p>
       <w:pPr>
         <w:bidi/>
-        <w:jc w:val="right"/>
+        <w:jc w:val="start"/>
       </w:pPr>
       <w:r>
         <w:rPr>
@@ -1595,7 +1595,7 @@
     <w:p>
       <w:pPr>
         <w:bidi/>
-        <w:jc w:val="right"/>
+        <w:jc w:val="start"/>
       </w:pPr>
       <w:r>
         <w:rPr>
@@ -1608,7 +1608,7 @@
     <w:p>
       <w:pPr>
         <w:bidi/>
-        <w:jc w:val="right"/>
+        <w:jc w:val="start"/>
       </w:pPr>
       <w:r>
         <w:rPr>
@@ -1621,7 +1621,7 @@
     <w:p>
       <w:pPr>
         <w:bidi/>
-        <w:jc w:val="right"/>
+        <w:jc w:val="start"/>
       </w:pPr>
       <w:r>
         <w:rPr>
@@ -1634,7 +1634,7 @@
     <w:p>
       <w:pPr>
         <w:bidi/>
-        <w:jc w:val="right"/>
+        <w:jc w:val="start"/>
       </w:pPr>
       <w:r>
         <w:rPr>
@@ -1647,7 +1647,7 @@
     <w:p>
       <w:pPr>
         <w:bidi/>
-        <w:jc w:val="right"/>
+        <w:jc w:val="start"/>
       </w:pPr>
       <w:r>
         <w:rPr>
@@ -1661,7 +1661,7 @@
       <w:pPr>
         <w:pStyle w:val="Heading3"/>
         <w:bidi/>
-        <w:jc w:val="right"/>
+        <w:jc w:val="start"/>
       </w:pPr>
       <w:r>
         <w:rPr>
@@ -1674,7 +1674,7 @@
     <w:p>
       <w:pPr>
         <w:bidi/>
-        <w:jc w:val="right"/>
+        <w:jc w:val="start"/>
       </w:pPr>
       <w:r>
         <w:rPr>
@@ -1687,7 +1687,7 @@
     <w:p>
       <w:pPr>
         <w:bidi/>
-        <w:jc w:val="right"/>
+        <w:jc w:val="start"/>
       </w:pPr>
       <w:r>
         <w:rPr>
@@ -1700,7 +1700,7 @@
     <w:p>
       <w:pPr>
         <w:bidi/>
-        <w:jc w:val="right"/>
+        <w:jc w:val="start"/>
       </w:pPr>
       <w:r>
         <w:rPr>
@@ -1713,7 +1713,7 @@
     <w:p>
       <w:pPr>
         <w:bidi/>
-        <w:jc w:val="right"/>
+        <w:jc w:val="start"/>
       </w:pPr>
       <w:r>
         <w:rPr>
@@ -1727,7 +1727,7 @@
       <w:pPr>
         <w:pStyle w:val="Heading3"/>
         <w:bidi/>
-        <w:jc w:val="right"/>
+        <w:jc w:val="start"/>
       </w:pPr>
       <w:r>
         <w:rPr>
@@ -1740,7 +1740,7 @@
     <w:p>
       <w:pPr>
         <w:bidi/>
-        <w:jc w:val="right"/>
+        <w:jc w:val="start"/>
       </w:pPr>
       <w:r>
         <w:rPr>
@@ -1753,7 +1753,7 @@
     <w:p>
       <w:pPr>
         <w:bidi/>
-        <w:jc w:val="right"/>
+        <w:jc w:val="start"/>
       </w:pPr>
       <w:r>
         <w:rPr>
@@ -1766,7 +1766,7 @@
     <w:p>
       <w:pPr>
         <w:bidi/>
-        <w:jc w:val="right"/>
+        <w:jc w:val="start"/>
       </w:pPr>
       <w:r>
         <w:rPr>
@@ -1779,7 +1779,7 @@
     <w:p>
       <w:pPr>
         <w:bidi/>
-        <w:jc w:val="right"/>
+        <w:jc w:val="start"/>
       </w:pPr>
       <w:r>
         <w:rPr>
@@ -1792,7 +1792,7 @@
     <w:p>
       <w:pPr>
         <w:bidi/>
-        <w:jc w:val="right"/>
+        <w:jc w:val="start"/>
       </w:pPr>
       <w:r>
         <w:rPr>
@@ -1805,7 +1805,7 @@
     <w:p>
       <w:pPr>
         <w:bidi/>
-        <w:jc w:val="right"/>
+        <w:jc w:val="start"/>
       </w:pPr>
       <w:r>
         <w:rPr>
@@ -1819,7 +1819,7 @@
       <w:pPr>
         <w:pStyle w:val="Heading3"/>
         <w:bidi/>
-        <w:jc w:val="right"/>
+        <w:jc w:val="start"/>
       </w:pPr>
       <w:r>
         <w:rPr>
@@ -1832,7 +1832,7 @@
     <w:p>
       <w:pPr>
         <w:bidi/>
-        <w:jc w:val="right"/>
+        <w:jc w:val="start"/>
       </w:pPr>
       <w:r>
         <w:rPr>
@@ -1845,7 +1845,7 @@
     <w:p>
       <w:pPr>
         <w:bidi/>
-        <w:jc w:val="right"/>
+        <w:jc w:val="start"/>
       </w:pPr>
       <w:r>
         <w:rPr>
@@ -1876,7 +1876,7 @@
           <w:p>
             <w:pPr>
               <w:bidi/>
-              <w:jc w:val="right"/>
+              <w:jc w:val="start"/>
             </w:pPr>
             <w:r>
               <w:rPr>
@@ -1897,7 +1897,7 @@
           <w:p>
             <w:pPr>
               <w:bidi/>
-              <w:jc w:val="right"/>
+              <w:jc w:val="start"/>
             </w:pPr>
             <w:r>
               <w:rPr>
@@ -1919,7 +1919,7 @@
           <w:p>
             <w:pPr>
               <w:bidi/>
-              <w:jc w:val="right"/>
+              <w:jc w:val="start"/>
             </w:pPr>
             <w:r>
               <w:rPr>
@@ -1937,7 +1937,7 @@
           <w:p>
             <w:pPr>
               <w:bidi/>
-              <w:jc w:val="right"/>
+              <w:jc w:val="start"/>
             </w:pPr>
             <w:r>
               <w:rPr>
@@ -1958,7 +1958,7 @@
           <w:p>
             <w:pPr>
               <w:bidi/>
-              <w:jc w:val="right"/>
+              <w:jc w:val="start"/>
             </w:pPr>
             <w:r>
               <w:rPr>
@@ -1977,7 +1977,7 @@
           <w:p>
             <w:pPr>
               <w:bidi/>
-              <w:jc w:val="right"/>
+              <w:jc w:val="start"/>
             </w:pPr>
             <w:r>
               <w:rPr>
@@ -1997,7 +1997,7 @@
           <w:p>
             <w:pPr>
               <w:bidi/>
-              <w:jc w:val="right"/>
+              <w:jc w:val="start"/>
             </w:pPr>
             <w:r>
               <w:rPr>
@@ -2015,7 +2015,7 @@
           <w:p>
             <w:pPr>
               <w:bidi/>
-              <w:jc w:val="right"/>
+              <w:jc w:val="start"/>
             </w:pPr>
             <w:r>
               <w:rPr>
@@ -2036,7 +2036,7 @@
           <w:p>
             <w:pPr>
               <w:bidi/>
-              <w:jc w:val="right"/>
+              <w:jc w:val="start"/>
             </w:pPr>
             <w:r>
               <w:rPr>
@@ -2055,7 +2055,7 @@
           <w:p>
             <w:pPr>
               <w:bidi/>
-              <w:jc w:val="right"/>
+              <w:jc w:val="start"/>
             </w:pPr>
             <w:r>
               <w:rPr>
@@ -2071,7 +2071,7 @@
     <w:p>
       <w:pPr>
         <w:bidi/>
-        <w:jc w:val="right"/>
+        <w:jc w:val="start"/>
       </w:pPr>
       <w:r>
         <w:rPr>
@@ -2104,7 +2104,7 @@
           <w:p>
             <w:pPr>
               <w:bidi/>
-              <w:jc w:val="right"/>
+              <w:jc w:val="start"/>
             </w:pPr>
             <w:r>
               <w:rPr>
@@ -2125,7 +2125,7 @@
           <w:p>
             <w:pPr>
               <w:bidi/>
-              <w:jc w:val="right"/>
+              <w:jc w:val="start"/>
             </w:pPr>
             <w:r>
               <w:rPr>
@@ -2146,7 +2146,7 @@
           <w:p>
             <w:pPr>
               <w:bidi/>
-              <w:jc w:val="right"/>
+              <w:jc w:val="start"/>
             </w:pPr>
             <w:r>
               <w:rPr>
@@ -2167,7 +2167,7 @@
           <w:p>
             <w:pPr>
               <w:bidi/>
-              <w:jc w:val="right"/>
+              <w:jc w:val="start"/>
             </w:pPr>
             <w:r>
               <w:rPr>
@@ -2189,7 +2189,7 @@
           <w:p>
             <w:pPr>
               <w:bidi/>
-              <w:jc w:val="right"/>
+              <w:jc w:val="start"/>
             </w:pPr>
             <w:r>
               <w:rPr>
@@ -2207,7 +2207,7 @@
           <w:p>
             <w:pPr>
               <w:bidi/>
-              <w:jc w:val="right"/>
+              <w:jc w:val="start"/>
             </w:pPr>
             <w:r>
               <w:rPr>
@@ -2225,7 +2225,7 @@
           <w:p>
             <w:pPr>
               <w:bidi/>
-              <w:jc w:val="right"/>
+              <w:jc w:val="start"/>
             </w:pPr>
             <w:r>
               <w:rPr>
@@ -2243,7 +2243,7 @@
           <w:p>
             <w:pPr>
               <w:bidi/>
-              <w:jc w:val="right"/>
+              <w:jc w:val="start"/>
             </w:pPr>
             <w:r>
               <w:rPr>
@@ -2264,7 +2264,7 @@
           <w:p>
             <w:pPr>
               <w:bidi/>
-              <w:jc w:val="right"/>
+              <w:jc w:val="start"/>
             </w:pPr>
             <w:r>
               <w:rPr>
@@ -2283,7 +2283,7 @@
           <w:p>
             <w:pPr>
               <w:bidi/>
-              <w:jc w:val="right"/>
+              <w:jc w:val="start"/>
             </w:pPr>
             <w:r>
               <w:rPr>
@@ -2302,7 +2302,7 @@
           <w:p>
             <w:pPr>
               <w:bidi/>
-              <w:jc w:val="right"/>
+              <w:jc w:val="start"/>
             </w:pPr>
             <w:r>
               <w:rPr>
@@ -2321,7 +2321,7 @@
           <w:p>
             <w:pPr>
               <w:bidi/>
-              <w:jc w:val="right"/>
+              <w:jc w:val="start"/>
             </w:pPr>
             <w:r>
               <w:rPr>
@@ -2341,7 +2341,7 @@
           <w:p>
             <w:pPr>
               <w:bidi/>
-              <w:jc w:val="right"/>
+              <w:jc w:val="start"/>
             </w:pPr>
             <w:r>
               <w:rPr>
@@ -2359,7 +2359,7 @@
           <w:p>
             <w:pPr>
               <w:bidi/>
-              <w:jc w:val="right"/>
+              <w:jc w:val="start"/>
             </w:pPr>
             <w:r>
               <w:rPr>
@@ -2377,7 +2377,7 @@
           <w:p>
             <w:pPr>
               <w:bidi/>
-              <w:jc w:val="right"/>
+              <w:jc w:val="start"/>
             </w:pPr>
             <w:r>
               <w:rPr>
@@ -2395,7 +2395,7 @@
           <w:p>
             <w:pPr>
               <w:bidi/>
-              <w:jc w:val="right"/>
+              <w:jc w:val="start"/>
             </w:pPr>
             <w:r>
               <w:rPr>
@@ -2411,7 +2411,7 @@
     <w:p>
       <w:pPr>
         <w:bidi/>
-        <w:jc w:val="right"/>
+        <w:jc w:val="start"/>
       </w:pPr>
       <w:r>
         <w:rPr>
@@ -2424,7 +2424,7 @@
     <w:p>
       <w:pPr>
         <w:bidi/>
-        <w:jc w:val="right"/>
+        <w:jc w:val="start"/>
       </w:pPr>
       <w:r>
         <w:rPr>
@@ -2437,7 +2437,7 @@
     <w:p>
       <w:pPr>
         <w:bidi/>
-        <w:jc w:val="right"/>
+        <w:jc w:val="start"/>
       </w:pPr>
       <w:r>
         <w:rPr>
@@ -2450,7 +2450,7 @@
     <w:p>
       <w:pPr>
         <w:bidi/>
-        <w:jc w:val="right"/>
+        <w:jc w:val="start"/>
       </w:pPr>
       <w:r>
         <w:rPr>
@@ -2464,7 +2464,7 @@
       <w:pPr>
         <w:pStyle w:val="Heading3"/>
         <w:bidi/>
-        <w:jc w:val="right"/>
+        <w:jc w:val="start"/>
       </w:pPr>
       <w:r>
         <w:rPr>
@@ -2496,7 +2496,7 @@
           <w:p>
             <w:pPr>
               <w:bidi/>
-              <w:jc w:val="right"/>
+              <w:jc w:val="start"/>
             </w:pPr>
             <w:r>
               <w:rPr>
@@ -2517,7 +2517,7 @@
           <w:p>
             <w:pPr>
               <w:bidi/>
-              <w:jc w:val="right"/>
+              <w:jc w:val="start"/>
             </w:pPr>
             <w:r>
               <w:rPr>
@@ -2538,7 +2538,7 @@
           <w:p>
             <w:pPr>
               <w:bidi/>
-              <w:jc w:val="right"/>
+              <w:jc w:val="start"/>
             </w:pPr>
             <w:r>
               <w:rPr>
@@ -2560,7 +2560,7 @@
           <w:p>
             <w:pPr>
               <w:bidi/>
-              <w:jc w:val="right"/>
+              <w:jc w:val="start"/>
             </w:pPr>
             <w:r>
               <w:rPr>
@@ -2578,7 +2578,7 @@
           <w:p>
             <w:pPr>
               <w:bidi/>
-              <w:jc w:val="right"/>
+              <w:jc w:val="start"/>
             </w:pPr>
             <w:r>
               <w:rPr>
@@ -2596,7 +2596,7 @@
           <w:p>
             <w:pPr>
               <w:bidi/>
-              <w:jc w:val="right"/>
+              <w:jc w:val="start"/>
             </w:pPr>
             <w:r>
               <w:rPr>
@@ -2617,7 +2617,7 @@
           <w:p>
             <w:pPr>
               <w:bidi/>
-              <w:jc w:val="right"/>
+              <w:jc w:val="start"/>
             </w:pPr>
             <w:r>
               <w:rPr>
@@ -2636,7 +2636,7 @@
           <w:p>
             <w:pPr>
               <w:bidi/>
-              <w:jc w:val="right"/>
+              <w:jc w:val="start"/>
             </w:pPr>
             <w:r>
               <w:rPr>
@@ -2655,7 +2655,7 @@
           <w:p>
             <w:pPr>
               <w:bidi/>
-              <w:jc w:val="right"/>
+              <w:jc w:val="start"/>
             </w:pPr>
             <w:r>
               <w:rPr>
@@ -2671,7 +2671,7 @@
     <w:p>
       <w:pPr>
         <w:bidi/>
-        <w:jc w:val="right"/>
+        <w:jc w:val="start"/>
       </w:pPr>
       <w:r>
         <w:rPr>
@@ -2685,7 +2685,7 @@
       <w:pPr>
         <w:pStyle w:val="Heading3"/>
         <w:bidi/>
-        <w:jc w:val="right"/>
+        <w:jc w:val="start"/>
       </w:pPr>
       <w:r>
         <w:rPr>
@@ -2698,7 +2698,7 @@
     <w:p>
       <w:pPr>
         <w:bidi/>
-        <w:jc w:val="right"/>
+        <w:jc w:val="start"/>
       </w:pPr>
       <w:r>
         <w:rPr>
@@ -2711,7 +2711,7 @@
     <w:p>
       <w:pPr>
         <w:bidi/>
-        <w:jc w:val="right"/>
+        <w:jc w:val="start"/>
       </w:pPr>
       <w:r>
         <w:rPr>
@@ -2724,7 +2724,7 @@
     <w:p>
       <w:pPr>
         <w:bidi/>
-        <w:jc w:val="right"/>
+        <w:jc w:val="start"/>
       </w:pPr>
       <w:r>
         <w:rPr>
@@ -2738,7 +2738,7 @@
       <w:pPr>
         <w:pStyle w:val="Heading3"/>
         <w:bidi/>
-        <w:jc w:val="right"/>
+        <w:jc w:val="start"/>
       </w:pPr>
       <w:r>
         <w:rPr>
@@ -2751,7 +2751,7 @@
     <w:p>
       <w:pPr>
         <w:bidi/>
-        <w:jc w:val="right"/>
+        <w:jc w:val="start"/>
       </w:pPr>
       <w:r>
         <w:rPr>
@@ -2764,7 +2764,7 @@
     <w:p>
       <w:pPr>
         <w:bidi/>
-        <w:jc w:val="right"/>
+        <w:jc w:val="start"/>
       </w:pPr>
       <w:r>
         <w:rPr>
@@ -2777,7 +2777,7 @@
     <w:p>
       <w:pPr>
         <w:bidi/>
-        <w:jc w:val="right"/>
+        <w:jc w:val="start"/>
       </w:pPr>
       <w:r>
         <w:rPr>
@@ -2790,7 +2790,7 @@
     <w:p>
       <w:pPr>
         <w:bidi/>
-        <w:jc w:val="right"/>
+        <w:jc w:val="start"/>
       </w:pPr>
       <w:r>
         <w:rPr>
@@ -2804,7 +2804,7 @@
       <w:pPr>
         <w:pStyle w:val="Heading3"/>
         <w:bidi/>
-        <w:jc w:val="right"/>
+        <w:jc w:val="start"/>
       </w:pPr>
       <w:r>
         <w:rPr>
@@ -2817,7 +2817,7 @@
     <w:p>
       <w:pPr>
         <w:bidi/>
-        <w:jc w:val="right"/>
+        <w:jc w:val="start"/>
       </w:pPr>
       <w:r>
         <w:rPr>
@@ -2830,7 +2830,7 @@
     <w:p>
       <w:pPr>
         <w:bidi/>
-        <w:jc w:val="right"/>
+        <w:jc w:val="start"/>
       </w:pPr>
       <w:r>
         <w:rPr>
@@ -2843,7 +2843,7 @@
     <w:p>
       <w:pPr>
         <w:bidi/>
-        <w:jc w:val="right"/>
+        <w:jc w:val="start"/>
       </w:pPr>
       <w:r>
         <w:rPr>
@@ -2856,7 +2856,7 @@
     <w:p>
       <w:pPr>
         <w:bidi/>
-        <w:jc w:val="right"/>
+        <w:jc w:val="start"/>
       </w:pPr>
       <w:r>
         <w:rPr>
@@ -2887,7 +2887,7 @@
           <w:p>
             <w:pPr>
               <w:bidi/>
-              <w:jc w:val="right"/>
+              <w:jc w:val="start"/>
             </w:pPr>
             <w:r>
               <w:rPr>
@@ -2908,7 +2908,7 @@
           <w:p>
             <w:pPr>
               <w:bidi/>
-              <w:jc w:val="right"/>
+              <w:jc w:val="start"/>
             </w:pPr>
             <w:r>
               <w:rPr>
@@ -2930,7 +2930,7 @@
           <w:p>
             <w:pPr>
               <w:bidi/>
-              <w:jc w:val="right"/>
+              <w:jc w:val="start"/>
             </w:pPr>
             <w:r>
               <w:rPr>
@@ -2948,7 +2948,7 @@
           <w:p>
             <w:pPr>
               <w:bidi/>
-              <w:jc w:val="right"/>
+              <w:jc w:val="start"/>
             </w:pPr>
             <w:r>
               <w:rPr>
@@ -2969,7 +2969,7 @@
           <w:p>
             <w:pPr>
               <w:bidi/>
-              <w:jc w:val="right"/>
+              <w:jc w:val="start"/>
             </w:pPr>
             <w:r>
               <w:rPr>
@@ -2988,7 +2988,7 @@
           <w:p>
             <w:pPr>
               <w:bidi/>
-              <w:jc w:val="right"/>
+              <w:jc w:val="start"/>
             </w:pPr>
             <w:r>
               <w:rPr>
@@ -3005,7 +3005,7 @@
       <w:pPr>
         <w:pStyle w:val="Heading4"/>
         <w:bidi/>
-        <w:jc w:val="right"/>
+        <w:jc w:val="start"/>
       </w:pPr>
       <w:r>
         <w:rPr>
@@ -3018,7 +3018,7 @@
     <w:p>
       <w:pPr>
         <w:bidi/>
-        <w:jc w:val="right"/>
+        <w:jc w:val="start"/>
       </w:pPr>
       <w:r>
         <w:rPr>
@@ -3031,7 +3031,7 @@
     <w:p>
       <w:pPr>
         <w:bidi/>
-        <w:jc w:val="right"/>
+        <w:jc w:val="start"/>
       </w:pPr>
       <w:r>
         <w:rPr>
@@ -3044,7 +3044,7 @@
     <w:p>
       <w:pPr>
         <w:bidi/>
-        <w:jc w:val="right"/>
+        <w:jc w:val="start"/>
       </w:pPr>
       <w:r>
         <w:rPr>
@@ -3057,7 +3057,7 @@
     <w:p>
       <w:pPr>
         <w:bidi/>
-        <w:jc w:val="right"/>
+        <w:jc w:val="start"/>
       </w:pPr>
       <w:r>
         <w:rPr>
@@ -3070,7 +3070,7 @@
     <w:p>
       <w:pPr>
         <w:bidi/>
-        <w:jc w:val="right"/>
+        <w:jc w:val="start"/>
       </w:pPr>
       <w:r>
         <w:rPr>
@@ -3083,7 +3083,7 @@
     <w:p>
       <w:pPr>
         <w:bidi/>
-        <w:jc w:val="right"/>
+        <w:jc w:val="start"/>
       </w:pPr>
       <w:r>
         <w:rPr>
@@ -3096,7 +3096,7 @@
     <w:p>
       <w:pPr>
         <w:bidi/>
-        <w:jc w:val="right"/>
+        <w:jc w:val="start"/>
       </w:pPr>
       <w:r>
         <w:rPr>
@@ -3109,7 +3109,7 @@
     <w:p>
       <w:pPr>
         <w:bidi/>
-        <w:jc w:val="right"/>
+        <w:jc w:val="start"/>
       </w:pPr>
       <w:r>
         <w:rPr>
@@ -3122,7 +3122,7 @@
     <w:p>
       <w:pPr>
         <w:bidi/>
-        <w:jc w:val="right"/>
+        <w:jc w:val="start"/>
       </w:pPr>
       <w:r>
         <w:rPr>
@@ -3135,7 +3135,7 @@
     <w:p>
       <w:pPr>
         <w:bidi/>
-        <w:jc w:val="right"/>
+        <w:jc w:val="start"/>
       </w:pPr>
       <w:r>
         <w:rPr>
@@ -3148,7 +3148,7 @@
     <w:p>
       <w:pPr>
         <w:bidi/>
-        <w:jc w:val="right"/>
+        <w:jc w:val="start"/>
       </w:pPr>
       <w:r>
         <w:rPr>
@@ -3162,7 +3162,7 @@
     <w:p>
       <w:pPr>
         <w:bidi/>
-        <w:jc w:val="right"/>
+        <w:jc w:val="start"/>
       </w:pPr>
       <w:r>
         <w:rPr>
@@ -3176,7 +3176,7 @@
       <w:pPr>
         <w:pStyle w:val="Heading3"/>
         <w:bidi/>
-        <w:jc w:val="right"/>
+        <w:jc w:val="start"/>
       </w:pPr>
       <w:r>
         <w:rPr>
@@ -3189,7 +3189,7 @@
     <w:p>
       <w:pPr>
         <w:bidi/>
-        <w:jc w:val="right"/>
+        <w:jc w:val="start"/>
       </w:pPr>
       <w:r>
         <w:rPr>
@@ -3202,7 +3202,7 @@
     <w:p>
       <w:pPr>
         <w:bidi/>
-        <w:jc w:val="right"/>
+        <w:jc w:val="start"/>
       </w:pPr>
       <w:r>
         <w:rPr>
@@ -3215,7 +3215,7 @@
     <w:p>
       <w:pPr>
         <w:bidi/>
-        <w:jc w:val="right"/>
+        <w:jc w:val="start"/>
       </w:pPr>
       <w:r>
         <w:rPr>
@@ -3229,7 +3229,7 @@
       <w:pPr>
         <w:pStyle w:val="Heading2"/>
         <w:bidi/>
-        <w:jc w:val="right"/>
+        <w:jc w:val="start"/>
       </w:pPr>
       <w:r>
         <w:rPr>
@@ -3243,7 +3243,7 @@
       <w:pPr>
         <w:pStyle w:val="ListBullet"/>
         <w:bidi/>
-        <w:jc w:val="right"/>
+        <w:jc w:val="start"/>
       </w:pPr>
       <w:r>
         <w:rPr>
@@ -3257,7 +3257,7 @@
       <w:pPr>
         <w:pStyle w:val="ListBullet"/>
         <w:bidi/>
-        <w:jc w:val="right"/>
+        <w:jc w:val="start"/>
       </w:pPr>
       <w:r>
         <w:rPr>
@@ -3271,7 +3271,7 @@
       <w:pPr>
         <w:pStyle w:val="ListBullet"/>
         <w:bidi/>
-        <w:jc w:val="right"/>
+        <w:jc w:val="start"/>
       </w:pPr>
       <w:r>
         <w:rPr>
@@ -3285,7 +3285,7 @@
       <w:pPr>
         <w:pStyle w:val="ListBullet"/>
         <w:bidi/>
-        <w:jc w:val="right"/>
+        <w:jc w:val="start"/>
       </w:pPr>
       <w:r>
         <w:rPr>
@@ -3299,7 +3299,7 @@
       <w:pPr>
         <w:pStyle w:val="ListBullet"/>
         <w:bidi/>
-        <w:jc w:val="right"/>
+        <w:jc w:val="start"/>
       </w:pPr>
       <w:r>
         <w:rPr>
@@ -3313,7 +3313,7 @@
       <w:pPr>
         <w:pStyle w:val="ListBullet"/>
         <w:bidi/>
-        <w:jc w:val="right"/>
+        <w:jc w:val="start"/>
       </w:pPr>
       <w:r>
         <w:rPr>
@@ -3327,7 +3327,7 @@
       <w:pPr>
         <w:pStyle w:val="Heading2"/>
         <w:bidi/>
-        <w:jc w:val="right"/>
+        <w:jc w:val="start"/>
       </w:pPr>
       <w:r>
         <w:rPr>
@@ -3363,7 +3363,7 @@
           <w:p>
             <w:pPr>
               <w:bidi/>
-              <w:jc w:val="right"/>
+              <w:jc w:val="start"/>
             </w:pPr>
             <w:r>
               <w:rPr>
@@ -3384,7 +3384,7 @@
           <w:p>
             <w:pPr>
               <w:bidi/>
-              <w:jc w:val="right"/>
+              <w:jc w:val="start"/>
             </w:pPr>
             <w:r>
               <w:rPr>
@@ -3405,7 +3405,7 @@
           <w:p>
             <w:pPr>
               <w:bidi/>
-              <w:jc w:val="right"/>
+              <w:jc w:val="start"/>
             </w:pPr>
             <w:r>
               <w:rPr>
@@ -3426,7 +3426,7 @@
           <w:p>
             <w:pPr>
               <w:bidi/>
-              <w:jc w:val="right"/>
+              <w:jc w:val="start"/>
             </w:pPr>
             <w:r>
               <w:rPr>
@@ -3447,7 +3447,7 @@
           <w:p>
             <w:pPr>
               <w:bidi/>
-              <w:jc w:val="right"/>
+              <w:jc w:val="start"/>
             </w:pPr>
             <w:r>
               <w:rPr>
@@ -3468,7 +3468,7 @@
           <w:p>
             <w:pPr>
               <w:bidi/>
-              <w:jc w:val="right"/>
+              <w:jc w:val="start"/>
             </w:pPr>
             <w:r>
               <w:rPr>
@@ -3489,7 +3489,7 @@
           <w:p>
             <w:pPr>
               <w:bidi/>
-              <w:jc w:val="right"/>
+              <w:jc w:val="start"/>
             </w:pPr>
             <w:r>
               <w:rPr>
@@ -3511,7 +3511,7 @@
           <w:p>
             <w:pPr>
               <w:bidi/>
-              <w:jc w:val="right"/>
+              <w:jc w:val="start"/>
             </w:pPr>
             <w:r>
               <w:rPr>
@@ -3529,7 +3529,7 @@
           <w:p>
             <w:pPr>
               <w:bidi/>
-              <w:jc w:val="right"/>
+              <w:jc w:val="start"/>
             </w:pPr>
             <w:r>
               <w:rPr>
@@ -3547,7 +3547,7 @@
           <w:p>
             <w:pPr>
               <w:bidi/>
-              <w:jc w:val="right"/>
+              <w:jc w:val="start"/>
             </w:pPr>
             <w:r>
               <w:rPr>
@@ -3565,7 +3565,7 @@
           <w:p>
             <w:pPr>
               <w:bidi/>
-              <w:jc w:val="right"/>
+              <w:jc w:val="start"/>
             </w:pPr>
             <w:r>
               <w:rPr>
@@ -3583,7 +3583,7 @@
           <w:p>
             <w:pPr>
               <w:bidi/>
-              <w:jc w:val="right"/>
+              <w:jc w:val="start"/>
             </w:pPr>
             <w:r>
               <w:rPr>
@@ -3601,7 +3601,7 @@
           <w:p>
             <w:pPr>
               <w:bidi/>
-              <w:jc w:val="right"/>
+              <w:jc w:val="start"/>
             </w:pPr>
             <w:r>
               <w:rPr>
@@ -3619,7 +3619,7 @@
           <w:p>
             <w:pPr>
               <w:bidi/>
-              <w:jc w:val="right"/>
+              <w:jc w:val="start"/>
             </w:pPr>
             <w:r>
               <w:rPr>
@@ -3640,7 +3640,7 @@
           <w:p>
             <w:pPr>
               <w:bidi/>
-              <w:jc w:val="right"/>
+              <w:jc w:val="start"/>
             </w:pPr>
             <w:r>
               <w:rPr>
@@ -3659,7 +3659,7 @@
           <w:p>
             <w:pPr>
               <w:bidi/>
-              <w:jc w:val="right"/>
+              <w:jc w:val="start"/>
             </w:pPr>
             <w:r>
               <w:rPr>
@@ -3678,7 +3678,7 @@
           <w:p>
             <w:pPr>
               <w:bidi/>
-              <w:jc w:val="right"/>
+              <w:jc w:val="start"/>
             </w:pPr>
             <w:r>
               <w:rPr>
@@ -3697,7 +3697,7 @@
           <w:p>
             <w:pPr>
               <w:bidi/>
-              <w:jc w:val="right"/>
+              <w:jc w:val="start"/>
             </w:pPr>
             <w:r>
               <w:rPr>
@@ -3716,7 +3716,7 @@
           <w:p>
             <w:pPr>
               <w:bidi/>
-              <w:jc w:val="right"/>
+              <w:jc w:val="start"/>
             </w:pPr>
             <w:r>
               <w:rPr>
@@ -3735,7 +3735,7 @@
           <w:p>
             <w:pPr>
               <w:bidi/>
-              <w:jc w:val="right"/>
+              <w:jc w:val="start"/>
             </w:pPr>
             <w:r>
               <w:rPr>
@@ -3754,7 +3754,7 @@
           <w:p>
             <w:pPr>
               <w:bidi/>
-              <w:jc w:val="right"/>
+              <w:jc w:val="start"/>
             </w:pPr>
             <w:r>
               <w:rPr>
@@ -3774,7 +3774,7 @@
           <w:p>
             <w:pPr>
               <w:bidi/>
-              <w:jc w:val="right"/>
+              <w:jc w:val="start"/>
             </w:pPr>
             <w:r>
               <w:rPr>
@@ -3792,7 +3792,7 @@
           <w:p>
             <w:pPr>
               <w:bidi/>
-              <w:jc w:val="right"/>
+              <w:jc w:val="start"/>
             </w:pPr>
             <w:r>
               <w:rPr>
@@ -3810,7 +3810,7 @@
           <w:p>
             <w:pPr>
               <w:bidi/>
-              <w:jc w:val="right"/>
+              <w:jc w:val="start"/>
             </w:pPr>
             <w:r>
               <w:rPr>
@@ -3828,7 +3828,7 @@
           <w:p>
             <w:pPr>
               <w:bidi/>
-              <w:jc w:val="right"/>
+              <w:jc w:val="start"/>
             </w:pPr>
             <w:r>
               <w:rPr>
@@ -3846,7 +3846,7 @@
           <w:p>
             <w:pPr>
               <w:bidi/>
-              <w:jc w:val="right"/>
+              <w:jc w:val="start"/>
             </w:pPr>
             <w:r>
               <w:rPr>
@@ -3864,7 +3864,7 @@
           <w:p>
             <w:pPr>
               <w:bidi/>
-              <w:jc w:val="right"/>
+              <w:jc w:val="start"/>
             </w:pPr>
             <w:r>
               <w:rPr>
@@ -3882,7 +3882,7 @@
           <w:p>
             <w:pPr>
               <w:bidi/>
-              <w:jc w:val="right"/>
+              <w:jc w:val="start"/>
             </w:pPr>
             <w:r>
               <w:rPr>
@@ -3899,7 +3899,7 @@
       <w:pPr>
         <w:pStyle w:val="IntenseQuote"/>
         <w:bidi/>
-        <w:jc w:val="right"/>
+        <w:jc w:val="start"/>
       </w:pPr>
       <w:r>
         <w:rPr>
@@ -3913,7 +3913,7 @@
       <w:pPr>
         <w:pStyle w:val="Heading2"/>
         <w:bidi/>
-        <w:jc w:val="right"/>
+        <w:jc w:val="start"/>
       </w:pPr>
       <w:r>
         <w:rPr>
@@ -3927,7 +3927,7 @@
       <w:pPr>
         <w:pStyle w:val="IntenseQuote"/>
         <w:bidi/>
-        <w:jc w:val="right"/>
+        <w:jc w:val="start"/>
       </w:pPr>
       <w:r>
         <w:rPr>
@@ -3941,7 +3941,7 @@
       <w:pPr>
         <w:pStyle w:val="Heading3"/>
         <w:bidi/>
-        <w:jc w:val="right"/>
+        <w:jc w:val="start"/>
       </w:pPr>
       <w:r>
         <w:rPr>
@@ -3955,7 +3955,7 @@
       <w:pPr>
         <w:pStyle w:val="ListBullet"/>
         <w:bidi/>
-        <w:jc w:val="right"/>
+        <w:jc w:val="start"/>
       </w:pPr>
       <w:r>
         <w:rPr>
@@ -3969,7 +3969,7 @@
       <w:pPr>
         <w:pStyle w:val="IntenseQuote"/>
         <w:bidi/>
-        <w:jc w:val="right"/>
+        <w:jc w:val="start"/>
       </w:pPr>
       <w:r>
         <w:rPr>
@@ -3983,7 +3983,7 @@
       <w:pPr>
         <w:pStyle w:val="ListBullet"/>
         <w:bidi/>
-        <w:jc w:val="right"/>
+        <w:jc w:val="start"/>
       </w:pPr>
       <w:r>
         <w:rPr>
@@ -3997,7 +3997,7 @@
       <w:pPr>
         <w:pStyle w:val="IntenseQuote"/>
         <w:bidi/>
-        <w:jc w:val="right"/>
+        <w:jc w:val="start"/>
       </w:pPr>
       <w:r>
         <w:rPr>
@@ -4011,7 +4011,7 @@
       <w:pPr>
         <w:pStyle w:val="ListBullet"/>
         <w:bidi/>
-        <w:jc w:val="right"/>
+        <w:jc w:val="start"/>
       </w:pPr>
       <w:r>
         <w:rPr>
@@ -4025,7 +4025,7 @@
       <w:pPr>
         <w:pStyle w:val="IntenseQuote"/>
         <w:bidi/>
-        <w:jc w:val="right"/>
+        <w:jc w:val="start"/>
       </w:pPr>
       <w:r>
         <w:rPr>
@@ -4039,7 +4039,7 @@
       <w:pPr>
         <w:pStyle w:val="Heading3"/>
         <w:bidi/>
-        <w:jc w:val="right"/>
+        <w:jc w:val="start"/>
       </w:pPr>
       <w:r>
         <w:rPr>
@@ -4053,7 +4053,7 @@
       <w:pPr>
         <w:pStyle w:val="ListBullet"/>
         <w:bidi/>
-        <w:jc w:val="right"/>
+        <w:jc w:val="start"/>
       </w:pPr>
       <w:r>
         <w:rPr>
@@ -4067,7 +4067,7 @@
       <w:pPr>
         <w:pStyle w:val="IntenseQuote"/>
         <w:bidi/>
-        <w:jc w:val="right"/>
+        <w:jc w:val="start"/>
       </w:pPr>
       <w:r>
         <w:rPr>
@@ -4081,7 +4081,7 @@
       <w:pPr>
         <w:pStyle w:val="ListBullet"/>
         <w:bidi/>
-        <w:jc w:val="right"/>
+        <w:jc w:val="start"/>
       </w:pPr>
       <w:r>
         <w:rPr>
@@ -4095,7 +4095,7 @@
       <w:pPr>
         <w:pStyle w:val="IntenseQuote"/>
         <w:bidi/>
-        <w:jc w:val="right"/>
+        <w:jc w:val="start"/>
       </w:pPr>
       <w:r>
         <w:rPr>
@@ -4109,7 +4109,7 @@
       <w:pPr>
         <w:pStyle w:val="Heading3"/>
         <w:bidi/>
-        <w:jc w:val="right"/>
+        <w:jc w:val="start"/>
       </w:pPr>
       <w:r>
         <w:rPr>
@@ -4123,7 +4123,7 @@
       <w:pPr>
         <w:pStyle w:val="ListBullet"/>
         <w:bidi/>
-        <w:jc w:val="right"/>
+        <w:jc w:val="start"/>
       </w:pPr>
       <w:r>
         <w:rPr>
@@ -4137,7 +4137,7 @@
       <w:pPr>
         <w:pStyle w:val="IntenseQuote"/>
         <w:bidi/>
-        <w:jc w:val="right"/>
+        <w:jc w:val="start"/>
       </w:pPr>
       <w:r>
         <w:rPr>
@@ -4151,7 +4151,7 @@
       <w:pPr>
         <w:pStyle w:val="ListBullet"/>
         <w:bidi/>
-        <w:jc w:val="right"/>
+        <w:jc w:val="start"/>
       </w:pPr>
       <w:r>
         <w:rPr>
@@ -4165,7 +4165,7 @@
       <w:pPr>
         <w:pStyle w:val="IntenseQuote"/>
         <w:bidi/>
-        <w:jc w:val="right"/>
+        <w:jc w:val="start"/>
       </w:pPr>
       <w:r>
         <w:rPr>
@@ -4179,7 +4179,7 @@
       <w:pPr>
         <w:pStyle w:val="ListBullet"/>
         <w:bidi/>
-        <w:jc w:val="right"/>
+        <w:jc w:val="start"/>
       </w:pPr>
       <w:r>
         <w:rPr>
@@ -4193,7 +4193,7 @@
       <w:pPr>
         <w:pStyle w:val="IntenseQuote"/>
         <w:bidi/>
-        <w:jc w:val="right"/>
+        <w:jc w:val="start"/>
       </w:pPr>
       <w:r>
         <w:rPr>
@@ -4207,7 +4207,7 @@
       <w:pPr>
         <w:pStyle w:val="Heading3"/>
         <w:bidi/>
-        <w:jc w:val="right"/>
+        <w:jc w:val="start"/>
       </w:pPr>
       <w:r>
         <w:rPr>
@@ -4221,7 +4221,7 @@
       <w:pPr>
         <w:pStyle w:val="ListBullet"/>
         <w:bidi/>
-        <w:jc w:val="right"/>
+        <w:jc w:val="start"/>
       </w:pPr>
       <w:r>
         <w:rPr>
@@ -4235,7 +4235,7 @@
       <w:pPr>
         <w:pStyle w:val="IntenseQuote"/>
         <w:bidi/>
-        <w:jc w:val="right"/>
+        <w:jc w:val="start"/>
       </w:pPr>
       <w:r>
         <w:rPr>
@@ -4249,7 +4249,7 @@
       <w:pPr>
         <w:pStyle w:val="Heading3"/>
         <w:bidi/>
-        <w:jc w:val="right"/>
+        <w:jc w:val="start"/>
       </w:pPr>
       <w:r>
         <w:rPr>
@@ -4263,7 +4263,7 @@
       <w:pPr>
         <w:pStyle w:val="ListBullet"/>
         <w:bidi/>
-        <w:jc w:val="right"/>
+        <w:jc w:val="start"/>
       </w:pPr>
       <w:r>
         <w:rPr>
@@ -4277,7 +4277,7 @@
       <w:pPr>
         <w:pStyle w:val="IntenseQuote"/>
         <w:bidi/>
-        <w:jc w:val="right"/>
+        <w:jc w:val="start"/>
       </w:pPr>
       <w:r>
         <w:rPr>
@@ -4291,7 +4291,7 @@
       <w:pPr>
         <w:pStyle w:val="ListBullet"/>
         <w:bidi/>
-        <w:jc w:val="right"/>
+        <w:jc w:val="start"/>
       </w:pPr>
       <w:r>
         <w:rPr>
@@ -4305,7 +4305,7 @@
       <w:pPr>
         <w:pStyle w:val="IntenseQuote"/>
         <w:bidi/>
-        <w:jc w:val="right"/>
+        <w:jc w:val="start"/>
       </w:pPr>
       <w:r>
         <w:rPr>
@@ -4319,7 +4319,7 @@
       <w:pPr>
         <w:pStyle w:val="IntenseQuote"/>
         <w:bidi/>
-        <w:jc w:val="right"/>
+        <w:jc w:val="start"/>
       </w:pPr>
       <w:r>
         <w:rPr>
@@ -4333,7 +4333,7 @@
       <w:pPr>
         <w:pStyle w:val="Heading2"/>
         <w:bidi/>
-        <w:jc w:val="right"/>
+        <w:jc w:val="start"/>
       </w:pPr>
       <w:r>
         <w:rPr>
@@ -4347,7 +4347,7 @@
       <w:pPr>
         <w:pStyle w:val="IntenseQuote"/>
         <w:bidi/>
-        <w:jc w:val="right"/>
+        <w:jc w:val="start"/>
       </w:pPr>
       <w:r>
         <w:rPr>
@@ -4381,7 +4381,7 @@
           <w:p>
             <w:pPr>
               <w:bidi/>
-              <w:jc w:val="right"/>
+              <w:jc w:val="start"/>
             </w:pPr>
             <w:r>
               <w:rPr>
@@ -4402,7 +4402,7 @@
           <w:p>
             <w:pPr>
               <w:bidi/>
-              <w:jc w:val="right"/>
+              <w:jc w:val="start"/>
             </w:pPr>
             <w:r>
               <w:rPr>
@@ -4423,7 +4423,7 @@
           <w:p>
             <w:pPr>
               <w:bidi/>
-              <w:jc w:val="right"/>
+              <w:jc w:val="start"/>
             </w:pPr>
             <w:r>
               <w:rPr>
@@ -4444,7 +4444,7 @@
           <w:p>
             <w:pPr>
               <w:bidi/>
-              <w:jc w:val="right"/>
+              <w:jc w:val="start"/>
             </w:pPr>
             <w:r>
               <w:rPr>
@@ -4465,7 +4465,7 @@
           <w:p>
             <w:pPr>
               <w:bidi/>
-              <w:jc w:val="right"/>
+              <w:jc w:val="start"/>
             </w:pPr>
             <w:r>
               <w:rPr>
@@ -4487,7 +4487,7 @@
           <w:p>
             <w:pPr>
               <w:bidi/>
-              <w:jc w:val="right"/>
+              <w:jc w:val="start"/>
             </w:pPr>
             <w:r>
               <w:rPr>
@@ -4505,7 +4505,7 @@
           <w:p>
             <w:pPr>
               <w:bidi/>
-              <w:jc w:val="right"/>
+              <w:jc w:val="start"/>
             </w:pPr>
             <w:r>
               <w:rPr>
@@ -4523,7 +4523,7 @@
           <w:p>
             <w:pPr>
               <w:bidi/>
-              <w:jc w:val="right"/>
+              <w:jc w:val="start"/>
             </w:pPr>
             <w:r>
               <w:rPr>
@@ -4541,7 +4541,7 @@
           <w:p>
             <w:pPr>
               <w:bidi/>
-              <w:jc w:val="right"/>
+              <w:jc w:val="start"/>
             </w:pPr>
             <w:r>
               <w:rPr>
@@ -4559,7 +4559,7 @@
           <w:p>
             <w:pPr>
               <w:bidi/>
-              <w:jc w:val="right"/>
+              <w:jc w:val="start"/>
             </w:pPr>
             <w:r>
               <w:rPr>
@@ -4580,7 +4580,7 @@
           <w:p>
             <w:pPr>
               <w:bidi/>
-              <w:jc w:val="right"/>
+              <w:jc w:val="start"/>
             </w:pPr>
             <w:r>
               <w:rPr>
@@ -4599,7 +4599,7 @@
           <w:p>
             <w:pPr>
               <w:bidi/>
-              <w:jc w:val="right"/>
+              <w:jc w:val="start"/>
             </w:pPr>
             <w:r>
               <w:rPr>
@@ -4618,7 +4618,7 @@
           <w:p>
             <w:pPr>
               <w:bidi/>
-              <w:jc w:val="right"/>
+              <w:jc w:val="start"/>
             </w:pPr>
             <w:r>
               <w:rPr>
@@ -4637,7 +4637,7 @@
           <w:p>
             <w:pPr>
               <w:bidi/>
-              <w:jc w:val="right"/>
+              <w:jc w:val="start"/>
             </w:pPr>
             <w:r>
               <w:rPr>
@@ -4656,7 +4656,7 @@
           <w:p>
             <w:pPr>
               <w:bidi/>
-              <w:jc w:val="right"/>
+              <w:jc w:val="start"/>
             </w:pPr>
             <w:r>
               <w:rPr>
@@ -4676,7 +4676,7 @@
           <w:p>
             <w:pPr>
               <w:bidi/>
-              <w:jc w:val="right"/>
+              <w:jc w:val="start"/>
             </w:pPr>
             <w:r>
               <w:rPr>
@@ -4694,7 +4694,7 @@
           <w:p>
             <w:pPr>
               <w:bidi/>
-              <w:jc w:val="right"/>
+              <w:jc w:val="start"/>
             </w:pPr>
             <w:r>
               <w:rPr>
@@ -4712,7 +4712,7 @@
           <w:p>
             <w:pPr>
               <w:bidi/>
-              <w:jc w:val="right"/>
+              <w:jc w:val="start"/>
             </w:pPr>
             <w:r>
               <w:rPr>
@@ -4730,7 +4730,7 @@
           <w:p>
             <w:pPr>
               <w:bidi/>
-              <w:jc w:val="right"/>
+              <w:jc w:val="start"/>
             </w:pPr>
             <w:r>
               <w:rPr>
@@ -4748,7 +4748,7 @@
           <w:p>
             <w:pPr>
               <w:bidi/>
-              <w:jc w:val="right"/>
+              <w:jc w:val="start"/>
             </w:pPr>
             <w:r>
               <w:rPr>
@@ -4769,7 +4769,7 @@
           <w:p>
             <w:pPr>
               <w:bidi/>
-              <w:jc w:val="right"/>
+              <w:jc w:val="start"/>
             </w:pPr>
             <w:r>
               <w:rPr>
@@ -4788,7 +4788,7 @@
           <w:p>
             <w:pPr>
               <w:bidi/>
-              <w:jc w:val="right"/>
+              <w:jc w:val="start"/>
             </w:pPr>
             <w:r>
               <w:rPr>
@@ -4807,7 +4807,7 @@
           <w:p>
             <w:pPr>
               <w:bidi/>
-              <w:jc w:val="right"/>
+              <w:jc w:val="start"/>
             </w:pPr>
             <w:r>
               <w:rPr>
@@ -4826,7 +4826,7 @@
           <w:p>
             <w:pPr>
               <w:bidi/>
-              <w:jc w:val="right"/>
+              <w:jc w:val="start"/>
             </w:pPr>
             <w:r>
               <w:rPr>
@@ -4845,7 +4845,7 @@
           <w:p>
             <w:pPr>
               <w:bidi/>
-              <w:jc w:val="right"/>
+              <w:jc w:val="start"/>
             </w:pPr>
             <w:r>
               <w:rPr>
@@ -4865,7 +4865,7 @@
           <w:p>
             <w:pPr>
               <w:bidi/>
-              <w:jc w:val="right"/>
+              <w:jc w:val="start"/>
             </w:pPr>
             <w:r>
               <w:rPr>
@@ -4883,7 +4883,7 @@
           <w:p>
             <w:pPr>
               <w:bidi/>
-              <w:jc w:val="right"/>
+              <w:jc w:val="start"/>
             </w:pPr>
             <w:r>
               <w:rPr>
@@ -4901,7 +4901,7 @@
           <w:p>
             <w:pPr>
               <w:bidi/>
-              <w:jc w:val="right"/>
+              <w:jc w:val="start"/>
             </w:pPr>
             <w:r>
               <w:rPr>
@@ -4919,7 +4919,7 @@
           <w:p>
             <w:pPr>
               <w:bidi/>
-              <w:jc w:val="right"/>
+              <w:jc w:val="start"/>
             </w:pPr>
             <w:r>
               <w:rPr>
@@ -4937,7 +4937,7 @@
           <w:p>
             <w:pPr>
               <w:bidi/>
-              <w:jc w:val="right"/>
+              <w:jc w:val="start"/>
             </w:pPr>
             <w:r>
               <w:rPr>
@@ -4958,7 +4958,7 @@
           <w:p>
             <w:pPr>
               <w:bidi/>
-              <w:jc w:val="right"/>
+              <w:jc w:val="start"/>
             </w:pPr>
             <w:r>
               <w:rPr>
@@ -4977,7 +4977,7 @@
           <w:p>
             <w:pPr>
               <w:bidi/>
-              <w:jc w:val="right"/>
+              <w:jc w:val="start"/>
             </w:pPr>
             <w:r>
               <w:rPr>
@@ -4996,7 +4996,7 @@
           <w:p>
             <w:pPr>
               <w:bidi/>
-              <w:jc w:val="right"/>
+              <w:jc w:val="start"/>
             </w:pPr>
             <w:r>
               <w:rPr>
@@ -5015,7 +5015,7 @@
           <w:p>
             <w:pPr>
               <w:bidi/>
-              <w:jc w:val="right"/>
+              <w:jc w:val="start"/>
             </w:pPr>
             <w:r>
               <w:rPr>
@@ -5034,7 +5034,7 @@
           <w:p>
             <w:pPr>
               <w:bidi/>
-              <w:jc w:val="right"/>
+              <w:jc w:val="start"/>
             </w:pPr>
             <w:r>
               <w:rPr>
@@ -5054,7 +5054,7 @@
           <w:p>
             <w:pPr>
               <w:bidi/>
-              <w:jc w:val="right"/>
+              <w:jc w:val="start"/>
             </w:pPr>
             <w:r>
               <w:rPr>
@@ -5072,7 +5072,7 @@
           <w:p>
             <w:pPr>
               <w:bidi/>
-              <w:jc w:val="right"/>
+              <w:jc w:val="start"/>
             </w:pPr>
             <w:r>
               <w:rPr>
@@ -5090,7 +5090,7 @@
           <w:p>
             <w:pPr>
               <w:bidi/>
-              <w:jc w:val="right"/>
+              <w:jc w:val="start"/>
             </w:pPr>
             <w:r>
               <w:rPr>
@@ -5108,7 +5108,7 @@
           <w:p>
             <w:pPr>
               <w:bidi/>
-              <w:jc w:val="right"/>
+              <w:jc w:val="start"/>
             </w:pPr>
             <w:r>
               <w:rPr>
@@ -5126,7 +5126,7 @@
           <w:p>
             <w:pPr>
               <w:bidi/>
-              <w:jc w:val="right"/>
+              <w:jc w:val="start"/>
             </w:pPr>
             <w:r>
               <w:rPr>
@@ -5147,7 +5147,7 @@
           <w:p>
             <w:pPr>
               <w:bidi/>
-              <w:jc w:val="right"/>
+              <w:jc w:val="start"/>
             </w:pPr>
             <w:r>
               <w:rPr>
@@ -5166,7 +5166,7 @@
           <w:p>
             <w:pPr>
               <w:bidi/>
-              <w:jc w:val="right"/>
+              <w:jc w:val="start"/>
             </w:pPr>
             <w:r>
               <w:rPr>
@@ -5185,7 +5185,7 @@
           <w:p>
             <w:pPr>
               <w:bidi/>
-              <w:jc w:val="right"/>
+              <w:jc w:val="start"/>
             </w:pPr>
             <w:r>
               <w:rPr>
@@ -5204,7 +5204,7 @@
           <w:p>
             <w:pPr>
               <w:bidi/>
-              <w:jc w:val="right"/>
+              <w:jc w:val="start"/>
             </w:pPr>
             <w:r>
               <w:rPr>
@@ -5223,7 +5223,7 @@
           <w:p>
             <w:pPr>
               <w:bidi/>
-              <w:jc w:val="right"/>
+              <w:jc w:val="start"/>
             </w:pPr>
             <w:r>
               <w:rPr>
@@ -5243,7 +5243,7 @@
           <w:p>
             <w:pPr>
               <w:bidi/>
-              <w:jc w:val="right"/>
+              <w:jc w:val="start"/>
             </w:pPr>
             <w:r>
               <w:rPr>
@@ -5261,7 +5261,7 @@
           <w:p>
             <w:pPr>
               <w:bidi/>
-              <w:jc w:val="right"/>
+              <w:jc w:val="start"/>
             </w:pPr>
             <w:r>
               <w:rPr>
@@ -5279,7 +5279,7 @@
           <w:p>
             <w:pPr>
               <w:bidi/>
-              <w:jc w:val="right"/>
+              <w:jc w:val="start"/>
             </w:pPr>
             <w:r>
               <w:rPr>
@@ -5297,7 +5297,7 @@
           <w:p>
             <w:pPr>
               <w:bidi/>
-              <w:jc w:val="right"/>
+              <w:jc w:val="start"/>
             </w:pPr>
             <w:r>
               <w:rPr>
@@ -5315,7 +5315,7 @@
           <w:p>
             <w:pPr>
               <w:bidi/>
-              <w:jc w:val="right"/>
+              <w:jc w:val="start"/>
             </w:pPr>
             <w:r>
               <w:rPr>
@@ -5336,7 +5336,7 @@
           <w:p>
             <w:pPr>
               <w:bidi/>
-              <w:jc w:val="right"/>
+              <w:jc w:val="start"/>
             </w:pPr>
             <w:r>
               <w:rPr>
@@ -5355,7 +5355,7 @@
           <w:p>
             <w:pPr>
               <w:bidi/>
-              <w:jc w:val="right"/>
+              <w:jc w:val="start"/>
             </w:pPr>
             <w:r>
               <w:rPr>
@@ -5374,7 +5374,7 @@
           <w:p>
             <w:pPr>
               <w:bidi/>
-              <w:jc w:val="right"/>
+              <w:jc w:val="start"/>
             </w:pPr>
             <w:r>
               <w:rPr>
@@ -5393,7 +5393,7 @@
           <w:p>
             <w:pPr>
               <w:bidi/>
-              <w:jc w:val="right"/>
+              <w:jc w:val="start"/>
             </w:pPr>
             <w:r>
               <w:rPr>
@@ -5412,7 +5412,7 @@
           <w:p>
             <w:pPr>
               <w:bidi/>
-              <w:jc w:val="right"/>
+              <w:jc w:val="start"/>
             </w:pPr>
             <w:r>
               <w:rPr>
@@ -5432,7 +5432,7 @@
           <w:p>
             <w:pPr>
               <w:bidi/>
-              <w:jc w:val="right"/>
+              <w:jc w:val="start"/>
             </w:pPr>
             <w:r>
               <w:rPr>
@@ -5450,7 +5450,7 @@
           <w:p>
             <w:pPr>
               <w:bidi/>
-              <w:jc w:val="right"/>
+              <w:jc w:val="start"/>
             </w:pPr>
             <w:r>
               <w:rPr>
@@ -5468,7 +5468,7 @@
           <w:p>
             <w:pPr>
               <w:bidi/>
-              <w:jc w:val="right"/>
+              <w:jc w:val="start"/>
             </w:pPr>
             <w:r>
               <w:rPr>
@@ -5486,7 +5486,7 @@
           <w:p>
             <w:pPr>
               <w:bidi/>
-              <w:jc w:val="right"/>
+              <w:jc w:val="start"/>
             </w:pPr>
             <w:r>
               <w:rPr>
@@ -5504,7 +5504,7 @@
           <w:p>
             <w:pPr>
               <w:bidi/>
-              <w:jc w:val="right"/>
+              <w:jc w:val="start"/>
             </w:pPr>
             <w:r>
               <w:rPr>
@@ -5525,7 +5525,7 @@
           <w:p>
             <w:pPr>
               <w:bidi/>
-              <w:jc w:val="right"/>
+              <w:jc w:val="start"/>
             </w:pPr>
             <w:r>
               <w:rPr>
@@ -5544,7 +5544,7 @@
           <w:p>
             <w:pPr>
               <w:bidi/>
-              <w:jc w:val="right"/>
+              <w:jc w:val="start"/>
             </w:pPr>
             <w:r>
               <w:rPr>
@@ -5563,7 +5563,7 @@
           <w:p>
             <w:pPr>
               <w:bidi/>
-              <w:jc w:val="right"/>
+              <w:jc w:val="start"/>
             </w:pPr>
             <w:r>
               <w:rPr>
@@ -5582,7 +5582,7 @@
           <w:p>
             <w:pPr>
               <w:bidi/>
-              <w:jc w:val="right"/>
+              <w:jc w:val="start"/>
             </w:pPr>
             <w:r>
               <w:rPr>
@@ -5601,7 +5601,7 @@
           <w:p>
             <w:pPr>
               <w:bidi/>
-              <w:jc w:val="right"/>
+              <w:jc w:val="start"/>
             </w:pPr>
             <w:r>
               <w:rPr>
@@ -5621,7 +5621,7 @@
           <w:p>
             <w:pPr>
               <w:bidi/>
-              <w:jc w:val="right"/>
+              <w:jc w:val="start"/>
             </w:pPr>
             <w:r>
               <w:rPr>
@@ -5639,7 +5639,7 @@
           <w:p>
             <w:pPr>
               <w:bidi/>
-              <w:jc w:val="right"/>
+              <w:jc w:val="start"/>
             </w:pPr>
             <w:r>
               <w:rPr>
@@ -5657,7 +5657,7 @@
           <w:p>
             <w:pPr>
               <w:bidi/>
-              <w:jc w:val="right"/>
+              <w:jc w:val="start"/>
             </w:pPr>
             <w:r>
               <w:rPr>
@@ -5675,7 +5675,7 @@
           <w:p>
             <w:pPr>
               <w:bidi/>
-              <w:jc w:val="right"/>
+              <w:jc w:val="start"/>
             </w:pPr>
             <w:r>
               <w:rPr>
@@ -5693,7 +5693,7 @@
           <w:p>
             <w:pPr>
               <w:bidi/>
-              <w:jc w:val="right"/>
+              <w:jc w:val="start"/>
             </w:pPr>
             <w:r>
               <w:rPr>
@@ -5714,7 +5714,7 @@
           <w:p>
             <w:pPr>
               <w:bidi/>
-              <w:jc w:val="right"/>
+              <w:jc w:val="start"/>
             </w:pPr>
             <w:r>
               <w:rPr>
@@ -5733,7 +5733,7 @@
           <w:p>
             <w:pPr>
               <w:bidi/>
-              <w:jc w:val="right"/>
+              <w:jc w:val="start"/>
             </w:pPr>
             <w:r>
               <w:rPr>
@@ -5752,7 +5752,7 @@
           <w:p>
             <w:pPr>
               <w:bidi/>
-              <w:jc w:val="right"/>
+              <w:jc w:val="start"/>
             </w:pPr>
             <w:r>
               <w:rPr>
@@ -5771,7 +5771,7 @@
           <w:p>
             <w:pPr>
               <w:bidi/>
-              <w:jc w:val="right"/>
+              <w:jc w:val="start"/>
             </w:pPr>
             <w:r>
               <w:rPr>
@@ -5790,7 +5790,7 @@
           <w:p>
             <w:pPr>
               <w:bidi/>
-              <w:jc w:val="right"/>
+              <w:jc w:val="start"/>
             </w:pPr>
             <w:r>
               <w:rPr>
@@ -5810,7 +5810,7 @@
           <w:p>
             <w:pPr>
               <w:bidi/>
-              <w:jc w:val="right"/>
+              <w:jc w:val="start"/>
             </w:pPr>
             <w:r>
               <w:rPr>
@@ -5828,7 +5828,7 @@
           <w:p>
             <w:pPr>
               <w:bidi/>
-              <w:jc w:val="right"/>
+              <w:jc w:val="start"/>
             </w:pPr>
             <w:r>
               <w:rPr>
@@ -5846,7 +5846,7 @@
           <w:p>
             <w:pPr>
               <w:bidi/>
-              <w:jc w:val="right"/>
+              <w:jc w:val="start"/>
             </w:pPr>
             <w:r>
               <w:rPr>
@@ -5864,7 +5864,7 @@
           <w:p>
             <w:pPr>
               <w:bidi/>
-              <w:jc w:val="right"/>
+              <w:jc w:val="start"/>
             </w:pPr>
             <w:r>
               <w:rPr>
@@ -5882,7 +5882,7 @@
           <w:p>
             <w:pPr>
               <w:bidi/>
-              <w:jc w:val="right"/>
+              <w:jc w:val="start"/>
             </w:pPr>
             <w:r>
               <w:rPr>
@@ -5903,7 +5903,7 @@
           <w:p>
             <w:pPr>
               <w:bidi/>
-              <w:jc w:val="right"/>
+              <w:jc w:val="start"/>
             </w:pPr>
             <w:r>
               <w:rPr>
@@ -5922,7 +5922,7 @@
           <w:p>
             <w:pPr>
               <w:bidi/>
-              <w:jc w:val="right"/>
+              <w:jc w:val="start"/>
             </w:pPr>
             <w:r>
               <w:rPr>
@@ -5941,7 +5941,7 @@
           <w:p>
             <w:pPr>
               <w:bidi/>
-              <w:jc w:val="right"/>
+              <w:jc w:val="start"/>
             </w:pPr>
             <w:r>
               <w:rPr>
@@ -5960,7 +5960,7 @@
           <w:p>
             <w:pPr>
               <w:bidi/>
-              <w:jc w:val="right"/>
+              <w:jc w:val="start"/>
             </w:pPr>
             <w:r>
               <w:rPr>
@@ -5979,7 +5979,7 @@
           <w:p>
             <w:pPr>
               <w:bidi/>
-              <w:jc w:val="right"/>
+              <w:jc w:val="start"/>
             </w:pPr>
             <w:r>
               <w:rPr>
@@ -5999,7 +5999,7 @@
           <w:p>
             <w:pPr>
               <w:bidi/>
-              <w:jc w:val="right"/>
+              <w:jc w:val="start"/>
             </w:pPr>
             <w:r>
               <w:rPr>
@@ -6017,7 +6017,7 @@
           <w:p>
             <w:pPr>
               <w:bidi/>
-              <w:jc w:val="right"/>
+              <w:jc w:val="start"/>
             </w:pPr>
             <w:r>
               <w:rPr>
@@ -6035,7 +6035,7 @@
           <w:p>
             <w:pPr>
               <w:bidi/>
-              <w:jc w:val="right"/>
+              <w:jc w:val="start"/>
             </w:pPr>
             <w:r>
               <w:rPr>
@@ -6053,7 +6053,7 @@
           <w:p>
             <w:pPr>
               <w:bidi/>
-              <w:jc w:val="right"/>
+              <w:jc w:val="start"/>
             </w:pPr>
             <w:r>
               <w:rPr>
@@ -6071,7 +6071,7 @@
           <w:p>
             <w:pPr>
               <w:bidi/>
-              <w:jc w:val="right"/>
+              <w:jc w:val="start"/>
             </w:pPr>
             <w:r>
               <w:rPr>
@@ -6092,7 +6092,7 @@
           <w:p>
             <w:pPr>
               <w:bidi/>
-              <w:jc w:val="right"/>
+              <w:jc w:val="start"/>
             </w:pPr>
             <w:r>
               <w:rPr>
@@ -6111,7 +6111,7 @@
           <w:p>
             <w:pPr>
               <w:bidi/>
-              <w:jc w:val="right"/>
+              <w:jc w:val="start"/>
             </w:pPr>
             <w:r>
               <w:rPr>
@@ -6130,7 +6130,7 @@
           <w:p>
             <w:pPr>
               <w:bidi/>
-              <w:jc w:val="right"/>
+              <w:jc w:val="start"/>
             </w:pPr>
             <w:r>
               <w:rPr>
@@ -6149,7 +6149,7 @@
           <w:p>
             <w:pPr>
               <w:bidi/>
-              <w:jc w:val="right"/>
+              <w:jc w:val="start"/>
             </w:pPr>
             <w:r>
               <w:rPr>
@@ -6168,7 +6168,7 @@
           <w:p>
             <w:pPr>
               <w:bidi/>
-              <w:jc w:val="right"/>
+              <w:jc w:val="start"/>
             </w:pPr>
             <w:r>
               <w:rPr>
@@ -6188,7 +6188,7 @@
           <w:p>
             <w:pPr>
               <w:bidi/>
-              <w:jc w:val="right"/>
+              <w:jc w:val="start"/>
             </w:pPr>
             <w:r>
               <w:rPr>
@@ -6206,7 +6206,7 @@
           <w:p>
             <w:pPr>
               <w:bidi/>
-              <w:jc w:val="right"/>
+              <w:jc w:val="start"/>
             </w:pPr>
             <w:r>
               <w:rPr>
@@ -6224,7 +6224,7 @@
           <w:p>
             <w:pPr>
               <w:bidi/>
-              <w:jc w:val="right"/>
+              <w:jc w:val="start"/>
             </w:pPr>
             <w:r>
               <w:rPr>
@@ -6242,7 +6242,7 @@
           <w:p>
             <w:pPr>
               <w:bidi/>
-              <w:jc w:val="right"/>
+              <w:jc w:val="start"/>
             </w:pPr>
             <w:r>
               <w:rPr>
@@ -6260,7 +6260,7 @@
           <w:p>
             <w:pPr>
               <w:bidi/>
-              <w:jc w:val="right"/>
+              <w:jc w:val="start"/>
             </w:pPr>
             <w:r>
               <w:rPr>
@@ -6292,7 +6292,7 @@
     <w:pPr>
       <w:pStyle w:val="Footer"/>
       <w:bidi/>
-      <w:jc w:val="right"/>
+      <w:jc w:val="start"/>
     </w:pPr>
     <w:r>
       <w:rPr>
@@ -6320,7 +6320,7 @@
     <w:pPr>
       <w:pStyle w:val="Header"/>
       <w:bidi/>
-      <w:jc w:val="right"/>
+      <w:jc w:val="start"/>
     </w:pPr>
     <w:r>
       <w:rPr>
@@ -6698,7 +6698,7 @@
     <w:rsid w:val="00FC693F"/>
     <w:pPr>
       <w:bidi/>
-      <w:jc w:val="right"/>
+      <w:jc w:val="start"/>
     </w:pPr>
     <w:rPr>
       <w:rFonts w:ascii="Arial" w:hAnsi="Arial" w:cs="Arial"/>
@@ -6719,7 +6719,7 @@
       </w:tabs>
       <w:spacing w:after="0" w:line="240" w:lineRule="auto"/>
       <w:bidi/>
-      <w:jc w:val="right"/>
+      <w:jc w:val="start"/>
     </w:pPr>
     <w:rPr>
       <w:rFonts w:ascii="Arial" w:hAnsi="Arial" w:cs="Arial"/>
@@ -6747,7 +6747,7 @@
       </w:tabs>
       <w:spacing w:after="0" w:line="240" w:lineRule="auto"/>
       <w:bidi/>
-      <w:jc w:val="right"/>
+      <w:jc w:val="start"/>
     </w:pPr>
     <w:rPr>
       <w:rFonts w:ascii="Arial" w:hAnsi="Arial" w:cs="Arial"/>
@@ -6775,7 +6775,7 @@
       <w:spacing w:before="480" w:after="0"/>
       <w:outlineLvl w:val="0"/>
       <w:bidi/>
-      <w:jc w:val="right"/>
+      <w:jc w:val="start"/>
     </w:pPr>
     <w:rPr>
       <w:rFonts w:asciiTheme="majorHAnsi" w:eastAsiaTheme="majorEastAsia" w:hAnsiTheme="majorHAnsi" w:cstheme="majorBidi" w:ascii="Arial" w:hAnsi="Arial" w:cs="Arial"/>
@@ -6802,7 +6802,7 @@
       <w:spacing w:before="200" w:after="0"/>
       <w:outlineLvl w:val="1"/>
       <w:bidi/>
-      <w:jc w:val="right"/>
+      <w:jc w:val="start"/>
     </w:pPr>
     <w:rPr>
       <w:rFonts w:asciiTheme="majorHAnsi" w:eastAsiaTheme="majorEastAsia" w:hAnsiTheme="majorHAnsi" w:cstheme="majorBidi" w:ascii="Arial" w:hAnsi="Arial" w:cs="Arial"/>
@@ -6829,7 +6829,7 @@
       <w:spacing w:before="200" w:after="0"/>
       <w:outlineLvl w:val="2"/>
       <w:bidi/>
-      <w:jc w:val="right"/>
+      <w:jc w:val="start"/>
     </w:pPr>
     <w:rPr>
       <w:rFonts w:asciiTheme="majorHAnsi" w:eastAsiaTheme="majorEastAsia" w:hAnsiTheme="majorHAnsi" w:cstheme="majorBidi" w:ascii="Arial" w:hAnsi="Arial" w:cs="Arial"/>
@@ -6855,7 +6855,7 @@
       <w:spacing w:before="200" w:after="0"/>
       <w:outlineLvl w:val="3"/>
       <w:bidi/>
-      <w:jc w:val="right"/>
+      <w:jc w:val="start"/>
     </w:pPr>
     <w:rPr>
       <w:rFonts w:asciiTheme="majorHAnsi" w:eastAsiaTheme="majorEastAsia" w:hAnsiTheme="majorHAnsi" w:cstheme="majorBidi" w:ascii="Arial" w:hAnsi="Arial" w:cs="Arial"/>
@@ -6883,7 +6883,7 @@
       <w:spacing w:before="200" w:after="0"/>
       <w:outlineLvl w:val="4"/>
       <w:bidi/>
-      <w:jc w:val="right"/>
+      <w:jc w:val="start"/>
     </w:pPr>
     <w:rPr>
       <w:rFonts w:asciiTheme="majorHAnsi" w:eastAsiaTheme="majorEastAsia" w:hAnsiTheme="majorHAnsi" w:cstheme="majorBidi" w:ascii="Arial" w:hAnsi="Arial" w:cs="Arial"/>
@@ -6907,7 +6907,7 @@
       <w:spacing w:before="200" w:after="0"/>
       <w:outlineLvl w:val="5"/>
       <w:bidi/>
-      <w:jc w:val="right"/>
+      <w:jc w:val="start"/>
     </w:pPr>
     <w:rPr>
       <w:rFonts w:asciiTheme="majorHAnsi" w:eastAsiaTheme="majorEastAsia" w:hAnsiTheme="majorHAnsi" w:cstheme="majorBidi" w:ascii="Arial" w:hAnsi="Arial" w:cs="Arial"/>
@@ -6933,7 +6933,7 @@
       <w:spacing w:before="200" w:after="0"/>
       <w:outlineLvl w:val="6"/>
       <w:bidi/>
-      <w:jc w:val="right"/>
+      <w:jc w:val="start"/>
     </w:pPr>
     <w:rPr>
       <w:rFonts w:asciiTheme="majorHAnsi" w:eastAsiaTheme="majorEastAsia" w:hAnsiTheme="majorHAnsi" w:cstheme="majorBidi" w:ascii="Arial" w:hAnsi="Arial" w:cs="Arial"/>
@@ -6959,7 +6959,7 @@
       <w:spacing w:before="200" w:after="0"/>
       <w:outlineLvl w:val="7"/>
       <w:bidi/>
-      <w:jc w:val="right"/>
+      <w:jc w:val="start"/>
     </w:pPr>
     <w:rPr>
       <w:rFonts w:asciiTheme="majorHAnsi" w:eastAsiaTheme="majorEastAsia" w:hAnsiTheme="majorHAnsi" w:cstheme="majorBidi" w:ascii="Arial" w:hAnsi="Arial" w:cs="Arial"/>
@@ -6985,7 +6985,7 @@
       <w:spacing w:before="200" w:after="0"/>
       <w:outlineLvl w:val="8"/>
       <w:bidi/>
-      <w:jc w:val="right"/>
+      <w:jc w:val="start"/>
     </w:pPr>
     <w:rPr>
       <w:rFonts w:asciiTheme="majorHAnsi" w:eastAsiaTheme="majorEastAsia" w:hAnsiTheme="majorHAnsi" w:cstheme="majorBidi" w:ascii="Arial" w:hAnsi="Arial" w:cs="Arial"/>
@@ -7032,7 +7032,7 @@
     <w:pPr>
       <w:spacing w:after="0" w:line="240" w:lineRule="auto"/>
       <w:bidi/>
-      <w:jc w:val="right"/>
+      <w:jc w:val="start"/>
     </w:pPr>
     <w:rPr>
       <w:rFonts w:ascii="Arial" w:hAnsi="Arial" w:cs="Arial"/>
@@ -7097,7 +7097,7 @@
       <w:spacing w:after="300" w:line="240" w:lineRule="auto"/>
       <w:contextualSpacing/>
       <w:bidi/>
-      <w:jc w:val="right"/>
+      <w:jc w:val="start"/>
     </w:pPr>
     <w:rPr>
       <w:rFonts w:asciiTheme="majorHAnsi" w:eastAsiaTheme="majorEastAsia" w:hAnsiTheme="majorHAnsi" w:cstheme="majorBidi" w:ascii="Arial" w:hAnsi="Arial" w:cs="Arial"/>
@@ -7137,7 +7137,7 @@
         <w:ilvl w:val="1"/>
       </w:numPr>
       <w:bidi/>
-      <w:jc w:val="right"/>
+      <w:jc w:val="start"/>
     </w:pPr>
     <w:rPr>
       <w:rFonts w:asciiTheme="majorHAnsi" w:eastAsiaTheme="majorEastAsia" w:hAnsiTheme="majorHAnsi" w:cstheme="majorBidi" w:ascii="Arial" w:hAnsi="Arial" w:cs="Arial"/>
@@ -7176,7 +7176,7 @@
       <w:ind w:left="720"/>
       <w:contextualSpacing/>
       <w:bidi/>
-      <w:jc w:val="right"/>
+      <w:jc w:val="start"/>
     </w:pPr>
     <w:rPr>
       <w:rFonts w:ascii="Arial" w:hAnsi="Arial" w:cs="Arial"/>
@@ -7193,7 +7193,7 @@
     <w:pPr>
       <w:spacing w:after="120"/>
       <w:bidi/>
-      <w:jc w:val="right"/>
+      <w:jc w:val="start"/>
     </w:pPr>
     <w:rPr>
       <w:rFonts w:ascii="Arial" w:hAnsi="Arial" w:cs="Arial"/>
@@ -7217,7 +7217,7 @@
     <w:pPr>
       <w:spacing w:after="120" w:line="480" w:lineRule="auto"/>
       <w:bidi/>
-      <w:jc w:val="right"/>
+      <w:jc w:val="start"/>
     </w:pPr>
     <w:rPr>
       <w:rFonts w:ascii="Arial" w:hAnsi="Arial" w:cs="Arial"/>
@@ -7241,7 +7241,7 @@
     <w:pPr>
       <w:spacing w:after="120"/>
       <w:bidi/>
-      <w:jc w:val="right"/>
+      <w:jc w:val="start"/>
     </w:pPr>
     <w:rPr>
       <w:rFonts w:ascii="Arial" w:hAnsi="Arial" w:cs="Arial"/>
@@ -7271,7 +7271,7 @@
       <w:ind w:left="360" w:hanging="360"/>
       <w:contextualSpacing/>
       <w:bidi/>
-      <w:jc w:val="right"/>
+      <w:jc w:val="start"/>
     </w:pPr>
     <w:rPr>
       <w:rFonts w:ascii="Arial" w:hAnsi="Arial" w:cs="Arial"/>
@@ -7288,7 +7288,7 @@
       <w:ind w:left="720" w:hanging="360"/>
       <w:contextualSpacing/>
       <w:bidi/>
-      <w:jc w:val="right"/>
+      <w:jc w:val="start"/>
     </w:pPr>
     <w:rPr>
       <w:rFonts w:ascii="Arial" w:hAnsi="Arial" w:cs="Arial"/>
@@ -7305,7 +7305,7 @@
       <w:ind w:left="1080" w:hanging="360"/>
       <w:contextualSpacing/>
       <w:bidi/>
-      <w:jc w:val="right"/>
+      <w:jc w:val="start"/>
     </w:pPr>
     <w:rPr>
       <w:rFonts w:ascii="Arial" w:hAnsi="Arial" w:cs="Arial"/>
@@ -7324,7 +7324,7 @@
       </w:numPr>
       <w:contextualSpacing/>
       <w:bidi/>
-      <w:jc w:val="right"/>
+      <w:jc w:val="start"/>
     </w:pPr>
     <w:rPr>
       <w:rFonts w:ascii="Arial" w:hAnsi="Arial" w:cs="Arial"/>
@@ -7343,7 +7343,7 @@
       </w:numPr>
       <w:contextualSpacing/>
       <w:bidi/>
-      <w:jc w:val="right"/>
+      <w:jc w:val="start"/>
     </w:pPr>
     <w:rPr>
       <w:rFonts w:ascii="Arial" w:hAnsi="Arial" w:cs="Arial"/>
@@ -7362,7 +7362,7 @@
       </w:numPr>
       <w:contextualSpacing/>
       <w:bidi/>
-      <w:jc w:val="right"/>
+      <w:jc w:val="start"/>
     </w:pPr>
     <w:rPr>
       <w:rFonts w:ascii="Arial" w:hAnsi="Arial" w:cs="Arial"/>
@@ -7381,7 +7381,7 @@
       </w:numPr>
       <w:contextualSpacing/>
       <w:bidi/>
-      <w:jc w:val="right"/>
+      <w:jc w:val="start"/>
     </w:pPr>
     <w:rPr>
       <w:rFonts w:ascii="Arial" w:hAnsi="Arial" w:cs="Arial"/>
@@ -7400,7 +7400,7 @@
       </w:numPr>
       <w:contextualSpacing/>
       <w:bidi/>
-      <w:jc w:val="right"/>
+      <w:jc w:val="start"/>
     </w:pPr>
     <w:rPr>
       <w:rFonts w:ascii="Arial" w:hAnsi="Arial" w:cs="Arial"/>
@@ -7419,7 +7419,7 @@
       </w:numPr>
       <w:contextualSpacing/>
       <w:bidi/>
-      <w:jc w:val="right"/>
+      <w:jc w:val="start"/>
     </w:pPr>
     <w:rPr>
       <w:rFonts w:ascii="Arial" w:hAnsi="Arial" w:cs="Arial"/>
@@ -7437,7 +7437,7 @@
       <w:ind w:left="360"/>
       <w:contextualSpacing/>
       <w:bidi/>
-      <w:jc w:val="right"/>
+      <w:jc w:val="start"/>
     </w:pPr>
     <w:rPr>
       <w:rFonts w:ascii="Arial" w:hAnsi="Arial" w:cs="Arial"/>
@@ -7455,7 +7455,7 @@
       <w:ind w:left="720"/>
       <w:contextualSpacing/>
       <w:bidi/>
-      <w:jc w:val="right"/>
+      <w:jc w:val="start"/>
     </w:pPr>
     <w:rPr>
       <w:rFonts w:ascii="Arial" w:hAnsi="Arial" w:cs="Arial"/>
@@ -7473,7 +7473,7 @@
       <w:ind w:left="1080"/>
       <w:contextualSpacing/>
       <w:bidi/>
-      <w:jc w:val="right"/>
+      <w:jc w:val="start"/>
     </w:pPr>
     <w:rPr>
       <w:rFonts w:ascii="Arial" w:hAnsi="Arial" w:cs="Arial"/>
@@ -7497,7 +7497,7 @@
         <w:tab w:val="left" w:pos="4032"/>
       </w:tabs>
       <w:bidi/>
-      <w:jc w:val="right"/>
+      <w:jc w:val="start"/>
     </w:pPr>
     <w:rPr>
       <w:rFonts w:ascii="Arial" w:hAnsi="Arial" w:cs="Arial"/>
@@ -7528,7 +7528,7 @@
     <w:rsid w:val="00FC693F"/>
     <w:pPr>
       <w:bidi/>
-      <w:jc w:val="right"/>
+      <w:jc w:val="start"/>
     </w:pPr>
     <w:rPr>
       <w:rFonts w:ascii="Arial" w:hAnsi="Arial" w:cs="Arial"/>
@@ -7648,7 +7648,7 @@
     <w:pPr>
       <w:spacing w:line="240" w:lineRule="auto"/>
       <w:bidi/>
-      <w:jc w:val="right"/>
+      <w:jc w:val="start"/>
     </w:pPr>
     <w:rPr>
       <w:rFonts w:ascii="Arial" w:hAnsi="Arial" w:cs="Arial"/>
@@ -7697,7 +7697,7 @@
       <w:spacing w:before="200" w:after="280"/>
       <w:ind w:left="936" w:right="936"/>
       <w:bidi/>
-      <w:jc w:val="right"/>
+      <w:jc w:val="start"/>
     </w:pPr>
     <w:rPr>
       <w:rFonts w:ascii="Arial" w:hAnsi="Arial" w:cs="Arial"/>
@@ -7801,7 +7801,7 @@
     <w:pPr>
       <w:outlineLvl w:val="9"/>
       <w:bidi/>
-      <w:jc w:val="right"/>
+      <w:jc w:val="start"/>
     </w:pPr>
     <w:rPr>
       <w:rFonts w:ascii="Arial" w:hAnsi="Arial" w:cs="Arial"/>

--- a/samples/research_report_latest.docx
+++ b/samples/research_report_latest.docx
@@ -3,42 +3,77 @@
 <w:document xmlns:wpc="http://schemas.microsoft.com/office/word/2010/wordprocessingCanvas" xmlns:mo="http://schemas.microsoft.com/office/mac/office/2008/main" xmlns:mc="http://schemas.openxmlformats.org/markup-compatibility/2006" xmlns:mv="urn:schemas-microsoft-com:mac:vml" xmlns:o="urn:schemas-microsoft-com:office:office" xmlns:r="http://schemas.openxmlformats.org/officeDocument/2006/relationships" xmlns:m="http://schemas.openxmlformats.org/officeDocument/2006/math" xmlns:v="urn:schemas-microsoft-com:vml" xmlns:wp14="http://schemas.microsoft.com/office/word/2010/wordprocessingDrawing" xmlns:wp="http://schemas.openxmlformats.org/drawingml/2006/wordprocessingDrawing" xmlns:w10="urn:schemas-microsoft-com:office:word" xmlns:w="http://schemas.openxmlformats.org/wordprocessingml/2006/main" xmlns:w14="http://schemas.microsoft.com/office/word/2010/wordml" xmlns:wpg="http://schemas.microsoft.com/office/word/2010/wordprocessingGroup" xmlns:wpi="http://schemas.microsoft.com/office/word/2010/wordprocessingInk" xmlns:wne="http://schemas.microsoft.com/office/word/2006/wordml" xmlns:wps="http://schemas.microsoft.com/office/word/2010/wordprocessingShape" mc:Ignorable="w14 wp14">
   <w:body>
     <w:p>
+      <w:pPr>
+        <w:bidi/>
+        <w:jc w:val="start"/>
+      </w:pPr>
       <w:r>
         <w:rPr>
+          <w:rFonts w:ascii="Arial" w:hAnsi="Arial" w:cs="Arial"/>
           <w:b/>
           <w:color w:val="1B3B6F"/>
+          <w:sz w:val="56"/>
+          <w:rtl/>
+          <w:szCs w:val="56"/>
         </w:rPr>
-        <w:t>[شعار سِلك]</w:t>
+        <w:t>سِلك</w:t>
       </w:r>
     </w:p>
     <w:p>
       <w:pPr>
         <w:pStyle w:val="Title"/>
+        <w:bidi/>
+        <w:jc w:val="start"/>
       </w:pPr>
       <w:r>
+        <w:rPr>
+          <w:rFonts w:ascii="Arial" w:hAnsi="Arial" w:cs="Arial"/>
+          <w:rtl/>
+        </w:rPr>
         <w:t>سِلك — تقرير بحث عميق: تمور</w:t>
       </w:r>
     </w:p>
     <w:p>
       <w:pPr>
         <w:pStyle w:val="IntenseQuote"/>
+        <w:bidi/>
+        <w:jc w:val="start"/>
       </w:pPr>
       <w:r>
+        <w:rPr>
+          <w:rFonts w:ascii="Arial" w:hAnsi="Arial" w:cs="Arial"/>
+          <w:rtl/>
+        </w:rPr>
         <w:t>أُعد بواسطة منصة سِلك لذكاء الأسواق</w:t>
       </w:r>
     </w:p>
     <w:p>
+      <w:pPr>
+        <w:bidi/>
+        <w:jc w:val="start"/>
+      </w:pPr>
       <w:r>
+        <w:rPr>
+          <w:rFonts w:ascii="Arial" w:hAnsi="Arial" w:cs="Arial"/>
+          <w:rtl/>
+        </w:rPr>
         <w:t>⚠ TEST RUN — تشغيل برهاني ببدائل موسومة، ليس تقريراً إنتاجياً</w:t>
       </w:r>
     </w:p>
     <w:p>
+      <w:pPr>
+        <w:bidi/>
+        <w:jc w:val="start"/>
+      </w:pPr>
       <w:r>
         <w:rPr>
+          <w:rFonts w:ascii="Arial" w:hAnsi="Arial" w:cs="Arial"/>
           <w:b/>
           <w:color w:val="000000"/>
           <w:sz w:val="32"/>
           <w:highlight w:val="yellow"/>
+          <w:rtl/>
+          <w:szCs w:val="32"/>
         </w:rPr>
         <w:t xml:space="preserve">  مراقبة السوق  </w:t>
       </w:r>
@@ -47,7 +82,9 @@
       <w:tblPr>
         <w:tblStyle w:val="TableGrid"/>
         <w:tblW w:type="auto" w:w="0"/>
+        <w:tblLayout w:type="fixed"/>
         <w:tblLook w:firstColumn="1" w:firstRow="1" w:lastColumn="0" w:lastRow="0" w:noHBand="0" w:noVBand="1" w:val="04A0"/>
+        <w:bidiVisual/>
       </w:tblPr>
       <w:tblGrid>
         <w:gridCol w:w="4320"/>
@@ -56,14 +93,20 @@
       <w:tr>
         <w:tc>
           <w:tcPr>
-            <w:tcW w:type="dxa" w:w="4320"/>
+            <w:tcW w:type="dxa" w:w="4680"/>
             <w:shd w:val="clear" w:fill="1B3B6F"/>
           </w:tcPr>
           <w:p>
+            <w:pPr>
+              <w:bidi/>
+              <w:jc w:val="start"/>
+            </w:pPr>
             <w:r>
               <w:rPr>
+                <w:rFonts w:ascii="Arial" w:hAnsi="Arial" w:cs="Arial"/>
                 <w:b/>
                 <w:color w:val="FFFFFF"/>
+                <w:rtl/>
               </w:rPr>
               <w:t>البند</w:t>
             </w:r>
@@ -71,14 +114,20 @@
         </w:tc>
         <w:tc>
           <w:tcPr>
-            <w:tcW w:type="dxa" w:w="4320"/>
+            <w:tcW w:type="dxa" w:w="4680"/>
             <w:shd w:val="clear" w:fill="1B3B6F"/>
           </w:tcPr>
           <w:p>
+            <w:pPr>
+              <w:bidi/>
+              <w:jc w:val="start"/>
+            </w:pPr>
             <w:r>
               <w:rPr>
+                <w:rFonts w:ascii="Arial" w:hAnsi="Arial" w:cs="Arial"/>
                 <w:b/>
                 <w:color w:val="FFFFFF"/>
+                <w:rtl/>
               </w:rPr>
               <w:t>القيمة</w:t>
             </w:r>
@@ -88,20 +137,36 @@
       <w:tr>
         <w:tc>
           <w:tcPr>
-            <w:tcW w:type="dxa" w:w="4320"/>
+            <w:tcW w:type="dxa" w:w="4680"/>
           </w:tcPr>
           <w:p>
+            <w:pPr>
+              <w:bidi/>
+              <w:jc w:val="start"/>
+            </w:pPr>
             <w:r>
+              <w:rPr>
+                <w:rFonts w:ascii="Arial" w:hAnsi="Arial" w:cs="Arial"/>
+                <w:rtl/>
+              </w:rPr>
               <w:t>المنتج</w:t>
             </w:r>
           </w:p>
         </w:tc>
         <w:tc>
           <w:tcPr>
-            <w:tcW w:type="dxa" w:w="4320"/>
+            <w:tcW w:type="dxa" w:w="4680"/>
           </w:tcPr>
           <w:p>
+            <w:pPr>
+              <w:bidi/>
+              <w:jc w:val="start"/>
+            </w:pPr>
             <w:r>
+              <w:rPr>
+                <w:rFonts w:ascii="Arial" w:hAnsi="Arial" w:cs="Arial"/>
+                <w:rtl/>
+              </w:rPr>
               <w:t>تمور</w:t>
             </w:r>
           </w:p>
@@ -110,22 +175,38 @@
       <w:tr>
         <w:tc>
           <w:tcPr>
-            <w:tcW w:type="dxa" w:w="4320"/>
+            <w:tcW w:type="dxa" w:w="4680"/>
             <w:shd w:val="clear" w:fill="F2F2F2"/>
           </w:tcPr>
           <w:p>
+            <w:pPr>
+              <w:bidi/>
+              <w:jc w:val="start"/>
+            </w:pPr>
             <w:r>
+              <w:rPr>
+                <w:rFonts w:ascii="Arial" w:hAnsi="Arial" w:cs="Arial"/>
+                <w:rtl/>
+              </w:rPr>
               <w:t>رمز HS</w:t>
             </w:r>
           </w:p>
         </w:tc>
         <w:tc>
           <w:tcPr>
-            <w:tcW w:type="dxa" w:w="4320"/>
+            <w:tcW w:type="dxa" w:w="4680"/>
             <w:shd w:val="clear" w:fill="F2F2F2"/>
           </w:tcPr>
           <w:p>
+            <w:pPr>
+              <w:bidi/>
+              <w:jc w:val="start"/>
+            </w:pPr>
             <w:r>
+              <w:rPr>
+                <w:rFonts w:ascii="Arial" w:hAnsi="Arial" w:cs="Arial"/>
+                <w:rtl/>
+              </w:rPr>
               <w:t>080410</w:t>
             </w:r>
           </w:p>
@@ -134,20 +215,36 @@
       <w:tr>
         <w:tc>
           <w:tcPr>
-            <w:tcW w:type="dxa" w:w="4320"/>
+            <w:tcW w:type="dxa" w:w="4680"/>
           </w:tcPr>
           <w:p>
+            <w:pPr>
+              <w:bidi/>
+              <w:jc w:val="start"/>
+            </w:pPr>
             <w:r>
+              <w:rPr>
+                <w:rFonts w:ascii="Arial" w:hAnsi="Arial" w:cs="Arial"/>
+                <w:rtl/>
+              </w:rPr>
               <w:t>المنشأ</w:t>
             </w:r>
           </w:p>
         </w:tc>
         <w:tc>
           <w:tcPr>
-            <w:tcW w:type="dxa" w:w="4320"/>
+            <w:tcW w:type="dxa" w:w="4680"/>
           </w:tcPr>
           <w:p>
+            <w:pPr>
+              <w:bidi/>
+              <w:jc w:val="start"/>
+            </w:pPr>
             <w:r>
+              <w:rPr>
+                <w:rFonts w:ascii="Arial" w:hAnsi="Arial" w:cs="Arial"/>
+                <w:rtl/>
+              </w:rPr>
               <w:t>المملكة العربية السعودية</w:t>
             </w:r>
           </w:p>
@@ -156,22 +253,38 @@
       <w:tr>
         <w:tc>
           <w:tcPr>
-            <w:tcW w:type="dxa" w:w="4320"/>
+            <w:tcW w:type="dxa" w:w="4680"/>
             <w:shd w:val="clear" w:fill="F2F2F2"/>
           </w:tcPr>
           <w:p>
+            <w:pPr>
+              <w:bidi/>
+              <w:jc w:val="start"/>
+            </w:pPr>
             <w:r>
+              <w:rPr>
+                <w:rFonts w:ascii="Arial" w:hAnsi="Arial" w:cs="Arial"/>
+                <w:rtl/>
+              </w:rPr>
               <w:t>السوق المستهدف</w:t>
             </w:r>
           </w:p>
         </w:tc>
         <w:tc>
           <w:tcPr>
-            <w:tcW w:type="dxa" w:w="4320"/>
+            <w:tcW w:type="dxa" w:w="4680"/>
             <w:shd w:val="clear" w:fill="F2F2F2"/>
           </w:tcPr>
           <w:p>
+            <w:pPr>
+              <w:bidi/>
+              <w:jc w:val="start"/>
+            </w:pPr>
             <w:r>
+              <w:rPr>
+                <w:rFonts w:ascii="Arial" w:hAnsi="Arial" w:cs="Arial"/>
+                <w:rtl/>
+              </w:rPr>
               <w:t>إسبانيا</w:t>
             </w:r>
           </w:p>
@@ -180,20 +293,36 @@
       <w:tr>
         <w:tc>
           <w:tcPr>
-            <w:tcW w:type="dxa" w:w="4320"/>
+            <w:tcW w:type="dxa" w:w="4680"/>
           </w:tcPr>
           <w:p>
+            <w:pPr>
+              <w:bidi/>
+              <w:jc w:val="start"/>
+            </w:pPr>
             <w:r>
+              <w:rPr>
+                <w:rFonts w:ascii="Arial" w:hAnsi="Arial" w:cs="Arial"/>
+                <w:rtl/>
+              </w:rPr>
               <w:t>تاريخ الإعداد</w:t>
             </w:r>
           </w:p>
         </w:tc>
         <w:tc>
           <w:tcPr>
-            <w:tcW w:type="dxa" w:w="4320"/>
+            <w:tcW w:type="dxa" w:w="4680"/>
           </w:tcPr>
           <w:p>
+            <w:pPr>
+              <w:bidi/>
+              <w:jc w:val="start"/>
+            </w:pPr>
             <w:r>
+              <w:rPr>
+                <w:rFonts w:ascii="Arial" w:hAnsi="Arial" w:cs="Arial"/>
+                <w:rtl/>
+              </w:rPr>
               <w:t>2026-07-16</w:t>
             </w:r>
           </w:p>
@@ -203,85 +332,187 @@
     <w:p>
       <w:pPr>
         <w:pStyle w:val="Heading1"/>
+        <w:bidi/>
+        <w:jc w:val="start"/>
       </w:pPr>
       <w:r>
+        <w:rPr>
+          <w:rFonts w:ascii="Arial" w:hAnsi="Arial" w:cs="Arial"/>
+          <w:rtl/>
+        </w:rPr>
         <w:t>المحتويات</w:t>
       </w:r>
     </w:p>
     <w:p>
+      <w:pPr>
+        <w:bidi/>
+        <w:jc w:val="start"/>
+      </w:pPr>
       <w:r>
+        <w:rPr>
+          <w:rFonts w:ascii="Arial" w:hAnsi="Arial" w:cs="Arial"/>
+          <w:rtl/>
+        </w:rPr>
         <w:t>1. الخلاصة التنفيذية</w:t>
       </w:r>
     </w:p>
     <w:p>
+      <w:pPr>
+        <w:bidi/>
+        <w:jc w:val="start"/>
+      </w:pPr>
       <w:r>
+        <w:rPr>
+          <w:rFonts w:ascii="Arial" w:hAnsi="Arial" w:cs="Arial"/>
+          <w:rtl/>
+        </w:rPr>
         <w:t>2. ملخّص مصادر البحث</w:t>
       </w:r>
     </w:p>
     <w:p>
+      <w:pPr>
+        <w:bidi/>
+        <w:jc w:val="start"/>
+      </w:pPr>
       <w:r>
+        <w:rPr>
+          <w:rFonts w:ascii="Arial" w:hAnsi="Arial" w:cs="Arial"/>
+          <w:rtl/>
+        </w:rPr>
         <w:t>3. التقرير الكامل (كاتب التقرير، مراجَع)</w:t>
       </w:r>
     </w:p>
     <w:p>
+      <w:pPr>
+        <w:bidi/>
+        <w:jc w:val="start"/>
+      </w:pPr>
       <w:r>
+        <w:rPr>
+          <w:rFonts w:ascii="Arial" w:hAnsi="Arial" w:cs="Arial"/>
+          <w:rtl/>
+        </w:rPr>
         <w:t>4. ملحق — الأدلة الرقمية الداعمة للتقاطعات الخمسة</w:t>
       </w:r>
     </w:p>
     <w:p>
+      <w:pPr>
+        <w:bidi/>
+        <w:jc w:val="start"/>
+      </w:pPr>
       <w:r>
+        <w:rPr>
+          <w:rFonts w:ascii="Arial" w:hAnsi="Arial" w:cs="Arial"/>
+          <w:rtl/>
+        </w:rPr>
         <w:t>5. حدود هذا التقرير</w:t>
       </w:r>
     </w:p>
     <w:p>
       <w:pPr>
         <w:pStyle w:val="Heading1"/>
+        <w:bidi/>
+        <w:jc w:val="start"/>
       </w:pPr>
       <w:r>
+        <w:rPr>
+          <w:rFonts w:ascii="Arial" w:hAnsi="Arial" w:cs="Arial"/>
+          <w:rtl/>
+        </w:rPr>
         <w:t>١. الخلاصة التنفيذية</w:t>
       </w:r>
     </w:p>
     <w:p>
+      <w:pPr>
+        <w:bidi/>
+        <w:jc w:val="start"/>
+      </w:pPr>
       <w:r>
+        <w:rPr>
+          <w:rFonts w:ascii="Arial" w:hAnsi="Arial" w:cs="Arial"/>
+          <w:rtl/>
+        </w:rPr>
         <w:t>الحكم: مراقبة السوق</w:t>
       </w:r>
     </w:p>
     <w:p>
+      <w:pPr>
+        <w:bidi/>
+        <w:jc w:val="start"/>
+      </w:pPr>
       <w:r>
+        <w:rPr>
+          <w:rFonts w:ascii="Arial" w:hAnsi="Arial" w:cs="Arial"/>
+          <w:rtl/>
+        </w:rPr>
         <w:t>الأدلة تدعم دخولاً مشروطاً بتأمين الأهلية التنظيمية أولاً — تجزّؤ سوق المورّدين (HHI معتدل) والفجوة السعرية كافيان، والمخاطرة الرئيسية إجرائية لا سوقية.</w:t>
       </w:r>
     </w:p>
     <w:p>
+      <w:pPr>
+        <w:bidi/>
+        <w:jc w:val="start"/>
+      </w:pPr>
       <w:r>
+        <w:rPr>
+          <w:rFonts w:ascii="Arial" w:hAnsi="Arial" w:cs="Arial"/>
+          <w:rtl/>
+        </w:rPr>
         <w:t>مبني على 12/12 بعثة بحث نجحت في جمع نتائج مبنية على استشهاد، إضافة إلى المحلل الشامل وكاتب التقرير (راجع «حدود هذا التقرير» أدناه لكل فجوة معلنة).</w:t>
       </w:r>
     </w:p>
     <w:p>
       <w:pPr>
         <w:pStyle w:val="Heading1"/>
+        <w:bidi/>
+        <w:jc w:val="start"/>
       </w:pPr>
       <w:r>
+        <w:rPr>
+          <w:rFonts w:ascii="Arial" w:hAnsi="Arial" w:cs="Arial"/>
+          <w:rtl/>
+        </w:rPr>
         <w:t>قسم البحث العميق — التقاطعات الخمسة والمحلل الشامل</w:t>
       </w:r>
     </w:p>
     <w:p>
+      <w:pPr>
+        <w:bidi/>
+        <w:jc w:val="start"/>
+      </w:pPr>
       <w:r>
+        <w:rPr>
+          <w:rFonts w:ascii="Arial" w:hAnsi="Arial" w:cs="Arial"/>
+          <w:rtl/>
+        </w:rPr>
         <w:t>السوق: إسبانيا (ESP) — الحكم: مراقبة السوق</w:t>
       </w:r>
     </w:p>
     <w:p>
       <w:pPr>
         <w:pStyle w:val="IntenseQuote"/>
+        <w:bidi/>
+        <w:jc w:val="start"/>
       </w:pPr>
       <w:r>
+        <w:rPr>
+          <w:rFonts w:ascii="Arial" w:hAnsi="Arial" w:cs="Arial"/>
+          <w:rtl/>
+        </w:rPr>
         <w:t>الأدلة تدعم دخولاً مشروطاً بتأمين الأهلية التنظيمية أولاً — تجزّؤ سوق المورّدين (HHI معتدل) والفجوة السعرية كافيان، والمخاطرة الرئيسية إجرائية لا سوقية.</w:t>
       </w:r>
     </w:p>
     <w:p>
       <w:pPr>
         <w:pStyle w:val="Heading2"/>
+        <w:bidi/>
+        <w:jc w:val="start"/>
       </w:pPr>
       <w:r>
+        <w:rPr>
+          <w:rFonts w:ascii="Arial" w:hAnsi="Arial" w:cs="Arial"/>
+          <w:rtl/>
+        </w:rPr>
         <w:t>ملخّص مصادر البحث</w:t>
       </w:r>
     </w:p>
@@ -289,7 +520,9 @@
       <w:tblPr>
         <w:tblStyle w:val="TableGrid"/>
         <w:tblW w:type="auto" w:w="0"/>
+        <w:tblLayout w:type="fixed"/>
         <w:tblLook w:firstColumn="1" w:firstRow="1" w:lastColumn="0" w:lastRow="0" w:noHBand="0" w:noVBand="1" w:val="04A0"/>
+        <w:bidiVisual/>
       </w:tblPr>
       <w:tblGrid>
         <w:gridCol w:w="2880"/>
@@ -299,14 +532,20 @@
       <w:tr>
         <w:tc>
           <w:tcPr>
-            <w:tcW w:type="dxa" w:w="2880"/>
+            <w:tcW w:type="dxa" w:w="3120"/>
             <w:shd w:val="clear" w:fill="1B3B6F"/>
           </w:tcPr>
           <w:p>
+            <w:pPr>
+              <w:bidi/>
+              <w:jc w:val="start"/>
+            </w:pPr>
             <w:r>
               <w:rPr>
+                <w:rFonts w:ascii="Arial" w:hAnsi="Arial" w:cs="Arial"/>
                 <w:b/>
                 <w:color w:val="FFFFFF"/>
+                <w:rtl/>
               </w:rPr>
               <w:t>البعثة</w:t>
             </w:r>
@@ -314,14 +553,20 @@
         </w:tc>
         <w:tc>
           <w:tcPr>
-            <w:tcW w:type="dxa" w:w="2880"/>
+            <w:tcW w:type="dxa" w:w="3120"/>
             <w:shd w:val="clear" w:fill="1B3B6F"/>
           </w:tcPr>
           <w:p>
+            <w:pPr>
+              <w:bidi/>
+              <w:jc w:val="start"/>
+            </w:pPr>
             <w:r>
               <w:rPr>
+                <w:rFonts w:ascii="Arial" w:hAnsi="Arial" w:cs="Arial"/>
                 <w:b/>
                 <w:color w:val="FFFFFF"/>
+                <w:rtl/>
               </w:rPr>
               <w:t>الحالة</w:t>
             </w:r>
@@ -329,14 +574,20 @@
         </w:tc>
         <w:tc>
           <w:tcPr>
-            <w:tcW w:type="dxa" w:w="2880"/>
+            <w:tcW w:type="dxa" w:w="3120"/>
             <w:shd w:val="clear" w:fill="1B3B6F"/>
           </w:tcPr>
           <w:p>
+            <w:pPr>
+              <w:bidi/>
+              <w:jc w:val="start"/>
+            </w:pPr>
             <w:r>
               <w:rPr>
+                <w:rFonts w:ascii="Arial" w:hAnsi="Arial" w:cs="Arial"/>
                 <w:b/>
                 <w:color w:val="FFFFFF"/>
+                <w:rtl/>
               </w:rPr>
               <w:t>الملخّص</w:t>
             </w:r>
@@ -346,30 +597,54 @@
       <w:tr>
         <w:tc>
           <w:tcPr>
-            <w:tcW w:type="dxa" w:w="2880"/>
+            <w:tcW w:type="dxa" w:w="3120"/>
           </w:tcPr>
           <w:p>
+            <w:pPr>
+              <w:bidi/>
+              <w:jc w:val="start"/>
+            </w:pPr>
             <w:r>
+              <w:rPr>
+                <w:rFonts w:ascii="Arial" w:hAnsi="Arial" w:cs="Arial"/>
+                <w:rtl/>
+              </w:rPr>
               <w:t>تدفقات التجارة</w:t>
             </w:r>
           </w:p>
         </w:tc>
         <w:tc>
           <w:tcPr>
-            <w:tcW w:type="dxa" w:w="2880"/>
+            <w:tcW w:type="dxa" w:w="3120"/>
           </w:tcPr>
           <w:p>
+            <w:pPr>
+              <w:bidi/>
+              <w:jc w:val="start"/>
+            </w:pPr>
             <w:r>
+              <w:rPr>
+                <w:rFonts w:ascii="Arial" w:hAnsi="Arial" w:cs="Arial"/>
+                <w:rtl/>
+              </w:rPr>
               <w:t>ناجحة</w:t>
             </w:r>
           </w:p>
         </w:tc>
         <w:tc>
           <w:tcPr>
-            <w:tcW w:type="dxa" w:w="2880"/>
+            <w:tcW w:type="dxa" w:w="3120"/>
           </w:tcPr>
           <w:p>
+            <w:pPr>
+              <w:bidi/>
+              <w:jc w:val="start"/>
+            </w:pPr>
             <w:r>
+              <w:rPr>
+                <w:rFonts w:ascii="Arial" w:hAnsi="Arial" w:cs="Arial"/>
+                <w:rtl/>
+              </w:rPr>
               <w:t>تدفقات تجارية مؤكَّدة من Comtrade</w:t>
             </w:r>
           </w:p>
@@ -378,33 +653,57 @@
       <w:tr>
         <w:tc>
           <w:tcPr>
-            <w:tcW w:type="dxa" w:w="2880"/>
+            <w:tcW w:type="dxa" w:w="3120"/>
             <w:shd w:val="clear" w:fill="F2F2F2"/>
           </w:tcPr>
           <w:p>
+            <w:pPr>
+              <w:bidi/>
+              <w:jc w:val="start"/>
+            </w:pPr>
             <w:r>
+              <w:rPr>
+                <w:rFonts w:ascii="Arial" w:hAnsi="Arial" w:cs="Arial"/>
+                <w:rtl/>
+              </w:rPr>
               <w:t>اتجاهات الطلب والموسمية</w:t>
             </w:r>
           </w:p>
         </w:tc>
         <w:tc>
           <w:tcPr>
-            <w:tcW w:type="dxa" w:w="2880"/>
+            <w:tcW w:type="dxa" w:w="3120"/>
             <w:shd w:val="clear" w:fill="F2F2F2"/>
           </w:tcPr>
           <w:p>
+            <w:pPr>
+              <w:bidi/>
+              <w:jc w:val="start"/>
+            </w:pPr>
             <w:r>
+              <w:rPr>
+                <w:rFonts w:ascii="Arial" w:hAnsi="Arial" w:cs="Arial"/>
+                <w:rtl/>
+              </w:rPr>
               <w:t>ناجحة</w:t>
             </w:r>
           </w:p>
         </w:tc>
         <w:tc>
           <w:tcPr>
-            <w:tcW w:type="dxa" w:w="2880"/>
+            <w:tcW w:type="dxa" w:w="3120"/>
             <w:shd w:val="clear" w:fill="F2F2F2"/>
           </w:tcPr>
           <w:p>
+            <w:pPr>
+              <w:bidi/>
+              <w:jc w:val="start"/>
+            </w:pPr>
             <w:r>
+              <w:rPr>
+                <w:rFonts w:ascii="Arial" w:hAnsi="Arial" w:cs="Arial"/>
+                <w:rtl/>
+              </w:rPr>
               <w:t>اتجاه طلب موسمي واضح حول رمضان</w:t>
             </w:r>
           </w:p>
@@ -413,30 +712,54 @@
       <w:tr>
         <w:tc>
           <w:tcPr>
-            <w:tcW w:type="dxa" w:w="2880"/>
+            <w:tcW w:type="dxa" w:w="3120"/>
           </w:tcPr>
           <w:p>
+            <w:pPr>
+              <w:bidi/>
+              <w:jc w:val="start"/>
+            </w:pPr>
             <w:r>
+              <w:rPr>
+                <w:rFonts w:ascii="Arial" w:hAnsi="Arial" w:cs="Arial"/>
+                <w:rtl/>
+              </w:rPr>
               <w:t>تحليل الأسعار</w:t>
             </w:r>
           </w:p>
         </w:tc>
         <w:tc>
           <w:tcPr>
-            <w:tcW w:type="dxa" w:w="2880"/>
+            <w:tcW w:type="dxa" w:w="3120"/>
           </w:tcPr>
           <w:p>
+            <w:pPr>
+              <w:bidi/>
+              <w:jc w:val="start"/>
+            </w:pPr>
             <w:r>
+              <w:rPr>
+                <w:rFonts w:ascii="Arial" w:hAnsi="Arial" w:cs="Arial"/>
+                <w:rtl/>
+              </w:rPr>
               <w:t>ناجحة</w:t>
             </w:r>
           </w:p>
         </w:tc>
         <w:tc>
           <w:tcPr>
-            <w:tcW w:type="dxa" w:w="2880"/>
+            <w:tcW w:type="dxa" w:w="3120"/>
           </w:tcPr>
           <w:p>
+            <w:pPr>
+              <w:bidi/>
+              <w:jc w:val="start"/>
+            </w:pPr>
             <w:r>
+              <w:rPr>
+                <w:rFonts w:ascii="Arial" w:hAnsi="Arial" w:cs="Arial"/>
+                <w:rtl/>
+              </w:rPr>
               <w:t>سلّم أسعار ثلاثي الطبقات مرصود</w:t>
             </w:r>
           </w:p>
@@ -445,33 +768,57 @@
       <w:tr>
         <w:tc>
           <w:tcPr>
-            <w:tcW w:type="dxa" w:w="2880"/>
+            <w:tcW w:type="dxa" w:w="3120"/>
             <w:shd w:val="clear" w:fill="F2F2F2"/>
           </w:tcPr>
           <w:p>
+            <w:pPr>
+              <w:bidi/>
+              <w:jc w:val="start"/>
+            </w:pPr>
             <w:r>
+              <w:rPr>
+                <w:rFonts w:ascii="Arial" w:hAnsi="Arial" w:cs="Arial"/>
+                <w:rtl/>
+              </w:rPr>
               <w:t>ثقافة المستهلك</w:t>
             </w:r>
           </w:p>
         </w:tc>
         <w:tc>
           <w:tcPr>
-            <w:tcW w:type="dxa" w:w="2880"/>
+            <w:tcW w:type="dxa" w:w="3120"/>
             <w:shd w:val="clear" w:fill="F2F2F2"/>
           </w:tcPr>
           <w:p>
+            <w:pPr>
+              <w:bidi/>
+              <w:jc w:val="start"/>
+            </w:pPr>
             <w:r>
+              <w:rPr>
+                <w:rFonts w:ascii="Arial" w:hAnsi="Arial" w:cs="Arial"/>
+                <w:rtl/>
+              </w:rPr>
               <w:t>ناجحة</w:t>
             </w:r>
           </w:p>
         </w:tc>
         <w:tc>
           <w:tcPr>
-            <w:tcW w:type="dxa" w:w="2880"/>
+            <w:tcW w:type="dxa" w:w="3120"/>
             <w:shd w:val="clear" w:fill="F2F2F2"/>
           </w:tcPr>
           <w:p>
+            <w:pPr>
+              <w:bidi/>
+              <w:jc w:val="start"/>
+            </w:pPr>
             <w:r>
+              <w:rPr>
+                <w:rFonts w:ascii="Arial" w:hAnsi="Arial" w:cs="Arial"/>
+                <w:rtl/>
+              </w:rPr>
               <w:t>نمط استهلاك موسمي مرتبط برمضان</w:t>
             </w:r>
           </w:p>
@@ -480,30 +827,54 @@
       <w:tr>
         <w:tc>
           <w:tcPr>
-            <w:tcW w:type="dxa" w:w="2880"/>
+            <w:tcW w:type="dxa" w:w="3120"/>
           </w:tcPr>
           <w:p>
+            <w:pPr>
+              <w:bidi/>
+              <w:jc w:val="start"/>
+            </w:pPr>
             <w:r>
+              <w:rPr>
+                <w:rFonts w:ascii="Arial" w:hAnsi="Arial" w:cs="Arial"/>
+                <w:rtl/>
+              </w:rPr>
               <w:t>قنوات التوزيع والاستيراد</w:t>
             </w:r>
           </w:p>
         </w:tc>
         <w:tc>
           <w:tcPr>
-            <w:tcW w:type="dxa" w:w="2880"/>
+            <w:tcW w:type="dxa" w:w="3120"/>
           </w:tcPr>
           <w:p>
+            <w:pPr>
+              <w:bidi/>
+              <w:jc w:val="start"/>
+            </w:pPr>
             <w:r>
+              <w:rPr>
+                <w:rFonts w:ascii="Arial" w:hAnsi="Arial" w:cs="Arial"/>
+                <w:rtl/>
+              </w:rPr>
               <w:t>ناجحة</w:t>
             </w:r>
           </w:p>
         </w:tc>
         <w:tc>
           <w:tcPr>
-            <w:tcW w:type="dxa" w:w="2880"/>
+            <w:tcW w:type="dxa" w:w="3120"/>
           </w:tcPr>
           <w:p>
+            <w:pPr>
+              <w:bidi/>
+              <w:jc w:val="start"/>
+            </w:pPr>
             <w:r>
+              <w:rPr>
+                <w:rFonts w:ascii="Arial" w:hAnsi="Arial" w:cs="Arial"/>
+                <w:rtl/>
+              </w:rPr>
               <w:t>موزّع محتمل واحد مرصود، يتطلب تحققاً</w:t>
             </w:r>
           </w:p>
@@ -512,33 +883,57 @@
       <w:tr>
         <w:tc>
           <w:tcPr>
-            <w:tcW w:type="dxa" w:w="2880"/>
+            <w:tcW w:type="dxa" w:w="3120"/>
             <w:shd w:val="clear" w:fill="F2F2F2"/>
           </w:tcPr>
           <w:p>
+            <w:pPr>
+              <w:bidi/>
+              <w:jc w:val="start"/>
+            </w:pPr>
             <w:r>
+              <w:rPr>
+                <w:rFonts w:ascii="Arial" w:hAnsi="Arial" w:cs="Arial"/>
+                <w:rtl/>
+              </w:rPr>
               <w:t>تحليل المنافسين</w:t>
             </w:r>
           </w:p>
         </w:tc>
         <w:tc>
           <w:tcPr>
-            <w:tcW w:type="dxa" w:w="2880"/>
+            <w:tcW w:type="dxa" w:w="3120"/>
             <w:shd w:val="clear" w:fill="F2F2F2"/>
           </w:tcPr>
           <w:p>
+            <w:pPr>
+              <w:bidi/>
+              <w:jc w:val="start"/>
+            </w:pPr>
             <w:r>
+              <w:rPr>
+                <w:rFonts w:ascii="Arial" w:hAnsi="Arial" w:cs="Arial"/>
+                <w:rtl/>
+              </w:rPr>
               <w:t>ناجحة</w:t>
             </w:r>
           </w:p>
         </w:tc>
         <w:tc>
           <w:tcPr>
-            <w:tcW w:type="dxa" w:w="2880"/>
+            <w:tcW w:type="dxa" w:w="3120"/>
             <w:shd w:val="clear" w:fill="F2F2F2"/>
           </w:tcPr>
           <w:p>
+            <w:pPr>
+              <w:bidi/>
+              <w:jc w:val="start"/>
+            </w:pPr>
             <w:r>
+              <w:rPr>
+                <w:rFonts w:ascii="Arial" w:hAnsi="Arial" w:cs="Arial"/>
+                <w:rtl/>
+              </w:rPr>
               <w:t>سوق مورّدين مجزَّأ — HHI معتدل، لا مورّد مهيمناً</w:t>
             </w:r>
           </w:p>
@@ -547,30 +942,54 @@
       <w:tr>
         <w:tc>
           <w:tcPr>
-            <w:tcW w:type="dxa" w:w="2880"/>
+            <w:tcW w:type="dxa" w:w="3120"/>
           </w:tcPr>
           <w:p>
+            <w:pPr>
+              <w:bidi/>
+              <w:jc w:val="start"/>
+            </w:pPr>
             <w:r>
+              <w:rPr>
+                <w:rFonts w:ascii="Arial" w:hAnsi="Arial" w:cs="Arial"/>
+                <w:rtl/>
+              </w:rPr>
               <w:t>تقييم المخاطر والمستجدات</w:t>
             </w:r>
           </w:p>
         </w:tc>
         <w:tc>
           <w:tcPr>
-            <w:tcW w:type="dxa" w:w="2880"/>
+            <w:tcW w:type="dxa" w:w="3120"/>
           </w:tcPr>
           <w:p>
+            <w:pPr>
+              <w:bidi/>
+              <w:jc w:val="start"/>
+            </w:pPr>
             <w:r>
+              <w:rPr>
+                <w:rFonts w:ascii="Arial" w:hAnsi="Arial" w:cs="Arial"/>
+                <w:rtl/>
+              </w:rPr>
               <w:t>ناجحة</w:t>
             </w:r>
           </w:p>
         </w:tc>
         <w:tc>
           <w:tcPr>
-            <w:tcW w:type="dxa" w:w="2880"/>
+            <w:tcW w:type="dxa" w:w="3120"/>
           </w:tcPr>
           <w:p>
+            <w:pPr>
+              <w:bidi/>
+              <w:jc w:val="start"/>
+            </w:pPr>
             <w:r>
+              <w:rPr>
+                <w:rFonts w:ascii="Arial" w:hAnsi="Arial" w:cs="Arial"/>
+                <w:rtl/>
+              </w:rPr>
               <w:t>تقلّب عملة منخفض (٢٪)، لا مخاطر إخبارية جوهرية</w:t>
             </w:r>
           </w:p>
@@ -579,33 +998,57 @@
       <w:tr>
         <w:tc>
           <w:tcPr>
-            <w:tcW w:type="dxa" w:w="2880"/>
+            <w:tcW w:type="dxa" w:w="3120"/>
             <w:shd w:val="clear" w:fill="F2F2F2"/>
           </w:tcPr>
           <w:p>
+            <w:pPr>
+              <w:bidi/>
+              <w:jc w:val="start"/>
+            </w:pPr>
             <w:r>
+              <w:rPr>
+                <w:rFonts w:ascii="Arial" w:hAnsi="Arial" w:cs="Arial"/>
+                <w:rtl/>
+              </w:rPr>
               <w:t>الديموغرافيا والاقتصاد الكلي</w:t>
             </w:r>
           </w:p>
         </w:tc>
         <w:tc>
           <w:tcPr>
-            <w:tcW w:type="dxa" w:w="2880"/>
+            <w:tcW w:type="dxa" w:w="3120"/>
             <w:shd w:val="clear" w:fill="F2F2F2"/>
           </w:tcPr>
           <w:p>
+            <w:pPr>
+              <w:bidi/>
+              <w:jc w:val="start"/>
+            </w:pPr>
             <w:r>
+              <w:rPr>
+                <w:rFonts w:ascii="Arial" w:hAnsi="Arial" w:cs="Arial"/>
+                <w:rtl/>
+              </w:rPr>
               <w:t>ناجحة</w:t>
             </w:r>
           </w:p>
         </w:tc>
         <w:tc>
           <w:tcPr>
-            <w:tcW w:type="dxa" w:w="2880"/>
+            <w:tcW w:type="dxa" w:w="3120"/>
             <w:shd w:val="clear" w:fill="F2F2F2"/>
           </w:tcPr>
           <w:p>
+            <w:pPr>
+              <w:bidi/>
+              <w:jc w:val="start"/>
+            </w:pPr>
             <w:r>
+              <w:rPr>
+                <w:rFonts w:ascii="Arial" w:hAnsi="Arial" w:cs="Arial"/>
+                <w:rtl/>
+              </w:rPr>
               <w:t>مؤشرات اقتصادية مستقرة</w:t>
             </w:r>
           </w:p>
@@ -614,30 +1057,54 @@
       <w:tr>
         <w:tc>
           <w:tcPr>
-            <w:tcW w:type="dxa" w:w="2880"/>
+            <w:tcW w:type="dxa" w:w="3120"/>
           </w:tcPr>
           <w:p>
+            <w:pPr>
+              <w:bidi/>
+              <w:jc w:val="start"/>
+            </w:pPr>
             <w:r>
+              <w:rPr>
+                <w:rFonts w:ascii="Arial" w:hAnsi="Arial" w:cs="Arial"/>
+                <w:rtl/>
+              </w:rPr>
               <w:t>الاشتراطات الجمركية</w:t>
             </w:r>
           </w:p>
         </w:tc>
         <w:tc>
           <w:tcPr>
-            <w:tcW w:type="dxa" w:w="2880"/>
+            <w:tcW w:type="dxa" w:w="3120"/>
           </w:tcPr>
           <w:p>
+            <w:pPr>
+              <w:bidi/>
+              <w:jc w:val="start"/>
+            </w:pPr>
             <w:r>
+              <w:rPr>
+                <w:rFonts w:ascii="Arial" w:hAnsi="Arial" w:cs="Arial"/>
+                <w:rtl/>
+              </w:rPr>
               <w:t>ناجحة</w:t>
             </w:r>
           </w:p>
         </w:tc>
         <w:tc>
           <w:tcPr>
-            <w:tcW w:type="dxa" w:w="2880"/>
+            <w:tcW w:type="dxa" w:w="3120"/>
           </w:tcPr>
           <w:p>
+            <w:pPr>
+              <w:bidi/>
+              <w:jc w:val="start"/>
+            </w:pPr>
             <w:r>
+              <w:rPr>
+                <w:rFonts w:ascii="Arial" w:hAnsi="Arial" w:cs="Arial"/>
+                <w:rtl/>
+              </w:rPr>
               <w:t>اشتراط أهلية أوروبي واحد حرج</w:t>
             </w:r>
           </w:p>
@@ -646,33 +1113,57 @@
       <w:tr>
         <w:tc>
           <w:tcPr>
-            <w:tcW w:type="dxa" w:w="2880"/>
+            <w:tcW w:type="dxa" w:w="3120"/>
             <w:shd w:val="clear" w:fill="F2F2F2"/>
           </w:tcPr>
           <w:p>
+            <w:pPr>
+              <w:bidi/>
+              <w:jc w:val="start"/>
+            </w:pPr>
             <w:r>
+              <w:rPr>
+                <w:rFonts w:ascii="Arial" w:hAnsi="Arial" w:cs="Arial"/>
+                <w:rtl/>
+              </w:rPr>
               <w:t>التعريفات الجمركية والاتفاقيات التجارية</w:t>
             </w:r>
           </w:p>
         </w:tc>
         <w:tc>
           <w:tcPr>
-            <w:tcW w:type="dxa" w:w="2880"/>
+            <w:tcW w:type="dxa" w:w="3120"/>
             <w:shd w:val="clear" w:fill="F2F2F2"/>
           </w:tcPr>
           <w:p>
+            <w:pPr>
+              <w:bidi/>
+              <w:jc w:val="start"/>
+            </w:pPr>
             <w:r>
+              <w:rPr>
+                <w:rFonts w:ascii="Arial" w:hAnsi="Arial" w:cs="Arial"/>
+                <w:rtl/>
+              </w:rPr>
               <w:t>ناجحة</w:t>
             </w:r>
           </w:p>
         </w:tc>
         <w:tc>
           <w:tcPr>
-            <w:tcW w:type="dxa" w:w="2880"/>
+            <w:tcW w:type="dxa" w:w="3120"/>
             <w:shd w:val="clear" w:fill="F2F2F2"/>
           </w:tcPr>
           <w:p>
+            <w:pPr>
+              <w:bidi/>
+              <w:jc w:val="start"/>
+            </w:pPr>
             <w:r>
+              <w:rPr>
+                <w:rFonts w:ascii="Arial" w:hAnsi="Arial" w:cs="Arial"/>
+                <w:rtl/>
+              </w:rPr>
               <w:t>تعريفة صفرية مؤكَّدة</w:t>
             </w:r>
           </w:p>
@@ -681,30 +1172,54 @@
       <w:tr>
         <w:tc>
           <w:tcPr>
-            <w:tcW w:type="dxa" w:w="2880"/>
+            <w:tcW w:type="dxa" w:w="3120"/>
           </w:tcPr>
           <w:p>
+            <w:pPr>
+              <w:bidi/>
+              <w:jc w:val="start"/>
+            </w:pPr>
             <w:r>
+              <w:rPr>
+                <w:rFonts w:ascii="Arial" w:hAnsi="Arial" w:cs="Arial"/>
+                <w:rtl/>
+              </w:rPr>
               <w:t>الفرص الاستراتيجية والفجوات</w:t>
             </w:r>
           </w:p>
         </w:tc>
         <w:tc>
           <w:tcPr>
-            <w:tcW w:type="dxa" w:w="2880"/>
+            <w:tcW w:type="dxa" w:w="3120"/>
           </w:tcPr>
           <w:p>
+            <w:pPr>
+              <w:bidi/>
+              <w:jc w:val="start"/>
+            </w:pPr>
             <w:r>
+              <w:rPr>
+                <w:rFonts w:ascii="Arial" w:hAnsi="Arial" w:cs="Arial"/>
+                <w:rtl/>
+              </w:rPr>
               <w:t>ناجحة</w:t>
             </w:r>
           </w:p>
         </w:tc>
         <w:tc>
           <w:tcPr>
-            <w:tcW w:type="dxa" w:w="2880"/>
+            <w:tcW w:type="dxa" w:w="3120"/>
           </w:tcPr>
           <w:p>
+            <w:pPr>
+              <w:bidi/>
+              <w:jc w:val="start"/>
+            </w:pPr>
             <w:r>
+              <w:rPr>
+                <w:rFonts w:ascii="Arial" w:hAnsi="Arial" w:cs="Arial"/>
+                <w:rtl/>
+              </w:rPr>
               <w:t>لا فجوات إضافية مرصودة</w:t>
             </w:r>
           </w:p>
@@ -713,33 +1228,57 @@
       <w:tr>
         <w:tc>
           <w:tcPr>
-            <w:tcW w:type="dxa" w:w="2880"/>
+            <w:tcW w:type="dxa" w:w="3120"/>
             <w:shd w:val="clear" w:fill="F2F2F2"/>
           </w:tcPr>
           <w:p>
+            <w:pPr>
+              <w:bidi/>
+              <w:jc w:val="start"/>
+            </w:pPr>
             <w:r>
+              <w:rPr>
+                <w:rFonts w:ascii="Arial" w:hAnsi="Arial" w:cs="Arial"/>
+                <w:rtl/>
+              </w:rPr>
               <w:t>اللوجستيات</w:t>
             </w:r>
           </w:p>
         </w:tc>
         <w:tc>
           <w:tcPr>
-            <w:tcW w:type="dxa" w:w="2880"/>
+            <w:tcW w:type="dxa" w:w="3120"/>
             <w:shd w:val="clear" w:fill="F2F2F2"/>
           </w:tcPr>
           <w:p>
+            <w:pPr>
+              <w:bidi/>
+              <w:jc w:val="start"/>
+            </w:pPr>
             <w:r>
+              <w:rPr>
+                <w:rFonts w:ascii="Arial" w:hAnsi="Arial" w:cs="Arial"/>
+                <w:rtl/>
+              </w:rPr>
               <w:t>ناجحة</w:t>
             </w:r>
           </w:p>
         </w:tc>
         <w:tc>
           <w:tcPr>
-            <w:tcW w:type="dxa" w:w="2880"/>
+            <w:tcW w:type="dxa" w:w="3120"/>
             <w:shd w:val="clear" w:fill="F2F2F2"/>
           </w:tcPr>
           <w:p>
+            <w:pPr>
+              <w:bidi/>
+              <w:jc w:val="start"/>
+            </w:pPr>
             <w:r>
+              <w:rPr>
+                <w:rFonts w:ascii="Arial" w:hAnsi="Arial" w:cs="Arial"/>
+                <w:rtl/>
+              </w:rPr>
               <w:t>بنية لوجستية ناضجة</w:t>
             </w:r>
           </w:p>
@@ -749,262 +1288,580 @@
     <w:p>
       <w:pPr>
         <w:pStyle w:val="Heading2"/>
+        <w:bidi/>
+        <w:jc w:val="start"/>
       </w:pPr>
       <w:r>
+        <w:rPr>
+          <w:rFonts w:ascii="Arial" w:hAnsi="Arial" w:cs="Arial"/>
+          <w:rtl/>
+        </w:rPr>
         <w:t>التقرير الكامل (كاتب التقرير، مراجَع)</w:t>
       </w:r>
     </w:p>
     <w:p>
       <w:pPr>
         <w:pStyle w:val="Heading3"/>
+        <w:bidi/>
+        <w:jc w:val="start"/>
       </w:pPr>
       <w:r>
+        <w:rPr>
+          <w:rFonts w:ascii="Arial" w:hAnsi="Arial" w:cs="Arial"/>
+          <w:rtl/>
+        </w:rPr>
         <w:t>1. الخلاصة التنفيذية</w:t>
       </w:r>
     </w:p>
     <w:p>
+      <w:pPr>
+        <w:bidi/>
+        <w:jc w:val="start"/>
+      </w:pPr>
       <w:r>
-        <w:t>التوصية التوصية بالدخول لأن (أ) الشريحة المسلمة في إسبانيا نحو 2.1 مليون نسمة ضمن</w:t>
+        <w:rPr>
+          <w:rFonts w:ascii="Arial" w:hAnsi="Arial" w:cs="Arial"/>
+          <w:rtl/>
+        </w:rPr>
+        <w:t>التوصية بالدخول لثلاثة أسباب متضافرة: أولاً الشريحة المسلمة في إسبانيا نحو</w:t>
       </w:r>
     </w:p>
     <w:p>
+      <w:pPr>
+        <w:bidi/>
+        <w:jc w:val="start"/>
+      </w:pPr>
       <w:r>
-        <w:t>واردات تمور سنوية تبلغ 61 مليون دولار (نحو 228.8 مليون ريال بسعر الربط 3.75)، (ب) سوق مورّدين مجزَّأ (HHI (مؤشر يقيس تركّز/احتكار السوق: فوق 2500 يعني سيطرة لاعب واحد)≈2350،</w:t>
+        <w:rPr>
+          <w:rFonts w:ascii="Arial" w:hAnsi="Arial" w:cs="Arial"/>
+          <w:rtl/>
+        </w:rPr>
+        <w:t>2.1 مليون نسمة ضمن واردات تمور سنوية تبلغ 61 مليون دولار؛ وثانياً سوق</w:t>
       </w:r>
     </w:p>
     <w:p>
+      <w:pPr>
+        <w:bidi/>
+        <w:jc w:val="start"/>
+      </w:pPr>
       <w:r>
-        <w:t>لا مورّد مهيمناً) يفتح مجالاً حقيقياً لمورّد جديد منافس بالسعر، (ج) نمو</w:t>
+        <w:rPr>
+          <w:rFonts w:ascii="Arial" w:hAnsi="Arial" w:cs="Arial"/>
+          <w:rtl/>
+        </w:rPr>
+        <w:t>مورّدين مجزَّأ (HHI (مؤشر يقيس تركّز/احتكار السوق: فوق 2500 يعني سيطرة لاعب واحد)≈2350، لا مورّد مهيمناً) يفتح مجالاً حقيقياً لمورّد</w:t>
       </w:r>
     </w:p>
     <w:p>
+      <w:pPr>
+        <w:bidi/>
+        <w:jc w:val="start"/>
+      </w:pPr>
       <w:r>
-        <w:t>الواردات 9% مركّباً على ثلاث سنوات. تتحول التوصية إلى التوصية بالدخول أقوى إذا (١)</w:t>
+        <w:rPr>
+          <w:rFonts w:ascii="Arial" w:hAnsi="Arial" w:cs="Arial"/>
+          <w:rtl/>
+        </w:rPr>
+        <w:t>جديد منافس بالسعر؛ وثالثاً نمو الواردات 9% مركّباً على ثلاث سنوات. تتحول</w:t>
       </w:r>
     </w:p>
     <w:p>
+      <w:pPr>
+        <w:bidi/>
+        <w:jc w:val="start"/>
+      </w:pPr>
       <w:r>
-        <w:t>تأكدت شهادة المنشأة المعتمدة EU 2017/625 خلال ٩٠ يوماً و(٢) تم التعاقد</w:t>
+        <w:rPr>
+          <w:rFonts w:ascii="Arial" w:hAnsi="Arial" w:cs="Arial"/>
+          <w:rtl/>
+        </w:rPr>
+        <w:t>التوصية إلى التوصية بالدخول أقوى متى تأكدت شهادة المنشأة المعتمدة EU 2017/625 خلال ٩٠</w:t>
       </w:r>
     </w:p>
     <w:p>
+      <w:pPr>
+        <w:bidi/>
+        <w:jc w:val="start"/>
+      </w:pPr>
       <w:r>
-        <w:t>مع موزّع واحد على الأقل من الباب الأول أدناه خلال نفس المهلة.</w:t>
+        <w:rPr>
+          <w:rFonts w:ascii="Arial" w:hAnsi="Arial" w:cs="Arial"/>
+          <w:rtl/>
+        </w:rPr>
+        <w:t>يوماً، ثم تعاقد المصدّر مع موزّع واحد على الأقل من الباب الأول أدناه خلال</w:t>
       </w:r>
     </w:p>
     <w:p>
+      <w:pPr>
+        <w:bidi/>
+        <w:jc w:val="start"/>
+      </w:pPr>
       <w:r>
-        <w:t>الأرقام المفتاحية الثلاثة: شريحة 2.1 مليون نسمة، تركّز مورّدين HHI≈2350،</w:t>
+        <w:rPr>
+          <w:rFonts w:ascii="Arial" w:hAnsi="Arial" w:cs="Arial"/>
+          <w:rtl/>
+        </w:rPr>
+        <w:t>المهلة نفسها. المخاطر الرئيسية الثلاث: بوابة الأهلية الأوروبية أولاً، ثم</w:t>
       </w:r>
     </w:p>
     <w:p>
+      <w:pPr>
+        <w:bidi/>
+        <w:jc w:val="start"/>
+      </w:pPr>
       <w:r>
-        <w:t>نمو واردات 9%. المخاطر الرئيسية الثلاث: بوابة الأهلية الأوروبية، تقلّب</w:t>
+        <w:rPr>
+          <w:rFonts w:ascii="Arial" w:hAnsi="Arial" w:cs="Arial"/>
+          <w:rtl/>
+        </w:rPr>
+        <w:t>تقلّب سعري محدود لليورو بين آخر سنتين، ثم منافسة تونس والمغرب بالسعر.</w:t>
       </w:r>
     </w:p>
     <w:p>
-      <w:r>
-        <w:t>سعري محدود لليورو (٢٪ بين آخر سنتين)، ومنافسة تونس/المغرب بالسعر.</w:t>
-      </w:r>
-    </w:p>
-    <w:p>
+      <w:pPr>
+        <w:bidi/>
+        <w:jc w:val="start"/>
+      </w:pPr>
       <w:r>
         <w:rPr>
+          <w:rFonts w:ascii="Arial" w:hAnsi="Arial" w:cs="Arial"/>
           <w:b/>
+          <w:rtl/>
         </w:rPr>
         <w:t>ماذا يعني هذا لقرارك: ابدأ تجهيز ملف الأهلية الأوروبية الآن — هو</w:t>
       </w:r>
     </w:p>
     <w:p>
+      <w:pPr>
+        <w:bidi/>
+        <w:jc w:val="start"/>
+      </w:pPr>
       <w:r>
+        <w:rPr>
+          <w:rFonts w:ascii="Arial" w:hAnsi="Arial" w:cs="Arial"/>
+          <w:rtl/>
+        </w:rPr>
         <w:t>البوابة الحرجة الوحيدة قبل أي خطوة تسويقية.</w:t>
       </w:r>
     </w:p>
     <w:p>
       <w:pPr>
         <w:pStyle w:val="Heading3"/>
+        <w:bidi/>
+        <w:jc w:val="start"/>
       </w:pPr>
       <w:r>
+        <w:rPr>
+          <w:rFonts w:ascii="Arial" w:hAnsi="Arial" w:cs="Arial"/>
+          <w:rtl/>
+        </w:rPr>
         <w:t>2. منهجية البحث ونطاقه</w:t>
       </w:r>
     </w:p>
     <w:p>
       <w:pPr>
         <w:pStyle w:val="Heading4"/>
+        <w:bidi/>
+        <w:jc w:val="start"/>
       </w:pPr>
       <w:r>
+        <w:rPr>
+          <w:rFonts w:ascii="Arial" w:hAnsi="Arial" w:cs="Arial"/>
+          <w:rtl/>
+        </w:rPr>
         <w:t>حدود المنهجية وجودة البيانات</w:t>
       </w:r>
     </w:p>
     <w:p>
       <w:pPr>
         <w:pStyle w:val="ListBullet"/>
+        <w:bidi/>
+        <w:jc w:val="start"/>
       </w:pPr>
       <w:r>
+        <w:rPr>
+          <w:rFonts w:ascii="Arial" w:hAnsi="Arial" w:cs="Arial"/>
+          <w:rtl/>
+        </w:rPr>
+        <w:t>رقم مفتاحي «HHI≈2350» تكرّر 3 مرّات في المتن (الحدّ مرّتان) — اذكره كاملاً مرّة ثم أحِل إليه</w:t>
+      </w:r>
+    </w:p>
+    <w:p>
+      <w:pPr>
+        <w:pStyle w:val="ListBullet"/>
+        <w:bidi/>
+        <w:jc w:val="start"/>
+      </w:pPr>
+      <w:r>
+        <w:rPr>
+          <w:rFonts w:ascii="Arial" w:hAnsi="Arial" w:cs="Arial"/>
+          <w:rtl/>
+        </w:rPr>
         <w:t>بعثة 'الفرص الاستراتيجية والفجوات' نجحت لكن بلا نتائج مستشهَد بها — لا فجوات إضافية مرصودة</w:t>
       </w:r>
     </w:p>
     <w:p>
+      <w:pPr>
+        <w:bidi/>
+        <w:jc w:val="start"/>
+      </w:pPr>
       <w:r>
+        <w:rPr>
+          <w:rFonts w:ascii="Arial" w:hAnsi="Arial" w:cs="Arial"/>
+          <w:rtl/>
+        </w:rPr>
         <w:t>اعتمد هذا التقرير على Comtrade (تدفقات الاستيراد والمورّدون)، World</w:t>
       </w:r>
     </w:p>
     <w:p>
+      <w:pPr>
+        <w:bidi/>
+        <w:jc w:val="start"/>
+      </w:pPr>
       <w:r>
+        <w:rPr>
+          <w:rFonts w:ascii="Arial" w:hAnsi="Arial" w:cs="Arial"/>
+          <w:rtl/>
+        </w:rPr>
         <w:t>Bank (السكان والدخل ومؤشرات الحوكمة وسعر الصرف)، WITS (التعريفة)،</w:t>
       </w:r>
     </w:p>
     <w:p>
+      <w:pPr>
+        <w:bidi/>
+        <w:jc w:val="start"/>
+      </w:pPr>
       <w:r>
+        <w:rPr>
+          <w:rFonts w:ascii="Arial" w:hAnsi="Arial" w:cs="Arial"/>
+          <w:rtl/>
+        </w:rPr>
         <w:t>وبحث ويب موجَّه (الأسعار والمستوردون وثقافة الاستهلاك). ١٠ من ١٢</w:t>
       </w:r>
     </w:p>
     <w:p>
+      <w:pPr>
+        <w:bidi/>
+        <w:jc w:val="start"/>
+      </w:pPr>
       <w:r>
+        <w:rPr>
+          <w:rFonts w:ascii="Arial" w:hAnsi="Arial" w:cs="Arial"/>
+          <w:rtl/>
+        </w:rPr>
         <w:t>بعثة أنتجت أدلة مستشهَداً بها. سنة البيانات الأساسية 2023. تعريف</w:t>
       </w:r>
     </w:p>
     <w:p>
+      <w:pPr>
+        <w:bidi/>
+        <w:jc w:val="start"/>
+      </w:pPr>
       <w:r>
+        <w:rPr>
+          <w:rFonts w:ascii="Arial" w:hAnsi="Arial" w:cs="Arial"/>
+          <w:rtl/>
+        </w:rPr>
         <w:t>السوق: إسبانيا (ESP)، رمز HS080410 (تمور).</w:t>
       </w:r>
     </w:p>
     <w:p>
       <w:pPr>
         <w:pStyle w:val="Heading3"/>
+        <w:bidi/>
+        <w:jc w:val="start"/>
       </w:pPr>
       <w:r>
+        <w:rPr>
+          <w:rFonts w:ascii="Arial" w:hAnsi="Arial" w:cs="Arial"/>
+          <w:rtl/>
+        </w:rPr>
         <w:t>3. نظرة عامة على السوق وحجمه</w:t>
       </w:r>
     </w:p>
     <w:p>
+      <w:pPr>
+        <w:bidi/>
+        <w:jc w:val="start"/>
+      </w:pPr>
       <w:r>
-        <w:t>واردات إسبانيا من تمور HS080410 بلغت 61 مليون دولار (نحو 228.8 مليون ريال بسعر الربط 3.75) عام 2023 (UN</w:t>
+        <w:rPr>
+          <w:rFonts w:ascii="Arial" w:hAnsi="Arial" w:cs="Arial"/>
+          <w:rtl/>
+        </w:rPr>
+        <w:t>واردات إسبانيا من تمور HS080410 بلغت 61 مليون دولار عام 2023 (UN</w:t>
       </w:r>
     </w:p>
     <w:p>
+      <w:pPr>
+        <w:bidi/>
+        <w:jc w:val="start"/>
+      </w:pPr>
       <w:r>
+        <w:rPr>
+          <w:rFonts w:ascii="Arial" w:hAnsi="Arial" w:cs="Arial"/>
+          <w:rtl/>
+        </w:rPr>
         <w:t>Comtrade)، بنمو 9% مركّباً على ثلاث سنوات. حساب TAM (إجمالي حجم السوق الكلي المتاح نظرياً)/SAM (الجزء من السوق الذي يمكن خدمته فعلاً بالمنتج والقنوات المتاحة)/SOM (الحصة الواقعية القابلة للالتقاط في المدى القصير): TAM =</w:t>
       </w:r>
     </w:p>
     <w:p>
+      <w:pPr>
+        <w:bidi/>
+        <w:jc w:val="start"/>
+      </w:pPr>
       <w:r>
+        <w:rPr>
+          <w:rFonts w:ascii="Arial" w:hAnsi="Arial" w:cs="Arial"/>
+          <w:rtl/>
+        </w:rPr>
         <w:t>61,000,000$ (إجمالي واردات السوق). SAM = TAM × 3.4% (حصة الشريحة</w:t>
       </w:r>
     </w:p>
     <w:p>
+      <w:pPr>
+        <w:bidi/>
+        <w:jc w:val="start"/>
+      </w:pPr>
       <w:r>
+        <w:rPr>
+          <w:rFonts w:ascii="Arial" w:hAnsi="Arial" w:cs="Arial"/>
+          <w:rtl/>
+        </w:rPr>
         <w:t>الحلال المتخصصة المقدَّرة من نمط استهلاك الجاليات المسلمة) ≈</w:t>
       </w:r>
     </w:p>
     <w:p>
+      <w:pPr>
+        <w:bidi/>
+        <w:jc w:val="start"/>
+      </w:pPr>
       <w:r>
+        <w:rPr>
+          <w:rFonts w:ascii="Arial" w:hAnsi="Arial" w:cs="Arial"/>
+          <w:rtl/>
+        </w:rPr>
         <w:t>2,074,000$. SOM = SAM × 8% (حصة واقعية مستهدَفة في أول ثلاث سنوات</w:t>
       </w:r>
     </w:p>
     <w:p>
+      <w:pPr>
+        <w:bidi/>
+        <w:jc w:val="start"/>
+      </w:pPr>
       <w:r>
+        <w:rPr>
+          <w:rFonts w:ascii="Arial" w:hAnsi="Arial" w:cs="Arial"/>
+          <w:rtl/>
+        </w:rPr>
         <w:t>دخول، افتراض متحفظ لمورّد جديد) ≈ 166,000$ سنوياً.</w:t>
       </w:r>
     </w:p>
     <w:p>
       <w:pPr>
         <w:pStyle w:val="Heading3"/>
+        <w:bidi/>
+        <w:jc w:val="start"/>
       </w:pPr>
       <w:r>
+        <w:rPr>
+          <w:rFonts w:ascii="Arial" w:hAnsi="Arial" w:cs="Arial"/>
+          <w:rtl/>
+        </w:rPr>
         <w:t>4. ديناميكيات السوق</w:t>
       </w:r>
     </w:p>
     <w:p>
+      <w:pPr>
+        <w:bidi/>
+        <w:jc w:val="start"/>
+      </w:pPr>
       <w:r>
+        <w:rPr>
+          <w:rFonts w:ascii="Arial" w:hAnsi="Arial" w:cs="Arial"/>
+          <w:rtl/>
+        </w:rPr>
         <w:t>محرّكات: نمو سكاني للجالية المسلمة ونمو دخل للفرد. معوّقات: بوابة</w:t>
       </w:r>
     </w:p>
     <w:p>
+      <w:pPr>
+        <w:bidi/>
+        <w:jc w:val="start"/>
+      </w:pPr>
       <w:r>
+        <w:rPr>
+          <w:rFonts w:ascii="Arial" w:hAnsi="Arial" w:cs="Arial"/>
+          <w:rtl/>
+        </w:rPr>
         <w:t>الأهلية الأوروبية الإلزامية. فرص: تجزّؤ المورّدين (HHI≈2350) يترك</w:t>
       </w:r>
     </w:p>
     <w:p>
+      <w:pPr>
+        <w:bidi/>
+        <w:jc w:val="start"/>
+      </w:pPr>
       <w:r>
+        <w:rPr>
+          <w:rFonts w:ascii="Arial" w:hAnsi="Arial" w:cs="Arial"/>
+          <w:rtl/>
+        </w:rPr>
         <w:t>مجالاً لمنافس جديد. تهديدات: منافسة تونس والمغرب بأسعار أقل في نفس</w:t>
       </w:r>
     </w:p>
     <w:p>
+      <w:pPr>
+        <w:bidi/>
+        <w:jc w:val="start"/>
+      </w:pPr>
       <w:r>
+        <w:rPr>
+          <w:rFonts w:ascii="Arial" w:hAnsi="Arial" w:cs="Arial"/>
+          <w:rtl/>
+        </w:rPr>
         <w:t>القناة المتخصصة.</w:t>
       </w:r>
     </w:p>
     <w:p>
       <w:pPr>
         <w:pStyle w:val="Heading3"/>
+        <w:bidi/>
+        <w:jc w:val="start"/>
       </w:pPr>
       <w:r>
+        <w:rPr>
+          <w:rFonts w:ascii="Arial" w:hAnsi="Arial" w:cs="Arial"/>
+          <w:rtl/>
+        </w:rPr>
         <w:t>5. تحليل المستهلك والطلب</w:t>
       </w:r>
     </w:p>
     <w:p>
+      <w:pPr>
+        <w:bidi/>
+        <w:jc w:val="start"/>
+      </w:pPr>
       <w:r>
+        <w:rPr>
+          <w:rFonts w:ascii="Arial" w:hAnsi="Arial" w:cs="Arial"/>
+          <w:rtl/>
+        </w:rPr>
         <w:t>حساب صريح لحجم الشريحة: عدد سكان إسبانيا 47,500,000 × نسبة الشريحة</w:t>
       </w:r>
     </w:p>
     <w:p>
+      <w:pPr>
+        <w:bidi/>
+        <w:jc w:val="start"/>
+      </w:pPr>
       <w:r>
+        <w:rPr>
+          <w:rFonts w:ascii="Arial" w:hAnsi="Arial" w:cs="Arial"/>
+          <w:rtl/>
+        </w:rPr>
         <w:t>المسلمة المقدَّرة 4.4% ≈ 2,090,000 نسمة. بافتراض استهلاك موسمي 2</w:t>
       </w:r>
     </w:p>
     <w:p>
+      <w:pPr>
+        <w:bidi/>
+        <w:jc w:val="start"/>
+      </w:pPr>
       <w:r>
+        <w:rPr>
+          <w:rFonts w:ascii="Arial" w:hAnsi="Arial" w:cs="Arial"/>
+          <w:rtl/>
+        </w:rPr>
         <w:t>كغم/فرد سنوياً (نمط رمضان في أسواق أوروبية مشابهة) × متوسط سعر</w:t>
       </w:r>
     </w:p>
     <w:p>
+      <w:pPr>
+        <w:bidi/>
+        <w:jc w:val="start"/>
+      </w:pPr>
       <w:r>
+        <w:rPr>
+          <w:rFonts w:ascii="Arial" w:hAnsi="Arial" w:cs="Arial"/>
+          <w:rtl/>
+        </w:rPr>
         <w:t>تجزئة 9 يورو/كغم ≈ نطاق إيرادات محتمل يتراوح بين 3.3 و4.2 مليون</w:t>
       </w:r>
     </w:p>
     <w:p>
+      <w:pPr>
+        <w:bidi/>
+        <w:jc w:val="start"/>
+      </w:pPr>
       <w:r>
+        <w:rPr>
+          <w:rFonts w:ascii="Arial" w:hAnsi="Arial" w:cs="Arial"/>
+          <w:rtl/>
+        </w:rPr>
         <w:t>يورو سنوياً لكامل الشريحة. اتجاه بحث خمس سنوات صاعد بذروة موسمية</w:t>
       </w:r>
     </w:p>
     <w:p>
+      <w:pPr>
+        <w:bidi/>
+        <w:jc w:val="start"/>
+      </w:pPr>
       <w:r>
+        <w:rPr>
+          <w:rFonts w:ascii="Arial" w:hAnsi="Arial" w:cs="Arial"/>
+          <w:rtl/>
+        </w:rPr>
         <w:t>واضحة حول رمضان (Google Trends).</w:t>
       </w:r>
     </w:p>
     <w:p>
       <w:pPr>
         <w:pStyle w:val="Heading3"/>
+        <w:bidi/>
+        <w:jc w:val="start"/>
       </w:pPr>
       <w:r>
+        <w:rPr>
+          <w:rFonts w:ascii="Arial" w:hAnsi="Arial" w:cs="Arial"/>
+          <w:rtl/>
+        </w:rPr>
         <w:t>6. المشهد التنافسي</w:t>
       </w:r>
     </w:p>
     <w:p>
+      <w:pPr>
+        <w:bidi/>
+        <w:jc w:val="start"/>
+      </w:pPr>
       <w:r>
+        <w:rPr>
+          <w:rFonts w:ascii="Arial" w:hAnsi="Arial" w:cs="Arial"/>
+          <w:rtl/>
+        </w:rPr>
         <w:t>مؤشر تركّز المورّدين HHI≈2350 (نطاق معتدل — لا مورّد مهيمناً) من</w:t>
       </w:r>
     </w:p>
     <w:p>
-      <w:r>
-        <w:t>comtrade_competitors:</w:t>
-      </w:r>
-    </w:p>
-    <w:p>
+      <w:pPr>
+        <w:bidi/>
+        <w:jc w:val="start"/>
+      </w:pPr>
       <w:r>
         <w:rPr>
-          <w:b/>
-          <w:i/>
+          <w:rFonts w:ascii="Arial" w:hAnsi="Arial" w:cs="Arial"/>
+          <w:rtl/>
         </w:rPr>
-        <w:t>جدول: الدولة المورّدة · الحصة</w:t>
+        <w:t>comtrade_competitors:</w:t>
       </w:r>
     </w:p>
     <w:tbl>
       <w:tblPr>
         <w:tblStyle w:val="TableGrid"/>
         <w:tblW w:type="auto" w:w="0"/>
+        <w:tblLayout w:type="fixed"/>
         <w:tblLook w:firstColumn="1" w:firstRow="1" w:lastColumn="0" w:lastRow="0" w:noHBand="0" w:noVBand="1" w:val="04A0"/>
+        <w:bidiVisual/>
       </w:tblPr>
       <w:tblGrid>
         <w:gridCol w:w="4320"/>
@@ -1013,14 +1870,20 @@
       <w:tr>
         <w:tc>
           <w:tcPr>
-            <w:tcW w:type="dxa" w:w="4320"/>
+            <w:tcW w:type="dxa" w:w="4680"/>
             <w:shd w:val="clear" w:fill="1B3B6F"/>
           </w:tcPr>
           <w:p>
+            <w:pPr>
+              <w:bidi/>
+              <w:jc w:val="start"/>
+            </w:pPr>
             <w:r>
               <w:rPr>
+                <w:rFonts w:ascii="Arial" w:hAnsi="Arial" w:cs="Arial"/>
                 <w:b/>
                 <w:color w:val="FFFFFF"/>
+                <w:rtl/>
               </w:rPr>
               <w:t>الدولة المورّدة</w:t>
             </w:r>
@@ -1028,14 +1891,20 @@
         </w:tc>
         <w:tc>
           <w:tcPr>
-            <w:tcW w:type="dxa" w:w="4320"/>
+            <w:tcW w:type="dxa" w:w="4680"/>
             <w:shd w:val="clear" w:fill="1B3B6F"/>
           </w:tcPr>
           <w:p>
+            <w:pPr>
+              <w:bidi/>
+              <w:jc w:val="start"/>
+            </w:pPr>
             <w:r>
               <w:rPr>
+                <w:rFonts w:ascii="Arial" w:hAnsi="Arial" w:cs="Arial"/>
                 <w:b/>
                 <w:color w:val="FFFFFF"/>
+                <w:rtl/>
               </w:rPr>
               <w:t>الحصة</w:t>
             </w:r>
@@ -1045,20 +1914,36 @@
       <w:tr>
         <w:tc>
           <w:tcPr>
-            <w:tcW w:type="dxa" w:w="4320"/>
+            <w:tcW w:type="dxa" w:w="4680"/>
           </w:tcPr>
           <w:p>
+            <w:pPr>
+              <w:bidi/>
+              <w:jc w:val="start"/>
+            </w:pPr>
             <w:r>
+              <w:rPr>
+                <w:rFonts w:ascii="Arial" w:hAnsi="Arial" w:cs="Arial"/>
+                <w:rtl/>
+              </w:rPr>
               <w:t>تونس</w:t>
             </w:r>
           </w:p>
         </w:tc>
         <w:tc>
           <w:tcPr>
-            <w:tcW w:type="dxa" w:w="4320"/>
+            <w:tcW w:type="dxa" w:w="4680"/>
           </w:tcPr>
           <w:p>
+            <w:pPr>
+              <w:bidi/>
+              <w:jc w:val="start"/>
+            </w:pPr>
             <w:r>
+              <w:rPr>
+                <w:rFonts w:ascii="Arial" w:hAnsi="Arial" w:cs="Arial"/>
+                <w:rtl/>
+              </w:rPr>
               <w:t>34%</w:t>
             </w:r>
           </w:p>
@@ -1067,22 +1952,38 @@
       <w:tr>
         <w:tc>
           <w:tcPr>
-            <w:tcW w:type="dxa" w:w="4320"/>
+            <w:tcW w:type="dxa" w:w="4680"/>
             <w:shd w:val="clear" w:fill="F2F2F2"/>
           </w:tcPr>
           <w:p>
+            <w:pPr>
+              <w:bidi/>
+              <w:jc w:val="start"/>
+            </w:pPr>
             <w:r>
+              <w:rPr>
+                <w:rFonts w:ascii="Arial" w:hAnsi="Arial" w:cs="Arial"/>
+                <w:rtl/>
+              </w:rPr>
               <w:t>الجزائر</w:t>
             </w:r>
           </w:p>
         </w:tc>
         <w:tc>
           <w:tcPr>
-            <w:tcW w:type="dxa" w:w="4320"/>
+            <w:tcW w:type="dxa" w:w="4680"/>
             <w:shd w:val="clear" w:fill="F2F2F2"/>
           </w:tcPr>
           <w:p>
+            <w:pPr>
+              <w:bidi/>
+              <w:jc w:val="start"/>
+            </w:pPr>
             <w:r>
+              <w:rPr>
+                <w:rFonts w:ascii="Arial" w:hAnsi="Arial" w:cs="Arial"/>
+                <w:rtl/>
+              </w:rPr>
               <w:t>22%</w:t>
             </w:r>
           </w:p>
@@ -1091,20 +1992,36 @@
       <w:tr>
         <w:tc>
           <w:tcPr>
-            <w:tcW w:type="dxa" w:w="4320"/>
+            <w:tcW w:type="dxa" w:w="4680"/>
           </w:tcPr>
           <w:p>
+            <w:pPr>
+              <w:bidi/>
+              <w:jc w:val="start"/>
+            </w:pPr>
             <w:r>
+              <w:rPr>
+                <w:rFonts w:ascii="Arial" w:hAnsi="Arial" w:cs="Arial"/>
+                <w:rtl/>
+              </w:rPr>
               <w:t>المغرب</w:t>
             </w:r>
           </w:p>
         </w:tc>
         <w:tc>
           <w:tcPr>
-            <w:tcW w:type="dxa" w:w="4320"/>
+            <w:tcW w:type="dxa" w:w="4680"/>
           </w:tcPr>
           <w:p>
+            <w:pPr>
+              <w:bidi/>
+              <w:jc w:val="start"/>
+            </w:pPr>
             <w:r>
+              <w:rPr>
+                <w:rFonts w:ascii="Arial" w:hAnsi="Arial" w:cs="Arial"/>
+                <w:rtl/>
+              </w:rPr>
               <w:t>18%</w:t>
             </w:r>
           </w:p>
@@ -1113,22 +2030,38 @@
       <w:tr>
         <w:tc>
           <w:tcPr>
-            <w:tcW w:type="dxa" w:w="4320"/>
+            <w:tcW w:type="dxa" w:w="4680"/>
             <w:shd w:val="clear" w:fill="F2F2F2"/>
           </w:tcPr>
           <w:p>
+            <w:pPr>
+              <w:bidi/>
+              <w:jc w:val="start"/>
+            </w:pPr>
             <w:r>
+              <w:rPr>
+                <w:rFonts w:ascii="Arial" w:hAnsi="Arial" w:cs="Arial"/>
+                <w:rtl/>
+              </w:rPr>
               <w:t>باقي المورّدين</w:t>
             </w:r>
           </w:p>
         </w:tc>
         <w:tc>
           <w:tcPr>
-            <w:tcW w:type="dxa" w:w="4320"/>
+            <w:tcW w:type="dxa" w:w="4680"/>
             <w:shd w:val="clear" w:fill="F2F2F2"/>
           </w:tcPr>
           <w:p>
+            <w:pPr>
+              <w:bidi/>
+              <w:jc w:val="start"/>
+            </w:pPr>
             <w:r>
+              <w:rPr>
+                <w:rFonts w:ascii="Arial" w:hAnsi="Arial" w:cs="Arial"/>
+                <w:rtl/>
+              </w:rPr>
               <w:t>26%</w:t>
             </w:r>
           </w:p>
@@ -1136,24 +2069,25 @@
       </w:tr>
     </w:tbl>
     <w:p>
-      <w:r>
-        <w:t>سلّم أسعار التجزئة المرصود:</w:t>
-      </w:r>
-    </w:p>
-    <w:p>
+      <w:pPr>
+        <w:bidi/>
+        <w:jc w:val="start"/>
+      </w:pPr>
       <w:r>
         <w:rPr>
-          <w:b/>
-          <w:i/>
+          <w:rFonts w:ascii="Arial" w:hAnsi="Arial" w:cs="Arial"/>
+          <w:rtl/>
         </w:rPr>
-        <w:t>جدول: المنتج/العلامة · السعر · العملة · المصدر</w:t>
+        <w:t>سلّم أسعار التجزئة المرصود:</w:t>
       </w:r>
     </w:p>
     <w:tbl>
       <w:tblPr>
         <w:tblStyle w:val="TableGrid"/>
         <w:tblW w:type="auto" w:w="0"/>
+        <w:tblLayout w:type="fixed"/>
         <w:tblLook w:firstColumn="1" w:firstRow="1" w:lastColumn="0" w:lastRow="0" w:noHBand="0" w:noVBand="1" w:val="04A0"/>
+        <w:bidiVisual/>
       </w:tblPr>
       <w:tblGrid>
         <w:gridCol w:w="2160"/>
@@ -1164,14 +2098,20 @@
       <w:tr>
         <w:tc>
           <w:tcPr>
-            <w:tcW w:type="dxa" w:w="2160"/>
+            <w:tcW w:type="dxa" w:w="2340"/>
             <w:shd w:val="clear" w:fill="1B3B6F"/>
           </w:tcPr>
           <w:p>
+            <w:pPr>
+              <w:bidi/>
+              <w:jc w:val="start"/>
+            </w:pPr>
             <w:r>
               <w:rPr>
+                <w:rFonts w:ascii="Arial" w:hAnsi="Arial" w:cs="Arial"/>
                 <w:b/>
                 <w:color w:val="FFFFFF"/>
+                <w:rtl/>
               </w:rPr>
               <w:t>المنتج/العلامة</w:t>
             </w:r>
@@ -1179,14 +2119,20 @@
         </w:tc>
         <w:tc>
           <w:tcPr>
-            <w:tcW w:type="dxa" w:w="2160"/>
+            <w:tcW w:type="dxa" w:w="2340"/>
             <w:shd w:val="clear" w:fill="1B3B6F"/>
           </w:tcPr>
           <w:p>
+            <w:pPr>
+              <w:bidi/>
+              <w:jc w:val="start"/>
+            </w:pPr>
             <w:r>
               <w:rPr>
+                <w:rFonts w:ascii="Arial" w:hAnsi="Arial" w:cs="Arial"/>
                 <w:b/>
                 <w:color w:val="FFFFFF"/>
+                <w:rtl/>
               </w:rPr>
               <w:t>السعر</w:t>
             </w:r>
@@ -1194,14 +2140,20 @@
         </w:tc>
         <w:tc>
           <w:tcPr>
-            <w:tcW w:type="dxa" w:w="2160"/>
+            <w:tcW w:type="dxa" w:w="2340"/>
             <w:shd w:val="clear" w:fill="1B3B6F"/>
           </w:tcPr>
           <w:p>
+            <w:pPr>
+              <w:bidi/>
+              <w:jc w:val="start"/>
+            </w:pPr>
             <w:r>
               <w:rPr>
+                <w:rFonts w:ascii="Arial" w:hAnsi="Arial" w:cs="Arial"/>
                 <w:b/>
                 <w:color w:val="FFFFFF"/>
+                <w:rtl/>
               </w:rPr>
               <w:t>العملة</w:t>
             </w:r>
@@ -1209,14 +2161,20 @@
         </w:tc>
         <w:tc>
           <w:tcPr>
-            <w:tcW w:type="dxa" w:w="2160"/>
+            <w:tcW w:type="dxa" w:w="2340"/>
             <w:shd w:val="clear" w:fill="1B3B6F"/>
           </w:tcPr>
           <w:p>
+            <w:pPr>
+              <w:bidi/>
+              <w:jc w:val="start"/>
+            </w:pPr>
             <w:r>
               <w:rPr>
+                <w:rFonts w:ascii="Arial" w:hAnsi="Arial" w:cs="Arial"/>
                 <w:b/>
                 <w:color w:val="FFFFFF"/>
+                <w:rtl/>
               </w:rPr>
               <w:t>المصدر</w:t>
             </w:r>
@@ -1226,40 +2184,72 @@
       <w:tr>
         <w:tc>
           <w:tcPr>
-            <w:tcW w:type="dxa" w:w="2160"/>
+            <w:tcW w:type="dxa" w:w="2340"/>
           </w:tcPr>
           <w:p>
+            <w:pPr>
+              <w:bidi/>
+              <w:jc w:val="start"/>
+            </w:pPr>
             <w:r>
+              <w:rPr>
+                <w:rFonts w:ascii="Arial" w:hAnsi="Arial" w:cs="Arial"/>
+                <w:rtl/>
+              </w:rPr>
               <w:t>تمور اقتصادية (سوبرماركت عام)</w:t>
             </w:r>
           </w:p>
         </w:tc>
         <w:tc>
           <w:tcPr>
-            <w:tcW w:type="dxa" w:w="2160"/>
+            <w:tcW w:type="dxa" w:w="2340"/>
           </w:tcPr>
           <w:p>
+            <w:pPr>
+              <w:bidi/>
+              <w:jc w:val="start"/>
+            </w:pPr>
             <w:r>
+              <w:rPr>
+                <w:rFonts w:ascii="Arial" w:hAnsi="Arial" w:cs="Arial"/>
+                <w:rtl/>
+              </w:rPr>
               <w:t>5.80</w:t>
             </w:r>
           </w:p>
         </w:tc>
         <w:tc>
           <w:tcPr>
-            <w:tcW w:type="dxa" w:w="2160"/>
+            <w:tcW w:type="dxa" w:w="2340"/>
           </w:tcPr>
           <w:p>
+            <w:pPr>
+              <w:bidi/>
+              <w:jc w:val="start"/>
+            </w:pPr>
             <w:r>
+              <w:rPr>
+                <w:rFonts w:ascii="Arial" w:hAnsi="Arial" w:cs="Arial"/>
+                <w:rtl/>
+              </w:rPr>
               <w:t>EUR/كغم</w:t>
             </w:r>
           </w:p>
         </w:tc>
         <w:tc>
           <w:tcPr>
-            <w:tcW w:type="dxa" w:w="2160"/>
+            <w:tcW w:type="dxa" w:w="2340"/>
           </w:tcPr>
           <w:p>
+            <w:pPr>
+              <w:bidi/>
+              <w:jc w:val="start"/>
+            </w:pPr>
             <w:r>
+              <w:rPr>
+                <w:rFonts w:ascii="Arial" w:hAnsi="Arial" w:cs="Arial"/>
+                <w:rtl/>
+              </w:rPr>
               <w:t>Mercadona (رصد ويب)</w:t>
             </w:r>
           </w:p>
@@ -1268,44 +2258,76 @@
       <w:tr>
         <w:tc>
           <w:tcPr>
-            <w:tcW w:type="dxa" w:w="2160"/>
+            <w:tcW w:type="dxa" w:w="2340"/>
             <w:shd w:val="clear" w:fill="F2F2F2"/>
           </w:tcPr>
           <w:p>
+            <w:pPr>
+              <w:bidi/>
+              <w:jc w:val="start"/>
+            </w:pPr>
             <w:r>
+              <w:rPr>
+                <w:rFonts w:ascii="Arial" w:hAnsi="Arial" w:cs="Arial"/>
+                <w:rtl/>
+              </w:rPr>
               <w:t>تمور متوسطة</w:t>
             </w:r>
           </w:p>
         </w:tc>
         <w:tc>
           <w:tcPr>
-            <w:tcW w:type="dxa" w:w="2160"/>
+            <w:tcW w:type="dxa" w:w="2340"/>
             <w:shd w:val="clear" w:fill="F2F2F2"/>
           </w:tcPr>
           <w:p>
+            <w:pPr>
+              <w:bidi/>
+              <w:jc w:val="start"/>
+            </w:pPr>
             <w:r>
+              <w:rPr>
+                <w:rFonts w:ascii="Arial" w:hAnsi="Arial" w:cs="Arial"/>
+                <w:rtl/>
+              </w:rPr>
               <w:t>8.90</w:t>
             </w:r>
           </w:p>
         </w:tc>
         <w:tc>
           <w:tcPr>
-            <w:tcW w:type="dxa" w:w="2160"/>
+            <w:tcW w:type="dxa" w:w="2340"/>
             <w:shd w:val="clear" w:fill="F2F2F2"/>
           </w:tcPr>
           <w:p>
+            <w:pPr>
+              <w:bidi/>
+              <w:jc w:val="start"/>
+            </w:pPr>
             <w:r>
+              <w:rPr>
+                <w:rFonts w:ascii="Arial" w:hAnsi="Arial" w:cs="Arial"/>
+                <w:rtl/>
+              </w:rPr>
               <w:t>EUR/كغم</w:t>
             </w:r>
           </w:p>
         </w:tc>
         <w:tc>
           <w:tcPr>
-            <w:tcW w:type="dxa" w:w="2160"/>
+            <w:tcW w:type="dxa" w:w="2340"/>
             <w:shd w:val="clear" w:fill="F2F2F2"/>
           </w:tcPr>
           <w:p>
+            <w:pPr>
+              <w:bidi/>
+              <w:jc w:val="start"/>
+            </w:pPr>
             <w:r>
+              <w:rPr>
+                <w:rFonts w:ascii="Arial" w:hAnsi="Arial" w:cs="Arial"/>
+                <w:rtl/>
+              </w:rPr>
               <w:t>Carrefour (رصد ويب)</w:t>
             </w:r>
           </w:p>
@@ -1314,40 +2336,72 @@
       <w:tr>
         <w:tc>
           <w:tcPr>
-            <w:tcW w:type="dxa" w:w="2160"/>
+            <w:tcW w:type="dxa" w:w="2340"/>
           </w:tcPr>
           <w:p>
+            <w:pPr>
+              <w:bidi/>
+              <w:jc w:val="start"/>
+            </w:pPr>
             <w:r>
+              <w:rPr>
+                <w:rFonts w:ascii="Arial" w:hAnsi="Arial" w:cs="Arial"/>
+                <w:rtl/>
+              </w:rPr>
               <w:t>تمور فاخرة (متجر متخصص)</w:t>
             </w:r>
           </w:p>
         </w:tc>
         <w:tc>
           <w:tcPr>
-            <w:tcW w:type="dxa" w:w="2160"/>
+            <w:tcW w:type="dxa" w:w="2340"/>
           </w:tcPr>
           <w:p>
+            <w:pPr>
+              <w:bidi/>
+              <w:jc w:val="start"/>
+            </w:pPr>
             <w:r>
+              <w:rPr>
+                <w:rFonts w:ascii="Arial" w:hAnsi="Arial" w:cs="Arial"/>
+                <w:rtl/>
+              </w:rPr>
               <w:t>13.50</w:t>
             </w:r>
           </w:p>
         </w:tc>
         <w:tc>
           <w:tcPr>
-            <w:tcW w:type="dxa" w:w="2160"/>
+            <w:tcW w:type="dxa" w:w="2340"/>
           </w:tcPr>
           <w:p>
+            <w:pPr>
+              <w:bidi/>
+              <w:jc w:val="start"/>
+            </w:pPr>
             <w:r>
+              <w:rPr>
+                <w:rFonts w:ascii="Arial" w:hAnsi="Arial" w:cs="Arial"/>
+                <w:rtl/>
+              </w:rPr>
               <w:t>EUR/كغم</w:t>
             </w:r>
           </w:p>
         </w:tc>
         <w:tc>
           <w:tcPr>
-            <w:tcW w:type="dxa" w:w="2160"/>
+            <w:tcW w:type="dxa" w:w="2340"/>
           </w:tcPr>
           <w:p>
+            <w:pPr>
+              <w:bidi/>
+              <w:jc w:val="start"/>
+            </w:pPr>
             <w:r>
+              <w:rPr>
+                <w:rFonts w:ascii="Arial" w:hAnsi="Arial" w:cs="Arial"/>
+                <w:rtl/>
+              </w:rPr>
               <w:t>رصد ويب متعدد</w:t>
             </w:r>
           </w:p>
@@ -1355,47 +2409,78 @@
       </w:tr>
     </w:tbl>
     <w:p>
+      <w:pPr>
+        <w:bidi/>
+        <w:jc w:val="start"/>
+      </w:pPr>
       <w:r>
+        <w:rPr>
+          <w:rFonts w:ascii="Arial" w:hAnsi="Arial" w:cs="Arial"/>
+          <w:rtl/>
+        </w:rPr>
         <w:t>حساب الهامش: سعر التصدير 9.1$/كغم + شحن 0.85$/كغم + تعريفة 0% =</w:t>
       </w:r>
     </w:p>
     <w:p>
+      <w:pPr>
+        <w:bidi/>
+        <w:jc w:val="start"/>
+      </w:pPr>
       <w:r>
+        <w:rPr>
+          <w:rFonts w:ascii="Arial" w:hAnsi="Arial" w:cs="Arial"/>
+          <w:rtl/>
+        </w:rPr>
         <w:t>تكلفة واصلة 9.95$/كغم ≈ 9.2 يورو/كغم — يقع عند حافة الطبقة المتوسطة/</w:t>
       </w:r>
     </w:p>
     <w:p>
+      <w:pPr>
+        <w:bidi/>
+        <w:jc w:val="start"/>
+      </w:pPr>
       <w:r>
+        <w:rPr>
+          <w:rFonts w:ascii="Arial" w:hAnsi="Arial" w:cs="Arial"/>
+          <w:rtl/>
+        </w:rPr>
         <w:t>الفاخرة، هامش موجب فقط عند استهداف القناة المتخصصة لا السوبرماركت</w:t>
       </w:r>
     </w:p>
     <w:p>
+      <w:pPr>
+        <w:bidi/>
+        <w:jc w:val="start"/>
+      </w:pPr>
       <w:r>
+        <w:rPr>
+          <w:rFonts w:ascii="Arial" w:hAnsi="Arial" w:cs="Arial"/>
+          <w:rtl/>
+        </w:rPr>
         <w:t>العام.</w:t>
       </w:r>
     </w:p>
     <w:p>
       <w:pPr>
         <w:pStyle w:val="Heading3"/>
+        <w:bidi/>
+        <w:jc w:val="start"/>
       </w:pPr>
       <w:r>
+        <w:rPr>
+          <w:rFonts w:ascii="Arial" w:hAnsi="Arial" w:cs="Arial"/>
+          <w:rtl/>
+        </w:rPr>
         <w:t>7. التنظيم والوصول للسوق</w:t>
-      </w:r>
-    </w:p>
-    <w:p>
-      <w:r>
-        <w:rPr>
-          <w:b/>
-          <w:i/>
-        </w:rPr>
-        <w:t>جدول: الاشتراط · رقم اللائحة · الإجراء المطلوب</w:t>
       </w:r>
     </w:p>
     <w:tbl>
       <w:tblPr>
         <w:tblStyle w:val="TableGrid"/>
         <w:tblW w:type="auto" w:w="0"/>
+        <w:tblLayout w:type="fixed"/>
         <w:tblLook w:firstColumn="1" w:firstRow="1" w:lastColumn="0" w:lastRow="0" w:noHBand="0" w:noVBand="1" w:val="04A0"/>
+        <w:bidiVisual/>
       </w:tblPr>
       <w:tblGrid>
         <w:gridCol w:w="2880"/>
@@ -1405,14 +2490,20 @@
       <w:tr>
         <w:tc>
           <w:tcPr>
-            <w:tcW w:type="dxa" w:w="2880"/>
+            <w:tcW w:type="dxa" w:w="3120"/>
             <w:shd w:val="clear" w:fill="1B3B6F"/>
           </w:tcPr>
           <w:p>
+            <w:pPr>
+              <w:bidi/>
+              <w:jc w:val="start"/>
+            </w:pPr>
             <w:r>
               <w:rPr>
+                <w:rFonts w:ascii="Arial" w:hAnsi="Arial" w:cs="Arial"/>
                 <w:b/>
                 <w:color w:val="FFFFFF"/>
+                <w:rtl/>
               </w:rPr>
               <w:t>الاشتراط</w:t>
             </w:r>
@@ -1420,14 +2511,20 @@
         </w:tc>
         <w:tc>
           <w:tcPr>
-            <w:tcW w:type="dxa" w:w="2880"/>
+            <w:tcW w:type="dxa" w:w="3120"/>
             <w:shd w:val="clear" w:fill="1B3B6F"/>
           </w:tcPr>
           <w:p>
+            <w:pPr>
+              <w:bidi/>
+              <w:jc w:val="start"/>
+            </w:pPr>
             <w:r>
               <w:rPr>
+                <w:rFonts w:ascii="Arial" w:hAnsi="Arial" w:cs="Arial"/>
                 <w:b/>
                 <w:color w:val="FFFFFF"/>
+                <w:rtl/>
               </w:rPr>
               <w:t>رقم اللائحة</w:t>
             </w:r>
@@ -1435,14 +2532,20 @@
         </w:tc>
         <w:tc>
           <w:tcPr>
-            <w:tcW w:type="dxa" w:w="2880"/>
+            <w:tcW w:type="dxa" w:w="3120"/>
             <w:shd w:val="clear" w:fill="1B3B6F"/>
           </w:tcPr>
           <w:p>
+            <w:pPr>
+              <w:bidi/>
+              <w:jc w:val="start"/>
+            </w:pPr>
             <w:r>
               <w:rPr>
+                <w:rFonts w:ascii="Arial" w:hAnsi="Arial" w:cs="Arial"/>
                 <w:b/>
                 <w:color w:val="FFFFFF"/>
+                <w:rtl/>
               </w:rPr>
               <w:t>الإجراء المطلوب</w:t>
             </w:r>
@@ -1452,30 +2555,54 @@
       <w:tr>
         <w:tc>
           <w:tcPr>
-            <w:tcW w:type="dxa" w:w="2880"/>
+            <w:tcW w:type="dxa" w:w="3120"/>
           </w:tcPr>
           <w:p>
+            <w:pPr>
+              <w:bidi/>
+              <w:jc w:val="start"/>
+            </w:pPr>
             <w:r>
+              <w:rPr>
+                <w:rFonts w:ascii="Arial" w:hAnsi="Arial" w:cs="Arial"/>
+                <w:rtl/>
+              </w:rPr>
               <w:t>تسجيل منشأة معتمدة</w:t>
             </w:r>
           </w:p>
         </w:tc>
         <w:tc>
           <w:tcPr>
-            <w:tcW w:type="dxa" w:w="2880"/>
+            <w:tcW w:type="dxa" w:w="3120"/>
           </w:tcPr>
           <w:p>
+            <w:pPr>
+              <w:bidi/>
+              <w:jc w:val="start"/>
+            </w:pPr>
             <w:r>
+              <w:rPr>
+                <w:rFonts w:ascii="Arial" w:hAnsi="Arial" w:cs="Arial"/>
+                <w:rtl/>
+              </w:rPr>
               <w:t>EU 2017/625</w:t>
             </w:r>
           </w:p>
         </w:tc>
         <w:tc>
           <w:tcPr>
-            <w:tcW w:type="dxa" w:w="2880"/>
+            <w:tcW w:type="dxa" w:w="3120"/>
           </w:tcPr>
           <w:p>
+            <w:pPr>
+              <w:bidi/>
+              <w:jc w:val="start"/>
+            </w:pPr>
             <w:r>
+              <w:rPr>
+                <w:rFonts w:ascii="Arial" w:hAnsi="Arial" w:cs="Arial"/>
+                <w:rtl/>
+              </w:rPr>
               <w:t>تسجيل قبل أي شحنة — بوابة أهلية إلزامية</w:t>
             </w:r>
           </w:p>
@@ -1484,33 +2611,57 @@
       <w:tr>
         <w:tc>
           <w:tcPr>
-            <w:tcW w:type="dxa" w:w="2880"/>
+            <w:tcW w:type="dxa" w:w="3120"/>
             <w:shd w:val="clear" w:fill="F2F2F2"/>
           </w:tcPr>
           <w:p>
+            <w:pPr>
+              <w:bidi/>
+              <w:jc w:val="start"/>
+            </w:pPr>
             <w:r>
+              <w:rPr>
+                <w:rFonts w:ascii="Arial" w:hAnsi="Arial" w:cs="Arial"/>
+                <w:rtl/>
+              </w:rPr>
               <w:t>شهادة حلال</w:t>
             </w:r>
           </w:p>
         </w:tc>
         <w:tc>
           <w:tcPr>
-            <w:tcW w:type="dxa" w:w="2880"/>
+            <w:tcW w:type="dxa" w:w="3120"/>
             <w:shd w:val="clear" w:fill="F2F2F2"/>
           </w:tcPr>
           <w:p>
+            <w:pPr>
+              <w:bidi/>
+              <w:jc w:val="start"/>
+            </w:pPr>
             <w:r>
+              <w:rPr>
+                <w:rFonts w:ascii="Arial" w:hAnsi="Arial" w:cs="Arial"/>
+                <w:rtl/>
+              </w:rPr>
               <w:t>معيار GSO 993</w:t>
             </w:r>
           </w:p>
         </w:tc>
         <w:tc>
           <w:tcPr>
-            <w:tcW w:type="dxa" w:w="2880"/>
+            <w:tcW w:type="dxa" w:w="3120"/>
             <w:shd w:val="clear" w:fill="F2F2F2"/>
           </w:tcPr>
           <w:p>
+            <w:pPr>
+              <w:bidi/>
+              <w:jc w:val="start"/>
+            </w:pPr>
             <w:r>
+              <w:rPr>
+                <w:rFonts w:ascii="Arial" w:hAnsi="Arial" w:cs="Arial"/>
+                <w:rtl/>
+              </w:rPr>
               <w:t>شهادة معتمدة من جهة مانحة معترف بها</w:t>
             </w:r>
           </w:p>
@@ -1518,108 +2669,210 @@
       </w:tr>
     </w:tbl>
     <w:p>
+      <w:pPr>
+        <w:bidi/>
+        <w:jc w:val="start"/>
+      </w:pPr>
       <w:r>
+        <w:rPr>
+          <w:rFonts w:ascii="Arial" w:hAnsi="Arial" w:cs="Arial"/>
+          <w:rtl/>
+        </w:rPr>
         <w:t>التعريفة الأوروبية على HS080410 صفر وفق نظام GSP+ للسعودية.</w:t>
       </w:r>
     </w:p>
     <w:p>
       <w:pPr>
         <w:pStyle w:val="Heading3"/>
+        <w:bidi/>
+        <w:jc w:val="start"/>
       </w:pPr>
       <w:r>
+        <w:rPr>
+          <w:rFonts w:ascii="Arial" w:hAnsi="Arial" w:cs="Arial"/>
+          <w:rtl/>
+        </w:rPr>
         <w:t>8. اللوجستيات وسلسلة الإمداد</w:t>
       </w:r>
     </w:p>
     <w:p>
+      <w:pPr>
+        <w:bidi/>
+        <w:jc w:val="start"/>
+      </w:pPr>
       <w:r>
+        <w:rPr>
+          <w:rFonts w:ascii="Arial" w:hAnsi="Arial" w:cs="Arial"/>
+          <w:rtl/>
+        </w:rPr>
         <w:t>ميناء فالنسيا أقرب بوابة استيراد رئيسية، مؤشر أداء اللوجستيات</w:t>
       </w:r>
     </w:p>
     <w:p>
+      <w:pPr>
+        <w:bidi/>
+        <w:jc w:val="start"/>
+      </w:pPr>
       <w:r>
+        <w:rPr>
+          <w:rFonts w:ascii="Arial" w:hAnsi="Arial" w:cs="Arial"/>
+          <w:rtl/>
+        </w:rPr>
         <w:t>الإسباني جيد نسبياً (World Bank LPI (تقييم البنك الدولي لجودة الشحن واللوجستيات من 5)). أنواع القنوات المتاحة: موزّع</w:t>
       </w:r>
     </w:p>
     <w:p>
+      <w:pPr>
+        <w:bidi/>
+        <w:jc w:val="start"/>
+      </w:pPr>
       <w:r>
+        <w:rPr>
+          <w:rFonts w:ascii="Arial" w:hAnsi="Arial" w:cs="Arial"/>
+          <w:rtl/>
+        </w:rPr>
         <w:t>أغذية متخصص، سلاسل سوبرماركت إثنية، تجارة إلكترونية.</w:t>
       </w:r>
     </w:p>
     <w:p>
       <w:pPr>
         <w:pStyle w:val="Heading3"/>
+        <w:bidi/>
+        <w:jc w:val="start"/>
       </w:pPr>
       <w:r>
+        <w:rPr>
+          <w:rFonts w:ascii="Arial" w:hAnsi="Arial" w:cs="Arial"/>
+          <w:rtl/>
+        </w:rPr>
         <w:t>9. تقييم المخاطر</w:t>
       </w:r>
     </w:p>
     <w:p>
+      <w:pPr>
+        <w:bidi/>
+        <w:jc w:val="start"/>
+      </w:pPr>
       <w:r>
+        <w:rPr>
+          <w:rFonts w:ascii="Arial" w:hAnsi="Arial" w:cs="Arial"/>
+          <w:rtl/>
+        </w:rPr>
         <w:t>الاستقرار السياسي وسيادة القانون مستقران نسبياً (World Bank WGI (مؤشرات الحوكمة العالمية للبنك الدولي: استقرار سياسي وسيادة قانون وجودة تنظيم)).</w:t>
       </w:r>
     </w:p>
     <w:p>
+      <w:pPr>
+        <w:bidi/>
+        <w:jc w:val="start"/>
+      </w:pPr>
       <w:r>
+        <w:rPr>
+          <w:rFonts w:ascii="Arial" w:hAnsi="Arial" w:cs="Arial"/>
+          <w:rtl/>
+        </w:rPr>
         <w:t>تقلّب سعر الصرف محدود: اليورو/دولار تحرّك نحو 2% بين آخر سنتين</w:t>
       </w:r>
     </w:p>
     <w:p>
+      <w:pPr>
+        <w:bidi/>
+        <w:jc w:val="start"/>
+      </w:pPr>
       <w:r>
+        <w:rPr>
+          <w:rFonts w:ascii="Arial" w:hAnsi="Arial" w:cs="Arial"/>
+          <w:rtl/>
+        </w:rPr>
         <w:t>مرصودتين (World Bank سعر الصرف) — تقلّب منخفض نسبياً. لا أخبار</w:t>
       </w:r>
     </w:p>
     <w:p>
+      <w:pPr>
+        <w:bidi/>
+        <w:jc w:val="start"/>
+      </w:pPr>
       <w:r>
+        <w:rPr>
+          <w:rFonts w:ascii="Arial" w:hAnsi="Arial" w:cs="Arial"/>
+          <w:rtl/>
+        </w:rPr>
         <w:t>مخاطر قطاعية جوهرية خلال 12 شهراً (GDELT).</w:t>
       </w:r>
     </w:p>
     <w:p>
       <w:pPr>
         <w:pStyle w:val="Heading3"/>
+        <w:bidi/>
+        <w:jc w:val="start"/>
       </w:pPr>
       <w:r>
+        <w:rPr>
+          <w:rFonts w:ascii="Arial" w:hAnsi="Arial" w:cs="Arial"/>
+          <w:rtl/>
+        </w:rPr>
         <w:t>10. التوصيات الاستراتيجية</w:t>
       </w:r>
     </w:p>
     <w:p>
+      <w:pPr>
+        <w:bidi/>
+        <w:jc w:val="start"/>
+      </w:pPr>
       <w:r>
-        <w:t>الحكم الجاهز: PRELIMINARY التوصية بالدخول (مرحلة ١) مؤكَّد مراقبة السوق→التوصية بالدخول مشروط (مرحلة</w:t>
+        <w:rPr>
+          <w:rFonts w:ascii="Arial" w:hAnsi="Arial" w:cs="Arial"/>
+          <w:rtl/>
+        </w:rPr>
+        <w:t>تدعم الأدلة دخولاً مشروطاً بتأمين الأهلية التنظيمية أولاً. أقوى ثلاثة</w:t>
       </w:r>
     </w:p>
     <w:p>
+      <w:pPr>
+        <w:bidi/>
+        <w:jc w:val="start"/>
+      </w:pPr>
       <w:r>
-        <w:t>٢، كلود). أقوى ثلاثة أسباب: (1) شريحة مستهدَفة 2.09 مليون نسمة ضمن</w:t>
+        <w:rPr>
+          <w:rFonts w:ascii="Arial" w:hAnsi="Arial" w:cs="Arial"/>
+          <w:rtl/>
+        </w:rPr>
+        <w:t>أسباب: أولاً شريحة مستهدَفة 2.09 مليون نسمة ضمن واردات السوق؛ وثانياً</w:t>
       </w:r>
     </w:p>
     <w:p>
+      <w:pPr>
+        <w:bidi/>
+        <w:jc w:val="start"/>
+      </w:pPr>
       <w:r>
-        <w:t>واردات 61 مليون دولار (نحو 228.8 مليون ريال بسعر الربط 3.75)، (2) سوق مورّدين مجزَّأ (HHI≈2350) يسمح بدخول</w:t>
+        <w:rPr>
+          <w:rFonts w:ascii="Arial" w:hAnsi="Arial" w:cs="Arial"/>
+          <w:rtl/>
+        </w:rPr>
+        <w:t>سوق مورّدين مجزَّأ (HHI≈2350) يسمح بدخول منافس جديد؛ وثالثاً نمو واردات</w:t>
       </w:r>
     </w:p>
     <w:p>
-      <w:r>
-        <w:t>منافس جديد، (3) نمو واردات 9% مركّباً. الشرط اللازم لبقاء الحكم:</w:t>
-      </w:r>
-    </w:p>
-    <w:p>
-      <w:r>
-        <w:t>تأكيد الأهلية التنظيمية.</w:t>
-      </w:r>
-    </w:p>
-    <w:p>
+      <w:pPr>
+        <w:bidi/>
+        <w:jc w:val="start"/>
+      </w:pPr>
       <w:r>
         <w:rPr>
-          <w:b/>
-          <w:i/>
+          <w:rFonts w:ascii="Arial" w:hAnsi="Arial" w:cs="Arial"/>
+          <w:rtl/>
         </w:rPr>
-        <w:t>جدول: العمود · القيمة</w:t>
+        <w:t>9% مركّباً. الشرط اللازم لبقاء الحكم: تأكيد الأهلية التنظيمية.</w:t>
       </w:r>
     </w:p>
     <w:tbl>
       <w:tblPr>
         <w:tblStyle w:val="TableGrid"/>
         <w:tblW w:type="auto" w:w="0"/>
+        <w:tblLayout w:type="fixed"/>
         <w:tblLook w:firstColumn="1" w:firstRow="1" w:lastColumn="0" w:lastRow="0" w:noHBand="0" w:noVBand="1" w:val="04A0"/>
+        <w:bidiVisual/>
       </w:tblPr>
       <w:tblGrid>
         <w:gridCol w:w="4320"/>
@@ -1628,29 +2881,41 @@
       <w:tr>
         <w:tc>
           <w:tcPr>
-            <w:tcW w:type="dxa" w:w="4320"/>
+            <w:tcW w:type="dxa" w:w="4680"/>
             <w:shd w:val="clear" w:fill="1B3B6F"/>
           </w:tcPr>
           <w:p>
+            <w:pPr>
+              <w:bidi/>
+              <w:jc w:val="start"/>
+            </w:pPr>
             <w:r>
               <w:rPr>
+                <w:rFonts w:ascii="Arial" w:hAnsi="Arial" w:cs="Arial"/>
                 <w:b/>
                 <w:color w:val="FFFFFF"/>
+                <w:rtl/>
               </w:rPr>
-              <w:t>العمود</w:t>
+              <w:t>البند</w:t>
             </w:r>
           </w:p>
         </w:tc>
         <w:tc>
           <w:tcPr>
-            <w:tcW w:type="dxa" w:w="4320"/>
+            <w:tcW w:type="dxa" w:w="4680"/>
             <w:shd w:val="clear" w:fill="1B3B6F"/>
           </w:tcPr>
           <w:p>
+            <w:pPr>
+              <w:bidi/>
+              <w:jc w:val="start"/>
+            </w:pPr>
             <w:r>
               <w:rPr>
+                <w:rFonts w:ascii="Arial" w:hAnsi="Arial" w:cs="Arial"/>
                 <w:b/>
                 <w:color w:val="FFFFFF"/>
+                <w:rtl/>
               </w:rPr>
               <w:t>القيمة</w:t>
             </w:r>
@@ -1660,21 +2925,37 @@
       <w:tr>
         <w:tc>
           <w:tcPr>
-            <w:tcW w:type="dxa" w:w="4320"/>
+            <w:tcW w:type="dxa" w:w="4680"/>
           </w:tcPr>
           <w:p>
+            <w:pPr>
+              <w:bidi/>
+              <w:jc w:val="start"/>
+            </w:pPr>
             <w:r>
-              <w:t>الحكم</w:t>
+              <w:rPr>
+                <w:rFonts w:ascii="Arial" w:hAnsi="Arial" w:cs="Arial"/>
+                <w:rtl/>
+              </w:rPr>
+              <w:t>التوصية</w:t>
             </w:r>
           </w:p>
         </w:tc>
         <w:tc>
           <w:tcPr>
-            <w:tcW w:type="dxa" w:w="4320"/>
+            <w:tcW w:type="dxa" w:w="4680"/>
           </w:tcPr>
           <w:p>
+            <w:pPr>
+              <w:bidi/>
+              <w:jc w:val="start"/>
+            </w:pPr>
             <w:r>
-              <w:t>مراقبة السوق→التوصية بالدخول مشروط</w:t>
+              <w:rPr>
+                <w:rFonts w:ascii="Arial" w:hAnsi="Arial" w:cs="Arial"/>
+                <w:rtl/>
+              </w:rPr>
+              <w:t>دخول مشروط</w:t>
             </w:r>
           </w:p>
         </w:tc>
@@ -1682,23 +2963,39 @@
       <w:tr>
         <w:tc>
           <w:tcPr>
-            <w:tcW w:type="dxa" w:w="4320"/>
+            <w:tcW w:type="dxa" w:w="4680"/>
             <w:shd w:val="clear" w:fill="F2F2F2"/>
           </w:tcPr>
           <w:p>
+            <w:pPr>
+              <w:bidi/>
+              <w:jc w:val="start"/>
+            </w:pPr>
             <w:r>
+              <w:rPr>
+                <w:rFonts w:ascii="Arial" w:hAnsi="Arial" w:cs="Arial"/>
+                <w:rtl/>
+              </w:rPr>
               <w:t>درجة الثقة</w:t>
             </w:r>
           </w:p>
         </w:tc>
         <w:tc>
           <w:tcPr>
-            <w:tcW w:type="dxa" w:w="4320"/>
+            <w:tcW w:type="dxa" w:w="4680"/>
             <w:shd w:val="clear" w:fill="F2F2F2"/>
           </w:tcPr>
           <w:p>
+            <w:pPr>
+              <w:bidi/>
+              <w:jc w:val="start"/>
+            </w:pPr>
             <w:r>
-              <w:t>متوسطة (64%)</w:t>
+              <w:rPr>
+                <w:rFonts w:ascii="Arial" w:hAnsi="Arial" w:cs="Arial"/>
+                <w:rtl/>
+              </w:rPr>
+              <w:t>متوسطة</w:t>
             </w:r>
           </w:p>
         </w:tc>
@@ -1707,158 +3004,336 @@
     <w:p>
       <w:pPr>
         <w:pStyle w:val="Heading4"/>
+        <w:bidi/>
+        <w:jc w:val="start"/>
       </w:pPr>
       <w:r>
+        <w:rPr>
+          <w:rFonts w:ascii="Arial" w:hAnsi="Arial" w:cs="Arial"/>
+          <w:rtl/>
+        </w:rPr>
         <w:t>خارطة طريق الدخول (٩٠ يوماً)</w:t>
       </w:r>
     </w:p>
     <w:p>
+      <w:pPr>
+        <w:bidi/>
+        <w:jc w:val="start"/>
+      </w:pPr>
       <w:r>
+        <w:rPr>
+          <w:rFonts w:ascii="Arial" w:hAnsi="Arial" w:cs="Arial"/>
+          <w:rtl/>
+        </w:rPr>
         <w:t>(أ) الشريحة المستهدَفة هي شريحة الطلب المحسوبة في تحليل المستهلك (نحو</w:t>
       </w:r>
     </w:p>
     <w:p>
+      <w:pPr>
+        <w:bidi/>
+        <w:jc w:val="start"/>
+      </w:pPr>
       <w:r>
+        <w:rPr>
+          <w:rFonts w:ascii="Arial" w:hAnsi="Arial" w:cs="Arial"/>
+          <w:rtl/>
+        </w:rPr>
         <w:t>2,090,000 نسمة). (ب) التموضع بين طبقة Carrefour المتوسطة (8.90€) وطبقة</w:t>
       </w:r>
     </w:p>
     <w:p>
+      <w:pPr>
+        <w:bidi/>
+        <w:jc w:val="start"/>
+      </w:pPr>
       <w:r>
+        <w:rPr>
+          <w:rFonts w:ascii="Arial" w:hAnsi="Arial" w:cs="Arial"/>
+          <w:rtl/>
+        </w:rPr>
         <w:t>الفاخر (13.50€) وفق سلّم الأسعار المرصود، بهامش تقديري 1.2-2.0 يورو/كغم</w:t>
       </w:r>
     </w:p>
     <w:p>
+      <w:pPr>
+        <w:bidi/>
+        <w:jc w:val="start"/>
+      </w:pPr>
       <w:r>
+        <w:rPr>
+          <w:rFonts w:ascii="Arial" w:hAnsi="Arial" w:cs="Arial"/>
+          <w:rtl/>
+        </w:rPr>
         <w:t>بعد تكلفة الهبوط 9.2€ عند القناة المتخصصة حصراً. (ج) الباب الأول: موزّعو أغذية حلال</w:t>
       </w:r>
     </w:p>
     <w:p>
+      <w:pPr>
+        <w:bidi/>
+        <w:jc w:val="start"/>
+      </w:pPr>
       <w:r>
+        <w:rPr>
+          <w:rFonts w:ascii="Arial" w:hAnsi="Arial" w:cs="Arial"/>
+          <w:rtl/>
+        </w:rPr>
         <w:t>متخصصون في مدريد وبرشلونة (○ غير متحقق، يتطلب تحققاً مباشراً). (د)</w:t>
       </w:r>
     </w:p>
     <w:p>
+      <w:pPr>
+        <w:bidi/>
+        <w:jc w:val="start"/>
+      </w:pPr>
       <w:r>
+        <w:rPr>
+          <w:rFonts w:ascii="Arial" w:hAnsi="Arial" w:cs="Arial"/>
+          <w:rtl/>
+        </w:rPr>
         <w:t>أول ثلاث خطوات: 1) تسجيل المنشأة كمعتمدة EU 2017/625 — مسؤول: فريق</w:t>
       </w:r>
     </w:p>
     <w:p>
+      <w:pPr>
+        <w:bidi/>
+        <w:jc w:val="start"/>
+      </w:pPr>
       <w:r>
+        <w:rPr>
+          <w:rFonts w:ascii="Arial" w:hAnsi="Arial" w:cs="Arial"/>
+          <w:rtl/>
+        </w:rPr>
         <w:t>الامتثال، تكلفة متوسطة؛ 2) عيّنة تجريبية لموزّع مرشّح — مسؤول: فريق</w:t>
       </w:r>
     </w:p>
     <w:p>
+      <w:pPr>
+        <w:bidi/>
+        <w:jc w:val="start"/>
+      </w:pPr>
       <w:r>
+        <w:rPr>
+          <w:rFonts w:ascii="Arial" w:hAnsi="Arial" w:cs="Arial"/>
+          <w:rtl/>
+        </w:rPr>
         <w:t>المبيعات، تكلفة منخفضة؛ 3) دراسة تسعير تنافسي مباشر مقابل تونس/</w:t>
       </w:r>
     </w:p>
     <w:p>
+      <w:pPr>
+        <w:bidi/>
+        <w:jc w:val="start"/>
+      </w:pPr>
       <w:r>
+        <w:rPr>
+          <w:rFonts w:ascii="Arial" w:hAnsi="Arial" w:cs="Arial"/>
+          <w:rtl/>
+        </w:rPr>
         <w:t>الجزائر — مسؤول: فريق التسويق، تكلفة منخفضة. (هـ) مؤشرا القلب:</w:t>
       </w:r>
     </w:p>
     <w:p>
+      <w:pPr>
+        <w:bidi/>
+        <w:jc w:val="start"/>
+      </w:pPr>
       <w:r>
+        <w:rPr>
+          <w:rFonts w:ascii="Arial" w:hAnsi="Arial" w:cs="Arial"/>
+          <w:rtl/>
+        </w:rPr>
         <w:t>تسجيل الأهلية خلال ٩٠ يوماً، ورد فعل سعري من موزّع واحد على الأقل.</w:t>
       </w:r>
     </w:p>
     <w:p>
+      <w:pPr>
+        <w:bidi/>
+        <w:jc w:val="start"/>
+      </w:pPr>
       <w:r>
         <w:rPr>
+          <w:rFonts w:ascii="Arial" w:hAnsi="Arial" w:cs="Arial"/>
           <w:b/>
+          <w:rtl/>
         </w:rPr>
         <w:t>ماذا يعني هذا لقرارك: هذه الخطوات الثلاث تحدد إن كانت التوصية</w:t>
       </w:r>
     </w:p>
     <w:p>
+      <w:pPr>
+        <w:bidi/>
+        <w:jc w:val="start"/>
+      </w:pPr>
       <w:r>
+        <w:rPr>
+          <w:rFonts w:ascii="Arial" w:hAnsi="Arial" w:cs="Arial"/>
+          <w:rtl/>
+        </w:rPr>
         <w:t>تتحول لـ التوصية بالدخول كامل خلال ربع واحد أو تتجمّد.</w:t>
       </w:r>
     </w:p>
     <w:p>
       <w:pPr>
         <w:pStyle w:val="Heading3"/>
+        <w:bidi/>
+        <w:jc w:val="start"/>
       </w:pPr>
       <w:r>
+        <w:rPr>
+          <w:rFonts w:ascii="Arial" w:hAnsi="Arial" w:cs="Arial"/>
+          <w:rtl/>
+        </w:rPr>
         <w:t>11. الملاحق</w:t>
       </w:r>
     </w:p>
     <w:p>
+      <w:pPr>
+        <w:bidi/>
+        <w:jc w:val="start"/>
+      </w:pPr>
       <w:r>
+        <w:rPr>
+          <w:rFonts w:ascii="Arial" w:hAnsi="Arial" w:cs="Arial"/>
+          <w:rtl/>
+        </w:rPr>
         <w:t>أدلة التقاطعات الخمسة الكاملة (الطلب، تكلفة الدخول، التنافسية</w:t>
       </w:r>
     </w:p>
     <w:p>
+      <w:pPr>
+        <w:bidi/>
+        <w:jc w:val="start"/>
+      </w:pPr>
       <w:r>
+        <w:rPr>
+          <w:rFonts w:ascii="Arial" w:hAnsi="Arial" w:cs="Arial"/>
+          <w:rtl/>
+        </w:rPr>
         <w:t>السعرية، أبواب الدخول، SWOT) والملحق التقني الكامل (كل استشهاد برقم</w:t>
       </w:r>
     </w:p>
     <w:p>
+      <w:pPr>
+        <w:bidi/>
+        <w:jc w:val="start"/>
+      </w:pPr>
       <w:r>
+        <w:rPr>
+          <w:rFonts w:ascii="Arial" w:hAnsi="Arial" w:cs="Arial"/>
+          <w:rtl/>
+        </w:rPr>
         <w:t>ثقته الخام ومصدره وتاريخه) يليان آلياً أسفل هذا القسم.</w:t>
       </w:r>
     </w:p>
     <w:p>
       <w:pPr>
         <w:pStyle w:val="Heading2"/>
+        <w:bidi/>
+        <w:jc w:val="start"/>
       </w:pPr>
       <w:r>
+        <w:rPr>
+          <w:rFonts w:ascii="Arial" w:hAnsi="Arial" w:cs="Arial"/>
+          <w:rtl/>
+        </w:rPr>
         <w:t>مسرد المصطلحات</w:t>
       </w:r>
     </w:p>
     <w:p>
       <w:pPr>
         <w:pStyle w:val="ListBullet"/>
+        <w:bidi/>
+        <w:jc w:val="start"/>
       </w:pPr>
       <w:r>
+        <w:rPr>
+          <w:rFonts w:ascii="Arial" w:hAnsi="Arial" w:cs="Arial"/>
+          <w:rtl/>
+        </w:rPr>
         <w:t>HHI: مؤشر يقيس تركّز/احتكار السوق: فوق 2500 يعني سيطرة لاعب واحد</w:t>
       </w:r>
     </w:p>
     <w:p>
       <w:pPr>
         <w:pStyle w:val="ListBullet"/>
+        <w:bidi/>
+        <w:jc w:val="start"/>
       </w:pPr>
       <w:r>
+        <w:rPr>
+          <w:rFonts w:ascii="Arial" w:hAnsi="Arial" w:cs="Arial"/>
+          <w:rtl/>
+        </w:rPr>
         <w:t>TAM: إجمالي حجم السوق الكلي المتاح نظرياً</w:t>
       </w:r>
     </w:p>
     <w:p>
       <w:pPr>
         <w:pStyle w:val="ListBullet"/>
+        <w:bidi/>
+        <w:jc w:val="start"/>
       </w:pPr>
       <w:r>
+        <w:rPr>
+          <w:rFonts w:ascii="Arial" w:hAnsi="Arial" w:cs="Arial"/>
+          <w:rtl/>
+        </w:rPr>
         <w:t>SAM: الجزء من السوق الذي يمكن خدمته فعلاً بالمنتج والقنوات المتاحة</w:t>
       </w:r>
     </w:p>
     <w:p>
       <w:pPr>
         <w:pStyle w:val="ListBullet"/>
+        <w:bidi/>
+        <w:jc w:val="start"/>
       </w:pPr>
       <w:r>
+        <w:rPr>
+          <w:rFonts w:ascii="Arial" w:hAnsi="Arial" w:cs="Arial"/>
+          <w:rtl/>
+        </w:rPr>
         <w:t>SOM: الحصة الواقعية القابلة للالتقاط في المدى القصير</w:t>
       </w:r>
     </w:p>
     <w:p>
       <w:pPr>
         <w:pStyle w:val="ListBullet"/>
+        <w:bidi/>
+        <w:jc w:val="start"/>
       </w:pPr>
       <w:r>
+        <w:rPr>
+          <w:rFonts w:ascii="Arial" w:hAnsi="Arial" w:cs="Arial"/>
+          <w:rtl/>
+        </w:rPr>
         <w:t>LPI: تقييم البنك الدولي لجودة الشحن واللوجستيات من 5</w:t>
       </w:r>
     </w:p>
     <w:p>
       <w:pPr>
         <w:pStyle w:val="ListBullet"/>
+        <w:bidi/>
+        <w:jc w:val="start"/>
       </w:pPr>
       <w:r>
+        <w:rPr>
+          <w:rFonts w:ascii="Arial" w:hAnsi="Arial" w:cs="Arial"/>
+          <w:rtl/>
+        </w:rPr>
         <w:t>WGI: مؤشرات الحوكمة العالمية للبنك الدولي: استقرار سياسي وسيادة قانون وجودة تنظيم</w:t>
       </w:r>
     </w:p>
     <w:p>
       <w:pPr>
         <w:pStyle w:val="Heading2"/>
+        <w:bidi/>
+        <w:jc w:val="start"/>
       </w:pPr>
       <w:r>
+        <w:rPr>
+          <w:rFonts w:ascii="Arial" w:hAnsi="Arial" w:cs="Arial"/>
+          <w:rtl/>
+        </w:rPr>
         <w:t>قائمة مستوردين وموزعين قابلين للتواصل</w:t>
       </w:r>
     </w:p>
@@ -1866,7 +3341,9 @@
       <w:tblPr>
         <w:tblStyle w:val="TableGrid"/>
         <w:tblW w:type="auto" w:w="0"/>
+        <w:tblLayout w:type="fixed"/>
         <w:tblLook w:firstColumn="1" w:firstRow="1" w:lastColumn="0" w:lastRow="0" w:noHBand="0" w:noVBand="1" w:val="04A0"/>
+        <w:bidiVisual/>
       </w:tblPr>
       <w:tblGrid>
         <w:gridCol w:w="1234"/>
@@ -1880,14 +3357,20 @@
       <w:tr>
         <w:tc>
           <w:tcPr>
-            <w:tcW w:type="dxa" w:w="1234"/>
+            <w:tcW w:type="dxa" w:w="1337"/>
             <w:shd w:val="clear" w:fill="1B3B6F"/>
           </w:tcPr>
           <w:p>
+            <w:pPr>
+              <w:bidi/>
+              <w:jc w:val="start"/>
+            </w:pPr>
             <w:r>
               <w:rPr>
+                <w:rFonts w:ascii="Arial" w:hAnsi="Arial" w:cs="Arial"/>
                 <w:b/>
                 <w:color w:val="FFFFFF"/>
+                <w:rtl/>
               </w:rPr>
               <w:t>الاسم</w:t>
             </w:r>
@@ -1895,14 +3378,20 @@
         </w:tc>
         <w:tc>
           <w:tcPr>
-            <w:tcW w:type="dxa" w:w="1234"/>
+            <w:tcW w:type="dxa" w:w="1337"/>
             <w:shd w:val="clear" w:fill="1B3B6F"/>
           </w:tcPr>
           <w:p>
+            <w:pPr>
+              <w:bidi/>
+              <w:jc w:val="start"/>
+            </w:pPr>
             <w:r>
               <w:rPr>
+                <w:rFonts w:ascii="Arial" w:hAnsi="Arial" w:cs="Arial"/>
                 <w:b/>
                 <w:color w:val="FFFFFF"/>
+                <w:rtl/>
               </w:rPr>
               <w:t>العنوان</w:t>
             </w:r>
@@ -1910,14 +3399,20 @@
         </w:tc>
         <w:tc>
           <w:tcPr>
-            <w:tcW w:type="dxa" w:w="1234"/>
+            <w:tcW w:type="dxa" w:w="1337"/>
             <w:shd w:val="clear" w:fill="1B3B6F"/>
           </w:tcPr>
           <w:p>
+            <w:pPr>
+              <w:bidi/>
+              <w:jc w:val="start"/>
+            </w:pPr>
             <w:r>
               <w:rPr>
+                <w:rFonts w:ascii="Arial" w:hAnsi="Arial" w:cs="Arial"/>
                 <w:b/>
                 <w:color w:val="FFFFFF"/>
+                <w:rtl/>
               </w:rPr>
               <w:t>الهاتف</w:t>
             </w:r>
@@ -1925,14 +3420,20 @@
         </w:tc>
         <w:tc>
           <w:tcPr>
-            <w:tcW w:type="dxa" w:w="1234"/>
+            <w:tcW w:type="dxa" w:w="1337"/>
             <w:shd w:val="clear" w:fill="1B3B6F"/>
           </w:tcPr>
           <w:p>
+            <w:pPr>
+              <w:bidi/>
+              <w:jc w:val="start"/>
+            </w:pPr>
             <w:r>
               <w:rPr>
+                <w:rFonts w:ascii="Arial" w:hAnsi="Arial" w:cs="Arial"/>
                 <w:b/>
                 <w:color w:val="FFFFFF"/>
+                <w:rtl/>
               </w:rPr>
               <w:t>الإيميل</w:t>
             </w:r>
@@ -1940,14 +3441,20 @@
         </w:tc>
         <w:tc>
           <w:tcPr>
-            <w:tcW w:type="dxa" w:w="1234"/>
+            <w:tcW w:type="dxa" w:w="1337"/>
             <w:shd w:val="clear" w:fill="1B3B6F"/>
           </w:tcPr>
           <w:p>
+            <w:pPr>
+              <w:bidi/>
+              <w:jc w:val="start"/>
+            </w:pPr>
             <w:r>
               <w:rPr>
+                <w:rFonts w:ascii="Arial" w:hAnsi="Arial" w:cs="Arial"/>
                 <w:b/>
                 <w:color w:val="FFFFFF"/>
+                <w:rtl/>
               </w:rPr>
               <w:t>الموقع</w:t>
             </w:r>
@@ -1955,14 +3462,20 @@
         </w:tc>
         <w:tc>
           <w:tcPr>
-            <w:tcW w:type="dxa" w:w="1234"/>
+            <w:tcW w:type="dxa" w:w="1337"/>
             <w:shd w:val="clear" w:fill="1B3B6F"/>
           </w:tcPr>
           <w:p>
+            <w:pPr>
+              <w:bidi/>
+              <w:jc w:val="start"/>
+            </w:pPr>
             <w:r>
               <w:rPr>
+                <w:rFonts w:ascii="Arial" w:hAnsi="Arial" w:cs="Arial"/>
                 <w:b/>
                 <w:color w:val="FFFFFF"/>
+                <w:rtl/>
               </w:rPr>
               <w:t>التقييم</w:t>
             </w:r>
@@ -1970,14 +3483,20 @@
         </w:tc>
         <w:tc>
           <w:tcPr>
-            <w:tcW w:type="dxa" w:w="1234"/>
+            <w:tcW w:type="dxa" w:w="1337"/>
             <w:shd w:val="clear" w:fill="1B3B6F"/>
           </w:tcPr>
           <w:p>
+            <w:pPr>
+              <w:bidi/>
+              <w:jc w:val="start"/>
+            </w:pPr>
             <w:r>
               <w:rPr>
+                <w:rFonts w:ascii="Arial" w:hAnsi="Arial" w:cs="Arial"/>
                 <w:b/>
                 <w:color w:val="FFFFFF"/>
+                <w:rtl/>
               </w:rPr>
               <w:t>مستوى التوثيق</w:t>
             </w:r>
@@ -1987,70 +3506,126 @@
       <w:tr>
         <w:tc>
           <w:tcPr>
-            <w:tcW w:type="dxa" w:w="1234"/>
+            <w:tcW w:type="dxa" w:w="1337"/>
           </w:tcPr>
           <w:p>
+            <w:pPr>
+              <w:bidi/>
+              <w:jc w:val="start"/>
+            </w:pPr>
             <w:r>
+              <w:rPr>
+                <w:rFonts w:ascii="Arial" w:hAnsi="Arial" w:cs="Arial"/>
+                <w:rtl/>
+              </w:rPr>
               <w:t>Ejmar Import BV</w:t>
             </w:r>
           </w:p>
         </w:tc>
         <w:tc>
           <w:tcPr>
-            <w:tcW w:type="dxa" w:w="1234"/>
+            <w:tcW w:type="dxa" w:w="1337"/>
           </w:tcPr>
           <w:p>
+            <w:pPr>
+              <w:bidi/>
+              <w:jc w:val="start"/>
+            </w:pPr>
             <w:r>
+              <w:rPr>
+                <w:rFonts w:ascii="Arial" w:hAnsi="Arial" w:cs="Arial"/>
+                <w:rtl/>
+              </w:rPr>
               <w:t>Barcelona (نموذج)</w:t>
             </w:r>
           </w:p>
         </w:tc>
         <w:tc>
           <w:tcPr>
-            <w:tcW w:type="dxa" w:w="1234"/>
+            <w:tcW w:type="dxa" w:w="1337"/>
           </w:tcPr>
           <w:p>
+            <w:pPr>
+              <w:bidi/>
+              <w:jc w:val="start"/>
+            </w:pPr>
             <w:r>
+              <w:rPr>
+                <w:rFonts w:ascii="Arial" w:hAnsi="Arial" w:cs="Arial"/>
+                <w:rtl/>
+              </w:rPr>
               <w:t>+34 93 000 0000</w:t>
             </w:r>
           </w:p>
         </w:tc>
         <w:tc>
           <w:tcPr>
-            <w:tcW w:type="dxa" w:w="1234"/>
+            <w:tcW w:type="dxa" w:w="1337"/>
           </w:tcPr>
           <w:p>
+            <w:pPr>
+              <w:bidi/>
+              <w:jc w:val="start"/>
+            </w:pPr>
             <w:r>
+              <w:rPr>
+                <w:rFonts w:ascii="Arial" w:hAnsi="Arial" w:cs="Arial"/>
+                <w:rtl/>
+              </w:rPr>
               <w:t>info@ejmar.example</w:t>
             </w:r>
           </w:p>
         </w:tc>
         <w:tc>
           <w:tcPr>
-            <w:tcW w:type="dxa" w:w="1234"/>
+            <w:tcW w:type="dxa" w:w="1337"/>
           </w:tcPr>
           <w:p>
+            <w:pPr>
+              <w:bidi/>
+              <w:jc w:val="start"/>
+            </w:pPr>
             <w:r>
+              <w:rPr>
+                <w:rFonts w:ascii="Arial" w:hAnsi="Arial" w:cs="Arial"/>
+                <w:rtl/>
+              </w:rPr>
               <w:t>ejmar.example</w:t>
             </w:r>
           </w:p>
         </w:tc>
         <w:tc>
           <w:tcPr>
-            <w:tcW w:type="dxa" w:w="1234"/>
+            <w:tcW w:type="dxa" w:w="1337"/>
           </w:tcPr>
           <w:p>
+            <w:pPr>
+              <w:bidi/>
+              <w:jc w:val="start"/>
+            </w:pPr>
             <w:r>
+              <w:rPr>
+                <w:rFonts w:ascii="Arial" w:hAnsi="Arial" w:cs="Arial"/>
+                <w:rtl/>
+              </w:rPr>
               <w:t>4.4 (76)</w:t>
             </w:r>
           </w:p>
         </w:tc>
         <w:tc>
           <w:tcPr>
-            <w:tcW w:type="dxa" w:w="1234"/>
+            <w:tcW w:type="dxa" w:w="1337"/>
           </w:tcPr>
           <w:p>
+            <w:pPr>
+              <w:bidi/>
+              <w:jc w:val="start"/>
+            </w:pPr>
             <w:r>
+              <w:rPr>
+                <w:rFonts w:ascii="Arial" w:hAnsi="Arial" w:cs="Arial"/>
+                <w:rtl/>
+              </w:rPr>
               <w:t>◐ مرصود عبر خرائط قوقل</w:t>
             </w:r>
           </w:p>
@@ -2059,77 +3634,133 @@
       <w:tr>
         <w:tc>
           <w:tcPr>
-            <w:tcW w:type="dxa" w:w="1234"/>
+            <w:tcW w:type="dxa" w:w="1337"/>
             <w:shd w:val="clear" w:fill="F2F2F2"/>
           </w:tcPr>
           <w:p>
+            <w:pPr>
+              <w:bidi/>
+              <w:jc w:val="start"/>
+            </w:pPr>
             <w:r>
+              <w:rPr>
+                <w:rFonts w:ascii="Arial" w:hAnsi="Arial" w:cs="Arial"/>
+                <w:rtl/>
+              </w:rPr>
               <w:t>Halal Mayorista SL</w:t>
             </w:r>
           </w:p>
         </w:tc>
         <w:tc>
           <w:tcPr>
-            <w:tcW w:type="dxa" w:w="1234"/>
+            <w:tcW w:type="dxa" w:w="1337"/>
             <w:shd w:val="clear" w:fill="F2F2F2"/>
           </w:tcPr>
           <w:p>
+            <w:pPr>
+              <w:bidi/>
+              <w:jc w:val="start"/>
+            </w:pPr>
             <w:r>
+              <w:rPr>
+                <w:rFonts w:ascii="Arial" w:hAnsi="Arial" w:cs="Arial"/>
+                <w:rtl/>
+              </w:rPr>
               <w:t>Madrid (نموذج)</w:t>
             </w:r>
           </w:p>
         </w:tc>
         <w:tc>
           <w:tcPr>
-            <w:tcW w:type="dxa" w:w="1234"/>
+            <w:tcW w:type="dxa" w:w="1337"/>
             <w:shd w:val="clear" w:fill="F2F2F2"/>
           </w:tcPr>
           <w:p>
+            <w:pPr>
+              <w:bidi/>
+              <w:jc w:val="start"/>
+            </w:pPr>
             <w:r>
+              <w:rPr>
+                <w:rFonts w:ascii="Arial" w:hAnsi="Arial" w:cs="Arial"/>
+                <w:rtl/>
+              </w:rPr>
               <w:t>+34 91 000 0000</w:t>
             </w:r>
           </w:p>
         </w:tc>
         <w:tc>
           <w:tcPr>
-            <w:tcW w:type="dxa" w:w="1234"/>
+            <w:tcW w:type="dxa" w:w="1337"/>
             <w:shd w:val="clear" w:fill="F2F2F2"/>
           </w:tcPr>
           <w:p>
+            <w:pPr>
+              <w:bidi/>
+              <w:jc w:val="start"/>
+            </w:pPr>
             <w:r>
+              <w:rPr>
+                <w:rFonts w:ascii="Arial" w:hAnsi="Arial" w:cs="Arial"/>
+                <w:rtl/>
+              </w:rPr>
               <w:t>ventas@halalm.example</w:t>
             </w:r>
           </w:p>
         </w:tc>
         <w:tc>
           <w:tcPr>
-            <w:tcW w:type="dxa" w:w="1234"/>
+            <w:tcW w:type="dxa" w:w="1337"/>
             <w:shd w:val="clear" w:fill="F2F2F2"/>
           </w:tcPr>
           <w:p>
+            <w:pPr>
+              <w:bidi/>
+              <w:jc w:val="start"/>
+            </w:pPr>
             <w:r>
+              <w:rPr>
+                <w:rFonts w:ascii="Arial" w:hAnsi="Arial" w:cs="Arial"/>
+                <w:rtl/>
+              </w:rPr>
               <w:t>halalm.example</w:t>
             </w:r>
           </w:p>
         </w:tc>
         <w:tc>
           <w:tcPr>
-            <w:tcW w:type="dxa" w:w="1234"/>
+            <w:tcW w:type="dxa" w:w="1337"/>
             <w:shd w:val="clear" w:fill="F2F2F2"/>
           </w:tcPr>
           <w:p>
+            <w:pPr>
+              <w:bidi/>
+              <w:jc w:val="start"/>
+            </w:pPr>
             <w:r>
+              <w:rPr>
+                <w:rFonts w:ascii="Arial" w:hAnsi="Arial" w:cs="Arial"/>
+                <w:rtl/>
+              </w:rPr>
               <w:t>4.1 (41)</w:t>
             </w:r>
           </w:p>
         </w:tc>
         <w:tc>
           <w:tcPr>
-            <w:tcW w:type="dxa" w:w="1234"/>
+            <w:tcW w:type="dxa" w:w="1337"/>
             <w:shd w:val="clear" w:fill="F2F2F2"/>
           </w:tcPr>
           <w:p>
+            <w:pPr>
+              <w:bidi/>
+              <w:jc w:val="start"/>
+            </w:pPr>
             <w:r>
+              <w:rPr>
+                <w:rFonts w:ascii="Arial" w:hAnsi="Arial" w:cs="Arial"/>
+                <w:rtl/>
+              </w:rPr>
               <w:t>◐ مرصود عبر خرائط قوقل</w:t>
             </w:r>
           </w:p>
@@ -2138,70 +3769,126 @@
       <w:tr>
         <w:tc>
           <w:tcPr>
-            <w:tcW w:type="dxa" w:w="1234"/>
+            <w:tcW w:type="dxa" w:w="1337"/>
           </w:tcPr>
           <w:p>
+            <w:pPr>
+              <w:bidi/>
+              <w:jc w:val="start"/>
+            </w:pPr>
             <w:r>
+              <w:rPr>
+                <w:rFonts w:ascii="Arial" w:hAnsi="Arial" w:cs="Arial"/>
+                <w:rtl/>
+              </w:rPr>
               <w:t>All4Trade (مرشّح ويب)</w:t>
             </w:r>
           </w:p>
         </w:tc>
         <w:tc>
           <w:tcPr>
-            <w:tcW w:type="dxa" w:w="1234"/>
+            <w:tcW w:type="dxa" w:w="1337"/>
           </w:tcPr>
           <w:p>
+            <w:pPr>
+              <w:bidi/>
+              <w:jc w:val="start"/>
+            </w:pPr>
             <w:r>
+              <w:rPr>
+                <w:rFonts w:ascii="Arial" w:hAnsi="Arial" w:cs="Arial"/>
+                <w:rtl/>
+              </w:rPr>
               <w:t>—</w:t>
             </w:r>
           </w:p>
         </w:tc>
         <w:tc>
           <w:tcPr>
-            <w:tcW w:type="dxa" w:w="1234"/>
+            <w:tcW w:type="dxa" w:w="1337"/>
           </w:tcPr>
           <w:p>
+            <w:pPr>
+              <w:bidi/>
+              <w:jc w:val="start"/>
+            </w:pPr>
             <w:r>
+              <w:rPr>
+                <w:rFonts w:ascii="Arial" w:hAnsi="Arial" w:cs="Arial"/>
+                <w:rtl/>
+              </w:rPr>
               <w:t>—</w:t>
             </w:r>
           </w:p>
         </w:tc>
         <w:tc>
           <w:tcPr>
-            <w:tcW w:type="dxa" w:w="1234"/>
+            <w:tcW w:type="dxa" w:w="1337"/>
           </w:tcPr>
           <w:p>
+            <w:pPr>
+              <w:bidi/>
+              <w:jc w:val="start"/>
+            </w:pPr>
             <w:r>
+              <w:rPr>
+                <w:rFonts w:ascii="Arial" w:hAnsi="Arial" w:cs="Arial"/>
+                <w:rtl/>
+              </w:rPr>
               <w:t>—</w:t>
             </w:r>
           </w:p>
         </w:tc>
         <w:tc>
           <w:tcPr>
-            <w:tcW w:type="dxa" w:w="1234"/>
+            <w:tcW w:type="dxa" w:w="1337"/>
           </w:tcPr>
           <w:p>
+            <w:pPr>
+              <w:bidi/>
+              <w:jc w:val="start"/>
+            </w:pPr>
             <w:r>
+              <w:rPr>
+                <w:rFonts w:ascii="Arial" w:hAnsi="Arial" w:cs="Arial"/>
+                <w:rtl/>
+              </w:rPr>
               <w:t>—</w:t>
             </w:r>
           </w:p>
         </w:tc>
         <w:tc>
           <w:tcPr>
-            <w:tcW w:type="dxa" w:w="1234"/>
+            <w:tcW w:type="dxa" w:w="1337"/>
           </w:tcPr>
           <w:p>
+            <w:pPr>
+              <w:bidi/>
+              <w:jc w:val="start"/>
+            </w:pPr>
             <w:r>
+              <w:rPr>
+                <w:rFonts w:ascii="Arial" w:hAnsi="Arial" w:cs="Arial"/>
+                <w:rtl/>
+              </w:rPr>
               <w:t>—</w:t>
             </w:r>
           </w:p>
         </w:tc>
         <w:tc>
           <w:tcPr>
-            <w:tcW w:type="dxa" w:w="1234"/>
+            <w:tcW w:type="dxa" w:w="1337"/>
           </w:tcPr>
           <w:p>
+            <w:pPr>
+              <w:bidi/>
+              <w:jc w:val="start"/>
+            </w:pPr>
             <w:r>
+              <w:rPr>
+                <w:rFonts w:ascii="Arial" w:hAnsi="Arial" w:cs="Arial"/>
+                <w:rtl/>
+              </w:rPr>
               <w:t>○ مرشّح ويب غير موثَّق</w:t>
             </w:r>
           </w:p>
@@ -2211,272 +3898,472 @@
     <w:p>
       <w:pPr>
         <w:pStyle w:val="IntenseQuote"/>
+        <w:bidi/>
+        <w:jc w:val="start"/>
       </w:pPr>
       <w:r>
+        <w:rPr>
+          <w:rFonts w:ascii="Arial" w:hAnsi="Arial" w:cs="Arial"/>
+          <w:rtl/>
+        </w:rPr>
         <w:t>إدراج النشاط في خرائط قوقل يثبت وجوده وجهة اتصاله فقط، لا أنه يستورد التمور السعودية — التحقق التجاري خطوة تالية.</w:t>
       </w:r>
     </w:p>
     <w:p>
       <w:pPr>
         <w:pStyle w:val="Heading2"/>
+        <w:bidi/>
+        <w:jc w:val="start"/>
       </w:pPr>
       <w:r>
+        <w:rPr>
+          <w:rFonts w:ascii="Arial" w:hAnsi="Arial" w:cs="Arial"/>
+          <w:rtl/>
+        </w:rPr>
         <w:t>ملحق — الأدلة الرقمية الداعمة للتقاطعات الخمسة</w:t>
       </w:r>
     </w:p>
     <w:p>
       <w:pPr>
         <w:pStyle w:val="IntenseQuote"/>
+        <w:bidi/>
+        <w:jc w:val="start"/>
       </w:pPr>
       <w:r>
+        <w:rPr>
+          <w:rFonts w:ascii="Arial" w:hAnsi="Arial" w:cs="Arial"/>
+          <w:rtl/>
+        </w:rPr>
         <w:t>كل نقطة أدناه هي الحقيقة الخام (بمصدرها) التي بُني عليها السرد أعلاه — للتحقق المباشر لا كبديل عنه.</w:t>
       </w:r>
     </w:p>
     <w:p>
       <w:pPr>
         <w:pStyle w:val="Heading3"/>
+        <w:bidi/>
+        <w:jc w:val="start"/>
       </w:pPr>
       <w:r>
+        <w:rPr>
+          <w:rFonts w:ascii="Arial" w:hAnsi="Arial" w:cs="Arial"/>
+          <w:rtl/>
+        </w:rPr>
         <w:t>الطلب الفعلي القابل للتوجيه</w:t>
       </w:r>
     </w:p>
     <w:p>
       <w:pPr>
         <w:pStyle w:val="ListBullet"/>
+        <w:bidi/>
+        <w:jc w:val="start"/>
       </w:pPr>
       <w:r>
+        <w:rPr>
+          <w:rFonts w:ascii="Arial" w:hAnsi="Arial" w:cs="Arial"/>
+          <w:rtl/>
+        </w:rPr>
         <w:t>الشريحة المسلمة في إسبانيا نحو 2.09 مليون نسمة</w:t>
       </w:r>
     </w:p>
     <w:p>
       <w:pPr>
         <w:pStyle w:val="IntenseQuote"/>
+        <w:bidi/>
+        <w:jc w:val="start"/>
       </w:pPr>
       <w:r>
+        <w:rPr>
+          <w:rFonts w:ascii="Arial" w:hAnsi="Arial" w:cs="Arial"/>
+          <w:rtl/>
+        </w:rPr>
         <w:t>[مرجع الديموغرافيا الداخلي (demographics_l1.csv) — ◐ ثانوي] تقدير 4.4% من 47.5 مليون نسمة</w:t>
       </w:r>
     </w:p>
     <w:p>
       <w:pPr>
         <w:pStyle w:val="ListBullet"/>
+        <w:bidi/>
+        <w:jc w:val="start"/>
       </w:pPr>
       <w:r>
+        <w:rPr>
+          <w:rFonts w:ascii="Arial" w:hAnsi="Arial" w:cs="Arial"/>
+          <w:rtl/>
+        </w:rPr>
         <w:t>واردات إسبانيا من تمور HS080410 بلغت 61 مليون دولار (2023)</w:t>
       </w:r>
     </w:p>
     <w:p>
       <w:pPr>
         <w:pStyle w:val="IntenseQuote"/>
+        <w:bidi/>
+        <w:jc w:val="start"/>
       </w:pPr>
       <w:r>
+        <w:rPr>
+          <w:rFonts w:ascii="Arial" w:hAnsi="Arial" w:cs="Arial"/>
+          <w:rtl/>
+        </w:rPr>
         <w:t>[UN Comtrade — ✓ موثّق] تدفق استيراد مباشر</w:t>
       </w:r>
     </w:p>
     <w:p>
       <w:pPr>
         <w:pStyle w:val="ListBullet"/>
+        <w:bidi/>
+        <w:jc w:val="start"/>
       </w:pPr>
       <w:r>
+        <w:rPr>
+          <w:rFonts w:ascii="Arial" w:hAnsi="Arial" w:cs="Arial"/>
+          <w:rtl/>
+        </w:rPr>
         <w:t>نمو الواردات 9% مركّباً على ثلاث سنوات</w:t>
       </w:r>
     </w:p>
     <w:p>
       <w:pPr>
         <w:pStyle w:val="IntenseQuote"/>
+        <w:bidi/>
+        <w:jc w:val="start"/>
       </w:pPr>
       <w:r>
+        <w:rPr>
+          <w:rFonts w:ascii="Arial" w:hAnsi="Arial" w:cs="Arial"/>
+          <w:rtl/>
+        </w:rPr>
         <w:t>[UN Comtrade — ✓ موثّق] اتجاه ثلاث سنوات</w:t>
       </w:r>
     </w:p>
     <w:p>
       <w:pPr>
         <w:pStyle w:val="Heading3"/>
+        <w:bidi/>
+        <w:jc w:val="start"/>
       </w:pPr>
       <w:r>
+        <w:rPr>
+          <w:rFonts w:ascii="Arial" w:hAnsi="Arial" w:cs="Arial"/>
+          <w:rtl/>
+        </w:rPr>
         <w:t>تكلفة وصعوبة الدخول</w:t>
       </w:r>
     </w:p>
     <w:p>
       <w:pPr>
         <w:pStyle w:val="ListBullet"/>
+        <w:bidi/>
+        <w:jc w:val="start"/>
       </w:pPr>
       <w:r>
+        <w:rPr>
+          <w:rFonts w:ascii="Arial" w:hAnsi="Arial" w:cs="Arial"/>
+          <w:rtl/>
+        </w:rPr>
         <w:t>تعريفة صفرية على HS080410 ضمن GSP+</w:t>
       </w:r>
     </w:p>
     <w:p>
       <w:pPr>
         <w:pStyle w:val="IntenseQuote"/>
+        <w:bidi/>
+        <w:jc w:val="start"/>
       </w:pPr>
       <w:r>
+        <w:rPr>
+          <w:rFonts w:ascii="Arial" w:hAnsi="Arial" w:cs="Arial"/>
+          <w:rtl/>
+        </w:rPr>
         <w:t>[WITS/WTO Tariff — ✓ موثّق] تعريفة مطبّقة</w:t>
       </w:r>
     </w:p>
     <w:p>
       <w:pPr>
         <w:pStyle w:val="ListBullet"/>
+        <w:bidi/>
+        <w:jc w:val="start"/>
       </w:pPr>
       <w:r>
+        <w:rPr>
+          <w:rFonts w:ascii="Arial" w:hAnsi="Arial" w:cs="Arial"/>
+          <w:rtl/>
+        </w:rPr>
         <w:t>تكلفة شحن بحري مقدَّرة 0.85$/كغم</w:t>
       </w:r>
     </w:p>
     <w:p>
       <w:pPr>
         <w:pStyle w:val="IntenseQuote"/>
+        <w:bidi/>
+        <w:jc w:val="start"/>
       </w:pPr>
       <w:r>
+        <w:rPr>
+          <w:rFonts w:ascii="Arial" w:hAnsi="Arial" w:cs="Arial"/>
+          <w:rtl/>
+        </w:rPr>
         <w:t>[تقدير لوجستي داخلي — ◐ ثانوي] تقدير غير رسمي</w:t>
       </w:r>
     </w:p>
     <w:p>
       <w:pPr>
         <w:pStyle w:val="Heading3"/>
+        <w:bidi/>
+        <w:jc w:val="start"/>
       </w:pPr>
       <w:r>
+        <w:rPr>
+          <w:rFonts w:ascii="Arial" w:hAnsi="Arial" w:cs="Arial"/>
+          <w:rtl/>
+        </w:rPr>
         <w:t>التنافسية السعرية</w:t>
       </w:r>
     </w:p>
     <w:p>
       <w:pPr>
         <w:pStyle w:val="ListBullet"/>
+        <w:bidi/>
+        <w:jc w:val="start"/>
       </w:pPr>
       <w:r>
+        <w:rPr>
+          <w:rFonts w:ascii="Arial" w:hAnsi="Arial" w:cs="Arial"/>
+          <w:rtl/>
+        </w:rPr>
         <w:t>Mercadona: تمور اقتصادية 5.80€/كغم</w:t>
       </w:r>
     </w:p>
     <w:p>
       <w:pPr>
         <w:pStyle w:val="IntenseQuote"/>
+        <w:bidi/>
+        <w:jc w:val="start"/>
       </w:pPr>
       <w:r>
+        <w:rPr>
+          <w:rFonts w:ascii="Arial" w:hAnsi="Arial" w:cs="Arial"/>
+          <w:rtl/>
+        </w:rPr>
         <w:t>[Mercadona (رصد ويب) — ◐ ثانوي] سعر تجزئة مرصود</w:t>
       </w:r>
     </w:p>
     <w:p>
       <w:pPr>
         <w:pStyle w:val="ListBullet"/>
+        <w:bidi/>
+        <w:jc w:val="start"/>
       </w:pPr>
       <w:r>
+        <w:rPr>
+          <w:rFonts w:ascii="Arial" w:hAnsi="Arial" w:cs="Arial"/>
+          <w:rtl/>
+        </w:rPr>
         <w:t>Carrefour: تمور متوسطة 8.90€/كغم</w:t>
       </w:r>
     </w:p>
     <w:p>
       <w:pPr>
         <w:pStyle w:val="IntenseQuote"/>
+        <w:bidi/>
+        <w:jc w:val="start"/>
       </w:pPr>
       <w:r>
+        <w:rPr>
+          <w:rFonts w:ascii="Arial" w:hAnsi="Arial" w:cs="Arial"/>
+          <w:rtl/>
+        </w:rPr>
         <w:t>[Carrefour (رصد ويب) — ◐ ثانوي] سعر تجزئة مرصود</w:t>
       </w:r>
     </w:p>
     <w:p>
       <w:pPr>
         <w:pStyle w:val="ListBullet"/>
+        <w:bidi/>
+        <w:jc w:val="start"/>
       </w:pPr>
       <w:r>
+        <w:rPr>
+          <w:rFonts w:ascii="Arial" w:hAnsi="Arial" w:cs="Arial"/>
+          <w:rtl/>
+        </w:rPr>
         <w:t>متاجر متخصصة: تمور فاخرة حتى 13.50€/كغم</w:t>
       </w:r>
     </w:p>
     <w:p>
       <w:pPr>
         <w:pStyle w:val="IntenseQuote"/>
+        <w:bidi/>
+        <w:jc w:val="start"/>
       </w:pPr>
       <w:r>
+        <w:rPr>
+          <w:rFonts w:ascii="Arial" w:hAnsi="Arial" w:cs="Arial"/>
+          <w:rtl/>
+        </w:rPr>
         <w:t>[رصد ويب متعدد — ◐ ثانوي] نطاق تقديري</w:t>
       </w:r>
     </w:p>
     <w:p>
       <w:pPr>
         <w:pStyle w:val="Heading3"/>
+        <w:bidi/>
+        <w:jc w:val="start"/>
       </w:pPr>
       <w:r>
+        <w:rPr>
+          <w:rFonts w:ascii="Arial" w:hAnsi="Arial" w:cs="Arial"/>
+          <w:rtl/>
+        </w:rPr>
         <w:t>أبواب الدخول الأكثر أماناً</w:t>
       </w:r>
     </w:p>
     <w:p>
       <w:pPr>
         <w:pStyle w:val="ListBullet"/>
+        <w:bidi/>
+        <w:jc w:val="start"/>
       </w:pPr>
       <w:r>
+        <w:rPr>
+          <w:rFonts w:ascii="Arial" w:hAnsi="Arial" w:cs="Arial"/>
+          <w:rtl/>
+        </w:rPr>
         <w:t>موزّع أغذية حلال في مدريد — مرشّح محتمل</w:t>
       </w:r>
     </w:p>
     <w:p>
       <w:pPr>
         <w:pStyle w:val="IntenseQuote"/>
+        <w:bidi/>
+        <w:jc w:val="start"/>
       </w:pPr>
       <w:r>
+        <w:rPr>
+          <w:rFonts w:ascii="Arial" w:hAnsi="Arial" w:cs="Arial"/>
+          <w:rtl/>
+        </w:rPr>
         <w:t>[بحث ويب (غير مؤكَّد) — ○ غير متحقق] مرشّح غير متحقق</w:t>
       </w:r>
     </w:p>
     <w:p>
       <w:pPr>
         <w:pStyle w:val="Heading3"/>
+        <w:bidi/>
+        <w:jc w:val="start"/>
       </w:pPr>
       <w:r>
+        <w:rPr>
+          <w:rFonts w:ascii="Arial" w:hAnsi="Arial" w:cs="Arial"/>
+          <w:rtl/>
+        </w:rPr>
         <w:t>SWOT من منظور المصدّر السعودي</w:t>
       </w:r>
     </w:p>
     <w:p>
       <w:pPr>
         <w:pStyle w:val="ListBullet"/>
+        <w:bidi/>
+        <w:jc w:val="start"/>
       </w:pPr>
       <w:r>
+        <w:rPr>
+          <w:rFonts w:ascii="Arial" w:hAnsi="Arial" w:cs="Arial"/>
+          <w:rtl/>
+        </w:rPr>
         <w:t>تعريفة صفرية وسوق مورّدين مجزَّأ (قوة)</w:t>
       </w:r>
     </w:p>
     <w:p>
       <w:pPr>
         <w:pStyle w:val="IntenseQuote"/>
+        <w:bidi/>
+        <w:jc w:val="start"/>
       </w:pPr>
       <w:r>
+        <w:rPr>
+          <w:rFonts w:ascii="Arial" w:hAnsi="Arial" w:cs="Arial"/>
+          <w:rtl/>
+        </w:rPr>
         <w:t>[تحليل مركّب — ◐ ثانوي] نقطة قوة</w:t>
       </w:r>
     </w:p>
     <w:p>
       <w:pPr>
         <w:pStyle w:val="ListBullet"/>
+        <w:bidi/>
+        <w:jc w:val="start"/>
       </w:pPr>
       <w:r>
+        <w:rPr>
+          <w:rFonts w:ascii="Arial" w:hAnsi="Arial" w:cs="Arial"/>
+          <w:rtl/>
+        </w:rPr>
         <w:t>لا حضور علامة سعودية مثبت (ضعف)</w:t>
       </w:r>
     </w:p>
     <w:p>
       <w:pPr>
         <w:pStyle w:val="IntenseQuote"/>
+        <w:bidi/>
+        <w:jc w:val="start"/>
       </w:pPr>
       <w:r>
+        <w:rPr>
+          <w:rFonts w:ascii="Arial" w:hAnsi="Arial" w:cs="Arial"/>
+          <w:rtl/>
+        </w:rPr>
         <w:t>[تحليل مركّب — ◐ ثانوي] نقطة ضعف</w:t>
       </w:r>
     </w:p>
     <w:p>
       <w:pPr>
         <w:pStyle w:val="IntenseQuote"/>
+        <w:bidi/>
+        <w:jc w:val="start"/>
       </w:pPr>
       <w:r>
+        <w:rPr>
+          <w:rFonts w:ascii="Arial" w:hAnsi="Arial" w:cs="Arial"/>
+          <w:rtl/>
+        </w:rPr>
         <w:t>فعّل خدمة التعميق المدفوعة للتحقق من المستوردين وجهات الاتصال (Volza/Explee)</w:t>
       </w:r>
     </w:p>
     <w:p>
       <w:pPr>
         <w:pStyle w:val="Heading2"/>
+        <w:bidi/>
+        <w:jc w:val="start"/>
       </w:pPr>
       <w:r>
-        <w:t>ملحق تقني — كل الاستشهادات بثقتها الرقمية الكاملة</w:t>
+        <w:rPr>
+          <w:rFonts w:ascii="Arial" w:hAnsi="Arial" w:cs="Arial"/>
+          <w:rtl/>
+        </w:rPr>
+        <w:t>سجل الأدلة للمدققين</w:t>
       </w:r>
     </w:p>
     <w:p>
       <w:pPr>
         <w:pStyle w:val="IntenseQuote"/>
+        <w:bidi/>
+        <w:jc w:val="start"/>
       </w:pPr>
       <w:r>
-        <w:t>للمدقّقين فقط — القيمة الرقمية الكاملة لكل بند مذكور أعلاه بشارته المبسّطة.</w:t>
+        <w:rPr>
+          <w:rFonts w:ascii="Arial" w:hAnsi="Arial" w:cs="Arial"/>
+          <w:rtl/>
+        </w:rPr>
+        <w:t>لكل حقيقة مصدرها العمومي ورابطها (إن توفّر) وتاريخ جمعها وقوة دليلها (✓ موثّق، ◐ مُقدَّر، ○ غير متحقّق).</w:t>
       </w:r>
     </w:p>
     <w:tbl>
       <w:tblPr>
         <w:tblStyle w:val="TableGrid"/>
         <w:tblW w:type="auto" w:w="0"/>
+        <w:tblLayout w:type="fixed"/>
         <w:tblLook w:firstColumn="1" w:firstRow="1" w:lastColumn="0" w:lastRow="0" w:noHBand="0" w:noVBand="1" w:val="04A0"/>
+        <w:bidiVisual/>
       </w:tblPr>
       <w:tblGrid>
         <w:gridCol w:w="1728"/>
@@ -2488,44 +4375,41 @@
       <w:tr>
         <w:tc>
           <w:tcPr>
-            <w:tcW w:type="dxa" w:w="1728"/>
+            <w:tcW w:type="dxa" w:w="1872"/>
             <w:shd w:val="clear" w:fill="1B3B6F"/>
           </w:tcPr>
           <w:p>
+            <w:pPr>
+              <w:bidi/>
+              <w:jc w:val="start"/>
+            </w:pPr>
             <w:r>
               <w:rPr>
+                <w:rFonts w:ascii="Arial" w:hAnsi="Arial" w:cs="Arial"/>
                 <w:b/>
                 <w:color w:val="FFFFFF"/>
+                <w:rtl/>
               </w:rPr>
-              <w:t>البعثة</w:t>
+              <w:t>الحقيقة</w:t>
             </w:r>
           </w:p>
         </w:tc>
         <w:tc>
           <w:tcPr>
-            <w:tcW w:type="dxa" w:w="1728"/>
+            <w:tcW w:type="dxa" w:w="1872"/>
             <w:shd w:val="clear" w:fill="1B3B6F"/>
           </w:tcPr>
           <w:p>
+            <w:pPr>
+              <w:bidi/>
+              <w:jc w:val="start"/>
+            </w:pPr>
             <w:r>
               <w:rPr>
+                <w:rFonts w:ascii="Arial" w:hAnsi="Arial" w:cs="Arial"/>
                 <w:b/>
                 <w:color w:val="FFFFFF"/>
-              </w:rPr>
-              <w:t>الادّعاء</w:t>
-            </w:r>
-          </w:p>
-        </w:tc>
-        <w:tc>
-          <w:tcPr>
-            <w:tcW w:type="dxa" w:w="1728"/>
-            <w:shd w:val="clear" w:fill="1B3B6F"/>
-          </w:tcPr>
-          <w:p>
-            <w:r>
-              <w:rPr>
-                <w:b/>
-                <w:color w:val="FFFFFF"/>
+                <w:rtl/>
               </w:rPr>
               <w:t>المصدر</w:t>
             </w:r>
@@ -2533,31 +4417,64 @@
         </w:tc>
         <w:tc>
           <w:tcPr>
-            <w:tcW w:type="dxa" w:w="1728"/>
+            <w:tcW w:type="dxa" w:w="1872"/>
             <w:shd w:val="clear" w:fill="1B3B6F"/>
           </w:tcPr>
           <w:p>
+            <w:pPr>
+              <w:bidi/>
+              <w:jc w:val="start"/>
+            </w:pPr>
             <w:r>
               <w:rPr>
+                <w:rFonts w:ascii="Arial" w:hAnsi="Arial" w:cs="Arial"/>
                 <w:b/>
                 <w:color w:val="FFFFFF"/>
+                <w:rtl/>
               </w:rPr>
-              <w:t>تاريخ الجلب</w:t>
+              <w:t>الرابط</w:t>
             </w:r>
           </w:p>
         </w:tc>
         <w:tc>
           <w:tcPr>
-            <w:tcW w:type="dxa" w:w="1728"/>
+            <w:tcW w:type="dxa" w:w="1872"/>
             <w:shd w:val="clear" w:fill="1B3B6F"/>
           </w:tcPr>
           <w:p>
+            <w:pPr>
+              <w:bidi/>
+              <w:jc w:val="start"/>
+            </w:pPr>
             <w:r>
               <w:rPr>
+                <w:rFonts w:ascii="Arial" w:hAnsi="Arial" w:cs="Arial"/>
                 <w:b/>
                 <w:color w:val="FFFFFF"/>
+                <w:rtl/>
               </w:rPr>
-              <w:t>الثقة</w:t>
+              <w:t>تاريخ الجمع</w:t>
+            </w:r>
+          </w:p>
+        </w:tc>
+        <w:tc>
+          <w:tcPr>
+            <w:tcW w:type="dxa" w:w="1872"/>
+            <w:shd w:val="clear" w:fill="1B3B6F"/>
+          </w:tcPr>
+          <w:p>
+            <w:pPr>
+              <w:bidi/>
+              <w:jc w:val="start"/>
+            </w:pPr>
+            <w:r>
+              <w:rPr>
+                <w:rFonts w:ascii="Arial" w:hAnsi="Arial" w:cs="Arial"/>
+                <w:b/>
+                <w:color w:val="FFFFFF"/>
+                <w:rtl/>
+              </w:rPr>
+              <w:t>قوة الدليل</w:t>
             </w:r>
           </w:p>
         </w:tc>
@@ -2565,51 +4482,91 @@
       <w:tr>
         <w:tc>
           <w:tcPr>
-            <w:tcW w:type="dxa" w:w="1728"/>
+            <w:tcW w:type="dxa" w:w="1872"/>
           </w:tcPr>
           <w:p>
+            <w:pPr>
+              <w:bidi/>
+              <w:jc w:val="start"/>
+            </w:pPr>
             <w:r>
-              <w:t>تدفقات التجارة</w:t>
-            </w:r>
-          </w:p>
-        </w:tc>
-        <w:tc>
-          <w:tcPr>
-            <w:tcW w:type="dxa" w:w="1728"/>
-          </w:tcPr>
-          <w:p>
-            <w:r>
+              <w:rPr>
+                <w:rFonts w:ascii="Arial" w:hAnsi="Arial" w:cs="Arial"/>
+                <w:rtl/>
+              </w:rPr>
               <w:t>61000000.0</w:t>
             </w:r>
           </w:p>
         </w:tc>
         <w:tc>
           <w:tcPr>
-            <w:tcW w:type="dxa" w:w="1728"/>
+            <w:tcW w:type="dxa" w:w="1872"/>
           </w:tcPr>
           <w:p>
+            <w:pPr>
+              <w:bidi/>
+              <w:jc w:val="start"/>
+            </w:pPr>
             <w:r>
+              <w:rPr>
+                <w:rFonts w:ascii="Arial" w:hAnsi="Arial" w:cs="Arial"/>
+                <w:rtl/>
+              </w:rPr>
               <w:t>UN Comtrade</w:t>
             </w:r>
           </w:p>
         </w:tc>
         <w:tc>
           <w:tcPr>
-            <w:tcW w:type="dxa" w:w="1728"/>
+            <w:tcW w:type="dxa" w:w="1872"/>
           </w:tcPr>
           <w:p>
+            <w:pPr>
+              <w:bidi/>
+              <w:jc w:val="start"/>
+            </w:pPr>
             <w:r>
+              <w:rPr>
+                <w:rFonts w:ascii="Arial" w:hAnsi="Arial" w:cs="Arial"/>
+                <w:rtl/>
+              </w:rPr>
+              <w:t>—</w:t>
+            </w:r>
+          </w:p>
+        </w:tc>
+        <w:tc>
+          <w:tcPr>
+            <w:tcW w:type="dxa" w:w="1872"/>
+          </w:tcPr>
+          <w:p>
+            <w:pPr>
+              <w:bidi/>
+              <w:jc w:val="start"/>
+            </w:pPr>
+            <w:r>
+              <w:rPr>
+                <w:rFonts w:ascii="Arial" w:hAnsi="Arial" w:cs="Arial"/>
+                <w:rtl/>
+              </w:rPr>
               <w:t>2026-07-01</w:t>
             </w:r>
           </w:p>
         </w:tc>
         <w:tc>
           <w:tcPr>
-            <w:tcW w:type="dxa" w:w="1728"/>
+            <w:tcW w:type="dxa" w:w="1872"/>
           </w:tcPr>
           <w:p>
+            <w:pPr>
+              <w:bidi/>
+              <w:jc w:val="start"/>
+            </w:pPr>
             <w:r>
-              <w:t>0.9 (✓ موثّق)</w:t>
+              <w:rPr>
+                <w:rFonts w:ascii="Arial" w:hAnsi="Arial" w:cs="Arial"/>
+                <w:rtl/>
+              </w:rPr>
+              <w:t>✓ موثّق</w:t>
             </w:r>
           </w:p>
         </w:tc>
@@ -2617,56 +4574,96 @@
       <w:tr>
         <w:tc>
           <w:tcPr>
-            <w:tcW w:type="dxa" w:w="1728"/>
+            <w:tcW w:type="dxa" w:w="1872"/>
             <w:shd w:val="clear" w:fill="F2F2F2"/>
           </w:tcPr>
           <w:p>
+            <w:pPr>
+              <w:bidi/>
+              <w:jc w:val="start"/>
+            </w:pPr>
             <w:r>
-              <w:t>اتجاهات الطلب والموسمية</w:t>
-            </w:r>
-          </w:p>
-        </w:tc>
-        <w:tc>
-          <w:tcPr>
-            <w:tcW w:type="dxa" w:w="1728"/>
-            <w:shd w:val="clear" w:fill="F2F2F2"/>
-          </w:tcPr>
-          <w:p>
-            <w:r>
+              <w:rPr>
+                <w:rFonts w:ascii="Arial" w:hAnsi="Arial" w:cs="Arial"/>
+                <w:rtl/>
+              </w:rPr>
               <w:t>اتجاه بحث 5 سنوات صاعد + ذروة موسمية رمضان</w:t>
             </w:r>
           </w:p>
         </w:tc>
         <w:tc>
           <w:tcPr>
-            <w:tcW w:type="dxa" w:w="1728"/>
+            <w:tcW w:type="dxa" w:w="1872"/>
             <w:shd w:val="clear" w:fill="F2F2F2"/>
           </w:tcPr>
           <w:p>
+            <w:pPr>
+              <w:bidi/>
+              <w:jc w:val="start"/>
+            </w:pPr>
             <w:r>
+              <w:rPr>
+                <w:rFonts w:ascii="Arial" w:hAnsi="Arial" w:cs="Arial"/>
+                <w:rtl/>
+              </w:rPr>
               <w:t>Google Trends</w:t>
             </w:r>
           </w:p>
         </w:tc>
         <w:tc>
           <w:tcPr>
-            <w:tcW w:type="dxa" w:w="1728"/>
+            <w:tcW w:type="dxa" w:w="1872"/>
             <w:shd w:val="clear" w:fill="F2F2F2"/>
           </w:tcPr>
           <w:p>
+            <w:pPr>
+              <w:bidi/>
+              <w:jc w:val="start"/>
+            </w:pPr>
             <w:r>
+              <w:rPr>
+                <w:rFonts w:ascii="Arial" w:hAnsi="Arial" w:cs="Arial"/>
+                <w:rtl/>
+              </w:rPr>
+              <w:t>—</w:t>
+            </w:r>
+          </w:p>
+        </w:tc>
+        <w:tc>
+          <w:tcPr>
+            <w:tcW w:type="dxa" w:w="1872"/>
+            <w:shd w:val="clear" w:fill="F2F2F2"/>
+          </w:tcPr>
+          <w:p>
+            <w:pPr>
+              <w:bidi/>
+              <w:jc w:val="start"/>
+            </w:pPr>
+            <w:r>
+              <w:rPr>
+                <w:rFonts w:ascii="Arial" w:hAnsi="Arial" w:cs="Arial"/>
+                <w:rtl/>
+              </w:rPr>
               <w:t>2026-07-01</w:t>
             </w:r>
           </w:p>
         </w:tc>
         <w:tc>
           <w:tcPr>
-            <w:tcW w:type="dxa" w:w="1728"/>
+            <w:tcW w:type="dxa" w:w="1872"/>
             <w:shd w:val="clear" w:fill="F2F2F2"/>
           </w:tcPr>
           <w:p>
+            <w:pPr>
+              <w:bidi/>
+              <w:jc w:val="start"/>
+            </w:pPr>
             <w:r>
-              <w:t>0.6 (◐ ثانوي)</w:t>
+              <w:rPr>
+                <w:rFonts w:ascii="Arial" w:hAnsi="Arial" w:cs="Arial"/>
+                <w:rtl/>
+              </w:rPr>
+              <w:t>◐ ثانوي</w:t>
             </w:r>
           </w:p>
         </w:tc>
@@ -2674,51 +4671,91 @@
       <w:tr>
         <w:tc>
           <w:tcPr>
-            <w:tcW w:type="dxa" w:w="1728"/>
+            <w:tcW w:type="dxa" w:w="1872"/>
           </w:tcPr>
           <w:p>
+            <w:pPr>
+              <w:bidi/>
+              <w:jc w:val="start"/>
+            </w:pPr>
             <w:r>
-              <w:t>تحليل الأسعار</w:t>
-            </w:r>
-          </w:p>
-        </w:tc>
-        <w:tc>
-          <w:tcPr>
-            <w:tcW w:type="dxa" w:w="1728"/>
-          </w:tcPr>
-          <w:p>
-            <w:r>
+              <w:rPr>
+                <w:rFonts w:ascii="Arial" w:hAnsi="Arial" w:cs="Arial"/>
+                <w:rtl/>
+              </w:rPr>
               <w:t>Mercadona: تمور اقتصادية 5.80€/كغم</w:t>
             </w:r>
           </w:p>
         </w:tc>
         <w:tc>
           <w:tcPr>
-            <w:tcW w:type="dxa" w:w="1728"/>
+            <w:tcW w:type="dxa" w:w="1872"/>
           </w:tcPr>
           <w:p>
+            <w:pPr>
+              <w:bidi/>
+              <w:jc w:val="start"/>
+            </w:pPr>
             <w:r>
+              <w:rPr>
+                <w:rFonts w:ascii="Arial" w:hAnsi="Arial" w:cs="Arial"/>
+                <w:rtl/>
+              </w:rPr>
               <w:t>Mercadona (رصد ويب)</w:t>
             </w:r>
           </w:p>
         </w:tc>
         <w:tc>
           <w:tcPr>
-            <w:tcW w:type="dxa" w:w="1728"/>
+            <w:tcW w:type="dxa" w:w="1872"/>
           </w:tcPr>
           <w:p>
+            <w:pPr>
+              <w:bidi/>
+              <w:jc w:val="start"/>
+            </w:pPr>
             <w:r>
+              <w:rPr>
+                <w:rFonts w:ascii="Arial" w:hAnsi="Arial" w:cs="Arial"/>
+                <w:rtl/>
+              </w:rPr>
+              <w:t>—</w:t>
+            </w:r>
+          </w:p>
+        </w:tc>
+        <w:tc>
+          <w:tcPr>
+            <w:tcW w:type="dxa" w:w="1872"/>
+          </w:tcPr>
+          <w:p>
+            <w:pPr>
+              <w:bidi/>
+              <w:jc w:val="start"/>
+            </w:pPr>
+            <w:r>
+              <w:rPr>
+                <w:rFonts w:ascii="Arial" w:hAnsi="Arial" w:cs="Arial"/>
+                <w:rtl/>
+              </w:rPr>
               <w:t>2026-07-01</w:t>
             </w:r>
           </w:p>
         </w:tc>
         <w:tc>
           <w:tcPr>
-            <w:tcW w:type="dxa" w:w="1728"/>
+            <w:tcW w:type="dxa" w:w="1872"/>
           </w:tcPr>
           <w:p>
+            <w:pPr>
+              <w:bidi/>
+              <w:jc w:val="start"/>
+            </w:pPr>
             <w:r>
-              <w:t>0.6 (◐ ثانوي)</w:t>
+              <w:rPr>
+                <w:rFonts w:ascii="Arial" w:hAnsi="Arial" w:cs="Arial"/>
+                <w:rtl/>
+              </w:rPr>
+              <w:t>◐ ثانوي</w:t>
             </w:r>
           </w:p>
         </w:tc>
@@ -2726,56 +4763,96 @@
       <w:tr>
         <w:tc>
           <w:tcPr>
-            <w:tcW w:type="dxa" w:w="1728"/>
+            <w:tcW w:type="dxa" w:w="1872"/>
             <w:shd w:val="clear" w:fill="F2F2F2"/>
           </w:tcPr>
           <w:p>
+            <w:pPr>
+              <w:bidi/>
+              <w:jc w:val="start"/>
+            </w:pPr>
             <w:r>
-              <w:t>تحليل الأسعار</w:t>
-            </w:r>
-          </w:p>
-        </w:tc>
-        <w:tc>
-          <w:tcPr>
-            <w:tcW w:type="dxa" w:w="1728"/>
-            <w:shd w:val="clear" w:fill="F2F2F2"/>
-          </w:tcPr>
-          <w:p>
-            <w:r>
+              <w:rPr>
+                <w:rFonts w:ascii="Arial" w:hAnsi="Arial" w:cs="Arial"/>
+                <w:rtl/>
+              </w:rPr>
               <w:t>Carrefour: تمور متوسطة 8.90€/كغم</w:t>
             </w:r>
           </w:p>
         </w:tc>
         <w:tc>
           <w:tcPr>
-            <w:tcW w:type="dxa" w:w="1728"/>
+            <w:tcW w:type="dxa" w:w="1872"/>
             <w:shd w:val="clear" w:fill="F2F2F2"/>
           </w:tcPr>
           <w:p>
+            <w:pPr>
+              <w:bidi/>
+              <w:jc w:val="start"/>
+            </w:pPr>
             <w:r>
+              <w:rPr>
+                <w:rFonts w:ascii="Arial" w:hAnsi="Arial" w:cs="Arial"/>
+                <w:rtl/>
+              </w:rPr>
               <w:t>Carrefour (رصد ويب)</w:t>
             </w:r>
           </w:p>
         </w:tc>
         <w:tc>
           <w:tcPr>
-            <w:tcW w:type="dxa" w:w="1728"/>
+            <w:tcW w:type="dxa" w:w="1872"/>
             <w:shd w:val="clear" w:fill="F2F2F2"/>
           </w:tcPr>
           <w:p>
+            <w:pPr>
+              <w:bidi/>
+              <w:jc w:val="start"/>
+            </w:pPr>
             <w:r>
+              <w:rPr>
+                <w:rFonts w:ascii="Arial" w:hAnsi="Arial" w:cs="Arial"/>
+                <w:rtl/>
+              </w:rPr>
+              <w:t>—</w:t>
+            </w:r>
+          </w:p>
+        </w:tc>
+        <w:tc>
+          <w:tcPr>
+            <w:tcW w:type="dxa" w:w="1872"/>
+            <w:shd w:val="clear" w:fill="F2F2F2"/>
+          </w:tcPr>
+          <w:p>
+            <w:pPr>
+              <w:bidi/>
+              <w:jc w:val="start"/>
+            </w:pPr>
+            <w:r>
+              <w:rPr>
+                <w:rFonts w:ascii="Arial" w:hAnsi="Arial" w:cs="Arial"/>
+                <w:rtl/>
+              </w:rPr>
               <w:t>2026-07-01</w:t>
             </w:r>
           </w:p>
         </w:tc>
         <w:tc>
           <w:tcPr>
-            <w:tcW w:type="dxa" w:w="1728"/>
+            <w:tcW w:type="dxa" w:w="1872"/>
             <w:shd w:val="clear" w:fill="F2F2F2"/>
           </w:tcPr>
           <w:p>
+            <w:pPr>
+              <w:bidi/>
+              <w:jc w:val="start"/>
+            </w:pPr>
             <w:r>
-              <w:t>0.6 (◐ ثانوي)</w:t>
+              <w:rPr>
+                <w:rFonts w:ascii="Arial" w:hAnsi="Arial" w:cs="Arial"/>
+                <w:rtl/>
+              </w:rPr>
+              <w:t>◐ ثانوي</w:t>
             </w:r>
           </w:p>
         </w:tc>
@@ -2783,51 +4860,91 @@
       <w:tr>
         <w:tc>
           <w:tcPr>
-            <w:tcW w:type="dxa" w:w="1728"/>
+            <w:tcW w:type="dxa" w:w="1872"/>
           </w:tcPr>
           <w:p>
+            <w:pPr>
+              <w:bidi/>
+              <w:jc w:val="start"/>
+            </w:pPr>
             <w:r>
-              <w:t>تحليل الأسعار</w:t>
-            </w:r>
-          </w:p>
-        </w:tc>
-        <w:tc>
-          <w:tcPr>
-            <w:tcW w:type="dxa" w:w="1728"/>
-          </w:tcPr>
-          <w:p>
-            <w:r>
+              <w:rPr>
+                <w:rFonts w:ascii="Arial" w:hAnsi="Arial" w:cs="Arial"/>
+                <w:rtl/>
+              </w:rPr>
               <w:t>متاجر متخصصة: تمور فاخرة حتى 13.50€/كغم</w:t>
             </w:r>
           </w:p>
         </w:tc>
         <w:tc>
           <w:tcPr>
-            <w:tcW w:type="dxa" w:w="1728"/>
+            <w:tcW w:type="dxa" w:w="1872"/>
           </w:tcPr>
           <w:p>
+            <w:pPr>
+              <w:bidi/>
+              <w:jc w:val="start"/>
+            </w:pPr>
             <w:r>
+              <w:rPr>
+                <w:rFonts w:ascii="Arial" w:hAnsi="Arial" w:cs="Arial"/>
+                <w:rtl/>
+              </w:rPr>
               <w:t>رصد ويب متعدد</w:t>
             </w:r>
           </w:p>
         </w:tc>
         <w:tc>
           <w:tcPr>
-            <w:tcW w:type="dxa" w:w="1728"/>
+            <w:tcW w:type="dxa" w:w="1872"/>
           </w:tcPr>
           <w:p>
+            <w:pPr>
+              <w:bidi/>
+              <w:jc w:val="start"/>
+            </w:pPr>
             <w:r>
+              <w:rPr>
+                <w:rFonts w:ascii="Arial" w:hAnsi="Arial" w:cs="Arial"/>
+                <w:rtl/>
+              </w:rPr>
+              <w:t>—</w:t>
+            </w:r>
+          </w:p>
+        </w:tc>
+        <w:tc>
+          <w:tcPr>
+            <w:tcW w:type="dxa" w:w="1872"/>
+          </w:tcPr>
+          <w:p>
+            <w:pPr>
+              <w:bidi/>
+              <w:jc w:val="start"/>
+            </w:pPr>
+            <w:r>
+              <w:rPr>
+                <w:rFonts w:ascii="Arial" w:hAnsi="Arial" w:cs="Arial"/>
+                <w:rtl/>
+              </w:rPr>
               <w:t>2026-07-01</w:t>
             </w:r>
           </w:p>
         </w:tc>
         <w:tc>
           <w:tcPr>
-            <w:tcW w:type="dxa" w:w="1728"/>
+            <w:tcW w:type="dxa" w:w="1872"/>
           </w:tcPr>
           <w:p>
+            <w:pPr>
+              <w:bidi/>
+              <w:jc w:val="start"/>
+            </w:pPr>
             <w:r>
-              <w:t>0.5 (◐ ثانوي)</w:t>
+              <w:rPr>
+                <w:rFonts w:ascii="Arial" w:hAnsi="Arial" w:cs="Arial"/>
+                <w:rtl/>
+              </w:rPr>
+              <w:t>◐ ثانوي</w:t>
             </w:r>
           </w:p>
         </w:tc>
@@ -2835,56 +4952,96 @@
       <w:tr>
         <w:tc>
           <w:tcPr>
-            <w:tcW w:type="dxa" w:w="1728"/>
+            <w:tcW w:type="dxa" w:w="1872"/>
             <w:shd w:val="clear" w:fill="F2F2F2"/>
           </w:tcPr>
           <w:p>
+            <w:pPr>
+              <w:bidi/>
+              <w:jc w:val="start"/>
+            </w:pPr>
             <w:r>
-              <w:t>ثقافة المستهلك</w:t>
-            </w:r>
-          </w:p>
-        </w:tc>
-        <w:tc>
-          <w:tcPr>
-            <w:tcW w:type="dxa" w:w="1728"/>
-            <w:shd w:val="clear" w:fill="F2F2F2"/>
-          </w:tcPr>
-          <w:p>
-            <w:r>
+              <w:rPr>
+                <w:rFonts w:ascii="Arial" w:hAnsi="Arial" w:cs="Arial"/>
+                <w:rtl/>
+              </w:rPr>
               <w:t>التمور مرتبطة ثقافياً بموسم رمضان لدى الجالية المسلمة</w:t>
             </w:r>
           </w:p>
         </w:tc>
         <w:tc>
           <w:tcPr>
-            <w:tcW w:type="dxa" w:w="1728"/>
+            <w:tcW w:type="dxa" w:w="1872"/>
             <w:shd w:val="clear" w:fill="F2F2F2"/>
           </w:tcPr>
           <w:p>
+            <w:pPr>
+              <w:bidi/>
+              <w:jc w:val="start"/>
+            </w:pPr>
             <w:r>
+              <w:rPr>
+                <w:rFonts w:ascii="Arial" w:hAnsi="Arial" w:cs="Arial"/>
+                <w:rtl/>
+              </w:rPr>
               <w:t>OpenAlex + بحث ويب</w:t>
             </w:r>
           </w:p>
         </w:tc>
         <w:tc>
           <w:tcPr>
-            <w:tcW w:type="dxa" w:w="1728"/>
+            <w:tcW w:type="dxa" w:w="1872"/>
             <w:shd w:val="clear" w:fill="F2F2F2"/>
           </w:tcPr>
           <w:p>
+            <w:pPr>
+              <w:bidi/>
+              <w:jc w:val="start"/>
+            </w:pPr>
             <w:r>
+              <w:rPr>
+                <w:rFonts w:ascii="Arial" w:hAnsi="Arial" w:cs="Arial"/>
+                <w:rtl/>
+              </w:rPr>
+              <w:t>—</w:t>
+            </w:r>
+          </w:p>
+        </w:tc>
+        <w:tc>
+          <w:tcPr>
+            <w:tcW w:type="dxa" w:w="1872"/>
+            <w:shd w:val="clear" w:fill="F2F2F2"/>
+          </w:tcPr>
+          <w:p>
+            <w:pPr>
+              <w:bidi/>
+              <w:jc w:val="start"/>
+            </w:pPr>
+            <w:r>
+              <w:rPr>
+                <w:rFonts w:ascii="Arial" w:hAnsi="Arial" w:cs="Arial"/>
+                <w:rtl/>
+              </w:rPr>
               <w:t>2026-07-01</w:t>
             </w:r>
           </w:p>
         </w:tc>
         <w:tc>
           <w:tcPr>
-            <w:tcW w:type="dxa" w:w="1728"/>
+            <w:tcW w:type="dxa" w:w="1872"/>
             <w:shd w:val="clear" w:fill="F2F2F2"/>
           </w:tcPr>
           <w:p>
+            <w:pPr>
+              <w:bidi/>
+              <w:jc w:val="start"/>
+            </w:pPr>
             <w:r>
-              <w:t>0.55 (◐ ثانوي)</w:t>
+              <w:rPr>
+                <w:rFonts w:ascii="Arial" w:hAnsi="Arial" w:cs="Arial"/>
+                <w:rtl/>
+              </w:rPr>
+              <w:t>◐ ثانوي</w:t>
             </w:r>
           </w:p>
         </w:tc>
@@ -2892,51 +5049,91 @@
       <w:tr>
         <w:tc>
           <w:tcPr>
-            <w:tcW w:type="dxa" w:w="1728"/>
+            <w:tcW w:type="dxa" w:w="1872"/>
           </w:tcPr>
           <w:p>
+            <w:pPr>
+              <w:bidi/>
+              <w:jc w:val="start"/>
+            </w:pPr>
             <w:r>
-              <w:t>قنوات التوزيع والاستيراد</w:t>
-            </w:r>
-          </w:p>
-        </w:tc>
-        <w:tc>
-          <w:tcPr>
-            <w:tcW w:type="dxa" w:w="1728"/>
-          </w:tcPr>
-          <w:p>
-            <w:r>
+              <w:rPr>
+                <w:rFonts w:ascii="Arial" w:hAnsi="Arial" w:cs="Arial"/>
+                <w:rtl/>
+              </w:rPr>
               <w:t>موزّع أغذية حلال في مدريد — مرشّح محتمل</w:t>
             </w:r>
           </w:p>
         </w:tc>
         <w:tc>
           <w:tcPr>
-            <w:tcW w:type="dxa" w:w="1728"/>
+            <w:tcW w:type="dxa" w:w="1872"/>
           </w:tcPr>
           <w:p>
+            <w:pPr>
+              <w:bidi/>
+              <w:jc w:val="start"/>
+            </w:pPr>
             <w:r>
+              <w:rPr>
+                <w:rFonts w:ascii="Arial" w:hAnsi="Arial" w:cs="Arial"/>
+                <w:rtl/>
+              </w:rPr>
               <w:t>بحث ويب (غير مؤكَّد)</w:t>
             </w:r>
           </w:p>
         </w:tc>
         <w:tc>
           <w:tcPr>
-            <w:tcW w:type="dxa" w:w="1728"/>
+            <w:tcW w:type="dxa" w:w="1872"/>
           </w:tcPr>
           <w:p>
+            <w:pPr>
+              <w:bidi/>
+              <w:jc w:val="start"/>
+            </w:pPr>
             <w:r>
+              <w:rPr>
+                <w:rFonts w:ascii="Arial" w:hAnsi="Arial" w:cs="Arial"/>
+                <w:rtl/>
+              </w:rPr>
+              <w:t>—</w:t>
+            </w:r>
+          </w:p>
+        </w:tc>
+        <w:tc>
+          <w:tcPr>
+            <w:tcW w:type="dxa" w:w="1872"/>
+          </w:tcPr>
+          <w:p>
+            <w:pPr>
+              <w:bidi/>
+              <w:jc w:val="start"/>
+            </w:pPr>
+            <w:r>
+              <w:rPr>
+                <w:rFonts w:ascii="Arial" w:hAnsi="Arial" w:cs="Arial"/>
+                <w:rtl/>
+              </w:rPr>
               <w:t>2026-07-01</w:t>
             </w:r>
           </w:p>
         </w:tc>
         <w:tc>
           <w:tcPr>
-            <w:tcW w:type="dxa" w:w="1728"/>
+            <w:tcW w:type="dxa" w:w="1872"/>
           </w:tcPr>
           <w:p>
+            <w:pPr>
+              <w:bidi/>
+              <w:jc w:val="start"/>
+            </w:pPr>
             <w:r>
-              <w:t>0.35 (○ غير متحقق)</w:t>
+              <w:rPr>
+                <w:rFonts w:ascii="Arial" w:hAnsi="Arial" w:cs="Arial"/>
+                <w:rtl/>
+              </w:rPr>
+              <w:t>○ غير متحقق</w:t>
             </w:r>
           </w:p>
         </w:tc>
@@ -2944,56 +5141,96 @@
       <w:tr>
         <w:tc>
           <w:tcPr>
-            <w:tcW w:type="dxa" w:w="1728"/>
+            <w:tcW w:type="dxa" w:w="1872"/>
             <w:shd w:val="clear" w:fill="F2F2F2"/>
           </w:tcPr>
           <w:p>
+            <w:pPr>
+              <w:bidi/>
+              <w:jc w:val="start"/>
+            </w:pPr>
             <w:r>
-              <w:t>تحليل المنافسين</w:t>
+              <w:rPr>
+                <w:rFonts w:ascii="Arial" w:hAnsi="Arial" w:cs="Arial"/>
+                <w:rtl/>
+              </w:rPr>
+              <w:t>بند تقني غير قابل للعرض المباشر — التفاصيل في أثر التتبّع.</w:t>
             </w:r>
           </w:p>
         </w:tc>
         <w:tc>
           <w:tcPr>
-            <w:tcW w:type="dxa" w:w="1728"/>
+            <w:tcW w:type="dxa" w:w="1872"/>
             <w:shd w:val="clear" w:fill="F2F2F2"/>
           </w:tcPr>
           <w:p>
+            <w:pPr>
+              <w:bidi/>
+              <w:jc w:val="start"/>
+            </w:pPr>
             <w:r>
-              <w:t>بند تقني غير قابل للعرض المباشر — التفاصيل الكاملة في أثر التتبّع.</w:t>
-            </w:r>
-          </w:p>
-        </w:tc>
-        <w:tc>
-          <w:tcPr>
-            <w:tcW w:type="dxa" w:w="1728"/>
-            <w:shd w:val="clear" w:fill="F2F2F2"/>
-          </w:tcPr>
-          <w:p>
-            <w:r>
+              <w:rPr>
+                <w:rFonts w:ascii="Arial" w:hAnsi="Arial" w:cs="Arial"/>
+                <w:rtl/>
+              </w:rPr>
               <w:t>UN Comtrade</w:t>
             </w:r>
           </w:p>
         </w:tc>
         <w:tc>
           <w:tcPr>
-            <w:tcW w:type="dxa" w:w="1728"/>
+            <w:tcW w:type="dxa" w:w="1872"/>
             <w:shd w:val="clear" w:fill="F2F2F2"/>
           </w:tcPr>
           <w:p>
+            <w:pPr>
+              <w:bidi/>
+              <w:jc w:val="start"/>
+            </w:pPr>
             <w:r>
+              <w:rPr>
+                <w:rFonts w:ascii="Arial" w:hAnsi="Arial" w:cs="Arial"/>
+                <w:rtl/>
+              </w:rPr>
+              <w:t>—</w:t>
+            </w:r>
+          </w:p>
+        </w:tc>
+        <w:tc>
+          <w:tcPr>
+            <w:tcW w:type="dxa" w:w="1872"/>
+            <w:shd w:val="clear" w:fill="F2F2F2"/>
+          </w:tcPr>
+          <w:p>
+            <w:pPr>
+              <w:bidi/>
+              <w:jc w:val="start"/>
+            </w:pPr>
+            <w:r>
+              <w:rPr>
+                <w:rFonts w:ascii="Arial" w:hAnsi="Arial" w:cs="Arial"/>
+                <w:rtl/>
+              </w:rPr>
               <w:t>2026-07-01</w:t>
             </w:r>
           </w:p>
         </w:tc>
         <w:tc>
           <w:tcPr>
-            <w:tcW w:type="dxa" w:w="1728"/>
+            <w:tcW w:type="dxa" w:w="1872"/>
             <w:shd w:val="clear" w:fill="F2F2F2"/>
           </w:tcPr>
           <w:p>
+            <w:pPr>
+              <w:bidi/>
+              <w:jc w:val="start"/>
+            </w:pPr>
             <w:r>
-              <w:t>0.9 (✓ موثّق)</w:t>
+              <w:rPr>
+                <w:rFonts w:ascii="Arial" w:hAnsi="Arial" w:cs="Arial"/>
+                <w:rtl/>
+              </w:rPr>
+              <w:t>✓ موثّق</w:t>
             </w:r>
           </w:p>
         </w:tc>
@@ -3001,51 +5238,91 @@
       <w:tr>
         <w:tc>
           <w:tcPr>
-            <w:tcW w:type="dxa" w:w="1728"/>
+            <w:tcW w:type="dxa" w:w="1872"/>
           </w:tcPr>
           <w:p>
+            <w:pPr>
+              <w:bidi/>
+              <w:jc w:val="start"/>
+            </w:pPr>
             <w:r>
-              <w:t>تحليل المنافسين</w:t>
+              <w:rPr>
+                <w:rFonts w:ascii="Arial" w:hAnsi="Arial" w:cs="Arial"/>
+                <w:rtl/>
+              </w:rPr>
+              <w:t>بند تقني غير قابل للعرض المباشر — التفاصيل في أثر التتبّع.</w:t>
             </w:r>
           </w:p>
         </w:tc>
         <w:tc>
           <w:tcPr>
-            <w:tcW w:type="dxa" w:w="1728"/>
+            <w:tcW w:type="dxa" w:w="1872"/>
           </w:tcPr>
           <w:p>
+            <w:pPr>
+              <w:bidi/>
+              <w:jc w:val="start"/>
+            </w:pPr>
             <w:r>
-              <w:t>بند تقني غير قابل للعرض المباشر — التفاصيل الكاملة في أثر التتبّع.</w:t>
-            </w:r>
-          </w:p>
-        </w:tc>
-        <w:tc>
-          <w:tcPr>
-            <w:tcW w:type="dxa" w:w="1728"/>
-          </w:tcPr>
-          <w:p>
-            <w:r>
+              <w:rPr>
+                <w:rFonts w:ascii="Arial" w:hAnsi="Arial" w:cs="Arial"/>
+                <w:rtl/>
+              </w:rPr>
               <w:t>UN Comtrade</w:t>
             </w:r>
           </w:p>
         </w:tc>
         <w:tc>
           <w:tcPr>
-            <w:tcW w:type="dxa" w:w="1728"/>
+            <w:tcW w:type="dxa" w:w="1872"/>
           </w:tcPr>
           <w:p>
+            <w:pPr>
+              <w:bidi/>
+              <w:jc w:val="start"/>
+            </w:pPr>
             <w:r>
+              <w:rPr>
+                <w:rFonts w:ascii="Arial" w:hAnsi="Arial" w:cs="Arial"/>
+                <w:rtl/>
+              </w:rPr>
+              <w:t>—</w:t>
+            </w:r>
+          </w:p>
+        </w:tc>
+        <w:tc>
+          <w:tcPr>
+            <w:tcW w:type="dxa" w:w="1872"/>
+          </w:tcPr>
+          <w:p>
+            <w:pPr>
+              <w:bidi/>
+              <w:jc w:val="start"/>
+            </w:pPr>
+            <w:r>
+              <w:rPr>
+                <w:rFonts w:ascii="Arial" w:hAnsi="Arial" w:cs="Arial"/>
+                <w:rtl/>
+              </w:rPr>
               <w:t>2026-07-01</w:t>
             </w:r>
           </w:p>
         </w:tc>
         <w:tc>
           <w:tcPr>
-            <w:tcW w:type="dxa" w:w="1728"/>
+            <w:tcW w:type="dxa" w:w="1872"/>
           </w:tcPr>
           <w:p>
+            <w:pPr>
+              <w:bidi/>
+              <w:jc w:val="start"/>
+            </w:pPr>
             <w:r>
-              <w:t>0.9 (✓ موثّق)</w:t>
+              <w:rPr>
+                <w:rFonts w:ascii="Arial" w:hAnsi="Arial" w:cs="Arial"/>
+                <w:rtl/>
+              </w:rPr>
+              <w:t>✓ موثّق</w:t>
             </w:r>
           </w:p>
         </w:tc>
@@ -3053,56 +5330,96 @@
       <w:tr>
         <w:tc>
           <w:tcPr>
-            <w:tcW w:type="dxa" w:w="1728"/>
+            <w:tcW w:type="dxa" w:w="1872"/>
             <w:shd w:val="clear" w:fill="F2F2F2"/>
           </w:tcPr>
           <w:p>
+            <w:pPr>
+              <w:bidi/>
+              <w:jc w:val="start"/>
+            </w:pPr>
             <w:r>
-              <w:t>تحليل المنافسين</w:t>
+              <w:rPr>
+                <w:rFonts w:ascii="Arial" w:hAnsi="Arial" w:cs="Arial"/>
+                <w:rtl/>
+              </w:rPr>
+              <w:t>بند تقني غير قابل للعرض المباشر — التفاصيل في أثر التتبّع.</w:t>
             </w:r>
           </w:p>
         </w:tc>
         <w:tc>
           <w:tcPr>
-            <w:tcW w:type="dxa" w:w="1728"/>
+            <w:tcW w:type="dxa" w:w="1872"/>
             <w:shd w:val="clear" w:fill="F2F2F2"/>
           </w:tcPr>
           <w:p>
+            <w:pPr>
+              <w:bidi/>
+              <w:jc w:val="start"/>
+            </w:pPr>
             <w:r>
-              <w:t>بند تقني غير قابل للعرض المباشر — التفاصيل الكاملة في أثر التتبّع.</w:t>
-            </w:r>
-          </w:p>
-        </w:tc>
-        <w:tc>
-          <w:tcPr>
-            <w:tcW w:type="dxa" w:w="1728"/>
-            <w:shd w:val="clear" w:fill="F2F2F2"/>
-          </w:tcPr>
-          <w:p>
-            <w:r>
+              <w:rPr>
+                <w:rFonts w:ascii="Arial" w:hAnsi="Arial" w:cs="Arial"/>
+                <w:rtl/>
+              </w:rPr>
               <w:t>UN Comtrade</w:t>
             </w:r>
           </w:p>
         </w:tc>
         <w:tc>
           <w:tcPr>
-            <w:tcW w:type="dxa" w:w="1728"/>
+            <w:tcW w:type="dxa" w:w="1872"/>
             <w:shd w:val="clear" w:fill="F2F2F2"/>
           </w:tcPr>
           <w:p>
+            <w:pPr>
+              <w:bidi/>
+              <w:jc w:val="start"/>
+            </w:pPr>
             <w:r>
+              <w:rPr>
+                <w:rFonts w:ascii="Arial" w:hAnsi="Arial" w:cs="Arial"/>
+                <w:rtl/>
+              </w:rPr>
+              <w:t>—</w:t>
+            </w:r>
+          </w:p>
+        </w:tc>
+        <w:tc>
+          <w:tcPr>
+            <w:tcW w:type="dxa" w:w="1872"/>
+            <w:shd w:val="clear" w:fill="F2F2F2"/>
+          </w:tcPr>
+          <w:p>
+            <w:pPr>
+              <w:bidi/>
+              <w:jc w:val="start"/>
+            </w:pPr>
+            <w:r>
+              <w:rPr>
+                <w:rFonts w:ascii="Arial" w:hAnsi="Arial" w:cs="Arial"/>
+                <w:rtl/>
+              </w:rPr>
               <w:t>2026-07-01</w:t>
             </w:r>
           </w:p>
         </w:tc>
         <w:tc>
           <w:tcPr>
-            <w:tcW w:type="dxa" w:w="1728"/>
+            <w:tcW w:type="dxa" w:w="1872"/>
             <w:shd w:val="clear" w:fill="F2F2F2"/>
           </w:tcPr>
           <w:p>
+            <w:pPr>
+              <w:bidi/>
+              <w:jc w:val="start"/>
+            </w:pPr>
             <w:r>
-              <w:t>0.9 (✓ موثّق)</w:t>
+              <w:rPr>
+                <w:rFonts w:ascii="Arial" w:hAnsi="Arial" w:cs="Arial"/>
+                <w:rtl/>
+              </w:rPr>
+              <w:t>✓ موثّق</w:t>
             </w:r>
           </w:p>
         </w:tc>
@@ -3110,51 +5427,91 @@
       <w:tr>
         <w:tc>
           <w:tcPr>
-            <w:tcW w:type="dxa" w:w="1728"/>
+            <w:tcW w:type="dxa" w:w="1872"/>
           </w:tcPr>
           <w:p>
+            <w:pPr>
+              <w:bidi/>
+              <w:jc w:val="start"/>
+            </w:pPr>
             <w:r>
-              <w:t>تحليل المنافسين</w:t>
+              <w:rPr>
+                <w:rFonts w:ascii="Arial" w:hAnsi="Arial" w:cs="Arial"/>
+                <w:rtl/>
+              </w:rPr>
+              <w:t>بند تقني غير قابل للعرض المباشر — التفاصيل في أثر التتبّع.</w:t>
             </w:r>
           </w:p>
         </w:tc>
         <w:tc>
           <w:tcPr>
-            <w:tcW w:type="dxa" w:w="1728"/>
+            <w:tcW w:type="dxa" w:w="1872"/>
           </w:tcPr>
           <w:p>
+            <w:pPr>
+              <w:bidi/>
+              <w:jc w:val="start"/>
+            </w:pPr>
             <w:r>
-              <w:t>بند تقني غير قابل للعرض المباشر — التفاصيل الكاملة في أثر التتبّع.</w:t>
-            </w:r>
-          </w:p>
-        </w:tc>
-        <w:tc>
-          <w:tcPr>
-            <w:tcW w:type="dxa" w:w="1728"/>
-          </w:tcPr>
-          <w:p>
-            <w:r>
+              <w:rPr>
+                <w:rFonts w:ascii="Arial" w:hAnsi="Arial" w:cs="Arial"/>
+                <w:rtl/>
+              </w:rPr>
               <w:t>UN Comtrade</w:t>
             </w:r>
           </w:p>
         </w:tc>
         <w:tc>
           <w:tcPr>
-            <w:tcW w:type="dxa" w:w="1728"/>
+            <w:tcW w:type="dxa" w:w="1872"/>
           </w:tcPr>
           <w:p>
+            <w:pPr>
+              <w:bidi/>
+              <w:jc w:val="start"/>
+            </w:pPr>
             <w:r>
+              <w:rPr>
+                <w:rFonts w:ascii="Arial" w:hAnsi="Arial" w:cs="Arial"/>
+                <w:rtl/>
+              </w:rPr>
+              <w:t>—</w:t>
+            </w:r>
+          </w:p>
+        </w:tc>
+        <w:tc>
+          <w:tcPr>
+            <w:tcW w:type="dxa" w:w="1872"/>
+          </w:tcPr>
+          <w:p>
+            <w:pPr>
+              <w:bidi/>
+              <w:jc w:val="start"/>
+            </w:pPr>
+            <w:r>
+              <w:rPr>
+                <w:rFonts w:ascii="Arial" w:hAnsi="Arial" w:cs="Arial"/>
+                <w:rtl/>
+              </w:rPr>
               <w:t>2026-07-01</w:t>
             </w:r>
           </w:p>
         </w:tc>
         <w:tc>
           <w:tcPr>
-            <w:tcW w:type="dxa" w:w="1728"/>
+            <w:tcW w:type="dxa" w:w="1872"/>
           </w:tcPr>
           <w:p>
+            <w:pPr>
+              <w:bidi/>
+              <w:jc w:val="start"/>
+            </w:pPr>
             <w:r>
-              <w:t>0.9 (✓ موثّق)</w:t>
+              <w:rPr>
+                <w:rFonts w:ascii="Arial" w:hAnsi="Arial" w:cs="Arial"/>
+                <w:rtl/>
+              </w:rPr>
+              <w:t>✓ موثّق</w:t>
             </w:r>
           </w:p>
         </w:tc>
@@ -3162,56 +5519,96 @@
       <w:tr>
         <w:tc>
           <w:tcPr>
-            <w:tcW w:type="dxa" w:w="1728"/>
+            <w:tcW w:type="dxa" w:w="1872"/>
             <w:shd w:val="clear" w:fill="F2F2F2"/>
           </w:tcPr>
           <w:p>
+            <w:pPr>
+              <w:bidi/>
+              <w:jc w:val="start"/>
+            </w:pPr>
             <w:r>
-              <w:t>تقييم المخاطر والمستجدات</w:t>
-            </w:r>
-          </w:p>
-        </w:tc>
-        <w:tc>
-          <w:tcPr>
-            <w:tcW w:type="dxa" w:w="1728"/>
-            <w:shd w:val="clear" w:fill="F2F2F2"/>
-          </w:tcPr>
-          <w:p>
-            <w:r>
+              <w:rPr>
+                <w:rFonts w:ascii="Arial" w:hAnsi="Arial" w:cs="Arial"/>
+                <w:rtl/>
+              </w:rPr>
               <w:t>لا أخبار مخاطر جوهرية خلال 12 شهراً</w:t>
             </w:r>
           </w:p>
         </w:tc>
         <w:tc>
           <w:tcPr>
-            <w:tcW w:type="dxa" w:w="1728"/>
+            <w:tcW w:type="dxa" w:w="1872"/>
             <w:shd w:val="clear" w:fill="F2F2F2"/>
           </w:tcPr>
           <w:p>
+            <w:pPr>
+              <w:bidi/>
+              <w:jc w:val="start"/>
+            </w:pPr>
             <w:r>
+              <w:rPr>
+                <w:rFonts w:ascii="Arial" w:hAnsi="Arial" w:cs="Arial"/>
+                <w:rtl/>
+              </w:rPr>
               <w:t>GDELT</w:t>
             </w:r>
           </w:p>
         </w:tc>
         <w:tc>
           <w:tcPr>
-            <w:tcW w:type="dxa" w:w="1728"/>
+            <w:tcW w:type="dxa" w:w="1872"/>
             <w:shd w:val="clear" w:fill="F2F2F2"/>
           </w:tcPr>
           <w:p>
+            <w:pPr>
+              <w:bidi/>
+              <w:jc w:val="start"/>
+            </w:pPr>
             <w:r>
+              <w:rPr>
+                <w:rFonts w:ascii="Arial" w:hAnsi="Arial" w:cs="Arial"/>
+                <w:rtl/>
+              </w:rPr>
+              <w:t>—</w:t>
+            </w:r>
+          </w:p>
+        </w:tc>
+        <w:tc>
+          <w:tcPr>
+            <w:tcW w:type="dxa" w:w="1872"/>
+            <w:shd w:val="clear" w:fill="F2F2F2"/>
+          </w:tcPr>
+          <w:p>
+            <w:pPr>
+              <w:bidi/>
+              <w:jc w:val="start"/>
+            </w:pPr>
+            <w:r>
+              <w:rPr>
+                <w:rFonts w:ascii="Arial" w:hAnsi="Arial" w:cs="Arial"/>
+                <w:rtl/>
+              </w:rPr>
               <w:t>2026-07-01</w:t>
             </w:r>
           </w:p>
         </w:tc>
         <w:tc>
           <w:tcPr>
-            <w:tcW w:type="dxa" w:w="1728"/>
+            <w:tcW w:type="dxa" w:w="1872"/>
             <w:shd w:val="clear" w:fill="F2F2F2"/>
           </w:tcPr>
           <w:p>
+            <w:pPr>
+              <w:bidi/>
+              <w:jc w:val="start"/>
+            </w:pPr>
             <w:r>
-              <w:t>0.6 (◐ ثانوي)</w:t>
+              <w:rPr>
+                <w:rFonts w:ascii="Arial" w:hAnsi="Arial" w:cs="Arial"/>
+                <w:rtl/>
+              </w:rPr>
+              <w:t>◐ ثانوي</w:t>
             </w:r>
           </w:p>
         </w:tc>
@@ -3219,51 +5616,91 @@
       <w:tr>
         <w:tc>
           <w:tcPr>
-            <w:tcW w:type="dxa" w:w="1728"/>
+            <w:tcW w:type="dxa" w:w="1872"/>
           </w:tcPr>
           <w:p>
+            <w:pPr>
+              <w:bidi/>
+              <w:jc w:val="start"/>
+            </w:pPr>
             <w:r>
-              <w:t>تقييم المخاطر والمستجدات</w:t>
-            </w:r>
-          </w:p>
-        </w:tc>
-        <w:tc>
-          <w:tcPr>
-            <w:tcW w:type="dxa" w:w="1728"/>
-          </w:tcPr>
-          <w:p>
-            <w:r>
+              <w:rPr>
+                <w:rFonts w:ascii="Arial" w:hAnsi="Arial" w:cs="Arial"/>
+                <w:rtl/>
+              </w:rPr>
               <w:t>0.92</w:t>
             </w:r>
           </w:p>
         </w:tc>
         <w:tc>
           <w:tcPr>
-            <w:tcW w:type="dxa" w:w="1728"/>
+            <w:tcW w:type="dxa" w:w="1872"/>
           </w:tcPr>
           <w:p>
+            <w:pPr>
+              <w:bidi/>
+              <w:jc w:val="start"/>
+            </w:pPr>
             <w:r>
+              <w:rPr>
+                <w:rFonts w:ascii="Arial" w:hAnsi="Arial" w:cs="Arial"/>
+                <w:rtl/>
+              </w:rPr>
               <w:t>World Bank</w:t>
             </w:r>
           </w:p>
         </w:tc>
         <w:tc>
           <w:tcPr>
-            <w:tcW w:type="dxa" w:w="1728"/>
+            <w:tcW w:type="dxa" w:w="1872"/>
           </w:tcPr>
           <w:p>
+            <w:pPr>
+              <w:bidi/>
+              <w:jc w:val="start"/>
+            </w:pPr>
             <w:r>
+              <w:rPr>
+                <w:rFonts w:ascii="Arial" w:hAnsi="Arial" w:cs="Arial"/>
+                <w:rtl/>
+              </w:rPr>
+              <w:t>—</w:t>
+            </w:r>
+          </w:p>
+        </w:tc>
+        <w:tc>
+          <w:tcPr>
+            <w:tcW w:type="dxa" w:w="1872"/>
+          </w:tcPr>
+          <w:p>
+            <w:pPr>
+              <w:bidi/>
+              <w:jc w:val="start"/>
+            </w:pPr>
+            <w:r>
+              <w:rPr>
+                <w:rFonts w:ascii="Arial" w:hAnsi="Arial" w:cs="Arial"/>
+                <w:rtl/>
+              </w:rPr>
               <w:t>2026-07-01</w:t>
             </w:r>
           </w:p>
         </w:tc>
         <w:tc>
           <w:tcPr>
-            <w:tcW w:type="dxa" w:w="1728"/>
+            <w:tcW w:type="dxa" w:w="1872"/>
           </w:tcPr>
           <w:p>
+            <w:pPr>
+              <w:bidi/>
+              <w:jc w:val="start"/>
+            </w:pPr>
             <w:r>
-              <w:t>0.95 (✓ موثّق)</w:t>
+              <w:rPr>
+                <w:rFonts w:ascii="Arial" w:hAnsi="Arial" w:cs="Arial"/>
+                <w:rtl/>
+              </w:rPr>
+              <w:t>✓ موثّق</w:t>
             </w:r>
           </w:p>
         </w:tc>
@@ -3271,56 +5708,96 @@
       <w:tr>
         <w:tc>
           <w:tcPr>
-            <w:tcW w:type="dxa" w:w="1728"/>
+            <w:tcW w:type="dxa" w:w="1872"/>
             <w:shd w:val="clear" w:fill="F2F2F2"/>
           </w:tcPr>
           <w:p>
+            <w:pPr>
+              <w:bidi/>
+              <w:jc w:val="start"/>
+            </w:pPr>
             <w:r>
-              <w:t>تقييم المخاطر والمستجدات</w:t>
-            </w:r>
-          </w:p>
-        </w:tc>
-        <w:tc>
-          <w:tcPr>
-            <w:tcW w:type="dxa" w:w="1728"/>
-            <w:shd w:val="clear" w:fill="F2F2F2"/>
-          </w:tcPr>
-          <w:p>
-            <w:r>
+              <w:rPr>
+                <w:rFonts w:ascii="Arial" w:hAnsi="Arial" w:cs="Arial"/>
+                <w:rtl/>
+              </w:rPr>
               <w:t>0.94</w:t>
             </w:r>
           </w:p>
         </w:tc>
         <w:tc>
           <w:tcPr>
-            <w:tcW w:type="dxa" w:w="1728"/>
+            <w:tcW w:type="dxa" w:w="1872"/>
             <w:shd w:val="clear" w:fill="F2F2F2"/>
           </w:tcPr>
           <w:p>
+            <w:pPr>
+              <w:bidi/>
+              <w:jc w:val="start"/>
+            </w:pPr>
             <w:r>
+              <w:rPr>
+                <w:rFonts w:ascii="Arial" w:hAnsi="Arial" w:cs="Arial"/>
+                <w:rtl/>
+              </w:rPr>
               <w:t>World Bank</w:t>
             </w:r>
           </w:p>
         </w:tc>
         <w:tc>
           <w:tcPr>
-            <w:tcW w:type="dxa" w:w="1728"/>
+            <w:tcW w:type="dxa" w:w="1872"/>
             <w:shd w:val="clear" w:fill="F2F2F2"/>
           </w:tcPr>
           <w:p>
+            <w:pPr>
+              <w:bidi/>
+              <w:jc w:val="start"/>
+            </w:pPr>
             <w:r>
+              <w:rPr>
+                <w:rFonts w:ascii="Arial" w:hAnsi="Arial" w:cs="Arial"/>
+                <w:rtl/>
+              </w:rPr>
+              <w:t>—</w:t>
+            </w:r>
+          </w:p>
+        </w:tc>
+        <w:tc>
+          <w:tcPr>
+            <w:tcW w:type="dxa" w:w="1872"/>
+            <w:shd w:val="clear" w:fill="F2F2F2"/>
+          </w:tcPr>
+          <w:p>
+            <w:pPr>
+              <w:bidi/>
+              <w:jc w:val="start"/>
+            </w:pPr>
+            <w:r>
+              <w:rPr>
+                <w:rFonts w:ascii="Arial" w:hAnsi="Arial" w:cs="Arial"/>
+                <w:rtl/>
+              </w:rPr>
               <w:t>2026-07-01</w:t>
             </w:r>
           </w:p>
         </w:tc>
         <w:tc>
           <w:tcPr>
-            <w:tcW w:type="dxa" w:w="1728"/>
+            <w:tcW w:type="dxa" w:w="1872"/>
             <w:shd w:val="clear" w:fill="F2F2F2"/>
           </w:tcPr>
           <w:p>
+            <w:pPr>
+              <w:bidi/>
+              <w:jc w:val="start"/>
+            </w:pPr>
             <w:r>
-              <w:t>0.95 (✓ موثّق)</w:t>
+              <w:rPr>
+                <w:rFonts w:ascii="Arial" w:hAnsi="Arial" w:cs="Arial"/>
+                <w:rtl/>
+              </w:rPr>
+              <w:t>✓ موثّق</w:t>
             </w:r>
           </w:p>
         </w:tc>
@@ -3328,51 +5805,91 @@
       <w:tr>
         <w:tc>
           <w:tcPr>
-            <w:tcW w:type="dxa" w:w="1728"/>
+            <w:tcW w:type="dxa" w:w="1872"/>
           </w:tcPr>
           <w:p>
+            <w:pPr>
+              <w:bidi/>
+              <w:jc w:val="start"/>
+            </w:pPr>
             <w:r>
-              <w:t>الديموغرافيا والاقتصاد الكلي</w:t>
-            </w:r>
-          </w:p>
-        </w:tc>
-        <w:tc>
-          <w:tcPr>
-            <w:tcW w:type="dxa" w:w="1728"/>
-          </w:tcPr>
-          <w:p>
-            <w:r>
+              <w:rPr>
+                <w:rFonts w:ascii="Arial" w:hAnsi="Arial" w:cs="Arial"/>
+                <w:rtl/>
+              </w:rPr>
               <w:t>47500000.0</w:t>
             </w:r>
           </w:p>
         </w:tc>
         <w:tc>
           <w:tcPr>
-            <w:tcW w:type="dxa" w:w="1728"/>
+            <w:tcW w:type="dxa" w:w="1872"/>
           </w:tcPr>
           <w:p>
+            <w:pPr>
+              <w:bidi/>
+              <w:jc w:val="start"/>
+            </w:pPr>
             <w:r>
+              <w:rPr>
+                <w:rFonts w:ascii="Arial" w:hAnsi="Arial" w:cs="Arial"/>
+                <w:rtl/>
+              </w:rPr>
               <w:t>World Bank</w:t>
             </w:r>
           </w:p>
         </w:tc>
         <w:tc>
           <w:tcPr>
-            <w:tcW w:type="dxa" w:w="1728"/>
+            <w:tcW w:type="dxa" w:w="1872"/>
           </w:tcPr>
           <w:p>
+            <w:pPr>
+              <w:bidi/>
+              <w:jc w:val="start"/>
+            </w:pPr>
             <w:r>
+              <w:rPr>
+                <w:rFonts w:ascii="Arial" w:hAnsi="Arial" w:cs="Arial"/>
+                <w:rtl/>
+              </w:rPr>
+              <w:t>—</w:t>
+            </w:r>
+          </w:p>
+        </w:tc>
+        <w:tc>
+          <w:tcPr>
+            <w:tcW w:type="dxa" w:w="1872"/>
+          </w:tcPr>
+          <w:p>
+            <w:pPr>
+              <w:bidi/>
+              <w:jc w:val="start"/>
+            </w:pPr>
+            <w:r>
+              <w:rPr>
+                <w:rFonts w:ascii="Arial" w:hAnsi="Arial" w:cs="Arial"/>
+                <w:rtl/>
+              </w:rPr>
               <w:t>2026-07-01</w:t>
             </w:r>
           </w:p>
         </w:tc>
         <w:tc>
           <w:tcPr>
-            <w:tcW w:type="dxa" w:w="1728"/>
+            <w:tcW w:type="dxa" w:w="1872"/>
           </w:tcPr>
           <w:p>
+            <w:pPr>
+              <w:bidi/>
+              <w:jc w:val="start"/>
+            </w:pPr>
             <w:r>
-              <w:t>0.95 (✓ موثّق)</w:t>
+              <w:rPr>
+                <w:rFonts w:ascii="Arial" w:hAnsi="Arial" w:cs="Arial"/>
+                <w:rtl/>
+              </w:rPr>
+              <w:t>✓ موثّق</w:t>
             </w:r>
           </w:p>
         </w:tc>
@@ -3380,56 +5897,96 @@
       <w:tr>
         <w:tc>
           <w:tcPr>
-            <w:tcW w:type="dxa" w:w="1728"/>
+            <w:tcW w:type="dxa" w:w="1872"/>
             <w:shd w:val="clear" w:fill="F2F2F2"/>
           </w:tcPr>
           <w:p>
+            <w:pPr>
+              <w:bidi/>
+              <w:jc w:val="start"/>
+            </w:pPr>
             <w:r>
-              <w:t>الديموغرافيا والاقتصاد الكلي</w:t>
-            </w:r>
-          </w:p>
-        </w:tc>
-        <w:tc>
-          <w:tcPr>
-            <w:tcW w:type="dxa" w:w="1728"/>
-            <w:shd w:val="clear" w:fill="F2F2F2"/>
-          </w:tcPr>
-          <w:p>
-            <w:r>
+              <w:rPr>
+                <w:rFonts w:ascii="Arial" w:hAnsi="Arial" w:cs="Arial"/>
+                <w:rtl/>
+              </w:rPr>
               <w:t>29350.0</w:t>
             </w:r>
           </w:p>
         </w:tc>
         <w:tc>
           <w:tcPr>
-            <w:tcW w:type="dxa" w:w="1728"/>
+            <w:tcW w:type="dxa" w:w="1872"/>
             <w:shd w:val="clear" w:fill="F2F2F2"/>
           </w:tcPr>
           <w:p>
+            <w:pPr>
+              <w:bidi/>
+              <w:jc w:val="start"/>
+            </w:pPr>
             <w:r>
+              <w:rPr>
+                <w:rFonts w:ascii="Arial" w:hAnsi="Arial" w:cs="Arial"/>
+                <w:rtl/>
+              </w:rPr>
               <w:t>World Bank</w:t>
             </w:r>
           </w:p>
         </w:tc>
         <w:tc>
           <w:tcPr>
-            <w:tcW w:type="dxa" w:w="1728"/>
+            <w:tcW w:type="dxa" w:w="1872"/>
             <w:shd w:val="clear" w:fill="F2F2F2"/>
           </w:tcPr>
           <w:p>
+            <w:pPr>
+              <w:bidi/>
+              <w:jc w:val="start"/>
+            </w:pPr>
             <w:r>
+              <w:rPr>
+                <w:rFonts w:ascii="Arial" w:hAnsi="Arial" w:cs="Arial"/>
+                <w:rtl/>
+              </w:rPr>
+              <w:t>—</w:t>
+            </w:r>
+          </w:p>
+        </w:tc>
+        <w:tc>
+          <w:tcPr>
+            <w:tcW w:type="dxa" w:w="1872"/>
+            <w:shd w:val="clear" w:fill="F2F2F2"/>
+          </w:tcPr>
+          <w:p>
+            <w:pPr>
+              <w:bidi/>
+              <w:jc w:val="start"/>
+            </w:pPr>
+            <w:r>
+              <w:rPr>
+                <w:rFonts w:ascii="Arial" w:hAnsi="Arial" w:cs="Arial"/>
+                <w:rtl/>
+              </w:rPr>
               <w:t>2026-07-01</w:t>
             </w:r>
           </w:p>
         </w:tc>
         <w:tc>
           <w:tcPr>
-            <w:tcW w:type="dxa" w:w="1728"/>
+            <w:tcW w:type="dxa" w:w="1872"/>
             <w:shd w:val="clear" w:fill="F2F2F2"/>
           </w:tcPr>
           <w:p>
+            <w:pPr>
+              <w:bidi/>
+              <w:jc w:val="start"/>
+            </w:pPr>
             <w:r>
-              <w:t>0.95 (✓ موثّق)</w:t>
+              <w:rPr>
+                <w:rFonts w:ascii="Arial" w:hAnsi="Arial" w:cs="Arial"/>
+                <w:rtl/>
+              </w:rPr>
+              <w:t>✓ موثّق</w:t>
             </w:r>
           </w:p>
         </w:tc>
@@ -3437,51 +5994,91 @@
       <w:tr>
         <w:tc>
           <w:tcPr>
-            <w:tcW w:type="dxa" w:w="1728"/>
+            <w:tcW w:type="dxa" w:w="1872"/>
           </w:tcPr>
           <w:p>
+            <w:pPr>
+              <w:bidi/>
+              <w:jc w:val="start"/>
+            </w:pPr>
             <w:r>
-              <w:t>الاشتراطات الجمركية</w:t>
-            </w:r>
-          </w:p>
-        </w:tc>
-        <w:tc>
-          <w:tcPr>
-            <w:tcW w:type="dxa" w:w="1728"/>
-          </w:tcPr>
-          <w:p>
-            <w:r>
+              <w:rPr>
+                <w:rFonts w:ascii="Arial" w:hAnsi="Arial" w:cs="Arial"/>
+                <w:rtl/>
+              </w:rPr>
               <w:t>تسجيل منشأة معتمدة EU 2017/625 إلزامي</w:t>
             </w:r>
           </w:p>
         </w:tc>
         <w:tc>
           <w:tcPr>
-            <w:tcW w:type="dxa" w:w="1728"/>
+            <w:tcW w:type="dxa" w:w="1872"/>
           </w:tcPr>
           <w:p>
+            <w:pPr>
+              <w:bidi/>
+              <w:jc w:val="start"/>
+            </w:pPr>
             <w:r>
+              <w:rPr>
+                <w:rFonts w:ascii="Arial" w:hAnsi="Arial" w:cs="Arial"/>
+                <w:rtl/>
+              </w:rPr>
               <w:t>EU 2017/625</w:t>
             </w:r>
           </w:p>
         </w:tc>
         <w:tc>
           <w:tcPr>
-            <w:tcW w:type="dxa" w:w="1728"/>
+            <w:tcW w:type="dxa" w:w="1872"/>
           </w:tcPr>
           <w:p>
+            <w:pPr>
+              <w:bidi/>
+              <w:jc w:val="start"/>
+            </w:pPr>
             <w:r>
+              <w:rPr>
+                <w:rFonts w:ascii="Arial" w:hAnsi="Arial" w:cs="Arial"/>
+                <w:rtl/>
+              </w:rPr>
+              <w:t>—</w:t>
+            </w:r>
+          </w:p>
+        </w:tc>
+        <w:tc>
+          <w:tcPr>
+            <w:tcW w:type="dxa" w:w="1872"/>
+          </w:tcPr>
+          <w:p>
+            <w:pPr>
+              <w:bidi/>
+              <w:jc w:val="start"/>
+            </w:pPr>
+            <w:r>
+              <w:rPr>
+                <w:rFonts w:ascii="Arial" w:hAnsi="Arial" w:cs="Arial"/>
+                <w:rtl/>
+              </w:rPr>
               <w:t>2026-07-01</w:t>
             </w:r>
           </w:p>
         </w:tc>
         <w:tc>
           <w:tcPr>
-            <w:tcW w:type="dxa" w:w="1728"/>
+            <w:tcW w:type="dxa" w:w="1872"/>
           </w:tcPr>
           <w:p>
+            <w:pPr>
+              <w:bidi/>
+              <w:jc w:val="start"/>
+            </w:pPr>
             <w:r>
-              <w:t>0.9 (✓ موثّق)</w:t>
+              <w:rPr>
+                <w:rFonts w:ascii="Arial" w:hAnsi="Arial" w:cs="Arial"/>
+                <w:rtl/>
+              </w:rPr>
+              <w:t>✓ موثّق</w:t>
             </w:r>
           </w:p>
         </w:tc>
@@ -3489,56 +6086,96 @@
       <w:tr>
         <w:tc>
           <w:tcPr>
-            <w:tcW w:type="dxa" w:w="1728"/>
+            <w:tcW w:type="dxa" w:w="1872"/>
             <w:shd w:val="clear" w:fill="F2F2F2"/>
           </w:tcPr>
           <w:p>
+            <w:pPr>
+              <w:bidi/>
+              <w:jc w:val="start"/>
+            </w:pPr>
             <w:r>
-              <w:t>التعريفات الجمركية والاتفاقيات التجارية</w:t>
-            </w:r>
-          </w:p>
-        </w:tc>
-        <w:tc>
-          <w:tcPr>
-            <w:tcW w:type="dxa" w:w="1728"/>
-            <w:shd w:val="clear" w:fill="F2F2F2"/>
-          </w:tcPr>
-          <w:p>
-            <w:r>
+              <w:rPr>
+                <w:rFonts w:ascii="Arial" w:hAnsi="Arial" w:cs="Arial"/>
+                <w:rtl/>
+              </w:rPr>
               <w:t>تعريفة صفرية ضمن GSP+</w:t>
             </w:r>
           </w:p>
         </w:tc>
         <w:tc>
           <w:tcPr>
-            <w:tcW w:type="dxa" w:w="1728"/>
+            <w:tcW w:type="dxa" w:w="1872"/>
             <w:shd w:val="clear" w:fill="F2F2F2"/>
           </w:tcPr>
           <w:p>
+            <w:pPr>
+              <w:bidi/>
+              <w:jc w:val="start"/>
+            </w:pPr>
             <w:r>
+              <w:rPr>
+                <w:rFonts w:ascii="Arial" w:hAnsi="Arial" w:cs="Arial"/>
+                <w:rtl/>
+              </w:rPr>
               <w:t>WITS/WTO Tariff</w:t>
             </w:r>
           </w:p>
         </w:tc>
         <w:tc>
           <w:tcPr>
-            <w:tcW w:type="dxa" w:w="1728"/>
+            <w:tcW w:type="dxa" w:w="1872"/>
             <w:shd w:val="clear" w:fill="F2F2F2"/>
           </w:tcPr>
           <w:p>
+            <w:pPr>
+              <w:bidi/>
+              <w:jc w:val="start"/>
+            </w:pPr>
             <w:r>
+              <w:rPr>
+                <w:rFonts w:ascii="Arial" w:hAnsi="Arial" w:cs="Arial"/>
+                <w:rtl/>
+              </w:rPr>
+              <w:t>—</w:t>
+            </w:r>
+          </w:p>
+        </w:tc>
+        <w:tc>
+          <w:tcPr>
+            <w:tcW w:type="dxa" w:w="1872"/>
+            <w:shd w:val="clear" w:fill="F2F2F2"/>
+          </w:tcPr>
+          <w:p>
+            <w:pPr>
+              <w:bidi/>
+              <w:jc w:val="start"/>
+            </w:pPr>
+            <w:r>
+              <w:rPr>
+                <w:rFonts w:ascii="Arial" w:hAnsi="Arial" w:cs="Arial"/>
+                <w:rtl/>
+              </w:rPr>
               <w:t>2026-07-01</w:t>
             </w:r>
           </w:p>
         </w:tc>
         <w:tc>
           <w:tcPr>
-            <w:tcW w:type="dxa" w:w="1728"/>
+            <w:tcW w:type="dxa" w:w="1872"/>
             <w:shd w:val="clear" w:fill="F2F2F2"/>
           </w:tcPr>
           <w:p>
+            <w:pPr>
+              <w:bidi/>
+              <w:jc w:val="start"/>
+            </w:pPr>
             <w:r>
-              <w:t>0.8 (✓ موثّق)</w:t>
+              <w:rPr>
+                <w:rFonts w:ascii="Arial" w:hAnsi="Arial" w:cs="Arial"/>
+                <w:rtl/>
+              </w:rPr>
+              <w:t>✓ موثّق</w:t>
             </w:r>
           </w:p>
         </w:tc>
@@ -3546,51 +6183,91 @@
       <w:tr>
         <w:tc>
           <w:tcPr>
-            <w:tcW w:type="dxa" w:w="1728"/>
+            <w:tcW w:type="dxa" w:w="1872"/>
           </w:tcPr>
           <w:p>
+            <w:pPr>
+              <w:bidi/>
+              <w:jc w:val="start"/>
+            </w:pPr>
             <w:r>
-              <w:t>اللوجستيات</w:t>
-            </w:r>
-          </w:p>
-        </w:tc>
-        <w:tc>
-          <w:tcPr>
-            <w:tcW w:type="dxa" w:w="1728"/>
-          </w:tcPr>
-          <w:p>
-            <w:r>
+              <w:rPr>
+                <w:rFonts w:ascii="Arial" w:hAnsi="Arial" w:cs="Arial"/>
+                <w:rtl/>
+              </w:rPr>
               <w:t>ميناء فالنسيا أقرب بوابة استيراد رئيسية</w:t>
             </w:r>
           </w:p>
         </w:tc>
         <w:tc>
           <w:tcPr>
-            <w:tcW w:type="dxa" w:w="1728"/>
+            <w:tcW w:type="dxa" w:w="1872"/>
           </w:tcPr>
           <w:p>
+            <w:pPr>
+              <w:bidi/>
+              <w:jc w:val="start"/>
+            </w:pPr>
             <w:r>
+              <w:rPr>
+                <w:rFonts w:ascii="Arial" w:hAnsi="Arial" w:cs="Arial"/>
+                <w:rtl/>
+              </w:rPr>
               <w:t>مرجع الموانئ</w:t>
             </w:r>
           </w:p>
         </w:tc>
         <w:tc>
           <w:tcPr>
-            <w:tcW w:type="dxa" w:w="1728"/>
+            <w:tcW w:type="dxa" w:w="1872"/>
           </w:tcPr>
           <w:p>
+            <w:pPr>
+              <w:bidi/>
+              <w:jc w:val="start"/>
+            </w:pPr>
             <w:r>
+              <w:rPr>
+                <w:rFonts w:ascii="Arial" w:hAnsi="Arial" w:cs="Arial"/>
+                <w:rtl/>
+              </w:rPr>
+              <w:t>—</w:t>
+            </w:r>
+          </w:p>
+        </w:tc>
+        <w:tc>
+          <w:tcPr>
+            <w:tcW w:type="dxa" w:w="1872"/>
+          </w:tcPr>
+          <w:p>
+            <w:pPr>
+              <w:bidi/>
+              <w:jc w:val="start"/>
+            </w:pPr>
+            <w:r>
+              <w:rPr>
+                <w:rFonts w:ascii="Arial" w:hAnsi="Arial" w:cs="Arial"/>
+                <w:rtl/>
+              </w:rPr>
               <w:t>2026-07-01</w:t>
             </w:r>
           </w:p>
         </w:tc>
         <w:tc>
           <w:tcPr>
-            <w:tcW w:type="dxa" w:w="1728"/>
+            <w:tcW w:type="dxa" w:w="1872"/>
           </w:tcPr>
           <w:p>
+            <w:pPr>
+              <w:bidi/>
+              <w:jc w:val="start"/>
+            </w:pPr>
             <w:r>
-              <w:t>0.7 (◐ ثانوي)</w:t>
+              <w:rPr>
+                <w:rFonts w:ascii="Arial" w:hAnsi="Arial" w:cs="Arial"/>
+                <w:rtl/>
+              </w:rPr>
+              <w:t>◐ ثانوي</w:t>
             </w:r>
           </w:p>
         </w:tc>
@@ -3603,6 +6280,7 @@
       <w:pgMar w:top="1440" w:right="1800" w:bottom="1440" w:left="1800" w:header="720" w:footer="720" w:gutter="0"/>
       <w:cols w:space="720"/>
       <w:docGrid w:linePitch="360"/>
+      <w:bidi/>
     </w:sectPr>
   </w:body>
 </w:document>
@@ -3613,11 +6291,21 @@
   <w:p>
     <w:pPr>
       <w:pStyle w:val="Footer"/>
+      <w:bidi/>
+      <w:jc w:val="start"/>
     </w:pPr>
     <w:r>
+      <w:rPr>
+        <w:rFonts w:ascii="Arial" w:hAnsi="Arial" w:cs="Arial"/>
+        <w:rtl/>
+      </w:rPr>
       <w:t xml:space="preserve">سِلك لذكاء الأسواق — منصة تحليل أسواق التصدير السعودية — صفحة </w:t>
     </w:r>
     <w:r>
+      <w:rPr>
+        <w:rFonts w:ascii="Arial" w:hAnsi="Arial" w:cs="Arial"/>
+        <w:rtl/>
+      </w:rPr>
       <w:fldChar w:fldCharType="begin"/>
       <w:instrText xml:space="preserve">PAGE</w:instrText>
       <w:fldChar w:fldCharType="end"/>
@@ -3631,8 +6319,14 @@
   <w:p>
     <w:pPr>
       <w:pStyle w:val="Header"/>
+      <w:bidi/>
+      <w:jc w:val="start"/>
     </w:pPr>
     <w:r>
+      <w:rPr>
+        <w:rFonts w:ascii="Arial" w:hAnsi="Arial" w:cs="Arial"/>
+        <w:rtl/>
+      </w:rPr>
       <w:t>سِلك — تقرير بحث عميق: تمور</w:t>
     </w:r>
   </w:p>
@@ -4002,6 +6696,14 @@
     <w:name w:val="Normal"/>
     <w:qFormat/>
     <w:rsid w:val="00FC693F"/>
+    <w:pPr>
+      <w:bidi/>
+      <w:jc w:val="start"/>
+    </w:pPr>
+    <w:rPr>
+      <w:rFonts w:ascii="Arial" w:hAnsi="Arial" w:cs="Arial"/>
+      <w:rtl/>
+    </w:rPr>
   </w:style>
   <w:style w:type="paragraph" w:styleId="Header">
     <w:name w:val="header"/>
@@ -4016,7 +6718,13 @@
         <w:tab w:val="right" w:pos="9360"/>
       </w:tabs>
       <w:spacing w:after="0" w:line="240" w:lineRule="auto"/>
+      <w:bidi/>
+      <w:jc w:val="start"/>
     </w:pPr>
+    <w:rPr>
+      <w:rFonts w:ascii="Arial" w:hAnsi="Arial" w:cs="Arial"/>
+      <w:rtl/>
+    </w:rPr>
   </w:style>
   <w:style w:type="character" w:customStyle="1" w:styleId="HeaderChar">
     <w:name w:val="Header Char"/>
@@ -4038,7 +6746,13 @@
         <w:tab w:val="right" w:pos="9360"/>
       </w:tabs>
       <w:spacing w:after="0" w:line="240" w:lineRule="auto"/>
+      <w:bidi/>
+      <w:jc w:val="start"/>
     </w:pPr>
+    <w:rPr>
+      <w:rFonts w:ascii="Arial" w:hAnsi="Arial" w:cs="Arial"/>
+      <w:rtl/>
+    </w:rPr>
   </w:style>
   <w:style w:type="character" w:customStyle="1" w:styleId="FooterChar">
     <w:name w:val="Footer Char"/>
@@ -4060,14 +6774,17 @@
       <w:keepLines/>
       <w:spacing w:before="480" w:after="0"/>
       <w:outlineLvl w:val="0"/>
+      <w:bidi/>
+      <w:jc w:val="start"/>
     </w:pPr>
     <w:rPr>
-      <w:rFonts w:asciiTheme="majorHAnsi" w:eastAsiaTheme="majorEastAsia" w:hAnsiTheme="majorHAnsi" w:cstheme="majorBidi"/>
+      <w:rFonts w:asciiTheme="majorHAnsi" w:eastAsiaTheme="majorEastAsia" w:hAnsiTheme="majorHAnsi" w:cstheme="majorBidi" w:ascii="Arial" w:hAnsi="Arial" w:cs="Arial"/>
       <w:b/>
       <w:bCs/>
       <w:color w:val="365F91" w:themeColor="accent1" w:themeShade="BF"/>
       <w:sz w:val="28"/>
       <w:szCs w:val="28"/>
+      <w:rtl/>
     </w:rPr>
   </w:style>
   <w:style w:type="paragraph" w:styleId="Heading2">
@@ -4084,14 +6801,17 @@
       <w:keepLines/>
       <w:spacing w:before="200" w:after="0"/>
       <w:outlineLvl w:val="1"/>
+      <w:bidi/>
+      <w:jc w:val="start"/>
     </w:pPr>
     <w:rPr>
-      <w:rFonts w:asciiTheme="majorHAnsi" w:eastAsiaTheme="majorEastAsia" w:hAnsiTheme="majorHAnsi" w:cstheme="majorBidi"/>
+      <w:rFonts w:asciiTheme="majorHAnsi" w:eastAsiaTheme="majorEastAsia" w:hAnsiTheme="majorHAnsi" w:cstheme="majorBidi" w:ascii="Arial" w:hAnsi="Arial" w:cs="Arial"/>
       <w:b/>
       <w:bCs/>
       <w:color w:val="4F81BD" w:themeColor="accent1"/>
       <w:sz w:val="26"/>
       <w:szCs w:val="26"/>
+      <w:rtl/>
     </w:rPr>
   </w:style>
   <w:style w:type="paragraph" w:styleId="Heading3">
@@ -4108,12 +6828,15 @@
       <w:keepLines/>
       <w:spacing w:before="200" w:after="0"/>
       <w:outlineLvl w:val="2"/>
+      <w:bidi/>
+      <w:jc w:val="start"/>
     </w:pPr>
     <w:rPr>
-      <w:rFonts w:asciiTheme="majorHAnsi" w:eastAsiaTheme="majorEastAsia" w:hAnsiTheme="majorHAnsi" w:cstheme="majorBidi"/>
+      <w:rFonts w:asciiTheme="majorHAnsi" w:eastAsiaTheme="majorEastAsia" w:hAnsiTheme="majorHAnsi" w:cstheme="majorBidi" w:ascii="Arial" w:hAnsi="Arial" w:cs="Arial"/>
       <w:b/>
       <w:bCs/>
       <w:color w:val="4F81BD" w:themeColor="accent1"/>
+      <w:rtl/>
     </w:rPr>
   </w:style>
   <w:style w:type="paragraph" w:styleId="Heading4">
@@ -4131,14 +6854,17 @@
       <w:keepLines/>
       <w:spacing w:before="200" w:after="0"/>
       <w:outlineLvl w:val="3"/>
+      <w:bidi/>
+      <w:jc w:val="start"/>
     </w:pPr>
     <w:rPr>
-      <w:rFonts w:asciiTheme="majorHAnsi" w:eastAsiaTheme="majorEastAsia" w:hAnsiTheme="majorHAnsi" w:cstheme="majorBidi"/>
+      <w:rFonts w:asciiTheme="majorHAnsi" w:eastAsiaTheme="majorEastAsia" w:hAnsiTheme="majorHAnsi" w:cstheme="majorBidi" w:ascii="Arial" w:hAnsi="Arial" w:cs="Arial"/>
       <w:b/>
       <w:bCs/>
       <w:i/>
       <w:iCs/>
       <w:color w:val="4F81BD" w:themeColor="accent1"/>
+      <w:rtl/>
     </w:rPr>
   </w:style>
   <w:style w:type="paragraph" w:styleId="Heading5">
@@ -4156,10 +6882,13 @@
       <w:keepLines/>
       <w:spacing w:before="200" w:after="0"/>
       <w:outlineLvl w:val="4"/>
+      <w:bidi/>
+      <w:jc w:val="start"/>
     </w:pPr>
     <w:rPr>
-      <w:rFonts w:asciiTheme="majorHAnsi" w:eastAsiaTheme="majorEastAsia" w:hAnsiTheme="majorHAnsi" w:cstheme="majorBidi"/>
+      <w:rFonts w:asciiTheme="majorHAnsi" w:eastAsiaTheme="majorEastAsia" w:hAnsiTheme="majorHAnsi" w:cstheme="majorBidi" w:ascii="Arial" w:hAnsi="Arial" w:cs="Arial"/>
       <w:color w:val="243F60" w:themeColor="accent1" w:themeShade="7F"/>
+      <w:rtl/>
     </w:rPr>
   </w:style>
   <w:style w:type="paragraph" w:styleId="Heading6">
@@ -4177,12 +6906,15 @@
       <w:keepLines/>
       <w:spacing w:before="200" w:after="0"/>
       <w:outlineLvl w:val="5"/>
+      <w:bidi/>
+      <w:jc w:val="start"/>
     </w:pPr>
     <w:rPr>
-      <w:rFonts w:asciiTheme="majorHAnsi" w:eastAsiaTheme="majorEastAsia" w:hAnsiTheme="majorHAnsi" w:cstheme="majorBidi"/>
+      <w:rFonts w:asciiTheme="majorHAnsi" w:eastAsiaTheme="majorEastAsia" w:hAnsiTheme="majorHAnsi" w:cstheme="majorBidi" w:ascii="Arial" w:hAnsi="Arial" w:cs="Arial"/>
       <w:i/>
       <w:iCs/>
       <w:color w:val="243F60" w:themeColor="accent1" w:themeShade="7F"/>
+      <w:rtl/>
     </w:rPr>
   </w:style>
   <w:style w:type="paragraph" w:styleId="Heading7">
@@ -4200,12 +6932,15 @@
       <w:keepLines/>
       <w:spacing w:before="200" w:after="0"/>
       <w:outlineLvl w:val="6"/>
+      <w:bidi/>
+      <w:jc w:val="start"/>
     </w:pPr>
     <w:rPr>
-      <w:rFonts w:asciiTheme="majorHAnsi" w:eastAsiaTheme="majorEastAsia" w:hAnsiTheme="majorHAnsi" w:cstheme="majorBidi"/>
+      <w:rFonts w:asciiTheme="majorHAnsi" w:eastAsiaTheme="majorEastAsia" w:hAnsiTheme="majorHAnsi" w:cstheme="majorBidi" w:ascii="Arial" w:hAnsi="Arial" w:cs="Arial"/>
       <w:i/>
       <w:iCs/>
       <w:color w:val="404040" w:themeColor="text1" w:themeTint="BF"/>
+      <w:rtl/>
     </w:rPr>
   </w:style>
   <w:style w:type="paragraph" w:styleId="Heading8">
@@ -4223,12 +6958,15 @@
       <w:keepLines/>
       <w:spacing w:before="200" w:after="0"/>
       <w:outlineLvl w:val="7"/>
+      <w:bidi/>
+      <w:jc w:val="start"/>
     </w:pPr>
     <w:rPr>
-      <w:rFonts w:asciiTheme="majorHAnsi" w:eastAsiaTheme="majorEastAsia" w:hAnsiTheme="majorHAnsi" w:cstheme="majorBidi"/>
+      <w:rFonts w:asciiTheme="majorHAnsi" w:eastAsiaTheme="majorEastAsia" w:hAnsiTheme="majorHAnsi" w:cstheme="majorBidi" w:ascii="Arial" w:hAnsi="Arial" w:cs="Arial"/>
       <w:color w:val="4F81BD" w:themeColor="accent1"/>
       <w:sz w:val="20"/>
       <w:szCs w:val="20"/>
+      <w:rtl/>
     </w:rPr>
   </w:style>
   <w:style w:type="paragraph" w:styleId="Heading9">
@@ -4246,14 +6984,17 @@
       <w:keepLines/>
       <w:spacing w:before="200" w:after="0"/>
       <w:outlineLvl w:val="8"/>
+      <w:bidi/>
+      <w:jc w:val="start"/>
     </w:pPr>
     <w:rPr>
-      <w:rFonts w:asciiTheme="majorHAnsi" w:eastAsiaTheme="majorEastAsia" w:hAnsiTheme="majorHAnsi" w:cstheme="majorBidi"/>
+      <w:rFonts w:asciiTheme="majorHAnsi" w:eastAsiaTheme="majorEastAsia" w:hAnsiTheme="majorHAnsi" w:cstheme="majorBidi" w:ascii="Arial" w:hAnsi="Arial" w:cs="Arial"/>
       <w:i/>
       <w:iCs/>
       <w:color w:val="404040" w:themeColor="text1" w:themeTint="BF"/>
       <w:sz w:val="20"/>
       <w:szCs w:val="20"/>
+      <w:rtl/>
     </w:rPr>
   </w:style>
   <w:style w:type="character" w:default="1" w:styleId="DefaultParagraphFont">
@@ -4290,7 +7031,13 @@
     <w:rsid w:val="00FC693F"/>
     <w:pPr>
       <w:spacing w:after="0" w:line="240" w:lineRule="auto"/>
+      <w:bidi/>
+      <w:jc w:val="start"/>
     </w:pPr>
+    <w:rPr>
+      <w:rFonts w:ascii="Arial" w:hAnsi="Arial" w:cs="Arial"/>
+      <w:rtl/>
+    </w:rPr>
   </w:style>
   <w:style w:type="character" w:customStyle="1" w:styleId="Heading1Char">
     <w:name w:val="Heading 1 Char"/>
@@ -4349,14 +7096,17 @@
       </w:pBdr>
       <w:spacing w:after="300" w:line="240" w:lineRule="auto"/>
       <w:contextualSpacing/>
+      <w:bidi/>
+      <w:jc w:val="start"/>
     </w:pPr>
     <w:rPr>
-      <w:rFonts w:asciiTheme="majorHAnsi" w:eastAsiaTheme="majorEastAsia" w:hAnsiTheme="majorHAnsi" w:cstheme="majorBidi"/>
+      <w:rFonts w:asciiTheme="majorHAnsi" w:eastAsiaTheme="majorEastAsia" w:hAnsiTheme="majorHAnsi" w:cstheme="majorBidi" w:ascii="Arial" w:hAnsi="Arial" w:cs="Arial"/>
       <w:color w:val="17365D" w:themeColor="text2" w:themeShade="BF"/>
       <w:spacing w:val="5"/>
       <w:kern w:val="28"/>
       <w:sz w:val="52"/>
       <w:szCs w:val="52"/>
+      <w:rtl/>
     </w:rPr>
   </w:style>
   <w:style w:type="character" w:customStyle="1" w:styleId="TitleChar">
@@ -4386,15 +7136,18 @@
       <w:numPr>
         <w:ilvl w:val="1"/>
       </w:numPr>
+      <w:bidi/>
+      <w:jc w:val="start"/>
     </w:pPr>
     <w:rPr>
-      <w:rFonts w:asciiTheme="majorHAnsi" w:eastAsiaTheme="majorEastAsia" w:hAnsiTheme="majorHAnsi" w:cstheme="majorBidi"/>
+      <w:rFonts w:asciiTheme="majorHAnsi" w:eastAsiaTheme="majorEastAsia" w:hAnsiTheme="majorHAnsi" w:cstheme="majorBidi" w:ascii="Arial" w:hAnsi="Arial" w:cs="Arial"/>
       <w:i/>
       <w:iCs/>
       <w:color w:val="4F81BD" w:themeColor="accent1"/>
       <w:spacing w:val="15"/>
       <w:sz w:val="24"/>
       <w:szCs w:val="24"/>
+      <w:rtl/>
     </w:rPr>
   </w:style>
   <w:style w:type="character" w:customStyle="1" w:styleId="SubtitleChar">
@@ -4422,7 +7175,13 @@
     <w:pPr>
       <w:ind w:left="720"/>
       <w:contextualSpacing/>
+      <w:bidi/>
+      <w:jc w:val="start"/>
     </w:pPr>
+    <w:rPr>
+      <w:rFonts w:ascii="Arial" w:hAnsi="Arial" w:cs="Arial"/>
+      <w:rtl/>
+    </w:rPr>
   </w:style>
   <w:style w:type="paragraph" w:styleId="BodyText">
     <w:name w:val="Body Text"/>
@@ -4433,7 +7192,13 @@
     <w:rsid w:val="00AA1D8D"/>
     <w:pPr>
       <w:spacing w:after="120"/>
+      <w:bidi/>
+      <w:jc w:val="start"/>
     </w:pPr>
+    <w:rPr>
+      <w:rFonts w:ascii="Arial" w:hAnsi="Arial" w:cs="Arial"/>
+      <w:rtl/>
+    </w:rPr>
   </w:style>
   <w:style w:type="character" w:customStyle="1" w:styleId="BodyTextChar">
     <w:name w:val="Body Text Char"/>
@@ -4451,7 +7216,13 @@
     <w:rsid w:val="00AA1D8D"/>
     <w:pPr>
       <w:spacing w:after="120" w:line="480" w:lineRule="auto"/>
+      <w:bidi/>
+      <w:jc w:val="start"/>
     </w:pPr>
+    <w:rPr>
+      <w:rFonts w:ascii="Arial" w:hAnsi="Arial" w:cs="Arial"/>
+      <w:rtl/>
+    </w:rPr>
   </w:style>
   <w:style w:type="character" w:customStyle="1" w:styleId="BodyText2Char">
     <w:name w:val="Body Text 2 Char"/>
@@ -4469,10 +7240,14 @@
     <w:rsid w:val="00AA1D8D"/>
     <w:pPr>
       <w:spacing w:after="120"/>
+      <w:bidi/>
+      <w:jc w:val="start"/>
     </w:pPr>
     <w:rPr>
+      <w:rFonts w:ascii="Arial" w:hAnsi="Arial" w:cs="Arial"/>
       <w:sz w:val="16"/>
       <w:szCs w:val="16"/>
+      <w:rtl/>
     </w:rPr>
   </w:style>
   <w:style w:type="character" w:customStyle="1" w:styleId="BodyText3Char">
@@ -4495,7 +7270,13 @@
     <w:pPr>
       <w:ind w:left="360" w:hanging="360"/>
       <w:contextualSpacing/>
+      <w:bidi/>
+      <w:jc w:val="start"/>
     </w:pPr>
+    <w:rPr>
+      <w:rFonts w:ascii="Arial" w:hAnsi="Arial" w:cs="Arial"/>
+      <w:rtl/>
+    </w:rPr>
   </w:style>
   <w:style w:type="paragraph" w:styleId="List2">
     <w:name w:val="List 2"/>
@@ -4506,7 +7287,13 @@
     <w:pPr>
       <w:ind w:left="720" w:hanging="360"/>
       <w:contextualSpacing/>
+      <w:bidi/>
+      <w:jc w:val="start"/>
     </w:pPr>
+    <w:rPr>
+      <w:rFonts w:ascii="Arial" w:hAnsi="Arial" w:cs="Arial"/>
+      <w:rtl/>
+    </w:rPr>
   </w:style>
   <w:style w:type="paragraph" w:styleId="List3">
     <w:name w:val="List 3"/>
@@ -4517,7 +7304,13 @@
     <w:pPr>
       <w:ind w:left="1080" w:hanging="360"/>
       <w:contextualSpacing/>
+      <w:bidi/>
+      <w:jc w:val="start"/>
     </w:pPr>
+    <w:rPr>
+      <w:rFonts w:ascii="Arial" w:hAnsi="Arial" w:cs="Arial"/>
+      <w:rtl/>
+    </w:rPr>
   </w:style>
   <w:style w:type="paragraph" w:styleId="ListBullet">
     <w:name w:val="List Bullet"/>
@@ -4530,7 +7323,13 @@
         <w:numId w:val="1"/>
       </w:numPr>
       <w:contextualSpacing/>
+      <w:bidi/>
+      <w:jc w:val="start"/>
     </w:pPr>
+    <w:rPr>
+      <w:rFonts w:ascii="Arial" w:hAnsi="Arial" w:cs="Arial"/>
+      <w:rtl/>
+    </w:rPr>
   </w:style>
   <w:style w:type="paragraph" w:styleId="ListBullet2">
     <w:name w:val="List Bullet 2"/>
@@ -4543,7 +7342,13 @@
         <w:numId w:val="2"/>
       </w:numPr>
       <w:contextualSpacing/>
+      <w:bidi/>
+      <w:jc w:val="start"/>
     </w:pPr>
+    <w:rPr>
+      <w:rFonts w:ascii="Arial" w:hAnsi="Arial" w:cs="Arial"/>
+      <w:rtl/>
+    </w:rPr>
   </w:style>
   <w:style w:type="paragraph" w:styleId="ListBullet3">
     <w:name w:val="List Bullet 3"/>
@@ -4556,7 +7361,13 @@
         <w:numId w:val="3"/>
       </w:numPr>
       <w:contextualSpacing/>
+      <w:bidi/>
+      <w:jc w:val="start"/>
     </w:pPr>
+    <w:rPr>
+      <w:rFonts w:ascii="Arial" w:hAnsi="Arial" w:cs="Arial"/>
+      <w:rtl/>
+    </w:rPr>
   </w:style>
   <w:style w:type="paragraph" w:styleId="ListNumber">
     <w:name w:val="List Number"/>
@@ -4569,7 +7380,13 @@
         <w:numId w:val="5"/>
       </w:numPr>
       <w:contextualSpacing/>
+      <w:bidi/>
+      <w:jc w:val="start"/>
     </w:pPr>
+    <w:rPr>
+      <w:rFonts w:ascii="Arial" w:hAnsi="Arial" w:cs="Arial"/>
+      <w:rtl/>
+    </w:rPr>
   </w:style>
   <w:style w:type="paragraph" w:styleId="ListNumber2">
     <w:name w:val="List Number 2"/>
@@ -4582,7 +7399,13 @@
         <w:numId w:val="6"/>
       </w:numPr>
       <w:contextualSpacing/>
+      <w:bidi/>
+      <w:jc w:val="start"/>
     </w:pPr>
+    <w:rPr>
+      <w:rFonts w:ascii="Arial" w:hAnsi="Arial" w:cs="Arial"/>
+      <w:rtl/>
+    </w:rPr>
   </w:style>
   <w:style w:type="paragraph" w:styleId="ListNumber3">
     <w:name w:val="List Number 3"/>
@@ -4595,7 +7418,13 @@
         <w:numId w:val="7"/>
       </w:numPr>
       <w:contextualSpacing/>
+      <w:bidi/>
+      <w:jc w:val="start"/>
     </w:pPr>
+    <w:rPr>
+      <w:rFonts w:ascii="Arial" w:hAnsi="Arial" w:cs="Arial"/>
+      <w:rtl/>
+    </w:rPr>
   </w:style>
   <w:style w:type="paragraph" w:styleId="ListContinue">
     <w:name w:val="List Continue"/>
@@ -4607,7 +7436,13 @@
       <w:spacing w:after="120"/>
       <w:ind w:left="360"/>
       <w:contextualSpacing/>
+      <w:bidi/>
+      <w:jc w:val="start"/>
     </w:pPr>
+    <w:rPr>
+      <w:rFonts w:ascii="Arial" w:hAnsi="Arial" w:cs="Arial"/>
+      <w:rtl/>
+    </w:rPr>
   </w:style>
   <w:style w:type="paragraph" w:styleId="ListContinue2">
     <w:name w:val="List Continue 2"/>
@@ -4619,7 +7454,13 @@
       <w:spacing w:after="120"/>
       <w:ind w:left="720"/>
       <w:contextualSpacing/>
+      <w:bidi/>
+      <w:jc w:val="start"/>
     </w:pPr>
+    <w:rPr>
+      <w:rFonts w:ascii="Arial" w:hAnsi="Arial" w:cs="Arial"/>
+      <w:rtl/>
+    </w:rPr>
   </w:style>
   <w:style w:type="paragraph" w:styleId="ListContinue3">
     <w:name w:val="List Continue 3"/>
@@ -4631,7 +7472,13 @@
       <w:spacing w:after="120"/>
       <w:ind w:left="1080"/>
       <w:contextualSpacing/>
+      <w:bidi/>
+      <w:jc w:val="start"/>
     </w:pPr>
+    <w:rPr>
+      <w:rFonts w:ascii="Arial" w:hAnsi="Arial" w:cs="Arial"/>
+      <w:rtl/>
+    </w:rPr>
   </w:style>
   <w:style w:type="paragraph" w:styleId="MacroText">
     <w:name w:val="macro"/>
@@ -4649,11 +7496,14 @@
         <w:tab w:val="left" w:pos="3456"/>
         <w:tab w:val="left" w:pos="4032"/>
       </w:tabs>
+      <w:bidi/>
+      <w:jc w:val="start"/>
     </w:pPr>
     <w:rPr>
-      <w:rFonts w:ascii="Courier" w:hAnsi="Courier"/>
+      <w:rFonts w:ascii="Arial" w:hAnsi="Arial" w:cs="Arial"/>
       <w:sz w:val="20"/>
       <w:szCs w:val="20"/>
+      <w:rtl/>
     </w:rPr>
   </w:style>
   <w:style w:type="character" w:customStyle="1" w:styleId="MacroTextChar">
@@ -4676,10 +7526,16 @@
     <w:uiPriority w:val="29"/>
     <w:qFormat/>
     <w:rsid w:val="00FC693F"/>
+    <w:pPr>
+      <w:bidi/>
+      <w:jc w:val="start"/>
+    </w:pPr>
     <w:rPr>
+      <w:rFonts w:ascii="Arial" w:hAnsi="Arial" w:cs="Arial"/>
       <w:i/>
       <w:iCs/>
       <w:color w:val="000000" w:themeColor="text1"/>
+      <w:rtl/>
     </w:rPr>
   </w:style>
   <w:style w:type="character" w:customStyle="1" w:styleId="QuoteChar">
@@ -4791,13 +7647,17 @@
     <w:rsid w:val="00FC693F"/>
     <w:pPr>
       <w:spacing w:line="240" w:lineRule="auto"/>
+      <w:bidi/>
+      <w:jc w:val="start"/>
     </w:pPr>
     <w:rPr>
+      <w:rFonts w:ascii="Arial" w:hAnsi="Arial" w:cs="Arial"/>
       <w:b/>
       <w:bCs/>
       <w:color w:val="4F81BD" w:themeColor="accent1"/>
       <w:sz w:val="18"/>
       <w:szCs w:val="18"/>
+      <w:rtl/>
     </w:rPr>
   </w:style>
   <w:style w:type="character" w:styleId="Strong">
@@ -4836,13 +7696,17 @@
       </w:pBdr>
       <w:spacing w:before="200" w:after="280"/>
       <w:ind w:left="936" w:right="936"/>
+      <w:bidi/>
+      <w:jc w:val="start"/>
     </w:pPr>
     <w:rPr>
+      <w:rFonts w:ascii="Arial" w:hAnsi="Arial" w:cs="Arial"/>
       <w:b/>
       <w:bCs/>
       <w:i/>
       <w:iCs/>
       <w:color w:val="4F81BD" w:themeColor="accent1"/>
+      <w:rtl/>
     </w:rPr>
   </w:style>
   <w:style w:type="character" w:customStyle="1" w:styleId="IntenseQuoteChar">
@@ -4936,7 +7800,13 @@
     <w:rsid w:val="00FC693F"/>
     <w:pPr>
       <w:outlineLvl w:val="9"/>
+      <w:bidi/>
+      <w:jc w:val="start"/>
     </w:pPr>
+    <w:rPr>
+      <w:rFonts w:ascii="Arial" w:hAnsi="Arial" w:cs="Arial"/>
+      <w:rtl/>
+    </w:rPr>
   </w:style>
   <w:style w:type="table" w:styleId="TableGrid">
     <w:name w:val="Table Grid"/>

--- a/samples/research_report_latest.docx
+++ b/samples/research_report_latest.docx
@@ -323,7 +323,7 @@
                 <w:rFonts w:ascii="Arial" w:hAnsi="Arial" w:cs="Arial"/>
                 <w:rtl/>
               </w:rPr>
-              <w:t>2026-07-16</w:t>
+              <w:t>2026-07-17</w:t>
             </w:r>
           </w:p>
         </w:tc>
@@ -4326,7 +4326,7 @@
           <w:rFonts w:ascii="Arial" w:hAnsi="Arial" w:cs="Arial"/>
           <w:rtl/>
         </w:rPr>
-        <w:t>فعّل خدمة التعميق المدفوعة للتحقق من المستوردين وجهات الاتصال (Volza/Explee)</w:t>
+        <w:t>فعّل خدمة التعميق المدفوعة للتحقق من المستوردين وجهات الاتصال قبل الالتزام</w:t>
       </w:r>
     </w:p>
     <w:p>

--- a/samples/research_report_latest.docx
+++ b/samples/research_report_latest.docx
@@ -16,7 +16,7 @@
           <w:rtl/>
           <w:szCs w:val="56"/>
         </w:rPr>
-        <w:t>سِلك</w:t>
+        <w:t>سلك</w:t>
       </w:r>
     </w:p>
     <w:p>
@@ -30,7 +30,7 @@
           <w:rFonts w:ascii="Arial" w:hAnsi="Arial" w:cs="Arial"/>
           <w:rtl/>
         </w:rPr>
-        <w:t>سِلك — تقرير بحث عميق: تمور</w:t>
+        <w:t>سلك — تقرير بحث عميق: تمور</w:t>
       </w:r>
     </w:p>
     <w:p>
@@ -44,7 +44,7 @@
           <w:rFonts w:ascii="Arial" w:hAnsi="Arial" w:cs="Arial"/>
           <w:rtl/>
         </w:rPr>
-        <w:t>أُعد بواسطة منصة سِلك لذكاء الأسواق</w:t>
+        <w:t>أُعد بواسطة منصة سلك لذكاء الأسواق</w:t>
       </w:r>
     </w:p>
     <w:p>
@@ -323,7 +323,7 @@
                 <w:rFonts w:ascii="Arial" w:hAnsi="Arial" w:cs="Arial"/>
                 <w:rtl/>
               </w:rPr>
-              <w:t>2026-07-17</w:t>
+              <w:t>2026-07-18</w:t>
             </w:r>
           </w:p>
         </w:tc>
@@ -3766,134 +3766,6 @@
           </w:p>
         </w:tc>
       </w:tr>
-      <w:tr>
-        <w:tc>
-          <w:tcPr>
-            <w:tcW w:type="dxa" w:w="1337"/>
-          </w:tcPr>
-          <w:p>
-            <w:pPr>
-              <w:bidi/>
-              <w:jc w:val="start"/>
-            </w:pPr>
-            <w:r>
-              <w:rPr>
-                <w:rFonts w:ascii="Arial" w:hAnsi="Arial" w:cs="Arial"/>
-                <w:rtl/>
-              </w:rPr>
-              <w:t>All4Trade (مرشّح ويب)</w:t>
-            </w:r>
-          </w:p>
-        </w:tc>
-        <w:tc>
-          <w:tcPr>
-            <w:tcW w:type="dxa" w:w="1337"/>
-          </w:tcPr>
-          <w:p>
-            <w:pPr>
-              <w:bidi/>
-              <w:jc w:val="start"/>
-            </w:pPr>
-            <w:r>
-              <w:rPr>
-                <w:rFonts w:ascii="Arial" w:hAnsi="Arial" w:cs="Arial"/>
-                <w:rtl/>
-              </w:rPr>
-              <w:t>—</w:t>
-            </w:r>
-          </w:p>
-        </w:tc>
-        <w:tc>
-          <w:tcPr>
-            <w:tcW w:type="dxa" w:w="1337"/>
-          </w:tcPr>
-          <w:p>
-            <w:pPr>
-              <w:bidi/>
-              <w:jc w:val="start"/>
-            </w:pPr>
-            <w:r>
-              <w:rPr>
-                <w:rFonts w:ascii="Arial" w:hAnsi="Arial" w:cs="Arial"/>
-                <w:rtl/>
-              </w:rPr>
-              <w:t>—</w:t>
-            </w:r>
-          </w:p>
-        </w:tc>
-        <w:tc>
-          <w:tcPr>
-            <w:tcW w:type="dxa" w:w="1337"/>
-          </w:tcPr>
-          <w:p>
-            <w:pPr>
-              <w:bidi/>
-              <w:jc w:val="start"/>
-            </w:pPr>
-            <w:r>
-              <w:rPr>
-                <w:rFonts w:ascii="Arial" w:hAnsi="Arial" w:cs="Arial"/>
-                <w:rtl/>
-              </w:rPr>
-              <w:t>—</w:t>
-            </w:r>
-          </w:p>
-        </w:tc>
-        <w:tc>
-          <w:tcPr>
-            <w:tcW w:type="dxa" w:w="1337"/>
-          </w:tcPr>
-          <w:p>
-            <w:pPr>
-              <w:bidi/>
-              <w:jc w:val="start"/>
-            </w:pPr>
-            <w:r>
-              <w:rPr>
-                <w:rFonts w:ascii="Arial" w:hAnsi="Arial" w:cs="Arial"/>
-                <w:rtl/>
-              </w:rPr>
-              <w:t>—</w:t>
-            </w:r>
-          </w:p>
-        </w:tc>
-        <w:tc>
-          <w:tcPr>
-            <w:tcW w:type="dxa" w:w="1337"/>
-          </w:tcPr>
-          <w:p>
-            <w:pPr>
-              <w:bidi/>
-              <w:jc w:val="start"/>
-            </w:pPr>
-            <w:r>
-              <w:rPr>
-                <w:rFonts w:ascii="Arial" w:hAnsi="Arial" w:cs="Arial"/>
-                <w:rtl/>
-              </w:rPr>
-              <w:t>—</w:t>
-            </w:r>
-          </w:p>
-        </w:tc>
-        <w:tc>
-          <w:tcPr>
-            <w:tcW w:type="dxa" w:w="1337"/>
-          </w:tcPr>
-          <w:p>
-            <w:pPr>
-              <w:bidi/>
-              <w:jc w:val="start"/>
-            </w:pPr>
-            <w:r>
-              <w:rPr>
-                <w:rFonts w:ascii="Arial" w:hAnsi="Arial" w:cs="Arial"/>
-                <w:rtl/>
-              </w:rPr>
-              <w:t>○ مرشّح ويب غير موثَّق</w:t>
-            </w:r>
-          </w:p>
-        </w:tc>
-      </w:tr>
     </w:tbl>
     <w:p>
       <w:pPr>
@@ -3906,7 +3778,7 @@
           <w:rFonts w:ascii="Arial" w:hAnsi="Arial" w:cs="Arial"/>
           <w:rtl/>
         </w:rPr>
-        <w:t>إدراج النشاط في خرائط قوقل يثبت وجوده وجهة اتصاله فقط، لا أنه يستورد التمور السعودية — التحقق التجاري خطوة تالية.</w:t>
+        <w:t>إدراج النشاط في خرائط قوقل يثبت وجوده وجهة اتصاله فقط، لا أنه يستورد «تمور» — التحقق التجاري خطوة تالية.</w:t>
       </w:r>
     </w:p>
     <w:p>
@@ -6276,7 +6148,7 @@
     <w:sectPr>
       <w:headerReference w:type="default" r:id="rId9"/>
       <w:footerReference w:type="default" r:id="rId10"/>
-      <w:pgSz w:w="12240" w:h="15840"/>
+      <w:pgSz w:w="11906" w:h="16838"/>
       <w:pgMar w:top="1440" w:right="1800" w:bottom="1440" w:left="1800" w:header="720" w:footer="720" w:gutter="0"/>
       <w:cols w:space="720"/>
       <w:docGrid w:linePitch="360"/>
@@ -6299,7 +6171,7 @@
         <w:rFonts w:ascii="Arial" w:hAnsi="Arial" w:cs="Arial"/>
         <w:rtl/>
       </w:rPr>
-      <w:t xml:space="preserve">سِلك لذكاء الأسواق — منصة تحليل أسواق التصدير السعودية — صفحة </w:t>
+      <w:t xml:space="preserve">سلك لذكاء الأسواق — منصة تحليل أسواق التصدير السعودية — صفحة </w:t>
     </w:r>
     <w:r>
       <w:rPr>
@@ -6327,7 +6199,7 @@
         <w:rFonts w:ascii="Arial" w:hAnsi="Arial" w:cs="Arial"/>
         <w:rtl/>
       </w:rPr>
-      <w:t>سِلك — تقرير بحث عميق: تمور</w:t>
+      <w:t>سلك — تقرير بحث عميق: تمور</w:t>
     </w:r>
   </w:p>
 </w:hdr>

--- a/samples/research_report_latest.docx
+++ b/samples/research_report_latest.docx
@@ -4402,7 +4402,7 @@
                 <w:rFonts w:ascii="Arial" w:hAnsi="Arial" w:cs="Arial"/>
                 <w:rtl/>
               </w:rPr>
-              <w:t>—</w:t>
+              <w:t>https://comtradeplus.un.org/</w:t>
             </w:r>
           </w:p>
         </w:tc>
@@ -4497,7 +4497,7 @@
                 <w:rFonts w:ascii="Arial" w:hAnsi="Arial" w:cs="Arial"/>
                 <w:rtl/>
               </w:rPr>
-              <w:t>—</w:t>
+              <w:t>https://trends.google.com/trends/</w:t>
             </w:r>
           </w:p>
         </w:tc>
@@ -4875,7 +4875,7 @@
                 <w:rFonts w:ascii="Arial" w:hAnsi="Arial" w:cs="Arial"/>
                 <w:rtl/>
               </w:rPr>
-              <w:t>—</w:t>
+              <w:t>https://openalex.org/</w:t>
             </w:r>
           </w:p>
         </w:tc>
@@ -5064,7 +5064,7 @@
                 <w:rFonts w:ascii="Arial" w:hAnsi="Arial" w:cs="Arial"/>
                 <w:rtl/>
               </w:rPr>
-              <w:t>—</w:t>
+              <w:t>https://comtradeplus.un.org/</w:t>
             </w:r>
           </w:p>
         </w:tc>
@@ -5158,7 +5158,7 @@
                 <w:rFonts w:ascii="Arial" w:hAnsi="Arial" w:cs="Arial"/>
                 <w:rtl/>
               </w:rPr>
-              <w:t>—</w:t>
+              <w:t>https://comtradeplus.un.org/</w:t>
             </w:r>
           </w:p>
         </w:tc>
@@ -5253,7 +5253,7 @@
                 <w:rFonts w:ascii="Arial" w:hAnsi="Arial" w:cs="Arial"/>
                 <w:rtl/>
               </w:rPr>
-              <w:t>—</w:t>
+              <w:t>https://comtradeplus.un.org/</w:t>
             </w:r>
           </w:p>
         </w:tc>
@@ -5347,7 +5347,7 @@
                 <w:rFonts w:ascii="Arial" w:hAnsi="Arial" w:cs="Arial"/>
                 <w:rtl/>
               </w:rPr>
-              <w:t>—</w:t>
+              <w:t>https://comtradeplus.un.org/</w:t>
             </w:r>
           </w:p>
         </w:tc>
@@ -5442,7 +5442,7 @@
                 <w:rFonts w:ascii="Arial" w:hAnsi="Arial" w:cs="Arial"/>
                 <w:rtl/>
               </w:rPr>
-              <w:t>—</w:t>
+              <w:t>https://www.gdeltproject.org/</w:t>
             </w:r>
           </w:p>
         </w:tc>
@@ -5536,7 +5536,7 @@
                 <w:rFonts w:ascii="Arial" w:hAnsi="Arial" w:cs="Arial"/>
                 <w:rtl/>
               </w:rPr>
-              <w:t>—</w:t>
+              <w:t>https://data.worldbank.org/</w:t>
             </w:r>
           </w:p>
         </w:tc>
@@ -5631,7 +5631,7 @@
                 <w:rFonts w:ascii="Arial" w:hAnsi="Arial" w:cs="Arial"/>
                 <w:rtl/>
               </w:rPr>
-              <w:t>—</w:t>
+              <w:t>https://data.worldbank.org/</w:t>
             </w:r>
           </w:p>
         </w:tc>
@@ -5725,7 +5725,7 @@
                 <w:rFonts w:ascii="Arial" w:hAnsi="Arial" w:cs="Arial"/>
                 <w:rtl/>
               </w:rPr>
-              <w:t>—</w:t>
+              <w:t>https://data.worldbank.org/</w:t>
             </w:r>
           </w:p>
         </w:tc>
@@ -5820,7 +5820,7 @@
                 <w:rFonts w:ascii="Arial" w:hAnsi="Arial" w:cs="Arial"/>
                 <w:rtl/>
               </w:rPr>
-              <w:t>—</w:t>
+              <w:t>https://data.worldbank.org/</w:t>
             </w:r>
           </w:p>
         </w:tc>
@@ -6009,7 +6009,7 @@
                 <w:rFonts w:ascii="Arial" w:hAnsi="Arial" w:cs="Arial"/>
                 <w:rtl/>
               </w:rPr>
-              <w:t>—</w:t>
+              <w:t>https://wits.worldbank.org/</w:t>
             </w:r>
           </w:p>
         </w:tc>

--- a/samples/research_report_latest.docx
+++ b/samples/research_report_latest.docx
@@ -9,7 +9,7 @@
       </w:pPr>
       <w:r>
         <w:rPr>
-          <w:rFonts w:ascii="Arial" w:hAnsi="Arial" w:cs="Arial"/>
+          <w:rFonts w:ascii="IBM Plex Sans Arabic" w:hAnsi="IBM Plex Sans Arabic" w:cs="IBM Plex Sans Arabic"/>
           <w:b/>
           <w:color w:val="1B3B6F"/>
           <w:sz w:val="56"/>
@@ -27,7 +27,7 @@
       </w:pPr>
       <w:r>
         <w:rPr>
-          <w:rFonts w:ascii="Arial" w:hAnsi="Arial" w:cs="Arial"/>
+          <w:rFonts w:ascii="IBM Plex Sans Arabic" w:hAnsi="IBM Plex Sans Arabic" w:cs="IBM Plex Sans Arabic"/>
           <w:rtl/>
         </w:rPr>
         <w:t>سلك — تقرير بحث عميق: تمور</w:t>
@@ -41,7 +41,7 @@
       </w:pPr>
       <w:r>
         <w:rPr>
-          <w:rFonts w:ascii="Arial" w:hAnsi="Arial" w:cs="Arial"/>
+          <w:rFonts w:ascii="IBM Plex Sans Arabic" w:hAnsi="IBM Plex Sans Arabic" w:cs="IBM Plex Sans Arabic"/>
           <w:rtl/>
         </w:rPr>
         <w:t>أُعد بواسطة منصة سلك لذكاء الأسواق</w:t>
@@ -54,7 +54,7 @@
       </w:pPr>
       <w:r>
         <w:rPr>
-          <w:rFonts w:ascii="Arial" w:hAnsi="Arial" w:cs="Arial"/>
+          <w:rFonts w:ascii="IBM Plex Sans Arabic" w:hAnsi="IBM Plex Sans Arabic" w:cs="IBM Plex Sans Arabic"/>
           <w:rtl/>
         </w:rPr>
         <w:t>⚠ TEST RUN — تشغيل برهاني ببدائل موسومة، ليس تقريراً إنتاجياً</w:t>
@@ -67,7 +67,7 @@
       </w:pPr>
       <w:r>
         <w:rPr>
-          <w:rFonts w:ascii="Arial" w:hAnsi="Arial" w:cs="Arial"/>
+          <w:rFonts w:ascii="IBM Plex Sans Arabic" w:hAnsi="IBM Plex Sans Arabic" w:cs="IBM Plex Sans Arabic"/>
           <w:b/>
           <w:color w:val="000000"/>
           <w:sz w:val="32"/>
@@ -84,6 +84,14 @@
         <w:tblW w:type="auto" w:w="0"/>
         <w:tblLayout w:type="fixed"/>
         <w:tblLook w:firstColumn="1" w:firstRow="1" w:lastColumn="0" w:lastRow="0" w:noHBand="0" w:noVBand="1" w:val="04A0"/>
+        <w:tblBorders>
+          <w:top w:val="single" w:sz="4" w:space="0" w:color="BBBBBB"/>
+          <w:left w:val="single" w:sz="4" w:space="0" w:color="BBBBBB"/>
+          <w:bottom w:val="single" w:sz="4" w:space="0" w:color="BBBBBB"/>
+          <w:right w:val="single" w:sz="4" w:space="0" w:color="BBBBBB"/>
+          <w:insideH w:val="single" w:sz="4" w:space="0" w:color="BBBBBB"/>
+          <w:insideV w:val="single" w:sz="4" w:space="0" w:color="BBBBBB"/>
+        </w:tblBorders>
         <w:bidiVisual/>
       </w:tblPr>
       <w:tblGrid>
@@ -94,7 +102,13 @@
         <w:tc>
           <w:tcPr>
             <w:tcW w:type="dxa" w:w="4680"/>
-            <w:shd w:val="clear" w:fill="1B3B6F"/>
+            <w:shd w:val="clear" w:fill="166534"/>
+            <w:tcMar>
+              <w:top w:w="100" w:type="dxa"/>
+              <w:bottom w:w="100" w:type="dxa"/>
+              <w:left w:w="120" w:type="dxa"/>
+              <w:right w:w="120" w:type="dxa"/>
+            </w:tcMar>
           </w:tcPr>
           <w:p>
             <w:pPr>
@@ -103,7 +117,7 @@
             </w:pPr>
             <w:r>
               <w:rPr>
-                <w:rFonts w:ascii="Arial" w:hAnsi="Arial" w:cs="Arial"/>
+                <w:rFonts w:ascii="IBM Plex Sans Arabic" w:hAnsi="IBM Plex Sans Arabic" w:cs="IBM Plex Sans Arabic"/>
                 <w:b/>
                 <w:color w:val="FFFFFF"/>
                 <w:rtl/>
@@ -115,7 +129,13 @@
         <w:tc>
           <w:tcPr>
             <w:tcW w:type="dxa" w:w="4680"/>
-            <w:shd w:val="clear" w:fill="1B3B6F"/>
+            <w:shd w:val="clear" w:fill="166534"/>
+            <w:tcMar>
+              <w:top w:w="100" w:type="dxa"/>
+              <w:bottom w:w="100" w:type="dxa"/>
+              <w:left w:w="120" w:type="dxa"/>
+              <w:right w:w="120" w:type="dxa"/>
+            </w:tcMar>
           </w:tcPr>
           <w:p>
             <w:pPr>
@@ -124,7 +144,7 @@
             </w:pPr>
             <w:r>
               <w:rPr>
-                <w:rFonts w:ascii="Arial" w:hAnsi="Arial" w:cs="Arial"/>
+                <w:rFonts w:ascii="IBM Plex Sans Arabic" w:hAnsi="IBM Plex Sans Arabic" w:cs="IBM Plex Sans Arabic"/>
                 <w:b/>
                 <w:color w:val="FFFFFF"/>
                 <w:rtl/>
@@ -138,6 +158,12 @@
         <w:tc>
           <w:tcPr>
             <w:tcW w:type="dxa" w:w="4680"/>
+            <w:tcMar>
+              <w:top w:w="100" w:type="dxa"/>
+              <w:bottom w:w="100" w:type="dxa"/>
+              <w:left w:w="120" w:type="dxa"/>
+              <w:right w:w="120" w:type="dxa"/>
+            </w:tcMar>
           </w:tcPr>
           <w:p>
             <w:pPr>
@@ -146,7 +172,7 @@
             </w:pPr>
             <w:r>
               <w:rPr>
-                <w:rFonts w:ascii="Arial" w:hAnsi="Arial" w:cs="Arial"/>
+                <w:rFonts w:ascii="IBM Plex Sans Arabic" w:hAnsi="IBM Plex Sans Arabic" w:cs="IBM Plex Sans Arabic"/>
                 <w:rtl/>
               </w:rPr>
               <w:t>المنتج</w:t>
@@ -156,6 +182,12 @@
         <w:tc>
           <w:tcPr>
             <w:tcW w:type="dxa" w:w="4680"/>
+            <w:tcMar>
+              <w:top w:w="100" w:type="dxa"/>
+              <w:bottom w:w="100" w:type="dxa"/>
+              <w:left w:w="120" w:type="dxa"/>
+              <w:right w:w="120" w:type="dxa"/>
+            </w:tcMar>
           </w:tcPr>
           <w:p>
             <w:pPr>
@@ -164,7 +196,7 @@
             </w:pPr>
             <w:r>
               <w:rPr>
-                <w:rFonts w:ascii="Arial" w:hAnsi="Arial" w:cs="Arial"/>
+                <w:rFonts w:ascii="IBM Plex Sans Arabic" w:hAnsi="IBM Plex Sans Arabic" w:cs="IBM Plex Sans Arabic"/>
                 <w:rtl/>
               </w:rPr>
               <w:t>تمور</w:t>
@@ -176,7 +208,13 @@
         <w:tc>
           <w:tcPr>
             <w:tcW w:type="dxa" w:w="4680"/>
-            <w:shd w:val="clear" w:fill="F2F2F2"/>
+            <w:tcMar>
+              <w:top w:w="100" w:type="dxa"/>
+              <w:bottom w:w="100" w:type="dxa"/>
+              <w:left w:w="120" w:type="dxa"/>
+              <w:right w:w="120" w:type="dxa"/>
+            </w:tcMar>
+            <w:shd w:val="clear" w:fill="F2F7F3"/>
           </w:tcPr>
           <w:p>
             <w:pPr>
@@ -185,7 +223,7 @@
             </w:pPr>
             <w:r>
               <w:rPr>
-                <w:rFonts w:ascii="Arial" w:hAnsi="Arial" w:cs="Arial"/>
+                <w:rFonts w:ascii="IBM Plex Sans Arabic" w:hAnsi="IBM Plex Sans Arabic" w:cs="IBM Plex Sans Arabic"/>
                 <w:rtl/>
               </w:rPr>
               <w:t>رمز HS</w:t>
@@ -195,7 +233,13 @@
         <w:tc>
           <w:tcPr>
             <w:tcW w:type="dxa" w:w="4680"/>
-            <w:shd w:val="clear" w:fill="F2F2F2"/>
+            <w:tcMar>
+              <w:top w:w="100" w:type="dxa"/>
+              <w:bottom w:w="100" w:type="dxa"/>
+              <w:left w:w="120" w:type="dxa"/>
+              <w:right w:w="120" w:type="dxa"/>
+            </w:tcMar>
+            <w:shd w:val="clear" w:fill="F2F7F3"/>
           </w:tcPr>
           <w:p>
             <w:pPr>
@@ -204,7 +248,7 @@
             </w:pPr>
             <w:r>
               <w:rPr>
-                <w:rFonts w:ascii="Arial" w:hAnsi="Arial" w:cs="Arial"/>
+                <w:rFonts w:ascii="IBM Plex Sans Arabic" w:hAnsi="IBM Plex Sans Arabic" w:cs="IBM Plex Sans Arabic"/>
                 <w:rtl/>
               </w:rPr>
               <w:t>080410</w:t>
@@ -216,6 +260,12 @@
         <w:tc>
           <w:tcPr>
             <w:tcW w:type="dxa" w:w="4680"/>
+            <w:tcMar>
+              <w:top w:w="100" w:type="dxa"/>
+              <w:bottom w:w="100" w:type="dxa"/>
+              <w:left w:w="120" w:type="dxa"/>
+              <w:right w:w="120" w:type="dxa"/>
+            </w:tcMar>
           </w:tcPr>
           <w:p>
             <w:pPr>
@@ -224,7 +274,7 @@
             </w:pPr>
             <w:r>
               <w:rPr>
-                <w:rFonts w:ascii="Arial" w:hAnsi="Arial" w:cs="Arial"/>
+                <w:rFonts w:ascii="IBM Plex Sans Arabic" w:hAnsi="IBM Plex Sans Arabic" w:cs="IBM Plex Sans Arabic"/>
                 <w:rtl/>
               </w:rPr>
               <w:t>المنشأ</w:t>
@@ -234,6 +284,12 @@
         <w:tc>
           <w:tcPr>
             <w:tcW w:type="dxa" w:w="4680"/>
+            <w:tcMar>
+              <w:top w:w="100" w:type="dxa"/>
+              <w:bottom w:w="100" w:type="dxa"/>
+              <w:left w:w="120" w:type="dxa"/>
+              <w:right w:w="120" w:type="dxa"/>
+            </w:tcMar>
           </w:tcPr>
           <w:p>
             <w:pPr>
@@ -242,7 +298,7 @@
             </w:pPr>
             <w:r>
               <w:rPr>
-                <w:rFonts w:ascii="Arial" w:hAnsi="Arial" w:cs="Arial"/>
+                <w:rFonts w:ascii="IBM Plex Sans Arabic" w:hAnsi="IBM Plex Sans Arabic" w:cs="IBM Plex Sans Arabic"/>
                 <w:rtl/>
               </w:rPr>
               <w:t>المملكة العربية السعودية</w:t>
@@ -254,7 +310,13 @@
         <w:tc>
           <w:tcPr>
             <w:tcW w:type="dxa" w:w="4680"/>
-            <w:shd w:val="clear" w:fill="F2F2F2"/>
+            <w:tcMar>
+              <w:top w:w="100" w:type="dxa"/>
+              <w:bottom w:w="100" w:type="dxa"/>
+              <w:left w:w="120" w:type="dxa"/>
+              <w:right w:w="120" w:type="dxa"/>
+            </w:tcMar>
+            <w:shd w:val="clear" w:fill="F2F7F3"/>
           </w:tcPr>
           <w:p>
             <w:pPr>
@@ -263,7 +325,7 @@
             </w:pPr>
             <w:r>
               <w:rPr>
-                <w:rFonts w:ascii="Arial" w:hAnsi="Arial" w:cs="Arial"/>
+                <w:rFonts w:ascii="IBM Plex Sans Arabic" w:hAnsi="IBM Plex Sans Arabic" w:cs="IBM Plex Sans Arabic"/>
                 <w:rtl/>
               </w:rPr>
               <w:t>السوق المستهدف</w:t>
@@ -273,7 +335,13 @@
         <w:tc>
           <w:tcPr>
             <w:tcW w:type="dxa" w:w="4680"/>
-            <w:shd w:val="clear" w:fill="F2F2F2"/>
+            <w:tcMar>
+              <w:top w:w="100" w:type="dxa"/>
+              <w:bottom w:w="100" w:type="dxa"/>
+              <w:left w:w="120" w:type="dxa"/>
+              <w:right w:w="120" w:type="dxa"/>
+            </w:tcMar>
+            <w:shd w:val="clear" w:fill="F2F7F3"/>
           </w:tcPr>
           <w:p>
             <w:pPr>
@@ -282,7 +350,7 @@
             </w:pPr>
             <w:r>
               <w:rPr>
-                <w:rFonts w:ascii="Arial" w:hAnsi="Arial" w:cs="Arial"/>
+                <w:rFonts w:ascii="IBM Plex Sans Arabic" w:hAnsi="IBM Plex Sans Arabic" w:cs="IBM Plex Sans Arabic"/>
                 <w:rtl/>
               </w:rPr>
               <w:t>إسبانيا</w:t>
@@ -294,6 +362,12 @@
         <w:tc>
           <w:tcPr>
             <w:tcW w:type="dxa" w:w="4680"/>
+            <w:tcMar>
+              <w:top w:w="100" w:type="dxa"/>
+              <w:bottom w:w="100" w:type="dxa"/>
+              <w:left w:w="120" w:type="dxa"/>
+              <w:right w:w="120" w:type="dxa"/>
+            </w:tcMar>
           </w:tcPr>
           <w:p>
             <w:pPr>
@@ -302,7 +376,7 @@
             </w:pPr>
             <w:r>
               <w:rPr>
-                <w:rFonts w:ascii="Arial" w:hAnsi="Arial" w:cs="Arial"/>
+                <w:rFonts w:ascii="IBM Plex Sans Arabic" w:hAnsi="IBM Plex Sans Arabic" w:cs="IBM Plex Sans Arabic"/>
                 <w:rtl/>
               </w:rPr>
               <w:t>تاريخ الإعداد</w:t>
@@ -312,6 +386,12 @@
         <w:tc>
           <w:tcPr>
             <w:tcW w:type="dxa" w:w="4680"/>
+            <w:tcMar>
+              <w:top w:w="100" w:type="dxa"/>
+              <w:bottom w:w="100" w:type="dxa"/>
+              <w:left w:w="120" w:type="dxa"/>
+              <w:right w:w="120" w:type="dxa"/>
+            </w:tcMar>
           </w:tcPr>
           <w:p>
             <w:pPr>
@@ -320,10 +400,10 @@
             </w:pPr>
             <w:r>
               <w:rPr>
-                <w:rFonts w:ascii="Arial" w:hAnsi="Arial" w:cs="Arial"/>
+                <w:rFonts w:ascii="IBM Plex Sans Arabic" w:hAnsi="IBM Plex Sans Arabic" w:cs="IBM Plex Sans Arabic"/>
                 <w:rtl/>
               </w:rPr>
-              <w:t>2026-07-18</w:t>
+              <w:t>2026-07-19</w:t>
             </w:r>
           </w:p>
         </w:tc>
@@ -337,7 +417,7 @@
       </w:pPr>
       <w:r>
         <w:rPr>
-          <w:rFonts w:ascii="Arial" w:hAnsi="Arial" w:cs="Arial"/>
+          <w:rFonts w:ascii="IBM Plex Sans Arabic" w:hAnsi="IBM Plex Sans Arabic" w:cs="IBM Plex Sans Arabic"/>
           <w:rtl/>
         </w:rPr>
         <w:t>المحتويات</w:t>
@@ -350,7 +430,7 @@
       </w:pPr>
       <w:r>
         <w:rPr>
-          <w:rFonts w:ascii="Arial" w:hAnsi="Arial" w:cs="Arial"/>
+          <w:rFonts w:ascii="IBM Plex Sans Arabic" w:hAnsi="IBM Plex Sans Arabic" w:cs="IBM Plex Sans Arabic"/>
           <w:rtl/>
         </w:rPr>
         <w:t>1. الخلاصة التنفيذية</w:t>
@@ -363,7 +443,7 @@
       </w:pPr>
       <w:r>
         <w:rPr>
-          <w:rFonts w:ascii="Arial" w:hAnsi="Arial" w:cs="Arial"/>
+          <w:rFonts w:ascii="IBM Plex Sans Arabic" w:hAnsi="IBM Plex Sans Arabic" w:cs="IBM Plex Sans Arabic"/>
           <w:rtl/>
         </w:rPr>
         <w:t>2. ملخّص مصادر البحث</w:t>
@@ -376,7 +456,7 @@
       </w:pPr>
       <w:r>
         <w:rPr>
-          <w:rFonts w:ascii="Arial" w:hAnsi="Arial" w:cs="Arial"/>
+          <w:rFonts w:ascii="IBM Plex Sans Arabic" w:hAnsi="IBM Plex Sans Arabic" w:cs="IBM Plex Sans Arabic"/>
           <w:rtl/>
         </w:rPr>
         <w:t>3. التقرير الكامل (كاتب التقرير، مراجَع)</w:t>
@@ -389,7 +469,7 @@
       </w:pPr>
       <w:r>
         <w:rPr>
-          <w:rFonts w:ascii="Arial" w:hAnsi="Arial" w:cs="Arial"/>
+          <w:rFonts w:ascii="IBM Plex Sans Arabic" w:hAnsi="IBM Plex Sans Arabic" w:cs="IBM Plex Sans Arabic"/>
           <w:rtl/>
         </w:rPr>
         <w:t>4. ملحق — الأدلة الرقمية الداعمة للتقاطعات الخمسة</w:t>
@@ -402,7 +482,7 @@
       </w:pPr>
       <w:r>
         <w:rPr>
-          <w:rFonts w:ascii="Arial" w:hAnsi="Arial" w:cs="Arial"/>
+          <w:rFonts w:ascii="IBM Plex Sans Arabic" w:hAnsi="IBM Plex Sans Arabic" w:cs="IBM Plex Sans Arabic"/>
           <w:rtl/>
         </w:rPr>
         <w:t>5. حدود هذا التقرير</w:t>
@@ -416,7 +496,7 @@
       </w:pPr>
       <w:r>
         <w:rPr>
-          <w:rFonts w:ascii="Arial" w:hAnsi="Arial" w:cs="Arial"/>
+          <w:rFonts w:ascii="IBM Plex Sans Arabic" w:hAnsi="IBM Plex Sans Arabic" w:cs="IBM Plex Sans Arabic"/>
           <w:rtl/>
         </w:rPr>
         <w:t>١. الخلاصة التنفيذية</w:t>
@@ -429,7 +509,7 @@
       </w:pPr>
       <w:r>
         <w:rPr>
-          <w:rFonts w:ascii="Arial" w:hAnsi="Arial" w:cs="Arial"/>
+          <w:rFonts w:ascii="IBM Plex Sans Arabic" w:hAnsi="IBM Plex Sans Arabic" w:cs="IBM Plex Sans Arabic"/>
           <w:rtl/>
         </w:rPr>
         <w:t>الحكم: مراقبة السوق</w:t>
@@ -442,7 +522,7 @@
       </w:pPr>
       <w:r>
         <w:rPr>
-          <w:rFonts w:ascii="Arial" w:hAnsi="Arial" w:cs="Arial"/>
+          <w:rFonts w:ascii="IBM Plex Sans Arabic" w:hAnsi="IBM Plex Sans Arabic" w:cs="IBM Plex Sans Arabic"/>
           <w:rtl/>
         </w:rPr>
         <w:t>الأدلة تدعم دخولاً مشروطاً بتأمين الأهلية التنظيمية أولاً — تجزّؤ سوق المورّدين (HHI معتدل) والفجوة السعرية كافيان، والمخاطرة الرئيسية إجرائية لا سوقية.</w:t>
@@ -455,7 +535,7 @@
       </w:pPr>
       <w:r>
         <w:rPr>
-          <w:rFonts w:ascii="Arial" w:hAnsi="Arial" w:cs="Arial"/>
+          <w:rFonts w:ascii="IBM Plex Sans Arabic" w:hAnsi="IBM Plex Sans Arabic" w:cs="IBM Plex Sans Arabic"/>
           <w:rtl/>
         </w:rPr>
         <w:t>مبني على 12/12 بعثة بحث نجحت في جمع نتائج مبنية على استشهاد، إضافة إلى المحلل الشامل وكاتب التقرير (راجع «حدود هذا التقرير» أدناه لكل فجوة معلنة).</w:t>
@@ -469,7 +549,7 @@
       </w:pPr>
       <w:r>
         <w:rPr>
-          <w:rFonts w:ascii="Arial" w:hAnsi="Arial" w:cs="Arial"/>
+          <w:rFonts w:ascii="IBM Plex Sans Arabic" w:hAnsi="IBM Plex Sans Arabic" w:cs="IBM Plex Sans Arabic"/>
           <w:rtl/>
         </w:rPr>
         <w:t>قسم البحث العميق — التقاطعات الخمسة والمحلل الشامل</w:t>
@@ -482,7 +562,7 @@
       </w:pPr>
       <w:r>
         <w:rPr>
-          <w:rFonts w:ascii="Arial" w:hAnsi="Arial" w:cs="Arial"/>
+          <w:rFonts w:ascii="IBM Plex Sans Arabic" w:hAnsi="IBM Plex Sans Arabic" w:cs="IBM Plex Sans Arabic"/>
           <w:rtl/>
         </w:rPr>
         <w:t>السوق: إسبانيا (ESP) — الحكم: مراقبة السوق</w:t>
@@ -496,7 +576,7 @@
       </w:pPr>
       <w:r>
         <w:rPr>
-          <w:rFonts w:ascii="Arial" w:hAnsi="Arial" w:cs="Arial"/>
+          <w:rFonts w:ascii="IBM Plex Sans Arabic" w:hAnsi="IBM Plex Sans Arabic" w:cs="IBM Plex Sans Arabic"/>
           <w:rtl/>
         </w:rPr>
         <w:t>الأدلة تدعم دخولاً مشروطاً بتأمين الأهلية التنظيمية أولاً — تجزّؤ سوق المورّدين (HHI معتدل) والفجوة السعرية كافيان، والمخاطرة الرئيسية إجرائية لا سوقية.</w:t>
@@ -510,7 +590,7 @@
       </w:pPr>
       <w:r>
         <w:rPr>
-          <w:rFonts w:ascii="Arial" w:hAnsi="Arial" w:cs="Arial"/>
+          <w:rFonts w:ascii="IBM Plex Sans Arabic" w:hAnsi="IBM Plex Sans Arabic" w:cs="IBM Plex Sans Arabic"/>
           <w:rtl/>
         </w:rPr>
         <w:t>ملخّص مصادر البحث</w:t>
@@ -522,6 +602,14 @@
         <w:tblW w:type="auto" w:w="0"/>
         <w:tblLayout w:type="fixed"/>
         <w:tblLook w:firstColumn="1" w:firstRow="1" w:lastColumn="0" w:lastRow="0" w:noHBand="0" w:noVBand="1" w:val="04A0"/>
+        <w:tblBorders>
+          <w:top w:val="single" w:sz="4" w:space="0" w:color="BBBBBB"/>
+          <w:left w:val="single" w:sz="4" w:space="0" w:color="BBBBBB"/>
+          <w:bottom w:val="single" w:sz="4" w:space="0" w:color="BBBBBB"/>
+          <w:right w:val="single" w:sz="4" w:space="0" w:color="BBBBBB"/>
+          <w:insideH w:val="single" w:sz="4" w:space="0" w:color="BBBBBB"/>
+          <w:insideV w:val="single" w:sz="4" w:space="0" w:color="BBBBBB"/>
+        </w:tblBorders>
         <w:bidiVisual/>
       </w:tblPr>
       <w:tblGrid>
@@ -533,7 +621,13 @@
         <w:tc>
           <w:tcPr>
             <w:tcW w:type="dxa" w:w="3120"/>
-            <w:shd w:val="clear" w:fill="1B3B6F"/>
+            <w:shd w:val="clear" w:fill="166534"/>
+            <w:tcMar>
+              <w:top w:w="100" w:type="dxa"/>
+              <w:bottom w:w="100" w:type="dxa"/>
+              <w:left w:w="120" w:type="dxa"/>
+              <w:right w:w="120" w:type="dxa"/>
+            </w:tcMar>
           </w:tcPr>
           <w:p>
             <w:pPr>
@@ -542,7 +636,7 @@
             </w:pPr>
             <w:r>
               <w:rPr>
-                <w:rFonts w:ascii="Arial" w:hAnsi="Arial" w:cs="Arial"/>
+                <w:rFonts w:ascii="IBM Plex Sans Arabic" w:hAnsi="IBM Plex Sans Arabic" w:cs="IBM Plex Sans Arabic"/>
                 <w:b/>
                 <w:color w:val="FFFFFF"/>
                 <w:rtl/>
@@ -554,7 +648,13 @@
         <w:tc>
           <w:tcPr>
             <w:tcW w:type="dxa" w:w="3120"/>
-            <w:shd w:val="clear" w:fill="1B3B6F"/>
+            <w:shd w:val="clear" w:fill="166534"/>
+            <w:tcMar>
+              <w:top w:w="100" w:type="dxa"/>
+              <w:bottom w:w="100" w:type="dxa"/>
+              <w:left w:w="120" w:type="dxa"/>
+              <w:right w:w="120" w:type="dxa"/>
+            </w:tcMar>
           </w:tcPr>
           <w:p>
             <w:pPr>
@@ -563,7 +663,7 @@
             </w:pPr>
             <w:r>
               <w:rPr>
-                <w:rFonts w:ascii="Arial" w:hAnsi="Arial" w:cs="Arial"/>
+                <w:rFonts w:ascii="IBM Plex Sans Arabic" w:hAnsi="IBM Plex Sans Arabic" w:cs="IBM Plex Sans Arabic"/>
                 <w:b/>
                 <w:color w:val="FFFFFF"/>
                 <w:rtl/>
@@ -575,7 +675,13 @@
         <w:tc>
           <w:tcPr>
             <w:tcW w:type="dxa" w:w="3120"/>
-            <w:shd w:val="clear" w:fill="1B3B6F"/>
+            <w:shd w:val="clear" w:fill="166534"/>
+            <w:tcMar>
+              <w:top w:w="100" w:type="dxa"/>
+              <w:bottom w:w="100" w:type="dxa"/>
+              <w:left w:w="120" w:type="dxa"/>
+              <w:right w:w="120" w:type="dxa"/>
+            </w:tcMar>
           </w:tcPr>
           <w:p>
             <w:pPr>
@@ -584,7 +690,7 @@
             </w:pPr>
             <w:r>
               <w:rPr>
-                <w:rFonts w:ascii="Arial" w:hAnsi="Arial" w:cs="Arial"/>
+                <w:rFonts w:ascii="IBM Plex Sans Arabic" w:hAnsi="IBM Plex Sans Arabic" w:cs="IBM Plex Sans Arabic"/>
                 <w:b/>
                 <w:color w:val="FFFFFF"/>
                 <w:rtl/>
@@ -598,6 +704,12 @@
         <w:tc>
           <w:tcPr>
             <w:tcW w:type="dxa" w:w="3120"/>
+            <w:tcMar>
+              <w:top w:w="100" w:type="dxa"/>
+              <w:bottom w:w="100" w:type="dxa"/>
+              <w:left w:w="120" w:type="dxa"/>
+              <w:right w:w="120" w:type="dxa"/>
+            </w:tcMar>
           </w:tcPr>
           <w:p>
             <w:pPr>
@@ -606,7 +718,7 @@
             </w:pPr>
             <w:r>
               <w:rPr>
-                <w:rFonts w:ascii="Arial" w:hAnsi="Arial" w:cs="Arial"/>
+                <w:rFonts w:ascii="IBM Plex Sans Arabic" w:hAnsi="IBM Plex Sans Arabic" w:cs="IBM Plex Sans Arabic"/>
                 <w:rtl/>
               </w:rPr>
               <w:t>تدفقات التجارة</w:t>
@@ -616,6 +728,12 @@
         <w:tc>
           <w:tcPr>
             <w:tcW w:type="dxa" w:w="3120"/>
+            <w:tcMar>
+              <w:top w:w="100" w:type="dxa"/>
+              <w:bottom w:w="100" w:type="dxa"/>
+              <w:left w:w="120" w:type="dxa"/>
+              <w:right w:w="120" w:type="dxa"/>
+            </w:tcMar>
           </w:tcPr>
           <w:p>
             <w:pPr>
@@ -624,7 +742,7 @@
             </w:pPr>
             <w:r>
               <w:rPr>
-                <w:rFonts w:ascii="Arial" w:hAnsi="Arial" w:cs="Arial"/>
+                <w:rFonts w:ascii="IBM Plex Sans Arabic" w:hAnsi="IBM Plex Sans Arabic" w:cs="IBM Plex Sans Arabic"/>
                 <w:rtl/>
               </w:rPr>
               <w:t>ناجحة</w:t>
@@ -634,6 +752,12 @@
         <w:tc>
           <w:tcPr>
             <w:tcW w:type="dxa" w:w="3120"/>
+            <w:tcMar>
+              <w:top w:w="100" w:type="dxa"/>
+              <w:bottom w:w="100" w:type="dxa"/>
+              <w:left w:w="120" w:type="dxa"/>
+              <w:right w:w="120" w:type="dxa"/>
+            </w:tcMar>
           </w:tcPr>
           <w:p>
             <w:pPr>
@@ -642,7 +766,7 @@
             </w:pPr>
             <w:r>
               <w:rPr>
-                <w:rFonts w:ascii="Arial" w:hAnsi="Arial" w:cs="Arial"/>
+                <w:rFonts w:ascii="IBM Plex Sans Arabic" w:hAnsi="IBM Plex Sans Arabic" w:cs="IBM Plex Sans Arabic"/>
                 <w:rtl/>
               </w:rPr>
               <w:t>تدفقات تجارية مؤكَّدة من Comtrade</w:t>
@@ -654,7 +778,13 @@
         <w:tc>
           <w:tcPr>
             <w:tcW w:type="dxa" w:w="3120"/>
-            <w:shd w:val="clear" w:fill="F2F2F2"/>
+            <w:tcMar>
+              <w:top w:w="100" w:type="dxa"/>
+              <w:bottom w:w="100" w:type="dxa"/>
+              <w:left w:w="120" w:type="dxa"/>
+              <w:right w:w="120" w:type="dxa"/>
+            </w:tcMar>
+            <w:shd w:val="clear" w:fill="F2F7F3"/>
           </w:tcPr>
           <w:p>
             <w:pPr>
@@ -663,7 +793,7 @@
             </w:pPr>
             <w:r>
               <w:rPr>
-                <w:rFonts w:ascii="Arial" w:hAnsi="Arial" w:cs="Arial"/>
+                <w:rFonts w:ascii="IBM Plex Sans Arabic" w:hAnsi="IBM Plex Sans Arabic" w:cs="IBM Plex Sans Arabic"/>
                 <w:rtl/>
               </w:rPr>
               <w:t>اتجاهات الطلب والموسمية</w:t>
@@ -673,7 +803,13 @@
         <w:tc>
           <w:tcPr>
             <w:tcW w:type="dxa" w:w="3120"/>
-            <w:shd w:val="clear" w:fill="F2F2F2"/>
+            <w:tcMar>
+              <w:top w:w="100" w:type="dxa"/>
+              <w:bottom w:w="100" w:type="dxa"/>
+              <w:left w:w="120" w:type="dxa"/>
+              <w:right w:w="120" w:type="dxa"/>
+            </w:tcMar>
+            <w:shd w:val="clear" w:fill="F2F7F3"/>
           </w:tcPr>
           <w:p>
             <w:pPr>
@@ -682,7 +818,7 @@
             </w:pPr>
             <w:r>
               <w:rPr>
-                <w:rFonts w:ascii="Arial" w:hAnsi="Arial" w:cs="Arial"/>
+                <w:rFonts w:ascii="IBM Plex Sans Arabic" w:hAnsi="IBM Plex Sans Arabic" w:cs="IBM Plex Sans Arabic"/>
                 <w:rtl/>
               </w:rPr>
               <w:t>ناجحة</w:t>
@@ -692,7 +828,13 @@
         <w:tc>
           <w:tcPr>
             <w:tcW w:type="dxa" w:w="3120"/>
-            <w:shd w:val="clear" w:fill="F2F2F2"/>
+            <w:tcMar>
+              <w:top w:w="100" w:type="dxa"/>
+              <w:bottom w:w="100" w:type="dxa"/>
+              <w:left w:w="120" w:type="dxa"/>
+              <w:right w:w="120" w:type="dxa"/>
+            </w:tcMar>
+            <w:shd w:val="clear" w:fill="F2F7F3"/>
           </w:tcPr>
           <w:p>
             <w:pPr>
@@ -701,7 +843,7 @@
             </w:pPr>
             <w:r>
               <w:rPr>
-                <w:rFonts w:ascii="Arial" w:hAnsi="Arial" w:cs="Arial"/>
+                <w:rFonts w:ascii="IBM Plex Sans Arabic" w:hAnsi="IBM Plex Sans Arabic" w:cs="IBM Plex Sans Arabic"/>
                 <w:rtl/>
               </w:rPr>
               <w:t>اتجاه طلب موسمي واضح حول رمضان</w:t>
@@ -713,6 +855,12 @@
         <w:tc>
           <w:tcPr>
             <w:tcW w:type="dxa" w:w="3120"/>
+            <w:tcMar>
+              <w:top w:w="100" w:type="dxa"/>
+              <w:bottom w:w="100" w:type="dxa"/>
+              <w:left w:w="120" w:type="dxa"/>
+              <w:right w:w="120" w:type="dxa"/>
+            </w:tcMar>
           </w:tcPr>
           <w:p>
             <w:pPr>
@@ -721,7 +869,7 @@
             </w:pPr>
             <w:r>
               <w:rPr>
-                <w:rFonts w:ascii="Arial" w:hAnsi="Arial" w:cs="Arial"/>
+                <w:rFonts w:ascii="IBM Plex Sans Arabic" w:hAnsi="IBM Plex Sans Arabic" w:cs="IBM Plex Sans Arabic"/>
                 <w:rtl/>
               </w:rPr>
               <w:t>تحليل الأسعار</w:t>
@@ -731,6 +879,12 @@
         <w:tc>
           <w:tcPr>
             <w:tcW w:type="dxa" w:w="3120"/>
+            <w:tcMar>
+              <w:top w:w="100" w:type="dxa"/>
+              <w:bottom w:w="100" w:type="dxa"/>
+              <w:left w:w="120" w:type="dxa"/>
+              <w:right w:w="120" w:type="dxa"/>
+            </w:tcMar>
           </w:tcPr>
           <w:p>
             <w:pPr>
@@ -739,7 +893,7 @@
             </w:pPr>
             <w:r>
               <w:rPr>
-                <w:rFonts w:ascii="Arial" w:hAnsi="Arial" w:cs="Arial"/>
+                <w:rFonts w:ascii="IBM Plex Sans Arabic" w:hAnsi="IBM Plex Sans Arabic" w:cs="IBM Plex Sans Arabic"/>
                 <w:rtl/>
               </w:rPr>
               <w:t>ناجحة</w:t>
@@ -749,6 +903,12 @@
         <w:tc>
           <w:tcPr>
             <w:tcW w:type="dxa" w:w="3120"/>
+            <w:tcMar>
+              <w:top w:w="100" w:type="dxa"/>
+              <w:bottom w:w="100" w:type="dxa"/>
+              <w:left w:w="120" w:type="dxa"/>
+              <w:right w:w="120" w:type="dxa"/>
+            </w:tcMar>
           </w:tcPr>
           <w:p>
             <w:pPr>
@@ -757,7 +917,7 @@
             </w:pPr>
             <w:r>
               <w:rPr>
-                <w:rFonts w:ascii="Arial" w:hAnsi="Arial" w:cs="Arial"/>
+                <w:rFonts w:ascii="IBM Plex Sans Arabic" w:hAnsi="IBM Plex Sans Arabic" w:cs="IBM Plex Sans Arabic"/>
                 <w:rtl/>
               </w:rPr>
               <w:t>سلّم أسعار ثلاثي الطبقات مرصود</w:t>
@@ -769,7 +929,13 @@
         <w:tc>
           <w:tcPr>
             <w:tcW w:type="dxa" w:w="3120"/>
-            <w:shd w:val="clear" w:fill="F2F2F2"/>
+            <w:tcMar>
+              <w:top w:w="100" w:type="dxa"/>
+              <w:bottom w:w="100" w:type="dxa"/>
+              <w:left w:w="120" w:type="dxa"/>
+              <w:right w:w="120" w:type="dxa"/>
+            </w:tcMar>
+            <w:shd w:val="clear" w:fill="F2F7F3"/>
           </w:tcPr>
           <w:p>
             <w:pPr>
@@ -778,7 +944,7 @@
             </w:pPr>
             <w:r>
               <w:rPr>
-                <w:rFonts w:ascii="Arial" w:hAnsi="Arial" w:cs="Arial"/>
+                <w:rFonts w:ascii="IBM Plex Sans Arabic" w:hAnsi="IBM Plex Sans Arabic" w:cs="IBM Plex Sans Arabic"/>
                 <w:rtl/>
               </w:rPr>
               <w:t>ثقافة المستهلك</w:t>
@@ -788,7 +954,13 @@
         <w:tc>
           <w:tcPr>
             <w:tcW w:type="dxa" w:w="3120"/>
-            <w:shd w:val="clear" w:fill="F2F2F2"/>
+            <w:tcMar>
+              <w:top w:w="100" w:type="dxa"/>
+              <w:bottom w:w="100" w:type="dxa"/>
+              <w:left w:w="120" w:type="dxa"/>
+              <w:right w:w="120" w:type="dxa"/>
+            </w:tcMar>
+            <w:shd w:val="clear" w:fill="F2F7F3"/>
           </w:tcPr>
           <w:p>
             <w:pPr>
@@ -797,7 +969,7 @@
             </w:pPr>
             <w:r>
               <w:rPr>
-                <w:rFonts w:ascii="Arial" w:hAnsi="Arial" w:cs="Arial"/>
+                <w:rFonts w:ascii="IBM Plex Sans Arabic" w:hAnsi="IBM Plex Sans Arabic" w:cs="IBM Plex Sans Arabic"/>
                 <w:rtl/>
               </w:rPr>
               <w:t>ناجحة</w:t>
@@ -807,7 +979,13 @@
         <w:tc>
           <w:tcPr>
             <w:tcW w:type="dxa" w:w="3120"/>
-            <w:shd w:val="clear" w:fill="F2F2F2"/>
+            <w:tcMar>
+              <w:top w:w="100" w:type="dxa"/>
+              <w:bottom w:w="100" w:type="dxa"/>
+              <w:left w:w="120" w:type="dxa"/>
+              <w:right w:w="120" w:type="dxa"/>
+            </w:tcMar>
+            <w:shd w:val="clear" w:fill="F2F7F3"/>
           </w:tcPr>
           <w:p>
             <w:pPr>
@@ -816,7 +994,7 @@
             </w:pPr>
             <w:r>
               <w:rPr>
-                <w:rFonts w:ascii="Arial" w:hAnsi="Arial" w:cs="Arial"/>
+                <w:rFonts w:ascii="IBM Plex Sans Arabic" w:hAnsi="IBM Plex Sans Arabic" w:cs="IBM Plex Sans Arabic"/>
                 <w:rtl/>
               </w:rPr>
               <w:t>نمط استهلاك موسمي مرتبط برمضان</w:t>
@@ -828,6 +1006,12 @@
         <w:tc>
           <w:tcPr>
             <w:tcW w:type="dxa" w:w="3120"/>
+            <w:tcMar>
+              <w:top w:w="100" w:type="dxa"/>
+              <w:bottom w:w="100" w:type="dxa"/>
+              <w:left w:w="120" w:type="dxa"/>
+              <w:right w:w="120" w:type="dxa"/>
+            </w:tcMar>
           </w:tcPr>
           <w:p>
             <w:pPr>
@@ -836,7 +1020,7 @@
             </w:pPr>
             <w:r>
               <w:rPr>
-                <w:rFonts w:ascii="Arial" w:hAnsi="Arial" w:cs="Arial"/>
+                <w:rFonts w:ascii="IBM Plex Sans Arabic" w:hAnsi="IBM Plex Sans Arabic" w:cs="IBM Plex Sans Arabic"/>
                 <w:rtl/>
               </w:rPr>
               <w:t>قنوات التوزيع والاستيراد</w:t>
@@ -846,6 +1030,12 @@
         <w:tc>
           <w:tcPr>
             <w:tcW w:type="dxa" w:w="3120"/>
+            <w:tcMar>
+              <w:top w:w="100" w:type="dxa"/>
+              <w:bottom w:w="100" w:type="dxa"/>
+              <w:left w:w="120" w:type="dxa"/>
+              <w:right w:w="120" w:type="dxa"/>
+            </w:tcMar>
           </w:tcPr>
           <w:p>
             <w:pPr>
@@ -854,7 +1044,7 @@
             </w:pPr>
             <w:r>
               <w:rPr>
-                <w:rFonts w:ascii="Arial" w:hAnsi="Arial" w:cs="Arial"/>
+                <w:rFonts w:ascii="IBM Plex Sans Arabic" w:hAnsi="IBM Plex Sans Arabic" w:cs="IBM Plex Sans Arabic"/>
                 <w:rtl/>
               </w:rPr>
               <w:t>ناجحة</w:t>
@@ -864,6 +1054,12 @@
         <w:tc>
           <w:tcPr>
             <w:tcW w:type="dxa" w:w="3120"/>
+            <w:tcMar>
+              <w:top w:w="100" w:type="dxa"/>
+              <w:bottom w:w="100" w:type="dxa"/>
+              <w:left w:w="120" w:type="dxa"/>
+              <w:right w:w="120" w:type="dxa"/>
+            </w:tcMar>
           </w:tcPr>
           <w:p>
             <w:pPr>
@@ -872,7 +1068,7 @@
             </w:pPr>
             <w:r>
               <w:rPr>
-                <w:rFonts w:ascii="Arial" w:hAnsi="Arial" w:cs="Arial"/>
+                <w:rFonts w:ascii="IBM Plex Sans Arabic" w:hAnsi="IBM Plex Sans Arabic" w:cs="IBM Plex Sans Arabic"/>
                 <w:rtl/>
               </w:rPr>
               <w:t>موزّع محتمل واحد مرصود، يتطلب تحققاً</w:t>
@@ -884,7 +1080,13 @@
         <w:tc>
           <w:tcPr>
             <w:tcW w:type="dxa" w:w="3120"/>
-            <w:shd w:val="clear" w:fill="F2F2F2"/>
+            <w:tcMar>
+              <w:top w:w="100" w:type="dxa"/>
+              <w:bottom w:w="100" w:type="dxa"/>
+              <w:left w:w="120" w:type="dxa"/>
+              <w:right w:w="120" w:type="dxa"/>
+            </w:tcMar>
+            <w:shd w:val="clear" w:fill="F2F7F3"/>
           </w:tcPr>
           <w:p>
             <w:pPr>
@@ -893,7 +1095,7 @@
             </w:pPr>
             <w:r>
               <w:rPr>
-                <w:rFonts w:ascii="Arial" w:hAnsi="Arial" w:cs="Arial"/>
+                <w:rFonts w:ascii="IBM Plex Sans Arabic" w:hAnsi="IBM Plex Sans Arabic" w:cs="IBM Plex Sans Arabic"/>
                 <w:rtl/>
               </w:rPr>
               <w:t>تحليل المنافسين</w:t>
@@ -903,7 +1105,13 @@
         <w:tc>
           <w:tcPr>
             <w:tcW w:type="dxa" w:w="3120"/>
-            <w:shd w:val="clear" w:fill="F2F2F2"/>
+            <w:tcMar>
+              <w:top w:w="100" w:type="dxa"/>
+              <w:bottom w:w="100" w:type="dxa"/>
+              <w:left w:w="120" w:type="dxa"/>
+              <w:right w:w="120" w:type="dxa"/>
+            </w:tcMar>
+            <w:shd w:val="clear" w:fill="F2F7F3"/>
           </w:tcPr>
           <w:p>
             <w:pPr>
@@ -912,7 +1120,7 @@
             </w:pPr>
             <w:r>
               <w:rPr>
-                <w:rFonts w:ascii="Arial" w:hAnsi="Arial" w:cs="Arial"/>
+                <w:rFonts w:ascii="IBM Plex Sans Arabic" w:hAnsi="IBM Plex Sans Arabic" w:cs="IBM Plex Sans Arabic"/>
                 <w:rtl/>
               </w:rPr>
               <w:t>ناجحة</w:t>
@@ -922,7 +1130,13 @@
         <w:tc>
           <w:tcPr>
             <w:tcW w:type="dxa" w:w="3120"/>
-            <w:shd w:val="clear" w:fill="F2F2F2"/>
+            <w:tcMar>
+              <w:top w:w="100" w:type="dxa"/>
+              <w:bottom w:w="100" w:type="dxa"/>
+              <w:left w:w="120" w:type="dxa"/>
+              <w:right w:w="120" w:type="dxa"/>
+            </w:tcMar>
+            <w:shd w:val="clear" w:fill="F2F7F3"/>
           </w:tcPr>
           <w:p>
             <w:pPr>
@@ -931,7 +1145,7 @@
             </w:pPr>
             <w:r>
               <w:rPr>
-                <w:rFonts w:ascii="Arial" w:hAnsi="Arial" w:cs="Arial"/>
+                <w:rFonts w:ascii="IBM Plex Sans Arabic" w:hAnsi="IBM Plex Sans Arabic" w:cs="IBM Plex Sans Arabic"/>
                 <w:rtl/>
               </w:rPr>
               <w:t>سوق مورّدين مجزَّأ — HHI معتدل، لا مورّد مهيمناً</w:t>
@@ -943,6 +1157,12 @@
         <w:tc>
           <w:tcPr>
             <w:tcW w:type="dxa" w:w="3120"/>
+            <w:tcMar>
+              <w:top w:w="100" w:type="dxa"/>
+              <w:bottom w:w="100" w:type="dxa"/>
+              <w:left w:w="120" w:type="dxa"/>
+              <w:right w:w="120" w:type="dxa"/>
+            </w:tcMar>
           </w:tcPr>
           <w:p>
             <w:pPr>
@@ -951,7 +1171,7 @@
             </w:pPr>
             <w:r>
               <w:rPr>
-                <w:rFonts w:ascii="Arial" w:hAnsi="Arial" w:cs="Arial"/>
+                <w:rFonts w:ascii="IBM Plex Sans Arabic" w:hAnsi="IBM Plex Sans Arabic" w:cs="IBM Plex Sans Arabic"/>
                 <w:rtl/>
               </w:rPr>
               <w:t>تقييم المخاطر والمستجدات</w:t>
@@ -961,6 +1181,12 @@
         <w:tc>
           <w:tcPr>
             <w:tcW w:type="dxa" w:w="3120"/>
+            <w:tcMar>
+              <w:top w:w="100" w:type="dxa"/>
+              <w:bottom w:w="100" w:type="dxa"/>
+              <w:left w:w="120" w:type="dxa"/>
+              <w:right w:w="120" w:type="dxa"/>
+            </w:tcMar>
           </w:tcPr>
           <w:p>
             <w:pPr>
@@ -969,7 +1195,7 @@
             </w:pPr>
             <w:r>
               <w:rPr>
-                <w:rFonts w:ascii="Arial" w:hAnsi="Arial" w:cs="Arial"/>
+                <w:rFonts w:ascii="IBM Plex Sans Arabic" w:hAnsi="IBM Plex Sans Arabic" w:cs="IBM Plex Sans Arabic"/>
                 <w:rtl/>
               </w:rPr>
               <w:t>ناجحة</w:t>
@@ -979,6 +1205,12 @@
         <w:tc>
           <w:tcPr>
             <w:tcW w:type="dxa" w:w="3120"/>
+            <w:tcMar>
+              <w:top w:w="100" w:type="dxa"/>
+              <w:bottom w:w="100" w:type="dxa"/>
+              <w:left w:w="120" w:type="dxa"/>
+              <w:right w:w="120" w:type="dxa"/>
+            </w:tcMar>
           </w:tcPr>
           <w:p>
             <w:pPr>
@@ -987,7 +1219,7 @@
             </w:pPr>
             <w:r>
               <w:rPr>
-                <w:rFonts w:ascii="Arial" w:hAnsi="Arial" w:cs="Arial"/>
+                <w:rFonts w:ascii="IBM Plex Sans Arabic" w:hAnsi="IBM Plex Sans Arabic" w:cs="IBM Plex Sans Arabic"/>
                 <w:rtl/>
               </w:rPr>
               <w:t>تقلّب عملة منخفض (٢٪)، لا مخاطر إخبارية جوهرية</w:t>
@@ -999,7 +1231,13 @@
         <w:tc>
           <w:tcPr>
             <w:tcW w:type="dxa" w:w="3120"/>
-            <w:shd w:val="clear" w:fill="F2F2F2"/>
+            <w:tcMar>
+              <w:top w:w="100" w:type="dxa"/>
+              <w:bottom w:w="100" w:type="dxa"/>
+              <w:left w:w="120" w:type="dxa"/>
+              <w:right w:w="120" w:type="dxa"/>
+            </w:tcMar>
+            <w:shd w:val="clear" w:fill="F2F7F3"/>
           </w:tcPr>
           <w:p>
             <w:pPr>
@@ -1008,7 +1246,7 @@
             </w:pPr>
             <w:r>
               <w:rPr>
-                <w:rFonts w:ascii="Arial" w:hAnsi="Arial" w:cs="Arial"/>
+                <w:rFonts w:ascii="IBM Plex Sans Arabic" w:hAnsi="IBM Plex Sans Arabic" w:cs="IBM Plex Sans Arabic"/>
                 <w:rtl/>
               </w:rPr>
               <w:t>الديموغرافيا والاقتصاد الكلي</w:t>
@@ -1018,7 +1256,13 @@
         <w:tc>
           <w:tcPr>
             <w:tcW w:type="dxa" w:w="3120"/>
-            <w:shd w:val="clear" w:fill="F2F2F2"/>
+            <w:tcMar>
+              <w:top w:w="100" w:type="dxa"/>
+              <w:bottom w:w="100" w:type="dxa"/>
+              <w:left w:w="120" w:type="dxa"/>
+              <w:right w:w="120" w:type="dxa"/>
+            </w:tcMar>
+            <w:shd w:val="clear" w:fill="F2F7F3"/>
           </w:tcPr>
           <w:p>
             <w:pPr>
@@ -1027,7 +1271,7 @@
             </w:pPr>
             <w:r>
               <w:rPr>
-                <w:rFonts w:ascii="Arial" w:hAnsi="Arial" w:cs="Arial"/>
+                <w:rFonts w:ascii="IBM Plex Sans Arabic" w:hAnsi="IBM Plex Sans Arabic" w:cs="IBM Plex Sans Arabic"/>
                 <w:rtl/>
               </w:rPr>
               <w:t>ناجحة</w:t>
@@ -1037,7 +1281,13 @@
         <w:tc>
           <w:tcPr>
             <w:tcW w:type="dxa" w:w="3120"/>
-            <w:shd w:val="clear" w:fill="F2F2F2"/>
+            <w:tcMar>
+              <w:top w:w="100" w:type="dxa"/>
+              <w:bottom w:w="100" w:type="dxa"/>
+              <w:left w:w="120" w:type="dxa"/>
+              <w:right w:w="120" w:type="dxa"/>
+            </w:tcMar>
+            <w:shd w:val="clear" w:fill="F2F7F3"/>
           </w:tcPr>
           <w:p>
             <w:pPr>
@@ -1046,7 +1296,7 @@
             </w:pPr>
             <w:r>
               <w:rPr>
-                <w:rFonts w:ascii="Arial" w:hAnsi="Arial" w:cs="Arial"/>
+                <w:rFonts w:ascii="IBM Plex Sans Arabic" w:hAnsi="IBM Plex Sans Arabic" w:cs="IBM Plex Sans Arabic"/>
                 <w:rtl/>
               </w:rPr>
               <w:t>مؤشرات اقتصادية مستقرة</w:t>
@@ -1058,6 +1308,12 @@
         <w:tc>
           <w:tcPr>
             <w:tcW w:type="dxa" w:w="3120"/>
+            <w:tcMar>
+              <w:top w:w="100" w:type="dxa"/>
+              <w:bottom w:w="100" w:type="dxa"/>
+              <w:left w:w="120" w:type="dxa"/>
+              <w:right w:w="120" w:type="dxa"/>
+            </w:tcMar>
           </w:tcPr>
           <w:p>
             <w:pPr>
@@ -1066,7 +1322,7 @@
             </w:pPr>
             <w:r>
               <w:rPr>
-                <w:rFonts w:ascii="Arial" w:hAnsi="Arial" w:cs="Arial"/>
+                <w:rFonts w:ascii="IBM Plex Sans Arabic" w:hAnsi="IBM Plex Sans Arabic" w:cs="IBM Plex Sans Arabic"/>
                 <w:rtl/>
               </w:rPr>
               <w:t>الاشتراطات الجمركية</w:t>
@@ -1076,6 +1332,12 @@
         <w:tc>
           <w:tcPr>
             <w:tcW w:type="dxa" w:w="3120"/>
+            <w:tcMar>
+              <w:top w:w="100" w:type="dxa"/>
+              <w:bottom w:w="100" w:type="dxa"/>
+              <w:left w:w="120" w:type="dxa"/>
+              <w:right w:w="120" w:type="dxa"/>
+            </w:tcMar>
           </w:tcPr>
           <w:p>
             <w:pPr>
@@ -1084,7 +1346,7 @@
             </w:pPr>
             <w:r>
               <w:rPr>
-                <w:rFonts w:ascii="Arial" w:hAnsi="Arial" w:cs="Arial"/>
+                <w:rFonts w:ascii="IBM Plex Sans Arabic" w:hAnsi="IBM Plex Sans Arabic" w:cs="IBM Plex Sans Arabic"/>
                 <w:rtl/>
               </w:rPr>
               <w:t>ناجحة</w:t>
@@ -1094,6 +1356,12 @@
         <w:tc>
           <w:tcPr>
             <w:tcW w:type="dxa" w:w="3120"/>
+            <w:tcMar>
+              <w:top w:w="100" w:type="dxa"/>
+              <w:bottom w:w="100" w:type="dxa"/>
+              <w:left w:w="120" w:type="dxa"/>
+              <w:right w:w="120" w:type="dxa"/>
+            </w:tcMar>
           </w:tcPr>
           <w:p>
             <w:pPr>
@@ -1102,7 +1370,7 @@
             </w:pPr>
             <w:r>
               <w:rPr>
-                <w:rFonts w:ascii="Arial" w:hAnsi="Arial" w:cs="Arial"/>
+                <w:rFonts w:ascii="IBM Plex Sans Arabic" w:hAnsi="IBM Plex Sans Arabic" w:cs="IBM Plex Sans Arabic"/>
                 <w:rtl/>
               </w:rPr>
               <w:t>اشتراط أهلية أوروبي واحد حرج</w:t>
@@ -1114,7 +1382,13 @@
         <w:tc>
           <w:tcPr>
             <w:tcW w:type="dxa" w:w="3120"/>
-            <w:shd w:val="clear" w:fill="F2F2F2"/>
+            <w:tcMar>
+              <w:top w:w="100" w:type="dxa"/>
+              <w:bottom w:w="100" w:type="dxa"/>
+              <w:left w:w="120" w:type="dxa"/>
+              <w:right w:w="120" w:type="dxa"/>
+            </w:tcMar>
+            <w:shd w:val="clear" w:fill="F2F7F3"/>
           </w:tcPr>
           <w:p>
             <w:pPr>
@@ -1123,7 +1397,7 @@
             </w:pPr>
             <w:r>
               <w:rPr>
-                <w:rFonts w:ascii="Arial" w:hAnsi="Arial" w:cs="Arial"/>
+                <w:rFonts w:ascii="IBM Plex Sans Arabic" w:hAnsi="IBM Plex Sans Arabic" w:cs="IBM Plex Sans Arabic"/>
                 <w:rtl/>
               </w:rPr>
               <w:t>التعريفات الجمركية والاتفاقيات التجارية</w:t>
@@ -1133,7 +1407,13 @@
         <w:tc>
           <w:tcPr>
             <w:tcW w:type="dxa" w:w="3120"/>
-            <w:shd w:val="clear" w:fill="F2F2F2"/>
+            <w:tcMar>
+              <w:top w:w="100" w:type="dxa"/>
+              <w:bottom w:w="100" w:type="dxa"/>
+              <w:left w:w="120" w:type="dxa"/>
+              <w:right w:w="120" w:type="dxa"/>
+            </w:tcMar>
+            <w:shd w:val="clear" w:fill="F2F7F3"/>
           </w:tcPr>
           <w:p>
             <w:pPr>
@@ -1142,7 +1422,7 @@
             </w:pPr>
             <w:r>
               <w:rPr>
-                <w:rFonts w:ascii="Arial" w:hAnsi="Arial" w:cs="Arial"/>
+                <w:rFonts w:ascii="IBM Plex Sans Arabic" w:hAnsi="IBM Plex Sans Arabic" w:cs="IBM Plex Sans Arabic"/>
                 <w:rtl/>
               </w:rPr>
               <w:t>ناجحة</w:t>
@@ -1152,7 +1432,13 @@
         <w:tc>
           <w:tcPr>
             <w:tcW w:type="dxa" w:w="3120"/>
-            <w:shd w:val="clear" w:fill="F2F2F2"/>
+            <w:tcMar>
+              <w:top w:w="100" w:type="dxa"/>
+              <w:bottom w:w="100" w:type="dxa"/>
+              <w:left w:w="120" w:type="dxa"/>
+              <w:right w:w="120" w:type="dxa"/>
+            </w:tcMar>
+            <w:shd w:val="clear" w:fill="F2F7F3"/>
           </w:tcPr>
           <w:p>
             <w:pPr>
@@ -1161,7 +1447,7 @@
             </w:pPr>
             <w:r>
               <w:rPr>
-                <w:rFonts w:ascii="Arial" w:hAnsi="Arial" w:cs="Arial"/>
+                <w:rFonts w:ascii="IBM Plex Sans Arabic" w:hAnsi="IBM Plex Sans Arabic" w:cs="IBM Plex Sans Arabic"/>
                 <w:rtl/>
               </w:rPr>
               <w:t>تعريفة صفرية مؤكَّدة</w:t>
@@ -1173,6 +1459,12 @@
         <w:tc>
           <w:tcPr>
             <w:tcW w:type="dxa" w:w="3120"/>
+            <w:tcMar>
+              <w:top w:w="100" w:type="dxa"/>
+              <w:bottom w:w="100" w:type="dxa"/>
+              <w:left w:w="120" w:type="dxa"/>
+              <w:right w:w="120" w:type="dxa"/>
+            </w:tcMar>
           </w:tcPr>
           <w:p>
             <w:pPr>
@@ -1181,7 +1473,7 @@
             </w:pPr>
             <w:r>
               <w:rPr>
-                <w:rFonts w:ascii="Arial" w:hAnsi="Arial" w:cs="Arial"/>
+                <w:rFonts w:ascii="IBM Plex Sans Arabic" w:hAnsi="IBM Plex Sans Arabic" w:cs="IBM Plex Sans Arabic"/>
                 <w:rtl/>
               </w:rPr>
               <w:t>الفرص الاستراتيجية والفجوات</w:t>
@@ -1191,6 +1483,12 @@
         <w:tc>
           <w:tcPr>
             <w:tcW w:type="dxa" w:w="3120"/>
+            <w:tcMar>
+              <w:top w:w="100" w:type="dxa"/>
+              <w:bottom w:w="100" w:type="dxa"/>
+              <w:left w:w="120" w:type="dxa"/>
+              <w:right w:w="120" w:type="dxa"/>
+            </w:tcMar>
           </w:tcPr>
           <w:p>
             <w:pPr>
@@ -1199,7 +1497,7 @@
             </w:pPr>
             <w:r>
               <w:rPr>
-                <w:rFonts w:ascii="Arial" w:hAnsi="Arial" w:cs="Arial"/>
+                <w:rFonts w:ascii="IBM Plex Sans Arabic" w:hAnsi="IBM Plex Sans Arabic" w:cs="IBM Plex Sans Arabic"/>
                 <w:rtl/>
               </w:rPr>
               <w:t>ناجحة</w:t>
@@ -1209,6 +1507,12 @@
         <w:tc>
           <w:tcPr>
             <w:tcW w:type="dxa" w:w="3120"/>
+            <w:tcMar>
+              <w:top w:w="100" w:type="dxa"/>
+              <w:bottom w:w="100" w:type="dxa"/>
+              <w:left w:w="120" w:type="dxa"/>
+              <w:right w:w="120" w:type="dxa"/>
+            </w:tcMar>
           </w:tcPr>
           <w:p>
             <w:pPr>
@@ -1217,7 +1521,7 @@
             </w:pPr>
             <w:r>
               <w:rPr>
-                <w:rFonts w:ascii="Arial" w:hAnsi="Arial" w:cs="Arial"/>
+                <w:rFonts w:ascii="IBM Plex Sans Arabic" w:hAnsi="IBM Plex Sans Arabic" w:cs="IBM Plex Sans Arabic"/>
                 <w:rtl/>
               </w:rPr>
               <w:t>لا فجوات إضافية مرصودة</w:t>
@@ -1229,7 +1533,13 @@
         <w:tc>
           <w:tcPr>
             <w:tcW w:type="dxa" w:w="3120"/>
-            <w:shd w:val="clear" w:fill="F2F2F2"/>
+            <w:tcMar>
+              <w:top w:w="100" w:type="dxa"/>
+              <w:bottom w:w="100" w:type="dxa"/>
+              <w:left w:w="120" w:type="dxa"/>
+              <w:right w:w="120" w:type="dxa"/>
+            </w:tcMar>
+            <w:shd w:val="clear" w:fill="F2F7F3"/>
           </w:tcPr>
           <w:p>
             <w:pPr>
@@ -1238,7 +1548,7 @@
             </w:pPr>
             <w:r>
               <w:rPr>
-                <w:rFonts w:ascii="Arial" w:hAnsi="Arial" w:cs="Arial"/>
+                <w:rFonts w:ascii="IBM Plex Sans Arabic" w:hAnsi="IBM Plex Sans Arabic" w:cs="IBM Plex Sans Arabic"/>
                 <w:rtl/>
               </w:rPr>
               <w:t>اللوجستيات</w:t>
@@ -1248,7 +1558,13 @@
         <w:tc>
           <w:tcPr>
             <w:tcW w:type="dxa" w:w="3120"/>
-            <w:shd w:val="clear" w:fill="F2F2F2"/>
+            <w:tcMar>
+              <w:top w:w="100" w:type="dxa"/>
+              <w:bottom w:w="100" w:type="dxa"/>
+              <w:left w:w="120" w:type="dxa"/>
+              <w:right w:w="120" w:type="dxa"/>
+            </w:tcMar>
+            <w:shd w:val="clear" w:fill="F2F7F3"/>
           </w:tcPr>
           <w:p>
             <w:pPr>
@@ -1257,7 +1573,7 @@
             </w:pPr>
             <w:r>
               <w:rPr>
-                <w:rFonts w:ascii="Arial" w:hAnsi="Arial" w:cs="Arial"/>
+                <w:rFonts w:ascii="IBM Plex Sans Arabic" w:hAnsi="IBM Plex Sans Arabic" w:cs="IBM Plex Sans Arabic"/>
                 <w:rtl/>
               </w:rPr>
               <w:t>ناجحة</w:t>
@@ -1267,7 +1583,13 @@
         <w:tc>
           <w:tcPr>
             <w:tcW w:type="dxa" w:w="3120"/>
-            <w:shd w:val="clear" w:fill="F2F2F2"/>
+            <w:tcMar>
+              <w:top w:w="100" w:type="dxa"/>
+              <w:bottom w:w="100" w:type="dxa"/>
+              <w:left w:w="120" w:type="dxa"/>
+              <w:right w:w="120" w:type="dxa"/>
+            </w:tcMar>
+            <w:shd w:val="clear" w:fill="F2F7F3"/>
           </w:tcPr>
           <w:p>
             <w:pPr>
@@ -1276,7 +1598,7 @@
             </w:pPr>
             <w:r>
               <w:rPr>
-                <w:rFonts w:ascii="Arial" w:hAnsi="Arial" w:cs="Arial"/>
+                <w:rFonts w:ascii="IBM Plex Sans Arabic" w:hAnsi="IBM Plex Sans Arabic" w:cs="IBM Plex Sans Arabic"/>
                 <w:rtl/>
               </w:rPr>
               <w:t>بنية لوجستية ناضجة</w:t>
@@ -1293,7 +1615,7 @@
       </w:pPr>
       <w:r>
         <w:rPr>
-          <w:rFonts w:ascii="Arial" w:hAnsi="Arial" w:cs="Arial"/>
+          <w:rFonts w:ascii="IBM Plex Sans Arabic" w:hAnsi="IBM Plex Sans Arabic" w:cs="IBM Plex Sans Arabic"/>
           <w:rtl/>
         </w:rPr>
         <w:t>التقرير الكامل (كاتب التقرير، مراجَع)</w:t>
@@ -1307,7 +1629,7 @@
       </w:pPr>
       <w:r>
         <w:rPr>
-          <w:rFonts w:ascii="Arial" w:hAnsi="Arial" w:cs="Arial"/>
+          <w:rFonts w:ascii="IBM Plex Sans Arabic" w:hAnsi="IBM Plex Sans Arabic" w:cs="IBM Plex Sans Arabic"/>
           <w:rtl/>
         </w:rPr>
         <w:t>1. الخلاصة التنفيذية</w:t>
@@ -1320,7 +1642,7 @@
       </w:pPr>
       <w:r>
         <w:rPr>
-          <w:rFonts w:ascii="Arial" w:hAnsi="Arial" w:cs="Arial"/>
+          <w:rFonts w:ascii="IBM Plex Sans Arabic" w:hAnsi="IBM Plex Sans Arabic" w:cs="IBM Plex Sans Arabic"/>
           <w:rtl/>
         </w:rPr>
         <w:t>التوصية بالدخول لثلاثة أسباب متضافرة: أولاً الشريحة المسلمة في إسبانيا نحو</w:t>
@@ -1333,7 +1655,7 @@
       </w:pPr>
       <w:r>
         <w:rPr>
-          <w:rFonts w:ascii="Arial" w:hAnsi="Arial" w:cs="Arial"/>
+          <w:rFonts w:ascii="IBM Plex Sans Arabic" w:hAnsi="IBM Plex Sans Arabic" w:cs="IBM Plex Sans Arabic"/>
           <w:rtl/>
         </w:rPr>
         <w:t>2.1 مليون نسمة ضمن واردات تمور سنوية تبلغ 61 مليون دولار؛ وثانياً سوق</w:t>
@@ -1346,7 +1668,7 @@
       </w:pPr>
       <w:r>
         <w:rPr>
-          <w:rFonts w:ascii="Arial" w:hAnsi="Arial" w:cs="Arial"/>
+          <w:rFonts w:ascii="IBM Plex Sans Arabic" w:hAnsi="IBM Plex Sans Arabic" w:cs="IBM Plex Sans Arabic"/>
           <w:rtl/>
         </w:rPr>
         <w:t>مورّدين مجزَّأ (HHI (مؤشر يقيس تركّز/احتكار السوق: فوق 2500 يعني سيطرة لاعب واحد)≈2350، لا مورّد مهيمناً) يفتح مجالاً حقيقياً لمورّد</w:t>
@@ -1359,7 +1681,7 @@
       </w:pPr>
       <w:r>
         <w:rPr>
-          <w:rFonts w:ascii="Arial" w:hAnsi="Arial" w:cs="Arial"/>
+          <w:rFonts w:ascii="IBM Plex Sans Arabic" w:hAnsi="IBM Plex Sans Arabic" w:cs="IBM Plex Sans Arabic"/>
           <w:rtl/>
         </w:rPr>
         <w:t>جديد منافس بالسعر؛ وثالثاً نمو الواردات 9% مركّباً على ثلاث سنوات. تتحول</w:t>
@@ -1372,7 +1694,7 @@
       </w:pPr>
       <w:r>
         <w:rPr>
-          <w:rFonts w:ascii="Arial" w:hAnsi="Arial" w:cs="Arial"/>
+          <w:rFonts w:ascii="IBM Plex Sans Arabic" w:hAnsi="IBM Plex Sans Arabic" w:cs="IBM Plex Sans Arabic"/>
           <w:rtl/>
         </w:rPr>
         <w:t>التوصية إلى التوصية بالدخول أقوى متى تأكدت شهادة المنشأة المعتمدة EU 2017/625 خلال ٩٠</w:t>
@@ -1385,7 +1707,7 @@
       </w:pPr>
       <w:r>
         <w:rPr>
-          <w:rFonts w:ascii="Arial" w:hAnsi="Arial" w:cs="Arial"/>
+          <w:rFonts w:ascii="IBM Plex Sans Arabic" w:hAnsi="IBM Plex Sans Arabic" w:cs="IBM Plex Sans Arabic"/>
           <w:rtl/>
         </w:rPr>
         <w:t>يوماً، ثم تعاقد المصدّر مع موزّع واحد على الأقل من الباب الأول أدناه خلال</w:t>
@@ -1398,7 +1720,7 @@
       </w:pPr>
       <w:r>
         <w:rPr>
-          <w:rFonts w:ascii="Arial" w:hAnsi="Arial" w:cs="Arial"/>
+          <w:rFonts w:ascii="IBM Plex Sans Arabic" w:hAnsi="IBM Plex Sans Arabic" w:cs="IBM Plex Sans Arabic"/>
           <w:rtl/>
         </w:rPr>
         <w:t>المهلة نفسها. المخاطر الرئيسية الثلاث: بوابة الأهلية الأوروبية أولاً، ثم</w:t>
@@ -1411,7 +1733,7 @@
       </w:pPr>
       <w:r>
         <w:rPr>
-          <w:rFonts w:ascii="Arial" w:hAnsi="Arial" w:cs="Arial"/>
+          <w:rFonts w:ascii="IBM Plex Sans Arabic" w:hAnsi="IBM Plex Sans Arabic" w:cs="IBM Plex Sans Arabic"/>
           <w:rtl/>
         </w:rPr>
         <w:t>تقلّب سعري محدود لليورو بين آخر سنتين، ثم منافسة تونس والمغرب بالسعر.</w:t>
@@ -1424,7 +1746,7 @@
       </w:pPr>
       <w:r>
         <w:rPr>
-          <w:rFonts w:ascii="Arial" w:hAnsi="Arial" w:cs="Arial"/>
+          <w:rFonts w:ascii="IBM Plex Sans Arabic" w:hAnsi="IBM Plex Sans Arabic" w:cs="IBM Plex Sans Arabic"/>
           <w:b/>
           <w:rtl/>
         </w:rPr>
@@ -1438,7 +1760,7 @@
       </w:pPr>
       <w:r>
         <w:rPr>
-          <w:rFonts w:ascii="Arial" w:hAnsi="Arial" w:cs="Arial"/>
+          <w:rFonts w:ascii="IBM Plex Sans Arabic" w:hAnsi="IBM Plex Sans Arabic" w:cs="IBM Plex Sans Arabic"/>
           <w:rtl/>
         </w:rPr>
         <w:t>البوابة الحرجة الوحيدة قبل أي خطوة تسويقية.</w:t>
@@ -1452,7 +1774,7 @@
       </w:pPr>
       <w:r>
         <w:rPr>
-          <w:rFonts w:ascii="Arial" w:hAnsi="Arial" w:cs="Arial"/>
+          <w:rFonts w:ascii="IBM Plex Sans Arabic" w:hAnsi="IBM Plex Sans Arabic" w:cs="IBM Plex Sans Arabic"/>
           <w:rtl/>
         </w:rPr>
         <w:t>2. منهجية البحث ونطاقه</w:t>
@@ -1466,7 +1788,7 @@
       </w:pPr>
       <w:r>
         <w:rPr>
-          <w:rFonts w:ascii="Arial" w:hAnsi="Arial" w:cs="Arial"/>
+          <w:rFonts w:ascii="IBM Plex Sans Arabic" w:hAnsi="IBM Plex Sans Arabic" w:cs="IBM Plex Sans Arabic"/>
           <w:rtl/>
         </w:rPr>
         <w:t>حدود المنهجية وجودة البيانات</w:t>
@@ -1480,7 +1802,7 @@
       </w:pPr>
       <w:r>
         <w:rPr>
-          <w:rFonts w:ascii="Arial" w:hAnsi="Arial" w:cs="Arial"/>
+          <w:rFonts w:ascii="IBM Plex Sans Arabic" w:hAnsi="IBM Plex Sans Arabic" w:cs="IBM Plex Sans Arabic"/>
           <w:rtl/>
         </w:rPr>
         <w:t>رقم مفتاحي «HHI≈2350» تكرّر 3 مرّات في المتن (الحدّ مرّتان) — اذكره كاملاً مرّة ثم أحِل إليه</w:t>
@@ -1494,7 +1816,7 @@
       </w:pPr>
       <w:r>
         <w:rPr>
-          <w:rFonts w:ascii="Arial" w:hAnsi="Arial" w:cs="Arial"/>
+          <w:rFonts w:ascii="IBM Plex Sans Arabic" w:hAnsi="IBM Plex Sans Arabic" w:cs="IBM Plex Sans Arabic"/>
           <w:rtl/>
         </w:rPr>
         <w:t>بعثة 'الفرص الاستراتيجية والفجوات' نجحت لكن بلا نتائج مستشهَد بها — لا فجوات إضافية مرصودة</w:t>
@@ -1507,7 +1829,7 @@
       </w:pPr>
       <w:r>
         <w:rPr>
-          <w:rFonts w:ascii="Arial" w:hAnsi="Arial" w:cs="Arial"/>
+          <w:rFonts w:ascii="IBM Plex Sans Arabic" w:hAnsi="IBM Plex Sans Arabic" w:cs="IBM Plex Sans Arabic"/>
           <w:rtl/>
         </w:rPr>
         <w:t>اعتمد هذا التقرير على Comtrade (تدفقات الاستيراد والمورّدون)، World</w:t>
@@ -1520,7 +1842,7 @@
       </w:pPr>
       <w:r>
         <w:rPr>
-          <w:rFonts w:ascii="Arial" w:hAnsi="Arial" w:cs="Arial"/>
+          <w:rFonts w:ascii="IBM Plex Sans Arabic" w:hAnsi="IBM Plex Sans Arabic" w:cs="IBM Plex Sans Arabic"/>
           <w:rtl/>
         </w:rPr>
         <w:t>Bank (السكان والدخل ومؤشرات الحوكمة وسعر الصرف)، WITS (التعريفة)،</w:t>
@@ -1533,7 +1855,7 @@
       </w:pPr>
       <w:r>
         <w:rPr>
-          <w:rFonts w:ascii="Arial" w:hAnsi="Arial" w:cs="Arial"/>
+          <w:rFonts w:ascii="IBM Plex Sans Arabic" w:hAnsi="IBM Plex Sans Arabic" w:cs="IBM Plex Sans Arabic"/>
           <w:rtl/>
         </w:rPr>
         <w:t>وبحث ويب موجَّه (الأسعار والمستوردون وثقافة الاستهلاك). ١٠ من ١٢</w:t>
@@ -1546,7 +1868,7 @@
       </w:pPr>
       <w:r>
         <w:rPr>
-          <w:rFonts w:ascii="Arial" w:hAnsi="Arial" w:cs="Arial"/>
+          <w:rFonts w:ascii="IBM Plex Sans Arabic" w:hAnsi="IBM Plex Sans Arabic" w:cs="IBM Plex Sans Arabic"/>
           <w:rtl/>
         </w:rPr>
         <w:t>بعثة أنتجت أدلة مستشهَداً بها. سنة البيانات الأساسية 2023. تعريف</w:t>
@@ -1559,7 +1881,7 @@
       </w:pPr>
       <w:r>
         <w:rPr>
-          <w:rFonts w:ascii="Arial" w:hAnsi="Arial" w:cs="Arial"/>
+          <w:rFonts w:ascii="IBM Plex Sans Arabic" w:hAnsi="IBM Plex Sans Arabic" w:cs="IBM Plex Sans Arabic"/>
           <w:rtl/>
         </w:rPr>
         <w:t>السوق: إسبانيا (ESP)، رمز HS080410 (تمور).</w:t>
@@ -1573,7 +1895,7 @@
       </w:pPr>
       <w:r>
         <w:rPr>
-          <w:rFonts w:ascii="Arial" w:hAnsi="Arial" w:cs="Arial"/>
+          <w:rFonts w:ascii="IBM Plex Sans Arabic" w:hAnsi="IBM Plex Sans Arabic" w:cs="IBM Plex Sans Arabic"/>
           <w:rtl/>
         </w:rPr>
         <w:t>3. نظرة عامة على السوق وحجمه</w:t>
@@ -1586,7 +1908,7 @@
       </w:pPr>
       <w:r>
         <w:rPr>
-          <w:rFonts w:ascii="Arial" w:hAnsi="Arial" w:cs="Arial"/>
+          <w:rFonts w:ascii="IBM Plex Sans Arabic" w:hAnsi="IBM Plex Sans Arabic" w:cs="IBM Plex Sans Arabic"/>
           <w:rtl/>
         </w:rPr>
         <w:t>واردات إسبانيا من تمور HS080410 بلغت 61 مليون دولار عام 2023 (UN</w:t>
@@ -1599,7 +1921,7 @@
       </w:pPr>
       <w:r>
         <w:rPr>
-          <w:rFonts w:ascii="Arial" w:hAnsi="Arial" w:cs="Arial"/>
+          <w:rFonts w:ascii="IBM Plex Sans Arabic" w:hAnsi="IBM Plex Sans Arabic" w:cs="IBM Plex Sans Arabic"/>
           <w:rtl/>
         </w:rPr>
         <w:t>Comtrade)، بنمو 9% مركّباً على ثلاث سنوات. حساب TAM (إجمالي حجم السوق الكلي المتاح نظرياً)/SAM (الجزء من السوق الذي يمكن خدمته فعلاً بالمنتج والقنوات المتاحة)/SOM (الحصة الواقعية القابلة للالتقاط في المدى القصير): TAM =</w:t>
@@ -1612,7 +1934,7 @@
       </w:pPr>
       <w:r>
         <w:rPr>
-          <w:rFonts w:ascii="Arial" w:hAnsi="Arial" w:cs="Arial"/>
+          <w:rFonts w:ascii="IBM Plex Sans Arabic" w:hAnsi="IBM Plex Sans Arabic" w:cs="IBM Plex Sans Arabic"/>
           <w:rtl/>
         </w:rPr>
         <w:t>61,000,000$ (إجمالي واردات السوق). SAM = TAM × 3.4% (حصة الشريحة</w:t>
@@ -1625,7 +1947,7 @@
       </w:pPr>
       <w:r>
         <w:rPr>
-          <w:rFonts w:ascii="Arial" w:hAnsi="Arial" w:cs="Arial"/>
+          <w:rFonts w:ascii="IBM Plex Sans Arabic" w:hAnsi="IBM Plex Sans Arabic" w:cs="IBM Plex Sans Arabic"/>
           <w:rtl/>
         </w:rPr>
         <w:t>الحلال المتخصصة المقدَّرة من نمط استهلاك الجاليات المسلمة) ≈</w:t>
@@ -1638,7 +1960,7 @@
       </w:pPr>
       <w:r>
         <w:rPr>
-          <w:rFonts w:ascii="Arial" w:hAnsi="Arial" w:cs="Arial"/>
+          <w:rFonts w:ascii="IBM Plex Sans Arabic" w:hAnsi="IBM Plex Sans Arabic" w:cs="IBM Plex Sans Arabic"/>
           <w:rtl/>
         </w:rPr>
         <w:t>2,074,000$. SOM = SAM × 8% (حصة واقعية مستهدَفة في أول ثلاث سنوات</w:t>
@@ -1651,7 +1973,7 @@
       </w:pPr>
       <w:r>
         <w:rPr>
-          <w:rFonts w:ascii="Arial" w:hAnsi="Arial" w:cs="Arial"/>
+          <w:rFonts w:ascii="IBM Plex Sans Arabic" w:hAnsi="IBM Plex Sans Arabic" w:cs="IBM Plex Sans Arabic"/>
           <w:rtl/>
         </w:rPr>
         <w:t>دخول، افتراض متحفظ لمورّد جديد) ≈ 166,000$ سنوياً.</w:t>
@@ -1665,7 +1987,7 @@
       </w:pPr>
       <w:r>
         <w:rPr>
-          <w:rFonts w:ascii="Arial" w:hAnsi="Arial" w:cs="Arial"/>
+          <w:rFonts w:ascii="IBM Plex Sans Arabic" w:hAnsi="IBM Plex Sans Arabic" w:cs="IBM Plex Sans Arabic"/>
           <w:rtl/>
         </w:rPr>
         <w:t>4. ديناميكيات السوق</w:t>
@@ -1678,7 +2000,7 @@
       </w:pPr>
       <w:r>
         <w:rPr>
-          <w:rFonts w:ascii="Arial" w:hAnsi="Arial" w:cs="Arial"/>
+          <w:rFonts w:ascii="IBM Plex Sans Arabic" w:hAnsi="IBM Plex Sans Arabic" w:cs="IBM Plex Sans Arabic"/>
           <w:rtl/>
         </w:rPr>
         <w:t>محرّكات: نمو سكاني للجالية المسلمة ونمو دخل للفرد. معوّقات: بوابة</w:t>
@@ -1691,7 +2013,7 @@
       </w:pPr>
       <w:r>
         <w:rPr>
-          <w:rFonts w:ascii="Arial" w:hAnsi="Arial" w:cs="Arial"/>
+          <w:rFonts w:ascii="IBM Plex Sans Arabic" w:hAnsi="IBM Plex Sans Arabic" w:cs="IBM Plex Sans Arabic"/>
           <w:rtl/>
         </w:rPr>
         <w:t>الأهلية الأوروبية الإلزامية. فرص: تجزّؤ المورّدين (HHI≈2350) يترك</w:t>
@@ -1704,7 +2026,7 @@
       </w:pPr>
       <w:r>
         <w:rPr>
-          <w:rFonts w:ascii="Arial" w:hAnsi="Arial" w:cs="Arial"/>
+          <w:rFonts w:ascii="IBM Plex Sans Arabic" w:hAnsi="IBM Plex Sans Arabic" w:cs="IBM Plex Sans Arabic"/>
           <w:rtl/>
         </w:rPr>
         <w:t>مجالاً لمنافس جديد. تهديدات: منافسة تونس والمغرب بأسعار أقل في نفس</w:t>
@@ -1717,7 +2039,7 @@
       </w:pPr>
       <w:r>
         <w:rPr>
-          <w:rFonts w:ascii="Arial" w:hAnsi="Arial" w:cs="Arial"/>
+          <w:rFonts w:ascii="IBM Plex Sans Arabic" w:hAnsi="IBM Plex Sans Arabic" w:cs="IBM Plex Sans Arabic"/>
           <w:rtl/>
         </w:rPr>
         <w:t>القناة المتخصصة.</w:t>
@@ -1731,7 +2053,7 @@
       </w:pPr>
       <w:r>
         <w:rPr>
-          <w:rFonts w:ascii="Arial" w:hAnsi="Arial" w:cs="Arial"/>
+          <w:rFonts w:ascii="IBM Plex Sans Arabic" w:hAnsi="IBM Plex Sans Arabic" w:cs="IBM Plex Sans Arabic"/>
           <w:rtl/>
         </w:rPr>
         <w:t>5. تحليل المستهلك والطلب</w:t>
@@ -1744,7 +2066,7 @@
       </w:pPr>
       <w:r>
         <w:rPr>
-          <w:rFonts w:ascii="Arial" w:hAnsi="Arial" w:cs="Arial"/>
+          <w:rFonts w:ascii="IBM Plex Sans Arabic" w:hAnsi="IBM Plex Sans Arabic" w:cs="IBM Plex Sans Arabic"/>
           <w:rtl/>
         </w:rPr>
         <w:t>حساب صريح لحجم الشريحة: عدد سكان إسبانيا 47,500,000 × نسبة الشريحة</w:t>
@@ -1757,7 +2079,7 @@
       </w:pPr>
       <w:r>
         <w:rPr>
-          <w:rFonts w:ascii="Arial" w:hAnsi="Arial" w:cs="Arial"/>
+          <w:rFonts w:ascii="IBM Plex Sans Arabic" w:hAnsi="IBM Plex Sans Arabic" w:cs="IBM Plex Sans Arabic"/>
           <w:rtl/>
         </w:rPr>
         <w:t>المسلمة المقدَّرة 4.4% ≈ 2,090,000 نسمة. بافتراض استهلاك موسمي 2</w:t>
@@ -1770,7 +2092,7 @@
       </w:pPr>
       <w:r>
         <w:rPr>
-          <w:rFonts w:ascii="Arial" w:hAnsi="Arial" w:cs="Arial"/>
+          <w:rFonts w:ascii="IBM Plex Sans Arabic" w:hAnsi="IBM Plex Sans Arabic" w:cs="IBM Plex Sans Arabic"/>
           <w:rtl/>
         </w:rPr>
         <w:t>كغم/فرد سنوياً (نمط رمضان في أسواق أوروبية مشابهة) × متوسط سعر</w:t>
@@ -1783,7 +2105,7 @@
       </w:pPr>
       <w:r>
         <w:rPr>
-          <w:rFonts w:ascii="Arial" w:hAnsi="Arial" w:cs="Arial"/>
+          <w:rFonts w:ascii="IBM Plex Sans Arabic" w:hAnsi="IBM Plex Sans Arabic" w:cs="IBM Plex Sans Arabic"/>
           <w:rtl/>
         </w:rPr>
         <w:t>تجزئة 9 يورو/كغم ≈ نطاق إيرادات محتمل يتراوح بين 3.3 و4.2 مليون</w:t>
@@ -1796,7 +2118,7 @@
       </w:pPr>
       <w:r>
         <w:rPr>
-          <w:rFonts w:ascii="Arial" w:hAnsi="Arial" w:cs="Arial"/>
+          <w:rFonts w:ascii="IBM Plex Sans Arabic" w:hAnsi="IBM Plex Sans Arabic" w:cs="IBM Plex Sans Arabic"/>
           <w:rtl/>
         </w:rPr>
         <w:t>يورو سنوياً لكامل الشريحة. اتجاه بحث خمس سنوات صاعد بذروة موسمية</w:t>
@@ -1809,7 +2131,7 @@
       </w:pPr>
       <w:r>
         <w:rPr>
-          <w:rFonts w:ascii="Arial" w:hAnsi="Arial" w:cs="Arial"/>
+          <w:rFonts w:ascii="IBM Plex Sans Arabic" w:hAnsi="IBM Plex Sans Arabic" w:cs="IBM Plex Sans Arabic"/>
           <w:rtl/>
         </w:rPr>
         <w:t>واضحة حول رمضان (Google Trends).</w:t>
@@ -1823,7 +2145,7 @@
       </w:pPr>
       <w:r>
         <w:rPr>
-          <w:rFonts w:ascii="Arial" w:hAnsi="Arial" w:cs="Arial"/>
+          <w:rFonts w:ascii="IBM Plex Sans Arabic" w:hAnsi="IBM Plex Sans Arabic" w:cs="IBM Plex Sans Arabic"/>
           <w:rtl/>
         </w:rPr>
         <w:t>6. المشهد التنافسي</w:t>
@@ -1836,7 +2158,7 @@
       </w:pPr>
       <w:r>
         <w:rPr>
-          <w:rFonts w:ascii="Arial" w:hAnsi="Arial" w:cs="Arial"/>
+          <w:rFonts w:ascii="IBM Plex Sans Arabic" w:hAnsi="IBM Plex Sans Arabic" w:cs="IBM Plex Sans Arabic"/>
           <w:rtl/>
         </w:rPr>
         <w:t>مؤشر تركّز المورّدين HHI≈2350 (نطاق معتدل — لا مورّد مهيمناً) من</w:t>
@@ -1849,7 +2171,7 @@
       </w:pPr>
       <w:r>
         <w:rPr>
-          <w:rFonts w:ascii="Arial" w:hAnsi="Arial" w:cs="Arial"/>
+          <w:rFonts w:ascii="IBM Plex Sans Arabic" w:hAnsi="IBM Plex Sans Arabic" w:cs="IBM Plex Sans Arabic"/>
           <w:rtl/>
         </w:rPr>
         <w:t>comtrade_competitors:</w:t>
@@ -1861,6 +2183,14 @@
         <w:tblW w:type="auto" w:w="0"/>
         <w:tblLayout w:type="fixed"/>
         <w:tblLook w:firstColumn="1" w:firstRow="1" w:lastColumn="0" w:lastRow="0" w:noHBand="0" w:noVBand="1" w:val="04A0"/>
+        <w:tblBorders>
+          <w:top w:val="single" w:sz="4" w:space="0" w:color="BBBBBB"/>
+          <w:left w:val="single" w:sz="4" w:space="0" w:color="BBBBBB"/>
+          <w:bottom w:val="single" w:sz="4" w:space="0" w:color="BBBBBB"/>
+          <w:right w:val="single" w:sz="4" w:space="0" w:color="BBBBBB"/>
+          <w:insideH w:val="single" w:sz="4" w:space="0" w:color="BBBBBB"/>
+          <w:insideV w:val="single" w:sz="4" w:space="0" w:color="BBBBBB"/>
+        </w:tblBorders>
         <w:bidiVisual/>
       </w:tblPr>
       <w:tblGrid>
@@ -1871,7 +2201,13 @@
         <w:tc>
           <w:tcPr>
             <w:tcW w:type="dxa" w:w="4680"/>
-            <w:shd w:val="clear" w:fill="1B3B6F"/>
+            <w:shd w:val="clear" w:fill="166534"/>
+            <w:tcMar>
+              <w:top w:w="100" w:type="dxa"/>
+              <w:bottom w:w="100" w:type="dxa"/>
+              <w:left w:w="120" w:type="dxa"/>
+              <w:right w:w="120" w:type="dxa"/>
+            </w:tcMar>
           </w:tcPr>
           <w:p>
             <w:pPr>
@@ -1880,7 +2216,7 @@
             </w:pPr>
             <w:r>
               <w:rPr>
-                <w:rFonts w:ascii="Arial" w:hAnsi="Arial" w:cs="Arial"/>
+                <w:rFonts w:ascii="IBM Plex Sans Arabic" w:hAnsi="IBM Plex Sans Arabic" w:cs="IBM Plex Sans Arabic"/>
                 <w:b/>
                 <w:color w:val="FFFFFF"/>
                 <w:rtl/>
@@ -1892,7 +2228,13 @@
         <w:tc>
           <w:tcPr>
             <w:tcW w:type="dxa" w:w="4680"/>
-            <w:shd w:val="clear" w:fill="1B3B6F"/>
+            <w:shd w:val="clear" w:fill="166534"/>
+            <w:tcMar>
+              <w:top w:w="100" w:type="dxa"/>
+              <w:bottom w:w="100" w:type="dxa"/>
+              <w:left w:w="120" w:type="dxa"/>
+              <w:right w:w="120" w:type="dxa"/>
+            </w:tcMar>
           </w:tcPr>
           <w:p>
             <w:pPr>
@@ -1901,7 +2243,7 @@
             </w:pPr>
             <w:r>
               <w:rPr>
-                <w:rFonts w:ascii="Arial" w:hAnsi="Arial" w:cs="Arial"/>
+                <w:rFonts w:ascii="IBM Plex Sans Arabic" w:hAnsi="IBM Plex Sans Arabic" w:cs="IBM Plex Sans Arabic"/>
                 <w:b/>
                 <w:color w:val="FFFFFF"/>
                 <w:rtl/>
@@ -1915,6 +2257,12 @@
         <w:tc>
           <w:tcPr>
             <w:tcW w:type="dxa" w:w="4680"/>
+            <w:tcMar>
+              <w:top w:w="100" w:type="dxa"/>
+              <w:bottom w:w="100" w:type="dxa"/>
+              <w:left w:w="120" w:type="dxa"/>
+              <w:right w:w="120" w:type="dxa"/>
+            </w:tcMar>
           </w:tcPr>
           <w:p>
             <w:pPr>
@@ -1923,7 +2271,7 @@
             </w:pPr>
             <w:r>
               <w:rPr>
-                <w:rFonts w:ascii="Arial" w:hAnsi="Arial" w:cs="Arial"/>
+                <w:rFonts w:ascii="IBM Plex Sans Arabic" w:hAnsi="IBM Plex Sans Arabic" w:cs="IBM Plex Sans Arabic"/>
                 <w:rtl/>
               </w:rPr>
               <w:t>تونس</w:t>
@@ -1933,6 +2281,12 @@
         <w:tc>
           <w:tcPr>
             <w:tcW w:type="dxa" w:w="4680"/>
+            <w:tcMar>
+              <w:top w:w="100" w:type="dxa"/>
+              <w:bottom w:w="100" w:type="dxa"/>
+              <w:left w:w="120" w:type="dxa"/>
+              <w:right w:w="120" w:type="dxa"/>
+            </w:tcMar>
           </w:tcPr>
           <w:p>
             <w:pPr>
@@ -1941,7 +2295,7 @@
             </w:pPr>
             <w:r>
               <w:rPr>
-                <w:rFonts w:ascii="Arial" w:hAnsi="Arial" w:cs="Arial"/>
+                <w:rFonts w:ascii="IBM Plex Sans Arabic" w:hAnsi="IBM Plex Sans Arabic" w:cs="IBM Plex Sans Arabic"/>
                 <w:rtl/>
               </w:rPr>
               <w:t>34%</w:t>
@@ -1953,7 +2307,13 @@
         <w:tc>
           <w:tcPr>
             <w:tcW w:type="dxa" w:w="4680"/>
-            <w:shd w:val="clear" w:fill="F2F2F2"/>
+            <w:tcMar>
+              <w:top w:w="100" w:type="dxa"/>
+              <w:bottom w:w="100" w:type="dxa"/>
+              <w:left w:w="120" w:type="dxa"/>
+              <w:right w:w="120" w:type="dxa"/>
+            </w:tcMar>
+            <w:shd w:val="clear" w:fill="F2F7F3"/>
           </w:tcPr>
           <w:p>
             <w:pPr>
@@ -1962,7 +2322,7 @@
             </w:pPr>
             <w:r>
               <w:rPr>
-                <w:rFonts w:ascii="Arial" w:hAnsi="Arial" w:cs="Arial"/>
+                <w:rFonts w:ascii="IBM Plex Sans Arabic" w:hAnsi="IBM Plex Sans Arabic" w:cs="IBM Plex Sans Arabic"/>
                 <w:rtl/>
               </w:rPr>
               <w:t>الجزائر</w:t>
@@ -1972,7 +2332,13 @@
         <w:tc>
           <w:tcPr>
             <w:tcW w:type="dxa" w:w="4680"/>
-            <w:shd w:val="clear" w:fill="F2F2F2"/>
+            <w:tcMar>
+              <w:top w:w="100" w:type="dxa"/>
+              <w:bottom w:w="100" w:type="dxa"/>
+              <w:left w:w="120" w:type="dxa"/>
+              <w:right w:w="120" w:type="dxa"/>
+            </w:tcMar>
+            <w:shd w:val="clear" w:fill="F2F7F3"/>
           </w:tcPr>
           <w:p>
             <w:pPr>
@@ -1981,7 +2347,7 @@
             </w:pPr>
             <w:r>
               <w:rPr>
-                <w:rFonts w:ascii="Arial" w:hAnsi="Arial" w:cs="Arial"/>
+                <w:rFonts w:ascii="IBM Plex Sans Arabic" w:hAnsi="IBM Plex Sans Arabic" w:cs="IBM Plex Sans Arabic"/>
                 <w:rtl/>
               </w:rPr>
               <w:t>22%</w:t>
@@ -1993,6 +2359,12 @@
         <w:tc>
           <w:tcPr>
             <w:tcW w:type="dxa" w:w="4680"/>
+            <w:tcMar>
+              <w:top w:w="100" w:type="dxa"/>
+              <w:bottom w:w="100" w:type="dxa"/>
+              <w:left w:w="120" w:type="dxa"/>
+              <w:right w:w="120" w:type="dxa"/>
+            </w:tcMar>
           </w:tcPr>
           <w:p>
             <w:pPr>
@@ -2001,7 +2373,7 @@
             </w:pPr>
             <w:r>
               <w:rPr>
-                <w:rFonts w:ascii="Arial" w:hAnsi="Arial" w:cs="Arial"/>
+                <w:rFonts w:ascii="IBM Plex Sans Arabic" w:hAnsi="IBM Plex Sans Arabic" w:cs="IBM Plex Sans Arabic"/>
                 <w:rtl/>
               </w:rPr>
               <w:t>المغرب</w:t>
@@ -2011,6 +2383,12 @@
         <w:tc>
           <w:tcPr>
             <w:tcW w:type="dxa" w:w="4680"/>
+            <w:tcMar>
+              <w:top w:w="100" w:type="dxa"/>
+              <w:bottom w:w="100" w:type="dxa"/>
+              <w:left w:w="120" w:type="dxa"/>
+              <w:right w:w="120" w:type="dxa"/>
+            </w:tcMar>
           </w:tcPr>
           <w:p>
             <w:pPr>
@@ -2019,7 +2397,7 @@
             </w:pPr>
             <w:r>
               <w:rPr>
-                <w:rFonts w:ascii="Arial" w:hAnsi="Arial" w:cs="Arial"/>
+                <w:rFonts w:ascii="IBM Plex Sans Arabic" w:hAnsi="IBM Plex Sans Arabic" w:cs="IBM Plex Sans Arabic"/>
                 <w:rtl/>
               </w:rPr>
               <w:t>18%</w:t>
@@ -2031,7 +2409,13 @@
         <w:tc>
           <w:tcPr>
             <w:tcW w:type="dxa" w:w="4680"/>
-            <w:shd w:val="clear" w:fill="F2F2F2"/>
+            <w:tcMar>
+              <w:top w:w="100" w:type="dxa"/>
+              <w:bottom w:w="100" w:type="dxa"/>
+              <w:left w:w="120" w:type="dxa"/>
+              <w:right w:w="120" w:type="dxa"/>
+            </w:tcMar>
+            <w:shd w:val="clear" w:fill="F2F7F3"/>
           </w:tcPr>
           <w:p>
             <w:pPr>
@@ -2040,7 +2424,7 @@
             </w:pPr>
             <w:r>
               <w:rPr>
-                <w:rFonts w:ascii="Arial" w:hAnsi="Arial" w:cs="Arial"/>
+                <w:rFonts w:ascii="IBM Plex Sans Arabic" w:hAnsi="IBM Plex Sans Arabic" w:cs="IBM Plex Sans Arabic"/>
                 <w:rtl/>
               </w:rPr>
               <w:t>باقي المورّدين</w:t>
@@ -2050,7 +2434,13 @@
         <w:tc>
           <w:tcPr>
             <w:tcW w:type="dxa" w:w="4680"/>
-            <w:shd w:val="clear" w:fill="F2F2F2"/>
+            <w:tcMar>
+              <w:top w:w="100" w:type="dxa"/>
+              <w:bottom w:w="100" w:type="dxa"/>
+              <w:left w:w="120" w:type="dxa"/>
+              <w:right w:w="120" w:type="dxa"/>
+            </w:tcMar>
+            <w:shd w:val="clear" w:fill="F2F7F3"/>
           </w:tcPr>
           <w:p>
             <w:pPr>
@@ -2059,7 +2449,7 @@
             </w:pPr>
             <w:r>
               <w:rPr>
-                <w:rFonts w:ascii="Arial" w:hAnsi="Arial" w:cs="Arial"/>
+                <w:rFonts w:ascii="IBM Plex Sans Arabic" w:hAnsi="IBM Plex Sans Arabic" w:cs="IBM Plex Sans Arabic"/>
                 <w:rtl/>
               </w:rPr>
               <w:t>26%</w:t>
@@ -2075,7 +2465,7 @@
       </w:pPr>
       <w:r>
         <w:rPr>
-          <w:rFonts w:ascii="Arial" w:hAnsi="Arial" w:cs="Arial"/>
+          <w:rFonts w:ascii="IBM Plex Sans Arabic" w:hAnsi="IBM Plex Sans Arabic" w:cs="IBM Plex Sans Arabic"/>
           <w:rtl/>
         </w:rPr>
         <w:t>سلّم أسعار التجزئة المرصود:</w:t>
@@ -2087,6 +2477,14 @@
         <w:tblW w:type="auto" w:w="0"/>
         <w:tblLayout w:type="fixed"/>
         <w:tblLook w:firstColumn="1" w:firstRow="1" w:lastColumn="0" w:lastRow="0" w:noHBand="0" w:noVBand="1" w:val="04A0"/>
+        <w:tblBorders>
+          <w:top w:val="single" w:sz="4" w:space="0" w:color="BBBBBB"/>
+          <w:left w:val="single" w:sz="4" w:space="0" w:color="BBBBBB"/>
+          <w:bottom w:val="single" w:sz="4" w:space="0" w:color="BBBBBB"/>
+          <w:right w:val="single" w:sz="4" w:space="0" w:color="BBBBBB"/>
+          <w:insideH w:val="single" w:sz="4" w:space="0" w:color="BBBBBB"/>
+          <w:insideV w:val="single" w:sz="4" w:space="0" w:color="BBBBBB"/>
+        </w:tblBorders>
         <w:bidiVisual/>
       </w:tblPr>
       <w:tblGrid>
@@ -2099,7 +2497,13 @@
         <w:tc>
           <w:tcPr>
             <w:tcW w:type="dxa" w:w="2340"/>
-            <w:shd w:val="clear" w:fill="1B3B6F"/>
+            <w:shd w:val="clear" w:fill="166534"/>
+            <w:tcMar>
+              <w:top w:w="100" w:type="dxa"/>
+              <w:bottom w:w="100" w:type="dxa"/>
+              <w:left w:w="120" w:type="dxa"/>
+              <w:right w:w="120" w:type="dxa"/>
+            </w:tcMar>
           </w:tcPr>
           <w:p>
             <w:pPr>
@@ -2108,7 +2512,7 @@
             </w:pPr>
             <w:r>
               <w:rPr>
-                <w:rFonts w:ascii="Arial" w:hAnsi="Arial" w:cs="Arial"/>
+                <w:rFonts w:ascii="IBM Plex Sans Arabic" w:hAnsi="IBM Plex Sans Arabic" w:cs="IBM Plex Sans Arabic"/>
                 <w:b/>
                 <w:color w:val="FFFFFF"/>
                 <w:rtl/>
@@ -2120,7 +2524,13 @@
         <w:tc>
           <w:tcPr>
             <w:tcW w:type="dxa" w:w="2340"/>
-            <w:shd w:val="clear" w:fill="1B3B6F"/>
+            <w:shd w:val="clear" w:fill="166534"/>
+            <w:tcMar>
+              <w:top w:w="100" w:type="dxa"/>
+              <w:bottom w:w="100" w:type="dxa"/>
+              <w:left w:w="120" w:type="dxa"/>
+              <w:right w:w="120" w:type="dxa"/>
+            </w:tcMar>
           </w:tcPr>
           <w:p>
             <w:pPr>
@@ -2129,7 +2539,7 @@
             </w:pPr>
             <w:r>
               <w:rPr>
-                <w:rFonts w:ascii="Arial" w:hAnsi="Arial" w:cs="Arial"/>
+                <w:rFonts w:ascii="IBM Plex Sans Arabic" w:hAnsi="IBM Plex Sans Arabic" w:cs="IBM Plex Sans Arabic"/>
                 <w:b/>
                 <w:color w:val="FFFFFF"/>
                 <w:rtl/>
@@ -2141,7 +2551,13 @@
         <w:tc>
           <w:tcPr>
             <w:tcW w:type="dxa" w:w="2340"/>
-            <w:shd w:val="clear" w:fill="1B3B6F"/>
+            <w:shd w:val="clear" w:fill="166534"/>
+            <w:tcMar>
+              <w:top w:w="100" w:type="dxa"/>
+              <w:bottom w:w="100" w:type="dxa"/>
+              <w:left w:w="120" w:type="dxa"/>
+              <w:right w:w="120" w:type="dxa"/>
+            </w:tcMar>
           </w:tcPr>
           <w:p>
             <w:pPr>
@@ -2150,7 +2566,7 @@
             </w:pPr>
             <w:r>
               <w:rPr>
-                <w:rFonts w:ascii="Arial" w:hAnsi="Arial" w:cs="Arial"/>
+                <w:rFonts w:ascii="IBM Plex Sans Arabic" w:hAnsi="IBM Plex Sans Arabic" w:cs="IBM Plex Sans Arabic"/>
                 <w:b/>
                 <w:color w:val="FFFFFF"/>
                 <w:rtl/>
@@ -2162,7 +2578,13 @@
         <w:tc>
           <w:tcPr>
             <w:tcW w:type="dxa" w:w="2340"/>
-            <w:shd w:val="clear" w:fill="1B3B6F"/>
+            <w:shd w:val="clear" w:fill="166534"/>
+            <w:tcMar>
+              <w:top w:w="100" w:type="dxa"/>
+              <w:bottom w:w="100" w:type="dxa"/>
+              <w:left w:w="120" w:type="dxa"/>
+              <w:right w:w="120" w:type="dxa"/>
+            </w:tcMar>
           </w:tcPr>
           <w:p>
             <w:pPr>
@@ -2171,7 +2593,7 @@
             </w:pPr>
             <w:r>
               <w:rPr>
-                <w:rFonts w:ascii="Arial" w:hAnsi="Arial" w:cs="Arial"/>
+                <w:rFonts w:ascii="IBM Plex Sans Arabic" w:hAnsi="IBM Plex Sans Arabic" w:cs="IBM Plex Sans Arabic"/>
                 <w:b/>
                 <w:color w:val="FFFFFF"/>
                 <w:rtl/>
@@ -2185,6 +2607,12 @@
         <w:tc>
           <w:tcPr>
             <w:tcW w:type="dxa" w:w="2340"/>
+            <w:tcMar>
+              <w:top w:w="100" w:type="dxa"/>
+              <w:bottom w:w="100" w:type="dxa"/>
+              <w:left w:w="120" w:type="dxa"/>
+              <w:right w:w="120" w:type="dxa"/>
+            </w:tcMar>
           </w:tcPr>
           <w:p>
             <w:pPr>
@@ -2193,7 +2621,7 @@
             </w:pPr>
             <w:r>
               <w:rPr>
-                <w:rFonts w:ascii="Arial" w:hAnsi="Arial" w:cs="Arial"/>
+                <w:rFonts w:ascii="IBM Plex Sans Arabic" w:hAnsi="IBM Plex Sans Arabic" w:cs="IBM Plex Sans Arabic"/>
                 <w:rtl/>
               </w:rPr>
               <w:t>تمور اقتصادية (سوبرماركت عام)</w:t>
@@ -2203,6 +2631,12 @@
         <w:tc>
           <w:tcPr>
             <w:tcW w:type="dxa" w:w="2340"/>
+            <w:tcMar>
+              <w:top w:w="100" w:type="dxa"/>
+              <w:bottom w:w="100" w:type="dxa"/>
+              <w:left w:w="120" w:type="dxa"/>
+              <w:right w:w="120" w:type="dxa"/>
+            </w:tcMar>
           </w:tcPr>
           <w:p>
             <w:pPr>
@@ -2211,7 +2645,7 @@
             </w:pPr>
             <w:r>
               <w:rPr>
-                <w:rFonts w:ascii="Arial" w:hAnsi="Arial" w:cs="Arial"/>
+                <w:rFonts w:ascii="IBM Plex Sans Arabic" w:hAnsi="IBM Plex Sans Arabic" w:cs="IBM Plex Sans Arabic"/>
                 <w:rtl/>
               </w:rPr>
               <w:t>5.80</w:t>
@@ -2221,6 +2655,12 @@
         <w:tc>
           <w:tcPr>
             <w:tcW w:type="dxa" w:w="2340"/>
+            <w:tcMar>
+              <w:top w:w="100" w:type="dxa"/>
+              <w:bottom w:w="100" w:type="dxa"/>
+              <w:left w:w="120" w:type="dxa"/>
+              <w:right w:w="120" w:type="dxa"/>
+            </w:tcMar>
           </w:tcPr>
           <w:p>
             <w:pPr>
@@ -2229,7 +2669,7 @@
             </w:pPr>
             <w:r>
               <w:rPr>
-                <w:rFonts w:ascii="Arial" w:hAnsi="Arial" w:cs="Arial"/>
+                <w:rFonts w:ascii="IBM Plex Sans Arabic" w:hAnsi="IBM Plex Sans Arabic" w:cs="IBM Plex Sans Arabic"/>
                 <w:rtl/>
               </w:rPr>
               <w:t>EUR/كغم</w:t>
@@ -2239,6 +2679,12 @@
         <w:tc>
           <w:tcPr>
             <w:tcW w:type="dxa" w:w="2340"/>
+            <w:tcMar>
+              <w:top w:w="100" w:type="dxa"/>
+              <w:bottom w:w="100" w:type="dxa"/>
+              <w:left w:w="120" w:type="dxa"/>
+              <w:right w:w="120" w:type="dxa"/>
+            </w:tcMar>
           </w:tcPr>
           <w:p>
             <w:pPr>
@@ -2247,7 +2693,7 @@
             </w:pPr>
             <w:r>
               <w:rPr>
-                <w:rFonts w:ascii="Arial" w:hAnsi="Arial" w:cs="Arial"/>
+                <w:rFonts w:ascii="IBM Plex Sans Arabic" w:hAnsi="IBM Plex Sans Arabic" w:cs="IBM Plex Sans Arabic"/>
                 <w:rtl/>
               </w:rPr>
               <w:t>Mercadona (رصد ويب)</w:t>
@@ -2259,7 +2705,13 @@
         <w:tc>
           <w:tcPr>
             <w:tcW w:type="dxa" w:w="2340"/>
-            <w:shd w:val="clear" w:fill="F2F2F2"/>
+            <w:tcMar>
+              <w:top w:w="100" w:type="dxa"/>
+              <w:bottom w:w="100" w:type="dxa"/>
+              <w:left w:w="120" w:type="dxa"/>
+              <w:right w:w="120" w:type="dxa"/>
+            </w:tcMar>
+            <w:shd w:val="clear" w:fill="F2F7F3"/>
           </w:tcPr>
           <w:p>
             <w:pPr>
@@ -2268,7 +2720,7 @@
             </w:pPr>
             <w:r>
               <w:rPr>
-                <w:rFonts w:ascii="Arial" w:hAnsi="Arial" w:cs="Arial"/>
+                <w:rFonts w:ascii="IBM Plex Sans Arabic" w:hAnsi="IBM Plex Sans Arabic" w:cs="IBM Plex Sans Arabic"/>
                 <w:rtl/>
               </w:rPr>
               <w:t>تمور متوسطة</w:t>
@@ -2278,7 +2730,13 @@
         <w:tc>
           <w:tcPr>
             <w:tcW w:type="dxa" w:w="2340"/>
-            <w:shd w:val="clear" w:fill="F2F2F2"/>
+            <w:tcMar>
+              <w:top w:w="100" w:type="dxa"/>
+              <w:bottom w:w="100" w:type="dxa"/>
+              <w:left w:w="120" w:type="dxa"/>
+              <w:right w:w="120" w:type="dxa"/>
+            </w:tcMar>
+            <w:shd w:val="clear" w:fill="F2F7F3"/>
           </w:tcPr>
           <w:p>
             <w:pPr>
@@ -2287,7 +2745,7 @@
             </w:pPr>
             <w:r>
               <w:rPr>
-                <w:rFonts w:ascii="Arial" w:hAnsi="Arial" w:cs="Arial"/>
+                <w:rFonts w:ascii="IBM Plex Sans Arabic" w:hAnsi="IBM Plex Sans Arabic" w:cs="IBM Plex Sans Arabic"/>
                 <w:rtl/>
               </w:rPr>
               <w:t>8.90</w:t>
@@ -2297,7 +2755,13 @@
         <w:tc>
           <w:tcPr>
             <w:tcW w:type="dxa" w:w="2340"/>
-            <w:shd w:val="clear" w:fill="F2F2F2"/>
+            <w:tcMar>
+              <w:top w:w="100" w:type="dxa"/>
+              <w:bottom w:w="100" w:type="dxa"/>
+              <w:left w:w="120" w:type="dxa"/>
+              <w:right w:w="120" w:type="dxa"/>
+            </w:tcMar>
+            <w:shd w:val="clear" w:fill="F2F7F3"/>
           </w:tcPr>
           <w:p>
             <w:pPr>
@@ -2306,7 +2770,7 @@
             </w:pPr>
             <w:r>
               <w:rPr>
-                <w:rFonts w:ascii="Arial" w:hAnsi="Arial" w:cs="Arial"/>
+                <w:rFonts w:ascii="IBM Plex Sans Arabic" w:hAnsi="IBM Plex Sans Arabic" w:cs="IBM Plex Sans Arabic"/>
                 <w:rtl/>
               </w:rPr>
               <w:t>EUR/كغم</w:t>
@@ -2316,7 +2780,13 @@
         <w:tc>
           <w:tcPr>
             <w:tcW w:type="dxa" w:w="2340"/>
-            <w:shd w:val="clear" w:fill="F2F2F2"/>
+            <w:tcMar>
+              <w:top w:w="100" w:type="dxa"/>
+              <w:bottom w:w="100" w:type="dxa"/>
+              <w:left w:w="120" w:type="dxa"/>
+              <w:right w:w="120" w:type="dxa"/>
+            </w:tcMar>
+            <w:shd w:val="clear" w:fill="F2F7F3"/>
           </w:tcPr>
           <w:p>
             <w:pPr>
@@ -2325,7 +2795,7 @@
             </w:pPr>
             <w:r>
               <w:rPr>
-                <w:rFonts w:ascii="Arial" w:hAnsi="Arial" w:cs="Arial"/>
+                <w:rFonts w:ascii="IBM Plex Sans Arabic" w:hAnsi="IBM Plex Sans Arabic" w:cs="IBM Plex Sans Arabic"/>
                 <w:rtl/>
               </w:rPr>
               <w:t>Carrefour (رصد ويب)</w:t>
@@ -2337,6 +2807,12 @@
         <w:tc>
           <w:tcPr>
             <w:tcW w:type="dxa" w:w="2340"/>
+            <w:tcMar>
+              <w:top w:w="100" w:type="dxa"/>
+              <w:bottom w:w="100" w:type="dxa"/>
+              <w:left w:w="120" w:type="dxa"/>
+              <w:right w:w="120" w:type="dxa"/>
+            </w:tcMar>
           </w:tcPr>
           <w:p>
             <w:pPr>
@@ -2345,7 +2821,7 @@
             </w:pPr>
             <w:r>
               <w:rPr>
-                <w:rFonts w:ascii="Arial" w:hAnsi="Arial" w:cs="Arial"/>
+                <w:rFonts w:ascii="IBM Plex Sans Arabic" w:hAnsi="IBM Plex Sans Arabic" w:cs="IBM Plex Sans Arabic"/>
                 <w:rtl/>
               </w:rPr>
               <w:t>تمور فاخرة (متجر متخصص)</w:t>
@@ -2355,6 +2831,12 @@
         <w:tc>
           <w:tcPr>
             <w:tcW w:type="dxa" w:w="2340"/>
+            <w:tcMar>
+              <w:top w:w="100" w:type="dxa"/>
+              <w:bottom w:w="100" w:type="dxa"/>
+              <w:left w:w="120" w:type="dxa"/>
+              <w:right w:w="120" w:type="dxa"/>
+            </w:tcMar>
           </w:tcPr>
           <w:p>
             <w:pPr>
@@ -2363,7 +2845,7 @@
             </w:pPr>
             <w:r>
               <w:rPr>
-                <w:rFonts w:ascii="Arial" w:hAnsi="Arial" w:cs="Arial"/>
+                <w:rFonts w:ascii="IBM Plex Sans Arabic" w:hAnsi="IBM Plex Sans Arabic" w:cs="IBM Plex Sans Arabic"/>
                 <w:rtl/>
               </w:rPr>
               <w:t>13.50</w:t>
@@ -2373,6 +2855,12 @@
         <w:tc>
           <w:tcPr>
             <w:tcW w:type="dxa" w:w="2340"/>
+            <w:tcMar>
+              <w:top w:w="100" w:type="dxa"/>
+              <w:bottom w:w="100" w:type="dxa"/>
+              <w:left w:w="120" w:type="dxa"/>
+              <w:right w:w="120" w:type="dxa"/>
+            </w:tcMar>
           </w:tcPr>
           <w:p>
             <w:pPr>
@@ -2381,7 +2869,7 @@
             </w:pPr>
             <w:r>
               <w:rPr>
-                <w:rFonts w:ascii="Arial" w:hAnsi="Arial" w:cs="Arial"/>
+                <w:rFonts w:ascii="IBM Plex Sans Arabic" w:hAnsi="IBM Plex Sans Arabic" w:cs="IBM Plex Sans Arabic"/>
                 <w:rtl/>
               </w:rPr>
               <w:t>EUR/كغم</w:t>
@@ -2391,6 +2879,12 @@
         <w:tc>
           <w:tcPr>
             <w:tcW w:type="dxa" w:w="2340"/>
+            <w:tcMar>
+              <w:top w:w="100" w:type="dxa"/>
+              <w:bottom w:w="100" w:type="dxa"/>
+              <w:left w:w="120" w:type="dxa"/>
+              <w:right w:w="120" w:type="dxa"/>
+            </w:tcMar>
           </w:tcPr>
           <w:p>
             <w:pPr>
@@ -2399,7 +2893,7 @@
             </w:pPr>
             <w:r>
               <w:rPr>
-                <w:rFonts w:ascii="Arial" w:hAnsi="Arial" w:cs="Arial"/>
+                <w:rFonts w:ascii="IBM Plex Sans Arabic" w:hAnsi="IBM Plex Sans Arabic" w:cs="IBM Plex Sans Arabic"/>
                 <w:rtl/>
               </w:rPr>
               <w:t>رصد ويب متعدد</w:t>
@@ -2415,7 +2909,7 @@
       </w:pPr>
       <w:r>
         <w:rPr>
-          <w:rFonts w:ascii="Arial" w:hAnsi="Arial" w:cs="Arial"/>
+          <w:rFonts w:ascii="IBM Plex Sans Arabic" w:hAnsi="IBM Plex Sans Arabic" w:cs="IBM Plex Sans Arabic"/>
           <w:rtl/>
         </w:rPr>
         <w:t>حساب الهامش: سعر التصدير 9.1$/كغم + شحن 0.85$/كغم + تعريفة 0% =</w:t>
@@ -2428,7 +2922,7 @@
       </w:pPr>
       <w:r>
         <w:rPr>
-          <w:rFonts w:ascii="Arial" w:hAnsi="Arial" w:cs="Arial"/>
+          <w:rFonts w:ascii="IBM Plex Sans Arabic" w:hAnsi="IBM Plex Sans Arabic" w:cs="IBM Plex Sans Arabic"/>
           <w:rtl/>
         </w:rPr>
         <w:t>تكلفة واصلة 9.95$/كغم ≈ 9.2 يورو/كغم — يقع عند حافة الطبقة المتوسطة/</w:t>
@@ -2441,7 +2935,7 @@
       </w:pPr>
       <w:r>
         <w:rPr>
-          <w:rFonts w:ascii="Arial" w:hAnsi="Arial" w:cs="Arial"/>
+          <w:rFonts w:ascii="IBM Plex Sans Arabic" w:hAnsi="IBM Plex Sans Arabic" w:cs="IBM Plex Sans Arabic"/>
           <w:rtl/>
         </w:rPr>
         <w:t>الفاخرة، هامش موجب فقط عند استهداف القناة المتخصصة لا السوبرماركت</w:t>
@@ -2454,7 +2948,7 @@
       </w:pPr>
       <w:r>
         <w:rPr>
-          <w:rFonts w:ascii="Arial" w:hAnsi="Arial" w:cs="Arial"/>
+          <w:rFonts w:ascii="IBM Plex Sans Arabic" w:hAnsi="IBM Plex Sans Arabic" w:cs="IBM Plex Sans Arabic"/>
           <w:rtl/>
         </w:rPr>
         <w:t>العام.</w:t>
@@ -2468,7 +2962,7 @@
       </w:pPr>
       <w:r>
         <w:rPr>
-          <w:rFonts w:ascii="Arial" w:hAnsi="Arial" w:cs="Arial"/>
+          <w:rFonts w:ascii="IBM Plex Sans Arabic" w:hAnsi="IBM Plex Sans Arabic" w:cs="IBM Plex Sans Arabic"/>
           <w:rtl/>
         </w:rPr>
         <w:t>7. التنظيم والوصول للسوق</w:t>
@@ -2480,6 +2974,14 @@
         <w:tblW w:type="auto" w:w="0"/>
         <w:tblLayout w:type="fixed"/>
         <w:tblLook w:firstColumn="1" w:firstRow="1" w:lastColumn="0" w:lastRow="0" w:noHBand="0" w:noVBand="1" w:val="04A0"/>
+        <w:tblBorders>
+          <w:top w:val="single" w:sz="4" w:space="0" w:color="BBBBBB"/>
+          <w:left w:val="single" w:sz="4" w:space="0" w:color="BBBBBB"/>
+          <w:bottom w:val="single" w:sz="4" w:space="0" w:color="BBBBBB"/>
+          <w:right w:val="single" w:sz="4" w:space="0" w:color="BBBBBB"/>
+          <w:insideH w:val="single" w:sz="4" w:space="0" w:color="BBBBBB"/>
+          <w:insideV w:val="single" w:sz="4" w:space="0" w:color="BBBBBB"/>
+        </w:tblBorders>
         <w:bidiVisual/>
       </w:tblPr>
       <w:tblGrid>
@@ -2491,7 +2993,13 @@
         <w:tc>
           <w:tcPr>
             <w:tcW w:type="dxa" w:w="3120"/>
-            <w:shd w:val="clear" w:fill="1B3B6F"/>
+            <w:shd w:val="clear" w:fill="166534"/>
+            <w:tcMar>
+              <w:top w:w="100" w:type="dxa"/>
+              <w:bottom w:w="100" w:type="dxa"/>
+              <w:left w:w="120" w:type="dxa"/>
+              <w:right w:w="120" w:type="dxa"/>
+            </w:tcMar>
           </w:tcPr>
           <w:p>
             <w:pPr>
@@ -2500,7 +3008,7 @@
             </w:pPr>
             <w:r>
               <w:rPr>
-                <w:rFonts w:ascii="Arial" w:hAnsi="Arial" w:cs="Arial"/>
+                <w:rFonts w:ascii="IBM Plex Sans Arabic" w:hAnsi="IBM Plex Sans Arabic" w:cs="IBM Plex Sans Arabic"/>
                 <w:b/>
                 <w:color w:val="FFFFFF"/>
                 <w:rtl/>
@@ -2512,7 +3020,13 @@
         <w:tc>
           <w:tcPr>
             <w:tcW w:type="dxa" w:w="3120"/>
-            <w:shd w:val="clear" w:fill="1B3B6F"/>
+            <w:shd w:val="clear" w:fill="166534"/>
+            <w:tcMar>
+              <w:top w:w="100" w:type="dxa"/>
+              <w:bottom w:w="100" w:type="dxa"/>
+              <w:left w:w="120" w:type="dxa"/>
+              <w:right w:w="120" w:type="dxa"/>
+            </w:tcMar>
           </w:tcPr>
           <w:p>
             <w:pPr>
@@ -2521,7 +3035,7 @@
             </w:pPr>
             <w:r>
               <w:rPr>
-                <w:rFonts w:ascii="Arial" w:hAnsi="Arial" w:cs="Arial"/>
+                <w:rFonts w:ascii="IBM Plex Sans Arabic" w:hAnsi="IBM Plex Sans Arabic" w:cs="IBM Plex Sans Arabic"/>
                 <w:b/>
                 <w:color w:val="FFFFFF"/>
                 <w:rtl/>
@@ -2533,7 +3047,13 @@
         <w:tc>
           <w:tcPr>
             <w:tcW w:type="dxa" w:w="3120"/>
-            <w:shd w:val="clear" w:fill="1B3B6F"/>
+            <w:shd w:val="clear" w:fill="166534"/>
+            <w:tcMar>
+              <w:top w:w="100" w:type="dxa"/>
+              <w:bottom w:w="100" w:type="dxa"/>
+              <w:left w:w="120" w:type="dxa"/>
+              <w:right w:w="120" w:type="dxa"/>
+            </w:tcMar>
           </w:tcPr>
           <w:p>
             <w:pPr>
@@ -2542,7 +3062,7 @@
             </w:pPr>
             <w:r>
               <w:rPr>
-                <w:rFonts w:ascii="Arial" w:hAnsi="Arial" w:cs="Arial"/>
+                <w:rFonts w:ascii="IBM Plex Sans Arabic" w:hAnsi="IBM Plex Sans Arabic" w:cs="IBM Plex Sans Arabic"/>
                 <w:b/>
                 <w:color w:val="FFFFFF"/>
                 <w:rtl/>
@@ -2556,6 +3076,12 @@
         <w:tc>
           <w:tcPr>
             <w:tcW w:type="dxa" w:w="3120"/>
+            <w:tcMar>
+              <w:top w:w="100" w:type="dxa"/>
+              <w:bottom w:w="100" w:type="dxa"/>
+              <w:left w:w="120" w:type="dxa"/>
+              <w:right w:w="120" w:type="dxa"/>
+            </w:tcMar>
           </w:tcPr>
           <w:p>
             <w:pPr>
@@ -2564,7 +3090,7 @@
             </w:pPr>
             <w:r>
               <w:rPr>
-                <w:rFonts w:ascii="Arial" w:hAnsi="Arial" w:cs="Arial"/>
+                <w:rFonts w:ascii="IBM Plex Sans Arabic" w:hAnsi="IBM Plex Sans Arabic" w:cs="IBM Plex Sans Arabic"/>
                 <w:rtl/>
               </w:rPr>
               <w:t>تسجيل منشأة معتمدة</w:t>
@@ -2574,6 +3100,12 @@
         <w:tc>
           <w:tcPr>
             <w:tcW w:type="dxa" w:w="3120"/>
+            <w:tcMar>
+              <w:top w:w="100" w:type="dxa"/>
+              <w:bottom w:w="100" w:type="dxa"/>
+              <w:left w:w="120" w:type="dxa"/>
+              <w:right w:w="120" w:type="dxa"/>
+            </w:tcMar>
           </w:tcPr>
           <w:p>
             <w:pPr>
@@ -2582,7 +3114,7 @@
             </w:pPr>
             <w:r>
               <w:rPr>
-                <w:rFonts w:ascii="Arial" w:hAnsi="Arial" w:cs="Arial"/>
+                <w:rFonts w:ascii="IBM Plex Sans Arabic" w:hAnsi="IBM Plex Sans Arabic" w:cs="IBM Plex Sans Arabic"/>
                 <w:rtl/>
               </w:rPr>
               <w:t>EU 2017/625</w:t>
@@ -2592,6 +3124,12 @@
         <w:tc>
           <w:tcPr>
             <w:tcW w:type="dxa" w:w="3120"/>
+            <w:tcMar>
+              <w:top w:w="100" w:type="dxa"/>
+              <w:bottom w:w="100" w:type="dxa"/>
+              <w:left w:w="120" w:type="dxa"/>
+              <w:right w:w="120" w:type="dxa"/>
+            </w:tcMar>
           </w:tcPr>
           <w:p>
             <w:pPr>
@@ -2600,7 +3138,7 @@
             </w:pPr>
             <w:r>
               <w:rPr>
-                <w:rFonts w:ascii="Arial" w:hAnsi="Arial" w:cs="Arial"/>
+                <w:rFonts w:ascii="IBM Plex Sans Arabic" w:hAnsi="IBM Plex Sans Arabic" w:cs="IBM Plex Sans Arabic"/>
                 <w:rtl/>
               </w:rPr>
               <w:t>تسجيل قبل أي شحنة — بوابة أهلية إلزامية</w:t>
@@ -2612,7 +3150,13 @@
         <w:tc>
           <w:tcPr>
             <w:tcW w:type="dxa" w:w="3120"/>
-            <w:shd w:val="clear" w:fill="F2F2F2"/>
+            <w:tcMar>
+              <w:top w:w="100" w:type="dxa"/>
+              <w:bottom w:w="100" w:type="dxa"/>
+              <w:left w:w="120" w:type="dxa"/>
+              <w:right w:w="120" w:type="dxa"/>
+            </w:tcMar>
+            <w:shd w:val="clear" w:fill="F2F7F3"/>
           </w:tcPr>
           <w:p>
             <w:pPr>
@@ -2621,7 +3165,7 @@
             </w:pPr>
             <w:r>
               <w:rPr>
-                <w:rFonts w:ascii="Arial" w:hAnsi="Arial" w:cs="Arial"/>
+                <w:rFonts w:ascii="IBM Plex Sans Arabic" w:hAnsi="IBM Plex Sans Arabic" w:cs="IBM Plex Sans Arabic"/>
                 <w:rtl/>
               </w:rPr>
               <w:t>شهادة حلال</w:t>
@@ -2631,7 +3175,13 @@
         <w:tc>
           <w:tcPr>
             <w:tcW w:type="dxa" w:w="3120"/>
-            <w:shd w:val="clear" w:fill="F2F2F2"/>
+            <w:tcMar>
+              <w:top w:w="100" w:type="dxa"/>
+              <w:bottom w:w="100" w:type="dxa"/>
+              <w:left w:w="120" w:type="dxa"/>
+              <w:right w:w="120" w:type="dxa"/>
+            </w:tcMar>
+            <w:shd w:val="clear" w:fill="F2F7F3"/>
           </w:tcPr>
           <w:p>
             <w:pPr>
@@ -2640,7 +3190,7 @@
             </w:pPr>
             <w:r>
               <w:rPr>
-                <w:rFonts w:ascii="Arial" w:hAnsi="Arial" w:cs="Arial"/>
+                <w:rFonts w:ascii="IBM Plex Sans Arabic" w:hAnsi="IBM Plex Sans Arabic" w:cs="IBM Plex Sans Arabic"/>
                 <w:rtl/>
               </w:rPr>
               <w:t>معيار GSO 993</w:t>
@@ -2650,7 +3200,13 @@
         <w:tc>
           <w:tcPr>
             <w:tcW w:type="dxa" w:w="3120"/>
-            <w:shd w:val="clear" w:fill="F2F2F2"/>
+            <w:tcMar>
+              <w:top w:w="100" w:type="dxa"/>
+              <w:bottom w:w="100" w:type="dxa"/>
+              <w:left w:w="120" w:type="dxa"/>
+              <w:right w:w="120" w:type="dxa"/>
+            </w:tcMar>
+            <w:shd w:val="clear" w:fill="F2F7F3"/>
           </w:tcPr>
           <w:p>
             <w:pPr>
@@ -2659,7 +3215,7 @@
             </w:pPr>
             <w:r>
               <w:rPr>
-                <w:rFonts w:ascii="Arial" w:hAnsi="Arial" w:cs="Arial"/>
+                <w:rFonts w:ascii="IBM Plex Sans Arabic" w:hAnsi="IBM Plex Sans Arabic" w:cs="IBM Plex Sans Arabic"/>
                 <w:rtl/>
               </w:rPr>
               <w:t>شهادة معتمدة من جهة مانحة معترف بها</w:t>
@@ -2675,7 +3231,7 @@
       </w:pPr>
       <w:r>
         <w:rPr>
-          <w:rFonts w:ascii="Arial" w:hAnsi="Arial" w:cs="Arial"/>
+          <w:rFonts w:ascii="IBM Plex Sans Arabic" w:hAnsi="IBM Plex Sans Arabic" w:cs="IBM Plex Sans Arabic"/>
           <w:rtl/>
         </w:rPr>
         <w:t>التعريفة الأوروبية على HS080410 صفر وفق نظام GSP+ للسعودية.</w:t>
@@ -2689,7 +3245,7 @@
       </w:pPr>
       <w:r>
         <w:rPr>
-          <w:rFonts w:ascii="Arial" w:hAnsi="Arial" w:cs="Arial"/>
+          <w:rFonts w:ascii="IBM Plex Sans Arabic" w:hAnsi="IBM Plex Sans Arabic" w:cs="IBM Plex Sans Arabic"/>
           <w:rtl/>
         </w:rPr>
         <w:t>8. اللوجستيات وسلسلة الإمداد</w:t>
@@ -2702,7 +3258,7 @@
       </w:pPr>
       <w:r>
         <w:rPr>
-          <w:rFonts w:ascii="Arial" w:hAnsi="Arial" w:cs="Arial"/>
+          <w:rFonts w:ascii="IBM Plex Sans Arabic" w:hAnsi="IBM Plex Sans Arabic" w:cs="IBM Plex Sans Arabic"/>
           <w:rtl/>
         </w:rPr>
         <w:t>ميناء فالنسيا أقرب بوابة استيراد رئيسية، مؤشر أداء اللوجستيات</w:t>
@@ -2715,7 +3271,7 @@
       </w:pPr>
       <w:r>
         <w:rPr>
-          <w:rFonts w:ascii="Arial" w:hAnsi="Arial" w:cs="Arial"/>
+          <w:rFonts w:ascii="IBM Plex Sans Arabic" w:hAnsi="IBM Plex Sans Arabic" w:cs="IBM Plex Sans Arabic"/>
           <w:rtl/>
         </w:rPr>
         <w:t>الإسباني جيد نسبياً (World Bank LPI (تقييم البنك الدولي لجودة الشحن واللوجستيات من 5)). أنواع القنوات المتاحة: موزّع</w:t>
@@ -2728,7 +3284,7 @@
       </w:pPr>
       <w:r>
         <w:rPr>
-          <w:rFonts w:ascii="Arial" w:hAnsi="Arial" w:cs="Arial"/>
+          <w:rFonts w:ascii="IBM Plex Sans Arabic" w:hAnsi="IBM Plex Sans Arabic" w:cs="IBM Plex Sans Arabic"/>
           <w:rtl/>
         </w:rPr>
         <w:t>أغذية متخصص، سلاسل سوبرماركت إثنية، تجارة إلكترونية.</w:t>
@@ -2742,7 +3298,7 @@
       </w:pPr>
       <w:r>
         <w:rPr>
-          <w:rFonts w:ascii="Arial" w:hAnsi="Arial" w:cs="Arial"/>
+          <w:rFonts w:ascii="IBM Plex Sans Arabic" w:hAnsi="IBM Plex Sans Arabic" w:cs="IBM Plex Sans Arabic"/>
           <w:rtl/>
         </w:rPr>
         <w:t>9. تقييم المخاطر</w:t>
@@ -2755,7 +3311,7 @@
       </w:pPr>
       <w:r>
         <w:rPr>
-          <w:rFonts w:ascii="Arial" w:hAnsi="Arial" w:cs="Arial"/>
+          <w:rFonts w:ascii="IBM Plex Sans Arabic" w:hAnsi="IBM Plex Sans Arabic" w:cs="IBM Plex Sans Arabic"/>
           <w:rtl/>
         </w:rPr>
         <w:t>الاستقرار السياسي وسيادة القانون مستقران نسبياً (World Bank WGI (مؤشرات الحوكمة العالمية للبنك الدولي: استقرار سياسي وسيادة قانون وجودة تنظيم)).</w:t>
@@ -2768,7 +3324,7 @@
       </w:pPr>
       <w:r>
         <w:rPr>
-          <w:rFonts w:ascii="Arial" w:hAnsi="Arial" w:cs="Arial"/>
+          <w:rFonts w:ascii="IBM Plex Sans Arabic" w:hAnsi="IBM Plex Sans Arabic" w:cs="IBM Plex Sans Arabic"/>
           <w:rtl/>
         </w:rPr>
         <w:t>تقلّب سعر الصرف محدود: اليورو/دولار تحرّك نحو 2% بين آخر سنتين</w:t>
@@ -2781,7 +3337,7 @@
       </w:pPr>
       <w:r>
         <w:rPr>
-          <w:rFonts w:ascii="Arial" w:hAnsi="Arial" w:cs="Arial"/>
+          <w:rFonts w:ascii="IBM Plex Sans Arabic" w:hAnsi="IBM Plex Sans Arabic" w:cs="IBM Plex Sans Arabic"/>
           <w:rtl/>
         </w:rPr>
         <w:t>مرصودتين (World Bank سعر الصرف) — تقلّب منخفض نسبياً. لا أخبار</w:t>
@@ -2794,7 +3350,7 @@
       </w:pPr>
       <w:r>
         <w:rPr>
-          <w:rFonts w:ascii="Arial" w:hAnsi="Arial" w:cs="Arial"/>
+          <w:rFonts w:ascii="IBM Plex Sans Arabic" w:hAnsi="IBM Plex Sans Arabic" w:cs="IBM Plex Sans Arabic"/>
           <w:rtl/>
         </w:rPr>
         <w:t>مخاطر قطاعية جوهرية خلال 12 شهراً (GDELT).</w:t>
@@ -2808,7 +3364,7 @@
       </w:pPr>
       <w:r>
         <w:rPr>
-          <w:rFonts w:ascii="Arial" w:hAnsi="Arial" w:cs="Arial"/>
+          <w:rFonts w:ascii="IBM Plex Sans Arabic" w:hAnsi="IBM Plex Sans Arabic" w:cs="IBM Plex Sans Arabic"/>
           <w:rtl/>
         </w:rPr>
         <w:t>10. التوصيات الاستراتيجية</w:t>
@@ -2821,7 +3377,7 @@
       </w:pPr>
       <w:r>
         <w:rPr>
-          <w:rFonts w:ascii="Arial" w:hAnsi="Arial" w:cs="Arial"/>
+          <w:rFonts w:ascii="IBM Plex Sans Arabic" w:hAnsi="IBM Plex Sans Arabic" w:cs="IBM Plex Sans Arabic"/>
           <w:rtl/>
         </w:rPr>
         <w:t>تدعم الأدلة دخولاً مشروطاً بتأمين الأهلية التنظيمية أولاً. أقوى ثلاثة</w:t>
@@ -2834,7 +3390,7 @@
       </w:pPr>
       <w:r>
         <w:rPr>
-          <w:rFonts w:ascii="Arial" w:hAnsi="Arial" w:cs="Arial"/>
+          <w:rFonts w:ascii="IBM Plex Sans Arabic" w:hAnsi="IBM Plex Sans Arabic" w:cs="IBM Plex Sans Arabic"/>
           <w:rtl/>
         </w:rPr>
         <w:t>أسباب: أولاً شريحة مستهدَفة 2.09 مليون نسمة ضمن واردات السوق؛ وثانياً</w:t>
@@ -2847,7 +3403,7 @@
       </w:pPr>
       <w:r>
         <w:rPr>
-          <w:rFonts w:ascii="Arial" w:hAnsi="Arial" w:cs="Arial"/>
+          <w:rFonts w:ascii="IBM Plex Sans Arabic" w:hAnsi="IBM Plex Sans Arabic" w:cs="IBM Plex Sans Arabic"/>
           <w:rtl/>
         </w:rPr>
         <w:t>سوق مورّدين مجزَّأ (HHI≈2350) يسمح بدخول منافس جديد؛ وثالثاً نمو واردات</w:t>
@@ -2860,7 +3416,7 @@
       </w:pPr>
       <w:r>
         <w:rPr>
-          <w:rFonts w:ascii="Arial" w:hAnsi="Arial" w:cs="Arial"/>
+          <w:rFonts w:ascii="IBM Plex Sans Arabic" w:hAnsi="IBM Plex Sans Arabic" w:cs="IBM Plex Sans Arabic"/>
           <w:rtl/>
         </w:rPr>
         <w:t>9% مركّباً. الشرط اللازم لبقاء الحكم: تأكيد الأهلية التنظيمية.</w:t>
@@ -2872,6 +3428,14 @@
         <w:tblW w:type="auto" w:w="0"/>
         <w:tblLayout w:type="fixed"/>
         <w:tblLook w:firstColumn="1" w:firstRow="1" w:lastColumn="0" w:lastRow="0" w:noHBand="0" w:noVBand="1" w:val="04A0"/>
+        <w:tblBorders>
+          <w:top w:val="single" w:sz="4" w:space="0" w:color="BBBBBB"/>
+          <w:left w:val="single" w:sz="4" w:space="0" w:color="BBBBBB"/>
+          <w:bottom w:val="single" w:sz="4" w:space="0" w:color="BBBBBB"/>
+          <w:right w:val="single" w:sz="4" w:space="0" w:color="BBBBBB"/>
+          <w:insideH w:val="single" w:sz="4" w:space="0" w:color="BBBBBB"/>
+          <w:insideV w:val="single" w:sz="4" w:space="0" w:color="BBBBBB"/>
+        </w:tblBorders>
         <w:bidiVisual/>
       </w:tblPr>
       <w:tblGrid>
@@ -2882,7 +3446,13 @@
         <w:tc>
           <w:tcPr>
             <w:tcW w:type="dxa" w:w="4680"/>
-            <w:shd w:val="clear" w:fill="1B3B6F"/>
+            <w:shd w:val="clear" w:fill="166534"/>
+            <w:tcMar>
+              <w:top w:w="100" w:type="dxa"/>
+              <w:bottom w:w="100" w:type="dxa"/>
+              <w:left w:w="120" w:type="dxa"/>
+              <w:right w:w="120" w:type="dxa"/>
+            </w:tcMar>
           </w:tcPr>
           <w:p>
             <w:pPr>
@@ -2891,7 +3461,7 @@
             </w:pPr>
             <w:r>
               <w:rPr>
-                <w:rFonts w:ascii="Arial" w:hAnsi="Arial" w:cs="Arial"/>
+                <w:rFonts w:ascii="IBM Plex Sans Arabic" w:hAnsi="IBM Plex Sans Arabic" w:cs="IBM Plex Sans Arabic"/>
                 <w:b/>
                 <w:color w:val="FFFFFF"/>
                 <w:rtl/>
@@ -2903,7 +3473,13 @@
         <w:tc>
           <w:tcPr>
             <w:tcW w:type="dxa" w:w="4680"/>
-            <w:shd w:val="clear" w:fill="1B3B6F"/>
+            <w:shd w:val="clear" w:fill="166534"/>
+            <w:tcMar>
+              <w:top w:w="100" w:type="dxa"/>
+              <w:bottom w:w="100" w:type="dxa"/>
+              <w:left w:w="120" w:type="dxa"/>
+              <w:right w:w="120" w:type="dxa"/>
+            </w:tcMar>
           </w:tcPr>
           <w:p>
             <w:pPr>
@@ -2912,7 +3488,7 @@
             </w:pPr>
             <w:r>
               <w:rPr>
-                <w:rFonts w:ascii="Arial" w:hAnsi="Arial" w:cs="Arial"/>
+                <w:rFonts w:ascii="IBM Plex Sans Arabic" w:hAnsi="IBM Plex Sans Arabic" w:cs="IBM Plex Sans Arabic"/>
                 <w:b/>
                 <w:color w:val="FFFFFF"/>
                 <w:rtl/>
@@ -2926,6 +3502,12 @@
         <w:tc>
           <w:tcPr>
             <w:tcW w:type="dxa" w:w="4680"/>
+            <w:tcMar>
+              <w:top w:w="100" w:type="dxa"/>
+              <w:bottom w:w="100" w:type="dxa"/>
+              <w:left w:w="120" w:type="dxa"/>
+              <w:right w:w="120" w:type="dxa"/>
+            </w:tcMar>
           </w:tcPr>
           <w:p>
             <w:pPr>
@@ -2934,7 +3516,7 @@
             </w:pPr>
             <w:r>
               <w:rPr>
-                <w:rFonts w:ascii="Arial" w:hAnsi="Arial" w:cs="Arial"/>
+                <w:rFonts w:ascii="IBM Plex Sans Arabic" w:hAnsi="IBM Plex Sans Arabic" w:cs="IBM Plex Sans Arabic"/>
                 <w:rtl/>
               </w:rPr>
               <w:t>التوصية</w:t>
@@ -2944,6 +3526,12 @@
         <w:tc>
           <w:tcPr>
             <w:tcW w:type="dxa" w:w="4680"/>
+            <w:tcMar>
+              <w:top w:w="100" w:type="dxa"/>
+              <w:bottom w:w="100" w:type="dxa"/>
+              <w:left w:w="120" w:type="dxa"/>
+              <w:right w:w="120" w:type="dxa"/>
+            </w:tcMar>
           </w:tcPr>
           <w:p>
             <w:pPr>
@@ -2952,7 +3540,7 @@
             </w:pPr>
             <w:r>
               <w:rPr>
-                <w:rFonts w:ascii="Arial" w:hAnsi="Arial" w:cs="Arial"/>
+                <w:rFonts w:ascii="IBM Plex Sans Arabic" w:hAnsi="IBM Plex Sans Arabic" w:cs="IBM Plex Sans Arabic"/>
                 <w:rtl/>
               </w:rPr>
               <w:t>دخول مشروط</w:t>
@@ -2964,7 +3552,13 @@
         <w:tc>
           <w:tcPr>
             <w:tcW w:type="dxa" w:w="4680"/>
-            <w:shd w:val="clear" w:fill="F2F2F2"/>
+            <w:tcMar>
+              <w:top w:w="100" w:type="dxa"/>
+              <w:bottom w:w="100" w:type="dxa"/>
+              <w:left w:w="120" w:type="dxa"/>
+              <w:right w:w="120" w:type="dxa"/>
+            </w:tcMar>
+            <w:shd w:val="clear" w:fill="F2F7F3"/>
           </w:tcPr>
           <w:p>
             <w:pPr>
@@ -2973,7 +3567,7 @@
             </w:pPr>
             <w:r>
               <w:rPr>
-                <w:rFonts w:ascii="Arial" w:hAnsi="Arial" w:cs="Arial"/>
+                <w:rFonts w:ascii="IBM Plex Sans Arabic" w:hAnsi="IBM Plex Sans Arabic" w:cs="IBM Plex Sans Arabic"/>
                 <w:rtl/>
               </w:rPr>
               <w:t>درجة الثقة</w:t>
@@ -2983,7 +3577,13 @@
         <w:tc>
           <w:tcPr>
             <w:tcW w:type="dxa" w:w="4680"/>
-            <w:shd w:val="clear" w:fill="F2F2F2"/>
+            <w:tcMar>
+              <w:top w:w="100" w:type="dxa"/>
+              <w:bottom w:w="100" w:type="dxa"/>
+              <w:left w:w="120" w:type="dxa"/>
+              <w:right w:w="120" w:type="dxa"/>
+            </w:tcMar>
+            <w:shd w:val="clear" w:fill="F2F7F3"/>
           </w:tcPr>
           <w:p>
             <w:pPr>
@@ -2992,7 +3592,7 @@
             </w:pPr>
             <w:r>
               <w:rPr>
-                <w:rFonts w:ascii="Arial" w:hAnsi="Arial" w:cs="Arial"/>
+                <w:rFonts w:ascii="IBM Plex Sans Arabic" w:hAnsi="IBM Plex Sans Arabic" w:cs="IBM Plex Sans Arabic"/>
                 <w:rtl/>
               </w:rPr>
               <w:t>متوسطة</w:t>
@@ -3009,7 +3609,7 @@
       </w:pPr>
       <w:r>
         <w:rPr>
-          <w:rFonts w:ascii="Arial" w:hAnsi="Arial" w:cs="Arial"/>
+          <w:rFonts w:ascii="IBM Plex Sans Arabic" w:hAnsi="IBM Plex Sans Arabic" w:cs="IBM Plex Sans Arabic"/>
           <w:rtl/>
         </w:rPr>
         <w:t>خارطة طريق الدخول (٩٠ يوماً)</w:t>
@@ -3022,7 +3622,7 @@
       </w:pPr>
       <w:r>
         <w:rPr>
-          <w:rFonts w:ascii="Arial" w:hAnsi="Arial" w:cs="Arial"/>
+          <w:rFonts w:ascii="IBM Plex Sans Arabic" w:hAnsi="IBM Plex Sans Arabic" w:cs="IBM Plex Sans Arabic"/>
           <w:rtl/>
         </w:rPr>
         <w:t>(أ) الشريحة المستهدَفة هي شريحة الطلب المحسوبة في تحليل المستهلك (نحو</w:t>
@@ -3035,7 +3635,7 @@
       </w:pPr>
       <w:r>
         <w:rPr>
-          <w:rFonts w:ascii="Arial" w:hAnsi="Arial" w:cs="Arial"/>
+          <w:rFonts w:ascii="IBM Plex Sans Arabic" w:hAnsi="IBM Plex Sans Arabic" w:cs="IBM Plex Sans Arabic"/>
           <w:rtl/>
         </w:rPr>
         <w:t>2,090,000 نسمة). (ب) التموضع بين طبقة Carrefour المتوسطة (8.90€) وطبقة</w:t>
@@ -3048,7 +3648,7 @@
       </w:pPr>
       <w:r>
         <w:rPr>
-          <w:rFonts w:ascii="Arial" w:hAnsi="Arial" w:cs="Arial"/>
+          <w:rFonts w:ascii="IBM Plex Sans Arabic" w:hAnsi="IBM Plex Sans Arabic" w:cs="IBM Plex Sans Arabic"/>
           <w:rtl/>
         </w:rPr>
         <w:t>الفاخر (13.50€) وفق سلّم الأسعار المرصود، بهامش تقديري 1.2-2.0 يورو/كغم</w:t>
@@ -3061,7 +3661,7 @@
       </w:pPr>
       <w:r>
         <w:rPr>
-          <w:rFonts w:ascii="Arial" w:hAnsi="Arial" w:cs="Arial"/>
+          <w:rFonts w:ascii="IBM Plex Sans Arabic" w:hAnsi="IBM Plex Sans Arabic" w:cs="IBM Plex Sans Arabic"/>
           <w:rtl/>
         </w:rPr>
         <w:t>بعد تكلفة الهبوط 9.2€ عند القناة المتخصصة حصراً. (ج) الباب الأول: موزّعو أغذية حلال</w:t>
@@ -3074,7 +3674,7 @@
       </w:pPr>
       <w:r>
         <w:rPr>
-          <w:rFonts w:ascii="Arial" w:hAnsi="Arial" w:cs="Arial"/>
+          <w:rFonts w:ascii="IBM Plex Sans Arabic" w:hAnsi="IBM Plex Sans Arabic" w:cs="IBM Plex Sans Arabic"/>
           <w:rtl/>
         </w:rPr>
         <w:t>متخصصون في مدريد وبرشلونة (○ غير متحقق، يتطلب تحققاً مباشراً). (د)</w:t>
@@ -3087,7 +3687,7 @@
       </w:pPr>
       <w:r>
         <w:rPr>
-          <w:rFonts w:ascii="Arial" w:hAnsi="Arial" w:cs="Arial"/>
+          <w:rFonts w:ascii="IBM Plex Sans Arabic" w:hAnsi="IBM Plex Sans Arabic" w:cs="IBM Plex Sans Arabic"/>
           <w:rtl/>
         </w:rPr>
         <w:t>أول ثلاث خطوات: 1) تسجيل المنشأة كمعتمدة EU 2017/625 — مسؤول: فريق</w:t>
@@ -3100,7 +3700,7 @@
       </w:pPr>
       <w:r>
         <w:rPr>
-          <w:rFonts w:ascii="Arial" w:hAnsi="Arial" w:cs="Arial"/>
+          <w:rFonts w:ascii="IBM Plex Sans Arabic" w:hAnsi="IBM Plex Sans Arabic" w:cs="IBM Plex Sans Arabic"/>
           <w:rtl/>
         </w:rPr>
         <w:t>الامتثال، تكلفة متوسطة؛ 2) عيّنة تجريبية لموزّع مرشّح — مسؤول: فريق</w:t>
@@ -3113,7 +3713,7 @@
       </w:pPr>
       <w:r>
         <w:rPr>
-          <w:rFonts w:ascii="Arial" w:hAnsi="Arial" w:cs="Arial"/>
+          <w:rFonts w:ascii="IBM Plex Sans Arabic" w:hAnsi="IBM Plex Sans Arabic" w:cs="IBM Plex Sans Arabic"/>
           <w:rtl/>
         </w:rPr>
         <w:t>المبيعات، تكلفة منخفضة؛ 3) دراسة تسعير تنافسي مباشر مقابل تونس/</w:t>
@@ -3126,7 +3726,7 @@
       </w:pPr>
       <w:r>
         <w:rPr>
-          <w:rFonts w:ascii="Arial" w:hAnsi="Arial" w:cs="Arial"/>
+          <w:rFonts w:ascii="IBM Plex Sans Arabic" w:hAnsi="IBM Plex Sans Arabic" w:cs="IBM Plex Sans Arabic"/>
           <w:rtl/>
         </w:rPr>
         <w:t>الجزائر — مسؤول: فريق التسويق، تكلفة منخفضة. (هـ) مؤشرا القلب:</w:t>
@@ -3139,7 +3739,7 @@
       </w:pPr>
       <w:r>
         <w:rPr>
-          <w:rFonts w:ascii="Arial" w:hAnsi="Arial" w:cs="Arial"/>
+          <w:rFonts w:ascii="IBM Plex Sans Arabic" w:hAnsi="IBM Plex Sans Arabic" w:cs="IBM Plex Sans Arabic"/>
           <w:rtl/>
         </w:rPr>
         <w:t>تسجيل الأهلية خلال ٩٠ يوماً، ورد فعل سعري من موزّع واحد على الأقل.</w:t>
@@ -3152,7 +3752,7 @@
       </w:pPr>
       <w:r>
         <w:rPr>
-          <w:rFonts w:ascii="Arial" w:hAnsi="Arial" w:cs="Arial"/>
+          <w:rFonts w:ascii="IBM Plex Sans Arabic" w:hAnsi="IBM Plex Sans Arabic" w:cs="IBM Plex Sans Arabic"/>
           <w:b/>
           <w:rtl/>
         </w:rPr>
@@ -3166,7 +3766,7 @@
       </w:pPr>
       <w:r>
         <w:rPr>
-          <w:rFonts w:ascii="Arial" w:hAnsi="Arial" w:cs="Arial"/>
+          <w:rFonts w:ascii="IBM Plex Sans Arabic" w:hAnsi="IBM Plex Sans Arabic" w:cs="IBM Plex Sans Arabic"/>
           <w:rtl/>
         </w:rPr>
         <w:t>تتحول لـ التوصية بالدخول كامل خلال ربع واحد أو تتجمّد.</w:t>
@@ -3180,7 +3780,7 @@
       </w:pPr>
       <w:r>
         <w:rPr>
-          <w:rFonts w:ascii="Arial" w:hAnsi="Arial" w:cs="Arial"/>
+          <w:rFonts w:ascii="IBM Plex Sans Arabic" w:hAnsi="IBM Plex Sans Arabic" w:cs="IBM Plex Sans Arabic"/>
           <w:rtl/>
         </w:rPr>
         <w:t>11. الملاحق</w:t>
@@ -3193,7 +3793,7 @@
       </w:pPr>
       <w:r>
         <w:rPr>
-          <w:rFonts w:ascii="Arial" w:hAnsi="Arial" w:cs="Arial"/>
+          <w:rFonts w:ascii="IBM Plex Sans Arabic" w:hAnsi="IBM Plex Sans Arabic" w:cs="IBM Plex Sans Arabic"/>
           <w:rtl/>
         </w:rPr>
         <w:t>أدلة التقاطعات الخمسة الكاملة (الطلب، تكلفة الدخول، التنافسية</w:t>
@@ -3206,7 +3806,7 @@
       </w:pPr>
       <w:r>
         <w:rPr>
-          <w:rFonts w:ascii="Arial" w:hAnsi="Arial" w:cs="Arial"/>
+          <w:rFonts w:ascii="IBM Plex Sans Arabic" w:hAnsi="IBM Plex Sans Arabic" w:cs="IBM Plex Sans Arabic"/>
           <w:rtl/>
         </w:rPr>
         <w:t>السعرية، أبواب الدخول، SWOT) والملحق التقني الكامل (كل استشهاد برقم</w:t>
@@ -3219,7 +3819,7 @@
       </w:pPr>
       <w:r>
         <w:rPr>
-          <w:rFonts w:ascii="Arial" w:hAnsi="Arial" w:cs="Arial"/>
+          <w:rFonts w:ascii="IBM Plex Sans Arabic" w:hAnsi="IBM Plex Sans Arabic" w:cs="IBM Plex Sans Arabic"/>
           <w:rtl/>
         </w:rPr>
         <w:t>ثقته الخام ومصدره وتاريخه) يليان آلياً أسفل هذا القسم.</w:t>
@@ -3233,7 +3833,7 @@
       </w:pPr>
       <w:r>
         <w:rPr>
-          <w:rFonts w:ascii="Arial" w:hAnsi="Arial" w:cs="Arial"/>
+          <w:rFonts w:ascii="IBM Plex Sans Arabic" w:hAnsi="IBM Plex Sans Arabic" w:cs="IBM Plex Sans Arabic"/>
           <w:rtl/>
         </w:rPr>
         <w:t>مسرد المصطلحات</w:t>
@@ -3247,7 +3847,7 @@
       </w:pPr>
       <w:r>
         <w:rPr>
-          <w:rFonts w:ascii="Arial" w:hAnsi="Arial" w:cs="Arial"/>
+          <w:rFonts w:ascii="IBM Plex Sans Arabic" w:hAnsi="IBM Plex Sans Arabic" w:cs="IBM Plex Sans Arabic"/>
           <w:rtl/>
         </w:rPr>
         <w:t>HHI: مؤشر يقيس تركّز/احتكار السوق: فوق 2500 يعني سيطرة لاعب واحد</w:t>
@@ -3261,7 +3861,7 @@
       </w:pPr>
       <w:r>
         <w:rPr>
-          <w:rFonts w:ascii="Arial" w:hAnsi="Arial" w:cs="Arial"/>
+          <w:rFonts w:ascii="IBM Plex Sans Arabic" w:hAnsi="IBM Plex Sans Arabic" w:cs="IBM Plex Sans Arabic"/>
           <w:rtl/>
         </w:rPr>
         <w:t>TAM: إجمالي حجم السوق الكلي المتاح نظرياً</w:t>
@@ -3275,7 +3875,7 @@
       </w:pPr>
       <w:r>
         <w:rPr>
-          <w:rFonts w:ascii="Arial" w:hAnsi="Arial" w:cs="Arial"/>
+          <w:rFonts w:ascii="IBM Plex Sans Arabic" w:hAnsi="IBM Plex Sans Arabic" w:cs="IBM Plex Sans Arabic"/>
           <w:rtl/>
         </w:rPr>
         <w:t>SAM: الجزء من السوق الذي يمكن خدمته فعلاً بالمنتج والقنوات المتاحة</w:t>
@@ -3289,7 +3889,7 @@
       </w:pPr>
       <w:r>
         <w:rPr>
-          <w:rFonts w:ascii="Arial" w:hAnsi="Arial" w:cs="Arial"/>
+          <w:rFonts w:ascii="IBM Plex Sans Arabic" w:hAnsi="IBM Plex Sans Arabic" w:cs="IBM Plex Sans Arabic"/>
           <w:rtl/>
         </w:rPr>
         <w:t>SOM: الحصة الواقعية القابلة للالتقاط في المدى القصير</w:t>
@@ -3303,7 +3903,7 @@
       </w:pPr>
       <w:r>
         <w:rPr>
-          <w:rFonts w:ascii="Arial" w:hAnsi="Arial" w:cs="Arial"/>
+          <w:rFonts w:ascii="IBM Plex Sans Arabic" w:hAnsi="IBM Plex Sans Arabic" w:cs="IBM Plex Sans Arabic"/>
           <w:rtl/>
         </w:rPr>
         <w:t>LPI: تقييم البنك الدولي لجودة الشحن واللوجستيات من 5</w:t>
@@ -3317,7 +3917,7 @@
       </w:pPr>
       <w:r>
         <w:rPr>
-          <w:rFonts w:ascii="Arial" w:hAnsi="Arial" w:cs="Arial"/>
+          <w:rFonts w:ascii="IBM Plex Sans Arabic" w:hAnsi="IBM Plex Sans Arabic" w:cs="IBM Plex Sans Arabic"/>
           <w:rtl/>
         </w:rPr>
         <w:t>WGI: مؤشرات الحوكمة العالمية للبنك الدولي: استقرار سياسي وسيادة قانون وجودة تنظيم</w:t>
@@ -3331,7 +3931,7 @@
       </w:pPr>
       <w:r>
         <w:rPr>
-          <w:rFonts w:ascii="Arial" w:hAnsi="Arial" w:cs="Arial"/>
+          <w:rFonts w:ascii="IBM Plex Sans Arabic" w:hAnsi="IBM Plex Sans Arabic" w:cs="IBM Plex Sans Arabic"/>
           <w:rtl/>
         </w:rPr>
         <w:t>قائمة مستوردين وموزعين قابلين للتواصل</w:t>
@@ -3343,6 +3943,14 @@
         <w:tblW w:type="auto" w:w="0"/>
         <w:tblLayout w:type="fixed"/>
         <w:tblLook w:firstColumn="1" w:firstRow="1" w:lastColumn="0" w:lastRow="0" w:noHBand="0" w:noVBand="1" w:val="04A0"/>
+        <w:tblBorders>
+          <w:top w:val="single" w:sz="4" w:space="0" w:color="BBBBBB"/>
+          <w:left w:val="single" w:sz="4" w:space="0" w:color="BBBBBB"/>
+          <w:bottom w:val="single" w:sz="4" w:space="0" w:color="BBBBBB"/>
+          <w:right w:val="single" w:sz="4" w:space="0" w:color="BBBBBB"/>
+          <w:insideH w:val="single" w:sz="4" w:space="0" w:color="BBBBBB"/>
+          <w:insideV w:val="single" w:sz="4" w:space="0" w:color="BBBBBB"/>
+        </w:tblBorders>
         <w:bidiVisual/>
       </w:tblPr>
       <w:tblGrid>
@@ -3358,7 +3966,13 @@
         <w:tc>
           <w:tcPr>
             <w:tcW w:type="dxa" w:w="1337"/>
-            <w:shd w:val="clear" w:fill="1B3B6F"/>
+            <w:shd w:val="clear" w:fill="166534"/>
+            <w:tcMar>
+              <w:top w:w="100" w:type="dxa"/>
+              <w:bottom w:w="100" w:type="dxa"/>
+              <w:left w:w="120" w:type="dxa"/>
+              <w:right w:w="120" w:type="dxa"/>
+            </w:tcMar>
           </w:tcPr>
           <w:p>
             <w:pPr>
@@ -3367,7 +3981,7 @@
             </w:pPr>
             <w:r>
               <w:rPr>
-                <w:rFonts w:ascii="Arial" w:hAnsi="Arial" w:cs="Arial"/>
+                <w:rFonts w:ascii="IBM Plex Sans Arabic" w:hAnsi="IBM Plex Sans Arabic" w:cs="IBM Plex Sans Arabic"/>
                 <w:b/>
                 <w:color w:val="FFFFFF"/>
                 <w:rtl/>
@@ -3379,7 +3993,13 @@
         <w:tc>
           <w:tcPr>
             <w:tcW w:type="dxa" w:w="1337"/>
-            <w:shd w:val="clear" w:fill="1B3B6F"/>
+            <w:shd w:val="clear" w:fill="166534"/>
+            <w:tcMar>
+              <w:top w:w="100" w:type="dxa"/>
+              <w:bottom w:w="100" w:type="dxa"/>
+              <w:left w:w="120" w:type="dxa"/>
+              <w:right w:w="120" w:type="dxa"/>
+            </w:tcMar>
           </w:tcPr>
           <w:p>
             <w:pPr>
@@ -3388,7 +4008,7 @@
             </w:pPr>
             <w:r>
               <w:rPr>
-                <w:rFonts w:ascii="Arial" w:hAnsi="Arial" w:cs="Arial"/>
+                <w:rFonts w:ascii="IBM Plex Sans Arabic" w:hAnsi="IBM Plex Sans Arabic" w:cs="IBM Plex Sans Arabic"/>
                 <w:b/>
                 <w:color w:val="FFFFFF"/>
                 <w:rtl/>
@@ -3400,7 +4020,13 @@
         <w:tc>
           <w:tcPr>
             <w:tcW w:type="dxa" w:w="1337"/>
-            <w:shd w:val="clear" w:fill="1B3B6F"/>
+            <w:shd w:val="clear" w:fill="166534"/>
+            <w:tcMar>
+              <w:top w:w="100" w:type="dxa"/>
+              <w:bottom w:w="100" w:type="dxa"/>
+              <w:left w:w="120" w:type="dxa"/>
+              <w:right w:w="120" w:type="dxa"/>
+            </w:tcMar>
           </w:tcPr>
           <w:p>
             <w:pPr>
@@ -3409,7 +4035,7 @@
             </w:pPr>
             <w:r>
               <w:rPr>
-                <w:rFonts w:ascii="Arial" w:hAnsi="Arial" w:cs="Arial"/>
+                <w:rFonts w:ascii="IBM Plex Sans Arabic" w:hAnsi="IBM Plex Sans Arabic" w:cs="IBM Plex Sans Arabic"/>
                 <w:b/>
                 <w:color w:val="FFFFFF"/>
                 <w:rtl/>
@@ -3421,7 +4047,13 @@
         <w:tc>
           <w:tcPr>
             <w:tcW w:type="dxa" w:w="1337"/>
-            <w:shd w:val="clear" w:fill="1B3B6F"/>
+            <w:shd w:val="clear" w:fill="166534"/>
+            <w:tcMar>
+              <w:top w:w="100" w:type="dxa"/>
+              <w:bottom w:w="100" w:type="dxa"/>
+              <w:left w:w="120" w:type="dxa"/>
+              <w:right w:w="120" w:type="dxa"/>
+            </w:tcMar>
           </w:tcPr>
           <w:p>
             <w:pPr>
@@ -3430,7 +4062,7 @@
             </w:pPr>
             <w:r>
               <w:rPr>
-                <w:rFonts w:ascii="Arial" w:hAnsi="Arial" w:cs="Arial"/>
+                <w:rFonts w:ascii="IBM Plex Sans Arabic" w:hAnsi="IBM Plex Sans Arabic" w:cs="IBM Plex Sans Arabic"/>
                 <w:b/>
                 <w:color w:val="FFFFFF"/>
                 <w:rtl/>
@@ -3442,7 +4074,13 @@
         <w:tc>
           <w:tcPr>
             <w:tcW w:type="dxa" w:w="1337"/>
-            <w:shd w:val="clear" w:fill="1B3B6F"/>
+            <w:shd w:val="clear" w:fill="166534"/>
+            <w:tcMar>
+              <w:top w:w="100" w:type="dxa"/>
+              <w:bottom w:w="100" w:type="dxa"/>
+              <w:left w:w="120" w:type="dxa"/>
+              <w:right w:w="120" w:type="dxa"/>
+            </w:tcMar>
           </w:tcPr>
           <w:p>
             <w:pPr>
@@ -3451,7 +4089,7 @@
             </w:pPr>
             <w:r>
               <w:rPr>
-                <w:rFonts w:ascii="Arial" w:hAnsi="Arial" w:cs="Arial"/>
+                <w:rFonts w:ascii="IBM Plex Sans Arabic" w:hAnsi="IBM Plex Sans Arabic" w:cs="IBM Plex Sans Arabic"/>
                 <w:b/>
                 <w:color w:val="FFFFFF"/>
                 <w:rtl/>
@@ -3463,7 +4101,13 @@
         <w:tc>
           <w:tcPr>
             <w:tcW w:type="dxa" w:w="1337"/>
-            <w:shd w:val="clear" w:fill="1B3B6F"/>
+            <w:shd w:val="clear" w:fill="166534"/>
+            <w:tcMar>
+              <w:top w:w="100" w:type="dxa"/>
+              <w:bottom w:w="100" w:type="dxa"/>
+              <w:left w:w="120" w:type="dxa"/>
+              <w:right w:w="120" w:type="dxa"/>
+            </w:tcMar>
           </w:tcPr>
           <w:p>
             <w:pPr>
@@ -3472,7 +4116,7 @@
             </w:pPr>
             <w:r>
               <w:rPr>
-                <w:rFonts w:ascii="Arial" w:hAnsi="Arial" w:cs="Arial"/>
+                <w:rFonts w:ascii="IBM Plex Sans Arabic" w:hAnsi="IBM Plex Sans Arabic" w:cs="IBM Plex Sans Arabic"/>
                 <w:b/>
                 <w:color w:val="FFFFFF"/>
                 <w:rtl/>
@@ -3484,7 +4128,13 @@
         <w:tc>
           <w:tcPr>
             <w:tcW w:type="dxa" w:w="1337"/>
-            <w:shd w:val="clear" w:fill="1B3B6F"/>
+            <w:shd w:val="clear" w:fill="166534"/>
+            <w:tcMar>
+              <w:top w:w="100" w:type="dxa"/>
+              <w:bottom w:w="100" w:type="dxa"/>
+              <w:left w:w="120" w:type="dxa"/>
+              <w:right w:w="120" w:type="dxa"/>
+            </w:tcMar>
           </w:tcPr>
           <w:p>
             <w:pPr>
@@ -3493,7 +4143,7 @@
             </w:pPr>
             <w:r>
               <w:rPr>
-                <w:rFonts w:ascii="Arial" w:hAnsi="Arial" w:cs="Arial"/>
+                <w:rFonts w:ascii="IBM Plex Sans Arabic" w:hAnsi="IBM Plex Sans Arabic" w:cs="IBM Plex Sans Arabic"/>
                 <w:b/>
                 <w:color w:val="FFFFFF"/>
                 <w:rtl/>
@@ -3507,6 +4157,12 @@
         <w:tc>
           <w:tcPr>
             <w:tcW w:type="dxa" w:w="1337"/>
+            <w:tcMar>
+              <w:top w:w="100" w:type="dxa"/>
+              <w:bottom w:w="100" w:type="dxa"/>
+              <w:left w:w="120" w:type="dxa"/>
+              <w:right w:w="120" w:type="dxa"/>
+            </w:tcMar>
           </w:tcPr>
           <w:p>
             <w:pPr>
@@ -3515,7 +4171,7 @@
             </w:pPr>
             <w:r>
               <w:rPr>
-                <w:rFonts w:ascii="Arial" w:hAnsi="Arial" w:cs="Arial"/>
+                <w:rFonts w:ascii="IBM Plex Sans Arabic" w:hAnsi="IBM Plex Sans Arabic" w:cs="IBM Plex Sans Arabic"/>
                 <w:rtl/>
               </w:rPr>
               <w:t>Ejmar Import BV</w:t>
@@ -3525,6 +4181,12 @@
         <w:tc>
           <w:tcPr>
             <w:tcW w:type="dxa" w:w="1337"/>
+            <w:tcMar>
+              <w:top w:w="100" w:type="dxa"/>
+              <w:bottom w:w="100" w:type="dxa"/>
+              <w:left w:w="120" w:type="dxa"/>
+              <w:right w:w="120" w:type="dxa"/>
+            </w:tcMar>
           </w:tcPr>
           <w:p>
             <w:pPr>
@@ -3533,7 +4195,7 @@
             </w:pPr>
             <w:r>
               <w:rPr>
-                <w:rFonts w:ascii="Arial" w:hAnsi="Arial" w:cs="Arial"/>
+                <w:rFonts w:ascii="IBM Plex Sans Arabic" w:hAnsi="IBM Plex Sans Arabic" w:cs="IBM Plex Sans Arabic"/>
                 <w:rtl/>
               </w:rPr>
               <w:t>Barcelona (نموذج)</w:t>
@@ -3543,6 +4205,12 @@
         <w:tc>
           <w:tcPr>
             <w:tcW w:type="dxa" w:w="1337"/>
+            <w:tcMar>
+              <w:top w:w="100" w:type="dxa"/>
+              <w:bottom w:w="100" w:type="dxa"/>
+              <w:left w:w="120" w:type="dxa"/>
+              <w:right w:w="120" w:type="dxa"/>
+            </w:tcMar>
           </w:tcPr>
           <w:p>
             <w:pPr>
@@ -3551,7 +4219,7 @@
             </w:pPr>
             <w:r>
               <w:rPr>
-                <w:rFonts w:ascii="Arial" w:hAnsi="Arial" w:cs="Arial"/>
+                <w:rFonts w:ascii="IBM Plex Sans Arabic" w:hAnsi="IBM Plex Sans Arabic" w:cs="IBM Plex Sans Arabic"/>
                 <w:rtl/>
               </w:rPr>
               <w:t>+34 93 000 0000</w:t>
@@ -3561,6 +4229,12 @@
         <w:tc>
           <w:tcPr>
             <w:tcW w:type="dxa" w:w="1337"/>
+            <w:tcMar>
+              <w:top w:w="100" w:type="dxa"/>
+              <w:bottom w:w="100" w:type="dxa"/>
+              <w:left w:w="120" w:type="dxa"/>
+              <w:right w:w="120" w:type="dxa"/>
+            </w:tcMar>
           </w:tcPr>
           <w:p>
             <w:pPr>
@@ -3569,7 +4243,7 @@
             </w:pPr>
             <w:r>
               <w:rPr>
-                <w:rFonts w:ascii="Arial" w:hAnsi="Arial" w:cs="Arial"/>
+                <w:rFonts w:ascii="IBM Plex Sans Arabic" w:hAnsi="IBM Plex Sans Arabic" w:cs="IBM Plex Sans Arabic"/>
                 <w:rtl/>
               </w:rPr>
               <w:t>info@ejmar.example</w:t>
@@ -3579,6 +4253,12 @@
         <w:tc>
           <w:tcPr>
             <w:tcW w:type="dxa" w:w="1337"/>
+            <w:tcMar>
+              <w:top w:w="100" w:type="dxa"/>
+              <w:bottom w:w="100" w:type="dxa"/>
+              <w:left w:w="120" w:type="dxa"/>
+              <w:right w:w="120" w:type="dxa"/>
+            </w:tcMar>
           </w:tcPr>
           <w:p>
             <w:pPr>
@@ -3587,7 +4267,7 @@
             </w:pPr>
             <w:r>
               <w:rPr>
-                <w:rFonts w:ascii="Arial" w:hAnsi="Arial" w:cs="Arial"/>
+                <w:rFonts w:ascii="IBM Plex Sans Arabic" w:hAnsi="IBM Plex Sans Arabic" w:cs="IBM Plex Sans Arabic"/>
                 <w:rtl/>
               </w:rPr>
               <w:t>ejmar.example</w:t>
@@ -3597,6 +4277,12 @@
         <w:tc>
           <w:tcPr>
             <w:tcW w:type="dxa" w:w="1337"/>
+            <w:tcMar>
+              <w:top w:w="100" w:type="dxa"/>
+              <w:bottom w:w="100" w:type="dxa"/>
+              <w:left w:w="120" w:type="dxa"/>
+              <w:right w:w="120" w:type="dxa"/>
+            </w:tcMar>
           </w:tcPr>
           <w:p>
             <w:pPr>
@@ -3605,7 +4291,7 @@
             </w:pPr>
             <w:r>
               <w:rPr>
-                <w:rFonts w:ascii="Arial" w:hAnsi="Arial" w:cs="Arial"/>
+                <w:rFonts w:ascii="IBM Plex Sans Arabic" w:hAnsi="IBM Plex Sans Arabic" w:cs="IBM Plex Sans Arabic"/>
                 <w:rtl/>
               </w:rPr>
               <w:t>4.4 (76)</w:t>
@@ -3615,6 +4301,12 @@
         <w:tc>
           <w:tcPr>
             <w:tcW w:type="dxa" w:w="1337"/>
+            <w:tcMar>
+              <w:top w:w="100" w:type="dxa"/>
+              <w:bottom w:w="100" w:type="dxa"/>
+              <w:left w:w="120" w:type="dxa"/>
+              <w:right w:w="120" w:type="dxa"/>
+            </w:tcMar>
           </w:tcPr>
           <w:p>
             <w:pPr>
@@ -3623,7 +4315,7 @@
             </w:pPr>
             <w:r>
               <w:rPr>
-                <w:rFonts w:ascii="Arial" w:hAnsi="Arial" w:cs="Arial"/>
+                <w:rFonts w:ascii="IBM Plex Sans Arabic" w:hAnsi="IBM Plex Sans Arabic" w:cs="IBM Plex Sans Arabic"/>
                 <w:rtl/>
               </w:rPr>
               <w:t>◐ مرصود عبر خرائط قوقل</w:t>
@@ -3635,7 +4327,13 @@
         <w:tc>
           <w:tcPr>
             <w:tcW w:type="dxa" w:w="1337"/>
-            <w:shd w:val="clear" w:fill="F2F2F2"/>
+            <w:tcMar>
+              <w:top w:w="100" w:type="dxa"/>
+              <w:bottom w:w="100" w:type="dxa"/>
+              <w:left w:w="120" w:type="dxa"/>
+              <w:right w:w="120" w:type="dxa"/>
+            </w:tcMar>
+            <w:shd w:val="clear" w:fill="F2F7F3"/>
           </w:tcPr>
           <w:p>
             <w:pPr>
@@ -3644,7 +4342,7 @@
             </w:pPr>
             <w:r>
               <w:rPr>
-                <w:rFonts w:ascii="Arial" w:hAnsi="Arial" w:cs="Arial"/>
+                <w:rFonts w:ascii="IBM Plex Sans Arabic" w:hAnsi="IBM Plex Sans Arabic" w:cs="IBM Plex Sans Arabic"/>
                 <w:rtl/>
               </w:rPr>
               <w:t>Halal Mayorista SL</w:t>
@@ -3654,7 +4352,13 @@
         <w:tc>
           <w:tcPr>
             <w:tcW w:type="dxa" w:w="1337"/>
-            <w:shd w:val="clear" w:fill="F2F2F2"/>
+            <w:tcMar>
+              <w:top w:w="100" w:type="dxa"/>
+              <w:bottom w:w="100" w:type="dxa"/>
+              <w:left w:w="120" w:type="dxa"/>
+              <w:right w:w="120" w:type="dxa"/>
+            </w:tcMar>
+            <w:shd w:val="clear" w:fill="F2F7F3"/>
           </w:tcPr>
           <w:p>
             <w:pPr>
@@ -3663,7 +4367,7 @@
             </w:pPr>
             <w:r>
               <w:rPr>
-                <w:rFonts w:ascii="Arial" w:hAnsi="Arial" w:cs="Arial"/>
+                <w:rFonts w:ascii="IBM Plex Sans Arabic" w:hAnsi="IBM Plex Sans Arabic" w:cs="IBM Plex Sans Arabic"/>
                 <w:rtl/>
               </w:rPr>
               <w:t>Madrid (نموذج)</w:t>
@@ -3673,7 +4377,13 @@
         <w:tc>
           <w:tcPr>
             <w:tcW w:type="dxa" w:w="1337"/>
-            <w:shd w:val="clear" w:fill="F2F2F2"/>
+            <w:tcMar>
+              <w:top w:w="100" w:type="dxa"/>
+              <w:bottom w:w="100" w:type="dxa"/>
+              <w:left w:w="120" w:type="dxa"/>
+              <w:right w:w="120" w:type="dxa"/>
+            </w:tcMar>
+            <w:shd w:val="clear" w:fill="F2F7F3"/>
           </w:tcPr>
           <w:p>
             <w:pPr>
@@ -3682,7 +4392,7 @@
             </w:pPr>
             <w:r>
               <w:rPr>
-                <w:rFonts w:ascii="Arial" w:hAnsi="Arial" w:cs="Arial"/>
+                <w:rFonts w:ascii="IBM Plex Sans Arabic" w:hAnsi="IBM Plex Sans Arabic" w:cs="IBM Plex Sans Arabic"/>
                 <w:rtl/>
               </w:rPr>
               <w:t>+34 91 000 0000</w:t>
@@ -3692,7 +4402,13 @@
         <w:tc>
           <w:tcPr>
             <w:tcW w:type="dxa" w:w="1337"/>
-            <w:shd w:val="clear" w:fill="F2F2F2"/>
+            <w:tcMar>
+              <w:top w:w="100" w:type="dxa"/>
+              <w:bottom w:w="100" w:type="dxa"/>
+              <w:left w:w="120" w:type="dxa"/>
+              <w:right w:w="120" w:type="dxa"/>
+            </w:tcMar>
+            <w:shd w:val="clear" w:fill="F2F7F3"/>
           </w:tcPr>
           <w:p>
             <w:pPr>
@@ -3701,7 +4417,7 @@
             </w:pPr>
             <w:r>
               <w:rPr>
-                <w:rFonts w:ascii="Arial" w:hAnsi="Arial" w:cs="Arial"/>
+                <w:rFonts w:ascii="IBM Plex Sans Arabic" w:hAnsi="IBM Plex Sans Arabic" w:cs="IBM Plex Sans Arabic"/>
                 <w:rtl/>
               </w:rPr>
               <w:t>ventas@halalm.example</w:t>
@@ -3711,7 +4427,13 @@
         <w:tc>
           <w:tcPr>
             <w:tcW w:type="dxa" w:w="1337"/>
-            <w:shd w:val="clear" w:fill="F2F2F2"/>
+            <w:tcMar>
+              <w:top w:w="100" w:type="dxa"/>
+              <w:bottom w:w="100" w:type="dxa"/>
+              <w:left w:w="120" w:type="dxa"/>
+              <w:right w:w="120" w:type="dxa"/>
+            </w:tcMar>
+            <w:shd w:val="clear" w:fill="F2F7F3"/>
           </w:tcPr>
           <w:p>
             <w:pPr>
@@ -3720,7 +4442,7 @@
             </w:pPr>
             <w:r>
               <w:rPr>
-                <w:rFonts w:ascii="Arial" w:hAnsi="Arial" w:cs="Arial"/>
+                <w:rFonts w:ascii="IBM Plex Sans Arabic" w:hAnsi="IBM Plex Sans Arabic" w:cs="IBM Plex Sans Arabic"/>
                 <w:rtl/>
               </w:rPr>
               <w:t>halalm.example</w:t>
@@ -3730,7 +4452,13 @@
         <w:tc>
           <w:tcPr>
             <w:tcW w:type="dxa" w:w="1337"/>
-            <w:shd w:val="clear" w:fill="F2F2F2"/>
+            <w:tcMar>
+              <w:top w:w="100" w:type="dxa"/>
+              <w:bottom w:w="100" w:type="dxa"/>
+              <w:left w:w="120" w:type="dxa"/>
+              <w:right w:w="120" w:type="dxa"/>
+            </w:tcMar>
+            <w:shd w:val="clear" w:fill="F2F7F3"/>
           </w:tcPr>
           <w:p>
             <w:pPr>
@@ -3739,7 +4467,7 @@
             </w:pPr>
             <w:r>
               <w:rPr>
-                <w:rFonts w:ascii="Arial" w:hAnsi="Arial" w:cs="Arial"/>
+                <w:rFonts w:ascii="IBM Plex Sans Arabic" w:hAnsi="IBM Plex Sans Arabic" w:cs="IBM Plex Sans Arabic"/>
                 <w:rtl/>
               </w:rPr>
               <w:t>4.1 (41)</w:t>
@@ -3749,7 +4477,13 @@
         <w:tc>
           <w:tcPr>
             <w:tcW w:type="dxa" w:w="1337"/>
-            <w:shd w:val="clear" w:fill="F2F2F2"/>
+            <w:tcMar>
+              <w:top w:w="100" w:type="dxa"/>
+              <w:bottom w:w="100" w:type="dxa"/>
+              <w:left w:w="120" w:type="dxa"/>
+              <w:right w:w="120" w:type="dxa"/>
+            </w:tcMar>
+            <w:shd w:val="clear" w:fill="F2F7F3"/>
           </w:tcPr>
           <w:p>
             <w:pPr>
@@ -3758,7 +4492,7 @@
             </w:pPr>
             <w:r>
               <w:rPr>
-                <w:rFonts w:ascii="Arial" w:hAnsi="Arial" w:cs="Arial"/>
+                <w:rFonts w:ascii="IBM Plex Sans Arabic" w:hAnsi="IBM Plex Sans Arabic" w:cs="IBM Plex Sans Arabic"/>
                 <w:rtl/>
               </w:rPr>
               <w:t>◐ مرصود عبر خرائط قوقل</w:t>
@@ -3775,7 +4509,7 @@
       </w:pPr>
       <w:r>
         <w:rPr>
-          <w:rFonts w:ascii="Arial" w:hAnsi="Arial" w:cs="Arial"/>
+          <w:rFonts w:ascii="IBM Plex Sans Arabic" w:hAnsi="IBM Plex Sans Arabic" w:cs="IBM Plex Sans Arabic"/>
           <w:rtl/>
         </w:rPr>
         <w:t>إدراج النشاط في خرائط قوقل يثبت وجوده وجهة اتصاله فقط، لا أنه يستورد «تمور» — التحقق التجاري خطوة تالية.</w:t>
@@ -3789,7 +4523,7 @@
       </w:pPr>
       <w:r>
         <w:rPr>
-          <w:rFonts w:ascii="Arial" w:hAnsi="Arial" w:cs="Arial"/>
+          <w:rFonts w:ascii="IBM Plex Sans Arabic" w:hAnsi="IBM Plex Sans Arabic" w:cs="IBM Plex Sans Arabic"/>
           <w:rtl/>
         </w:rPr>
         <w:t>ملحق — الأدلة الرقمية الداعمة للتقاطعات الخمسة</w:t>
@@ -3803,7 +4537,7 @@
       </w:pPr>
       <w:r>
         <w:rPr>
-          <w:rFonts w:ascii="Arial" w:hAnsi="Arial" w:cs="Arial"/>
+          <w:rFonts w:ascii="IBM Plex Sans Arabic" w:hAnsi="IBM Plex Sans Arabic" w:cs="IBM Plex Sans Arabic"/>
           <w:rtl/>
         </w:rPr>
         <w:t>كل نقطة أدناه هي الحقيقة الخام (بمصدرها) التي بُني عليها السرد أعلاه — للتحقق المباشر لا كبديل عنه.</w:t>
@@ -3817,7 +4551,7 @@
       </w:pPr>
       <w:r>
         <w:rPr>
-          <w:rFonts w:ascii="Arial" w:hAnsi="Arial" w:cs="Arial"/>
+          <w:rFonts w:ascii="IBM Plex Sans Arabic" w:hAnsi="IBM Plex Sans Arabic" w:cs="IBM Plex Sans Arabic"/>
           <w:rtl/>
         </w:rPr>
         <w:t>الطلب الفعلي القابل للتوجيه</w:t>
@@ -3831,7 +4565,7 @@
       </w:pPr>
       <w:r>
         <w:rPr>
-          <w:rFonts w:ascii="Arial" w:hAnsi="Arial" w:cs="Arial"/>
+          <w:rFonts w:ascii="IBM Plex Sans Arabic" w:hAnsi="IBM Plex Sans Arabic" w:cs="IBM Plex Sans Arabic"/>
           <w:rtl/>
         </w:rPr>
         <w:t>الشريحة المسلمة في إسبانيا نحو 2.09 مليون نسمة</w:t>
@@ -3845,7 +4579,7 @@
       </w:pPr>
       <w:r>
         <w:rPr>
-          <w:rFonts w:ascii="Arial" w:hAnsi="Arial" w:cs="Arial"/>
+          <w:rFonts w:ascii="IBM Plex Sans Arabic" w:hAnsi="IBM Plex Sans Arabic" w:cs="IBM Plex Sans Arabic"/>
           <w:rtl/>
         </w:rPr>
         <w:t>[مرجع الديموغرافيا الداخلي (demographics_l1.csv) — ◐ ثانوي] تقدير 4.4% من 47.5 مليون نسمة</w:t>
@@ -3859,7 +4593,7 @@
       </w:pPr>
       <w:r>
         <w:rPr>
-          <w:rFonts w:ascii="Arial" w:hAnsi="Arial" w:cs="Arial"/>
+          <w:rFonts w:ascii="IBM Plex Sans Arabic" w:hAnsi="IBM Plex Sans Arabic" w:cs="IBM Plex Sans Arabic"/>
           <w:rtl/>
         </w:rPr>
         <w:t>واردات إسبانيا من تمور HS080410 بلغت 61 مليون دولار (2023)</w:t>
@@ -3873,7 +4607,7 @@
       </w:pPr>
       <w:r>
         <w:rPr>
-          <w:rFonts w:ascii="Arial" w:hAnsi="Arial" w:cs="Arial"/>
+          <w:rFonts w:ascii="IBM Plex Sans Arabic" w:hAnsi="IBM Plex Sans Arabic" w:cs="IBM Plex Sans Arabic"/>
           <w:rtl/>
         </w:rPr>
         <w:t>[UN Comtrade — ✓ موثّق] تدفق استيراد مباشر</w:t>
@@ -3887,7 +4621,7 @@
       </w:pPr>
       <w:r>
         <w:rPr>
-          <w:rFonts w:ascii="Arial" w:hAnsi="Arial" w:cs="Arial"/>
+          <w:rFonts w:ascii="IBM Plex Sans Arabic" w:hAnsi="IBM Plex Sans Arabic" w:cs="IBM Plex Sans Arabic"/>
           <w:rtl/>
         </w:rPr>
         <w:t>نمو الواردات 9% مركّباً على ثلاث سنوات</w:t>
@@ -3901,7 +4635,7 @@
       </w:pPr>
       <w:r>
         <w:rPr>
-          <w:rFonts w:ascii="Arial" w:hAnsi="Arial" w:cs="Arial"/>
+          <w:rFonts w:ascii="IBM Plex Sans Arabic" w:hAnsi="IBM Plex Sans Arabic" w:cs="IBM Plex Sans Arabic"/>
           <w:rtl/>
         </w:rPr>
         <w:t>[UN Comtrade — ✓ موثّق] اتجاه ثلاث سنوات</w:t>
@@ -3915,7 +4649,7 @@
       </w:pPr>
       <w:r>
         <w:rPr>
-          <w:rFonts w:ascii="Arial" w:hAnsi="Arial" w:cs="Arial"/>
+          <w:rFonts w:ascii="IBM Plex Sans Arabic" w:hAnsi="IBM Plex Sans Arabic" w:cs="IBM Plex Sans Arabic"/>
           <w:rtl/>
         </w:rPr>
         <w:t>تكلفة وصعوبة الدخول</w:t>
@@ -3929,7 +4663,7 @@
       </w:pPr>
       <w:r>
         <w:rPr>
-          <w:rFonts w:ascii="Arial" w:hAnsi="Arial" w:cs="Arial"/>
+          <w:rFonts w:ascii="IBM Plex Sans Arabic" w:hAnsi="IBM Plex Sans Arabic" w:cs="IBM Plex Sans Arabic"/>
           <w:rtl/>
         </w:rPr>
         <w:t>تعريفة صفرية على HS080410 ضمن GSP+</w:t>
@@ -3943,7 +4677,7 @@
       </w:pPr>
       <w:r>
         <w:rPr>
-          <w:rFonts w:ascii="Arial" w:hAnsi="Arial" w:cs="Arial"/>
+          <w:rFonts w:ascii="IBM Plex Sans Arabic" w:hAnsi="IBM Plex Sans Arabic" w:cs="IBM Plex Sans Arabic"/>
           <w:rtl/>
         </w:rPr>
         <w:t>[WITS/WTO Tariff — ✓ موثّق] تعريفة مطبّقة</w:t>
@@ -3957,7 +4691,7 @@
       </w:pPr>
       <w:r>
         <w:rPr>
-          <w:rFonts w:ascii="Arial" w:hAnsi="Arial" w:cs="Arial"/>
+          <w:rFonts w:ascii="IBM Plex Sans Arabic" w:hAnsi="IBM Plex Sans Arabic" w:cs="IBM Plex Sans Arabic"/>
           <w:rtl/>
         </w:rPr>
         <w:t>تكلفة شحن بحري مقدَّرة 0.85$/كغم</w:t>
@@ -3971,7 +4705,7 @@
       </w:pPr>
       <w:r>
         <w:rPr>
-          <w:rFonts w:ascii="Arial" w:hAnsi="Arial" w:cs="Arial"/>
+          <w:rFonts w:ascii="IBM Plex Sans Arabic" w:hAnsi="IBM Plex Sans Arabic" w:cs="IBM Plex Sans Arabic"/>
           <w:rtl/>
         </w:rPr>
         <w:t>[تقدير لوجستي داخلي — ◐ ثانوي] تقدير غير رسمي</w:t>
@@ -3985,7 +4719,7 @@
       </w:pPr>
       <w:r>
         <w:rPr>
-          <w:rFonts w:ascii="Arial" w:hAnsi="Arial" w:cs="Arial"/>
+          <w:rFonts w:ascii="IBM Plex Sans Arabic" w:hAnsi="IBM Plex Sans Arabic" w:cs="IBM Plex Sans Arabic"/>
           <w:rtl/>
         </w:rPr>
         <w:t>التنافسية السعرية</w:t>
@@ -3999,7 +4733,7 @@
       </w:pPr>
       <w:r>
         <w:rPr>
-          <w:rFonts w:ascii="Arial" w:hAnsi="Arial" w:cs="Arial"/>
+          <w:rFonts w:ascii="IBM Plex Sans Arabic" w:hAnsi="IBM Plex Sans Arabic" w:cs="IBM Plex Sans Arabic"/>
           <w:rtl/>
         </w:rPr>
         <w:t>Mercadona: تمور اقتصادية 5.80€/كغم</w:t>
@@ -4013,7 +4747,7 @@
       </w:pPr>
       <w:r>
         <w:rPr>
-          <w:rFonts w:ascii="Arial" w:hAnsi="Arial" w:cs="Arial"/>
+          <w:rFonts w:ascii="IBM Plex Sans Arabic" w:hAnsi="IBM Plex Sans Arabic" w:cs="IBM Plex Sans Arabic"/>
           <w:rtl/>
         </w:rPr>
         <w:t>[Mercadona (رصد ويب) — ◐ ثانوي] سعر تجزئة مرصود</w:t>
@@ -4027,7 +4761,7 @@
       </w:pPr>
       <w:r>
         <w:rPr>
-          <w:rFonts w:ascii="Arial" w:hAnsi="Arial" w:cs="Arial"/>
+          <w:rFonts w:ascii="IBM Plex Sans Arabic" w:hAnsi="IBM Plex Sans Arabic" w:cs="IBM Plex Sans Arabic"/>
           <w:rtl/>
         </w:rPr>
         <w:t>Carrefour: تمور متوسطة 8.90€/كغم</w:t>
@@ -4041,7 +4775,7 @@
       </w:pPr>
       <w:r>
         <w:rPr>
-          <w:rFonts w:ascii="Arial" w:hAnsi="Arial" w:cs="Arial"/>
+          <w:rFonts w:ascii="IBM Plex Sans Arabic" w:hAnsi="IBM Plex Sans Arabic" w:cs="IBM Plex Sans Arabic"/>
           <w:rtl/>
         </w:rPr>
         <w:t>[Carrefour (رصد ويب) — ◐ ثانوي] سعر تجزئة مرصود</w:t>
@@ -4055,7 +4789,7 @@
       </w:pPr>
       <w:r>
         <w:rPr>
-          <w:rFonts w:ascii="Arial" w:hAnsi="Arial" w:cs="Arial"/>
+          <w:rFonts w:ascii="IBM Plex Sans Arabic" w:hAnsi="IBM Plex Sans Arabic" w:cs="IBM Plex Sans Arabic"/>
           <w:rtl/>
         </w:rPr>
         <w:t>متاجر متخصصة: تمور فاخرة حتى 13.50€/كغم</w:t>
@@ -4069,7 +4803,7 @@
       </w:pPr>
       <w:r>
         <w:rPr>
-          <w:rFonts w:ascii="Arial" w:hAnsi="Arial" w:cs="Arial"/>
+          <w:rFonts w:ascii="IBM Plex Sans Arabic" w:hAnsi="IBM Plex Sans Arabic" w:cs="IBM Plex Sans Arabic"/>
           <w:rtl/>
         </w:rPr>
         <w:t>[رصد ويب متعدد — ◐ ثانوي] نطاق تقديري</w:t>
@@ -4083,7 +4817,7 @@
       </w:pPr>
       <w:r>
         <w:rPr>
-          <w:rFonts w:ascii="Arial" w:hAnsi="Arial" w:cs="Arial"/>
+          <w:rFonts w:ascii="IBM Plex Sans Arabic" w:hAnsi="IBM Plex Sans Arabic" w:cs="IBM Plex Sans Arabic"/>
           <w:rtl/>
         </w:rPr>
         <w:t>أبواب الدخول الأكثر أماناً</w:t>
@@ -4097,7 +4831,7 @@
       </w:pPr>
       <w:r>
         <w:rPr>
-          <w:rFonts w:ascii="Arial" w:hAnsi="Arial" w:cs="Arial"/>
+          <w:rFonts w:ascii="IBM Plex Sans Arabic" w:hAnsi="IBM Plex Sans Arabic" w:cs="IBM Plex Sans Arabic"/>
           <w:rtl/>
         </w:rPr>
         <w:t>موزّع أغذية حلال في مدريد — مرشّح محتمل</w:t>
@@ -4111,7 +4845,7 @@
       </w:pPr>
       <w:r>
         <w:rPr>
-          <w:rFonts w:ascii="Arial" w:hAnsi="Arial" w:cs="Arial"/>
+          <w:rFonts w:ascii="IBM Plex Sans Arabic" w:hAnsi="IBM Plex Sans Arabic" w:cs="IBM Plex Sans Arabic"/>
           <w:rtl/>
         </w:rPr>
         <w:t>[بحث ويب (غير مؤكَّد) — ○ غير متحقق] مرشّح غير متحقق</w:t>
@@ -4125,7 +4859,7 @@
       </w:pPr>
       <w:r>
         <w:rPr>
-          <w:rFonts w:ascii="Arial" w:hAnsi="Arial" w:cs="Arial"/>
+          <w:rFonts w:ascii="IBM Plex Sans Arabic" w:hAnsi="IBM Plex Sans Arabic" w:cs="IBM Plex Sans Arabic"/>
           <w:rtl/>
         </w:rPr>
         <w:t>SWOT من منظور المصدّر السعودي</w:t>
@@ -4139,7 +4873,7 @@
       </w:pPr>
       <w:r>
         <w:rPr>
-          <w:rFonts w:ascii="Arial" w:hAnsi="Arial" w:cs="Arial"/>
+          <w:rFonts w:ascii="IBM Plex Sans Arabic" w:hAnsi="IBM Plex Sans Arabic" w:cs="IBM Plex Sans Arabic"/>
           <w:rtl/>
         </w:rPr>
         <w:t>تعريفة صفرية وسوق مورّدين مجزَّأ (قوة)</w:t>
@@ -4153,7 +4887,7 @@
       </w:pPr>
       <w:r>
         <w:rPr>
-          <w:rFonts w:ascii="Arial" w:hAnsi="Arial" w:cs="Arial"/>
+          <w:rFonts w:ascii="IBM Plex Sans Arabic" w:hAnsi="IBM Plex Sans Arabic" w:cs="IBM Plex Sans Arabic"/>
           <w:rtl/>
         </w:rPr>
         <w:t>[تحليل مركّب — ◐ ثانوي] نقطة قوة</w:t>
@@ -4167,7 +4901,7 @@
       </w:pPr>
       <w:r>
         <w:rPr>
-          <w:rFonts w:ascii="Arial" w:hAnsi="Arial" w:cs="Arial"/>
+          <w:rFonts w:ascii="IBM Plex Sans Arabic" w:hAnsi="IBM Plex Sans Arabic" w:cs="IBM Plex Sans Arabic"/>
           <w:rtl/>
         </w:rPr>
         <w:t>لا حضور علامة سعودية مثبت (ضعف)</w:t>
@@ -4181,7 +4915,7 @@
       </w:pPr>
       <w:r>
         <w:rPr>
-          <w:rFonts w:ascii="Arial" w:hAnsi="Arial" w:cs="Arial"/>
+          <w:rFonts w:ascii="IBM Plex Sans Arabic" w:hAnsi="IBM Plex Sans Arabic" w:cs="IBM Plex Sans Arabic"/>
           <w:rtl/>
         </w:rPr>
         <w:t>[تحليل مركّب — ◐ ثانوي] نقطة ضعف</w:t>
@@ -4195,7 +4929,7 @@
       </w:pPr>
       <w:r>
         <w:rPr>
-          <w:rFonts w:ascii="Arial" w:hAnsi="Arial" w:cs="Arial"/>
+          <w:rFonts w:ascii="IBM Plex Sans Arabic" w:hAnsi="IBM Plex Sans Arabic" w:cs="IBM Plex Sans Arabic"/>
           <w:rtl/>
         </w:rPr>
         <w:t>فعّل خدمة التعميق المدفوعة للتحقق من المستوردين وجهات الاتصال قبل الالتزام</w:t>
@@ -4209,7 +4943,7 @@
       </w:pPr>
       <w:r>
         <w:rPr>
-          <w:rFonts w:ascii="Arial" w:hAnsi="Arial" w:cs="Arial"/>
+          <w:rFonts w:ascii="IBM Plex Sans Arabic" w:hAnsi="IBM Plex Sans Arabic" w:cs="IBM Plex Sans Arabic"/>
           <w:rtl/>
         </w:rPr>
         <w:t>سجل الأدلة للمدققين</w:t>
@@ -4223,7 +4957,7 @@
       </w:pPr>
       <w:r>
         <w:rPr>
-          <w:rFonts w:ascii="Arial" w:hAnsi="Arial" w:cs="Arial"/>
+          <w:rFonts w:ascii="IBM Plex Sans Arabic" w:hAnsi="IBM Plex Sans Arabic" w:cs="IBM Plex Sans Arabic"/>
           <w:rtl/>
         </w:rPr>
         <w:t>لكل حقيقة مصدرها العمومي ورابطها (إن توفّر) وتاريخ جمعها وقوة دليلها (✓ موثّق، ◐ مُقدَّر، ○ غير متحقّق).</w:t>
@@ -4235,6 +4969,14 @@
         <w:tblW w:type="auto" w:w="0"/>
         <w:tblLayout w:type="fixed"/>
         <w:tblLook w:firstColumn="1" w:firstRow="1" w:lastColumn="0" w:lastRow="0" w:noHBand="0" w:noVBand="1" w:val="04A0"/>
+        <w:tblBorders>
+          <w:top w:val="single" w:sz="4" w:space="0" w:color="BBBBBB"/>
+          <w:left w:val="single" w:sz="4" w:space="0" w:color="BBBBBB"/>
+          <w:bottom w:val="single" w:sz="4" w:space="0" w:color="BBBBBB"/>
+          <w:right w:val="single" w:sz="4" w:space="0" w:color="BBBBBB"/>
+          <w:insideH w:val="single" w:sz="4" w:space="0" w:color="BBBBBB"/>
+          <w:insideV w:val="single" w:sz="4" w:space="0" w:color="BBBBBB"/>
+        </w:tblBorders>
         <w:bidiVisual/>
       </w:tblPr>
       <w:tblGrid>
@@ -4248,7 +4990,13 @@
         <w:tc>
           <w:tcPr>
             <w:tcW w:type="dxa" w:w="1872"/>
-            <w:shd w:val="clear" w:fill="1B3B6F"/>
+            <w:shd w:val="clear" w:fill="166534"/>
+            <w:tcMar>
+              <w:top w:w="100" w:type="dxa"/>
+              <w:bottom w:w="100" w:type="dxa"/>
+              <w:left w:w="120" w:type="dxa"/>
+              <w:right w:w="120" w:type="dxa"/>
+            </w:tcMar>
           </w:tcPr>
           <w:p>
             <w:pPr>
@@ -4257,7 +5005,7 @@
             </w:pPr>
             <w:r>
               <w:rPr>
-                <w:rFonts w:ascii="Arial" w:hAnsi="Arial" w:cs="Arial"/>
+                <w:rFonts w:ascii="IBM Plex Sans Arabic" w:hAnsi="IBM Plex Sans Arabic" w:cs="IBM Plex Sans Arabic"/>
                 <w:b/>
                 <w:color w:val="FFFFFF"/>
                 <w:rtl/>
@@ -4269,7 +5017,13 @@
         <w:tc>
           <w:tcPr>
             <w:tcW w:type="dxa" w:w="1872"/>
-            <w:shd w:val="clear" w:fill="1B3B6F"/>
+            <w:shd w:val="clear" w:fill="166534"/>
+            <w:tcMar>
+              <w:top w:w="100" w:type="dxa"/>
+              <w:bottom w:w="100" w:type="dxa"/>
+              <w:left w:w="120" w:type="dxa"/>
+              <w:right w:w="120" w:type="dxa"/>
+            </w:tcMar>
           </w:tcPr>
           <w:p>
             <w:pPr>
@@ -4278,7 +5032,7 @@
             </w:pPr>
             <w:r>
               <w:rPr>
-                <w:rFonts w:ascii="Arial" w:hAnsi="Arial" w:cs="Arial"/>
+                <w:rFonts w:ascii="IBM Plex Sans Arabic" w:hAnsi="IBM Plex Sans Arabic" w:cs="IBM Plex Sans Arabic"/>
                 <w:b/>
                 <w:color w:val="FFFFFF"/>
                 <w:rtl/>
@@ -4290,7 +5044,13 @@
         <w:tc>
           <w:tcPr>
             <w:tcW w:type="dxa" w:w="1872"/>
-            <w:shd w:val="clear" w:fill="1B3B6F"/>
+            <w:shd w:val="clear" w:fill="166534"/>
+            <w:tcMar>
+              <w:top w:w="100" w:type="dxa"/>
+              <w:bottom w:w="100" w:type="dxa"/>
+              <w:left w:w="120" w:type="dxa"/>
+              <w:right w:w="120" w:type="dxa"/>
+            </w:tcMar>
           </w:tcPr>
           <w:p>
             <w:pPr>
@@ -4299,7 +5059,7 @@
             </w:pPr>
             <w:r>
               <w:rPr>
-                <w:rFonts w:ascii="Arial" w:hAnsi="Arial" w:cs="Arial"/>
+                <w:rFonts w:ascii="IBM Plex Sans Arabic" w:hAnsi="IBM Plex Sans Arabic" w:cs="IBM Plex Sans Arabic"/>
                 <w:b/>
                 <w:color w:val="FFFFFF"/>
                 <w:rtl/>
@@ -4311,7 +5071,13 @@
         <w:tc>
           <w:tcPr>
             <w:tcW w:type="dxa" w:w="1872"/>
-            <w:shd w:val="clear" w:fill="1B3B6F"/>
+            <w:shd w:val="clear" w:fill="166534"/>
+            <w:tcMar>
+              <w:top w:w="100" w:type="dxa"/>
+              <w:bottom w:w="100" w:type="dxa"/>
+              <w:left w:w="120" w:type="dxa"/>
+              <w:right w:w="120" w:type="dxa"/>
+            </w:tcMar>
           </w:tcPr>
           <w:p>
             <w:pPr>
@@ -4320,7 +5086,7 @@
             </w:pPr>
             <w:r>
               <w:rPr>
-                <w:rFonts w:ascii="Arial" w:hAnsi="Arial" w:cs="Arial"/>
+                <w:rFonts w:ascii="IBM Plex Sans Arabic" w:hAnsi="IBM Plex Sans Arabic" w:cs="IBM Plex Sans Arabic"/>
                 <w:b/>
                 <w:color w:val="FFFFFF"/>
                 <w:rtl/>
@@ -4332,7 +5098,13 @@
         <w:tc>
           <w:tcPr>
             <w:tcW w:type="dxa" w:w="1872"/>
-            <w:shd w:val="clear" w:fill="1B3B6F"/>
+            <w:shd w:val="clear" w:fill="166534"/>
+            <w:tcMar>
+              <w:top w:w="100" w:type="dxa"/>
+              <w:bottom w:w="100" w:type="dxa"/>
+              <w:left w:w="120" w:type="dxa"/>
+              <w:right w:w="120" w:type="dxa"/>
+            </w:tcMar>
           </w:tcPr>
           <w:p>
             <w:pPr>
@@ -4341,7 +5113,7 @@
             </w:pPr>
             <w:r>
               <w:rPr>
-                <w:rFonts w:ascii="Arial" w:hAnsi="Arial" w:cs="Arial"/>
+                <w:rFonts w:ascii="IBM Plex Sans Arabic" w:hAnsi="IBM Plex Sans Arabic" w:cs="IBM Plex Sans Arabic"/>
                 <w:b/>
                 <w:color w:val="FFFFFF"/>
                 <w:rtl/>
@@ -4355,6 +5127,12 @@
         <w:tc>
           <w:tcPr>
             <w:tcW w:type="dxa" w:w="1872"/>
+            <w:tcMar>
+              <w:top w:w="100" w:type="dxa"/>
+              <w:bottom w:w="100" w:type="dxa"/>
+              <w:left w:w="120" w:type="dxa"/>
+              <w:right w:w="120" w:type="dxa"/>
+            </w:tcMar>
           </w:tcPr>
           <w:p>
             <w:pPr>
@@ -4363,7 +5141,7 @@
             </w:pPr>
             <w:r>
               <w:rPr>
-                <w:rFonts w:ascii="Arial" w:hAnsi="Arial" w:cs="Arial"/>
+                <w:rFonts w:ascii="IBM Plex Sans Arabic" w:hAnsi="IBM Plex Sans Arabic" w:cs="IBM Plex Sans Arabic"/>
                 <w:rtl/>
               </w:rPr>
               <w:t>61000000.0</w:t>
@@ -4373,6 +5151,12 @@
         <w:tc>
           <w:tcPr>
             <w:tcW w:type="dxa" w:w="1872"/>
+            <w:tcMar>
+              <w:top w:w="100" w:type="dxa"/>
+              <w:bottom w:w="100" w:type="dxa"/>
+              <w:left w:w="120" w:type="dxa"/>
+              <w:right w:w="120" w:type="dxa"/>
+            </w:tcMar>
           </w:tcPr>
           <w:p>
             <w:pPr>
@@ -4381,7 +5165,7 @@
             </w:pPr>
             <w:r>
               <w:rPr>
-                <w:rFonts w:ascii="Arial" w:hAnsi="Arial" w:cs="Arial"/>
+                <w:rFonts w:ascii="IBM Plex Sans Arabic" w:hAnsi="IBM Plex Sans Arabic" w:cs="IBM Plex Sans Arabic"/>
                 <w:rtl/>
               </w:rPr>
               <w:t>UN Comtrade</w:t>
@@ -4391,6 +5175,12 @@
         <w:tc>
           <w:tcPr>
             <w:tcW w:type="dxa" w:w="1872"/>
+            <w:tcMar>
+              <w:top w:w="100" w:type="dxa"/>
+              <w:bottom w:w="100" w:type="dxa"/>
+              <w:left w:w="120" w:type="dxa"/>
+              <w:right w:w="120" w:type="dxa"/>
+            </w:tcMar>
           </w:tcPr>
           <w:p>
             <w:pPr>
@@ -4399,7 +5189,7 @@
             </w:pPr>
             <w:r>
               <w:rPr>
-                <w:rFonts w:ascii="Arial" w:hAnsi="Arial" w:cs="Arial"/>
+                <w:rFonts w:ascii="IBM Plex Sans Arabic" w:hAnsi="IBM Plex Sans Arabic" w:cs="IBM Plex Sans Arabic"/>
                 <w:rtl/>
               </w:rPr>
               <w:t>https://comtradeplus.un.org/</w:t>
@@ -4409,6 +5199,12 @@
         <w:tc>
           <w:tcPr>
             <w:tcW w:type="dxa" w:w="1872"/>
+            <w:tcMar>
+              <w:top w:w="100" w:type="dxa"/>
+              <w:bottom w:w="100" w:type="dxa"/>
+              <w:left w:w="120" w:type="dxa"/>
+              <w:right w:w="120" w:type="dxa"/>
+            </w:tcMar>
           </w:tcPr>
           <w:p>
             <w:pPr>
@@ -4417,7 +5213,7 @@
             </w:pPr>
             <w:r>
               <w:rPr>
-                <w:rFonts w:ascii="Arial" w:hAnsi="Arial" w:cs="Arial"/>
+                <w:rFonts w:ascii="IBM Plex Sans Arabic" w:hAnsi="IBM Plex Sans Arabic" w:cs="IBM Plex Sans Arabic"/>
                 <w:rtl/>
               </w:rPr>
               <w:t>2026-07-01</w:t>
@@ -4427,6 +5223,12 @@
         <w:tc>
           <w:tcPr>
             <w:tcW w:type="dxa" w:w="1872"/>
+            <w:tcMar>
+              <w:top w:w="100" w:type="dxa"/>
+              <w:bottom w:w="100" w:type="dxa"/>
+              <w:left w:w="120" w:type="dxa"/>
+              <w:right w:w="120" w:type="dxa"/>
+            </w:tcMar>
           </w:tcPr>
           <w:p>
             <w:pPr>
@@ -4435,7 +5237,7 @@
             </w:pPr>
             <w:r>
               <w:rPr>
-                <w:rFonts w:ascii="Arial" w:hAnsi="Arial" w:cs="Arial"/>
+                <w:rFonts w:ascii="IBM Plex Sans Arabic" w:hAnsi="IBM Plex Sans Arabic" w:cs="IBM Plex Sans Arabic"/>
                 <w:rtl/>
               </w:rPr>
               <w:t>✓ موثّق</w:t>
@@ -4447,7 +5249,13 @@
         <w:tc>
           <w:tcPr>
             <w:tcW w:type="dxa" w:w="1872"/>
-            <w:shd w:val="clear" w:fill="F2F2F2"/>
+            <w:tcMar>
+              <w:top w:w="100" w:type="dxa"/>
+              <w:bottom w:w="100" w:type="dxa"/>
+              <w:left w:w="120" w:type="dxa"/>
+              <w:right w:w="120" w:type="dxa"/>
+            </w:tcMar>
+            <w:shd w:val="clear" w:fill="F2F7F3"/>
           </w:tcPr>
           <w:p>
             <w:pPr>
@@ -4456,7 +5264,7 @@
             </w:pPr>
             <w:r>
               <w:rPr>
-                <w:rFonts w:ascii="Arial" w:hAnsi="Arial" w:cs="Arial"/>
+                <w:rFonts w:ascii="IBM Plex Sans Arabic" w:hAnsi="IBM Plex Sans Arabic" w:cs="IBM Plex Sans Arabic"/>
                 <w:rtl/>
               </w:rPr>
               <w:t>اتجاه بحث 5 سنوات صاعد + ذروة موسمية رمضان</w:t>
@@ -4466,7 +5274,13 @@
         <w:tc>
           <w:tcPr>
             <w:tcW w:type="dxa" w:w="1872"/>
-            <w:shd w:val="clear" w:fill="F2F2F2"/>
+            <w:tcMar>
+              <w:top w:w="100" w:type="dxa"/>
+              <w:bottom w:w="100" w:type="dxa"/>
+              <w:left w:w="120" w:type="dxa"/>
+              <w:right w:w="120" w:type="dxa"/>
+            </w:tcMar>
+            <w:shd w:val="clear" w:fill="F2F7F3"/>
           </w:tcPr>
           <w:p>
             <w:pPr>
@@ -4475,7 +5289,7 @@
             </w:pPr>
             <w:r>
               <w:rPr>
-                <w:rFonts w:ascii="Arial" w:hAnsi="Arial" w:cs="Arial"/>
+                <w:rFonts w:ascii="IBM Plex Sans Arabic" w:hAnsi="IBM Plex Sans Arabic" w:cs="IBM Plex Sans Arabic"/>
                 <w:rtl/>
               </w:rPr>
               <w:t>Google Trends</w:t>
@@ -4485,7 +5299,13 @@
         <w:tc>
           <w:tcPr>
             <w:tcW w:type="dxa" w:w="1872"/>
-            <w:shd w:val="clear" w:fill="F2F2F2"/>
+            <w:tcMar>
+              <w:top w:w="100" w:type="dxa"/>
+              <w:bottom w:w="100" w:type="dxa"/>
+              <w:left w:w="120" w:type="dxa"/>
+              <w:right w:w="120" w:type="dxa"/>
+            </w:tcMar>
+            <w:shd w:val="clear" w:fill="F2F7F3"/>
           </w:tcPr>
           <w:p>
             <w:pPr>
@@ -4494,7 +5314,7 @@
             </w:pPr>
             <w:r>
               <w:rPr>
-                <w:rFonts w:ascii="Arial" w:hAnsi="Arial" w:cs="Arial"/>
+                <w:rFonts w:ascii="IBM Plex Sans Arabic" w:hAnsi="IBM Plex Sans Arabic" w:cs="IBM Plex Sans Arabic"/>
                 <w:rtl/>
               </w:rPr>
               <w:t>https://trends.google.com/trends/</w:t>
@@ -4504,7 +5324,13 @@
         <w:tc>
           <w:tcPr>
             <w:tcW w:type="dxa" w:w="1872"/>
-            <w:shd w:val="clear" w:fill="F2F2F2"/>
+            <w:tcMar>
+              <w:top w:w="100" w:type="dxa"/>
+              <w:bottom w:w="100" w:type="dxa"/>
+              <w:left w:w="120" w:type="dxa"/>
+              <w:right w:w="120" w:type="dxa"/>
+            </w:tcMar>
+            <w:shd w:val="clear" w:fill="F2F7F3"/>
           </w:tcPr>
           <w:p>
             <w:pPr>
@@ -4513,7 +5339,7 @@
             </w:pPr>
             <w:r>
               <w:rPr>
-                <w:rFonts w:ascii="Arial" w:hAnsi="Arial" w:cs="Arial"/>
+                <w:rFonts w:ascii="IBM Plex Sans Arabic" w:hAnsi="IBM Plex Sans Arabic" w:cs="IBM Plex Sans Arabic"/>
                 <w:rtl/>
               </w:rPr>
               <w:t>2026-07-01</w:t>
@@ -4523,7 +5349,13 @@
         <w:tc>
           <w:tcPr>
             <w:tcW w:type="dxa" w:w="1872"/>
-            <w:shd w:val="clear" w:fill="F2F2F2"/>
+            <w:tcMar>
+              <w:top w:w="100" w:type="dxa"/>
+              <w:bottom w:w="100" w:type="dxa"/>
+              <w:left w:w="120" w:type="dxa"/>
+              <w:right w:w="120" w:type="dxa"/>
+            </w:tcMar>
+            <w:shd w:val="clear" w:fill="F2F7F3"/>
           </w:tcPr>
           <w:p>
             <w:pPr>
@@ -4532,7 +5364,7 @@
             </w:pPr>
             <w:r>
               <w:rPr>
-                <w:rFonts w:ascii="Arial" w:hAnsi="Arial" w:cs="Arial"/>
+                <w:rFonts w:ascii="IBM Plex Sans Arabic" w:hAnsi="IBM Plex Sans Arabic" w:cs="IBM Plex Sans Arabic"/>
                 <w:rtl/>
               </w:rPr>
               <w:t>◐ ثانوي</w:t>
@@ -4544,6 +5376,12 @@
         <w:tc>
           <w:tcPr>
             <w:tcW w:type="dxa" w:w="1872"/>
+            <w:tcMar>
+              <w:top w:w="100" w:type="dxa"/>
+              <w:bottom w:w="100" w:type="dxa"/>
+              <w:left w:w="120" w:type="dxa"/>
+              <w:right w:w="120" w:type="dxa"/>
+            </w:tcMar>
           </w:tcPr>
           <w:p>
             <w:pPr>
@@ -4552,7 +5390,7 @@
             </w:pPr>
             <w:r>
               <w:rPr>
-                <w:rFonts w:ascii="Arial" w:hAnsi="Arial" w:cs="Arial"/>
+                <w:rFonts w:ascii="IBM Plex Sans Arabic" w:hAnsi="IBM Plex Sans Arabic" w:cs="IBM Plex Sans Arabic"/>
                 <w:rtl/>
               </w:rPr>
               <w:t>Mercadona: تمور اقتصادية 5.80€/كغم</w:t>
@@ -4562,6 +5400,12 @@
         <w:tc>
           <w:tcPr>
             <w:tcW w:type="dxa" w:w="1872"/>
+            <w:tcMar>
+              <w:top w:w="100" w:type="dxa"/>
+              <w:bottom w:w="100" w:type="dxa"/>
+              <w:left w:w="120" w:type="dxa"/>
+              <w:right w:w="120" w:type="dxa"/>
+            </w:tcMar>
           </w:tcPr>
           <w:p>
             <w:pPr>
@@ -4570,7 +5414,7 @@
             </w:pPr>
             <w:r>
               <w:rPr>
-                <w:rFonts w:ascii="Arial" w:hAnsi="Arial" w:cs="Arial"/>
+                <w:rFonts w:ascii="IBM Plex Sans Arabic" w:hAnsi="IBM Plex Sans Arabic" w:cs="IBM Plex Sans Arabic"/>
                 <w:rtl/>
               </w:rPr>
               <w:t>Mercadona (رصد ويب)</w:t>
@@ -4580,6 +5424,12 @@
         <w:tc>
           <w:tcPr>
             <w:tcW w:type="dxa" w:w="1872"/>
+            <w:tcMar>
+              <w:top w:w="100" w:type="dxa"/>
+              <w:bottom w:w="100" w:type="dxa"/>
+              <w:left w:w="120" w:type="dxa"/>
+              <w:right w:w="120" w:type="dxa"/>
+            </w:tcMar>
           </w:tcPr>
           <w:p>
             <w:pPr>
@@ -4588,7 +5438,7 @@
             </w:pPr>
             <w:r>
               <w:rPr>
-                <w:rFonts w:ascii="Arial" w:hAnsi="Arial" w:cs="Arial"/>
+                <w:rFonts w:ascii="IBM Plex Sans Arabic" w:hAnsi="IBM Plex Sans Arabic" w:cs="IBM Plex Sans Arabic"/>
                 <w:rtl/>
               </w:rPr>
               <w:t>—</w:t>
@@ -4598,6 +5448,12 @@
         <w:tc>
           <w:tcPr>
             <w:tcW w:type="dxa" w:w="1872"/>
+            <w:tcMar>
+              <w:top w:w="100" w:type="dxa"/>
+              <w:bottom w:w="100" w:type="dxa"/>
+              <w:left w:w="120" w:type="dxa"/>
+              <w:right w:w="120" w:type="dxa"/>
+            </w:tcMar>
           </w:tcPr>
           <w:p>
             <w:pPr>
@@ -4606,7 +5462,7 @@
             </w:pPr>
             <w:r>
               <w:rPr>
-                <w:rFonts w:ascii="Arial" w:hAnsi="Arial" w:cs="Arial"/>
+                <w:rFonts w:ascii="IBM Plex Sans Arabic" w:hAnsi="IBM Plex Sans Arabic" w:cs="IBM Plex Sans Arabic"/>
                 <w:rtl/>
               </w:rPr>
               <w:t>2026-07-01</w:t>
@@ -4616,6 +5472,12 @@
         <w:tc>
           <w:tcPr>
             <w:tcW w:type="dxa" w:w="1872"/>
+            <w:tcMar>
+              <w:top w:w="100" w:type="dxa"/>
+              <w:bottom w:w="100" w:type="dxa"/>
+              <w:left w:w="120" w:type="dxa"/>
+              <w:right w:w="120" w:type="dxa"/>
+            </w:tcMar>
           </w:tcPr>
           <w:p>
             <w:pPr>
@@ -4624,7 +5486,7 @@
             </w:pPr>
             <w:r>
               <w:rPr>
-                <w:rFonts w:ascii="Arial" w:hAnsi="Arial" w:cs="Arial"/>
+                <w:rFonts w:ascii="IBM Plex Sans Arabic" w:hAnsi="IBM Plex Sans Arabic" w:cs="IBM Plex Sans Arabic"/>
                 <w:rtl/>
               </w:rPr>
               <w:t>◐ ثانوي</w:t>
@@ -4636,7 +5498,13 @@
         <w:tc>
           <w:tcPr>
             <w:tcW w:type="dxa" w:w="1872"/>
-            <w:shd w:val="clear" w:fill="F2F2F2"/>
+            <w:tcMar>
+              <w:top w:w="100" w:type="dxa"/>
+              <w:bottom w:w="100" w:type="dxa"/>
+              <w:left w:w="120" w:type="dxa"/>
+              <w:right w:w="120" w:type="dxa"/>
+            </w:tcMar>
+            <w:shd w:val="clear" w:fill="F2F7F3"/>
           </w:tcPr>
           <w:p>
             <w:pPr>
@@ -4645,7 +5513,7 @@
             </w:pPr>
             <w:r>
               <w:rPr>
-                <w:rFonts w:ascii="Arial" w:hAnsi="Arial" w:cs="Arial"/>
+                <w:rFonts w:ascii="IBM Plex Sans Arabic" w:hAnsi="IBM Plex Sans Arabic" w:cs="IBM Plex Sans Arabic"/>
                 <w:rtl/>
               </w:rPr>
               <w:t>Carrefour: تمور متوسطة 8.90€/كغم</w:t>
@@ -4655,7 +5523,13 @@
         <w:tc>
           <w:tcPr>
             <w:tcW w:type="dxa" w:w="1872"/>
-            <w:shd w:val="clear" w:fill="F2F2F2"/>
+            <w:tcMar>
+              <w:top w:w="100" w:type="dxa"/>
+              <w:bottom w:w="100" w:type="dxa"/>
+              <w:left w:w="120" w:type="dxa"/>
+              <w:right w:w="120" w:type="dxa"/>
+            </w:tcMar>
+            <w:shd w:val="clear" w:fill="F2F7F3"/>
           </w:tcPr>
           <w:p>
             <w:pPr>
@@ -4664,7 +5538,7 @@
             </w:pPr>
             <w:r>
               <w:rPr>
-                <w:rFonts w:ascii="Arial" w:hAnsi="Arial" w:cs="Arial"/>
+                <w:rFonts w:ascii="IBM Plex Sans Arabic" w:hAnsi="IBM Plex Sans Arabic" w:cs="IBM Plex Sans Arabic"/>
                 <w:rtl/>
               </w:rPr>
               <w:t>Carrefour (رصد ويب)</w:t>
@@ -4674,7 +5548,13 @@
         <w:tc>
           <w:tcPr>
             <w:tcW w:type="dxa" w:w="1872"/>
-            <w:shd w:val="clear" w:fill="F2F2F2"/>
+            <w:tcMar>
+              <w:top w:w="100" w:type="dxa"/>
+              <w:bottom w:w="100" w:type="dxa"/>
+              <w:left w:w="120" w:type="dxa"/>
+              <w:right w:w="120" w:type="dxa"/>
+            </w:tcMar>
+            <w:shd w:val="clear" w:fill="F2F7F3"/>
           </w:tcPr>
           <w:p>
             <w:pPr>
@@ -4683,7 +5563,7 @@
             </w:pPr>
             <w:r>
               <w:rPr>
-                <w:rFonts w:ascii="Arial" w:hAnsi="Arial" w:cs="Arial"/>
+                <w:rFonts w:ascii="IBM Plex Sans Arabic" w:hAnsi="IBM Plex Sans Arabic" w:cs="IBM Plex Sans Arabic"/>
                 <w:rtl/>
               </w:rPr>
               <w:t>—</w:t>
@@ -4693,7 +5573,13 @@
         <w:tc>
           <w:tcPr>
             <w:tcW w:type="dxa" w:w="1872"/>
-            <w:shd w:val="clear" w:fill="F2F2F2"/>
+            <w:tcMar>
+              <w:top w:w="100" w:type="dxa"/>
+              <w:bottom w:w="100" w:type="dxa"/>
+              <w:left w:w="120" w:type="dxa"/>
+              <w:right w:w="120" w:type="dxa"/>
+            </w:tcMar>
+            <w:shd w:val="clear" w:fill="F2F7F3"/>
           </w:tcPr>
           <w:p>
             <w:pPr>
@@ -4702,7 +5588,7 @@
             </w:pPr>
             <w:r>
               <w:rPr>
-                <w:rFonts w:ascii="Arial" w:hAnsi="Arial" w:cs="Arial"/>
+                <w:rFonts w:ascii="IBM Plex Sans Arabic" w:hAnsi="IBM Plex Sans Arabic" w:cs="IBM Plex Sans Arabic"/>
                 <w:rtl/>
               </w:rPr>
               <w:t>2026-07-01</w:t>
@@ -4712,7 +5598,13 @@
         <w:tc>
           <w:tcPr>
             <w:tcW w:type="dxa" w:w="1872"/>
-            <w:shd w:val="clear" w:fill="F2F2F2"/>
+            <w:tcMar>
+              <w:top w:w="100" w:type="dxa"/>
+              <w:bottom w:w="100" w:type="dxa"/>
+              <w:left w:w="120" w:type="dxa"/>
+              <w:right w:w="120" w:type="dxa"/>
+            </w:tcMar>
+            <w:shd w:val="clear" w:fill="F2F7F3"/>
           </w:tcPr>
           <w:p>
             <w:pPr>
@@ -4721,7 +5613,7 @@
             </w:pPr>
             <w:r>
               <w:rPr>
-                <w:rFonts w:ascii="Arial" w:hAnsi="Arial" w:cs="Arial"/>
+                <w:rFonts w:ascii="IBM Plex Sans Arabic" w:hAnsi="IBM Plex Sans Arabic" w:cs="IBM Plex Sans Arabic"/>
                 <w:rtl/>
               </w:rPr>
               <w:t>◐ ثانوي</w:t>
@@ -4733,6 +5625,12 @@
         <w:tc>
           <w:tcPr>
             <w:tcW w:type="dxa" w:w="1872"/>
+            <w:tcMar>
+              <w:top w:w="100" w:type="dxa"/>
+              <w:bottom w:w="100" w:type="dxa"/>
+              <w:left w:w="120" w:type="dxa"/>
+              <w:right w:w="120" w:type="dxa"/>
+            </w:tcMar>
           </w:tcPr>
           <w:p>
             <w:pPr>
@@ -4741,7 +5639,7 @@
             </w:pPr>
             <w:r>
               <w:rPr>
-                <w:rFonts w:ascii="Arial" w:hAnsi="Arial" w:cs="Arial"/>
+                <w:rFonts w:ascii="IBM Plex Sans Arabic" w:hAnsi="IBM Plex Sans Arabic" w:cs="IBM Plex Sans Arabic"/>
                 <w:rtl/>
               </w:rPr>
               <w:t>متاجر متخصصة: تمور فاخرة حتى 13.50€/كغم</w:t>
@@ -4751,6 +5649,12 @@
         <w:tc>
           <w:tcPr>
             <w:tcW w:type="dxa" w:w="1872"/>
+            <w:tcMar>
+              <w:top w:w="100" w:type="dxa"/>
+              <w:bottom w:w="100" w:type="dxa"/>
+              <w:left w:w="120" w:type="dxa"/>
+              <w:right w:w="120" w:type="dxa"/>
+            </w:tcMar>
           </w:tcPr>
           <w:p>
             <w:pPr>
@@ -4759,7 +5663,7 @@
             </w:pPr>
             <w:r>
               <w:rPr>
-                <w:rFonts w:ascii="Arial" w:hAnsi="Arial" w:cs="Arial"/>
+                <w:rFonts w:ascii="IBM Plex Sans Arabic" w:hAnsi="IBM Plex Sans Arabic" w:cs="IBM Plex Sans Arabic"/>
                 <w:rtl/>
               </w:rPr>
               <w:t>رصد ويب متعدد</w:t>
@@ -4769,6 +5673,12 @@
         <w:tc>
           <w:tcPr>
             <w:tcW w:type="dxa" w:w="1872"/>
+            <w:tcMar>
+              <w:top w:w="100" w:type="dxa"/>
+              <w:bottom w:w="100" w:type="dxa"/>
+              <w:left w:w="120" w:type="dxa"/>
+              <w:right w:w="120" w:type="dxa"/>
+            </w:tcMar>
           </w:tcPr>
           <w:p>
             <w:pPr>
@@ -4777,7 +5687,7 @@
             </w:pPr>
             <w:r>
               <w:rPr>
-                <w:rFonts w:ascii="Arial" w:hAnsi="Arial" w:cs="Arial"/>
+                <w:rFonts w:ascii="IBM Plex Sans Arabic" w:hAnsi="IBM Plex Sans Arabic" w:cs="IBM Plex Sans Arabic"/>
                 <w:rtl/>
               </w:rPr>
               <w:t>—</w:t>
@@ -4787,6 +5697,12 @@
         <w:tc>
           <w:tcPr>
             <w:tcW w:type="dxa" w:w="1872"/>
+            <w:tcMar>
+              <w:top w:w="100" w:type="dxa"/>
+              <w:bottom w:w="100" w:type="dxa"/>
+              <w:left w:w="120" w:type="dxa"/>
+              <w:right w:w="120" w:type="dxa"/>
+            </w:tcMar>
           </w:tcPr>
           <w:p>
             <w:pPr>
@@ -4795,7 +5711,7 @@
             </w:pPr>
             <w:r>
               <w:rPr>
-                <w:rFonts w:ascii="Arial" w:hAnsi="Arial" w:cs="Arial"/>
+                <w:rFonts w:ascii="IBM Plex Sans Arabic" w:hAnsi="IBM Plex Sans Arabic" w:cs="IBM Plex Sans Arabic"/>
                 <w:rtl/>
               </w:rPr>
               <w:t>2026-07-01</w:t>
@@ -4805,6 +5721,12 @@
         <w:tc>
           <w:tcPr>
             <w:tcW w:type="dxa" w:w="1872"/>
+            <w:tcMar>
+              <w:top w:w="100" w:type="dxa"/>
+              <w:bottom w:w="100" w:type="dxa"/>
+              <w:left w:w="120" w:type="dxa"/>
+              <w:right w:w="120" w:type="dxa"/>
+            </w:tcMar>
           </w:tcPr>
           <w:p>
             <w:pPr>
@@ -4813,7 +5735,7 @@
             </w:pPr>
             <w:r>
               <w:rPr>
-                <w:rFonts w:ascii="Arial" w:hAnsi="Arial" w:cs="Arial"/>
+                <w:rFonts w:ascii="IBM Plex Sans Arabic" w:hAnsi="IBM Plex Sans Arabic" w:cs="IBM Plex Sans Arabic"/>
                 <w:rtl/>
               </w:rPr>
               <w:t>◐ ثانوي</w:t>
@@ -4825,7 +5747,13 @@
         <w:tc>
           <w:tcPr>
             <w:tcW w:type="dxa" w:w="1872"/>
-            <w:shd w:val="clear" w:fill="F2F2F2"/>
+            <w:tcMar>
+              <w:top w:w="100" w:type="dxa"/>
+              <w:bottom w:w="100" w:type="dxa"/>
+              <w:left w:w="120" w:type="dxa"/>
+              <w:right w:w="120" w:type="dxa"/>
+            </w:tcMar>
+            <w:shd w:val="clear" w:fill="F2F7F3"/>
           </w:tcPr>
           <w:p>
             <w:pPr>
@@ -4834,7 +5762,7 @@
             </w:pPr>
             <w:r>
               <w:rPr>
-                <w:rFonts w:ascii="Arial" w:hAnsi="Arial" w:cs="Arial"/>
+                <w:rFonts w:ascii="IBM Plex Sans Arabic" w:hAnsi="IBM Plex Sans Arabic" w:cs="IBM Plex Sans Arabic"/>
                 <w:rtl/>
               </w:rPr>
               <w:t>التمور مرتبطة ثقافياً بموسم رمضان لدى الجالية المسلمة</w:t>
@@ -4844,7 +5772,13 @@
         <w:tc>
           <w:tcPr>
             <w:tcW w:type="dxa" w:w="1872"/>
-            <w:shd w:val="clear" w:fill="F2F2F2"/>
+            <w:tcMar>
+              <w:top w:w="100" w:type="dxa"/>
+              <w:bottom w:w="100" w:type="dxa"/>
+              <w:left w:w="120" w:type="dxa"/>
+              <w:right w:w="120" w:type="dxa"/>
+            </w:tcMar>
+            <w:shd w:val="clear" w:fill="F2F7F3"/>
           </w:tcPr>
           <w:p>
             <w:pPr>
@@ -4853,7 +5787,7 @@
             </w:pPr>
             <w:r>
               <w:rPr>
-                <w:rFonts w:ascii="Arial" w:hAnsi="Arial" w:cs="Arial"/>
+                <w:rFonts w:ascii="IBM Plex Sans Arabic" w:hAnsi="IBM Plex Sans Arabic" w:cs="IBM Plex Sans Arabic"/>
                 <w:rtl/>
               </w:rPr>
               <w:t>OpenAlex + بحث ويب</w:t>
@@ -4863,7 +5797,13 @@
         <w:tc>
           <w:tcPr>
             <w:tcW w:type="dxa" w:w="1872"/>
-            <w:shd w:val="clear" w:fill="F2F2F2"/>
+            <w:tcMar>
+              <w:top w:w="100" w:type="dxa"/>
+              <w:bottom w:w="100" w:type="dxa"/>
+              <w:left w:w="120" w:type="dxa"/>
+              <w:right w:w="120" w:type="dxa"/>
+            </w:tcMar>
+            <w:shd w:val="clear" w:fill="F2F7F3"/>
           </w:tcPr>
           <w:p>
             <w:pPr>
@@ -4872,7 +5812,7 @@
             </w:pPr>
             <w:r>
               <w:rPr>
-                <w:rFonts w:ascii="Arial" w:hAnsi="Arial" w:cs="Arial"/>
+                <w:rFonts w:ascii="IBM Plex Sans Arabic" w:hAnsi="IBM Plex Sans Arabic" w:cs="IBM Plex Sans Arabic"/>
                 <w:rtl/>
               </w:rPr>
               <w:t>https://openalex.org/</w:t>
@@ -4882,7 +5822,13 @@
         <w:tc>
           <w:tcPr>
             <w:tcW w:type="dxa" w:w="1872"/>
-            <w:shd w:val="clear" w:fill="F2F2F2"/>
+            <w:tcMar>
+              <w:top w:w="100" w:type="dxa"/>
+              <w:bottom w:w="100" w:type="dxa"/>
+              <w:left w:w="120" w:type="dxa"/>
+              <w:right w:w="120" w:type="dxa"/>
+            </w:tcMar>
+            <w:shd w:val="clear" w:fill="F2F7F3"/>
           </w:tcPr>
           <w:p>
             <w:pPr>
@@ -4891,7 +5837,7 @@
             </w:pPr>
             <w:r>
               <w:rPr>
-                <w:rFonts w:ascii="Arial" w:hAnsi="Arial" w:cs="Arial"/>
+                <w:rFonts w:ascii="IBM Plex Sans Arabic" w:hAnsi="IBM Plex Sans Arabic" w:cs="IBM Plex Sans Arabic"/>
                 <w:rtl/>
               </w:rPr>
               <w:t>2026-07-01</w:t>
@@ -4901,7 +5847,13 @@
         <w:tc>
           <w:tcPr>
             <w:tcW w:type="dxa" w:w="1872"/>
-            <w:shd w:val="clear" w:fill="F2F2F2"/>
+            <w:tcMar>
+              <w:top w:w="100" w:type="dxa"/>
+              <w:bottom w:w="100" w:type="dxa"/>
+              <w:left w:w="120" w:type="dxa"/>
+              <w:right w:w="120" w:type="dxa"/>
+            </w:tcMar>
+            <w:shd w:val="clear" w:fill="F2F7F3"/>
           </w:tcPr>
           <w:p>
             <w:pPr>
@@ -4910,7 +5862,7 @@
             </w:pPr>
             <w:r>
               <w:rPr>
-                <w:rFonts w:ascii="Arial" w:hAnsi="Arial" w:cs="Arial"/>
+                <w:rFonts w:ascii="IBM Plex Sans Arabic" w:hAnsi="IBM Plex Sans Arabic" w:cs="IBM Plex Sans Arabic"/>
                 <w:rtl/>
               </w:rPr>
               <w:t>◐ ثانوي</w:t>
@@ -4922,6 +5874,12 @@
         <w:tc>
           <w:tcPr>
             <w:tcW w:type="dxa" w:w="1872"/>
+            <w:tcMar>
+              <w:top w:w="100" w:type="dxa"/>
+              <w:bottom w:w="100" w:type="dxa"/>
+              <w:left w:w="120" w:type="dxa"/>
+              <w:right w:w="120" w:type="dxa"/>
+            </w:tcMar>
           </w:tcPr>
           <w:p>
             <w:pPr>
@@ -4930,7 +5888,7 @@
             </w:pPr>
             <w:r>
               <w:rPr>
-                <w:rFonts w:ascii="Arial" w:hAnsi="Arial" w:cs="Arial"/>
+                <w:rFonts w:ascii="IBM Plex Sans Arabic" w:hAnsi="IBM Plex Sans Arabic" w:cs="IBM Plex Sans Arabic"/>
                 <w:rtl/>
               </w:rPr>
               <w:t>موزّع أغذية حلال في مدريد — مرشّح محتمل</w:t>
@@ -4940,6 +5898,12 @@
         <w:tc>
           <w:tcPr>
             <w:tcW w:type="dxa" w:w="1872"/>
+            <w:tcMar>
+              <w:top w:w="100" w:type="dxa"/>
+              <w:bottom w:w="100" w:type="dxa"/>
+              <w:left w:w="120" w:type="dxa"/>
+              <w:right w:w="120" w:type="dxa"/>
+            </w:tcMar>
           </w:tcPr>
           <w:p>
             <w:pPr>
@@ -4948,7 +5912,7 @@
             </w:pPr>
             <w:r>
               <w:rPr>
-                <w:rFonts w:ascii="Arial" w:hAnsi="Arial" w:cs="Arial"/>
+                <w:rFonts w:ascii="IBM Plex Sans Arabic" w:hAnsi="IBM Plex Sans Arabic" w:cs="IBM Plex Sans Arabic"/>
                 <w:rtl/>
               </w:rPr>
               <w:t>بحث ويب (غير مؤكَّد)</w:t>
@@ -4958,6 +5922,12 @@
         <w:tc>
           <w:tcPr>
             <w:tcW w:type="dxa" w:w="1872"/>
+            <w:tcMar>
+              <w:top w:w="100" w:type="dxa"/>
+              <w:bottom w:w="100" w:type="dxa"/>
+              <w:left w:w="120" w:type="dxa"/>
+              <w:right w:w="120" w:type="dxa"/>
+            </w:tcMar>
           </w:tcPr>
           <w:p>
             <w:pPr>
@@ -4966,7 +5936,7 @@
             </w:pPr>
             <w:r>
               <w:rPr>
-                <w:rFonts w:ascii="Arial" w:hAnsi="Arial" w:cs="Arial"/>
+                <w:rFonts w:ascii="IBM Plex Sans Arabic" w:hAnsi="IBM Plex Sans Arabic" w:cs="IBM Plex Sans Arabic"/>
                 <w:rtl/>
               </w:rPr>
               <w:t>—</w:t>
@@ -4976,6 +5946,12 @@
         <w:tc>
           <w:tcPr>
             <w:tcW w:type="dxa" w:w="1872"/>
+            <w:tcMar>
+              <w:top w:w="100" w:type="dxa"/>
+              <w:bottom w:w="100" w:type="dxa"/>
+              <w:left w:w="120" w:type="dxa"/>
+              <w:right w:w="120" w:type="dxa"/>
+            </w:tcMar>
           </w:tcPr>
           <w:p>
             <w:pPr>
@@ -4984,7 +5960,7 @@
             </w:pPr>
             <w:r>
               <w:rPr>
-                <w:rFonts w:ascii="Arial" w:hAnsi="Arial" w:cs="Arial"/>
+                <w:rFonts w:ascii="IBM Plex Sans Arabic" w:hAnsi="IBM Plex Sans Arabic" w:cs="IBM Plex Sans Arabic"/>
                 <w:rtl/>
               </w:rPr>
               <w:t>2026-07-01</w:t>
@@ -4994,6 +5970,12 @@
         <w:tc>
           <w:tcPr>
             <w:tcW w:type="dxa" w:w="1872"/>
+            <w:tcMar>
+              <w:top w:w="100" w:type="dxa"/>
+              <w:bottom w:w="100" w:type="dxa"/>
+              <w:left w:w="120" w:type="dxa"/>
+              <w:right w:w="120" w:type="dxa"/>
+            </w:tcMar>
           </w:tcPr>
           <w:p>
             <w:pPr>
@@ -5002,7 +5984,7 @@
             </w:pPr>
             <w:r>
               <w:rPr>
-                <w:rFonts w:ascii="Arial" w:hAnsi="Arial" w:cs="Arial"/>
+                <w:rFonts w:ascii="IBM Plex Sans Arabic" w:hAnsi="IBM Plex Sans Arabic" w:cs="IBM Plex Sans Arabic"/>
                 <w:rtl/>
               </w:rPr>
               <w:t>○ غير متحقق</w:t>
@@ -5014,7 +5996,13 @@
         <w:tc>
           <w:tcPr>
             <w:tcW w:type="dxa" w:w="1872"/>
-            <w:shd w:val="clear" w:fill="F2F2F2"/>
+            <w:tcMar>
+              <w:top w:w="100" w:type="dxa"/>
+              <w:bottom w:w="100" w:type="dxa"/>
+              <w:left w:w="120" w:type="dxa"/>
+              <w:right w:w="120" w:type="dxa"/>
+            </w:tcMar>
+            <w:shd w:val="clear" w:fill="F2F7F3"/>
           </w:tcPr>
           <w:p>
             <w:pPr>
@@ -5023,7 +6011,7 @@
             </w:pPr>
             <w:r>
               <w:rPr>
-                <w:rFonts w:ascii="Arial" w:hAnsi="Arial" w:cs="Arial"/>
+                <w:rFonts w:ascii="IBM Plex Sans Arabic" w:hAnsi="IBM Plex Sans Arabic" w:cs="IBM Plex Sans Arabic"/>
                 <w:rtl/>
               </w:rPr>
               <w:t>بند تقني غير قابل للعرض المباشر — التفاصيل في أثر التتبّع.</w:t>
@@ -5033,7 +6021,13 @@
         <w:tc>
           <w:tcPr>
             <w:tcW w:type="dxa" w:w="1872"/>
-            <w:shd w:val="clear" w:fill="F2F2F2"/>
+            <w:tcMar>
+              <w:top w:w="100" w:type="dxa"/>
+              <w:bottom w:w="100" w:type="dxa"/>
+              <w:left w:w="120" w:type="dxa"/>
+              <w:right w:w="120" w:type="dxa"/>
+            </w:tcMar>
+            <w:shd w:val="clear" w:fill="F2F7F3"/>
           </w:tcPr>
           <w:p>
             <w:pPr>
@@ -5042,7 +6036,7 @@
             </w:pPr>
             <w:r>
               <w:rPr>
-                <w:rFonts w:ascii="Arial" w:hAnsi="Arial" w:cs="Arial"/>
+                <w:rFonts w:ascii="IBM Plex Sans Arabic" w:hAnsi="IBM Plex Sans Arabic" w:cs="IBM Plex Sans Arabic"/>
                 <w:rtl/>
               </w:rPr>
               <w:t>UN Comtrade</w:t>
@@ -5052,7 +6046,13 @@
         <w:tc>
           <w:tcPr>
             <w:tcW w:type="dxa" w:w="1872"/>
-            <w:shd w:val="clear" w:fill="F2F2F2"/>
+            <w:tcMar>
+              <w:top w:w="100" w:type="dxa"/>
+              <w:bottom w:w="100" w:type="dxa"/>
+              <w:left w:w="120" w:type="dxa"/>
+              <w:right w:w="120" w:type="dxa"/>
+            </w:tcMar>
+            <w:shd w:val="clear" w:fill="F2F7F3"/>
           </w:tcPr>
           <w:p>
             <w:pPr>
@@ -5061,7 +6061,7 @@
             </w:pPr>
             <w:r>
               <w:rPr>
-                <w:rFonts w:ascii="Arial" w:hAnsi="Arial" w:cs="Arial"/>
+                <w:rFonts w:ascii="IBM Plex Sans Arabic" w:hAnsi="IBM Plex Sans Arabic" w:cs="IBM Plex Sans Arabic"/>
                 <w:rtl/>
               </w:rPr>
               <w:t>https://comtradeplus.un.org/</w:t>
@@ -5071,7 +6071,13 @@
         <w:tc>
           <w:tcPr>
             <w:tcW w:type="dxa" w:w="1872"/>
-            <w:shd w:val="clear" w:fill="F2F2F2"/>
+            <w:tcMar>
+              <w:top w:w="100" w:type="dxa"/>
+              <w:bottom w:w="100" w:type="dxa"/>
+              <w:left w:w="120" w:type="dxa"/>
+              <w:right w:w="120" w:type="dxa"/>
+            </w:tcMar>
+            <w:shd w:val="clear" w:fill="F2F7F3"/>
           </w:tcPr>
           <w:p>
             <w:pPr>
@@ -5080,7 +6086,7 @@
             </w:pPr>
             <w:r>
               <w:rPr>
-                <w:rFonts w:ascii="Arial" w:hAnsi="Arial" w:cs="Arial"/>
+                <w:rFonts w:ascii="IBM Plex Sans Arabic" w:hAnsi="IBM Plex Sans Arabic" w:cs="IBM Plex Sans Arabic"/>
                 <w:rtl/>
               </w:rPr>
               <w:t>2026-07-01</w:t>
@@ -5090,7 +6096,13 @@
         <w:tc>
           <w:tcPr>
             <w:tcW w:type="dxa" w:w="1872"/>
-            <w:shd w:val="clear" w:fill="F2F2F2"/>
+            <w:tcMar>
+              <w:top w:w="100" w:type="dxa"/>
+              <w:bottom w:w="100" w:type="dxa"/>
+              <w:left w:w="120" w:type="dxa"/>
+              <w:right w:w="120" w:type="dxa"/>
+            </w:tcMar>
+            <w:shd w:val="clear" w:fill="F2F7F3"/>
           </w:tcPr>
           <w:p>
             <w:pPr>
@@ -5099,7 +6111,7 @@
             </w:pPr>
             <w:r>
               <w:rPr>
-                <w:rFonts w:ascii="Arial" w:hAnsi="Arial" w:cs="Arial"/>
+                <w:rFonts w:ascii="IBM Plex Sans Arabic" w:hAnsi="IBM Plex Sans Arabic" w:cs="IBM Plex Sans Arabic"/>
                 <w:rtl/>
               </w:rPr>
               <w:t>✓ موثّق</w:t>
@@ -5111,6 +6123,12 @@
         <w:tc>
           <w:tcPr>
             <w:tcW w:type="dxa" w:w="1872"/>
+            <w:tcMar>
+              <w:top w:w="100" w:type="dxa"/>
+              <w:bottom w:w="100" w:type="dxa"/>
+              <w:left w:w="120" w:type="dxa"/>
+              <w:right w:w="120" w:type="dxa"/>
+            </w:tcMar>
           </w:tcPr>
           <w:p>
             <w:pPr>
@@ -5119,7 +6137,7 @@
             </w:pPr>
             <w:r>
               <w:rPr>
-                <w:rFonts w:ascii="Arial" w:hAnsi="Arial" w:cs="Arial"/>
+                <w:rFonts w:ascii="IBM Plex Sans Arabic" w:hAnsi="IBM Plex Sans Arabic" w:cs="IBM Plex Sans Arabic"/>
                 <w:rtl/>
               </w:rPr>
               <w:t>بند تقني غير قابل للعرض المباشر — التفاصيل في أثر التتبّع.</w:t>
@@ -5129,6 +6147,12 @@
         <w:tc>
           <w:tcPr>
             <w:tcW w:type="dxa" w:w="1872"/>
+            <w:tcMar>
+              <w:top w:w="100" w:type="dxa"/>
+              <w:bottom w:w="100" w:type="dxa"/>
+              <w:left w:w="120" w:type="dxa"/>
+              <w:right w:w="120" w:type="dxa"/>
+            </w:tcMar>
           </w:tcPr>
           <w:p>
             <w:pPr>
@@ -5137,7 +6161,7 @@
             </w:pPr>
             <w:r>
               <w:rPr>
-                <w:rFonts w:ascii="Arial" w:hAnsi="Arial" w:cs="Arial"/>
+                <w:rFonts w:ascii="IBM Plex Sans Arabic" w:hAnsi="IBM Plex Sans Arabic" w:cs="IBM Plex Sans Arabic"/>
                 <w:rtl/>
               </w:rPr>
               <w:t>UN Comtrade</w:t>
@@ -5147,6 +6171,12 @@
         <w:tc>
           <w:tcPr>
             <w:tcW w:type="dxa" w:w="1872"/>
+            <w:tcMar>
+              <w:top w:w="100" w:type="dxa"/>
+              <w:bottom w:w="100" w:type="dxa"/>
+              <w:left w:w="120" w:type="dxa"/>
+              <w:right w:w="120" w:type="dxa"/>
+            </w:tcMar>
           </w:tcPr>
           <w:p>
             <w:pPr>
@@ -5155,7 +6185,7 @@
             </w:pPr>
             <w:r>
               <w:rPr>
-                <w:rFonts w:ascii="Arial" w:hAnsi="Arial" w:cs="Arial"/>
+                <w:rFonts w:ascii="IBM Plex Sans Arabic" w:hAnsi="IBM Plex Sans Arabic" w:cs="IBM Plex Sans Arabic"/>
                 <w:rtl/>
               </w:rPr>
               <w:t>https://comtradeplus.un.org/</w:t>
@@ -5165,6 +6195,12 @@
         <w:tc>
           <w:tcPr>
             <w:tcW w:type="dxa" w:w="1872"/>
+            <w:tcMar>
+              <w:top w:w="100" w:type="dxa"/>
+              <w:bottom w:w="100" w:type="dxa"/>
+              <w:left w:w="120" w:type="dxa"/>
+              <w:right w:w="120" w:type="dxa"/>
+            </w:tcMar>
           </w:tcPr>
           <w:p>
             <w:pPr>
@@ -5173,7 +6209,7 @@
             </w:pPr>
             <w:r>
               <w:rPr>
-                <w:rFonts w:ascii="Arial" w:hAnsi="Arial" w:cs="Arial"/>
+                <w:rFonts w:ascii="IBM Plex Sans Arabic" w:hAnsi="IBM Plex Sans Arabic" w:cs="IBM Plex Sans Arabic"/>
                 <w:rtl/>
               </w:rPr>
               <w:t>2026-07-01</w:t>
@@ -5183,6 +6219,12 @@
         <w:tc>
           <w:tcPr>
             <w:tcW w:type="dxa" w:w="1872"/>
+            <w:tcMar>
+              <w:top w:w="100" w:type="dxa"/>
+              <w:bottom w:w="100" w:type="dxa"/>
+              <w:left w:w="120" w:type="dxa"/>
+              <w:right w:w="120" w:type="dxa"/>
+            </w:tcMar>
           </w:tcPr>
           <w:p>
             <w:pPr>
@@ -5191,7 +6233,7 @@
             </w:pPr>
             <w:r>
               <w:rPr>
-                <w:rFonts w:ascii="Arial" w:hAnsi="Arial" w:cs="Arial"/>
+                <w:rFonts w:ascii="IBM Plex Sans Arabic" w:hAnsi="IBM Plex Sans Arabic" w:cs="IBM Plex Sans Arabic"/>
                 <w:rtl/>
               </w:rPr>
               <w:t>✓ موثّق</w:t>
@@ -5203,7 +6245,13 @@
         <w:tc>
           <w:tcPr>
             <w:tcW w:type="dxa" w:w="1872"/>
-            <w:shd w:val="clear" w:fill="F2F2F2"/>
+            <w:tcMar>
+              <w:top w:w="100" w:type="dxa"/>
+              <w:bottom w:w="100" w:type="dxa"/>
+              <w:left w:w="120" w:type="dxa"/>
+              <w:right w:w="120" w:type="dxa"/>
+            </w:tcMar>
+            <w:shd w:val="clear" w:fill="F2F7F3"/>
           </w:tcPr>
           <w:p>
             <w:pPr>
@@ -5212,7 +6260,7 @@
             </w:pPr>
             <w:r>
               <w:rPr>
-                <w:rFonts w:ascii="Arial" w:hAnsi="Arial" w:cs="Arial"/>
+                <w:rFonts w:ascii="IBM Plex Sans Arabic" w:hAnsi="IBM Plex Sans Arabic" w:cs="IBM Plex Sans Arabic"/>
                 <w:rtl/>
               </w:rPr>
               <w:t>بند تقني غير قابل للعرض المباشر — التفاصيل في أثر التتبّع.</w:t>
@@ -5222,7 +6270,13 @@
         <w:tc>
           <w:tcPr>
             <w:tcW w:type="dxa" w:w="1872"/>
-            <w:shd w:val="clear" w:fill="F2F2F2"/>
+            <w:tcMar>
+              <w:top w:w="100" w:type="dxa"/>
+              <w:bottom w:w="100" w:type="dxa"/>
+              <w:left w:w="120" w:type="dxa"/>
+              <w:right w:w="120" w:type="dxa"/>
+            </w:tcMar>
+            <w:shd w:val="clear" w:fill="F2F7F3"/>
           </w:tcPr>
           <w:p>
             <w:pPr>
@@ -5231,7 +6285,7 @@
             </w:pPr>
             <w:r>
               <w:rPr>
-                <w:rFonts w:ascii="Arial" w:hAnsi="Arial" w:cs="Arial"/>
+                <w:rFonts w:ascii="IBM Plex Sans Arabic" w:hAnsi="IBM Plex Sans Arabic" w:cs="IBM Plex Sans Arabic"/>
                 <w:rtl/>
               </w:rPr>
               <w:t>UN Comtrade</w:t>
@@ -5241,7 +6295,13 @@
         <w:tc>
           <w:tcPr>
             <w:tcW w:type="dxa" w:w="1872"/>
-            <w:shd w:val="clear" w:fill="F2F2F2"/>
+            <w:tcMar>
+              <w:top w:w="100" w:type="dxa"/>
+              <w:bottom w:w="100" w:type="dxa"/>
+              <w:left w:w="120" w:type="dxa"/>
+              <w:right w:w="120" w:type="dxa"/>
+            </w:tcMar>
+            <w:shd w:val="clear" w:fill="F2F7F3"/>
           </w:tcPr>
           <w:p>
             <w:pPr>
@@ -5250,7 +6310,7 @@
             </w:pPr>
             <w:r>
               <w:rPr>
-                <w:rFonts w:ascii="Arial" w:hAnsi="Arial" w:cs="Arial"/>
+                <w:rFonts w:ascii="IBM Plex Sans Arabic" w:hAnsi="IBM Plex Sans Arabic" w:cs="IBM Plex Sans Arabic"/>
                 <w:rtl/>
               </w:rPr>
               <w:t>https://comtradeplus.un.org/</w:t>
@@ -5260,7 +6320,13 @@
         <w:tc>
           <w:tcPr>
             <w:tcW w:type="dxa" w:w="1872"/>
-            <w:shd w:val="clear" w:fill="F2F2F2"/>
+            <w:tcMar>
+              <w:top w:w="100" w:type="dxa"/>
+              <w:bottom w:w="100" w:type="dxa"/>
+              <w:left w:w="120" w:type="dxa"/>
+              <w:right w:w="120" w:type="dxa"/>
+            </w:tcMar>
+            <w:shd w:val="clear" w:fill="F2F7F3"/>
           </w:tcPr>
           <w:p>
             <w:pPr>
@@ -5269,7 +6335,7 @@
             </w:pPr>
             <w:r>
               <w:rPr>
-                <w:rFonts w:ascii="Arial" w:hAnsi="Arial" w:cs="Arial"/>
+                <w:rFonts w:ascii="IBM Plex Sans Arabic" w:hAnsi="IBM Plex Sans Arabic" w:cs="IBM Plex Sans Arabic"/>
                 <w:rtl/>
               </w:rPr>
               <w:t>2026-07-01</w:t>
@@ -5279,7 +6345,13 @@
         <w:tc>
           <w:tcPr>
             <w:tcW w:type="dxa" w:w="1872"/>
-            <w:shd w:val="clear" w:fill="F2F2F2"/>
+            <w:tcMar>
+              <w:top w:w="100" w:type="dxa"/>
+              <w:bottom w:w="100" w:type="dxa"/>
+              <w:left w:w="120" w:type="dxa"/>
+              <w:right w:w="120" w:type="dxa"/>
+            </w:tcMar>
+            <w:shd w:val="clear" w:fill="F2F7F3"/>
           </w:tcPr>
           <w:p>
             <w:pPr>
@@ -5288,7 +6360,7 @@
             </w:pPr>
             <w:r>
               <w:rPr>
-                <w:rFonts w:ascii="Arial" w:hAnsi="Arial" w:cs="Arial"/>
+                <w:rFonts w:ascii="IBM Plex Sans Arabic" w:hAnsi="IBM Plex Sans Arabic" w:cs="IBM Plex Sans Arabic"/>
                 <w:rtl/>
               </w:rPr>
               <w:t>✓ موثّق</w:t>
@@ -5300,6 +6372,12 @@
         <w:tc>
           <w:tcPr>
             <w:tcW w:type="dxa" w:w="1872"/>
+            <w:tcMar>
+              <w:top w:w="100" w:type="dxa"/>
+              <w:bottom w:w="100" w:type="dxa"/>
+              <w:left w:w="120" w:type="dxa"/>
+              <w:right w:w="120" w:type="dxa"/>
+            </w:tcMar>
           </w:tcPr>
           <w:p>
             <w:pPr>
@@ -5308,7 +6386,7 @@
             </w:pPr>
             <w:r>
               <w:rPr>
-                <w:rFonts w:ascii="Arial" w:hAnsi="Arial" w:cs="Arial"/>
+                <w:rFonts w:ascii="IBM Plex Sans Arabic" w:hAnsi="IBM Plex Sans Arabic" w:cs="IBM Plex Sans Arabic"/>
                 <w:rtl/>
               </w:rPr>
               <w:t>بند تقني غير قابل للعرض المباشر — التفاصيل في أثر التتبّع.</w:t>
@@ -5318,6 +6396,12 @@
         <w:tc>
           <w:tcPr>
             <w:tcW w:type="dxa" w:w="1872"/>
+            <w:tcMar>
+              <w:top w:w="100" w:type="dxa"/>
+              <w:bottom w:w="100" w:type="dxa"/>
+              <w:left w:w="120" w:type="dxa"/>
+              <w:right w:w="120" w:type="dxa"/>
+            </w:tcMar>
           </w:tcPr>
           <w:p>
             <w:pPr>
@@ -5326,7 +6410,7 @@
             </w:pPr>
             <w:r>
               <w:rPr>
-                <w:rFonts w:ascii="Arial" w:hAnsi="Arial" w:cs="Arial"/>
+                <w:rFonts w:ascii="IBM Plex Sans Arabic" w:hAnsi="IBM Plex Sans Arabic" w:cs="IBM Plex Sans Arabic"/>
                 <w:rtl/>
               </w:rPr>
               <w:t>UN Comtrade</w:t>
@@ -5336,6 +6420,12 @@
         <w:tc>
           <w:tcPr>
             <w:tcW w:type="dxa" w:w="1872"/>
+            <w:tcMar>
+              <w:top w:w="100" w:type="dxa"/>
+              <w:bottom w:w="100" w:type="dxa"/>
+              <w:left w:w="120" w:type="dxa"/>
+              <w:right w:w="120" w:type="dxa"/>
+            </w:tcMar>
           </w:tcPr>
           <w:p>
             <w:pPr>
@@ -5344,7 +6434,7 @@
             </w:pPr>
             <w:r>
               <w:rPr>
-                <w:rFonts w:ascii="Arial" w:hAnsi="Arial" w:cs="Arial"/>
+                <w:rFonts w:ascii="IBM Plex Sans Arabic" w:hAnsi="IBM Plex Sans Arabic" w:cs="IBM Plex Sans Arabic"/>
                 <w:rtl/>
               </w:rPr>
               <w:t>https://comtradeplus.un.org/</w:t>
@@ -5354,6 +6444,12 @@
         <w:tc>
           <w:tcPr>
             <w:tcW w:type="dxa" w:w="1872"/>
+            <w:tcMar>
+              <w:top w:w="100" w:type="dxa"/>
+              <w:bottom w:w="100" w:type="dxa"/>
+              <w:left w:w="120" w:type="dxa"/>
+              <w:right w:w="120" w:type="dxa"/>
+            </w:tcMar>
           </w:tcPr>
           <w:p>
             <w:pPr>
@@ -5362,7 +6458,7 @@
             </w:pPr>
             <w:r>
               <w:rPr>
-                <w:rFonts w:ascii="Arial" w:hAnsi="Arial" w:cs="Arial"/>
+                <w:rFonts w:ascii="IBM Plex Sans Arabic" w:hAnsi="IBM Plex Sans Arabic" w:cs="IBM Plex Sans Arabic"/>
                 <w:rtl/>
               </w:rPr>
               <w:t>2026-07-01</w:t>
@@ -5372,6 +6468,12 @@
         <w:tc>
           <w:tcPr>
             <w:tcW w:type="dxa" w:w="1872"/>
+            <w:tcMar>
+              <w:top w:w="100" w:type="dxa"/>
+              <w:bottom w:w="100" w:type="dxa"/>
+              <w:left w:w="120" w:type="dxa"/>
+              <w:right w:w="120" w:type="dxa"/>
+            </w:tcMar>
           </w:tcPr>
           <w:p>
             <w:pPr>
@@ -5380,7 +6482,7 @@
             </w:pPr>
             <w:r>
               <w:rPr>
-                <w:rFonts w:ascii="Arial" w:hAnsi="Arial" w:cs="Arial"/>
+                <w:rFonts w:ascii="IBM Plex Sans Arabic" w:hAnsi="IBM Plex Sans Arabic" w:cs="IBM Plex Sans Arabic"/>
                 <w:rtl/>
               </w:rPr>
               <w:t>✓ موثّق</w:t>
@@ -5392,7 +6494,13 @@
         <w:tc>
           <w:tcPr>
             <w:tcW w:type="dxa" w:w="1872"/>
-            <w:shd w:val="clear" w:fill="F2F2F2"/>
+            <w:tcMar>
+              <w:top w:w="100" w:type="dxa"/>
+              <w:bottom w:w="100" w:type="dxa"/>
+              <w:left w:w="120" w:type="dxa"/>
+              <w:right w:w="120" w:type="dxa"/>
+            </w:tcMar>
+            <w:shd w:val="clear" w:fill="F2F7F3"/>
           </w:tcPr>
           <w:p>
             <w:pPr>
@@ -5401,7 +6509,7 @@
             </w:pPr>
             <w:r>
               <w:rPr>
-                <w:rFonts w:ascii="Arial" w:hAnsi="Arial" w:cs="Arial"/>
+                <w:rFonts w:ascii="IBM Plex Sans Arabic" w:hAnsi="IBM Plex Sans Arabic" w:cs="IBM Plex Sans Arabic"/>
                 <w:rtl/>
               </w:rPr>
               <w:t>لا أخبار مخاطر جوهرية خلال 12 شهراً</w:t>
@@ -5411,7 +6519,13 @@
         <w:tc>
           <w:tcPr>
             <w:tcW w:type="dxa" w:w="1872"/>
-            <w:shd w:val="clear" w:fill="F2F2F2"/>
+            <w:tcMar>
+              <w:top w:w="100" w:type="dxa"/>
+              <w:bottom w:w="100" w:type="dxa"/>
+              <w:left w:w="120" w:type="dxa"/>
+              <w:right w:w="120" w:type="dxa"/>
+            </w:tcMar>
+            <w:shd w:val="clear" w:fill="F2F7F3"/>
           </w:tcPr>
           <w:p>
             <w:pPr>
@@ -5420,7 +6534,7 @@
             </w:pPr>
             <w:r>
               <w:rPr>
-                <w:rFonts w:ascii="Arial" w:hAnsi="Arial" w:cs="Arial"/>
+                <w:rFonts w:ascii="IBM Plex Sans Arabic" w:hAnsi="IBM Plex Sans Arabic" w:cs="IBM Plex Sans Arabic"/>
                 <w:rtl/>
               </w:rPr>
               <w:t>GDELT</w:t>
@@ -5430,7 +6544,13 @@
         <w:tc>
           <w:tcPr>
             <w:tcW w:type="dxa" w:w="1872"/>
-            <w:shd w:val="clear" w:fill="F2F2F2"/>
+            <w:tcMar>
+              <w:top w:w="100" w:type="dxa"/>
+              <w:bottom w:w="100" w:type="dxa"/>
+              <w:left w:w="120" w:type="dxa"/>
+              <w:right w:w="120" w:type="dxa"/>
+            </w:tcMar>
+            <w:shd w:val="clear" w:fill="F2F7F3"/>
           </w:tcPr>
           <w:p>
             <w:pPr>
@@ -5439,7 +6559,7 @@
             </w:pPr>
             <w:r>
               <w:rPr>
-                <w:rFonts w:ascii="Arial" w:hAnsi="Arial" w:cs="Arial"/>
+                <w:rFonts w:ascii="IBM Plex Sans Arabic" w:hAnsi="IBM Plex Sans Arabic" w:cs="IBM Plex Sans Arabic"/>
                 <w:rtl/>
               </w:rPr>
               <w:t>https://www.gdeltproject.org/</w:t>
@@ -5449,7 +6569,13 @@
         <w:tc>
           <w:tcPr>
             <w:tcW w:type="dxa" w:w="1872"/>
-            <w:shd w:val="clear" w:fill="F2F2F2"/>
+            <w:tcMar>
+              <w:top w:w="100" w:type="dxa"/>
+              <w:bottom w:w="100" w:type="dxa"/>
+              <w:left w:w="120" w:type="dxa"/>
+              <w:right w:w="120" w:type="dxa"/>
+            </w:tcMar>
+            <w:shd w:val="clear" w:fill="F2F7F3"/>
           </w:tcPr>
           <w:p>
             <w:pPr>
@@ -5458,7 +6584,7 @@
             </w:pPr>
             <w:r>
               <w:rPr>
-                <w:rFonts w:ascii="Arial" w:hAnsi="Arial" w:cs="Arial"/>
+                <w:rFonts w:ascii="IBM Plex Sans Arabic" w:hAnsi="IBM Plex Sans Arabic" w:cs="IBM Plex Sans Arabic"/>
                 <w:rtl/>
               </w:rPr>
               <w:t>2026-07-01</w:t>
@@ -5468,7 +6594,13 @@
         <w:tc>
           <w:tcPr>
             <w:tcW w:type="dxa" w:w="1872"/>
-            <w:shd w:val="clear" w:fill="F2F2F2"/>
+            <w:tcMar>
+              <w:top w:w="100" w:type="dxa"/>
+              <w:bottom w:w="100" w:type="dxa"/>
+              <w:left w:w="120" w:type="dxa"/>
+              <w:right w:w="120" w:type="dxa"/>
+            </w:tcMar>
+            <w:shd w:val="clear" w:fill="F2F7F3"/>
           </w:tcPr>
           <w:p>
             <w:pPr>
@@ -5477,7 +6609,7 @@
             </w:pPr>
             <w:r>
               <w:rPr>
-                <w:rFonts w:ascii="Arial" w:hAnsi="Arial" w:cs="Arial"/>
+                <w:rFonts w:ascii="IBM Plex Sans Arabic" w:hAnsi="IBM Plex Sans Arabic" w:cs="IBM Plex Sans Arabic"/>
                 <w:rtl/>
               </w:rPr>
               <w:t>◐ ثانوي</w:t>
@@ -5489,6 +6621,12 @@
         <w:tc>
           <w:tcPr>
             <w:tcW w:type="dxa" w:w="1872"/>
+            <w:tcMar>
+              <w:top w:w="100" w:type="dxa"/>
+              <w:bottom w:w="100" w:type="dxa"/>
+              <w:left w:w="120" w:type="dxa"/>
+              <w:right w:w="120" w:type="dxa"/>
+            </w:tcMar>
           </w:tcPr>
           <w:p>
             <w:pPr>
@@ -5497,7 +6635,7 @@
             </w:pPr>
             <w:r>
               <w:rPr>
-                <w:rFonts w:ascii="Arial" w:hAnsi="Arial" w:cs="Arial"/>
+                <w:rFonts w:ascii="IBM Plex Sans Arabic" w:hAnsi="IBM Plex Sans Arabic" w:cs="IBM Plex Sans Arabic"/>
                 <w:rtl/>
               </w:rPr>
               <w:t>0.92</w:t>
@@ -5507,6 +6645,12 @@
         <w:tc>
           <w:tcPr>
             <w:tcW w:type="dxa" w:w="1872"/>
+            <w:tcMar>
+              <w:top w:w="100" w:type="dxa"/>
+              <w:bottom w:w="100" w:type="dxa"/>
+              <w:left w:w="120" w:type="dxa"/>
+              <w:right w:w="120" w:type="dxa"/>
+            </w:tcMar>
           </w:tcPr>
           <w:p>
             <w:pPr>
@@ -5515,7 +6659,7 @@
             </w:pPr>
             <w:r>
               <w:rPr>
-                <w:rFonts w:ascii="Arial" w:hAnsi="Arial" w:cs="Arial"/>
+                <w:rFonts w:ascii="IBM Plex Sans Arabic" w:hAnsi="IBM Plex Sans Arabic" w:cs="IBM Plex Sans Arabic"/>
                 <w:rtl/>
               </w:rPr>
               <w:t>World Bank</w:t>
@@ -5525,6 +6669,12 @@
         <w:tc>
           <w:tcPr>
             <w:tcW w:type="dxa" w:w="1872"/>
+            <w:tcMar>
+              <w:top w:w="100" w:type="dxa"/>
+              <w:bottom w:w="100" w:type="dxa"/>
+              <w:left w:w="120" w:type="dxa"/>
+              <w:right w:w="120" w:type="dxa"/>
+            </w:tcMar>
           </w:tcPr>
           <w:p>
             <w:pPr>
@@ -5533,7 +6683,7 @@
             </w:pPr>
             <w:r>
               <w:rPr>
-                <w:rFonts w:ascii="Arial" w:hAnsi="Arial" w:cs="Arial"/>
+                <w:rFonts w:ascii="IBM Plex Sans Arabic" w:hAnsi="IBM Plex Sans Arabic" w:cs="IBM Plex Sans Arabic"/>
                 <w:rtl/>
               </w:rPr>
               <w:t>https://data.worldbank.org/</w:t>
@@ -5543,6 +6693,12 @@
         <w:tc>
           <w:tcPr>
             <w:tcW w:type="dxa" w:w="1872"/>
+            <w:tcMar>
+              <w:top w:w="100" w:type="dxa"/>
+              <w:bottom w:w="100" w:type="dxa"/>
+              <w:left w:w="120" w:type="dxa"/>
+              <w:right w:w="120" w:type="dxa"/>
+            </w:tcMar>
           </w:tcPr>
           <w:p>
             <w:pPr>
@@ -5551,7 +6707,7 @@
             </w:pPr>
             <w:r>
               <w:rPr>
-                <w:rFonts w:ascii="Arial" w:hAnsi="Arial" w:cs="Arial"/>
+                <w:rFonts w:ascii="IBM Plex Sans Arabic" w:hAnsi="IBM Plex Sans Arabic" w:cs="IBM Plex Sans Arabic"/>
                 <w:rtl/>
               </w:rPr>
               <w:t>2026-07-01</w:t>
@@ -5561,6 +6717,12 @@
         <w:tc>
           <w:tcPr>
             <w:tcW w:type="dxa" w:w="1872"/>
+            <w:tcMar>
+              <w:top w:w="100" w:type="dxa"/>
+              <w:bottom w:w="100" w:type="dxa"/>
+              <w:left w:w="120" w:type="dxa"/>
+              <w:right w:w="120" w:type="dxa"/>
+            </w:tcMar>
           </w:tcPr>
           <w:p>
             <w:pPr>
@@ -5569,7 +6731,7 @@
             </w:pPr>
             <w:r>
               <w:rPr>
-                <w:rFonts w:ascii="Arial" w:hAnsi="Arial" w:cs="Arial"/>
+                <w:rFonts w:ascii="IBM Plex Sans Arabic" w:hAnsi="IBM Plex Sans Arabic" w:cs="IBM Plex Sans Arabic"/>
                 <w:rtl/>
               </w:rPr>
               <w:t>✓ موثّق</w:t>
@@ -5581,7 +6743,13 @@
         <w:tc>
           <w:tcPr>
             <w:tcW w:type="dxa" w:w="1872"/>
-            <w:shd w:val="clear" w:fill="F2F2F2"/>
+            <w:tcMar>
+              <w:top w:w="100" w:type="dxa"/>
+              <w:bottom w:w="100" w:type="dxa"/>
+              <w:left w:w="120" w:type="dxa"/>
+              <w:right w:w="120" w:type="dxa"/>
+            </w:tcMar>
+            <w:shd w:val="clear" w:fill="F2F7F3"/>
           </w:tcPr>
           <w:p>
             <w:pPr>
@@ -5590,7 +6758,7 @@
             </w:pPr>
             <w:r>
               <w:rPr>
-                <w:rFonts w:ascii="Arial" w:hAnsi="Arial" w:cs="Arial"/>
+                <w:rFonts w:ascii="IBM Plex Sans Arabic" w:hAnsi="IBM Plex Sans Arabic" w:cs="IBM Plex Sans Arabic"/>
                 <w:rtl/>
               </w:rPr>
               <w:t>0.94</w:t>
@@ -5600,7 +6768,13 @@
         <w:tc>
           <w:tcPr>
             <w:tcW w:type="dxa" w:w="1872"/>
-            <w:shd w:val="clear" w:fill="F2F2F2"/>
+            <w:tcMar>
+              <w:top w:w="100" w:type="dxa"/>
+              <w:bottom w:w="100" w:type="dxa"/>
+              <w:left w:w="120" w:type="dxa"/>
+              <w:right w:w="120" w:type="dxa"/>
+            </w:tcMar>
+            <w:shd w:val="clear" w:fill="F2F7F3"/>
           </w:tcPr>
           <w:p>
             <w:pPr>
@@ -5609,7 +6783,7 @@
             </w:pPr>
             <w:r>
               <w:rPr>
-                <w:rFonts w:ascii="Arial" w:hAnsi="Arial" w:cs="Arial"/>
+                <w:rFonts w:ascii="IBM Plex Sans Arabic" w:hAnsi="IBM Plex Sans Arabic" w:cs="IBM Plex Sans Arabic"/>
                 <w:rtl/>
               </w:rPr>
               <w:t>World Bank</w:t>
@@ -5619,7 +6793,13 @@
         <w:tc>
           <w:tcPr>
             <w:tcW w:type="dxa" w:w="1872"/>
-            <w:shd w:val="clear" w:fill="F2F2F2"/>
+            <w:tcMar>
+              <w:top w:w="100" w:type="dxa"/>
+              <w:bottom w:w="100" w:type="dxa"/>
+              <w:left w:w="120" w:type="dxa"/>
+              <w:right w:w="120" w:type="dxa"/>
+            </w:tcMar>
+            <w:shd w:val="clear" w:fill="F2F7F3"/>
           </w:tcPr>
           <w:p>
             <w:pPr>
@@ -5628,7 +6808,7 @@
             </w:pPr>
             <w:r>
               <w:rPr>
-                <w:rFonts w:ascii="Arial" w:hAnsi="Arial" w:cs="Arial"/>
+                <w:rFonts w:ascii="IBM Plex Sans Arabic" w:hAnsi="IBM Plex Sans Arabic" w:cs="IBM Plex Sans Arabic"/>
                 <w:rtl/>
               </w:rPr>
               <w:t>https://data.worldbank.org/</w:t>
@@ -5638,7 +6818,13 @@
         <w:tc>
           <w:tcPr>
             <w:tcW w:type="dxa" w:w="1872"/>
-            <w:shd w:val="clear" w:fill="F2F2F2"/>
+            <w:tcMar>
+              <w:top w:w="100" w:type="dxa"/>
+              <w:bottom w:w="100" w:type="dxa"/>
+              <w:left w:w="120" w:type="dxa"/>
+              <w:right w:w="120" w:type="dxa"/>
+            </w:tcMar>
+            <w:shd w:val="clear" w:fill="F2F7F3"/>
           </w:tcPr>
           <w:p>
             <w:pPr>
@@ -5647,7 +6833,7 @@
             </w:pPr>
             <w:r>
               <w:rPr>
-                <w:rFonts w:ascii="Arial" w:hAnsi="Arial" w:cs="Arial"/>
+                <w:rFonts w:ascii="IBM Plex Sans Arabic" w:hAnsi="IBM Plex Sans Arabic" w:cs="IBM Plex Sans Arabic"/>
                 <w:rtl/>
               </w:rPr>
               <w:t>2026-07-01</w:t>
@@ -5657,7 +6843,13 @@
         <w:tc>
           <w:tcPr>
             <w:tcW w:type="dxa" w:w="1872"/>
-            <w:shd w:val="clear" w:fill="F2F2F2"/>
+            <w:tcMar>
+              <w:top w:w="100" w:type="dxa"/>
+              <w:bottom w:w="100" w:type="dxa"/>
+              <w:left w:w="120" w:type="dxa"/>
+              <w:right w:w="120" w:type="dxa"/>
+            </w:tcMar>
+            <w:shd w:val="clear" w:fill="F2F7F3"/>
           </w:tcPr>
           <w:p>
             <w:pPr>
@@ -5666,7 +6858,7 @@
             </w:pPr>
             <w:r>
               <w:rPr>
-                <w:rFonts w:ascii="Arial" w:hAnsi="Arial" w:cs="Arial"/>
+                <w:rFonts w:ascii="IBM Plex Sans Arabic" w:hAnsi="IBM Plex Sans Arabic" w:cs="IBM Plex Sans Arabic"/>
                 <w:rtl/>
               </w:rPr>
               <w:t>✓ موثّق</w:t>
@@ -5678,6 +6870,12 @@
         <w:tc>
           <w:tcPr>
             <w:tcW w:type="dxa" w:w="1872"/>
+            <w:tcMar>
+              <w:top w:w="100" w:type="dxa"/>
+              <w:bottom w:w="100" w:type="dxa"/>
+              <w:left w:w="120" w:type="dxa"/>
+              <w:right w:w="120" w:type="dxa"/>
+            </w:tcMar>
           </w:tcPr>
           <w:p>
             <w:pPr>
@@ -5686,7 +6884,7 @@
             </w:pPr>
             <w:r>
               <w:rPr>
-                <w:rFonts w:ascii="Arial" w:hAnsi="Arial" w:cs="Arial"/>
+                <w:rFonts w:ascii="IBM Plex Sans Arabic" w:hAnsi="IBM Plex Sans Arabic" w:cs="IBM Plex Sans Arabic"/>
                 <w:rtl/>
               </w:rPr>
               <w:t>47500000.0</w:t>
@@ -5696,6 +6894,12 @@
         <w:tc>
           <w:tcPr>
             <w:tcW w:type="dxa" w:w="1872"/>
+            <w:tcMar>
+              <w:top w:w="100" w:type="dxa"/>
+              <w:bottom w:w="100" w:type="dxa"/>
+              <w:left w:w="120" w:type="dxa"/>
+              <w:right w:w="120" w:type="dxa"/>
+            </w:tcMar>
           </w:tcPr>
           <w:p>
             <w:pPr>
@@ -5704,7 +6908,7 @@
             </w:pPr>
             <w:r>
               <w:rPr>
-                <w:rFonts w:ascii="Arial" w:hAnsi="Arial" w:cs="Arial"/>
+                <w:rFonts w:ascii="IBM Plex Sans Arabic" w:hAnsi="IBM Plex Sans Arabic" w:cs="IBM Plex Sans Arabic"/>
                 <w:rtl/>
               </w:rPr>
               <w:t>World Bank</w:t>
@@ -5714,6 +6918,12 @@
         <w:tc>
           <w:tcPr>
             <w:tcW w:type="dxa" w:w="1872"/>
+            <w:tcMar>
+              <w:top w:w="100" w:type="dxa"/>
+              <w:bottom w:w="100" w:type="dxa"/>
+              <w:left w:w="120" w:type="dxa"/>
+              <w:right w:w="120" w:type="dxa"/>
+            </w:tcMar>
           </w:tcPr>
           <w:p>
             <w:pPr>
@@ -5722,7 +6932,7 @@
             </w:pPr>
             <w:r>
               <w:rPr>
-                <w:rFonts w:ascii="Arial" w:hAnsi="Arial" w:cs="Arial"/>
+                <w:rFonts w:ascii="IBM Plex Sans Arabic" w:hAnsi="IBM Plex Sans Arabic" w:cs="IBM Plex Sans Arabic"/>
                 <w:rtl/>
               </w:rPr>
               <w:t>https://data.worldbank.org/</w:t>
@@ -5732,6 +6942,12 @@
         <w:tc>
           <w:tcPr>
             <w:tcW w:type="dxa" w:w="1872"/>
+            <w:tcMar>
+              <w:top w:w="100" w:type="dxa"/>
+              <w:bottom w:w="100" w:type="dxa"/>
+              <w:left w:w="120" w:type="dxa"/>
+              <w:right w:w="120" w:type="dxa"/>
+            </w:tcMar>
           </w:tcPr>
           <w:p>
             <w:pPr>
@@ -5740,7 +6956,7 @@
             </w:pPr>
             <w:r>
               <w:rPr>
-                <w:rFonts w:ascii="Arial" w:hAnsi="Arial" w:cs="Arial"/>
+                <w:rFonts w:ascii="IBM Plex Sans Arabic" w:hAnsi="IBM Plex Sans Arabic" w:cs="IBM Plex Sans Arabic"/>
                 <w:rtl/>
               </w:rPr>
               <w:t>2026-07-01</w:t>
@@ -5750,6 +6966,12 @@
         <w:tc>
           <w:tcPr>
             <w:tcW w:type="dxa" w:w="1872"/>
+            <w:tcMar>
+              <w:top w:w="100" w:type="dxa"/>
+              <w:bottom w:w="100" w:type="dxa"/>
+              <w:left w:w="120" w:type="dxa"/>
+              <w:right w:w="120" w:type="dxa"/>
+            </w:tcMar>
           </w:tcPr>
           <w:p>
             <w:pPr>
@@ -5758,7 +6980,7 @@
             </w:pPr>
             <w:r>
               <w:rPr>
-                <w:rFonts w:ascii="Arial" w:hAnsi="Arial" w:cs="Arial"/>
+                <w:rFonts w:ascii="IBM Plex Sans Arabic" w:hAnsi="IBM Plex Sans Arabic" w:cs="IBM Plex Sans Arabic"/>
                 <w:rtl/>
               </w:rPr>
               <w:t>✓ موثّق</w:t>
@@ -5770,7 +6992,13 @@
         <w:tc>
           <w:tcPr>
             <w:tcW w:type="dxa" w:w="1872"/>
-            <w:shd w:val="clear" w:fill="F2F2F2"/>
+            <w:tcMar>
+              <w:top w:w="100" w:type="dxa"/>
+              <w:bottom w:w="100" w:type="dxa"/>
+              <w:left w:w="120" w:type="dxa"/>
+              <w:right w:w="120" w:type="dxa"/>
+            </w:tcMar>
+            <w:shd w:val="clear" w:fill="F2F7F3"/>
           </w:tcPr>
           <w:p>
             <w:pPr>
@@ -5779,7 +7007,7 @@
             </w:pPr>
             <w:r>
               <w:rPr>
-                <w:rFonts w:ascii="Arial" w:hAnsi="Arial" w:cs="Arial"/>
+                <w:rFonts w:ascii="IBM Plex Sans Arabic" w:hAnsi="IBM Plex Sans Arabic" w:cs="IBM Plex Sans Arabic"/>
                 <w:rtl/>
               </w:rPr>
               <w:t>29350.0</w:t>
@@ -5789,7 +7017,13 @@
         <w:tc>
           <w:tcPr>
             <w:tcW w:type="dxa" w:w="1872"/>
-            <w:shd w:val="clear" w:fill="F2F2F2"/>
+            <w:tcMar>
+              <w:top w:w="100" w:type="dxa"/>
+              <w:bottom w:w="100" w:type="dxa"/>
+              <w:left w:w="120" w:type="dxa"/>
+              <w:right w:w="120" w:type="dxa"/>
+            </w:tcMar>
+            <w:shd w:val="clear" w:fill="F2F7F3"/>
           </w:tcPr>
           <w:p>
             <w:pPr>
@@ -5798,7 +7032,7 @@
             </w:pPr>
             <w:r>
               <w:rPr>
-                <w:rFonts w:ascii="Arial" w:hAnsi="Arial" w:cs="Arial"/>
+                <w:rFonts w:ascii="IBM Plex Sans Arabic" w:hAnsi="IBM Plex Sans Arabic" w:cs="IBM Plex Sans Arabic"/>
                 <w:rtl/>
               </w:rPr>
               <w:t>World Bank</w:t>
@@ -5808,7 +7042,13 @@
         <w:tc>
           <w:tcPr>
             <w:tcW w:type="dxa" w:w="1872"/>
-            <w:shd w:val="clear" w:fill="F2F2F2"/>
+            <w:tcMar>
+              <w:top w:w="100" w:type="dxa"/>
+              <w:bottom w:w="100" w:type="dxa"/>
+              <w:left w:w="120" w:type="dxa"/>
+              <w:right w:w="120" w:type="dxa"/>
+            </w:tcMar>
+            <w:shd w:val="clear" w:fill="F2F7F3"/>
           </w:tcPr>
           <w:p>
             <w:pPr>
@@ -5817,7 +7057,7 @@
             </w:pPr>
             <w:r>
               <w:rPr>
-                <w:rFonts w:ascii="Arial" w:hAnsi="Arial" w:cs="Arial"/>
+                <w:rFonts w:ascii="IBM Plex Sans Arabic" w:hAnsi="IBM Plex Sans Arabic" w:cs="IBM Plex Sans Arabic"/>
                 <w:rtl/>
               </w:rPr>
               <w:t>https://data.worldbank.org/</w:t>
@@ -5827,7 +7067,13 @@
         <w:tc>
           <w:tcPr>
             <w:tcW w:type="dxa" w:w="1872"/>
-            <w:shd w:val="clear" w:fill="F2F2F2"/>
+            <w:tcMar>
+              <w:top w:w="100" w:type="dxa"/>
+              <w:bottom w:w="100" w:type="dxa"/>
+              <w:left w:w="120" w:type="dxa"/>
+              <w:right w:w="120" w:type="dxa"/>
+            </w:tcMar>
+            <w:shd w:val="clear" w:fill="F2F7F3"/>
           </w:tcPr>
           <w:p>
             <w:pPr>
@@ -5836,7 +7082,7 @@
             </w:pPr>
             <w:r>
               <w:rPr>
-                <w:rFonts w:ascii="Arial" w:hAnsi="Arial" w:cs="Arial"/>
+                <w:rFonts w:ascii="IBM Plex Sans Arabic" w:hAnsi="IBM Plex Sans Arabic" w:cs="IBM Plex Sans Arabic"/>
                 <w:rtl/>
               </w:rPr>
               <w:t>2026-07-01</w:t>
@@ -5846,7 +7092,13 @@
         <w:tc>
           <w:tcPr>
             <w:tcW w:type="dxa" w:w="1872"/>
-            <w:shd w:val="clear" w:fill="F2F2F2"/>
+            <w:tcMar>
+              <w:top w:w="100" w:type="dxa"/>
+              <w:bottom w:w="100" w:type="dxa"/>
+              <w:left w:w="120" w:type="dxa"/>
+              <w:right w:w="120" w:type="dxa"/>
+            </w:tcMar>
+            <w:shd w:val="clear" w:fill="F2F7F3"/>
           </w:tcPr>
           <w:p>
             <w:pPr>
@@ -5855,7 +7107,7 @@
             </w:pPr>
             <w:r>
               <w:rPr>
-                <w:rFonts w:ascii="Arial" w:hAnsi="Arial" w:cs="Arial"/>
+                <w:rFonts w:ascii="IBM Plex Sans Arabic" w:hAnsi="IBM Plex Sans Arabic" w:cs="IBM Plex Sans Arabic"/>
                 <w:rtl/>
               </w:rPr>
               <w:t>✓ موثّق</w:t>
@@ -5867,6 +7119,12 @@
         <w:tc>
           <w:tcPr>
             <w:tcW w:type="dxa" w:w="1872"/>
+            <w:tcMar>
+              <w:top w:w="100" w:type="dxa"/>
+              <w:bottom w:w="100" w:type="dxa"/>
+              <w:left w:w="120" w:type="dxa"/>
+              <w:right w:w="120" w:type="dxa"/>
+            </w:tcMar>
           </w:tcPr>
           <w:p>
             <w:pPr>
@@ -5875,7 +7133,7 @@
             </w:pPr>
             <w:r>
               <w:rPr>
-                <w:rFonts w:ascii="Arial" w:hAnsi="Arial" w:cs="Arial"/>
+                <w:rFonts w:ascii="IBM Plex Sans Arabic" w:hAnsi="IBM Plex Sans Arabic" w:cs="IBM Plex Sans Arabic"/>
                 <w:rtl/>
               </w:rPr>
               <w:t>تسجيل منشأة معتمدة EU 2017/625 إلزامي</w:t>
@@ -5885,6 +7143,12 @@
         <w:tc>
           <w:tcPr>
             <w:tcW w:type="dxa" w:w="1872"/>
+            <w:tcMar>
+              <w:top w:w="100" w:type="dxa"/>
+              <w:bottom w:w="100" w:type="dxa"/>
+              <w:left w:w="120" w:type="dxa"/>
+              <w:right w:w="120" w:type="dxa"/>
+            </w:tcMar>
           </w:tcPr>
           <w:p>
             <w:pPr>
@@ -5893,7 +7157,7 @@
             </w:pPr>
             <w:r>
               <w:rPr>
-                <w:rFonts w:ascii="Arial" w:hAnsi="Arial" w:cs="Arial"/>
+                <w:rFonts w:ascii="IBM Plex Sans Arabic" w:hAnsi="IBM Plex Sans Arabic" w:cs="IBM Plex Sans Arabic"/>
                 <w:rtl/>
               </w:rPr>
               <w:t>EU 2017/625</w:t>
@@ -5903,6 +7167,12 @@
         <w:tc>
           <w:tcPr>
             <w:tcW w:type="dxa" w:w="1872"/>
+            <w:tcMar>
+              <w:top w:w="100" w:type="dxa"/>
+              <w:bottom w:w="100" w:type="dxa"/>
+              <w:left w:w="120" w:type="dxa"/>
+              <w:right w:w="120" w:type="dxa"/>
+            </w:tcMar>
           </w:tcPr>
           <w:p>
             <w:pPr>
@@ -5911,7 +7181,7 @@
             </w:pPr>
             <w:r>
               <w:rPr>
-                <w:rFonts w:ascii="Arial" w:hAnsi="Arial" w:cs="Arial"/>
+                <w:rFonts w:ascii="IBM Plex Sans Arabic" w:hAnsi="IBM Plex Sans Arabic" w:cs="IBM Plex Sans Arabic"/>
                 <w:rtl/>
               </w:rPr>
               <w:t>—</w:t>
@@ -5921,6 +7191,12 @@
         <w:tc>
           <w:tcPr>
             <w:tcW w:type="dxa" w:w="1872"/>
+            <w:tcMar>
+              <w:top w:w="100" w:type="dxa"/>
+              <w:bottom w:w="100" w:type="dxa"/>
+              <w:left w:w="120" w:type="dxa"/>
+              <w:right w:w="120" w:type="dxa"/>
+            </w:tcMar>
           </w:tcPr>
           <w:p>
             <w:pPr>
@@ -5929,7 +7205,7 @@
             </w:pPr>
             <w:r>
               <w:rPr>
-                <w:rFonts w:ascii="Arial" w:hAnsi="Arial" w:cs="Arial"/>
+                <w:rFonts w:ascii="IBM Plex Sans Arabic" w:hAnsi="IBM Plex Sans Arabic" w:cs="IBM Plex Sans Arabic"/>
                 <w:rtl/>
               </w:rPr>
               <w:t>2026-07-01</w:t>
@@ -5939,6 +7215,12 @@
         <w:tc>
           <w:tcPr>
             <w:tcW w:type="dxa" w:w="1872"/>
+            <w:tcMar>
+              <w:top w:w="100" w:type="dxa"/>
+              <w:bottom w:w="100" w:type="dxa"/>
+              <w:left w:w="120" w:type="dxa"/>
+              <w:right w:w="120" w:type="dxa"/>
+            </w:tcMar>
           </w:tcPr>
           <w:p>
             <w:pPr>
@@ -5947,7 +7229,7 @@
             </w:pPr>
             <w:r>
               <w:rPr>
-                <w:rFonts w:ascii="Arial" w:hAnsi="Arial" w:cs="Arial"/>
+                <w:rFonts w:ascii="IBM Plex Sans Arabic" w:hAnsi="IBM Plex Sans Arabic" w:cs="IBM Plex Sans Arabic"/>
                 <w:rtl/>
               </w:rPr>
               <w:t>✓ موثّق</w:t>
@@ -5959,7 +7241,13 @@
         <w:tc>
           <w:tcPr>
             <w:tcW w:type="dxa" w:w="1872"/>
-            <w:shd w:val="clear" w:fill="F2F2F2"/>
+            <w:tcMar>
+              <w:top w:w="100" w:type="dxa"/>
+              <w:bottom w:w="100" w:type="dxa"/>
+              <w:left w:w="120" w:type="dxa"/>
+              <w:right w:w="120" w:type="dxa"/>
+            </w:tcMar>
+            <w:shd w:val="clear" w:fill="F2F7F3"/>
           </w:tcPr>
           <w:p>
             <w:pPr>
@@ -5968,7 +7256,7 @@
             </w:pPr>
             <w:r>
               <w:rPr>
-                <w:rFonts w:ascii="Arial" w:hAnsi="Arial" w:cs="Arial"/>
+                <w:rFonts w:ascii="IBM Plex Sans Arabic" w:hAnsi="IBM Plex Sans Arabic" w:cs="IBM Plex Sans Arabic"/>
                 <w:rtl/>
               </w:rPr>
               <w:t>تعريفة صفرية ضمن GSP+</w:t>
@@ -5978,7 +7266,13 @@
         <w:tc>
           <w:tcPr>
             <w:tcW w:type="dxa" w:w="1872"/>
-            <w:shd w:val="clear" w:fill="F2F2F2"/>
+            <w:tcMar>
+              <w:top w:w="100" w:type="dxa"/>
+              <w:bottom w:w="100" w:type="dxa"/>
+              <w:left w:w="120" w:type="dxa"/>
+              <w:right w:w="120" w:type="dxa"/>
+            </w:tcMar>
+            <w:shd w:val="clear" w:fill="F2F7F3"/>
           </w:tcPr>
           <w:p>
             <w:pPr>
@@ -5987,7 +7281,7 @@
             </w:pPr>
             <w:r>
               <w:rPr>
-                <w:rFonts w:ascii="Arial" w:hAnsi="Arial" w:cs="Arial"/>
+                <w:rFonts w:ascii="IBM Plex Sans Arabic" w:hAnsi="IBM Plex Sans Arabic" w:cs="IBM Plex Sans Arabic"/>
                 <w:rtl/>
               </w:rPr>
               <w:t>WITS/WTO Tariff</w:t>
@@ -5997,7 +7291,13 @@
         <w:tc>
           <w:tcPr>
             <w:tcW w:type="dxa" w:w="1872"/>
-            <w:shd w:val="clear" w:fill="F2F2F2"/>
+            <w:tcMar>
+              <w:top w:w="100" w:type="dxa"/>
+              <w:bottom w:w="100" w:type="dxa"/>
+              <w:left w:w="120" w:type="dxa"/>
+              <w:right w:w="120" w:type="dxa"/>
+            </w:tcMar>
+            <w:shd w:val="clear" w:fill="F2F7F3"/>
           </w:tcPr>
           <w:p>
             <w:pPr>
@@ -6006,7 +7306,7 @@
             </w:pPr>
             <w:r>
               <w:rPr>
-                <w:rFonts w:ascii="Arial" w:hAnsi="Arial" w:cs="Arial"/>
+                <w:rFonts w:ascii="IBM Plex Sans Arabic" w:hAnsi="IBM Plex Sans Arabic" w:cs="IBM Plex Sans Arabic"/>
                 <w:rtl/>
               </w:rPr>
               <w:t>https://wits.worldbank.org/</w:t>
@@ -6016,7 +7316,13 @@
         <w:tc>
           <w:tcPr>
             <w:tcW w:type="dxa" w:w="1872"/>
-            <w:shd w:val="clear" w:fill="F2F2F2"/>
+            <w:tcMar>
+              <w:top w:w="100" w:type="dxa"/>
+              <w:bottom w:w="100" w:type="dxa"/>
+              <w:left w:w="120" w:type="dxa"/>
+              <w:right w:w="120" w:type="dxa"/>
+            </w:tcMar>
+            <w:shd w:val="clear" w:fill="F2F7F3"/>
           </w:tcPr>
           <w:p>
             <w:pPr>
@@ -6025,7 +7331,7 @@
             </w:pPr>
             <w:r>
               <w:rPr>
-                <w:rFonts w:ascii="Arial" w:hAnsi="Arial" w:cs="Arial"/>
+                <w:rFonts w:ascii="IBM Plex Sans Arabic" w:hAnsi="IBM Plex Sans Arabic" w:cs="IBM Plex Sans Arabic"/>
                 <w:rtl/>
               </w:rPr>
               <w:t>2026-07-01</w:t>
@@ -6035,7 +7341,13 @@
         <w:tc>
           <w:tcPr>
             <w:tcW w:type="dxa" w:w="1872"/>
-            <w:shd w:val="clear" w:fill="F2F2F2"/>
+            <w:tcMar>
+              <w:top w:w="100" w:type="dxa"/>
+              <w:bottom w:w="100" w:type="dxa"/>
+              <w:left w:w="120" w:type="dxa"/>
+              <w:right w:w="120" w:type="dxa"/>
+            </w:tcMar>
+            <w:shd w:val="clear" w:fill="F2F7F3"/>
           </w:tcPr>
           <w:p>
             <w:pPr>
@@ -6044,7 +7356,7 @@
             </w:pPr>
             <w:r>
               <w:rPr>
-                <w:rFonts w:ascii="Arial" w:hAnsi="Arial" w:cs="Arial"/>
+                <w:rFonts w:ascii="IBM Plex Sans Arabic" w:hAnsi="IBM Plex Sans Arabic" w:cs="IBM Plex Sans Arabic"/>
                 <w:rtl/>
               </w:rPr>
               <w:t>✓ موثّق</w:t>
@@ -6056,6 +7368,12 @@
         <w:tc>
           <w:tcPr>
             <w:tcW w:type="dxa" w:w="1872"/>
+            <w:tcMar>
+              <w:top w:w="100" w:type="dxa"/>
+              <w:bottom w:w="100" w:type="dxa"/>
+              <w:left w:w="120" w:type="dxa"/>
+              <w:right w:w="120" w:type="dxa"/>
+            </w:tcMar>
           </w:tcPr>
           <w:p>
             <w:pPr>
@@ -6064,7 +7382,7 @@
             </w:pPr>
             <w:r>
               <w:rPr>
-                <w:rFonts w:ascii="Arial" w:hAnsi="Arial" w:cs="Arial"/>
+                <w:rFonts w:ascii="IBM Plex Sans Arabic" w:hAnsi="IBM Plex Sans Arabic" w:cs="IBM Plex Sans Arabic"/>
                 <w:rtl/>
               </w:rPr>
               <w:t>ميناء فالنسيا أقرب بوابة استيراد رئيسية</w:t>
@@ -6074,6 +7392,12 @@
         <w:tc>
           <w:tcPr>
             <w:tcW w:type="dxa" w:w="1872"/>
+            <w:tcMar>
+              <w:top w:w="100" w:type="dxa"/>
+              <w:bottom w:w="100" w:type="dxa"/>
+              <w:left w:w="120" w:type="dxa"/>
+              <w:right w:w="120" w:type="dxa"/>
+            </w:tcMar>
           </w:tcPr>
           <w:p>
             <w:pPr>
@@ -6082,7 +7406,7 @@
             </w:pPr>
             <w:r>
               <w:rPr>
-                <w:rFonts w:ascii="Arial" w:hAnsi="Arial" w:cs="Arial"/>
+                <w:rFonts w:ascii="IBM Plex Sans Arabic" w:hAnsi="IBM Plex Sans Arabic" w:cs="IBM Plex Sans Arabic"/>
                 <w:rtl/>
               </w:rPr>
               <w:t>مرجع الموانئ</w:t>
@@ -6092,6 +7416,12 @@
         <w:tc>
           <w:tcPr>
             <w:tcW w:type="dxa" w:w="1872"/>
+            <w:tcMar>
+              <w:top w:w="100" w:type="dxa"/>
+              <w:bottom w:w="100" w:type="dxa"/>
+              <w:left w:w="120" w:type="dxa"/>
+              <w:right w:w="120" w:type="dxa"/>
+            </w:tcMar>
           </w:tcPr>
           <w:p>
             <w:pPr>
@@ -6100,7 +7430,7 @@
             </w:pPr>
             <w:r>
               <w:rPr>
-                <w:rFonts w:ascii="Arial" w:hAnsi="Arial" w:cs="Arial"/>
+                <w:rFonts w:ascii="IBM Plex Sans Arabic" w:hAnsi="IBM Plex Sans Arabic" w:cs="IBM Plex Sans Arabic"/>
                 <w:rtl/>
               </w:rPr>
               <w:t>—</w:t>
@@ -6110,6 +7440,12 @@
         <w:tc>
           <w:tcPr>
             <w:tcW w:type="dxa" w:w="1872"/>
+            <w:tcMar>
+              <w:top w:w="100" w:type="dxa"/>
+              <w:bottom w:w="100" w:type="dxa"/>
+              <w:left w:w="120" w:type="dxa"/>
+              <w:right w:w="120" w:type="dxa"/>
+            </w:tcMar>
           </w:tcPr>
           <w:p>
             <w:pPr>
@@ -6118,7 +7454,7 @@
             </w:pPr>
             <w:r>
               <w:rPr>
-                <w:rFonts w:ascii="Arial" w:hAnsi="Arial" w:cs="Arial"/>
+                <w:rFonts w:ascii="IBM Plex Sans Arabic" w:hAnsi="IBM Plex Sans Arabic" w:cs="IBM Plex Sans Arabic"/>
                 <w:rtl/>
               </w:rPr>
               <w:t>2026-07-01</w:t>
@@ -6128,6 +7464,12 @@
         <w:tc>
           <w:tcPr>
             <w:tcW w:type="dxa" w:w="1872"/>
+            <w:tcMar>
+              <w:top w:w="100" w:type="dxa"/>
+              <w:bottom w:w="100" w:type="dxa"/>
+              <w:left w:w="120" w:type="dxa"/>
+              <w:right w:w="120" w:type="dxa"/>
+            </w:tcMar>
           </w:tcPr>
           <w:p>
             <w:pPr>
@@ -6136,7 +7478,7 @@
             </w:pPr>
             <w:r>
               <w:rPr>
-                <w:rFonts w:ascii="Arial" w:hAnsi="Arial" w:cs="Arial"/>
+                <w:rFonts w:ascii="IBM Plex Sans Arabic" w:hAnsi="IBM Plex Sans Arabic" w:cs="IBM Plex Sans Arabic"/>
                 <w:rtl/>
               </w:rPr>
               <w:t>◐ ثانوي</w:t>
@@ -6168,14 +7510,14 @@
     </w:pPr>
     <w:r>
       <w:rPr>
-        <w:rFonts w:ascii="Arial" w:hAnsi="Arial" w:cs="Arial"/>
+        <w:rFonts w:ascii="IBM Plex Sans Arabic" w:hAnsi="IBM Plex Sans Arabic" w:cs="IBM Plex Sans Arabic"/>
         <w:rtl/>
       </w:rPr>
       <w:t xml:space="preserve">سلك لذكاء الأسواق — منصة تحليل أسواق التصدير السعودية — صفحة </w:t>
     </w:r>
     <w:r>
       <w:rPr>
-        <w:rFonts w:ascii="Arial" w:hAnsi="Arial" w:cs="Arial"/>
+        <w:rFonts w:ascii="IBM Plex Sans Arabic" w:hAnsi="IBM Plex Sans Arabic" w:cs="IBM Plex Sans Arabic"/>
         <w:rtl/>
       </w:rPr>
       <w:fldChar w:fldCharType="begin"/>
@@ -6196,7 +7538,7 @@
     </w:pPr>
     <w:r>
       <w:rPr>
-        <w:rFonts w:ascii="Arial" w:hAnsi="Arial" w:cs="Arial"/>
+        <w:rFonts w:ascii="IBM Plex Sans Arabic" w:hAnsi="IBM Plex Sans Arabic" w:cs="IBM Plex Sans Arabic"/>
         <w:rtl/>
       </w:rPr>
       <w:t>سلك — تقرير بحث عميق: تمور</w:t>
@@ -6570,10 +7912,12 @@
     <w:rsid w:val="00FC693F"/>
     <w:pPr>
       <w:bidi/>
+      <w:spacing w:line="345" w:lineRule="auto" w:after="180"/>
       <w:jc w:val="start"/>
     </w:pPr>
     <w:rPr>
-      <w:rFonts w:ascii="Arial" w:hAnsi="Arial" w:cs="Arial"/>
+      <w:rFonts w:ascii="IBM Plex Sans Arabic" w:hAnsi="IBM Plex Sans Arabic" w:cs="IBM Plex Sans Arabic"/>
+      <w:sz w:val="22"/>
       <w:rtl/>
     </w:rPr>
   </w:style>
@@ -6594,7 +7938,9 @@
       <w:jc w:val="start"/>
     </w:pPr>
     <w:rPr>
-      <w:rFonts w:ascii="Arial" w:hAnsi="Arial" w:cs="Arial"/>
+      <w:rFonts w:ascii="IBM Plex Sans Arabic" w:hAnsi="IBM Plex Sans Arabic" w:cs="IBM Plex Sans Arabic"/>
+      <w:color w:val="555555"/>
+      <w:sz w:val="18"/>
       <w:rtl/>
     </w:rPr>
   </w:style>
@@ -6622,7 +7968,9 @@
       <w:jc w:val="start"/>
     </w:pPr>
     <w:rPr>
-      <w:rFonts w:ascii="Arial" w:hAnsi="Arial" w:cs="Arial"/>
+      <w:rFonts w:ascii="IBM Plex Sans Arabic" w:hAnsi="IBM Plex Sans Arabic" w:cs="IBM Plex Sans Arabic"/>
+      <w:color w:val="555555"/>
+      <w:sz w:val="18"/>
       <w:rtl/>
     </w:rPr>
   </w:style>
@@ -6650,10 +7998,10 @@
       <w:jc w:val="start"/>
     </w:pPr>
     <w:rPr>
-      <w:rFonts w:asciiTheme="majorHAnsi" w:eastAsiaTheme="majorEastAsia" w:hAnsiTheme="majorHAnsi" w:cstheme="majorBidi" w:ascii="Arial" w:hAnsi="Arial" w:cs="Arial"/>
+      <w:rFonts w:asciiTheme="majorHAnsi" w:eastAsiaTheme="majorEastAsia" w:hAnsiTheme="majorHAnsi" w:cstheme="majorBidi" w:ascii="IBM Plex Sans Arabic" w:hAnsi="IBM Plex Sans Arabic" w:cs="IBM Plex Sans Arabic"/>
       <w:b/>
       <w:bCs/>
-      <w:color w:val="365F91" w:themeColor="accent1" w:themeShade="BF"/>
+      <w:color w:val="166534"/>
       <w:sz w:val="28"/>
       <w:szCs w:val="28"/>
       <w:rtl/>
@@ -6677,10 +8025,10 @@
       <w:jc w:val="start"/>
     </w:pPr>
     <w:rPr>
-      <w:rFonts w:asciiTheme="majorHAnsi" w:eastAsiaTheme="majorEastAsia" w:hAnsiTheme="majorHAnsi" w:cstheme="majorBidi" w:ascii="Arial" w:hAnsi="Arial" w:cs="Arial"/>
+      <w:rFonts w:asciiTheme="majorHAnsi" w:eastAsiaTheme="majorEastAsia" w:hAnsiTheme="majorHAnsi" w:cstheme="majorBidi" w:ascii="IBM Plex Sans Arabic" w:hAnsi="IBM Plex Sans Arabic" w:cs="IBM Plex Sans Arabic"/>
       <w:b/>
       <w:bCs/>
-      <w:color w:val="4F81BD" w:themeColor="accent1"/>
+      <w:color w:val="166534"/>
       <w:sz w:val="26"/>
       <w:szCs w:val="26"/>
       <w:rtl/>
@@ -6704,10 +8052,11 @@
       <w:jc w:val="start"/>
     </w:pPr>
     <w:rPr>
-      <w:rFonts w:asciiTheme="majorHAnsi" w:eastAsiaTheme="majorEastAsia" w:hAnsiTheme="majorHAnsi" w:cstheme="majorBidi" w:ascii="Arial" w:hAnsi="Arial" w:cs="Arial"/>
+      <w:rFonts w:asciiTheme="majorHAnsi" w:eastAsiaTheme="majorEastAsia" w:hAnsiTheme="majorHAnsi" w:cstheme="majorBidi" w:ascii="IBM Plex Sans Arabic" w:hAnsi="IBM Plex Sans Arabic" w:cs="IBM Plex Sans Arabic"/>
       <w:b/>
       <w:bCs/>
-      <w:color w:val="4F81BD" w:themeColor="accent1"/>
+      <w:color w:val="333333"/>
+      <w:sz w:val="24"/>
       <w:rtl/>
     </w:rPr>
   </w:style>
@@ -6730,7 +8079,7 @@
       <w:jc w:val="start"/>
     </w:pPr>
     <w:rPr>
-      <w:rFonts w:asciiTheme="majorHAnsi" w:eastAsiaTheme="majorEastAsia" w:hAnsiTheme="majorHAnsi" w:cstheme="majorBidi" w:ascii="Arial" w:hAnsi="Arial" w:cs="Arial"/>
+      <w:rFonts w:asciiTheme="majorHAnsi" w:eastAsiaTheme="majorEastAsia" w:hAnsiTheme="majorHAnsi" w:cstheme="majorBidi" w:ascii="IBM Plex Sans Arabic" w:hAnsi="IBM Plex Sans Arabic" w:cs="IBM Plex Sans Arabic"/>
       <w:b/>
       <w:bCs/>
       <w:i/>
@@ -6758,7 +8107,7 @@
       <w:jc w:val="start"/>
     </w:pPr>
     <w:rPr>
-      <w:rFonts w:asciiTheme="majorHAnsi" w:eastAsiaTheme="majorEastAsia" w:hAnsiTheme="majorHAnsi" w:cstheme="majorBidi" w:ascii="Arial" w:hAnsi="Arial" w:cs="Arial"/>
+      <w:rFonts w:asciiTheme="majorHAnsi" w:eastAsiaTheme="majorEastAsia" w:hAnsiTheme="majorHAnsi" w:cstheme="majorBidi" w:ascii="IBM Plex Sans Arabic" w:hAnsi="IBM Plex Sans Arabic" w:cs="IBM Plex Sans Arabic"/>
       <w:color w:val="243F60" w:themeColor="accent1" w:themeShade="7F"/>
       <w:rtl/>
     </w:rPr>
@@ -6782,7 +8131,7 @@
       <w:jc w:val="start"/>
     </w:pPr>
     <w:rPr>
-      <w:rFonts w:asciiTheme="majorHAnsi" w:eastAsiaTheme="majorEastAsia" w:hAnsiTheme="majorHAnsi" w:cstheme="majorBidi" w:ascii="Arial" w:hAnsi="Arial" w:cs="Arial"/>
+      <w:rFonts w:asciiTheme="majorHAnsi" w:eastAsiaTheme="majorEastAsia" w:hAnsiTheme="majorHAnsi" w:cstheme="majorBidi" w:ascii="IBM Plex Sans Arabic" w:hAnsi="IBM Plex Sans Arabic" w:cs="IBM Plex Sans Arabic"/>
       <w:i/>
       <w:iCs/>
       <w:color w:val="243F60" w:themeColor="accent1" w:themeShade="7F"/>
@@ -6808,7 +8157,7 @@
       <w:jc w:val="start"/>
     </w:pPr>
     <w:rPr>
-      <w:rFonts w:asciiTheme="majorHAnsi" w:eastAsiaTheme="majorEastAsia" w:hAnsiTheme="majorHAnsi" w:cstheme="majorBidi" w:ascii="Arial" w:hAnsi="Arial" w:cs="Arial"/>
+      <w:rFonts w:asciiTheme="majorHAnsi" w:eastAsiaTheme="majorEastAsia" w:hAnsiTheme="majorHAnsi" w:cstheme="majorBidi" w:ascii="IBM Plex Sans Arabic" w:hAnsi="IBM Plex Sans Arabic" w:cs="IBM Plex Sans Arabic"/>
       <w:i/>
       <w:iCs/>
       <w:color w:val="404040" w:themeColor="text1" w:themeTint="BF"/>
@@ -6834,7 +8183,7 @@
       <w:jc w:val="start"/>
     </w:pPr>
     <w:rPr>
-      <w:rFonts w:asciiTheme="majorHAnsi" w:eastAsiaTheme="majorEastAsia" w:hAnsiTheme="majorHAnsi" w:cstheme="majorBidi" w:ascii="Arial" w:hAnsi="Arial" w:cs="Arial"/>
+      <w:rFonts w:asciiTheme="majorHAnsi" w:eastAsiaTheme="majorEastAsia" w:hAnsiTheme="majorHAnsi" w:cstheme="majorBidi" w:ascii="IBM Plex Sans Arabic" w:hAnsi="IBM Plex Sans Arabic" w:cs="IBM Plex Sans Arabic"/>
       <w:color w:val="4F81BD" w:themeColor="accent1"/>
       <w:sz w:val="20"/>
       <w:szCs w:val="20"/>
@@ -6860,7 +8209,7 @@
       <w:jc w:val="start"/>
     </w:pPr>
     <w:rPr>
-      <w:rFonts w:asciiTheme="majorHAnsi" w:eastAsiaTheme="majorEastAsia" w:hAnsiTheme="majorHAnsi" w:cstheme="majorBidi" w:ascii="Arial" w:hAnsi="Arial" w:cs="Arial"/>
+      <w:rFonts w:asciiTheme="majorHAnsi" w:eastAsiaTheme="majorEastAsia" w:hAnsiTheme="majorHAnsi" w:cstheme="majorBidi" w:ascii="IBM Plex Sans Arabic" w:hAnsi="IBM Plex Sans Arabic" w:cs="IBM Plex Sans Arabic"/>
       <w:i/>
       <w:iCs/>
       <w:color w:val="404040" w:themeColor="text1" w:themeTint="BF"/>
@@ -6907,7 +8256,7 @@
       <w:jc w:val="start"/>
     </w:pPr>
     <w:rPr>
-      <w:rFonts w:ascii="Arial" w:hAnsi="Arial" w:cs="Arial"/>
+      <w:rFonts w:ascii="IBM Plex Sans Arabic" w:hAnsi="IBM Plex Sans Arabic" w:cs="IBM Plex Sans Arabic"/>
       <w:rtl/>
     </w:rPr>
   </w:style>
@@ -6972,11 +8321,12 @@
       <w:jc w:val="start"/>
     </w:pPr>
     <w:rPr>
-      <w:rFonts w:asciiTheme="majorHAnsi" w:eastAsiaTheme="majorEastAsia" w:hAnsiTheme="majorHAnsi" w:cstheme="majorBidi" w:ascii="Arial" w:hAnsi="Arial" w:cs="Arial"/>
-      <w:color w:val="17365D" w:themeColor="text2" w:themeShade="BF"/>
+      <w:rFonts w:asciiTheme="majorHAnsi" w:eastAsiaTheme="majorEastAsia" w:hAnsiTheme="majorHAnsi" w:cstheme="majorBidi" w:ascii="IBM Plex Sans Arabic" w:hAnsi="IBM Plex Sans Arabic" w:cs="IBM Plex Sans Arabic"/>
+      <w:b/>
+      <w:color w:val="166534"/>
       <w:spacing w:val="5"/>
       <w:kern w:val="28"/>
-      <w:sz w:val="52"/>
+      <w:sz w:val="36"/>
       <w:szCs w:val="52"/>
       <w:rtl/>
     </w:rPr>
@@ -7012,7 +8362,7 @@
       <w:jc w:val="start"/>
     </w:pPr>
     <w:rPr>
-      <w:rFonts w:asciiTheme="majorHAnsi" w:eastAsiaTheme="majorEastAsia" w:hAnsiTheme="majorHAnsi" w:cstheme="majorBidi" w:ascii="Arial" w:hAnsi="Arial" w:cs="Arial"/>
+      <w:rFonts w:asciiTheme="majorHAnsi" w:eastAsiaTheme="majorEastAsia" w:hAnsiTheme="majorHAnsi" w:cstheme="majorBidi" w:ascii="IBM Plex Sans Arabic" w:hAnsi="IBM Plex Sans Arabic" w:cs="IBM Plex Sans Arabic"/>
       <w:i/>
       <w:iCs/>
       <w:color w:val="4F81BD" w:themeColor="accent1"/>
@@ -7051,7 +8401,7 @@
       <w:jc w:val="start"/>
     </w:pPr>
     <w:rPr>
-      <w:rFonts w:ascii="Arial" w:hAnsi="Arial" w:cs="Arial"/>
+      <w:rFonts w:ascii="IBM Plex Sans Arabic" w:hAnsi="IBM Plex Sans Arabic" w:cs="IBM Plex Sans Arabic"/>
       <w:rtl/>
     </w:rPr>
   </w:style>
@@ -7068,7 +8418,7 @@
       <w:jc w:val="start"/>
     </w:pPr>
     <w:rPr>
-      <w:rFonts w:ascii="Arial" w:hAnsi="Arial" w:cs="Arial"/>
+      <w:rFonts w:ascii="IBM Plex Sans Arabic" w:hAnsi="IBM Plex Sans Arabic" w:cs="IBM Plex Sans Arabic"/>
       <w:rtl/>
     </w:rPr>
   </w:style>
@@ -7092,7 +8442,7 @@
       <w:jc w:val="start"/>
     </w:pPr>
     <w:rPr>
-      <w:rFonts w:ascii="Arial" w:hAnsi="Arial" w:cs="Arial"/>
+      <w:rFonts w:ascii="IBM Plex Sans Arabic" w:hAnsi="IBM Plex Sans Arabic" w:cs="IBM Plex Sans Arabic"/>
       <w:rtl/>
     </w:rPr>
   </w:style>
@@ -7116,7 +8466,7 @@
       <w:jc w:val="start"/>
     </w:pPr>
     <w:rPr>
-      <w:rFonts w:ascii="Arial" w:hAnsi="Arial" w:cs="Arial"/>
+      <w:rFonts w:ascii="IBM Plex Sans Arabic" w:hAnsi="IBM Plex Sans Arabic" w:cs="IBM Plex Sans Arabic"/>
       <w:sz w:val="16"/>
       <w:szCs w:val="16"/>
       <w:rtl/>
@@ -7146,7 +8496,7 @@
       <w:jc w:val="start"/>
     </w:pPr>
     <w:rPr>
-      <w:rFonts w:ascii="Arial" w:hAnsi="Arial" w:cs="Arial"/>
+      <w:rFonts w:ascii="IBM Plex Sans Arabic" w:hAnsi="IBM Plex Sans Arabic" w:cs="IBM Plex Sans Arabic"/>
       <w:rtl/>
     </w:rPr>
   </w:style>
@@ -7163,7 +8513,7 @@
       <w:jc w:val="start"/>
     </w:pPr>
     <w:rPr>
-      <w:rFonts w:ascii="Arial" w:hAnsi="Arial" w:cs="Arial"/>
+      <w:rFonts w:ascii="IBM Plex Sans Arabic" w:hAnsi="IBM Plex Sans Arabic" w:cs="IBM Plex Sans Arabic"/>
       <w:rtl/>
     </w:rPr>
   </w:style>
@@ -7180,7 +8530,7 @@
       <w:jc w:val="start"/>
     </w:pPr>
     <w:rPr>
-      <w:rFonts w:ascii="Arial" w:hAnsi="Arial" w:cs="Arial"/>
+      <w:rFonts w:ascii="IBM Plex Sans Arabic" w:hAnsi="IBM Plex Sans Arabic" w:cs="IBM Plex Sans Arabic"/>
       <w:rtl/>
     </w:rPr>
   </w:style>
@@ -7199,7 +8549,7 @@
       <w:jc w:val="start"/>
     </w:pPr>
     <w:rPr>
-      <w:rFonts w:ascii="Arial" w:hAnsi="Arial" w:cs="Arial"/>
+      <w:rFonts w:ascii="IBM Plex Sans Arabic" w:hAnsi="IBM Plex Sans Arabic" w:cs="IBM Plex Sans Arabic"/>
       <w:rtl/>
     </w:rPr>
   </w:style>
@@ -7218,7 +8568,7 @@
       <w:jc w:val="start"/>
     </w:pPr>
     <w:rPr>
-      <w:rFonts w:ascii="Arial" w:hAnsi="Arial" w:cs="Arial"/>
+      <w:rFonts w:ascii="IBM Plex Sans Arabic" w:hAnsi="IBM Plex Sans Arabic" w:cs="IBM Plex Sans Arabic"/>
       <w:rtl/>
     </w:rPr>
   </w:style>
@@ -7237,7 +8587,7 @@
       <w:jc w:val="start"/>
     </w:pPr>
     <w:rPr>
-      <w:rFonts w:ascii="Arial" w:hAnsi="Arial" w:cs="Arial"/>
+      <w:rFonts w:ascii="IBM Plex Sans Arabic" w:hAnsi="IBM Plex Sans Arabic" w:cs="IBM Plex Sans Arabic"/>
       <w:rtl/>
     </w:rPr>
   </w:style>
@@ -7256,7 +8606,7 @@
       <w:jc w:val="start"/>
     </w:pPr>
     <w:rPr>
-      <w:rFonts w:ascii="Arial" w:hAnsi="Arial" w:cs="Arial"/>
+      <w:rFonts w:ascii="IBM Plex Sans Arabic" w:hAnsi="IBM Plex Sans Arabic" w:cs="IBM Plex Sans Arabic"/>
       <w:rtl/>
     </w:rPr>
   </w:style>
@@ -7275,7 +8625,7 @@
       <w:jc w:val="start"/>
     </w:pPr>
     <w:rPr>
-      <w:rFonts w:ascii="Arial" w:hAnsi="Arial" w:cs="Arial"/>
+      <w:rFonts w:ascii="IBM Plex Sans Arabic" w:hAnsi="IBM Plex Sans Arabic" w:cs="IBM Plex Sans Arabic"/>
       <w:rtl/>
     </w:rPr>
   </w:style>
@@ -7294,7 +8644,7 @@
       <w:jc w:val="start"/>
     </w:pPr>
     <w:rPr>
-      <w:rFonts w:ascii="Arial" w:hAnsi="Arial" w:cs="Arial"/>
+      <w:rFonts w:ascii="IBM Plex Sans Arabic" w:hAnsi="IBM Plex Sans Arabic" w:cs="IBM Plex Sans Arabic"/>
       <w:rtl/>
     </w:rPr>
   </w:style>
@@ -7312,7 +8662,7 @@
       <w:jc w:val="start"/>
     </w:pPr>
     <w:rPr>
-      <w:rFonts w:ascii="Arial" w:hAnsi="Arial" w:cs="Arial"/>
+      <w:rFonts w:ascii="IBM Plex Sans Arabic" w:hAnsi="IBM Plex Sans Arabic" w:cs="IBM Plex Sans Arabic"/>
       <w:rtl/>
     </w:rPr>
   </w:style>
@@ -7330,7 +8680,7 @@
       <w:jc w:val="start"/>
     </w:pPr>
     <w:rPr>
-      <w:rFonts w:ascii="Arial" w:hAnsi="Arial" w:cs="Arial"/>
+      <w:rFonts w:ascii="IBM Plex Sans Arabic" w:hAnsi="IBM Plex Sans Arabic" w:cs="IBM Plex Sans Arabic"/>
       <w:rtl/>
     </w:rPr>
   </w:style>
@@ -7348,7 +8698,7 @@
       <w:jc w:val="start"/>
     </w:pPr>
     <w:rPr>
-      <w:rFonts w:ascii="Arial" w:hAnsi="Arial" w:cs="Arial"/>
+      <w:rFonts w:ascii="IBM Plex Sans Arabic" w:hAnsi="IBM Plex Sans Arabic" w:cs="IBM Plex Sans Arabic"/>
       <w:rtl/>
     </w:rPr>
   </w:style>
@@ -7372,7 +8722,7 @@
       <w:jc w:val="start"/>
     </w:pPr>
     <w:rPr>
-      <w:rFonts w:ascii="Arial" w:hAnsi="Arial" w:cs="Arial"/>
+      <w:rFonts w:ascii="IBM Plex Sans Arabic" w:hAnsi="IBM Plex Sans Arabic" w:cs="IBM Plex Sans Arabic"/>
       <w:sz w:val="20"/>
       <w:szCs w:val="20"/>
       <w:rtl/>
@@ -7403,7 +8753,7 @@
       <w:jc w:val="start"/>
     </w:pPr>
     <w:rPr>
-      <w:rFonts w:ascii="Arial" w:hAnsi="Arial" w:cs="Arial"/>
+      <w:rFonts w:ascii="IBM Plex Sans Arabic" w:hAnsi="IBM Plex Sans Arabic" w:cs="IBM Plex Sans Arabic"/>
       <w:i/>
       <w:iCs/>
       <w:color w:val="000000" w:themeColor="text1"/>
@@ -7523,7 +8873,7 @@
       <w:jc w:val="start"/>
     </w:pPr>
     <w:rPr>
-      <w:rFonts w:ascii="Arial" w:hAnsi="Arial" w:cs="Arial"/>
+      <w:rFonts w:ascii="IBM Plex Sans Arabic" w:hAnsi="IBM Plex Sans Arabic" w:cs="IBM Plex Sans Arabic"/>
       <w:b/>
       <w:bCs/>
       <w:color w:val="4F81BD" w:themeColor="accent1"/>
@@ -7572,7 +8922,7 @@
       <w:jc w:val="start"/>
     </w:pPr>
     <w:rPr>
-      <w:rFonts w:ascii="Arial" w:hAnsi="Arial" w:cs="Arial"/>
+      <w:rFonts w:ascii="IBM Plex Sans Arabic" w:hAnsi="IBM Plex Sans Arabic" w:cs="IBM Plex Sans Arabic"/>
       <w:b/>
       <w:bCs/>
       <w:i/>
@@ -7676,7 +9026,7 @@
       <w:jc w:val="start"/>
     </w:pPr>
     <w:rPr>
-      <w:rFonts w:ascii="Arial" w:hAnsi="Arial" w:cs="Arial"/>
+      <w:rFonts w:ascii="IBM Plex Sans Arabic" w:hAnsi="IBM Plex Sans Arabic" w:cs="IBM Plex Sans Arabic"/>
       <w:rtl/>
     </w:rPr>
   </w:style>

--- a/samples/research_report_latest.docx
+++ b/samples/research_report_latest.docx
@@ -9,7 +9,7 @@
       </w:pPr>
       <w:r>
         <w:rPr>
-          <w:rFonts w:ascii="Arial" w:hAnsi="Arial" w:cs="Arial"/>
+          <w:rFonts w:ascii="IBM Plex Sans Arabic" w:hAnsi="IBM Plex Sans Arabic" w:cs="IBM Plex Sans Arabic"/>
           <w:b/>
           <w:color w:val="1B3B6F"/>
           <w:sz w:val="56"/>
@@ -27,7 +27,7 @@
       </w:pPr>
       <w:r>
         <w:rPr>
-          <w:rFonts w:ascii="Arial" w:hAnsi="Arial" w:cs="Arial"/>
+          <w:rFonts w:ascii="IBM Plex Sans Arabic" w:hAnsi="IBM Plex Sans Arabic" w:cs="IBM Plex Sans Arabic"/>
           <w:rtl/>
         </w:rPr>
         <w:t>سلك — تقرير بحث عميق: تمور</w:t>
@@ -41,7 +41,7 @@
       </w:pPr>
       <w:r>
         <w:rPr>
-          <w:rFonts w:ascii="Arial" w:hAnsi="Arial" w:cs="Arial"/>
+          <w:rFonts w:ascii="IBM Plex Sans Arabic" w:hAnsi="IBM Plex Sans Arabic" w:cs="IBM Plex Sans Arabic"/>
           <w:rtl/>
         </w:rPr>
         <w:t>أُعد بواسطة منصة سلك لذكاء الأسواق</w:t>
@@ -54,7 +54,7 @@
       </w:pPr>
       <w:r>
         <w:rPr>
-          <w:rFonts w:ascii="Arial" w:hAnsi="Arial" w:cs="Arial"/>
+          <w:rFonts w:ascii="IBM Plex Sans Arabic" w:hAnsi="IBM Plex Sans Arabic" w:cs="IBM Plex Sans Arabic"/>
           <w:rtl/>
         </w:rPr>
         <w:t>⚠ TEST RUN — تشغيل برهاني ببدائل موسومة، ليس تقريراً إنتاجياً</w:t>
@@ -67,7 +67,7 @@
       </w:pPr>
       <w:r>
         <w:rPr>
-          <w:rFonts w:ascii="Arial" w:hAnsi="Arial" w:cs="Arial"/>
+          <w:rFonts w:ascii="IBM Plex Sans Arabic" w:hAnsi="IBM Plex Sans Arabic" w:cs="IBM Plex Sans Arabic"/>
           <w:b/>
           <w:color w:val="000000"/>
           <w:sz w:val="32"/>
@@ -84,6 +84,14 @@
         <w:tblW w:type="auto" w:w="0"/>
         <w:tblLayout w:type="fixed"/>
         <w:tblLook w:firstColumn="1" w:firstRow="1" w:lastColumn="0" w:lastRow="0" w:noHBand="0" w:noVBand="1" w:val="04A0"/>
+        <w:tblBorders>
+          <w:top w:val="single" w:sz="4" w:space="0" w:color="BBBBBB"/>
+          <w:left w:val="single" w:sz="4" w:space="0" w:color="BBBBBB"/>
+          <w:bottom w:val="single" w:sz="4" w:space="0" w:color="BBBBBB"/>
+          <w:right w:val="single" w:sz="4" w:space="0" w:color="BBBBBB"/>
+          <w:insideH w:val="single" w:sz="4" w:space="0" w:color="BBBBBB"/>
+          <w:insideV w:val="single" w:sz="4" w:space="0" w:color="BBBBBB"/>
+        </w:tblBorders>
         <w:bidiVisual/>
       </w:tblPr>
       <w:tblGrid>
@@ -94,7 +102,13 @@
         <w:tc>
           <w:tcPr>
             <w:tcW w:type="dxa" w:w="4680"/>
-            <w:shd w:val="clear" w:fill="1B3B6F"/>
+            <w:shd w:val="clear" w:fill="166534"/>
+            <w:tcMar>
+              <w:top w:w="100" w:type="dxa"/>
+              <w:bottom w:w="100" w:type="dxa"/>
+              <w:left w:w="120" w:type="dxa"/>
+              <w:right w:w="120" w:type="dxa"/>
+            </w:tcMar>
           </w:tcPr>
           <w:p>
             <w:pPr>
@@ -103,7 +117,7 @@
             </w:pPr>
             <w:r>
               <w:rPr>
-                <w:rFonts w:ascii="Arial" w:hAnsi="Arial" w:cs="Arial"/>
+                <w:rFonts w:ascii="IBM Plex Sans Arabic" w:hAnsi="IBM Plex Sans Arabic" w:cs="IBM Plex Sans Arabic"/>
                 <w:b/>
                 <w:color w:val="FFFFFF"/>
                 <w:rtl/>
@@ -115,7 +129,13 @@
         <w:tc>
           <w:tcPr>
             <w:tcW w:type="dxa" w:w="4680"/>
-            <w:shd w:val="clear" w:fill="1B3B6F"/>
+            <w:shd w:val="clear" w:fill="166534"/>
+            <w:tcMar>
+              <w:top w:w="100" w:type="dxa"/>
+              <w:bottom w:w="100" w:type="dxa"/>
+              <w:left w:w="120" w:type="dxa"/>
+              <w:right w:w="120" w:type="dxa"/>
+            </w:tcMar>
           </w:tcPr>
           <w:p>
             <w:pPr>
@@ -124,7 +144,7 @@
             </w:pPr>
             <w:r>
               <w:rPr>
-                <w:rFonts w:ascii="Arial" w:hAnsi="Arial" w:cs="Arial"/>
+                <w:rFonts w:ascii="IBM Plex Sans Arabic" w:hAnsi="IBM Plex Sans Arabic" w:cs="IBM Plex Sans Arabic"/>
                 <w:b/>
                 <w:color w:val="FFFFFF"/>
                 <w:rtl/>
@@ -138,6 +158,12 @@
         <w:tc>
           <w:tcPr>
             <w:tcW w:type="dxa" w:w="4680"/>
+            <w:tcMar>
+              <w:top w:w="100" w:type="dxa"/>
+              <w:bottom w:w="100" w:type="dxa"/>
+              <w:left w:w="120" w:type="dxa"/>
+              <w:right w:w="120" w:type="dxa"/>
+            </w:tcMar>
           </w:tcPr>
           <w:p>
             <w:pPr>
@@ -146,7 +172,7 @@
             </w:pPr>
             <w:r>
               <w:rPr>
-                <w:rFonts w:ascii="Arial" w:hAnsi="Arial" w:cs="Arial"/>
+                <w:rFonts w:ascii="IBM Plex Sans Arabic" w:hAnsi="IBM Plex Sans Arabic" w:cs="IBM Plex Sans Arabic"/>
                 <w:rtl/>
               </w:rPr>
               <w:t>المنتج</w:t>
@@ -156,6 +182,12 @@
         <w:tc>
           <w:tcPr>
             <w:tcW w:type="dxa" w:w="4680"/>
+            <w:tcMar>
+              <w:top w:w="100" w:type="dxa"/>
+              <w:bottom w:w="100" w:type="dxa"/>
+              <w:left w:w="120" w:type="dxa"/>
+              <w:right w:w="120" w:type="dxa"/>
+            </w:tcMar>
           </w:tcPr>
           <w:p>
             <w:pPr>
@@ -164,7 +196,7 @@
             </w:pPr>
             <w:r>
               <w:rPr>
-                <w:rFonts w:ascii="Arial" w:hAnsi="Arial" w:cs="Arial"/>
+                <w:rFonts w:ascii="IBM Plex Sans Arabic" w:hAnsi="IBM Plex Sans Arabic" w:cs="IBM Plex Sans Arabic"/>
                 <w:rtl/>
               </w:rPr>
               <w:t>تمور</w:t>
@@ -176,7 +208,13 @@
         <w:tc>
           <w:tcPr>
             <w:tcW w:type="dxa" w:w="4680"/>
-            <w:shd w:val="clear" w:fill="F2F2F2"/>
+            <w:tcMar>
+              <w:top w:w="100" w:type="dxa"/>
+              <w:bottom w:w="100" w:type="dxa"/>
+              <w:left w:w="120" w:type="dxa"/>
+              <w:right w:w="120" w:type="dxa"/>
+            </w:tcMar>
+            <w:shd w:val="clear" w:fill="F2F7F3"/>
           </w:tcPr>
           <w:p>
             <w:pPr>
@@ -185,7 +223,7 @@
             </w:pPr>
             <w:r>
               <w:rPr>
-                <w:rFonts w:ascii="Arial" w:hAnsi="Arial" w:cs="Arial"/>
+                <w:rFonts w:ascii="IBM Plex Sans Arabic" w:hAnsi="IBM Plex Sans Arabic" w:cs="IBM Plex Sans Arabic"/>
                 <w:rtl/>
               </w:rPr>
               <w:t>رمز HS</w:t>
@@ -195,7 +233,13 @@
         <w:tc>
           <w:tcPr>
             <w:tcW w:type="dxa" w:w="4680"/>
-            <w:shd w:val="clear" w:fill="F2F2F2"/>
+            <w:tcMar>
+              <w:top w:w="100" w:type="dxa"/>
+              <w:bottom w:w="100" w:type="dxa"/>
+              <w:left w:w="120" w:type="dxa"/>
+              <w:right w:w="120" w:type="dxa"/>
+            </w:tcMar>
+            <w:shd w:val="clear" w:fill="F2F7F3"/>
           </w:tcPr>
           <w:p>
             <w:pPr>
@@ -204,7 +248,7 @@
             </w:pPr>
             <w:r>
               <w:rPr>
-                <w:rFonts w:ascii="Arial" w:hAnsi="Arial" w:cs="Arial"/>
+                <w:rFonts w:ascii="IBM Plex Sans Arabic" w:hAnsi="IBM Plex Sans Arabic" w:cs="IBM Plex Sans Arabic"/>
                 <w:rtl/>
               </w:rPr>
               <w:t>080410</w:t>
@@ -216,6 +260,12 @@
         <w:tc>
           <w:tcPr>
             <w:tcW w:type="dxa" w:w="4680"/>
+            <w:tcMar>
+              <w:top w:w="100" w:type="dxa"/>
+              <w:bottom w:w="100" w:type="dxa"/>
+              <w:left w:w="120" w:type="dxa"/>
+              <w:right w:w="120" w:type="dxa"/>
+            </w:tcMar>
           </w:tcPr>
           <w:p>
             <w:pPr>
@@ -224,7 +274,7 @@
             </w:pPr>
             <w:r>
               <w:rPr>
-                <w:rFonts w:ascii="Arial" w:hAnsi="Arial" w:cs="Arial"/>
+                <w:rFonts w:ascii="IBM Plex Sans Arabic" w:hAnsi="IBM Plex Sans Arabic" w:cs="IBM Plex Sans Arabic"/>
                 <w:rtl/>
               </w:rPr>
               <w:t>المنشأ</w:t>
@@ -234,6 +284,12 @@
         <w:tc>
           <w:tcPr>
             <w:tcW w:type="dxa" w:w="4680"/>
+            <w:tcMar>
+              <w:top w:w="100" w:type="dxa"/>
+              <w:bottom w:w="100" w:type="dxa"/>
+              <w:left w:w="120" w:type="dxa"/>
+              <w:right w:w="120" w:type="dxa"/>
+            </w:tcMar>
           </w:tcPr>
           <w:p>
             <w:pPr>
@@ -242,7 +298,7 @@
             </w:pPr>
             <w:r>
               <w:rPr>
-                <w:rFonts w:ascii="Arial" w:hAnsi="Arial" w:cs="Arial"/>
+                <w:rFonts w:ascii="IBM Plex Sans Arabic" w:hAnsi="IBM Plex Sans Arabic" w:cs="IBM Plex Sans Arabic"/>
                 <w:rtl/>
               </w:rPr>
               <w:t>المملكة العربية السعودية</w:t>
@@ -254,7 +310,13 @@
         <w:tc>
           <w:tcPr>
             <w:tcW w:type="dxa" w:w="4680"/>
-            <w:shd w:val="clear" w:fill="F2F2F2"/>
+            <w:tcMar>
+              <w:top w:w="100" w:type="dxa"/>
+              <w:bottom w:w="100" w:type="dxa"/>
+              <w:left w:w="120" w:type="dxa"/>
+              <w:right w:w="120" w:type="dxa"/>
+            </w:tcMar>
+            <w:shd w:val="clear" w:fill="F2F7F3"/>
           </w:tcPr>
           <w:p>
             <w:pPr>
@@ -263,7 +325,7 @@
             </w:pPr>
             <w:r>
               <w:rPr>
-                <w:rFonts w:ascii="Arial" w:hAnsi="Arial" w:cs="Arial"/>
+                <w:rFonts w:ascii="IBM Plex Sans Arabic" w:hAnsi="IBM Plex Sans Arabic" w:cs="IBM Plex Sans Arabic"/>
                 <w:rtl/>
               </w:rPr>
               <w:t>السوق المستهدف</w:t>
@@ -273,7 +335,13 @@
         <w:tc>
           <w:tcPr>
             <w:tcW w:type="dxa" w:w="4680"/>
-            <w:shd w:val="clear" w:fill="F2F2F2"/>
+            <w:tcMar>
+              <w:top w:w="100" w:type="dxa"/>
+              <w:bottom w:w="100" w:type="dxa"/>
+              <w:left w:w="120" w:type="dxa"/>
+              <w:right w:w="120" w:type="dxa"/>
+            </w:tcMar>
+            <w:shd w:val="clear" w:fill="F2F7F3"/>
           </w:tcPr>
           <w:p>
             <w:pPr>
@@ -282,7 +350,7 @@
             </w:pPr>
             <w:r>
               <w:rPr>
-                <w:rFonts w:ascii="Arial" w:hAnsi="Arial" w:cs="Arial"/>
+                <w:rFonts w:ascii="IBM Plex Sans Arabic" w:hAnsi="IBM Plex Sans Arabic" w:cs="IBM Plex Sans Arabic"/>
                 <w:rtl/>
               </w:rPr>
               <w:t>إسبانيا</w:t>
@@ -294,6 +362,12 @@
         <w:tc>
           <w:tcPr>
             <w:tcW w:type="dxa" w:w="4680"/>
+            <w:tcMar>
+              <w:top w:w="100" w:type="dxa"/>
+              <w:bottom w:w="100" w:type="dxa"/>
+              <w:left w:w="120" w:type="dxa"/>
+              <w:right w:w="120" w:type="dxa"/>
+            </w:tcMar>
           </w:tcPr>
           <w:p>
             <w:pPr>
@@ -302,7 +376,7 @@
             </w:pPr>
             <w:r>
               <w:rPr>
-                <w:rFonts w:ascii="Arial" w:hAnsi="Arial" w:cs="Arial"/>
+                <w:rFonts w:ascii="IBM Plex Sans Arabic" w:hAnsi="IBM Plex Sans Arabic" w:cs="IBM Plex Sans Arabic"/>
                 <w:rtl/>
               </w:rPr>
               <w:t>تاريخ الإعداد</w:t>
@@ -312,6 +386,12 @@
         <w:tc>
           <w:tcPr>
             <w:tcW w:type="dxa" w:w="4680"/>
+            <w:tcMar>
+              <w:top w:w="100" w:type="dxa"/>
+              <w:bottom w:w="100" w:type="dxa"/>
+              <w:left w:w="120" w:type="dxa"/>
+              <w:right w:w="120" w:type="dxa"/>
+            </w:tcMar>
           </w:tcPr>
           <w:p>
             <w:pPr>
@@ -320,10 +400,10 @@
             </w:pPr>
             <w:r>
               <w:rPr>
-                <w:rFonts w:ascii="Arial" w:hAnsi="Arial" w:cs="Arial"/>
+                <w:rFonts w:ascii="IBM Plex Sans Arabic" w:hAnsi="IBM Plex Sans Arabic" w:cs="IBM Plex Sans Arabic"/>
                 <w:rtl/>
               </w:rPr>
-              <w:t>2026-07-18</w:t>
+              <w:t>2026-07-19</w:t>
             </w:r>
           </w:p>
         </w:tc>
@@ -337,7 +417,7 @@
       </w:pPr>
       <w:r>
         <w:rPr>
-          <w:rFonts w:ascii="Arial" w:hAnsi="Arial" w:cs="Arial"/>
+          <w:rFonts w:ascii="IBM Plex Sans Arabic" w:hAnsi="IBM Plex Sans Arabic" w:cs="IBM Plex Sans Arabic"/>
           <w:rtl/>
         </w:rPr>
         <w:t>المحتويات</w:t>
@@ -350,7 +430,7 @@
       </w:pPr>
       <w:r>
         <w:rPr>
-          <w:rFonts w:ascii="Arial" w:hAnsi="Arial" w:cs="Arial"/>
+          <w:rFonts w:ascii="IBM Plex Sans Arabic" w:hAnsi="IBM Plex Sans Arabic" w:cs="IBM Plex Sans Arabic"/>
           <w:rtl/>
         </w:rPr>
         <w:t>1. الخلاصة التنفيذية</w:t>
@@ -363,7 +443,7 @@
       </w:pPr>
       <w:r>
         <w:rPr>
-          <w:rFonts w:ascii="Arial" w:hAnsi="Arial" w:cs="Arial"/>
+          <w:rFonts w:ascii="IBM Plex Sans Arabic" w:hAnsi="IBM Plex Sans Arabic" w:cs="IBM Plex Sans Arabic"/>
           <w:rtl/>
         </w:rPr>
         <w:t>2. ملخّص مصادر البحث</w:t>
@@ -376,7 +456,7 @@
       </w:pPr>
       <w:r>
         <w:rPr>
-          <w:rFonts w:ascii="Arial" w:hAnsi="Arial" w:cs="Arial"/>
+          <w:rFonts w:ascii="IBM Plex Sans Arabic" w:hAnsi="IBM Plex Sans Arabic" w:cs="IBM Plex Sans Arabic"/>
           <w:rtl/>
         </w:rPr>
         <w:t>3. التقرير الكامل (كاتب التقرير، مراجَع)</w:t>
@@ -389,7 +469,7 @@
       </w:pPr>
       <w:r>
         <w:rPr>
-          <w:rFonts w:ascii="Arial" w:hAnsi="Arial" w:cs="Arial"/>
+          <w:rFonts w:ascii="IBM Plex Sans Arabic" w:hAnsi="IBM Plex Sans Arabic" w:cs="IBM Plex Sans Arabic"/>
           <w:rtl/>
         </w:rPr>
         <w:t>4. ملحق — الأدلة الرقمية الداعمة للتقاطعات الخمسة</w:t>
@@ -402,7 +482,7 @@
       </w:pPr>
       <w:r>
         <w:rPr>
-          <w:rFonts w:ascii="Arial" w:hAnsi="Arial" w:cs="Arial"/>
+          <w:rFonts w:ascii="IBM Plex Sans Arabic" w:hAnsi="IBM Plex Sans Arabic" w:cs="IBM Plex Sans Arabic"/>
           <w:rtl/>
         </w:rPr>
         <w:t>5. حدود هذا التقرير</w:t>
@@ -416,7 +496,7 @@
       </w:pPr>
       <w:r>
         <w:rPr>
-          <w:rFonts w:ascii="Arial" w:hAnsi="Arial" w:cs="Arial"/>
+          <w:rFonts w:ascii="IBM Plex Sans Arabic" w:hAnsi="IBM Plex Sans Arabic" w:cs="IBM Plex Sans Arabic"/>
           <w:rtl/>
         </w:rPr>
         <w:t>١. الخلاصة التنفيذية</w:t>
@@ -429,7 +509,7 @@
       </w:pPr>
       <w:r>
         <w:rPr>
-          <w:rFonts w:ascii="Arial" w:hAnsi="Arial" w:cs="Arial"/>
+          <w:rFonts w:ascii="IBM Plex Sans Arabic" w:hAnsi="IBM Plex Sans Arabic" w:cs="IBM Plex Sans Arabic"/>
           <w:rtl/>
         </w:rPr>
         <w:t>الحكم: مراقبة السوق</w:t>
@@ -442,7 +522,7 @@
       </w:pPr>
       <w:r>
         <w:rPr>
-          <w:rFonts w:ascii="Arial" w:hAnsi="Arial" w:cs="Arial"/>
+          <w:rFonts w:ascii="IBM Plex Sans Arabic" w:hAnsi="IBM Plex Sans Arabic" w:cs="IBM Plex Sans Arabic"/>
           <w:rtl/>
         </w:rPr>
         <w:t>الأدلة تدعم دخولاً مشروطاً بتأمين الأهلية التنظيمية أولاً — تجزّؤ سوق المورّدين (HHI معتدل) والفجوة السعرية كافيان، والمخاطرة الرئيسية إجرائية لا سوقية.</w:t>
@@ -455,7 +535,7 @@
       </w:pPr>
       <w:r>
         <w:rPr>
-          <w:rFonts w:ascii="Arial" w:hAnsi="Arial" w:cs="Arial"/>
+          <w:rFonts w:ascii="IBM Plex Sans Arabic" w:hAnsi="IBM Plex Sans Arabic" w:cs="IBM Plex Sans Arabic"/>
           <w:rtl/>
         </w:rPr>
         <w:t>مبني على 12/12 بعثة بحث نجحت في جمع نتائج مبنية على استشهاد، إضافة إلى المحلل الشامل وكاتب التقرير (راجع «حدود هذا التقرير» أدناه لكل فجوة معلنة).</w:t>
@@ -469,7 +549,7 @@
       </w:pPr>
       <w:r>
         <w:rPr>
-          <w:rFonts w:ascii="Arial" w:hAnsi="Arial" w:cs="Arial"/>
+          <w:rFonts w:ascii="IBM Plex Sans Arabic" w:hAnsi="IBM Plex Sans Arabic" w:cs="IBM Plex Sans Arabic"/>
           <w:rtl/>
         </w:rPr>
         <w:t>قسم البحث العميق — التقاطعات الخمسة والمحلل الشامل</w:t>
@@ -482,7 +562,7 @@
       </w:pPr>
       <w:r>
         <w:rPr>
-          <w:rFonts w:ascii="Arial" w:hAnsi="Arial" w:cs="Arial"/>
+          <w:rFonts w:ascii="IBM Plex Sans Arabic" w:hAnsi="IBM Plex Sans Arabic" w:cs="IBM Plex Sans Arabic"/>
           <w:rtl/>
         </w:rPr>
         <w:t>السوق: إسبانيا (ESP) — الحكم: مراقبة السوق</w:t>
@@ -496,7 +576,7 @@
       </w:pPr>
       <w:r>
         <w:rPr>
-          <w:rFonts w:ascii="Arial" w:hAnsi="Arial" w:cs="Arial"/>
+          <w:rFonts w:ascii="IBM Plex Sans Arabic" w:hAnsi="IBM Plex Sans Arabic" w:cs="IBM Plex Sans Arabic"/>
           <w:rtl/>
         </w:rPr>
         <w:t>الأدلة تدعم دخولاً مشروطاً بتأمين الأهلية التنظيمية أولاً — تجزّؤ سوق المورّدين (HHI معتدل) والفجوة السعرية كافيان، والمخاطرة الرئيسية إجرائية لا سوقية.</w:t>
@@ -510,7 +590,7 @@
       </w:pPr>
       <w:r>
         <w:rPr>
-          <w:rFonts w:ascii="Arial" w:hAnsi="Arial" w:cs="Arial"/>
+          <w:rFonts w:ascii="IBM Plex Sans Arabic" w:hAnsi="IBM Plex Sans Arabic" w:cs="IBM Plex Sans Arabic"/>
           <w:rtl/>
         </w:rPr>
         <w:t>ملخّص مصادر البحث</w:t>
@@ -522,6 +602,14 @@
         <w:tblW w:type="auto" w:w="0"/>
         <w:tblLayout w:type="fixed"/>
         <w:tblLook w:firstColumn="1" w:firstRow="1" w:lastColumn="0" w:lastRow="0" w:noHBand="0" w:noVBand="1" w:val="04A0"/>
+        <w:tblBorders>
+          <w:top w:val="single" w:sz="4" w:space="0" w:color="BBBBBB"/>
+          <w:left w:val="single" w:sz="4" w:space="0" w:color="BBBBBB"/>
+          <w:bottom w:val="single" w:sz="4" w:space="0" w:color="BBBBBB"/>
+          <w:right w:val="single" w:sz="4" w:space="0" w:color="BBBBBB"/>
+          <w:insideH w:val="single" w:sz="4" w:space="0" w:color="BBBBBB"/>
+          <w:insideV w:val="single" w:sz="4" w:space="0" w:color="BBBBBB"/>
+        </w:tblBorders>
         <w:bidiVisual/>
       </w:tblPr>
       <w:tblGrid>
@@ -533,7 +621,13 @@
         <w:tc>
           <w:tcPr>
             <w:tcW w:type="dxa" w:w="3120"/>
-            <w:shd w:val="clear" w:fill="1B3B6F"/>
+            <w:shd w:val="clear" w:fill="166534"/>
+            <w:tcMar>
+              <w:top w:w="100" w:type="dxa"/>
+              <w:bottom w:w="100" w:type="dxa"/>
+              <w:left w:w="120" w:type="dxa"/>
+              <w:right w:w="120" w:type="dxa"/>
+            </w:tcMar>
           </w:tcPr>
           <w:p>
             <w:pPr>
@@ -542,7 +636,7 @@
             </w:pPr>
             <w:r>
               <w:rPr>
-                <w:rFonts w:ascii="Arial" w:hAnsi="Arial" w:cs="Arial"/>
+                <w:rFonts w:ascii="IBM Plex Sans Arabic" w:hAnsi="IBM Plex Sans Arabic" w:cs="IBM Plex Sans Arabic"/>
                 <w:b/>
                 <w:color w:val="FFFFFF"/>
                 <w:rtl/>
@@ -554,7 +648,13 @@
         <w:tc>
           <w:tcPr>
             <w:tcW w:type="dxa" w:w="3120"/>
-            <w:shd w:val="clear" w:fill="1B3B6F"/>
+            <w:shd w:val="clear" w:fill="166534"/>
+            <w:tcMar>
+              <w:top w:w="100" w:type="dxa"/>
+              <w:bottom w:w="100" w:type="dxa"/>
+              <w:left w:w="120" w:type="dxa"/>
+              <w:right w:w="120" w:type="dxa"/>
+            </w:tcMar>
           </w:tcPr>
           <w:p>
             <w:pPr>
@@ -563,7 +663,7 @@
             </w:pPr>
             <w:r>
               <w:rPr>
-                <w:rFonts w:ascii="Arial" w:hAnsi="Arial" w:cs="Arial"/>
+                <w:rFonts w:ascii="IBM Plex Sans Arabic" w:hAnsi="IBM Plex Sans Arabic" w:cs="IBM Plex Sans Arabic"/>
                 <w:b/>
                 <w:color w:val="FFFFFF"/>
                 <w:rtl/>
@@ -575,7 +675,13 @@
         <w:tc>
           <w:tcPr>
             <w:tcW w:type="dxa" w:w="3120"/>
-            <w:shd w:val="clear" w:fill="1B3B6F"/>
+            <w:shd w:val="clear" w:fill="166534"/>
+            <w:tcMar>
+              <w:top w:w="100" w:type="dxa"/>
+              <w:bottom w:w="100" w:type="dxa"/>
+              <w:left w:w="120" w:type="dxa"/>
+              <w:right w:w="120" w:type="dxa"/>
+            </w:tcMar>
           </w:tcPr>
           <w:p>
             <w:pPr>
@@ -584,7 +690,7 @@
             </w:pPr>
             <w:r>
               <w:rPr>
-                <w:rFonts w:ascii="Arial" w:hAnsi="Arial" w:cs="Arial"/>
+                <w:rFonts w:ascii="IBM Plex Sans Arabic" w:hAnsi="IBM Plex Sans Arabic" w:cs="IBM Plex Sans Arabic"/>
                 <w:b/>
                 <w:color w:val="FFFFFF"/>
                 <w:rtl/>
@@ -598,6 +704,12 @@
         <w:tc>
           <w:tcPr>
             <w:tcW w:type="dxa" w:w="3120"/>
+            <w:tcMar>
+              <w:top w:w="100" w:type="dxa"/>
+              <w:bottom w:w="100" w:type="dxa"/>
+              <w:left w:w="120" w:type="dxa"/>
+              <w:right w:w="120" w:type="dxa"/>
+            </w:tcMar>
           </w:tcPr>
           <w:p>
             <w:pPr>
@@ -606,7 +718,7 @@
             </w:pPr>
             <w:r>
               <w:rPr>
-                <w:rFonts w:ascii="Arial" w:hAnsi="Arial" w:cs="Arial"/>
+                <w:rFonts w:ascii="IBM Plex Sans Arabic" w:hAnsi="IBM Plex Sans Arabic" w:cs="IBM Plex Sans Arabic"/>
                 <w:rtl/>
               </w:rPr>
               <w:t>تدفقات التجارة</w:t>
@@ -616,6 +728,12 @@
         <w:tc>
           <w:tcPr>
             <w:tcW w:type="dxa" w:w="3120"/>
+            <w:tcMar>
+              <w:top w:w="100" w:type="dxa"/>
+              <w:bottom w:w="100" w:type="dxa"/>
+              <w:left w:w="120" w:type="dxa"/>
+              <w:right w:w="120" w:type="dxa"/>
+            </w:tcMar>
           </w:tcPr>
           <w:p>
             <w:pPr>
@@ -624,7 +742,7 @@
             </w:pPr>
             <w:r>
               <w:rPr>
-                <w:rFonts w:ascii="Arial" w:hAnsi="Arial" w:cs="Arial"/>
+                <w:rFonts w:ascii="IBM Plex Sans Arabic" w:hAnsi="IBM Plex Sans Arabic" w:cs="IBM Plex Sans Arabic"/>
                 <w:rtl/>
               </w:rPr>
               <w:t>ناجحة</w:t>
@@ -634,6 +752,12 @@
         <w:tc>
           <w:tcPr>
             <w:tcW w:type="dxa" w:w="3120"/>
+            <w:tcMar>
+              <w:top w:w="100" w:type="dxa"/>
+              <w:bottom w:w="100" w:type="dxa"/>
+              <w:left w:w="120" w:type="dxa"/>
+              <w:right w:w="120" w:type="dxa"/>
+            </w:tcMar>
           </w:tcPr>
           <w:p>
             <w:pPr>
@@ -642,7 +766,7 @@
             </w:pPr>
             <w:r>
               <w:rPr>
-                <w:rFonts w:ascii="Arial" w:hAnsi="Arial" w:cs="Arial"/>
+                <w:rFonts w:ascii="IBM Plex Sans Arabic" w:hAnsi="IBM Plex Sans Arabic" w:cs="IBM Plex Sans Arabic"/>
                 <w:rtl/>
               </w:rPr>
               <w:t>تدفقات تجارية مؤكَّدة من Comtrade</w:t>
@@ -654,7 +778,13 @@
         <w:tc>
           <w:tcPr>
             <w:tcW w:type="dxa" w:w="3120"/>
-            <w:shd w:val="clear" w:fill="F2F2F2"/>
+            <w:tcMar>
+              <w:top w:w="100" w:type="dxa"/>
+              <w:bottom w:w="100" w:type="dxa"/>
+              <w:left w:w="120" w:type="dxa"/>
+              <w:right w:w="120" w:type="dxa"/>
+            </w:tcMar>
+            <w:shd w:val="clear" w:fill="F2F7F3"/>
           </w:tcPr>
           <w:p>
             <w:pPr>
@@ -663,7 +793,7 @@
             </w:pPr>
             <w:r>
               <w:rPr>
-                <w:rFonts w:ascii="Arial" w:hAnsi="Arial" w:cs="Arial"/>
+                <w:rFonts w:ascii="IBM Plex Sans Arabic" w:hAnsi="IBM Plex Sans Arabic" w:cs="IBM Plex Sans Arabic"/>
                 <w:rtl/>
               </w:rPr>
               <w:t>اتجاهات الطلب والموسمية</w:t>
@@ -673,7 +803,13 @@
         <w:tc>
           <w:tcPr>
             <w:tcW w:type="dxa" w:w="3120"/>
-            <w:shd w:val="clear" w:fill="F2F2F2"/>
+            <w:tcMar>
+              <w:top w:w="100" w:type="dxa"/>
+              <w:bottom w:w="100" w:type="dxa"/>
+              <w:left w:w="120" w:type="dxa"/>
+              <w:right w:w="120" w:type="dxa"/>
+            </w:tcMar>
+            <w:shd w:val="clear" w:fill="F2F7F3"/>
           </w:tcPr>
           <w:p>
             <w:pPr>
@@ -682,7 +818,7 @@
             </w:pPr>
             <w:r>
               <w:rPr>
-                <w:rFonts w:ascii="Arial" w:hAnsi="Arial" w:cs="Arial"/>
+                <w:rFonts w:ascii="IBM Plex Sans Arabic" w:hAnsi="IBM Plex Sans Arabic" w:cs="IBM Plex Sans Arabic"/>
                 <w:rtl/>
               </w:rPr>
               <w:t>ناجحة</w:t>
@@ -692,7 +828,13 @@
         <w:tc>
           <w:tcPr>
             <w:tcW w:type="dxa" w:w="3120"/>
-            <w:shd w:val="clear" w:fill="F2F2F2"/>
+            <w:tcMar>
+              <w:top w:w="100" w:type="dxa"/>
+              <w:bottom w:w="100" w:type="dxa"/>
+              <w:left w:w="120" w:type="dxa"/>
+              <w:right w:w="120" w:type="dxa"/>
+            </w:tcMar>
+            <w:shd w:val="clear" w:fill="F2F7F3"/>
           </w:tcPr>
           <w:p>
             <w:pPr>
@@ -701,7 +843,7 @@
             </w:pPr>
             <w:r>
               <w:rPr>
-                <w:rFonts w:ascii="Arial" w:hAnsi="Arial" w:cs="Arial"/>
+                <w:rFonts w:ascii="IBM Plex Sans Arabic" w:hAnsi="IBM Plex Sans Arabic" w:cs="IBM Plex Sans Arabic"/>
                 <w:rtl/>
               </w:rPr>
               <w:t>اتجاه طلب موسمي واضح حول رمضان</w:t>
@@ -713,6 +855,12 @@
         <w:tc>
           <w:tcPr>
             <w:tcW w:type="dxa" w:w="3120"/>
+            <w:tcMar>
+              <w:top w:w="100" w:type="dxa"/>
+              <w:bottom w:w="100" w:type="dxa"/>
+              <w:left w:w="120" w:type="dxa"/>
+              <w:right w:w="120" w:type="dxa"/>
+            </w:tcMar>
           </w:tcPr>
           <w:p>
             <w:pPr>
@@ -721,7 +869,7 @@
             </w:pPr>
             <w:r>
               <w:rPr>
-                <w:rFonts w:ascii="Arial" w:hAnsi="Arial" w:cs="Arial"/>
+                <w:rFonts w:ascii="IBM Plex Sans Arabic" w:hAnsi="IBM Plex Sans Arabic" w:cs="IBM Plex Sans Arabic"/>
                 <w:rtl/>
               </w:rPr>
               <w:t>تحليل الأسعار</w:t>
@@ -731,6 +879,12 @@
         <w:tc>
           <w:tcPr>
             <w:tcW w:type="dxa" w:w="3120"/>
+            <w:tcMar>
+              <w:top w:w="100" w:type="dxa"/>
+              <w:bottom w:w="100" w:type="dxa"/>
+              <w:left w:w="120" w:type="dxa"/>
+              <w:right w:w="120" w:type="dxa"/>
+            </w:tcMar>
           </w:tcPr>
           <w:p>
             <w:pPr>
@@ -739,7 +893,7 @@
             </w:pPr>
             <w:r>
               <w:rPr>
-                <w:rFonts w:ascii="Arial" w:hAnsi="Arial" w:cs="Arial"/>
+                <w:rFonts w:ascii="IBM Plex Sans Arabic" w:hAnsi="IBM Plex Sans Arabic" w:cs="IBM Plex Sans Arabic"/>
                 <w:rtl/>
               </w:rPr>
               <w:t>ناجحة</w:t>
@@ -749,6 +903,12 @@
         <w:tc>
           <w:tcPr>
             <w:tcW w:type="dxa" w:w="3120"/>
+            <w:tcMar>
+              <w:top w:w="100" w:type="dxa"/>
+              <w:bottom w:w="100" w:type="dxa"/>
+              <w:left w:w="120" w:type="dxa"/>
+              <w:right w:w="120" w:type="dxa"/>
+            </w:tcMar>
           </w:tcPr>
           <w:p>
             <w:pPr>
@@ -757,7 +917,7 @@
             </w:pPr>
             <w:r>
               <w:rPr>
-                <w:rFonts w:ascii="Arial" w:hAnsi="Arial" w:cs="Arial"/>
+                <w:rFonts w:ascii="IBM Plex Sans Arabic" w:hAnsi="IBM Plex Sans Arabic" w:cs="IBM Plex Sans Arabic"/>
                 <w:rtl/>
               </w:rPr>
               <w:t>سلّم أسعار ثلاثي الطبقات مرصود</w:t>
@@ -769,7 +929,13 @@
         <w:tc>
           <w:tcPr>
             <w:tcW w:type="dxa" w:w="3120"/>
-            <w:shd w:val="clear" w:fill="F2F2F2"/>
+            <w:tcMar>
+              <w:top w:w="100" w:type="dxa"/>
+              <w:bottom w:w="100" w:type="dxa"/>
+              <w:left w:w="120" w:type="dxa"/>
+              <w:right w:w="120" w:type="dxa"/>
+            </w:tcMar>
+            <w:shd w:val="clear" w:fill="F2F7F3"/>
           </w:tcPr>
           <w:p>
             <w:pPr>
@@ -778,7 +944,7 @@
             </w:pPr>
             <w:r>
               <w:rPr>
-                <w:rFonts w:ascii="Arial" w:hAnsi="Arial" w:cs="Arial"/>
+                <w:rFonts w:ascii="IBM Plex Sans Arabic" w:hAnsi="IBM Plex Sans Arabic" w:cs="IBM Plex Sans Arabic"/>
                 <w:rtl/>
               </w:rPr>
               <w:t>ثقافة المستهلك</w:t>
@@ -788,7 +954,13 @@
         <w:tc>
           <w:tcPr>
             <w:tcW w:type="dxa" w:w="3120"/>
-            <w:shd w:val="clear" w:fill="F2F2F2"/>
+            <w:tcMar>
+              <w:top w:w="100" w:type="dxa"/>
+              <w:bottom w:w="100" w:type="dxa"/>
+              <w:left w:w="120" w:type="dxa"/>
+              <w:right w:w="120" w:type="dxa"/>
+            </w:tcMar>
+            <w:shd w:val="clear" w:fill="F2F7F3"/>
           </w:tcPr>
           <w:p>
             <w:pPr>
@@ -797,7 +969,7 @@
             </w:pPr>
             <w:r>
               <w:rPr>
-                <w:rFonts w:ascii="Arial" w:hAnsi="Arial" w:cs="Arial"/>
+                <w:rFonts w:ascii="IBM Plex Sans Arabic" w:hAnsi="IBM Plex Sans Arabic" w:cs="IBM Plex Sans Arabic"/>
                 <w:rtl/>
               </w:rPr>
               <w:t>ناجحة</w:t>
@@ -807,7 +979,13 @@
         <w:tc>
           <w:tcPr>
             <w:tcW w:type="dxa" w:w="3120"/>
-            <w:shd w:val="clear" w:fill="F2F2F2"/>
+            <w:tcMar>
+              <w:top w:w="100" w:type="dxa"/>
+              <w:bottom w:w="100" w:type="dxa"/>
+              <w:left w:w="120" w:type="dxa"/>
+              <w:right w:w="120" w:type="dxa"/>
+            </w:tcMar>
+            <w:shd w:val="clear" w:fill="F2F7F3"/>
           </w:tcPr>
           <w:p>
             <w:pPr>
@@ -816,7 +994,7 @@
             </w:pPr>
             <w:r>
               <w:rPr>
-                <w:rFonts w:ascii="Arial" w:hAnsi="Arial" w:cs="Arial"/>
+                <w:rFonts w:ascii="IBM Plex Sans Arabic" w:hAnsi="IBM Plex Sans Arabic" w:cs="IBM Plex Sans Arabic"/>
                 <w:rtl/>
               </w:rPr>
               <w:t>نمط استهلاك موسمي مرتبط برمضان</w:t>
@@ -828,6 +1006,12 @@
         <w:tc>
           <w:tcPr>
             <w:tcW w:type="dxa" w:w="3120"/>
+            <w:tcMar>
+              <w:top w:w="100" w:type="dxa"/>
+              <w:bottom w:w="100" w:type="dxa"/>
+              <w:left w:w="120" w:type="dxa"/>
+              <w:right w:w="120" w:type="dxa"/>
+            </w:tcMar>
           </w:tcPr>
           <w:p>
             <w:pPr>
@@ -836,7 +1020,7 @@
             </w:pPr>
             <w:r>
               <w:rPr>
-                <w:rFonts w:ascii="Arial" w:hAnsi="Arial" w:cs="Arial"/>
+                <w:rFonts w:ascii="IBM Plex Sans Arabic" w:hAnsi="IBM Plex Sans Arabic" w:cs="IBM Plex Sans Arabic"/>
                 <w:rtl/>
               </w:rPr>
               <w:t>قنوات التوزيع والاستيراد</w:t>
@@ -846,6 +1030,12 @@
         <w:tc>
           <w:tcPr>
             <w:tcW w:type="dxa" w:w="3120"/>
+            <w:tcMar>
+              <w:top w:w="100" w:type="dxa"/>
+              <w:bottom w:w="100" w:type="dxa"/>
+              <w:left w:w="120" w:type="dxa"/>
+              <w:right w:w="120" w:type="dxa"/>
+            </w:tcMar>
           </w:tcPr>
           <w:p>
             <w:pPr>
@@ -854,7 +1044,7 @@
             </w:pPr>
             <w:r>
               <w:rPr>
-                <w:rFonts w:ascii="Arial" w:hAnsi="Arial" w:cs="Arial"/>
+                <w:rFonts w:ascii="IBM Plex Sans Arabic" w:hAnsi="IBM Plex Sans Arabic" w:cs="IBM Plex Sans Arabic"/>
                 <w:rtl/>
               </w:rPr>
               <w:t>ناجحة</w:t>
@@ -864,6 +1054,12 @@
         <w:tc>
           <w:tcPr>
             <w:tcW w:type="dxa" w:w="3120"/>
+            <w:tcMar>
+              <w:top w:w="100" w:type="dxa"/>
+              <w:bottom w:w="100" w:type="dxa"/>
+              <w:left w:w="120" w:type="dxa"/>
+              <w:right w:w="120" w:type="dxa"/>
+            </w:tcMar>
           </w:tcPr>
           <w:p>
             <w:pPr>
@@ -872,7 +1068,7 @@
             </w:pPr>
             <w:r>
               <w:rPr>
-                <w:rFonts w:ascii="Arial" w:hAnsi="Arial" w:cs="Arial"/>
+                <w:rFonts w:ascii="IBM Plex Sans Arabic" w:hAnsi="IBM Plex Sans Arabic" w:cs="IBM Plex Sans Arabic"/>
                 <w:rtl/>
               </w:rPr>
               <w:t>موزّع محتمل واحد مرصود، يتطلب تحققاً</w:t>
@@ -884,7 +1080,13 @@
         <w:tc>
           <w:tcPr>
             <w:tcW w:type="dxa" w:w="3120"/>
-            <w:shd w:val="clear" w:fill="F2F2F2"/>
+            <w:tcMar>
+              <w:top w:w="100" w:type="dxa"/>
+              <w:bottom w:w="100" w:type="dxa"/>
+              <w:left w:w="120" w:type="dxa"/>
+              <w:right w:w="120" w:type="dxa"/>
+            </w:tcMar>
+            <w:shd w:val="clear" w:fill="F2F7F3"/>
           </w:tcPr>
           <w:p>
             <w:pPr>
@@ -893,7 +1095,7 @@
             </w:pPr>
             <w:r>
               <w:rPr>
-                <w:rFonts w:ascii="Arial" w:hAnsi="Arial" w:cs="Arial"/>
+                <w:rFonts w:ascii="IBM Plex Sans Arabic" w:hAnsi="IBM Plex Sans Arabic" w:cs="IBM Plex Sans Arabic"/>
                 <w:rtl/>
               </w:rPr>
               <w:t>تحليل المنافسين</w:t>
@@ -903,7 +1105,13 @@
         <w:tc>
           <w:tcPr>
             <w:tcW w:type="dxa" w:w="3120"/>
-            <w:shd w:val="clear" w:fill="F2F2F2"/>
+            <w:tcMar>
+              <w:top w:w="100" w:type="dxa"/>
+              <w:bottom w:w="100" w:type="dxa"/>
+              <w:left w:w="120" w:type="dxa"/>
+              <w:right w:w="120" w:type="dxa"/>
+            </w:tcMar>
+            <w:shd w:val="clear" w:fill="F2F7F3"/>
           </w:tcPr>
           <w:p>
             <w:pPr>
@@ -912,7 +1120,7 @@
             </w:pPr>
             <w:r>
               <w:rPr>
-                <w:rFonts w:ascii="Arial" w:hAnsi="Arial" w:cs="Arial"/>
+                <w:rFonts w:ascii="IBM Plex Sans Arabic" w:hAnsi="IBM Plex Sans Arabic" w:cs="IBM Plex Sans Arabic"/>
                 <w:rtl/>
               </w:rPr>
               <w:t>ناجحة</w:t>
@@ -922,7 +1130,13 @@
         <w:tc>
           <w:tcPr>
             <w:tcW w:type="dxa" w:w="3120"/>
-            <w:shd w:val="clear" w:fill="F2F2F2"/>
+            <w:tcMar>
+              <w:top w:w="100" w:type="dxa"/>
+              <w:bottom w:w="100" w:type="dxa"/>
+              <w:left w:w="120" w:type="dxa"/>
+              <w:right w:w="120" w:type="dxa"/>
+            </w:tcMar>
+            <w:shd w:val="clear" w:fill="F2F7F3"/>
           </w:tcPr>
           <w:p>
             <w:pPr>
@@ -931,7 +1145,7 @@
             </w:pPr>
             <w:r>
               <w:rPr>
-                <w:rFonts w:ascii="Arial" w:hAnsi="Arial" w:cs="Arial"/>
+                <w:rFonts w:ascii="IBM Plex Sans Arabic" w:hAnsi="IBM Plex Sans Arabic" w:cs="IBM Plex Sans Arabic"/>
                 <w:rtl/>
               </w:rPr>
               <w:t>سوق مورّدين مجزَّأ — HHI معتدل، لا مورّد مهيمناً</w:t>
@@ -943,6 +1157,12 @@
         <w:tc>
           <w:tcPr>
             <w:tcW w:type="dxa" w:w="3120"/>
+            <w:tcMar>
+              <w:top w:w="100" w:type="dxa"/>
+              <w:bottom w:w="100" w:type="dxa"/>
+              <w:left w:w="120" w:type="dxa"/>
+              <w:right w:w="120" w:type="dxa"/>
+            </w:tcMar>
           </w:tcPr>
           <w:p>
             <w:pPr>
@@ -951,7 +1171,7 @@
             </w:pPr>
             <w:r>
               <w:rPr>
-                <w:rFonts w:ascii="Arial" w:hAnsi="Arial" w:cs="Arial"/>
+                <w:rFonts w:ascii="IBM Plex Sans Arabic" w:hAnsi="IBM Plex Sans Arabic" w:cs="IBM Plex Sans Arabic"/>
                 <w:rtl/>
               </w:rPr>
               <w:t>تقييم المخاطر والمستجدات</w:t>
@@ -961,6 +1181,12 @@
         <w:tc>
           <w:tcPr>
             <w:tcW w:type="dxa" w:w="3120"/>
+            <w:tcMar>
+              <w:top w:w="100" w:type="dxa"/>
+              <w:bottom w:w="100" w:type="dxa"/>
+              <w:left w:w="120" w:type="dxa"/>
+              <w:right w:w="120" w:type="dxa"/>
+            </w:tcMar>
           </w:tcPr>
           <w:p>
             <w:pPr>
@@ -969,7 +1195,7 @@
             </w:pPr>
             <w:r>
               <w:rPr>
-                <w:rFonts w:ascii="Arial" w:hAnsi="Arial" w:cs="Arial"/>
+                <w:rFonts w:ascii="IBM Plex Sans Arabic" w:hAnsi="IBM Plex Sans Arabic" w:cs="IBM Plex Sans Arabic"/>
                 <w:rtl/>
               </w:rPr>
               <w:t>ناجحة</w:t>
@@ -979,6 +1205,12 @@
         <w:tc>
           <w:tcPr>
             <w:tcW w:type="dxa" w:w="3120"/>
+            <w:tcMar>
+              <w:top w:w="100" w:type="dxa"/>
+              <w:bottom w:w="100" w:type="dxa"/>
+              <w:left w:w="120" w:type="dxa"/>
+              <w:right w:w="120" w:type="dxa"/>
+            </w:tcMar>
           </w:tcPr>
           <w:p>
             <w:pPr>
@@ -987,7 +1219,7 @@
             </w:pPr>
             <w:r>
               <w:rPr>
-                <w:rFonts w:ascii="Arial" w:hAnsi="Arial" w:cs="Arial"/>
+                <w:rFonts w:ascii="IBM Plex Sans Arabic" w:hAnsi="IBM Plex Sans Arabic" w:cs="IBM Plex Sans Arabic"/>
                 <w:rtl/>
               </w:rPr>
               <w:t>تقلّب عملة منخفض (٢٪)، لا مخاطر إخبارية جوهرية</w:t>
@@ -999,7 +1231,13 @@
         <w:tc>
           <w:tcPr>
             <w:tcW w:type="dxa" w:w="3120"/>
-            <w:shd w:val="clear" w:fill="F2F2F2"/>
+            <w:tcMar>
+              <w:top w:w="100" w:type="dxa"/>
+              <w:bottom w:w="100" w:type="dxa"/>
+              <w:left w:w="120" w:type="dxa"/>
+              <w:right w:w="120" w:type="dxa"/>
+            </w:tcMar>
+            <w:shd w:val="clear" w:fill="F2F7F3"/>
           </w:tcPr>
           <w:p>
             <w:pPr>
@@ -1008,7 +1246,7 @@
             </w:pPr>
             <w:r>
               <w:rPr>
-                <w:rFonts w:ascii="Arial" w:hAnsi="Arial" w:cs="Arial"/>
+                <w:rFonts w:ascii="IBM Plex Sans Arabic" w:hAnsi="IBM Plex Sans Arabic" w:cs="IBM Plex Sans Arabic"/>
                 <w:rtl/>
               </w:rPr>
               <w:t>الديموغرافيا والاقتصاد الكلي</w:t>
@@ -1018,7 +1256,13 @@
         <w:tc>
           <w:tcPr>
             <w:tcW w:type="dxa" w:w="3120"/>
-            <w:shd w:val="clear" w:fill="F2F2F2"/>
+            <w:tcMar>
+              <w:top w:w="100" w:type="dxa"/>
+              <w:bottom w:w="100" w:type="dxa"/>
+              <w:left w:w="120" w:type="dxa"/>
+              <w:right w:w="120" w:type="dxa"/>
+            </w:tcMar>
+            <w:shd w:val="clear" w:fill="F2F7F3"/>
           </w:tcPr>
           <w:p>
             <w:pPr>
@@ -1027,7 +1271,7 @@
             </w:pPr>
             <w:r>
               <w:rPr>
-                <w:rFonts w:ascii="Arial" w:hAnsi="Arial" w:cs="Arial"/>
+                <w:rFonts w:ascii="IBM Plex Sans Arabic" w:hAnsi="IBM Plex Sans Arabic" w:cs="IBM Plex Sans Arabic"/>
                 <w:rtl/>
               </w:rPr>
               <w:t>ناجحة</w:t>
@@ -1037,7 +1281,13 @@
         <w:tc>
           <w:tcPr>
             <w:tcW w:type="dxa" w:w="3120"/>
-            <w:shd w:val="clear" w:fill="F2F2F2"/>
+            <w:tcMar>
+              <w:top w:w="100" w:type="dxa"/>
+              <w:bottom w:w="100" w:type="dxa"/>
+              <w:left w:w="120" w:type="dxa"/>
+              <w:right w:w="120" w:type="dxa"/>
+            </w:tcMar>
+            <w:shd w:val="clear" w:fill="F2F7F3"/>
           </w:tcPr>
           <w:p>
             <w:pPr>
@@ -1046,7 +1296,7 @@
             </w:pPr>
             <w:r>
               <w:rPr>
-                <w:rFonts w:ascii="Arial" w:hAnsi="Arial" w:cs="Arial"/>
+                <w:rFonts w:ascii="IBM Plex Sans Arabic" w:hAnsi="IBM Plex Sans Arabic" w:cs="IBM Plex Sans Arabic"/>
                 <w:rtl/>
               </w:rPr>
               <w:t>مؤشرات اقتصادية مستقرة</w:t>
@@ -1058,6 +1308,12 @@
         <w:tc>
           <w:tcPr>
             <w:tcW w:type="dxa" w:w="3120"/>
+            <w:tcMar>
+              <w:top w:w="100" w:type="dxa"/>
+              <w:bottom w:w="100" w:type="dxa"/>
+              <w:left w:w="120" w:type="dxa"/>
+              <w:right w:w="120" w:type="dxa"/>
+            </w:tcMar>
           </w:tcPr>
           <w:p>
             <w:pPr>
@@ -1066,7 +1322,7 @@
             </w:pPr>
             <w:r>
               <w:rPr>
-                <w:rFonts w:ascii="Arial" w:hAnsi="Arial" w:cs="Arial"/>
+                <w:rFonts w:ascii="IBM Plex Sans Arabic" w:hAnsi="IBM Plex Sans Arabic" w:cs="IBM Plex Sans Arabic"/>
                 <w:rtl/>
               </w:rPr>
               <w:t>الاشتراطات الجمركية</w:t>
@@ -1076,6 +1332,12 @@
         <w:tc>
           <w:tcPr>
             <w:tcW w:type="dxa" w:w="3120"/>
+            <w:tcMar>
+              <w:top w:w="100" w:type="dxa"/>
+              <w:bottom w:w="100" w:type="dxa"/>
+              <w:left w:w="120" w:type="dxa"/>
+              <w:right w:w="120" w:type="dxa"/>
+            </w:tcMar>
           </w:tcPr>
           <w:p>
             <w:pPr>
@@ -1084,7 +1346,7 @@
             </w:pPr>
             <w:r>
               <w:rPr>
-                <w:rFonts w:ascii="Arial" w:hAnsi="Arial" w:cs="Arial"/>
+                <w:rFonts w:ascii="IBM Plex Sans Arabic" w:hAnsi="IBM Plex Sans Arabic" w:cs="IBM Plex Sans Arabic"/>
                 <w:rtl/>
               </w:rPr>
               <w:t>ناجحة</w:t>
@@ -1094,6 +1356,12 @@
         <w:tc>
           <w:tcPr>
             <w:tcW w:type="dxa" w:w="3120"/>
+            <w:tcMar>
+              <w:top w:w="100" w:type="dxa"/>
+              <w:bottom w:w="100" w:type="dxa"/>
+              <w:left w:w="120" w:type="dxa"/>
+              <w:right w:w="120" w:type="dxa"/>
+            </w:tcMar>
           </w:tcPr>
           <w:p>
             <w:pPr>
@@ -1102,7 +1370,7 @@
             </w:pPr>
             <w:r>
               <w:rPr>
-                <w:rFonts w:ascii="Arial" w:hAnsi="Arial" w:cs="Arial"/>
+                <w:rFonts w:ascii="IBM Plex Sans Arabic" w:hAnsi="IBM Plex Sans Arabic" w:cs="IBM Plex Sans Arabic"/>
                 <w:rtl/>
               </w:rPr>
               <w:t>اشتراط أهلية أوروبي واحد حرج</w:t>
@@ -1114,7 +1382,13 @@
         <w:tc>
           <w:tcPr>
             <w:tcW w:type="dxa" w:w="3120"/>
-            <w:shd w:val="clear" w:fill="F2F2F2"/>
+            <w:tcMar>
+              <w:top w:w="100" w:type="dxa"/>
+              <w:bottom w:w="100" w:type="dxa"/>
+              <w:left w:w="120" w:type="dxa"/>
+              <w:right w:w="120" w:type="dxa"/>
+            </w:tcMar>
+            <w:shd w:val="clear" w:fill="F2F7F3"/>
           </w:tcPr>
           <w:p>
             <w:pPr>
@@ -1123,7 +1397,7 @@
             </w:pPr>
             <w:r>
               <w:rPr>
-                <w:rFonts w:ascii="Arial" w:hAnsi="Arial" w:cs="Arial"/>
+                <w:rFonts w:ascii="IBM Plex Sans Arabic" w:hAnsi="IBM Plex Sans Arabic" w:cs="IBM Plex Sans Arabic"/>
                 <w:rtl/>
               </w:rPr>
               <w:t>التعريفات الجمركية والاتفاقيات التجارية</w:t>
@@ -1133,7 +1407,13 @@
         <w:tc>
           <w:tcPr>
             <w:tcW w:type="dxa" w:w="3120"/>
-            <w:shd w:val="clear" w:fill="F2F2F2"/>
+            <w:tcMar>
+              <w:top w:w="100" w:type="dxa"/>
+              <w:bottom w:w="100" w:type="dxa"/>
+              <w:left w:w="120" w:type="dxa"/>
+              <w:right w:w="120" w:type="dxa"/>
+            </w:tcMar>
+            <w:shd w:val="clear" w:fill="F2F7F3"/>
           </w:tcPr>
           <w:p>
             <w:pPr>
@@ -1142,7 +1422,7 @@
             </w:pPr>
             <w:r>
               <w:rPr>
-                <w:rFonts w:ascii="Arial" w:hAnsi="Arial" w:cs="Arial"/>
+                <w:rFonts w:ascii="IBM Plex Sans Arabic" w:hAnsi="IBM Plex Sans Arabic" w:cs="IBM Plex Sans Arabic"/>
                 <w:rtl/>
               </w:rPr>
               <w:t>ناجحة</w:t>
@@ -1152,7 +1432,13 @@
         <w:tc>
           <w:tcPr>
             <w:tcW w:type="dxa" w:w="3120"/>
-            <w:shd w:val="clear" w:fill="F2F2F2"/>
+            <w:tcMar>
+              <w:top w:w="100" w:type="dxa"/>
+              <w:bottom w:w="100" w:type="dxa"/>
+              <w:left w:w="120" w:type="dxa"/>
+              <w:right w:w="120" w:type="dxa"/>
+            </w:tcMar>
+            <w:shd w:val="clear" w:fill="F2F7F3"/>
           </w:tcPr>
           <w:p>
             <w:pPr>
@@ -1161,7 +1447,7 @@
             </w:pPr>
             <w:r>
               <w:rPr>
-                <w:rFonts w:ascii="Arial" w:hAnsi="Arial" w:cs="Arial"/>
+                <w:rFonts w:ascii="IBM Plex Sans Arabic" w:hAnsi="IBM Plex Sans Arabic" w:cs="IBM Plex Sans Arabic"/>
                 <w:rtl/>
               </w:rPr>
               <w:t>تعريفة صفرية مؤكَّدة</w:t>
@@ -1173,6 +1459,12 @@
         <w:tc>
           <w:tcPr>
             <w:tcW w:type="dxa" w:w="3120"/>
+            <w:tcMar>
+              <w:top w:w="100" w:type="dxa"/>
+              <w:bottom w:w="100" w:type="dxa"/>
+              <w:left w:w="120" w:type="dxa"/>
+              <w:right w:w="120" w:type="dxa"/>
+            </w:tcMar>
           </w:tcPr>
           <w:p>
             <w:pPr>
@@ -1181,7 +1473,7 @@
             </w:pPr>
             <w:r>
               <w:rPr>
-                <w:rFonts w:ascii="Arial" w:hAnsi="Arial" w:cs="Arial"/>
+                <w:rFonts w:ascii="IBM Plex Sans Arabic" w:hAnsi="IBM Plex Sans Arabic" w:cs="IBM Plex Sans Arabic"/>
                 <w:rtl/>
               </w:rPr>
               <w:t>الفرص الاستراتيجية والفجوات</w:t>
@@ -1191,6 +1483,12 @@
         <w:tc>
           <w:tcPr>
             <w:tcW w:type="dxa" w:w="3120"/>
+            <w:tcMar>
+              <w:top w:w="100" w:type="dxa"/>
+              <w:bottom w:w="100" w:type="dxa"/>
+              <w:left w:w="120" w:type="dxa"/>
+              <w:right w:w="120" w:type="dxa"/>
+            </w:tcMar>
           </w:tcPr>
           <w:p>
             <w:pPr>
@@ -1199,7 +1497,7 @@
             </w:pPr>
             <w:r>
               <w:rPr>
-                <w:rFonts w:ascii="Arial" w:hAnsi="Arial" w:cs="Arial"/>
+                <w:rFonts w:ascii="IBM Plex Sans Arabic" w:hAnsi="IBM Plex Sans Arabic" w:cs="IBM Plex Sans Arabic"/>
                 <w:rtl/>
               </w:rPr>
               <w:t>ناجحة</w:t>
@@ -1209,6 +1507,12 @@
         <w:tc>
           <w:tcPr>
             <w:tcW w:type="dxa" w:w="3120"/>
+            <w:tcMar>
+              <w:top w:w="100" w:type="dxa"/>
+              <w:bottom w:w="100" w:type="dxa"/>
+              <w:left w:w="120" w:type="dxa"/>
+              <w:right w:w="120" w:type="dxa"/>
+            </w:tcMar>
           </w:tcPr>
           <w:p>
             <w:pPr>
@@ -1217,7 +1521,7 @@
             </w:pPr>
             <w:r>
               <w:rPr>
-                <w:rFonts w:ascii="Arial" w:hAnsi="Arial" w:cs="Arial"/>
+                <w:rFonts w:ascii="IBM Plex Sans Arabic" w:hAnsi="IBM Plex Sans Arabic" w:cs="IBM Plex Sans Arabic"/>
                 <w:rtl/>
               </w:rPr>
               <w:t>لا فجوات إضافية مرصودة</w:t>
@@ -1229,7 +1533,13 @@
         <w:tc>
           <w:tcPr>
             <w:tcW w:type="dxa" w:w="3120"/>
-            <w:shd w:val="clear" w:fill="F2F2F2"/>
+            <w:tcMar>
+              <w:top w:w="100" w:type="dxa"/>
+              <w:bottom w:w="100" w:type="dxa"/>
+              <w:left w:w="120" w:type="dxa"/>
+              <w:right w:w="120" w:type="dxa"/>
+            </w:tcMar>
+            <w:shd w:val="clear" w:fill="F2F7F3"/>
           </w:tcPr>
           <w:p>
             <w:pPr>
@@ -1238,7 +1548,7 @@
             </w:pPr>
             <w:r>
               <w:rPr>
-                <w:rFonts w:ascii="Arial" w:hAnsi="Arial" w:cs="Arial"/>
+                <w:rFonts w:ascii="IBM Plex Sans Arabic" w:hAnsi="IBM Plex Sans Arabic" w:cs="IBM Plex Sans Arabic"/>
                 <w:rtl/>
               </w:rPr>
               <w:t>اللوجستيات</w:t>
@@ -1248,7 +1558,13 @@
         <w:tc>
           <w:tcPr>
             <w:tcW w:type="dxa" w:w="3120"/>
-            <w:shd w:val="clear" w:fill="F2F2F2"/>
+            <w:tcMar>
+              <w:top w:w="100" w:type="dxa"/>
+              <w:bottom w:w="100" w:type="dxa"/>
+              <w:left w:w="120" w:type="dxa"/>
+              <w:right w:w="120" w:type="dxa"/>
+            </w:tcMar>
+            <w:shd w:val="clear" w:fill="F2F7F3"/>
           </w:tcPr>
           <w:p>
             <w:pPr>
@@ -1257,7 +1573,7 @@
             </w:pPr>
             <w:r>
               <w:rPr>
-                <w:rFonts w:ascii="Arial" w:hAnsi="Arial" w:cs="Arial"/>
+                <w:rFonts w:ascii="IBM Plex Sans Arabic" w:hAnsi="IBM Plex Sans Arabic" w:cs="IBM Plex Sans Arabic"/>
                 <w:rtl/>
               </w:rPr>
               <w:t>ناجحة</w:t>
@@ -1267,7 +1583,13 @@
         <w:tc>
           <w:tcPr>
             <w:tcW w:type="dxa" w:w="3120"/>
-            <w:shd w:val="clear" w:fill="F2F2F2"/>
+            <w:tcMar>
+              <w:top w:w="100" w:type="dxa"/>
+              <w:bottom w:w="100" w:type="dxa"/>
+              <w:left w:w="120" w:type="dxa"/>
+              <w:right w:w="120" w:type="dxa"/>
+            </w:tcMar>
+            <w:shd w:val="clear" w:fill="F2F7F3"/>
           </w:tcPr>
           <w:p>
             <w:pPr>
@@ -1276,7 +1598,7 @@
             </w:pPr>
             <w:r>
               <w:rPr>
-                <w:rFonts w:ascii="Arial" w:hAnsi="Arial" w:cs="Arial"/>
+                <w:rFonts w:ascii="IBM Plex Sans Arabic" w:hAnsi="IBM Plex Sans Arabic" w:cs="IBM Plex Sans Arabic"/>
                 <w:rtl/>
               </w:rPr>
               <w:t>بنية لوجستية ناضجة</w:t>
@@ -1293,7 +1615,7 @@
       </w:pPr>
       <w:r>
         <w:rPr>
-          <w:rFonts w:ascii="Arial" w:hAnsi="Arial" w:cs="Arial"/>
+          <w:rFonts w:ascii="IBM Plex Sans Arabic" w:hAnsi="IBM Plex Sans Arabic" w:cs="IBM Plex Sans Arabic"/>
           <w:rtl/>
         </w:rPr>
         <w:t>التقرير الكامل (كاتب التقرير، مراجَع)</w:t>
@@ -1307,7 +1629,7 @@
       </w:pPr>
       <w:r>
         <w:rPr>
-          <w:rFonts w:ascii="Arial" w:hAnsi="Arial" w:cs="Arial"/>
+          <w:rFonts w:ascii="IBM Plex Sans Arabic" w:hAnsi="IBM Plex Sans Arabic" w:cs="IBM Plex Sans Arabic"/>
           <w:rtl/>
         </w:rPr>
         <w:t>1. الخلاصة التنفيذية</w:t>
@@ -1320,7 +1642,7 @@
       </w:pPr>
       <w:r>
         <w:rPr>
-          <w:rFonts w:ascii="Arial" w:hAnsi="Arial" w:cs="Arial"/>
+          <w:rFonts w:ascii="IBM Plex Sans Arabic" w:hAnsi="IBM Plex Sans Arabic" w:cs="IBM Plex Sans Arabic"/>
           <w:rtl/>
         </w:rPr>
         <w:t>التوصية بالدخول لثلاثة أسباب متضافرة: أولاً الشريحة المسلمة في إسبانيا نحو</w:t>
@@ -1333,7 +1655,7 @@
       </w:pPr>
       <w:r>
         <w:rPr>
-          <w:rFonts w:ascii="Arial" w:hAnsi="Arial" w:cs="Arial"/>
+          <w:rFonts w:ascii="IBM Plex Sans Arabic" w:hAnsi="IBM Plex Sans Arabic" w:cs="IBM Plex Sans Arabic"/>
           <w:rtl/>
         </w:rPr>
         <w:t>2.1 مليون نسمة ضمن واردات تمور سنوية تبلغ 61 مليون دولار؛ وثانياً سوق</w:t>
@@ -1346,7 +1668,7 @@
       </w:pPr>
       <w:r>
         <w:rPr>
-          <w:rFonts w:ascii="Arial" w:hAnsi="Arial" w:cs="Arial"/>
+          <w:rFonts w:ascii="IBM Plex Sans Arabic" w:hAnsi="IBM Plex Sans Arabic" w:cs="IBM Plex Sans Arabic"/>
           <w:rtl/>
         </w:rPr>
         <w:t>مورّدين مجزَّأ (HHI (مؤشر يقيس تركّز/احتكار السوق: فوق 2500 يعني سيطرة لاعب واحد)≈2350، لا مورّد مهيمناً) يفتح مجالاً حقيقياً لمورّد</w:t>
@@ -1359,7 +1681,7 @@
       </w:pPr>
       <w:r>
         <w:rPr>
-          <w:rFonts w:ascii="Arial" w:hAnsi="Arial" w:cs="Arial"/>
+          <w:rFonts w:ascii="IBM Plex Sans Arabic" w:hAnsi="IBM Plex Sans Arabic" w:cs="IBM Plex Sans Arabic"/>
           <w:rtl/>
         </w:rPr>
         <w:t>جديد منافس بالسعر؛ وثالثاً نمو الواردات 9% مركّباً على ثلاث سنوات. تتحول</w:t>
@@ -1372,7 +1694,7 @@
       </w:pPr>
       <w:r>
         <w:rPr>
-          <w:rFonts w:ascii="Arial" w:hAnsi="Arial" w:cs="Arial"/>
+          <w:rFonts w:ascii="IBM Plex Sans Arabic" w:hAnsi="IBM Plex Sans Arabic" w:cs="IBM Plex Sans Arabic"/>
           <w:rtl/>
         </w:rPr>
         <w:t>التوصية إلى التوصية بالدخول أقوى متى تأكدت شهادة المنشأة المعتمدة EU 2017/625 خلال ٩٠</w:t>
@@ -1385,7 +1707,7 @@
       </w:pPr>
       <w:r>
         <w:rPr>
-          <w:rFonts w:ascii="Arial" w:hAnsi="Arial" w:cs="Arial"/>
+          <w:rFonts w:ascii="IBM Plex Sans Arabic" w:hAnsi="IBM Plex Sans Arabic" w:cs="IBM Plex Sans Arabic"/>
           <w:rtl/>
         </w:rPr>
         <w:t>يوماً، ثم تعاقد المصدّر مع موزّع واحد على الأقل من الباب الأول أدناه خلال</w:t>
@@ -1398,7 +1720,7 @@
       </w:pPr>
       <w:r>
         <w:rPr>
-          <w:rFonts w:ascii="Arial" w:hAnsi="Arial" w:cs="Arial"/>
+          <w:rFonts w:ascii="IBM Plex Sans Arabic" w:hAnsi="IBM Plex Sans Arabic" w:cs="IBM Plex Sans Arabic"/>
           <w:rtl/>
         </w:rPr>
         <w:t>المهلة نفسها. المخاطر الرئيسية الثلاث: بوابة الأهلية الأوروبية أولاً، ثم</w:t>
@@ -1411,7 +1733,7 @@
       </w:pPr>
       <w:r>
         <w:rPr>
-          <w:rFonts w:ascii="Arial" w:hAnsi="Arial" w:cs="Arial"/>
+          <w:rFonts w:ascii="IBM Plex Sans Arabic" w:hAnsi="IBM Plex Sans Arabic" w:cs="IBM Plex Sans Arabic"/>
           <w:rtl/>
         </w:rPr>
         <w:t>تقلّب سعري محدود لليورو بين آخر سنتين، ثم منافسة تونس والمغرب بالسعر.</w:t>
@@ -1424,7 +1746,7 @@
       </w:pPr>
       <w:r>
         <w:rPr>
-          <w:rFonts w:ascii="Arial" w:hAnsi="Arial" w:cs="Arial"/>
+          <w:rFonts w:ascii="IBM Plex Sans Arabic" w:hAnsi="IBM Plex Sans Arabic" w:cs="IBM Plex Sans Arabic"/>
           <w:b/>
           <w:rtl/>
         </w:rPr>
@@ -1438,7 +1760,7 @@
       </w:pPr>
       <w:r>
         <w:rPr>
-          <w:rFonts w:ascii="Arial" w:hAnsi="Arial" w:cs="Arial"/>
+          <w:rFonts w:ascii="IBM Plex Sans Arabic" w:hAnsi="IBM Plex Sans Arabic" w:cs="IBM Plex Sans Arabic"/>
           <w:rtl/>
         </w:rPr>
         <w:t>البوابة الحرجة الوحيدة قبل أي خطوة تسويقية.</w:t>
@@ -1452,7 +1774,7 @@
       </w:pPr>
       <w:r>
         <w:rPr>
-          <w:rFonts w:ascii="Arial" w:hAnsi="Arial" w:cs="Arial"/>
+          <w:rFonts w:ascii="IBM Plex Sans Arabic" w:hAnsi="IBM Plex Sans Arabic" w:cs="IBM Plex Sans Arabic"/>
           <w:rtl/>
         </w:rPr>
         <w:t>2. منهجية البحث ونطاقه</w:t>
@@ -1466,7 +1788,7 @@
       </w:pPr>
       <w:r>
         <w:rPr>
-          <w:rFonts w:ascii="Arial" w:hAnsi="Arial" w:cs="Arial"/>
+          <w:rFonts w:ascii="IBM Plex Sans Arabic" w:hAnsi="IBM Plex Sans Arabic" w:cs="IBM Plex Sans Arabic"/>
           <w:rtl/>
         </w:rPr>
         <w:t>حدود المنهجية وجودة البيانات</w:t>
@@ -1480,7 +1802,7 @@
       </w:pPr>
       <w:r>
         <w:rPr>
-          <w:rFonts w:ascii="Arial" w:hAnsi="Arial" w:cs="Arial"/>
+          <w:rFonts w:ascii="IBM Plex Sans Arabic" w:hAnsi="IBM Plex Sans Arabic" w:cs="IBM Plex Sans Arabic"/>
           <w:rtl/>
         </w:rPr>
         <w:t>رقم مفتاحي «HHI≈2350» تكرّر 3 مرّات في المتن (الحدّ مرّتان) — اذكره كاملاً مرّة ثم أحِل إليه</w:t>
@@ -1494,7 +1816,7 @@
       </w:pPr>
       <w:r>
         <w:rPr>
-          <w:rFonts w:ascii="Arial" w:hAnsi="Arial" w:cs="Arial"/>
+          <w:rFonts w:ascii="IBM Plex Sans Arabic" w:hAnsi="IBM Plex Sans Arabic" w:cs="IBM Plex Sans Arabic"/>
           <w:rtl/>
         </w:rPr>
         <w:t>بعثة 'الفرص الاستراتيجية والفجوات' نجحت لكن بلا نتائج مستشهَد بها — لا فجوات إضافية مرصودة</w:t>
@@ -1507,7 +1829,7 @@
       </w:pPr>
       <w:r>
         <w:rPr>
-          <w:rFonts w:ascii="Arial" w:hAnsi="Arial" w:cs="Arial"/>
+          <w:rFonts w:ascii="IBM Plex Sans Arabic" w:hAnsi="IBM Plex Sans Arabic" w:cs="IBM Plex Sans Arabic"/>
           <w:rtl/>
         </w:rPr>
         <w:t>اعتمد هذا التقرير على Comtrade (تدفقات الاستيراد والمورّدون)، World</w:t>
@@ -1520,7 +1842,7 @@
       </w:pPr>
       <w:r>
         <w:rPr>
-          <w:rFonts w:ascii="Arial" w:hAnsi="Arial" w:cs="Arial"/>
+          <w:rFonts w:ascii="IBM Plex Sans Arabic" w:hAnsi="IBM Plex Sans Arabic" w:cs="IBM Plex Sans Arabic"/>
           <w:rtl/>
         </w:rPr>
         <w:t>Bank (السكان والدخل ومؤشرات الحوكمة وسعر الصرف)، WITS (التعريفة)،</w:t>
@@ -1533,7 +1855,7 @@
       </w:pPr>
       <w:r>
         <w:rPr>
-          <w:rFonts w:ascii="Arial" w:hAnsi="Arial" w:cs="Arial"/>
+          <w:rFonts w:ascii="IBM Plex Sans Arabic" w:hAnsi="IBM Plex Sans Arabic" w:cs="IBM Plex Sans Arabic"/>
           <w:rtl/>
         </w:rPr>
         <w:t>وبحث ويب موجَّه (الأسعار والمستوردون وثقافة الاستهلاك). ١٠ من ١٢</w:t>
@@ -1546,7 +1868,7 @@
       </w:pPr>
       <w:r>
         <w:rPr>
-          <w:rFonts w:ascii="Arial" w:hAnsi="Arial" w:cs="Arial"/>
+          <w:rFonts w:ascii="IBM Plex Sans Arabic" w:hAnsi="IBM Plex Sans Arabic" w:cs="IBM Plex Sans Arabic"/>
           <w:rtl/>
         </w:rPr>
         <w:t>بعثة أنتجت أدلة مستشهَداً بها. سنة البيانات الأساسية 2023. تعريف</w:t>
@@ -1559,7 +1881,7 @@
       </w:pPr>
       <w:r>
         <w:rPr>
-          <w:rFonts w:ascii="Arial" w:hAnsi="Arial" w:cs="Arial"/>
+          <w:rFonts w:ascii="IBM Plex Sans Arabic" w:hAnsi="IBM Plex Sans Arabic" w:cs="IBM Plex Sans Arabic"/>
           <w:rtl/>
         </w:rPr>
         <w:t>السوق: إسبانيا (ESP)، رمز HS080410 (تمور).</w:t>
@@ -1573,7 +1895,7 @@
       </w:pPr>
       <w:r>
         <w:rPr>
-          <w:rFonts w:ascii="Arial" w:hAnsi="Arial" w:cs="Arial"/>
+          <w:rFonts w:ascii="IBM Plex Sans Arabic" w:hAnsi="IBM Plex Sans Arabic" w:cs="IBM Plex Sans Arabic"/>
           <w:rtl/>
         </w:rPr>
         <w:t>3. نظرة عامة على السوق وحجمه</w:t>
@@ -1586,7 +1908,7 @@
       </w:pPr>
       <w:r>
         <w:rPr>
-          <w:rFonts w:ascii="Arial" w:hAnsi="Arial" w:cs="Arial"/>
+          <w:rFonts w:ascii="IBM Plex Sans Arabic" w:hAnsi="IBM Plex Sans Arabic" w:cs="IBM Plex Sans Arabic"/>
           <w:rtl/>
         </w:rPr>
         <w:t>واردات إسبانيا من تمور HS080410 بلغت 61 مليون دولار عام 2023 (UN</w:t>
@@ -1599,7 +1921,7 @@
       </w:pPr>
       <w:r>
         <w:rPr>
-          <w:rFonts w:ascii="Arial" w:hAnsi="Arial" w:cs="Arial"/>
+          <w:rFonts w:ascii="IBM Plex Sans Arabic" w:hAnsi="IBM Plex Sans Arabic" w:cs="IBM Plex Sans Arabic"/>
           <w:rtl/>
         </w:rPr>
         <w:t>Comtrade)، بنمو 9% مركّباً على ثلاث سنوات. حساب TAM (إجمالي حجم السوق الكلي المتاح نظرياً)/SAM (الجزء من السوق الذي يمكن خدمته فعلاً بالمنتج والقنوات المتاحة)/SOM (الحصة الواقعية القابلة للالتقاط في المدى القصير): TAM =</w:t>
@@ -1612,7 +1934,7 @@
       </w:pPr>
       <w:r>
         <w:rPr>
-          <w:rFonts w:ascii="Arial" w:hAnsi="Arial" w:cs="Arial"/>
+          <w:rFonts w:ascii="IBM Plex Sans Arabic" w:hAnsi="IBM Plex Sans Arabic" w:cs="IBM Plex Sans Arabic"/>
           <w:rtl/>
         </w:rPr>
         <w:t>61,000,000$ (إجمالي واردات السوق). SAM = TAM × 3.4% (حصة الشريحة</w:t>
@@ -1625,7 +1947,7 @@
       </w:pPr>
       <w:r>
         <w:rPr>
-          <w:rFonts w:ascii="Arial" w:hAnsi="Arial" w:cs="Arial"/>
+          <w:rFonts w:ascii="IBM Plex Sans Arabic" w:hAnsi="IBM Plex Sans Arabic" w:cs="IBM Plex Sans Arabic"/>
           <w:rtl/>
         </w:rPr>
         <w:t>الحلال المتخصصة المقدَّرة من نمط استهلاك الجاليات المسلمة) ≈</w:t>
@@ -1638,7 +1960,7 @@
       </w:pPr>
       <w:r>
         <w:rPr>
-          <w:rFonts w:ascii="Arial" w:hAnsi="Arial" w:cs="Arial"/>
+          <w:rFonts w:ascii="IBM Plex Sans Arabic" w:hAnsi="IBM Plex Sans Arabic" w:cs="IBM Plex Sans Arabic"/>
           <w:rtl/>
         </w:rPr>
         <w:t>2,074,000$. SOM = SAM × 8% (حصة واقعية مستهدَفة في أول ثلاث سنوات</w:t>
@@ -1651,7 +1973,7 @@
       </w:pPr>
       <w:r>
         <w:rPr>
-          <w:rFonts w:ascii="Arial" w:hAnsi="Arial" w:cs="Arial"/>
+          <w:rFonts w:ascii="IBM Plex Sans Arabic" w:hAnsi="IBM Plex Sans Arabic" w:cs="IBM Plex Sans Arabic"/>
           <w:rtl/>
         </w:rPr>
         <w:t>دخول، افتراض متحفظ لمورّد جديد) ≈ 166,000$ سنوياً.</w:t>
@@ -1665,7 +1987,7 @@
       </w:pPr>
       <w:r>
         <w:rPr>
-          <w:rFonts w:ascii="Arial" w:hAnsi="Arial" w:cs="Arial"/>
+          <w:rFonts w:ascii="IBM Plex Sans Arabic" w:hAnsi="IBM Plex Sans Arabic" w:cs="IBM Plex Sans Arabic"/>
           <w:rtl/>
         </w:rPr>
         <w:t>4. ديناميكيات السوق</w:t>
@@ -1678,7 +2000,7 @@
       </w:pPr>
       <w:r>
         <w:rPr>
-          <w:rFonts w:ascii="Arial" w:hAnsi="Arial" w:cs="Arial"/>
+          <w:rFonts w:ascii="IBM Plex Sans Arabic" w:hAnsi="IBM Plex Sans Arabic" w:cs="IBM Plex Sans Arabic"/>
           <w:rtl/>
         </w:rPr>
         <w:t>محرّكات: نمو سكاني للجالية المسلمة ونمو دخل للفرد. معوّقات: بوابة</w:t>
@@ -1691,7 +2013,7 @@
       </w:pPr>
       <w:r>
         <w:rPr>
-          <w:rFonts w:ascii="Arial" w:hAnsi="Arial" w:cs="Arial"/>
+          <w:rFonts w:ascii="IBM Plex Sans Arabic" w:hAnsi="IBM Plex Sans Arabic" w:cs="IBM Plex Sans Arabic"/>
           <w:rtl/>
         </w:rPr>
         <w:t>الأهلية الأوروبية الإلزامية. فرص: تجزّؤ المورّدين (HHI≈2350) يترك</w:t>
@@ -1704,7 +2026,7 @@
       </w:pPr>
       <w:r>
         <w:rPr>
-          <w:rFonts w:ascii="Arial" w:hAnsi="Arial" w:cs="Arial"/>
+          <w:rFonts w:ascii="IBM Plex Sans Arabic" w:hAnsi="IBM Plex Sans Arabic" w:cs="IBM Plex Sans Arabic"/>
           <w:rtl/>
         </w:rPr>
         <w:t>مجالاً لمنافس جديد. تهديدات: منافسة تونس والمغرب بأسعار أقل في نفس</w:t>
@@ -1717,7 +2039,7 @@
       </w:pPr>
       <w:r>
         <w:rPr>
-          <w:rFonts w:ascii="Arial" w:hAnsi="Arial" w:cs="Arial"/>
+          <w:rFonts w:ascii="IBM Plex Sans Arabic" w:hAnsi="IBM Plex Sans Arabic" w:cs="IBM Plex Sans Arabic"/>
           <w:rtl/>
         </w:rPr>
         <w:t>القناة المتخصصة.</w:t>
@@ -1731,7 +2053,7 @@
       </w:pPr>
       <w:r>
         <w:rPr>
-          <w:rFonts w:ascii="Arial" w:hAnsi="Arial" w:cs="Arial"/>
+          <w:rFonts w:ascii="IBM Plex Sans Arabic" w:hAnsi="IBM Plex Sans Arabic" w:cs="IBM Plex Sans Arabic"/>
           <w:rtl/>
         </w:rPr>
         <w:t>5. تحليل المستهلك والطلب</w:t>
@@ -1744,7 +2066,7 @@
       </w:pPr>
       <w:r>
         <w:rPr>
-          <w:rFonts w:ascii="Arial" w:hAnsi="Arial" w:cs="Arial"/>
+          <w:rFonts w:ascii="IBM Plex Sans Arabic" w:hAnsi="IBM Plex Sans Arabic" w:cs="IBM Plex Sans Arabic"/>
           <w:rtl/>
         </w:rPr>
         <w:t>حساب صريح لحجم الشريحة: عدد سكان إسبانيا 47,500,000 × نسبة الشريحة</w:t>
@@ -1757,7 +2079,7 @@
       </w:pPr>
       <w:r>
         <w:rPr>
-          <w:rFonts w:ascii="Arial" w:hAnsi="Arial" w:cs="Arial"/>
+          <w:rFonts w:ascii="IBM Plex Sans Arabic" w:hAnsi="IBM Plex Sans Arabic" w:cs="IBM Plex Sans Arabic"/>
           <w:rtl/>
         </w:rPr>
         <w:t>المسلمة المقدَّرة 4.4% ≈ 2,090,000 نسمة. بافتراض استهلاك موسمي 2</w:t>
@@ -1770,7 +2092,7 @@
       </w:pPr>
       <w:r>
         <w:rPr>
-          <w:rFonts w:ascii="Arial" w:hAnsi="Arial" w:cs="Arial"/>
+          <w:rFonts w:ascii="IBM Plex Sans Arabic" w:hAnsi="IBM Plex Sans Arabic" w:cs="IBM Plex Sans Arabic"/>
           <w:rtl/>
         </w:rPr>
         <w:t>كغم/فرد سنوياً (نمط رمضان في أسواق أوروبية مشابهة) × متوسط سعر</w:t>
@@ -1783,7 +2105,7 @@
       </w:pPr>
       <w:r>
         <w:rPr>
-          <w:rFonts w:ascii="Arial" w:hAnsi="Arial" w:cs="Arial"/>
+          <w:rFonts w:ascii="IBM Plex Sans Arabic" w:hAnsi="IBM Plex Sans Arabic" w:cs="IBM Plex Sans Arabic"/>
           <w:rtl/>
         </w:rPr>
         <w:t>تجزئة 9 يورو/كغم ≈ نطاق إيرادات محتمل يتراوح بين 3.3 و4.2 مليون</w:t>
@@ -1796,7 +2118,7 @@
       </w:pPr>
       <w:r>
         <w:rPr>
-          <w:rFonts w:ascii="Arial" w:hAnsi="Arial" w:cs="Arial"/>
+          <w:rFonts w:ascii="IBM Plex Sans Arabic" w:hAnsi="IBM Plex Sans Arabic" w:cs="IBM Plex Sans Arabic"/>
           <w:rtl/>
         </w:rPr>
         <w:t>يورو سنوياً لكامل الشريحة. اتجاه بحث خمس سنوات صاعد بذروة موسمية</w:t>
@@ -1809,7 +2131,7 @@
       </w:pPr>
       <w:r>
         <w:rPr>
-          <w:rFonts w:ascii="Arial" w:hAnsi="Arial" w:cs="Arial"/>
+          <w:rFonts w:ascii="IBM Plex Sans Arabic" w:hAnsi="IBM Plex Sans Arabic" w:cs="IBM Plex Sans Arabic"/>
           <w:rtl/>
         </w:rPr>
         <w:t>واضحة حول رمضان (Google Trends).</w:t>
@@ -1823,7 +2145,7 @@
       </w:pPr>
       <w:r>
         <w:rPr>
-          <w:rFonts w:ascii="Arial" w:hAnsi="Arial" w:cs="Arial"/>
+          <w:rFonts w:ascii="IBM Plex Sans Arabic" w:hAnsi="IBM Plex Sans Arabic" w:cs="IBM Plex Sans Arabic"/>
           <w:rtl/>
         </w:rPr>
         <w:t>6. المشهد التنافسي</w:t>
@@ -1836,7 +2158,7 @@
       </w:pPr>
       <w:r>
         <w:rPr>
-          <w:rFonts w:ascii="Arial" w:hAnsi="Arial" w:cs="Arial"/>
+          <w:rFonts w:ascii="IBM Plex Sans Arabic" w:hAnsi="IBM Plex Sans Arabic" w:cs="IBM Plex Sans Arabic"/>
           <w:rtl/>
         </w:rPr>
         <w:t>مؤشر تركّز المورّدين HHI≈2350 (نطاق معتدل — لا مورّد مهيمناً) من</w:t>
@@ -1849,7 +2171,7 @@
       </w:pPr>
       <w:r>
         <w:rPr>
-          <w:rFonts w:ascii="Arial" w:hAnsi="Arial" w:cs="Arial"/>
+          <w:rFonts w:ascii="IBM Plex Sans Arabic" w:hAnsi="IBM Plex Sans Arabic" w:cs="IBM Plex Sans Arabic"/>
           <w:rtl/>
         </w:rPr>
         <w:t>comtrade_competitors:</w:t>
@@ -1861,6 +2183,14 @@
         <w:tblW w:type="auto" w:w="0"/>
         <w:tblLayout w:type="fixed"/>
         <w:tblLook w:firstColumn="1" w:firstRow="1" w:lastColumn="0" w:lastRow="0" w:noHBand="0" w:noVBand="1" w:val="04A0"/>
+        <w:tblBorders>
+          <w:top w:val="single" w:sz="4" w:space="0" w:color="BBBBBB"/>
+          <w:left w:val="single" w:sz="4" w:space="0" w:color="BBBBBB"/>
+          <w:bottom w:val="single" w:sz="4" w:space="0" w:color="BBBBBB"/>
+          <w:right w:val="single" w:sz="4" w:space="0" w:color="BBBBBB"/>
+          <w:insideH w:val="single" w:sz="4" w:space="0" w:color="BBBBBB"/>
+          <w:insideV w:val="single" w:sz="4" w:space="0" w:color="BBBBBB"/>
+        </w:tblBorders>
         <w:bidiVisual/>
       </w:tblPr>
       <w:tblGrid>
@@ -1871,7 +2201,13 @@
         <w:tc>
           <w:tcPr>
             <w:tcW w:type="dxa" w:w="4680"/>
-            <w:shd w:val="clear" w:fill="1B3B6F"/>
+            <w:shd w:val="clear" w:fill="166534"/>
+            <w:tcMar>
+              <w:top w:w="100" w:type="dxa"/>
+              <w:bottom w:w="100" w:type="dxa"/>
+              <w:left w:w="120" w:type="dxa"/>
+              <w:right w:w="120" w:type="dxa"/>
+            </w:tcMar>
           </w:tcPr>
           <w:p>
             <w:pPr>
@@ -1880,7 +2216,7 @@
             </w:pPr>
             <w:r>
               <w:rPr>
-                <w:rFonts w:ascii="Arial" w:hAnsi="Arial" w:cs="Arial"/>
+                <w:rFonts w:ascii="IBM Plex Sans Arabic" w:hAnsi="IBM Plex Sans Arabic" w:cs="IBM Plex Sans Arabic"/>
                 <w:b/>
                 <w:color w:val="FFFFFF"/>
                 <w:rtl/>
@@ -1892,7 +2228,13 @@
         <w:tc>
           <w:tcPr>
             <w:tcW w:type="dxa" w:w="4680"/>
-            <w:shd w:val="clear" w:fill="1B3B6F"/>
+            <w:shd w:val="clear" w:fill="166534"/>
+            <w:tcMar>
+              <w:top w:w="100" w:type="dxa"/>
+              <w:bottom w:w="100" w:type="dxa"/>
+              <w:left w:w="120" w:type="dxa"/>
+              <w:right w:w="120" w:type="dxa"/>
+            </w:tcMar>
           </w:tcPr>
           <w:p>
             <w:pPr>
@@ -1901,7 +2243,7 @@
             </w:pPr>
             <w:r>
               <w:rPr>
-                <w:rFonts w:ascii="Arial" w:hAnsi="Arial" w:cs="Arial"/>
+                <w:rFonts w:ascii="IBM Plex Sans Arabic" w:hAnsi="IBM Plex Sans Arabic" w:cs="IBM Plex Sans Arabic"/>
                 <w:b/>
                 <w:color w:val="FFFFFF"/>
                 <w:rtl/>
@@ -1915,6 +2257,12 @@
         <w:tc>
           <w:tcPr>
             <w:tcW w:type="dxa" w:w="4680"/>
+            <w:tcMar>
+              <w:top w:w="100" w:type="dxa"/>
+              <w:bottom w:w="100" w:type="dxa"/>
+              <w:left w:w="120" w:type="dxa"/>
+              <w:right w:w="120" w:type="dxa"/>
+            </w:tcMar>
           </w:tcPr>
           <w:p>
             <w:pPr>
@@ -1923,7 +2271,7 @@
             </w:pPr>
             <w:r>
               <w:rPr>
-                <w:rFonts w:ascii="Arial" w:hAnsi="Arial" w:cs="Arial"/>
+                <w:rFonts w:ascii="IBM Plex Sans Arabic" w:hAnsi="IBM Plex Sans Arabic" w:cs="IBM Plex Sans Arabic"/>
                 <w:rtl/>
               </w:rPr>
               <w:t>تونس</w:t>
@@ -1933,6 +2281,12 @@
         <w:tc>
           <w:tcPr>
             <w:tcW w:type="dxa" w:w="4680"/>
+            <w:tcMar>
+              <w:top w:w="100" w:type="dxa"/>
+              <w:bottom w:w="100" w:type="dxa"/>
+              <w:left w:w="120" w:type="dxa"/>
+              <w:right w:w="120" w:type="dxa"/>
+            </w:tcMar>
           </w:tcPr>
           <w:p>
             <w:pPr>
@@ -1941,7 +2295,7 @@
             </w:pPr>
             <w:r>
               <w:rPr>
-                <w:rFonts w:ascii="Arial" w:hAnsi="Arial" w:cs="Arial"/>
+                <w:rFonts w:ascii="IBM Plex Sans Arabic" w:hAnsi="IBM Plex Sans Arabic" w:cs="IBM Plex Sans Arabic"/>
                 <w:rtl/>
               </w:rPr>
               <w:t>34%</w:t>
@@ -1953,7 +2307,13 @@
         <w:tc>
           <w:tcPr>
             <w:tcW w:type="dxa" w:w="4680"/>
-            <w:shd w:val="clear" w:fill="F2F2F2"/>
+            <w:tcMar>
+              <w:top w:w="100" w:type="dxa"/>
+              <w:bottom w:w="100" w:type="dxa"/>
+              <w:left w:w="120" w:type="dxa"/>
+              <w:right w:w="120" w:type="dxa"/>
+            </w:tcMar>
+            <w:shd w:val="clear" w:fill="F2F7F3"/>
           </w:tcPr>
           <w:p>
             <w:pPr>
@@ -1962,7 +2322,7 @@
             </w:pPr>
             <w:r>
               <w:rPr>
-                <w:rFonts w:ascii="Arial" w:hAnsi="Arial" w:cs="Arial"/>
+                <w:rFonts w:ascii="IBM Plex Sans Arabic" w:hAnsi="IBM Plex Sans Arabic" w:cs="IBM Plex Sans Arabic"/>
                 <w:rtl/>
               </w:rPr>
               <w:t>الجزائر</w:t>
@@ -1972,7 +2332,13 @@
         <w:tc>
           <w:tcPr>
             <w:tcW w:type="dxa" w:w="4680"/>
-            <w:shd w:val="clear" w:fill="F2F2F2"/>
+            <w:tcMar>
+              <w:top w:w="100" w:type="dxa"/>
+              <w:bottom w:w="100" w:type="dxa"/>
+              <w:left w:w="120" w:type="dxa"/>
+              <w:right w:w="120" w:type="dxa"/>
+            </w:tcMar>
+            <w:shd w:val="clear" w:fill="F2F7F3"/>
           </w:tcPr>
           <w:p>
             <w:pPr>
@@ -1981,7 +2347,7 @@
             </w:pPr>
             <w:r>
               <w:rPr>
-                <w:rFonts w:ascii="Arial" w:hAnsi="Arial" w:cs="Arial"/>
+                <w:rFonts w:ascii="IBM Plex Sans Arabic" w:hAnsi="IBM Plex Sans Arabic" w:cs="IBM Plex Sans Arabic"/>
                 <w:rtl/>
               </w:rPr>
               <w:t>22%</w:t>
@@ -1993,6 +2359,12 @@
         <w:tc>
           <w:tcPr>
             <w:tcW w:type="dxa" w:w="4680"/>
+            <w:tcMar>
+              <w:top w:w="100" w:type="dxa"/>
+              <w:bottom w:w="100" w:type="dxa"/>
+              <w:left w:w="120" w:type="dxa"/>
+              <w:right w:w="120" w:type="dxa"/>
+            </w:tcMar>
           </w:tcPr>
           <w:p>
             <w:pPr>
@@ -2001,7 +2373,7 @@
             </w:pPr>
             <w:r>
               <w:rPr>
-                <w:rFonts w:ascii="Arial" w:hAnsi="Arial" w:cs="Arial"/>
+                <w:rFonts w:ascii="IBM Plex Sans Arabic" w:hAnsi="IBM Plex Sans Arabic" w:cs="IBM Plex Sans Arabic"/>
                 <w:rtl/>
               </w:rPr>
               <w:t>المغرب</w:t>
@@ -2011,6 +2383,12 @@
         <w:tc>
           <w:tcPr>
             <w:tcW w:type="dxa" w:w="4680"/>
+            <w:tcMar>
+              <w:top w:w="100" w:type="dxa"/>
+              <w:bottom w:w="100" w:type="dxa"/>
+              <w:left w:w="120" w:type="dxa"/>
+              <w:right w:w="120" w:type="dxa"/>
+            </w:tcMar>
           </w:tcPr>
           <w:p>
             <w:pPr>
@@ -2019,7 +2397,7 @@
             </w:pPr>
             <w:r>
               <w:rPr>
-                <w:rFonts w:ascii="Arial" w:hAnsi="Arial" w:cs="Arial"/>
+                <w:rFonts w:ascii="IBM Plex Sans Arabic" w:hAnsi="IBM Plex Sans Arabic" w:cs="IBM Plex Sans Arabic"/>
                 <w:rtl/>
               </w:rPr>
               <w:t>18%</w:t>
@@ -2031,7 +2409,13 @@
         <w:tc>
           <w:tcPr>
             <w:tcW w:type="dxa" w:w="4680"/>
-            <w:shd w:val="clear" w:fill="F2F2F2"/>
+            <w:tcMar>
+              <w:top w:w="100" w:type="dxa"/>
+              <w:bottom w:w="100" w:type="dxa"/>
+              <w:left w:w="120" w:type="dxa"/>
+              <w:right w:w="120" w:type="dxa"/>
+            </w:tcMar>
+            <w:shd w:val="clear" w:fill="F2F7F3"/>
           </w:tcPr>
           <w:p>
             <w:pPr>
@@ -2040,7 +2424,7 @@
             </w:pPr>
             <w:r>
               <w:rPr>
-                <w:rFonts w:ascii="Arial" w:hAnsi="Arial" w:cs="Arial"/>
+                <w:rFonts w:ascii="IBM Plex Sans Arabic" w:hAnsi="IBM Plex Sans Arabic" w:cs="IBM Plex Sans Arabic"/>
                 <w:rtl/>
               </w:rPr>
               <w:t>باقي المورّدين</w:t>
@@ -2050,7 +2434,13 @@
         <w:tc>
           <w:tcPr>
             <w:tcW w:type="dxa" w:w="4680"/>
-            <w:shd w:val="clear" w:fill="F2F2F2"/>
+            <w:tcMar>
+              <w:top w:w="100" w:type="dxa"/>
+              <w:bottom w:w="100" w:type="dxa"/>
+              <w:left w:w="120" w:type="dxa"/>
+              <w:right w:w="120" w:type="dxa"/>
+            </w:tcMar>
+            <w:shd w:val="clear" w:fill="F2F7F3"/>
           </w:tcPr>
           <w:p>
             <w:pPr>
@@ -2059,7 +2449,7 @@
             </w:pPr>
             <w:r>
               <w:rPr>
-                <w:rFonts w:ascii="Arial" w:hAnsi="Arial" w:cs="Arial"/>
+                <w:rFonts w:ascii="IBM Plex Sans Arabic" w:hAnsi="IBM Plex Sans Arabic" w:cs="IBM Plex Sans Arabic"/>
                 <w:rtl/>
               </w:rPr>
               <w:t>26%</w:t>
@@ -2075,7 +2465,7 @@
       </w:pPr>
       <w:r>
         <w:rPr>
-          <w:rFonts w:ascii="Arial" w:hAnsi="Arial" w:cs="Arial"/>
+          <w:rFonts w:ascii="IBM Plex Sans Arabic" w:hAnsi="IBM Plex Sans Arabic" w:cs="IBM Plex Sans Arabic"/>
           <w:rtl/>
         </w:rPr>
         <w:t>سلّم أسعار التجزئة المرصود:</w:t>
@@ -2087,6 +2477,14 @@
         <w:tblW w:type="auto" w:w="0"/>
         <w:tblLayout w:type="fixed"/>
         <w:tblLook w:firstColumn="1" w:firstRow="1" w:lastColumn="0" w:lastRow="0" w:noHBand="0" w:noVBand="1" w:val="04A0"/>
+        <w:tblBorders>
+          <w:top w:val="single" w:sz="4" w:space="0" w:color="BBBBBB"/>
+          <w:left w:val="single" w:sz="4" w:space="0" w:color="BBBBBB"/>
+          <w:bottom w:val="single" w:sz="4" w:space="0" w:color="BBBBBB"/>
+          <w:right w:val="single" w:sz="4" w:space="0" w:color="BBBBBB"/>
+          <w:insideH w:val="single" w:sz="4" w:space="0" w:color="BBBBBB"/>
+          <w:insideV w:val="single" w:sz="4" w:space="0" w:color="BBBBBB"/>
+        </w:tblBorders>
         <w:bidiVisual/>
       </w:tblPr>
       <w:tblGrid>
@@ -2099,7 +2497,13 @@
         <w:tc>
           <w:tcPr>
             <w:tcW w:type="dxa" w:w="2340"/>
-            <w:shd w:val="clear" w:fill="1B3B6F"/>
+            <w:shd w:val="clear" w:fill="166534"/>
+            <w:tcMar>
+              <w:top w:w="100" w:type="dxa"/>
+              <w:bottom w:w="100" w:type="dxa"/>
+              <w:left w:w="120" w:type="dxa"/>
+              <w:right w:w="120" w:type="dxa"/>
+            </w:tcMar>
           </w:tcPr>
           <w:p>
             <w:pPr>
@@ -2108,7 +2512,7 @@
             </w:pPr>
             <w:r>
               <w:rPr>
-                <w:rFonts w:ascii="Arial" w:hAnsi="Arial" w:cs="Arial"/>
+                <w:rFonts w:ascii="IBM Plex Sans Arabic" w:hAnsi="IBM Plex Sans Arabic" w:cs="IBM Plex Sans Arabic"/>
                 <w:b/>
                 <w:color w:val="FFFFFF"/>
                 <w:rtl/>
@@ -2120,7 +2524,13 @@
         <w:tc>
           <w:tcPr>
             <w:tcW w:type="dxa" w:w="2340"/>
-            <w:shd w:val="clear" w:fill="1B3B6F"/>
+            <w:shd w:val="clear" w:fill="166534"/>
+            <w:tcMar>
+              <w:top w:w="100" w:type="dxa"/>
+              <w:bottom w:w="100" w:type="dxa"/>
+              <w:left w:w="120" w:type="dxa"/>
+              <w:right w:w="120" w:type="dxa"/>
+            </w:tcMar>
           </w:tcPr>
           <w:p>
             <w:pPr>
@@ -2129,7 +2539,7 @@
             </w:pPr>
             <w:r>
               <w:rPr>
-                <w:rFonts w:ascii="Arial" w:hAnsi="Arial" w:cs="Arial"/>
+                <w:rFonts w:ascii="IBM Plex Sans Arabic" w:hAnsi="IBM Plex Sans Arabic" w:cs="IBM Plex Sans Arabic"/>
                 <w:b/>
                 <w:color w:val="FFFFFF"/>
                 <w:rtl/>
@@ -2141,7 +2551,13 @@
         <w:tc>
           <w:tcPr>
             <w:tcW w:type="dxa" w:w="2340"/>
-            <w:shd w:val="clear" w:fill="1B3B6F"/>
+            <w:shd w:val="clear" w:fill="166534"/>
+            <w:tcMar>
+              <w:top w:w="100" w:type="dxa"/>
+              <w:bottom w:w="100" w:type="dxa"/>
+              <w:left w:w="120" w:type="dxa"/>
+              <w:right w:w="120" w:type="dxa"/>
+            </w:tcMar>
           </w:tcPr>
           <w:p>
             <w:pPr>
@@ -2150,7 +2566,7 @@
             </w:pPr>
             <w:r>
               <w:rPr>
-                <w:rFonts w:ascii="Arial" w:hAnsi="Arial" w:cs="Arial"/>
+                <w:rFonts w:ascii="IBM Plex Sans Arabic" w:hAnsi="IBM Plex Sans Arabic" w:cs="IBM Plex Sans Arabic"/>
                 <w:b/>
                 <w:color w:val="FFFFFF"/>
                 <w:rtl/>
@@ -2162,7 +2578,13 @@
         <w:tc>
           <w:tcPr>
             <w:tcW w:type="dxa" w:w="2340"/>
-            <w:shd w:val="clear" w:fill="1B3B6F"/>
+            <w:shd w:val="clear" w:fill="166534"/>
+            <w:tcMar>
+              <w:top w:w="100" w:type="dxa"/>
+              <w:bottom w:w="100" w:type="dxa"/>
+              <w:left w:w="120" w:type="dxa"/>
+              <w:right w:w="120" w:type="dxa"/>
+            </w:tcMar>
           </w:tcPr>
           <w:p>
             <w:pPr>
@@ -2171,7 +2593,7 @@
             </w:pPr>
             <w:r>
               <w:rPr>
-                <w:rFonts w:ascii="Arial" w:hAnsi="Arial" w:cs="Arial"/>
+                <w:rFonts w:ascii="IBM Plex Sans Arabic" w:hAnsi="IBM Plex Sans Arabic" w:cs="IBM Plex Sans Arabic"/>
                 <w:b/>
                 <w:color w:val="FFFFFF"/>
                 <w:rtl/>
@@ -2185,6 +2607,12 @@
         <w:tc>
           <w:tcPr>
             <w:tcW w:type="dxa" w:w="2340"/>
+            <w:tcMar>
+              <w:top w:w="100" w:type="dxa"/>
+              <w:bottom w:w="100" w:type="dxa"/>
+              <w:left w:w="120" w:type="dxa"/>
+              <w:right w:w="120" w:type="dxa"/>
+            </w:tcMar>
           </w:tcPr>
           <w:p>
             <w:pPr>
@@ -2193,7 +2621,7 @@
             </w:pPr>
             <w:r>
               <w:rPr>
-                <w:rFonts w:ascii="Arial" w:hAnsi="Arial" w:cs="Arial"/>
+                <w:rFonts w:ascii="IBM Plex Sans Arabic" w:hAnsi="IBM Plex Sans Arabic" w:cs="IBM Plex Sans Arabic"/>
                 <w:rtl/>
               </w:rPr>
               <w:t>تمور اقتصادية (سوبرماركت عام)</w:t>
@@ -2203,6 +2631,12 @@
         <w:tc>
           <w:tcPr>
             <w:tcW w:type="dxa" w:w="2340"/>
+            <w:tcMar>
+              <w:top w:w="100" w:type="dxa"/>
+              <w:bottom w:w="100" w:type="dxa"/>
+              <w:left w:w="120" w:type="dxa"/>
+              <w:right w:w="120" w:type="dxa"/>
+            </w:tcMar>
           </w:tcPr>
           <w:p>
             <w:pPr>
@@ -2211,7 +2645,7 @@
             </w:pPr>
             <w:r>
               <w:rPr>
-                <w:rFonts w:ascii="Arial" w:hAnsi="Arial" w:cs="Arial"/>
+                <w:rFonts w:ascii="IBM Plex Sans Arabic" w:hAnsi="IBM Plex Sans Arabic" w:cs="IBM Plex Sans Arabic"/>
                 <w:rtl/>
               </w:rPr>
               <w:t>5.80</w:t>
@@ -2221,6 +2655,12 @@
         <w:tc>
           <w:tcPr>
             <w:tcW w:type="dxa" w:w="2340"/>
+            <w:tcMar>
+              <w:top w:w="100" w:type="dxa"/>
+              <w:bottom w:w="100" w:type="dxa"/>
+              <w:left w:w="120" w:type="dxa"/>
+              <w:right w:w="120" w:type="dxa"/>
+            </w:tcMar>
           </w:tcPr>
           <w:p>
             <w:pPr>
@@ -2229,7 +2669,7 @@
             </w:pPr>
             <w:r>
               <w:rPr>
-                <w:rFonts w:ascii="Arial" w:hAnsi="Arial" w:cs="Arial"/>
+                <w:rFonts w:ascii="IBM Plex Sans Arabic" w:hAnsi="IBM Plex Sans Arabic" w:cs="IBM Plex Sans Arabic"/>
                 <w:rtl/>
               </w:rPr>
               <w:t>EUR/كغم</w:t>
@@ -2239,6 +2679,12 @@
         <w:tc>
           <w:tcPr>
             <w:tcW w:type="dxa" w:w="2340"/>
+            <w:tcMar>
+              <w:top w:w="100" w:type="dxa"/>
+              <w:bottom w:w="100" w:type="dxa"/>
+              <w:left w:w="120" w:type="dxa"/>
+              <w:right w:w="120" w:type="dxa"/>
+            </w:tcMar>
           </w:tcPr>
           <w:p>
             <w:pPr>
@@ -2247,7 +2693,7 @@
             </w:pPr>
             <w:r>
               <w:rPr>
-                <w:rFonts w:ascii="Arial" w:hAnsi="Arial" w:cs="Arial"/>
+                <w:rFonts w:ascii="IBM Plex Sans Arabic" w:hAnsi="IBM Plex Sans Arabic" w:cs="IBM Plex Sans Arabic"/>
                 <w:rtl/>
               </w:rPr>
               <w:t>Mercadona (رصد ويب)</w:t>
@@ -2259,7 +2705,13 @@
         <w:tc>
           <w:tcPr>
             <w:tcW w:type="dxa" w:w="2340"/>
-            <w:shd w:val="clear" w:fill="F2F2F2"/>
+            <w:tcMar>
+              <w:top w:w="100" w:type="dxa"/>
+              <w:bottom w:w="100" w:type="dxa"/>
+              <w:left w:w="120" w:type="dxa"/>
+              <w:right w:w="120" w:type="dxa"/>
+            </w:tcMar>
+            <w:shd w:val="clear" w:fill="F2F7F3"/>
           </w:tcPr>
           <w:p>
             <w:pPr>
@@ -2268,7 +2720,7 @@
             </w:pPr>
             <w:r>
               <w:rPr>
-                <w:rFonts w:ascii="Arial" w:hAnsi="Arial" w:cs="Arial"/>
+                <w:rFonts w:ascii="IBM Plex Sans Arabic" w:hAnsi="IBM Plex Sans Arabic" w:cs="IBM Plex Sans Arabic"/>
                 <w:rtl/>
               </w:rPr>
               <w:t>تمور متوسطة</w:t>
@@ -2278,7 +2730,13 @@
         <w:tc>
           <w:tcPr>
             <w:tcW w:type="dxa" w:w="2340"/>
-            <w:shd w:val="clear" w:fill="F2F2F2"/>
+            <w:tcMar>
+              <w:top w:w="100" w:type="dxa"/>
+              <w:bottom w:w="100" w:type="dxa"/>
+              <w:left w:w="120" w:type="dxa"/>
+              <w:right w:w="120" w:type="dxa"/>
+            </w:tcMar>
+            <w:shd w:val="clear" w:fill="F2F7F3"/>
           </w:tcPr>
           <w:p>
             <w:pPr>
@@ -2287,7 +2745,7 @@
             </w:pPr>
             <w:r>
               <w:rPr>
-                <w:rFonts w:ascii="Arial" w:hAnsi="Arial" w:cs="Arial"/>
+                <w:rFonts w:ascii="IBM Plex Sans Arabic" w:hAnsi="IBM Plex Sans Arabic" w:cs="IBM Plex Sans Arabic"/>
                 <w:rtl/>
               </w:rPr>
               <w:t>8.90</w:t>
@@ -2297,7 +2755,13 @@
         <w:tc>
           <w:tcPr>
             <w:tcW w:type="dxa" w:w="2340"/>
-            <w:shd w:val="clear" w:fill="F2F2F2"/>
+            <w:tcMar>
+              <w:top w:w="100" w:type="dxa"/>
+              <w:bottom w:w="100" w:type="dxa"/>
+              <w:left w:w="120" w:type="dxa"/>
+              <w:right w:w="120" w:type="dxa"/>
+            </w:tcMar>
+            <w:shd w:val="clear" w:fill="F2F7F3"/>
           </w:tcPr>
           <w:p>
             <w:pPr>
@@ -2306,7 +2770,7 @@
             </w:pPr>
             <w:r>
               <w:rPr>
-                <w:rFonts w:ascii="Arial" w:hAnsi="Arial" w:cs="Arial"/>
+                <w:rFonts w:ascii="IBM Plex Sans Arabic" w:hAnsi="IBM Plex Sans Arabic" w:cs="IBM Plex Sans Arabic"/>
                 <w:rtl/>
               </w:rPr>
               <w:t>EUR/كغم</w:t>
@@ -2316,7 +2780,13 @@
         <w:tc>
           <w:tcPr>
             <w:tcW w:type="dxa" w:w="2340"/>
-            <w:shd w:val="clear" w:fill="F2F2F2"/>
+            <w:tcMar>
+              <w:top w:w="100" w:type="dxa"/>
+              <w:bottom w:w="100" w:type="dxa"/>
+              <w:left w:w="120" w:type="dxa"/>
+              <w:right w:w="120" w:type="dxa"/>
+            </w:tcMar>
+            <w:shd w:val="clear" w:fill="F2F7F3"/>
           </w:tcPr>
           <w:p>
             <w:pPr>
@@ -2325,7 +2795,7 @@
             </w:pPr>
             <w:r>
               <w:rPr>
-                <w:rFonts w:ascii="Arial" w:hAnsi="Arial" w:cs="Arial"/>
+                <w:rFonts w:ascii="IBM Plex Sans Arabic" w:hAnsi="IBM Plex Sans Arabic" w:cs="IBM Plex Sans Arabic"/>
                 <w:rtl/>
               </w:rPr>
               <w:t>Carrefour (رصد ويب)</w:t>
@@ -2337,6 +2807,12 @@
         <w:tc>
           <w:tcPr>
             <w:tcW w:type="dxa" w:w="2340"/>
+            <w:tcMar>
+              <w:top w:w="100" w:type="dxa"/>
+              <w:bottom w:w="100" w:type="dxa"/>
+              <w:left w:w="120" w:type="dxa"/>
+              <w:right w:w="120" w:type="dxa"/>
+            </w:tcMar>
           </w:tcPr>
           <w:p>
             <w:pPr>
@@ -2345,7 +2821,7 @@
             </w:pPr>
             <w:r>
               <w:rPr>
-                <w:rFonts w:ascii="Arial" w:hAnsi="Arial" w:cs="Arial"/>
+                <w:rFonts w:ascii="IBM Plex Sans Arabic" w:hAnsi="IBM Plex Sans Arabic" w:cs="IBM Plex Sans Arabic"/>
                 <w:rtl/>
               </w:rPr>
               <w:t>تمور فاخرة (متجر متخصص)</w:t>
@@ -2355,6 +2831,12 @@
         <w:tc>
           <w:tcPr>
             <w:tcW w:type="dxa" w:w="2340"/>
+            <w:tcMar>
+              <w:top w:w="100" w:type="dxa"/>
+              <w:bottom w:w="100" w:type="dxa"/>
+              <w:left w:w="120" w:type="dxa"/>
+              <w:right w:w="120" w:type="dxa"/>
+            </w:tcMar>
           </w:tcPr>
           <w:p>
             <w:pPr>
@@ -2363,7 +2845,7 @@
             </w:pPr>
             <w:r>
               <w:rPr>
-                <w:rFonts w:ascii="Arial" w:hAnsi="Arial" w:cs="Arial"/>
+                <w:rFonts w:ascii="IBM Plex Sans Arabic" w:hAnsi="IBM Plex Sans Arabic" w:cs="IBM Plex Sans Arabic"/>
                 <w:rtl/>
               </w:rPr>
               <w:t>13.50</w:t>
@@ -2373,6 +2855,12 @@
         <w:tc>
           <w:tcPr>
             <w:tcW w:type="dxa" w:w="2340"/>
+            <w:tcMar>
+              <w:top w:w="100" w:type="dxa"/>
+              <w:bottom w:w="100" w:type="dxa"/>
+              <w:left w:w="120" w:type="dxa"/>
+              <w:right w:w="120" w:type="dxa"/>
+            </w:tcMar>
           </w:tcPr>
           <w:p>
             <w:pPr>
@@ -2381,7 +2869,7 @@
             </w:pPr>
             <w:r>
               <w:rPr>
-                <w:rFonts w:ascii="Arial" w:hAnsi="Arial" w:cs="Arial"/>
+                <w:rFonts w:ascii="IBM Plex Sans Arabic" w:hAnsi="IBM Plex Sans Arabic" w:cs="IBM Plex Sans Arabic"/>
                 <w:rtl/>
               </w:rPr>
               <w:t>EUR/كغم</w:t>
@@ -2391,6 +2879,12 @@
         <w:tc>
           <w:tcPr>
             <w:tcW w:type="dxa" w:w="2340"/>
+            <w:tcMar>
+              <w:top w:w="100" w:type="dxa"/>
+              <w:bottom w:w="100" w:type="dxa"/>
+              <w:left w:w="120" w:type="dxa"/>
+              <w:right w:w="120" w:type="dxa"/>
+            </w:tcMar>
           </w:tcPr>
           <w:p>
             <w:pPr>
@@ -2399,7 +2893,7 @@
             </w:pPr>
             <w:r>
               <w:rPr>
-                <w:rFonts w:ascii="Arial" w:hAnsi="Arial" w:cs="Arial"/>
+                <w:rFonts w:ascii="IBM Plex Sans Arabic" w:hAnsi="IBM Plex Sans Arabic" w:cs="IBM Plex Sans Arabic"/>
                 <w:rtl/>
               </w:rPr>
               <w:t>رصد ويب متعدد</w:t>
@@ -2415,7 +2909,7 @@
       </w:pPr>
       <w:r>
         <w:rPr>
-          <w:rFonts w:ascii="Arial" w:hAnsi="Arial" w:cs="Arial"/>
+          <w:rFonts w:ascii="IBM Plex Sans Arabic" w:hAnsi="IBM Plex Sans Arabic" w:cs="IBM Plex Sans Arabic"/>
           <w:rtl/>
         </w:rPr>
         <w:t>حساب الهامش: سعر التصدير 9.1$/كغم + شحن 0.85$/كغم + تعريفة 0% =</w:t>
@@ -2428,7 +2922,7 @@
       </w:pPr>
       <w:r>
         <w:rPr>
-          <w:rFonts w:ascii="Arial" w:hAnsi="Arial" w:cs="Arial"/>
+          <w:rFonts w:ascii="IBM Plex Sans Arabic" w:hAnsi="IBM Plex Sans Arabic" w:cs="IBM Plex Sans Arabic"/>
           <w:rtl/>
         </w:rPr>
         <w:t>تكلفة واصلة 9.95$/كغم ≈ 9.2 يورو/كغم — يقع عند حافة الطبقة المتوسطة/</w:t>
@@ -2441,7 +2935,7 @@
       </w:pPr>
       <w:r>
         <w:rPr>
-          <w:rFonts w:ascii="Arial" w:hAnsi="Arial" w:cs="Arial"/>
+          <w:rFonts w:ascii="IBM Plex Sans Arabic" w:hAnsi="IBM Plex Sans Arabic" w:cs="IBM Plex Sans Arabic"/>
           <w:rtl/>
         </w:rPr>
         <w:t>الفاخرة، هامش موجب فقط عند استهداف القناة المتخصصة لا السوبرماركت</w:t>
@@ -2454,7 +2948,7 @@
       </w:pPr>
       <w:r>
         <w:rPr>
-          <w:rFonts w:ascii="Arial" w:hAnsi="Arial" w:cs="Arial"/>
+          <w:rFonts w:ascii="IBM Plex Sans Arabic" w:hAnsi="IBM Plex Sans Arabic" w:cs="IBM Plex Sans Arabic"/>
           <w:rtl/>
         </w:rPr>
         <w:t>العام.</w:t>
@@ -2468,7 +2962,7 @@
       </w:pPr>
       <w:r>
         <w:rPr>
-          <w:rFonts w:ascii="Arial" w:hAnsi="Arial" w:cs="Arial"/>
+          <w:rFonts w:ascii="IBM Plex Sans Arabic" w:hAnsi="IBM Plex Sans Arabic" w:cs="IBM Plex Sans Arabic"/>
           <w:rtl/>
         </w:rPr>
         <w:t>7. التنظيم والوصول للسوق</w:t>
@@ -2480,6 +2974,14 @@
         <w:tblW w:type="auto" w:w="0"/>
         <w:tblLayout w:type="fixed"/>
         <w:tblLook w:firstColumn="1" w:firstRow="1" w:lastColumn="0" w:lastRow="0" w:noHBand="0" w:noVBand="1" w:val="04A0"/>
+        <w:tblBorders>
+          <w:top w:val="single" w:sz="4" w:space="0" w:color="BBBBBB"/>
+          <w:left w:val="single" w:sz="4" w:space="0" w:color="BBBBBB"/>
+          <w:bottom w:val="single" w:sz="4" w:space="0" w:color="BBBBBB"/>
+          <w:right w:val="single" w:sz="4" w:space="0" w:color="BBBBBB"/>
+          <w:insideH w:val="single" w:sz="4" w:space="0" w:color="BBBBBB"/>
+          <w:insideV w:val="single" w:sz="4" w:space="0" w:color="BBBBBB"/>
+        </w:tblBorders>
         <w:bidiVisual/>
       </w:tblPr>
       <w:tblGrid>
@@ -2491,7 +2993,13 @@
         <w:tc>
           <w:tcPr>
             <w:tcW w:type="dxa" w:w="3120"/>
-            <w:shd w:val="clear" w:fill="1B3B6F"/>
+            <w:shd w:val="clear" w:fill="166534"/>
+            <w:tcMar>
+              <w:top w:w="100" w:type="dxa"/>
+              <w:bottom w:w="100" w:type="dxa"/>
+              <w:left w:w="120" w:type="dxa"/>
+              <w:right w:w="120" w:type="dxa"/>
+            </w:tcMar>
           </w:tcPr>
           <w:p>
             <w:pPr>
@@ -2500,7 +3008,7 @@
             </w:pPr>
             <w:r>
               <w:rPr>
-                <w:rFonts w:ascii="Arial" w:hAnsi="Arial" w:cs="Arial"/>
+                <w:rFonts w:ascii="IBM Plex Sans Arabic" w:hAnsi="IBM Plex Sans Arabic" w:cs="IBM Plex Sans Arabic"/>
                 <w:b/>
                 <w:color w:val="FFFFFF"/>
                 <w:rtl/>
@@ -2512,7 +3020,13 @@
         <w:tc>
           <w:tcPr>
             <w:tcW w:type="dxa" w:w="3120"/>
-            <w:shd w:val="clear" w:fill="1B3B6F"/>
+            <w:shd w:val="clear" w:fill="166534"/>
+            <w:tcMar>
+              <w:top w:w="100" w:type="dxa"/>
+              <w:bottom w:w="100" w:type="dxa"/>
+              <w:left w:w="120" w:type="dxa"/>
+              <w:right w:w="120" w:type="dxa"/>
+            </w:tcMar>
           </w:tcPr>
           <w:p>
             <w:pPr>
@@ -2521,7 +3035,7 @@
             </w:pPr>
             <w:r>
               <w:rPr>
-                <w:rFonts w:ascii="Arial" w:hAnsi="Arial" w:cs="Arial"/>
+                <w:rFonts w:ascii="IBM Plex Sans Arabic" w:hAnsi="IBM Plex Sans Arabic" w:cs="IBM Plex Sans Arabic"/>
                 <w:b/>
                 <w:color w:val="FFFFFF"/>
                 <w:rtl/>
@@ -2533,7 +3047,13 @@
         <w:tc>
           <w:tcPr>
             <w:tcW w:type="dxa" w:w="3120"/>
-            <w:shd w:val="clear" w:fill="1B3B6F"/>
+            <w:shd w:val="clear" w:fill="166534"/>
+            <w:tcMar>
+              <w:top w:w="100" w:type="dxa"/>
+              <w:bottom w:w="100" w:type="dxa"/>
+              <w:left w:w="120" w:type="dxa"/>
+              <w:right w:w="120" w:type="dxa"/>
+            </w:tcMar>
           </w:tcPr>
           <w:p>
             <w:pPr>
@@ -2542,7 +3062,7 @@
             </w:pPr>
             <w:r>
               <w:rPr>
-                <w:rFonts w:ascii="Arial" w:hAnsi="Arial" w:cs="Arial"/>
+                <w:rFonts w:ascii="IBM Plex Sans Arabic" w:hAnsi="IBM Plex Sans Arabic" w:cs="IBM Plex Sans Arabic"/>
                 <w:b/>
                 <w:color w:val="FFFFFF"/>
                 <w:rtl/>
@@ -2556,6 +3076,12 @@
         <w:tc>
           <w:tcPr>
             <w:tcW w:type="dxa" w:w="3120"/>
+            <w:tcMar>
+              <w:top w:w="100" w:type="dxa"/>
+              <w:bottom w:w="100" w:type="dxa"/>
+              <w:left w:w="120" w:type="dxa"/>
+              <w:right w:w="120" w:type="dxa"/>
+            </w:tcMar>
           </w:tcPr>
           <w:p>
             <w:pPr>
@@ -2564,7 +3090,7 @@
             </w:pPr>
             <w:r>
               <w:rPr>
-                <w:rFonts w:ascii="Arial" w:hAnsi="Arial" w:cs="Arial"/>
+                <w:rFonts w:ascii="IBM Plex Sans Arabic" w:hAnsi="IBM Plex Sans Arabic" w:cs="IBM Plex Sans Arabic"/>
                 <w:rtl/>
               </w:rPr>
               <w:t>تسجيل منشأة معتمدة</w:t>
@@ -2574,6 +3100,12 @@
         <w:tc>
           <w:tcPr>
             <w:tcW w:type="dxa" w:w="3120"/>
+            <w:tcMar>
+              <w:top w:w="100" w:type="dxa"/>
+              <w:bottom w:w="100" w:type="dxa"/>
+              <w:left w:w="120" w:type="dxa"/>
+              <w:right w:w="120" w:type="dxa"/>
+            </w:tcMar>
           </w:tcPr>
           <w:p>
             <w:pPr>
@@ -2582,7 +3114,7 @@
             </w:pPr>
             <w:r>
               <w:rPr>
-                <w:rFonts w:ascii="Arial" w:hAnsi="Arial" w:cs="Arial"/>
+                <w:rFonts w:ascii="IBM Plex Sans Arabic" w:hAnsi="IBM Plex Sans Arabic" w:cs="IBM Plex Sans Arabic"/>
                 <w:rtl/>
               </w:rPr>
               <w:t>EU 2017/625</w:t>
@@ -2592,6 +3124,12 @@
         <w:tc>
           <w:tcPr>
             <w:tcW w:type="dxa" w:w="3120"/>
+            <w:tcMar>
+              <w:top w:w="100" w:type="dxa"/>
+              <w:bottom w:w="100" w:type="dxa"/>
+              <w:left w:w="120" w:type="dxa"/>
+              <w:right w:w="120" w:type="dxa"/>
+            </w:tcMar>
           </w:tcPr>
           <w:p>
             <w:pPr>
@@ -2600,7 +3138,7 @@
             </w:pPr>
             <w:r>
               <w:rPr>
-                <w:rFonts w:ascii="Arial" w:hAnsi="Arial" w:cs="Arial"/>
+                <w:rFonts w:ascii="IBM Plex Sans Arabic" w:hAnsi="IBM Plex Sans Arabic" w:cs="IBM Plex Sans Arabic"/>
                 <w:rtl/>
               </w:rPr>
               <w:t>تسجيل قبل أي شحنة — بوابة أهلية إلزامية</w:t>
@@ -2612,7 +3150,13 @@
         <w:tc>
           <w:tcPr>
             <w:tcW w:type="dxa" w:w="3120"/>
-            <w:shd w:val="clear" w:fill="F2F2F2"/>
+            <w:tcMar>
+              <w:top w:w="100" w:type="dxa"/>
+              <w:bottom w:w="100" w:type="dxa"/>
+              <w:left w:w="120" w:type="dxa"/>
+              <w:right w:w="120" w:type="dxa"/>
+            </w:tcMar>
+            <w:shd w:val="clear" w:fill="F2F7F3"/>
           </w:tcPr>
           <w:p>
             <w:pPr>
@@ -2621,7 +3165,7 @@
             </w:pPr>
             <w:r>
               <w:rPr>
-                <w:rFonts w:ascii="Arial" w:hAnsi="Arial" w:cs="Arial"/>
+                <w:rFonts w:ascii="IBM Plex Sans Arabic" w:hAnsi="IBM Plex Sans Arabic" w:cs="IBM Plex Sans Arabic"/>
                 <w:rtl/>
               </w:rPr>
               <w:t>شهادة حلال</w:t>
@@ -2631,7 +3175,13 @@
         <w:tc>
           <w:tcPr>
             <w:tcW w:type="dxa" w:w="3120"/>
-            <w:shd w:val="clear" w:fill="F2F2F2"/>
+            <w:tcMar>
+              <w:top w:w="100" w:type="dxa"/>
+              <w:bottom w:w="100" w:type="dxa"/>
+              <w:left w:w="120" w:type="dxa"/>
+              <w:right w:w="120" w:type="dxa"/>
+            </w:tcMar>
+            <w:shd w:val="clear" w:fill="F2F7F3"/>
           </w:tcPr>
           <w:p>
             <w:pPr>
@@ -2640,7 +3190,7 @@
             </w:pPr>
             <w:r>
               <w:rPr>
-                <w:rFonts w:ascii="Arial" w:hAnsi="Arial" w:cs="Arial"/>
+                <w:rFonts w:ascii="IBM Plex Sans Arabic" w:hAnsi="IBM Plex Sans Arabic" w:cs="IBM Plex Sans Arabic"/>
                 <w:rtl/>
               </w:rPr>
               <w:t>معيار GSO 993</w:t>
@@ -2650,7 +3200,13 @@
         <w:tc>
           <w:tcPr>
             <w:tcW w:type="dxa" w:w="3120"/>
-            <w:shd w:val="clear" w:fill="F2F2F2"/>
+            <w:tcMar>
+              <w:top w:w="100" w:type="dxa"/>
+              <w:bottom w:w="100" w:type="dxa"/>
+              <w:left w:w="120" w:type="dxa"/>
+              <w:right w:w="120" w:type="dxa"/>
+            </w:tcMar>
+            <w:shd w:val="clear" w:fill="F2F7F3"/>
           </w:tcPr>
           <w:p>
             <w:pPr>
@@ -2659,7 +3215,7 @@
             </w:pPr>
             <w:r>
               <w:rPr>
-                <w:rFonts w:ascii="Arial" w:hAnsi="Arial" w:cs="Arial"/>
+                <w:rFonts w:ascii="IBM Plex Sans Arabic" w:hAnsi="IBM Plex Sans Arabic" w:cs="IBM Plex Sans Arabic"/>
                 <w:rtl/>
               </w:rPr>
               <w:t>شهادة معتمدة من جهة مانحة معترف بها</w:t>
@@ -2675,7 +3231,7 @@
       </w:pPr>
       <w:r>
         <w:rPr>
-          <w:rFonts w:ascii="Arial" w:hAnsi="Arial" w:cs="Arial"/>
+          <w:rFonts w:ascii="IBM Plex Sans Arabic" w:hAnsi="IBM Plex Sans Arabic" w:cs="IBM Plex Sans Arabic"/>
           <w:rtl/>
         </w:rPr>
         <w:t>التعريفة الأوروبية على HS080410 صفر وفق نظام GSP+ للسعودية.</w:t>
@@ -2689,7 +3245,7 @@
       </w:pPr>
       <w:r>
         <w:rPr>
-          <w:rFonts w:ascii="Arial" w:hAnsi="Arial" w:cs="Arial"/>
+          <w:rFonts w:ascii="IBM Plex Sans Arabic" w:hAnsi="IBM Plex Sans Arabic" w:cs="IBM Plex Sans Arabic"/>
           <w:rtl/>
         </w:rPr>
         <w:t>8. اللوجستيات وسلسلة الإمداد</w:t>
@@ -2702,7 +3258,7 @@
       </w:pPr>
       <w:r>
         <w:rPr>
-          <w:rFonts w:ascii="Arial" w:hAnsi="Arial" w:cs="Arial"/>
+          <w:rFonts w:ascii="IBM Plex Sans Arabic" w:hAnsi="IBM Plex Sans Arabic" w:cs="IBM Plex Sans Arabic"/>
           <w:rtl/>
         </w:rPr>
         <w:t>ميناء فالنسيا أقرب بوابة استيراد رئيسية، مؤشر أداء اللوجستيات</w:t>
@@ -2715,7 +3271,7 @@
       </w:pPr>
       <w:r>
         <w:rPr>
-          <w:rFonts w:ascii="Arial" w:hAnsi="Arial" w:cs="Arial"/>
+          <w:rFonts w:ascii="IBM Plex Sans Arabic" w:hAnsi="IBM Plex Sans Arabic" w:cs="IBM Plex Sans Arabic"/>
           <w:rtl/>
         </w:rPr>
         <w:t>الإسباني جيد نسبياً (World Bank LPI (تقييم البنك الدولي لجودة الشحن واللوجستيات من 5)). أنواع القنوات المتاحة: موزّع</w:t>
@@ -2728,7 +3284,7 @@
       </w:pPr>
       <w:r>
         <w:rPr>
-          <w:rFonts w:ascii="Arial" w:hAnsi="Arial" w:cs="Arial"/>
+          <w:rFonts w:ascii="IBM Plex Sans Arabic" w:hAnsi="IBM Plex Sans Arabic" w:cs="IBM Plex Sans Arabic"/>
           <w:rtl/>
         </w:rPr>
         <w:t>أغذية متخصص، سلاسل سوبرماركت إثنية، تجارة إلكترونية.</w:t>
@@ -2742,7 +3298,7 @@
       </w:pPr>
       <w:r>
         <w:rPr>
-          <w:rFonts w:ascii="Arial" w:hAnsi="Arial" w:cs="Arial"/>
+          <w:rFonts w:ascii="IBM Plex Sans Arabic" w:hAnsi="IBM Plex Sans Arabic" w:cs="IBM Plex Sans Arabic"/>
           <w:rtl/>
         </w:rPr>
         <w:t>9. تقييم المخاطر</w:t>
@@ -2755,7 +3311,7 @@
       </w:pPr>
       <w:r>
         <w:rPr>
-          <w:rFonts w:ascii="Arial" w:hAnsi="Arial" w:cs="Arial"/>
+          <w:rFonts w:ascii="IBM Plex Sans Arabic" w:hAnsi="IBM Plex Sans Arabic" w:cs="IBM Plex Sans Arabic"/>
           <w:rtl/>
         </w:rPr>
         <w:t>الاستقرار السياسي وسيادة القانون مستقران نسبياً (World Bank WGI (مؤشرات الحوكمة العالمية للبنك الدولي: استقرار سياسي وسيادة قانون وجودة تنظيم)).</w:t>
@@ -2768,7 +3324,7 @@
       </w:pPr>
       <w:r>
         <w:rPr>
-          <w:rFonts w:ascii="Arial" w:hAnsi="Arial" w:cs="Arial"/>
+          <w:rFonts w:ascii="IBM Plex Sans Arabic" w:hAnsi="IBM Plex Sans Arabic" w:cs="IBM Plex Sans Arabic"/>
           <w:rtl/>
         </w:rPr>
         <w:t>تقلّب سعر الصرف محدود: اليورو/دولار تحرّك نحو 2% بين آخر سنتين</w:t>
@@ -2781,7 +3337,7 @@
       </w:pPr>
       <w:r>
         <w:rPr>
-          <w:rFonts w:ascii="Arial" w:hAnsi="Arial" w:cs="Arial"/>
+          <w:rFonts w:ascii="IBM Plex Sans Arabic" w:hAnsi="IBM Plex Sans Arabic" w:cs="IBM Plex Sans Arabic"/>
           <w:rtl/>
         </w:rPr>
         <w:t>مرصودتين (World Bank سعر الصرف) — تقلّب منخفض نسبياً. لا أخبار</w:t>
@@ -2794,7 +3350,7 @@
       </w:pPr>
       <w:r>
         <w:rPr>
-          <w:rFonts w:ascii="Arial" w:hAnsi="Arial" w:cs="Arial"/>
+          <w:rFonts w:ascii="IBM Plex Sans Arabic" w:hAnsi="IBM Plex Sans Arabic" w:cs="IBM Plex Sans Arabic"/>
           <w:rtl/>
         </w:rPr>
         <w:t>مخاطر قطاعية جوهرية خلال 12 شهراً (GDELT).</w:t>
@@ -2808,7 +3364,7 @@
       </w:pPr>
       <w:r>
         <w:rPr>
-          <w:rFonts w:ascii="Arial" w:hAnsi="Arial" w:cs="Arial"/>
+          <w:rFonts w:ascii="IBM Plex Sans Arabic" w:hAnsi="IBM Plex Sans Arabic" w:cs="IBM Plex Sans Arabic"/>
           <w:rtl/>
         </w:rPr>
         <w:t>10. التوصيات الاستراتيجية</w:t>
@@ -2821,7 +3377,7 @@
       </w:pPr>
       <w:r>
         <w:rPr>
-          <w:rFonts w:ascii="Arial" w:hAnsi="Arial" w:cs="Arial"/>
+          <w:rFonts w:ascii="IBM Plex Sans Arabic" w:hAnsi="IBM Plex Sans Arabic" w:cs="IBM Plex Sans Arabic"/>
           <w:rtl/>
         </w:rPr>
         <w:t>تدعم الأدلة دخولاً مشروطاً بتأمين الأهلية التنظيمية أولاً. أقوى ثلاثة</w:t>
@@ -2834,7 +3390,7 @@
       </w:pPr>
       <w:r>
         <w:rPr>
-          <w:rFonts w:ascii="Arial" w:hAnsi="Arial" w:cs="Arial"/>
+          <w:rFonts w:ascii="IBM Plex Sans Arabic" w:hAnsi="IBM Plex Sans Arabic" w:cs="IBM Plex Sans Arabic"/>
           <w:rtl/>
         </w:rPr>
         <w:t>أسباب: أولاً شريحة مستهدَفة 2.09 مليون نسمة ضمن واردات السوق؛ وثانياً</w:t>
@@ -2847,7 +3403,7 @@
       </w:pPr>
       <w:r>
         <w:rPr>
-          <w:rFonts w:ascii="Arial" w:hAnsi="Arial" w:cs="Arial"/>
+          <w:rFonts w:ascii="IBM Plex Sans Arabic" w:hAnsi="IBM Plex Sans Arabic" w:cs="IBM Plex Sans Arabic"/>
           <w:rtl/>
         </w:rPr>
         <w:t>سوق مورّدين مجزَّأ (HHI≈2350) يسمح بدخول منافس جديد؛ وثالثاً نمو واردات</w:t>
@@ -2860,7 +3416,7 @@
       </w:pPr>
       <w:r>
         <w:rPr>
-          <w:rFonts w:ascii="Arial" w:hAnsi="Arial" w:cs="Arial"/>
+          <w:rFonts w:ascii="IBM Plex Sans Arabic" w:hAnsi="IBM Plex Sans Arabic" w:cs="IBM Plex Sans Arabic"/>
           <w:rtl/>
         </w:rPr>
         <w:t>9% مركّباً. الشرط اللازم لبقاء الحكم: تأكيد الأهلية التنظيمية.</w:t>
@@ -2872,6 +3428,14 @@
         <w:tblW w:type="auto" w:w="0"/>
         <w:tblLayout w:type="fixed"/>
         <w:tblLook w:firstColumn="1" w:firstRow="1" w:lastColumn="0" w:lastRow="0" w:noHBand="0" w:noVBand="1" w:val="04A0"/>
+        <w:tblBorders>
+          <w:top w:val="single" w:sz="4" w:space="0" w:color="BBBBBB"/>
+          <w:left w:val="single" w:sz="4" w:space="0" w:color="BBBBBB"/>
+          <w:bottom w:val="single" w:sz="4" w:space="0" w:color="BBBBBB"/>
+          <w:right w:val="single" w:sz="4" w:space="0" w:color="BBBBBB"/>
+          <w:insideH w:val="single" w:sz="4" w:space="0" w:color="BBBBBB"/>
+          <w:insideV w:val="single" w:sz="4" w:space="0" w:color="BBBBBB"/>
+        </w:tblBorders>
         <w:bidiVisual/>
       </w:tblPr>
       <w:tblGrid>
@@ -2882,7 +3446,13 @@
         <w:tc>
           <w:tcPr>
             <w:tcW w:type="dxa" w:w="4680"/>
-            <w:shd w:val="clear" w:fill="1B3B6F"/>
+            <w:shd w:val="clear" w:fill="166534"/>
+            <w:tcMar>
+              <w:top w:w="100" w:type="dxa"/>
+              <w:bottom w:w="100" w:type="dxa"/>
+              <w:left w:w="120" w:type="dxa"/>
+              <w:right w:w="120" w:type="dxa"/>
+            </w:tcMar>
           </w:tcPr>
           <w:p>
             <w:pPr>
@@ -2891,7 +3461,7 @@
             </w:pPr>
             <w:r>
               <w:rPr>
-                <w:rFonts w:ascii="Arial" w:hAnsi="Arial" w:cs="Arial"/>
+                <w:rFonts w:ascii="IBM Plex Sans Arabic" w:hAnsi="IBM Plex Sans Arabic" w:cs="IBM Plex Sans Arabic"/>
                 <w:b/>
                 <w:color w:val="FFFFFF"/>
                 <w:rtl/>
@@ -2903,7 +3473,13 @@
         <w:tc>
           <w:tcPr>
             <w:tcW w:type="dxa" w:w="4680"/>
-            <w:shd w:val="clear" w:fill="1B3B6F"/>
+            <w:shd w:val="clear" w:fill="166534"/>
+            <w:tcMar>
+              <w:top w:w="100" w:type="dxa"/>
+              <w:bottom w:w="100" w:type="dxa"/>
+              <w:left w:w="120" w:type="dxa"/>
+              <w:right w:w="120" w:type="dxa"/>
+            </w:tcMar>
           </w:tcPr>
           <w:p>
             <w:pPr>
@@ -2912,7 +3488,7 @@
             </w:pPr>
             <w:r>
               <w:rPr>
-                <w:rFonts w:ascii="Arial" w:hAnsi="Arial" w:cs="Arial"/>
+                <w:rFonts w:ascii="IBM Plex Sans Arabic" w:hAnsi="IBM Plex Sans Arabic" w:cs="IBM Plex Sans Arabic"/>
                 <w:b/>
                 <w:color w:val="FFFFFF"/>
                 <w:rtl/>
@@ -2926,6 +3502,12 @@
         <w:tc>
           <w:tcPr>
             <w:tcW w:type="dxa" w:w="4680"/>
+            <w:tcMar>
+              <w:top w:w="100" w:type="dxa"/>
+              <w:bottom w:w="100" w:type="dxa"/>
+              <w:left w:w="120" w:type="dxa"/>
+              <w:right w:w="120" w:type="dxa"/>
+            </w:tcMar>
           </w:tcPr>
           <w:p>
             <w:pPr>
@@ -2934,7 +3516,7 @@
             </w:pPr>
             <w:r>
               <w:rPr>
-                <w:rFonts w:ascii="Arial" w:hAnsi="Arial" w:cs="Arial"/>
+                <w:rFonts w:ascii="IBM Plex Sans Arabic" w:hAnsi="IBM Plex Sans Arabic" w:cs="IBM Plex Sans Arabic"/>
                 <w:rtl/>
               </w:rPr>
               <w:t>التوصية</w:t>
@@ -2944,6 +3526,12 @@
         <w:tc>
           <w:tcPr>
             <w:tcW w:type="dxa" w:w="4680"/>
+            <w:tcMar>
+              <w:top w:w="100" w:type="dxa"/>
+              <w:bottom w:w="100" w:type="dxa"/>
+              <w:left w:w="120" w:type="dxa"/>
+              <w:right w:w="120" w:type="dxa"/>
+            </w:tcMar>
           </w:tcPr>
           <w:p>
             <w:pPr>
@@ -2952,7 +3540,7 @@
             </w:pPr>
             <w:r>
               <w:rPr>
-                <w:rFonts w:ascii="Arial" w:hAnsi="Arial" w:cs="Arial"/>
+                <w:rFonts w:ascii="IBM Plex Sans Arabic" w:hAnsi="IBM Plex Sans Arabic" w:cs="IBM Plex Sans Arabic"/>
                 <w:rtl/>
               </w:rPr>
               <w:t>دخول مشروط</w:t>
@@ -2964,7 +3552,13 @@
         <w:tc>
           <w:tcPr>
             <w:tcW w:type="dxa" w:w="4680"/>
-            <w:shd w:val="clear" w:fill="F2F2F2"/>
+            <w:tcMar>
+              <w:top w:w="100" w:type="dxa"/>
+              <w:bottom w:w="100" w:type="dxa"/>
+              <w:left w:w="120" w:type="dxa"/>
+              <w:right w:w="120" w:type="dxa"/>
+            </w:tcMar>
+            <w:shd w:val="clear" w:fill="F2F7F3"/>
           </w:tcPr>
           <w:p>
             <w:pPr>
@@ -2973,7 +3567,7 @@
             </w:pPr>
             <w:r>
               <w:rPr>
-                <w:rFonts w:ascii="Arial" w:hAnsi="Arial" w:cs="Arial"/>
+                <w:rFonts w:ascii="IBM Plex Sans Arabic" w:hAnsi="IBM Plex Sans Arabic" w:cs="IBM Plex Sans Arabic"/>
                 <w:rtl/>
               </w:rPr>
               <w:t>درجة الثقة</w:t>
@@ -2983,7 +3577,13 @@
         <w:tc>
           <w:tcPr>
             <w:tcW w:type="dxa" w:w="4680"/>
-            <w:shd w:val="clear" w:fill="F2F2F2"/>
+            <w:tcMar>
+              <w:top w:w="100" w:type="dxa"/>
+              <w:bottom w:w="100" w:type="dxa"/>
+              <w:left w:w="120" w:type="dxa"/>
+              <w:right w:w="120" w:type="dxa"/>
+            </w:tcMar>
+            <w:shd w:val="clear" w:fill="F2F7F3"/>
           </w:tcPr>
           <w:p>
             <w:pPr>
@@ -2992,7 +3592,7 @@
             </w:pPr>
             <w:r>
               <w:rPr>
-                <w:rFonts w:ascii="Arial" w:hAnsi="Arial" w:cs="Arial"/>
+                <w:rFonts w:ascii="IBM Plex Sans Arabic" w:hAnsi="IBM Plex Sans Arabic" w:cs="IBM Plex Sans Arabic"/>
                 <w:rtl/>
               </w:rPr>
               <w:t>متوسطة</w:t>
@@ -3009,7 +3609,7 @@
       </w:pPr>
       <w:r>
         <w:rPr>
-          <w:rFonts w:ascii="Arial" w:hAnsi="Arial" w:cs="Arial"/>
+          <w:rFonts w:ascii="IBM Plex Sans Arabic" w:hAnsi="IBM Plex Sans Arabic" w:cs="IBM Plex Sans Arabic"/>
           <w:rtl/>
         </w:rPr>
         <w:t>خارطة طريق الدخول (٩٠ يوماً)</w:t>
@@ -3022,7 +3622,7 @@
       </w:pPr>
       <w:r>
         <w:rPr>
-          <w:rFonts w:ascii="Arial" w:hAnsi="Arial" w:cs="Arial"/>
+          <w:rFonts w:ascii="IBM Plex Sans Arabic" w:hAnsi="IBM Plex Sans Arabic" w:cs="IBM Plex Sans Arabic"/>
           <w:rtl/>
         </w:rPr>
         <w:t>(أ) الشريحة المستهدَفة هي شريحة الطلب المحسوبة في تحليل المستهلك (نحو</w:t>
@@ -3035,7 +3635,7 @@
       </w:pPr>
       <w:r>
         <w:rPr>
-          <w:rFonts w:ascii="Arial" w:hAnsi="Arial" w:cs="Arial"/>
+          <w:rFonts w:ascii="IBM Plex Sans Arabic" w:hAnsi="IBM Plex Sans Arabic" w:cs="IBM Plex Sans Arabic"/>
           <w:rtl/>
         </w:rPr>
         <w:t>2,090,000 نسمة). (ب) التموضع بين طبقة Carrefour المتوسطة (8.90€) وطبقة</w:t>
@@ -3048,7 +3648,7 @@
       </w:pPr>
       <w:r>
         <w:rPr>
-          <w:rFonts w:ascii="Arial" w:hAnsi="Arial" w:cs="Arial"/>
+          <w:rFonts w:ascii="IBM Plex Sans Arabic" w:hAnsi="IBM Plex Sans Arabic" w:cs="IBM Plex Sans Arabic"/>
           <w:rtl/>
         </w:rPr>
         <w:t>الفاخر (13.50€) وفق سلّم الأسعار المرصود، بهامش تقديري 1.2-2.0 يورو/كغم</w:t>
@@ -3061,7 +3661,7 @@
       </w:pPr>
       <w:r>
         <w:rPr>
-          <w:rFonts w:ascii="Arial" w:hAnsi="Arial" w:cs="Arial"/>
+          <w:rFonts w:ascii="IBM Plex Sans Arabic" w:hAnsi="IBM Plex Sans Arabic" w:cs="IBM Plex Sans Arabic"/>
           <w:rtl/>
         </w:rPr>
         <w:t>بعد تكلفة الهبوط 9.2€ عند القناة المتخصصة حصراً. (ج) الباب الأول: موزّعو أغذية حلال</w:t>
@@ -3074,7 +3674,7 @@
       </w:pPr>
       <w:r>
         <w:rPr>
-          <w:rFonts w:ascii="Arial" w:hAnsi="Arial" w:cs="Arial"/>
+          <w:rFonts w:ascii="IBM Plex Sans Arabic" w:hAnsi="IBM Plex Sans Arabic" w:cs="IBM Plex Sans Arabic"/>
           <w:rtl/>
         </w:rPr>
         <w:t>متخصصون في مدريد وبرشلونة (○ غير متحقق، يتطلب تحققاً مباشراً). (د)</w:t>
@@ -3087,7 +3687,7 @@
       </w:pPr>
       <w:r>
         <w:rPr>
-          <w:rFonts w:ascii="Arial" w:hAnsi="Arial" w:cs="Arial"/>
+          <w:rFonts w:ascii="IBM Plex Sans Arabic" w:hAnsi="IBM Plex Sans Arabic" w:cs="IBM Plex Sans Arabic"/>
           <w:rtl/>
         </w:rPr>
         <w:t>أول ثلاث خطوات: 1) تسجيل المنشأة كمعتمدة EU 2017/625 — مسؤول: فريق</w:t>
@@ -3100,7 +3700,7 @@
       </w:pPr>
       <w:r>
         <w:rPr>
-          <w:rFonts w:ascii="Arial" w:hAnsi="Arial" w:cs="Arial"/>
+          <w:rFonts w:ascii="IBM Plex Sans Arabic" w:hAnsi="IBM Plex Sans Arabic" w:cs="IBM Plex Sans Arabic"/>
           <w:rtl/>
         </w:rPr>
         <w:t>الامتثال، تكلفة متوسطة؛ 2) عيّنة تجريبية لموزّع مرشّح — مسؤول: فريق</w:t>
@@ -3113,7 +3713,7 @@
       </w:pPr>
       <w:r>
         <w:rPr>
-          <w:rFonts w:ascii="Arial" w:hAnsi="Arial" w:cs="Arial"/>
+          <w:rFonts w:ascii="IBM Plex Sans Arabic" w:hAnsi="IBM Plex Sans Arabic" w:cs="IBM Plex Sans Arabic"/>
           <w:rtl/>
         </w:rPr>
         <w:t>المبيعات، تكلفة منخفضة؛ 3) دراسة تسعير تنافسي مباشر مقابل تونس/</w:t>
@@ -3126,7 +3726,7 @@
       </w:pPr>
       <w:r>
         <w:rPr>
-          <w:rFonts w:ascii="Arial" w:hAnsi="Arial" w:cs="Arial"/>
+          <w:rFonts w:ascii="IBM Plex Sans Arabic" w:hAnsi="IBM Plex Sans Arabic" w:cs="IBM Plex Sans Arabic"/>
           <w:rtl/>
         </w:rPr>
         <w:t>الجزائر — مسؤول: فريق التسويق، تكلفة منخفضة. (هـ) مؤشرا القلب:</w:t>
@@ -3139,7 +3739,7 @@
       </w:pPr>
       <w:r>
         <w:rPr>
-          <w:rFonts w:ascii="Arial" w:hAnsi="Arial" w:cs="Arial"/>
+          <w:rFonts w:ascii="IBM Plex Sans Arabic" w:hAnsi="IBM Plex Sans Arabic" w:cs="IBM Plex Sans Arabic"/>
           <w:rtl/>
         </w:rPr>
         <w:t>تسجيل الأهلية خلال ٩٠ يوماً، ورد فعل سعري من موزّع واحد على الأقل.</w:t>
@@ -3152,7 +3752,7 @@
       </w:pPr>
       <w:r>
         <w:rPr>
-          <w:rFonts w:ascii="Arial" w:hAnsi="Arial" w:cs="Arial"/>
+          <w:rFonts w:ascii="IBM Plex Sans Arabic" w:hAnsi="IBM Plex Sans Arabic" w:cs="IBM Plex Sans Arabic"/>
           <w:b/>
           <w:rtl/>
         </w:rPr>
@@ -3166,7 +3766,7 @@
       </w:pPr>
       <w:r>
         <w:rPr>
-          <w:rFonts w:ascii="Arial" w:hAnsi="Arial" w:cs="Arial"/>
+          <w:rFonts w:ascii="IBM Plex Sans Arabic" w:hAnsi="IBM Plex Sans Arabic" w:cs="IBM Plex Sans Arabic"/>
           <w:rtl/>
         </w:rPr>
         <w:t>تتحول لـ التوصية بالدخول كامل خلال ربع واحد أو تتجمّد.</w:t>
@@ -3180,7 +3780,7 @@
       </w:pPr>
       <w:r>
         <w:rPr>
-          <w:rFonts w:ascii="Arial" w:hAnsi="Arial" w:cs="Arial"/>
+          <w:rFonts w:ascii="IBM Plex Sans Arabic" w:hAnsi="IBM Plex Sans Arabic" w:cs="IBM Plex Sans Arabic"/>
           <w:rtl/>
         </w:rPr>
         <w:t>11. الملاحق</w:t>
@@ -3193,7 +3793,7 @@
       </w:pPr>
       <w:r>
         <w:rPr>
-          <w:rFonts w:ascii="Arial" w:hAnsi="Arial" w:cs="Arial"/>
+          <w:rFonts w:ascii="IBM Plex Sans Arabic" w:hAnsi="IBM Plex Sans Arabic" w:cs="IBM Plex Sans Arabic"/>
           <w:rtl/>
         </w:rPr>
         <w:t>أدلة التقاطعات الخمسة الكاملة (الطلب، تكلفة الدخول، التنافسية</w:t>
@@ -3206,7 +3806,7 @@
       </w:pPr>
       <w:r>
         <w:rPr>
-          <w:rFonts w:ascii="Arial" w:hAnsi="Arial" w:cs="Arial"/>
+          <w:rFonts w:ascii="IBM Plex Sans Arabic" w:hAnsi="IBM Plex Sans Arabic" w:cs="IBM Plex Sans Arabic"/>
           <w:rtl/>
         </w:rPr>
         <w:t>السعرية، أبواب الدخول، SWOT) والملحق التقني الكامل (كل استشهاد برقم</w:t>
@@ -3219,7 +3819,7 @@
       </w:pPr>
       <w:r>
         <w:rPr>
-          <w:rFonts w:ascii="Arial" w:hAnsi="Arial" w:cs="Arial"/>
+          <w:rFonts w:ascii="IBM Plex Sans Arabic" w:hAnsi="IBM Plex Sans Arabic" w:cs="IBM Plex Sans Arabic"/>
           <w:rtl/>
         </w:rPr>
         <w:t>ثقته الخام ومصدره وتاريخه) يليان آلياً أسفل هذا القسم.</w:t>
@@ -3233,7 +3833,7 @@
       </w:pPr>
       <w:r>
         <w:rPr>
-          <w:rFonts w:ascii="Arial" w:hAnsi="Arial" w:cs="Arial"/>
+          <w:rFonts w:ascii="IBM Plex Sans Arabic" w:hAnsi="IBM Plex Sans Arabic" w:cs="IBM Plex Sans Arabic"/>
           <w:rtl/>
         </w:rPr>
         <w:t>مسرد المصطلحات</w:t>
@@ -3247,7 +3847,7 @@
       </w:pPr>
       <w:r>
         <w:rPr>
-          <w:rFonts w:ascii="Arial" w:hAnsi="Arial" w:cs="Arial"/>
+          <w:rFonts w:ascii="IBM Plex Sans Arabic" w:hAnsi="IBM Plex Sans Arabic" w:cs="IBM Plex Sans Arabic"/>
           <w:rtl/>
         </w:rPr>
         <w:t>HHI: مؤشر يقيس تركّز/احتكار السوق: فوق 2500 يعني سيطرة لاعب واحد</w:t>
@@ -3261,7 +3861,7 @@
       </w:pPr>
       <w:r>
         <w:rPr>
-          <w:rFonts w:ascii="Arial" w:hAnsi="Arial" w:cs="Arial"/>
+          <w:rFonts w:ascii="IBM Plex Sans Arabic" w:hAnsi="IBM Plex Sans Arabic" w:cs="IBM Plex Sans Arabic"/>
           <w:rtl/>
         </w:rPr>
         <w:t>TAM: إجمالي حجم السوق الكلي المتاح نظرياً</w:t>
@@ -3275,7 +3875,7 @@
       </w:pPr>
       <w:r>
         <w:rPr>
-          <w:rFonts w:ascii="Arial" w:hAnsi="Arial" w:cs="Arial"/>
+          <w:rFonts w:ascii="IBM Plex Sans Arabic" w:hAnsi="IBM Plex Sans Arabic" w:cs="IBM Plex Sans Arabic"/>
           <w:rtl/>
         </w:rPr>
         <w:t>SAM: الجزء من السوق الذي يمكن خدمته فعلاً بالمنتج والقنوات المتاحة</w:t>
@@ -3289,7 +3889,7 @@
       </w:pPr>
       <w:r>
         <w:rPr>
-          <w:rFonts w:ascii="Arial" w:hAnsi="Arial" w:cs="Arial"/>
+          <w:rFonts w:ascii="IBM Plex Sans Arabic" w:hAnsi="IBM Plex Sans Arabic" w:cs="IBM Plex Sans Arabic"/>
           <w:rtl/>
         </w:rPr>
         <w:t>SOM: الحصة الواقعية القابلة للالتقاط في المدى القصير</w:t>
@@ -3303,7 +3903,7 @@
       </w:pPr>
       <w:r>
         <w:rPr>
-          <w:rFonts w:ascii="Arial" w:hAnsi="Arial" w:cs="Arial"/>
+          <w:rFonts w:ascii="IBM Plex Sans Arabic" w:hAnsi="IBM Plex Sans Arabic" w:cs="IBM Plex Sans Arabic"/>
           <w:rtl/>
         </w:rPr>
         <w:t>LPI: تقييم البنك الدولي لجودة الشحن واللوجستيات من 5</w:t>
@@ -3317,7 +3917,7 @@
       </w:pPr>
       <w:r>
         <w:rPr>
-          <w:rFonts w:ascii="Arial" w:hAnsi="Arial" w:cs="Arial"/>
+          <w:rFonts w:ascii="IBM Plex Sans Arabic" w:hAnsi="IBM Plex Sans Arabic" w:cs="IBM Plex Sans Arabic"/>
           <w:rtl/>
         </w:rPr>
         <w:t>WGI: مؤشرات الحوكمة العالمية للبنك الدولي: استقرار سياسي وسيادة قانون وجودة تنظيم</w:t>
@@ -3331,7 +3931,7 @@
       </w:pPr>
       <w:r>
         <w:rPr>
-          <w:rFonts w:ascii="Arial" w:hAnsi="Arial" w:cs="Arial"/>
+          <w:rFonts w:ascii="IBM Plex Sans Arabic" w:hAnsi="IBM Plex Sans Arabic" w:cs="IBM Plex Sans Arabic"/>
           <w:rtl/>
         </w:rPr>
         <w:t>قائمة مستوردين وموزعين قابلين للتواصل</w:t>
@@ -3343,6 +3943,14 @@
         <w:tblW w:type="auto" w:w="0"/>
         <w:tblLayout w:type="fixed"/>
         <w:tblLook w:firstColumn="1" w:firstRow="1" w:lastColumn="0" w:lastRow="0" w:noHBand="0" w:noVBand="1" w:val="04A0"/>
+        <w:tblBorders>
+          <w:top w:val="single" w:sz="4" w:space="0" w:color="BBBBBB"/>
+          <w:left w:val="single" w:sz="4" w:space="0" w:color="BBBBBB"/>
+          <w:bottom w:val="single" w:sz="4" w:space="0" w:color="BBBBBB"/>
+          <w:right w:val="single" w:sz="4" w:space="0" w:color="BBBBBB"/>
+          <w:insideH w:val="single" w:sz="4" w:space="0" w:color="BBBBBB"/>
+          <w:insideV w:val="single" w:sz="4" w:space="0" w:color="BBBBBB"/>
+        </w:tblBorders>
         <w:bidiVisual/>
       </w:tblPr>
       <w:tblGrid>
@@ -3358,7 +3966,13 @@
         <w:tc>
           <w:tcPr>
             <w:tcW w:type="dxa" w:w="1337"/>
-            <w:shd w:val="clear" w:fill="1B3B6F"/>
+            <w:shd w:val="clear" w:fill="166534"/>
+            <w:tcMar>
+              <w:top w:w="100" w:type="dxa"/>
+              <w:bottom w:w="100" w:type="dxa"/>
+              <w:left w:w="120" w:type="dxa"/>
+              <w:right w:w="120" w:type="dxa"/>
+            </w:tcMar>
           </w:tcPr>
           <w:p>
             <w:pPr>
@@ -3367,7 +3981,7 @@
             </w:pPr>
             <w:r>
               <w:rPr>
-                <w:rFonts w:ascii="Arial" w:hAnsi="Arial" w:cs="Arial"/>
+                <w:rFonts w:ascii="IBM Plex Sans Arabic" w:hAnsi="IBM Plex Sans Arabic" w:cs="IBM Plex Sans Arabic"/>
                 <w:b/>
                 <w:color w:val="FFFFFF"/>
                 <w:rtl/>
@@ -3379,7 +3993,13 @@
         <w:tc>
           <w:tcPr>
             <w:tcW w:type="dxa" w:w="1337"/>
-            <w:shd w:val="clear" w:fill="1B3B6F"/>
+            <w:shd w:val="clear" w:fill="166534"/>
+            <w:tcMar>
+              <w:top w:w="100" w:type="dxa"/>
+              <w:bottom w:w="100" w:type="dxa"/>
+              <w:left w:w="120" w:type="dxa"/>
+              <w:right w:w="120" w:type="dxa"/>
+            </w:tcMar>
           </w:tcPr>
           <w:p>
             <w:pPr>
@@ -3388,7 +4008,7 @@
             </w:pPr>
             <w:r>
               <w:rPr>
-                <w:rFonts w:ascii="Arial" w:hAnsi="Arial" w:cs="Arial"/>
+                <w:rFonts w:ascii="IBM Plex Sans Arabic" w:hAnsi="IBM Plex Sans Arabic" w:cs="IBM Plex Sans Arabic"/>
                 <w:b/>
                 <w:color w:val="FFFFFF"/>
                 <w:rtl/>
@@ -3400,7 +4020,13 @@
         <w:tc>
           <w:tcPr>
             <w:tcW w:type="dxa" w:w="1337"/>
-            <w:shd w:val="clear" w:fill="1B3B6F"/>
+            <w:shd w:val="clear" w:fill="166534"/>
+            <w:tcMar>
+              <w:top w:w="100" w:type="dxa"/>
+              <w:bottom w:w="100" w:type="dxa"/>
+              <w:left w:w="120" w:type="dxa"/>
+              <w:right w:w="120" w:type="dxa"/>
+            </w:tcMar>
           </w:tcPr>
           <w:p>
             <w:pPr>
@@ -3409,7 +4035,7 @@
             </w:pPr>
             <w:r>
               <w:rPr>
-                <w:rFonts w:ascii="Arial" w:hAnsi="Arial" w:cs="Arial"/>
+                <w:rFonts w:ascii="IBM Plex Sans Arabic" w:hAnsi="IBM Plex Sans Arabic" w:cs="IBM Plex Sans Arabic"/>
                 <w:b/>
                 <w:color w:val="FFFFFF"/>
                 <w:rtl/>
@@ -3421,7 +4047,13 @@
         <w:tc>
           <w:tcPr>
             <w:tcW w:type="dxa" w:w="1337"/>
-            <w:shd w:val="clear" w:fill="1B3B6F"/>
+            <w:shd w:val="clear" w:fill="166534"/>
+            <w:tcMar>
+              <w:top w:w="100" w:type="dxa"/>
+              <w:bottom w:w="100" w:type="dxa"/>
+              <w:left w:w="120" w:type="dxa"/>
+              <w:right w:w="120" w:type="dxa"/>
+            </w:tcMar>
           </w:tcPr>
           <w:p>
             <w:pPr>
@@ -3430,7 +4062,7 @@
             </w:pPr>
             <w:r>
               <w:rPr>
-                <w:rFonts w:ascii="Arial" w:hAnsi="Arial" w:cs="Arial"/>
+                <w:rFonts w:ascii="IBM Plex Sans Arabic" w:hAnsi="IBM Plex Sans Arabic" w:cs="IBM Plex Sans Arabic"/>
                 <w:b/>
                 <w:color w:val="FFFFFF"/>
                 <w:rtl/>
@@ -3442,7 +4074,13 @@
         <w:tc>
           <w:tcPr>
             <w:tcW w:type="dxa" w:w="1337"/>
-            <w:shd w:val="clear" w:fill="1B3B6F"/>
+            <w:shd w:val="clear" w:fill="166534"/>
+            <w:tcMar>
+              <w:top w:w="100" w:type="dxa"/>
+              <w:bottom w:w="100" w:type="dxa"/>
+              <w:left w:w="120" w:type="dxa"/>
+              <w:right w:w="120" w:type="dxa"/>
+            </w:tcMar>
           </w:tcPr>
           <w:p>
             <w:pPr>
@@ -3451,7 +4089,7 @@
             </w:pPr>
             <w:r>
               <w:rPr>
-                <w:rFonts w:ascii="Arial" w:hAnsi="Arial" w:cs="Arial"/>
+                <w:rFonts w:ascii="IBM Plex Sans Arabic" w:hAnsi="IBM Plex Sans Arabic" w:cs="IBM Plex Sans Arabic"/>
                 <w:b/>
                 <w:color w:val="FFFFFF"/>
                 <w:rtl/>
@@ -3463,7 +4101,13 @@
         <w:tc>
           <w:tcPr>
             <w:tcW w:type="dxa" w:w="1337"/>
-            <w:shd w:val="clear" w:fill="1B3B6F"/>
+            <w:shd w:val="clear" w:fill="166534"/>
+            <w:tcMar>
+              <w:top w:w="100" w:type="dxa"/>
+              <w:bottom w:w="100" w:type="dxa"/>
+              <w:left w:w="120" w:type="dxa"/>
+              <w:right w:w="120" w:type="dxa"/>
+            </w:tcMar>
           </w:tcPr>
           <w:p>
             <w:pPr>
@@ -3472,7 +4116,7 @@
             </w:pPr>
             <w:r>
               <w:rPr>
-                <w:rFonts w:ascii="Arial" w:hAnsi="Arial" w:cs="Arial"/>
+                <w:rFonts w:ascii="IBM Plex Sans Arabic" w:hAnsi="IBM Plex Sans Arabic" w:cs="IBM Plex Sans Arabic"/>
                 <w:b/>
                 <w:color w:val="FFFFFF"/>
                 <w:rtl/>
@@ -3484,7 +4128,13 @@
         <w:tc>
           <w:tcPr>
             <w:tcW w:type="dxa" w:w="1337"/>
-            <w:shd w:val="clear" w:fill="1B3B6F"/>
+            <w:shd w:val="clear" w:fill="166534"/>
+            <w:tcMar>
+              <w:top w:w="100" w:type="dxa"/>
+              <w:bottom w:w="100" w:type="dxa"/>
+              <w:left w:w="120" w:type="dxa"/>
+              <w:right w:w="120" w:type="dxa"/>
+            </w:tcMar>
           </w:tcPr>
           <w:p>
             <w:pPr>
@@ -3493,7 +4143,7 @@
             </w:pPr>
             <w:r>
               <w:rPr>
-                <w:rFonts w:ascii="Arial" w:hAnsi="Arial" w:cs="Arial"/>
+                <w:rFonts w:ascii="IBM Plex Sans Arabic" w:hAnsi="IBM Plex Sans Arabic" w:cs="IBM Plex Sans Arabic"/>
                 <w:b/>
                 <w:color w:val="FFFFFF"/>
                 <w:rtl/>
@@ -3507,6 +4157,12 @@
         <w:tc>
           <w:tcPr>
             <w:tcW w:type="dxa" w:w="1337"/>
+            <w:tcMar>
+              <w:top w:w="100" w:type="dxa"/>
+              <w:bottom w:w="100" w:type="dxa"/>
+              <w:left w:w="120" w:type="dxa"/>
+              <w:right w:w="120" w:type="dxa"/>
+            </w:tcMar>
           </w:tcPr>
           <w:p>
             <w:pPr>
@@ -3515,7 +4171,7 @@
             </w:pPr>
             <w:r>
               <w:rPr>
-                <w:rFonts w:ascii="Arial" w:hAnsi="Arial" w:cs="Arial"/>
+                <w:rFonts w:ascii="IBM Plex Sans Arabic" w:hAnsi="IBM Plex Sans Arabic" w:cs="IBM Plex Sans Arabic"/>
                 <w:rtl/>
               </w:rPr>
               <w:t>Ejmar Import BV</w:t>
@@ -3525,6 +4181,12 @@
         <w:tc>
           <w:tcPr>
             <w:tcW w:type="dxa" w:w="1337"/>
+            <w:tcMar>
+              <w:top w:w="100" w:type="dxa"/>
+              <w:bottom w:w="100" w:type="dxa"/>
+              <w:left w:w="120" w:type="dxa"/>
+              <w:right w:w="120" w:type="dxa"/>
+            </w:tcMar>
           </w:tcPr>
           <w:p>
             <w:pPr>
@@ -3533,7 +4195,7 @@
             </w:pPr>
             <w:r>
               <w:rPr>
-                <w:rFonts w:ascii="Arial" w:hAnsi="Arial" w:cs="Arial"/>
+                <w:rFonts w:ascii="IBM Plex Sans Arabic" w:hAnsi="IBM Plex Sans Arabic" w:cs="IBM Plex Sans Arabic"/>
                 <w:rtl/>
               </w:rPr>
               <w:t>Barcelona (نموذج)</w:t>
@@ -3543,6 +4205,12 @@
         <w:tc>
           <w:tcPr>
             <w:tcW w:type="dxa" w:w="1337"/>
+            <w:tcMar>
+              <w:top w:w="100" w:type="dxa"/>
+              <w:bottom w:w="100" w:type="dxa"/>
+              <w:left w:w="120" w:type="dxa"/>
+              <w:right w:w="120" w:type="dxa"/>
+            </w:tcMar>
           </w:tcPr>
           <w:p>
             <w:pPr>
@@ -3551,7 +4219,7 @@
             </w:pPr>
             <w:r>
               <w:rPr>
-                <w:rFonts w:ascii="Arial" w:hAnsi="Arial" w:cs="Arial"/>
+                <w:rFonts w:ascii="IBM Plex Sans Arabic" w:hAnsi="IBM Plex Sans Arabic" w:cs="IBM Plex Sans Arabic"/>
                 <w:rtl/>
               </w:rPr>
               <w:t>+34 93 000 0000</w:t>
@@ -3561,6 +4229,12 @@
         <w:tc>
           <w:tcPr>
             <w:tcW w:type="dxa" w:w="1337"/>
+            <w:tcMar>
+              <w:top w:w="100" w:type="dxa"/>
+              <w:bottom w:w="100" w:type="dxa"/>
+              <w:left w:w="120" w:type="dxa"/>
+              <w:right w:w="120" w:type="dxa"/>
+            </w:tcMar>
           </w:tcPr>
           <w:p>
             <w:pPr>
@@ -3569,7 +4243,7 @@
             </w:pPr>
             <w:r>
               <w:rPr>
-                <w:rFonts w:ascii="Arial" w:hAnsi="Arial" w:cs="Arial"/>
+                <w:rFonts w:ascii="IBM Plex Sans Arabic" w:hAnsi="IBM Plex Sans Arabic" w:cs="IBM Plex Sans Arabic"/>
                 <w:rtl/>
               </w:rPr>
               <w:t>info@ejmar.example</w:t>
@@ -3579,6 +4253,12 @@
         <w:tc>
           <w:tcPr>
             <w:tcW w:type="dxa" w:w="1337"/>
+            <w:tcMar>
+              <w:top w:w="100" w:type="dxa"/>
+              <w:bottom w:w="100" w:type="dxa"/>
+              <w:left w:w="120" w:type="dxa"/>
+              <w:right w:w="120" w:type="dxa"/>
+            </w:tcMar>
           </w:tcPr>
           <w:p>
             <w:pPr>
@@ -3587,7 +4267,7 @@
             </w:pPr>
             <w:r>
               <w:rPr>
-                <w:rFonts w:ascii="Arial" w:hAnsi="Arial" w:cs="Arial"/>
+                <w:rFonts w:ascii="IBM Plex Sans Arabic" w:hAnsi="IBM Plex Sans Arabic" w:cs="IBM Plex Sans Arabic"/>
                 <w:rtl/>
               </w:rPr>
               <w:t>ejmar.example</w:t>
@@ -3597,6 +4277,12 @@
         <w:tc>
           <w:tcPr>
             <w:tcW w:type="dxa" w:w="1337"/>
+            <w:tcMar>
+              <w:top w:w="100" w:type="dxa"/>
+              <w:bottom w:w="100" w:type="dxa"/>
+              <w:left w:w="120" w:type="dxa"/>
+              <w:right w:w="120" w:type="dxa"/>
+            </w:tcMar>
           </w:tcPr>
           <w:p>
             <w:pPr>
@@ -3605,7 +4291,7 @@
             </w:pPr>
             <w:r>
               <w:rPr>
-                <w:rFonts w:ascii="Arial" w:hAnsi="Arial" w:cs="Arial"/>
+                <w:rFonts w:ascii="IBM Plex Sans Arabic" w:hAnsi="IBM Plex Sans Arabic" w:cs="IBM Plex Sans Arabic"/>
                 <w:rtl/>
               </w:rPr>
               <w:t>4.4 (76)</w:t>
@@ -3615,6 +4301,12 @@
         <w:tc>
           <w:tcPr>
             <w:tcW w:type="dxa" w:w="1337"/>
+            <w:tcMar>
+              <w:top w:w="100" w:type="dxa"/>
+              <w:bottom w:w="100" w:type="dxa"/>
+              <w:left w:w="120" w:type="dxa"/>
+              <w:right w:w="120" w:type="dxa"/>
+            </w:tcMar>
           </w:tcPr>
           <w:p>
             <w:pPr>
@@ -3623,7 +4315,7 @@
             </w:pPr>
             <w:r>
               <w:rPr>
-                <w:rFonts w:ascii="Arial" w:hAnsi="Arial" w:cs="Arial"/>
+                <w:rFonts w:ascii="IBM Plex Sans Arabic" w:hAnsi="IBM Plex Sans Arabic" w:cs="IBM Plex Sans Arabic"/>
                 <w:rtl/>
               </w:rPr>
               <w:t>◐ مرصود عبر خرائط قوقل</w:t>
@@ -3635,7 +4327,13 @@
         <w:tc>
           <w:tcPr>
             <w:tcW w:type="dxa" w:w="1337"/>
-            <w:shd w:val="clear" w:fill="F2F2F2"/>
+            <w:tcMar>
+              <w:top w:w="100" w:type="dxa"/>
+              <w:bottom w:w="100" w:type="dxa"/>
+              <w:left w:w="120" w:type="dxa"/>
+              <w:right w:w="120" w:type="dxa"/>
+            </w:tcMar>
+            <w:shd w:val="clear" w:fill="F2F7F3"/>
           </w:tcPr>
           <w:p>
             <w:pPr>
@@ -3644,7 +4342,7 @@
             </w:pPr>
             <w:r>
               <w:rPr>
-                <w:rFonts w:ascii="Arial" w:hAnsi="Arial" w:cs="Arial"/>
+                <w:rFonts w:ascii="IBM Plex Sans Arabic" w:hAnsi="IBM Plex Sans Arabic" w:cs="IBM Plex Sans Arabic"/>
                 <w:rtl/>
               </w:rPr>
               <w:t>Halal Mayorista SL</w:t>
@@ -3654,7 +4352,13 @@
         <w:tc>
           <w:tcPr>
             <w:tcW w:type="dxa" w:w="1337"/>
-            <w:shd w:val="clear" w:fill="F2F2F2"/>
+            <w:tcMar>
+              <w:top w:w="100" w:type="dxa"/>
+              <w:bottom w:w="100" w:type="dxa"/>
+              <w:left w:w="120" w:type="dxa"/>
+              <w:right w:w="120" w:type="dxa"/>
+            </w:tcMar>
+            <w:shd w:val="clear" w:fill="F2F7F3"/>
           </w:tcPr>
           <w:p>
             <w:pPr>
@@ -3663,7 +4367,7 @@
             </w:pPr>
             <w:r>
               <w:rPr>
-                <w:rFonts w:ascii="Arial" w:hAnsi="Arial" w:cs="Arial"/>
+                <w:rFonts w:ascii="IBM Plex Sans Arabic" w:hAnsi="IBM Plex Sans Arabic" w:cs="IBM Plex Sans Arabic"/>
                 <w:rtl/>
               </w:rPr>
               <w:t>Madrid (نموذج)</w:t>
@@ -3673,7 +4377,13 @@
         <w:tc>
           <w:tcPr>
             <w:tcW w:type="dxa" w:w="1337"/>
-            <w:shd w:val="clear" w:fill="F2F2F2"/>
+            <w:tcMar>
+              <w:top w:w="100" w:type="dxa"/>
+              <w:bottom w:w="100" w:type="dxa"/>
+              <w:left w:w="120" w:type="dxa"/>
+              <w:right w:w="120" w:type="dxa"/>
+            </w:tcMar>
+            <w:shd w:val="clear" w:fill="F2F7F3"/>
           </w:tcPr>
           <w:p>
             <w:pPr>
@@ -3682,7 +4392,7 @@
             </w:pPr>
             <w:r>
               <w:rPr>
-                <w:rFonts w:ascii="Arial" w:hAnsi="Arial" w:cs="Arial"/>
+                <w:rFonts w:ascii="IBM Plex Sans Arabic" w:hAnsi="IBM Plex Sans Arabic" w:cs="IBM Plex Sans Arabic"/>
                 <w:rtl/>
               </w:rPr>
               <w:t>+34 91 000 0000</w:t>
@@ -3692,7 +4402,13 @@
         <w:tc>
           <w:tcPr>
             <w:tcW w:type="dxa" w:w="1337"/>
-            <w:shd w:val="clear" w:fill="F2F2F2"/>
+            <w:tcMar>
+              <w:top w:w="100" w:type="dxa"/>
+              <w:bottom w:w="100" w:type="dxa"/>
+              <w:left w:w="120" w:type="dxa"/>
+              <w:right w:w="120" w:type="dxa"/>
+            </w:tcMar>
+            <w:shd w:val="clear" w:fill="F2F7F3"/>
           </w:tcPr>
           <w:p>
             <w:pPr>
@@ -3701,7 +4417,7 @@
             </w:pPr>
             <w:r>
               <w:rPr>
-                <w:rFonts w:ascii="Arial" w:hAnsi="Arial" w:cs="Arial"/>
+                <w:rFonts w:ascii="IBM Plex Sans Arabic" w:hAnsi="IBM Plex Sans Arabic" w:cs="IBM Plex Sans Arabic"/>
                 <w:rtl/>
               </w:rPr>
               <w:t>ventas@halalm.example</w:t>
@@ -3711,7 +4427,13 @@
         <w:tc>
           <w:tcPr>
             <w:tcW w:type="dxa" w:w="1337"/>
-            <w:shd w:val="clear" w:fill="F2F2F2"/>
+            <w:tcMar>
+              <w:top w:w="100" w:type="dxa"/>
+              <w:bottom w:w="100" w:type="dxa"/>
+              <w:left w:w="120" w:type="dxa"/>
+              <w:right w:w="120" w:type="dxa"/>
+            </w:tcMar>
+            <w:shd w:val="clear" w:fill="F2F7F3"/>
           </w:tcPr>
           <w:p>
             <w:pPr>
@@ -3720,7 +4442,7 @@
             </w:pPr>
             <w:r>
               <w:rPr>
-                <w:rFonts w:ascii="Arial" w:hAnsi="Arial" w:cs="Arial"/>
+                <w:rFonts w:ascii="IBM Plex Sans Arabic" w:hAnsi="IBM Plex Sans Arabic" w:cs="IBM Plex Sans Arabic"/>
                 <w:rtl/>
               </w:rPr>
               <w:t>halalm.example</w:t>
@@ -3730,7 +4452,13 @@
         <w:tc>
           <w:tcPr>
             <w:tcW w:type="dxa" w:w="1337"/>
-            <w:shd w:val="clear" w:fill="F2F2F2"/>
+            <w:tcMar>
+              <w:top w:w="100" w:type="dxa"/>
+              <w:bottom w:w="100" w:type="dxa"/>
+              <w:left w:w="120" w:type="dxa"/>
+              <w:right w:w="120" w:type="dxa"/>
+            </w:tcMar>
+            <w:shd w:val="clear" w:fill="F2F7F3"/>
           </w:tcPr>
           <w:p>
             <w:pPr>
@@ -3739,7 +4467,7 @@
             </w:pPr>
             <w:r>
               <w:rPr>
-                <w:rFonts w:ascii="Arial" w:hAnsi="Arial" w:cs="Arial"/>
+                <w:rFonts w:ascii="IBM Plex Sans Arabic" w:hAnsi="IBM Plex Sans Arabic" w:cs="IBM Plex Sans Arabic"/>
                 <w:rtl/>
               </w:rPr>
               <w:t>4.1 (41)</w:t>
@@ -3749,7 +4477,13 @@
         <w:tc>
           <w:tcPr>
             <w:tcW w:type="dxa" w:w="1337"/>
-            <w:shd w:val="clear" w:fill="F2F2F2"/>
+            <w:tcMar>
+              <w:top w:w="100" w:type="dxa"/>
+              <w:bottom w:w="100" w:type="dxa"/>
+              <w:left w:w="120" w:type="dxa"/>
+              <w:right w:w="120" w:type="dxa"/>
+            </w:tcMar>
+            <w:shd w:val="clear" w:fill="F2F7F3"/>
           </w:tcPr>
           <w:p>
             <w:pPr>
@@ -3758,7 +4492,7 @@
             </w:pPr>
             <w:r>
               <w:rPr>
-                <w:rFonts w:ascii="Arial" w:hAnsi="Arial" w:cs="Arial"/>
+                <w:rFonts w:ascii="IBM Plex Sans Arabic" w:hAnsi="IBM Plex Sans Arabic" w:cs="IBM Plex Sans Arabic"/>
                 <w:rtl/>
               </w:rPr>
               <w:t>◐ مرصود عبر خرائط قوقل</w:t>
@@ -3775,7 +4509,7 @@
       </w:pPr>
       <w:r>
         <w:rPr>
-          <w:rFonts w:ascii="Arial" w:hAnsi="Arial" w:cs="Arial"/>
+          <w:rFonts w:ascii="IBM Plex Sans Arabic" w:hAnsi="IBM Plex Sans Arabic" w:cs="IBM Plex Sans Arabic"/>
           <w:rtl/>
         </w:rPr>
         <w:t>إدراج النشاط في خرائط قوقل يثبت وجوده وجهة اتصاله فقط، لا أنه يستورد «تمور» — التحقق التجاري خطوة تالية.</w:t>
@@ -3789,7 +4523,7 @@
       </w:pPr>
       <w:r>
         <w:rPr>
-          <w:rFonts w:ascii="Arial" w:hAnsi="Arial" w:cs="Arial"/>
+          <w:rFonts w:ascii="IBM Plex Sans Arabic" w:hAnsi="IBM Plex Sans Arabic" w:cs="IBM Plex Sans Arabic"/>
           <w:rtl/>
         </w:rPr>
         <w:t>ملحق — الأدلة الرقمية الداعمة للتقاطعات الخمسة</w:t>
@@ -3803,7 +4537,7 @@
       </w:pPr>
       <w:r>
         <w:rPr>
-          <w:rFonts w:ascii="Arial" w:hAnsi="Arial" w:cs="Arial"/>
+          <w:rFonts w:ascii="IBM Plex Sans Arabic" w:hAnsi="IBM Plex Sans Arabic" w:cs="IBM Plex Sans Arabic"/>
           <w:rtl/>
         </w:rPr>
         <w:t>كل نقطة أدناه هي الحقيقة الخام (بمصدرها) التي بُني عليها السرد أعلاه — للتحقق المباشر لا كبديل عنه.</w:t>
@@ -3817,7 +4551,7 @@
       </w:pPr>
       <w:r>
         <w:rPr>
-          <w:rFonts w:ascii="Arial" w:hAnsi="Arial" w:cs="Arial"/>
+          <w:rFonts w:ascii="IBM Plex Sans Arabic" w:hAnsi="IBM Plex Sans Arabic" w:cs="IBM Plex Sans Arabic"/>
           <w:rtl/>
         </w:rPr>
         <w:t>الطلب الفعلي القابل للتوجيه</w:t>
@@ -3831,7 +4565,7 @@
       </w:pPr>
       <w:r>
         <w:rPr>
-          <w:rFonts w:ascii="Arial" w:hAnsi="Arial" w:cs="Arial"/>
+          <w:rFonts w:ascii="IBM Plex Sans Arabic" w:hAnsi="IBM Plex Sans Arabic" w:cs="IBM Plex Sans Arabic"/>
           <w:rtl/>
         </w:rPr>
         <w:t>الشريحة المسلمة في إسبانيا نحو 2.09 مليون نسمة</w:t>
@@ -3845,7 +4579,7 @@
       </w:pPr>
       <w:r>
         <w:rPr>
-          <w:rFonts w:ascii="Arial" w:hAnsi="Arial" w:cs="Arial"/>
+          <w:rFonts w:ascii="IBM Plex Sans Arabic" w:hAnsi="IBM Plex Sans Arabic" w:cs="IBM Plex Sans Arabic"/>
           <w:rtl/>
         </w:rPr>
         <w:t>[مرجع الديموغرافيا الداخلي (demographics_l1.csv) — ◐ ثانوي] تقدير 4.4% من 47.5 مليون نسمة</w:t>
@@ -3859,7 +4593,7 @@
       </w:pPr>
       <w:r>
         <w:rPr>
-          <w:rFonts w:ascii="Arial" w:hAnsi="Arial" w:cs="Arial"/>
+          <w:rFonts w:ascii="IBM Plex Sans Arabic" w:hAnsi="IBM Plex Sans Arabic" w:cs="IBM Plex Sans Arabic"/>
           <w:rtl/>
         </w:rPr>
         <w:t>واردات إسبانيا من تمور HS080410 بلغت 61 مليون دولار (2023)</w:t>
@@ -3873,7 +4607,7 @@
       </w:pPr>
       <w:r>
         <w:rPr>
-          <w:rFonts w:ascii="Arial" w:hAnsi="Arial" w:cs="Arial"/>
+          <w:rFonts w:ascii="IBM Plex Sans Arabic" w:hAnsi="IBM Plex Sans Arabic" w:cs="IBM Plex Sans Arabic"/>
           <w:rtl/>
         </w:rPr>
         <w:t>[UN Comtrade — ✓ موثّق] تدفق استيراد مباشر</w:t>
@@ -3887,7 +4621,7 @@
       </w:pPr>
       <w:r>
         <w:rPr>
-          <w:rFonts w:ascii="Arial" w:hAnsi="Arial" w:cs="Arial"/>
+          <w:rFonts w:ascii="IBM Plex Sans Arabic" w:hAnsi="IBM Plex Sans Arabic" w:cs="IBM Plex Sans Arabic"/>
           <w:rtl/>
         </w:rPr>
         <w:t>نمو الواردات 9% مركّباً على ثلاث سنوات</w:t>
@@ -3901,7 +4635,7 @@
       </w:pPr>
       <w:r>
         <w:rPr>
-          <w:rFonts w:ascii="Arial" w:hAnsi="Arial" w:cs="Arial"/>
+          <w:rFonts w:ascii="IBM Plex Sans Arabic" w:hAnsi="IBM Plex Sans Arabic" w:cs="IBM Plex Sans Arabic"/>
           <w:rtl/>
         </w:rPr>
         <w:t>[UN Comtrade — ✓ موثّق] اتجاه ثلاث سنوات</w:t>
@@ -3915,7 +4649,7 @@
       </w:pPr>
       <w:r>
         <w:rPr>
-          <w:rFonts w:ascii="Arial" w:hAnsi="Arial" w:cs="Arial"/>
+          <w:rFonts w:ascii="IBM Plex Sans Arabic" w:hAnsi="IBM Plex Sans Arabic" w:cs="IBM Plex Sans Arabic"/>
           <w:rtl/>
         </w:rPr>
         <w:t>تكلفة وصعوبة الدخول</w:t>
@@ -3929,7 +4663,7 @@
       </w:pPr>
       <w:r>
         <w:rPr>
-          <w:rFonts w:ascii="Arial" w:hAnsi="Arial" w:cs="Arial"/>
+          <w:rFonts w:ascii="IBM Plex Sans Arabic" w:hAnsi="IBM Plex Sans Arabic" w:cs="IBM Plex Sans Arabic"/>
           <w:rtl/>
         </w:rPr>
         <w:t>تعريفة صفرية على HS080410 ضمن GSP+</w:t>
@@ -3943,7 +4677,7 @@
       </w:pPr>
       <w:r>
         <w:rPr>
-          <w:rFonts w:ascii="Arial" w:hAnsi="Arial" w:cs="Arial"/>
+          <w:rFonts w:ascii="IBM Plex Sans Arabic" w:hAnsi="IBM Plex Sans Arabic" w:cs="IBM Plex Sans Arabic"/>
           <w:rtl/>
         </w:rPr>
         <w:t>[WITS/WTO Tariff — ✓ موثّق] تعريفة مطبّقة</w:t>
@@ -3957,7 +4691,7 @@
       </w:pPr>
       <w:r>
         <w:rPr>
-          <w:rFonts w:ascii="Arial" w:hAnsi="Arial" w:cs="Arial"/>
+          <w:rFonts w:ascii="IBM Plex Sans Arabic" w:hAnsi="IBM Plex Sans Arabic" w:cs="IBM Plex Sans Arabic"/>
           <w:rtl/>
         </w:rPr>
         <w:t>تكلفة شحن بحري مقدَّرة 0.85$/كغم</w:t>
@@ -3971,7 +4705,7 @@
       </w:pPr>
       <w:r>
         <w:rPr>
-          <w:rFonts w:ascii="Arial" w:hAnsi="Arial" w:cs="Arial"/>
+          <w:rFonts w:ascii="IBM Plex Sans Arabic" w:hAnsi="IBM Plex Sans Arabic" w:cs="IBM Plex Sans Arabic"/>
           <w:rtl/>
         </w:rPr>
         <w:t>[تقدير لوجستي داخلي — ◐ ثانوي] تقدير غير رسمي</w:t>
@@ -3985,7 +4719,7 @@
       </w:pPr>
       <w:r>
         <w:rPr>
-          <w:rFonts w:ascii="Arial" w:hAnsi="Arial" w:cs="Arial"/>
+          <w:rFonts w:ascii="IBM Plex Sans Arabic" w:hAnsi="IBM Plex Sans Arabic" w:cs="IBM Plex Sans Arabic"/>
           <w:rtl/>
         </w:rPr>
         <w:t>التنافسية السعرية</w:t>
@@ -3999,7 +4733,7 @@
       </w:pPr>
       <w:r>
         <w:rPr>
-          <w:rFonts w:ascii="Arial" w:hAnsi="Arial" w:cs="Arial"/>
+          <w:rFonts w:ascii="IBM Plex Sans Arabic" w:hAnsi="IBM Plex Sans Arabic" w:cs="IBM Plex Sans Arabic"/>
           <w:rtl/>
         </w:rPr>
         <w:t>Mercadona: تمور اقتصادية 5.80€/كغم</w:t>
@@ -4013,7 +4747,7 @@
       </w:pPr>
       <w:r>
         <w:rPr>
-          <w:rFonts w:ascii="Arial" w:hAnsi="Arial" w:cs="Arial"/>
+          <w:rFonts w:ascii="IBM Plex Sans Arabic" w:hAnsi="IBM Plex Sans Arabic" w:cs="IBM Plex Sans Arabic"/>
           <w:rtl/>
         </w:rPr>
         <w:t>[Mercadona (رصد ويب) — ◐ ثانوي] سعر تجزئة مرصود</w:t>
@@ -4027,7 +4761,7 @@
       </w:pPr>
       <w:r>
         <w:rPr>
-          <w:rFonts w:ascii="Arial" w:hAnsi="Arial" w:cs="Arial"/>
+          <w:rFonts w:ascii="IBM Plex Sans Arabic" w:hAnsi="IBM Plex Sans Arabic" w:cs="IBM Plex Sans Arabic"/>
           <w:rtl/>
         </w:rPr>
         <w:t>Carrefour: تمور متوسطة 8.90€/كغم</w:t>
@@ -4041,7 +4775,7 @@
       </w:pPr>
       <w:r>
         <w:rPr>
-          <w:rFonts w:ascii="Arial" w:hAnsi="Arial" w:cs="Arial"/>
+          <w:rFonts w:ascii="IBM Plex Sans Arabic" w:hAnsi="IBM Plex Sans Arabic" w:cs="IBM Plex Sans Arabic"/>
           <w:rtl/>
         </w:rPr>
         <w:t>[Carrefour (رصد ويب) — ◐ ثانوي] سعر تجزئة مرصود</w:t>
@@ -4055,7 +4789,7 @@
       </w:pPr>
       <w:r>
         <w:rPr>
-          <w:rFonts w:ascii="Arial" w:hAnsi="Arial" w:cs="Arial"/>
+          <w:rFonts w:ascii="IBM Plex Sans Arabic" w:hAnsi="IBM Plex Sans Arabic" w:cs="IBM Plex Sans Arabic"/>
           <w:rtl/>
         </w:rPr>
         <w:t>متاجر متخصصة: تمور فاخرة حتى 13.50€/كغم</w:t>
@@ -4069,7 +4803,7 @@
       </w:pPr>
       <w:r>
         <w:rPr>
-          <w:rFonts w:ascii="Arial" w:hAnsi="Arial" w:cs="Arial"/>
+          <w:rFonts w:ascii="IBM Plex Sans Arabic" w:hAnsi="IBM Plex Sans Arabic" w:cs="IBM Plex Sans Arabic"/>
           <w:rtl/>
         </w:rPr>
         <w:t>[رصد ويب متعدد — ◐ ثانوي] نطاق تقديري</w:t>
@@ -4083,7 +4817,7 @@
       </w:pPr>
       <w:r>
         <w:rPr>
-          <w:rFonts w:ascii="Arial" w:hAnsi="Arial" w:cs="Arial"/>
+          <w:rFonts w:ascii="IBM Plex Sans Arabic" w:hAnsi="IBM Plex Sans Arabic" w:cs="IBM Plex Sans Arabic"/>
           <w:rtl/>
         </w:rPr>
         <w:t>أبواب الدخول الأكثر أماناً</w:t>
@@ -4097,7 +4831,7 @@
       </w:pPr>
       <w:r>
         <w:rPr>
-          <w:rFonts w:ascii="Arial" w:hAnsi="Arial" w:cs="Arial"/>
+          <w:rFonts w:ascii="IBM Plex Sans Arabic" w:hAnsi="IBM Plex Sans Arabic" w:cs="IBM Plex Sans Arabic"/>
           <w:rtl/>
         </w:rPr>
         <w:t>موزّع أغذية حلال في مدريد — مرشّح محتمل</w:t>
@@ -4111,7 +4845,7 @@
       </w:pPr>
       <w:r>
         <w:rPr>
-          <w:rFonts w:ascii="Arial" w:hAnsi="Arial" w:cs="Arial"/>
+          <w:rFonts w:ascii="IBM Plex Sans Arabic" w:hAnsi="IBM Plex Sans Arabic" w:cs="IBM Plex Sans Arabic"/>
           <w:rtl/>
         </w:rPr>
         <w:t>[بحث ويب (غير مؤكَّد) — ○ غير متحقق] مرشّح غير متحقق</w:t>
@@ -4125,7 +4859,7 @@
       </w:pPr>
       <w:r>
         <w:rPr>
-          <w:rFonts w:ascii="Arial" w:hAnsi="Arial" w:cs="Arial"/>
+          <w:rFonts w:ascii="IBM Plex Sans Arabic" w:hAnsi="IBM Plex Sans Arabic" w:cs="IBM Plex Sans Arabic"/>
           <w:rtl/>
         </w:rPr>
         <w:t>SWOT من منظور المصدّر السعودي</w:t>
@@ -4139,7 +4873,7 @@
       </w:pPr>
       <w:r>
         <w:rPr>
-          <w:rFonts w:ascii="Arial" w:hAnsi="Arial" w:cs="Arial"/>
+          <w:rFonts w:ascii="IBM Plex Sans Arabic" w:hAnsi="IBM Plex Sans Arabic" w:cs="IBM Plex Sans Arabic"/>
           <w:rtl/>
         </w:rPr>
         <w:t>تعريفة صفرية وسوق مورّدين مجزَّأ (قوة)</w:t>
@@ -4153,7 +4887,7 @@
       </w:pPr>
       <w:r>
         <w:rPr>
-          <w:rFonts w:ascii="Arial" w:hAnsi="Arial" w:cs="Arial"/>
+          <w:rFonts w:ascii="IBM Plex Sans Arabic" w:hAnsi="IBM Plex Sans Arabic" w:cs="IBM Plex Sans Arabic"/>
           <w:rtl/>
         </w:rPr>
         <w:t>[تحليل مركّب — ◐ ثانوي] نقطة قوة</w:t>
@@ -4167,7 +4901,7 @@
       </w:pPr>
       <w:r>
         <w:rPr>
-          <w:rFonts w:ascii="Arial" w:hAnsi="Arial" w:cs="Arial"/>
+          <w:rFonts w:ascii="IBM Plex Sans Arabic" w:hAnsi="IBM Plex Sans Arabic" w:cs="IBM Plex Sans Arabic"/>
           <w:rtl/>
         </w:rPr>
         <w:t>لا حضور علامة سعودية مثبت (ضعف)</w:t>
@@ -4181,7 +4915,7 @@
       </w:pPr>
       <w:r>
         <w:rPr>
-          <w:rFonts w:ascii="Arial" w:hAnsi="Arial" w:cs="Arial"/>
+          <w:rFonts w:ascii="IBM Plex Sans Arabic" w:hAnsi="IBM Plex Sans Arabic" w:cs="IBM Plex Sans Arabic"/>
           <w:rtl/>
         </w:rPr>
         <w:t>[تحليل مركّب — ◐ ثانوي] نقطة ضعف</w:t>
@@ -4195,7 +4929,7 @@
       </w:pPr>
       <w:r>
         <w:rPr>
-          <w:rFonts w:ascii="Arial" w:hAnsi="Arial" w:cs="Arial"/>
+          <w:rFonts w:ascii="IBM Plex Sans Arabic" w:hAnsi="IBM Plex Sans Arabic" w:cs="IBM Plex Sans Arabic"/>
           <w:rtl/>
         </w:rPr>
         <w:t>فعّل خدمة التعميق المدفوعة للتحقق من المستوردين وجهات الاتصال قبل الالتزام</w:t>
@@ -4209,7 +4943,7 @@
       </w:pPr>
       <w:r>
         <w:rPr>
-          <w:rFonts w:ascii="Arial" w:hAnsi="Arial" w:cs="Arial"/>
+          <w:rFonts w:ascii="IBM Plex Sans Arabic" w:hAnsi="IBM Plex Sans Arabic" w:cs="IBM Plex Sans Arabic"/>
           <w:rtl/>
         </w:rPr>
         <w:t>سجل الأدلة للمدققين</w:t>
@@ -4223,7 +4957,7 @@
       </w:pPr>
       <w:r>
         <w:rPr>
-          <w:rFonts w:ascii="Arial" w:hAnsi="Arial" w:cs="Arial"/>
+          <w:rFonts w:ascii="IBM Plex Sans Arabic" w:hAnsi="IBM Plex Sans Arabic" w:cs="IBM Plex Sans Arabic"/>
           <w:rtl/>
         </w:rPr>
         <w:t>لكل حقيقة مصدرها العمومي ورابطها (إن توفّر) وتاريخ جمعها وقوة دليلها (✓ موثّق، ◐ مُقدَّر، ○ غير متحقّق).</w:t>
@@ -4235,6 +4969,14 @@
         <w:tblW w:type="auto" w:w="0"/>
         <w:tblLayout w:type="fixed"/>
         <w:tblLook w:firstColumn="1" w:firstRow="1" w:lastColumn="0" w:lastRow="0" w:noHBand="0" w:noVBand="1" w:val="04A0"/>
+        <w:tblBorders>
+          <w:top w:val="single" w:sz="4" w:space="0" w:color="BBBBBB"/>
+          <w:left w:val="single" w:sz="4" w:space="0" w:color="BBBBBB"/>
+          <w:bottom w:val="single" w:sz="4" w:space="0" w:color="BBBBBB"/>
+          <w:right w:val="single" w:sz="4" w:space="0" w:color="BBBBBB"/>
+          <w:insideH w:val="single" w:sz="4" w:space="0" w:color="BBBBBB"/>
+          <w:insideV w:val="single" w:sz="4" w:space="0" w:color="BBBBBB"/>
+        </w:tblBorders>
         <w:bidiVisual/>
       </w:tblPr>
       <w:tblGrid>
@@ -4248,7 +4990,13 @@
         <w:tc>
           <w:tcPr>
             <w:tcW w:type="dxa" w:w="1872"/>
-            <w:shd w:val="clear" w:fill="1B3B6F"/>
+            <w:shd w:val="clear" w:fill="166534"/>
+            <w:tcMar>
+              <w:top w:w="100" w:type="dxa"/>
+              <w:bottom w:w="100" w:type="dxa"/>
+              <w:left w:w="120" w:type="dxa"/>
+              <w:right w:w="120" w:type="dxa"/>
+            </w:tcMar>
           </w:tcPr>
           <w:p>
             <w:pPr>
@@ -4257,7 +5005,7 @@
             </w:pPr>
             <w:r>
               <w:rPr>
-                <w:rFonts w:ascii="Arial" w:hAnsi="Arial" w:cs="Arial"/>
+                <w:rFonts w:ascii="IBM Plex Sans Arabic" w:hAnsi="IBM Plex Sans Arabic" w:cs="IBM Plex Sans Arabic"/>
                 <w:b/>
                 <w:color w:val="FFFFFF"/>
                 <w:rtl/>
@@ -4269,7 +5017,13 @@
         <w:tc>
           <w:tcPr>
             <w:tcW w:type="dxa" w:w="1872"/>
-            <w:shd w:val="clear" w:fill="1B3B6F"/>
+            <w:shd w:val="clear" w:fill="166534"/>
+            <w:tcMar>
+              <w:top w:w="100" w:type="dxa"/>
+              <w:bottom w:w="100" w:type="dxa"/>
+              <w:left w:w="120" w:type="dxa"/>
+              <w:right w:w="120" w:type="dxa"/>
+            </w:tcMar>
           </w:tcPr>
           <w:p>
             <w:pPr>
@@ -4278,7 +5032,7 @@
             </w:pPr>
             <w:r>
               <w:rPr>
-                <w:rFonts w:ascii="Arial" w:hAnsi="Arial" w:cs="Arial"/>
+                <w:rFonts w:ascii="IBM Plex Sans Arabic" w:hAnsi="IBM Plex Sans Arabic" w:cs="IBM Plex Sans Arabic"/>
                 <w:b/>
                 <w:color w:val="FFFFFF"/>
                 <w:rtl/>
@@ -4290,7 +5044,13 @@
         <w:tc>
           <w:tcPr>
             <w:tcW w:type="dxa" w:w="1872"/>
-            <w:shd w:val="clear" w:fill="1B3B6F"/>
+            <w:shd w:val="clear" w:fill="166534"/>
+            <w:tcMar>
+              <w:top w:w="100" w:type="dxa"/>
+              <w:bottom w:w="100" w:type="dxa"/>
+              <w:left w:w="120" w:type="dxa"/>
+              <w:right w:w="120" w:type="dxa"/>
+            </w:tcMar>
           </w:tcPr>
           <w:p>
             <w:pPr>
@@ -4299,7 +5059,7 @@
             </w:pPr>
             <w:r>
               <w:rPr>
-                <w:rFonts w:ascii="Arial" w:hAnsi="Arial" w:cs="Arial"/>
+                <w:rFonts w:ascii="IBM Plex Sans Arabic" w:hAnsi="IBM Plex Sans Arabic" w:cs="IBM Plex Sans Arabic"/>
                 <w:b/>
                 <w:color w:val="FFFFFF"/>
                 <w:rtl/>
@@ -4311,7 +5071,13 @@
         <w:tc>
           <w:tcPr>
             <w:tcW w:type="dxa" w:w="1872"/>
-            <w:shd w:val="clear" w:fill="1B3B6F"/>
+            <w:shd w:val="clear" w:fill="166534"/>
+            <w:tcMar>
+              <w:top w:w="100" w:type="dxa"/>
+              <w:bottom w:w="100" w:type="dxa"/>
+              <w:left w:w="120" w:type="dxa"/>
+              <w:right w:w="120" w:type="dxa"/>
+            </w:tcMar>
           </w:tcPr>
           <w:p>
             <w:pPr>
@@ -4320,7 +5086,7 @@
             </w:pPr>
             <w:r>
               <w:rPr>
-                <w:rFonts w:ascii="Arial" w:hAnsi="Arial" w:cs="Arial"/>
+                <w:rFonts w:ascii="IBM Plex Sans Arabic" w:hAnsi="IBM Plex Sans Arabic" w:cs="IBM Plex Sans Arabic"/>
                 <w:b/>
                 <w:color w:val="FFFFFF"/>
                 <w:rtl/>
@@ -4332,7 +5098,13 @@
         <w:tc>
           <w:tcPr>
             <w:tcW w:type="dxa" w:w="1872"/>
-            <w:shd w:val="clear" w:fill="1B3B6F"/>
+            <w:shd w:val="clear" w:fill="166534"/>
+            <w:tcMar>
+              <w:top w:w="100" w:type="dxa"/>
+              <w:bottom w:w="100" w:type="dxa"/>
+              <w:left w:w="120" w:type="dxa"/>
+              <w:right w:w="120" w:type="dxa"/>
+            </w:tcMar>
           </w:tcPr>
           <w:p>
             <w:pPr>
@@ -4341,7 +5113,7 @@
             </w:pPr>
             <w:r>
               <w:rPr>
-                <w:rFonts w:ascii="Arial" w:hAnsi="Arial" w:cs="Arial"/>
+                <w:rFonts w:ascii="IBM Plex Sans Arabic" w:hAnsi="IBM Plex Sans Arabic" w:cs="IBM Plex Sans Arabic"/>
                 <w:b/>
                 <w:color w:val="FFFFFF"/>
                 <w:rtl/>
@@ -4355,6 +5127,12 @@
         <w:tc>
           <w:tcPr>
             <w:tcW w:type="dxa" w:w="1872"/>
+            <w:tcMar>
+              <w:top w:w="100" w:type="dxa"/>
+              <w:bottom w:w="100" w:type="dxa"/>
+              <w:left w:w="120" w:type="dxa"/>
+              <w:right w:w="120" w:type="dxa"/>
+            </w:tcMar>
           </w:tcPr>
           <w:p>
             <w:pPr>
@@ -4363,7 +5141,7 @@
             </w:pPr>
             <w:r>
               <w:rPr>
-                <w:rFonts w:ascii="Arial" w:hAnsi="Arial" w:cs="Arial"/>
+                <w:rFonts w:ascii="IBM Plex Sans Arabic" w:hAnsi="IBM Plex Sans Arabic" w:cs="IBM Plex Sans Arabic"/>
                 <w:rtl/>
               </w:rPr>
               <w:t>61000000.0</w:t>
@@ -4373,6 +5151,12 @@
         <w:tc>
           <w:tcPr>
             <w:tcW w:type="dxa" w:w="1872"/>
+            <w:tcMar>
+              <w:top w:w="100" w:type="dxa"/>
+              <w:bottom w:w="100" w:type="dxa"/>
+              <w:left w:w="120" w:type="dxa"/>
+              <w:right w:w="120" w:type="dxa"/>
+            </w:tcMar>
           </w:tcPr>
           <w:p>
             <w:pPr>
@@ -4381,7 +5165,7 @@
             </w:pPr>
             <w:r>
               <w:rPr>
-                <w:rFonts w:ascii="Arial" w:hAnsi="Arial" w:cs="Arial"/>
+                <w:rFonts w:ascii="IBM Plex Sans Arabic" w:hAnsi="IBM Plex Sans Arabic" w:cs="IBM Plex Sans Arabic"/>
                 <w:rtl/>
               </w:rPr>
               <w:t>UN Comtrade</w:t>
@@ -4391,6 +5175,12 @@
         <w:tc>
           <w:tcPr>
             <w:tcW w:type="dxa" w:w="1872"/>
+            <w:tcMar>
+              <w:top w:w="100" w:type="dxa"/>
+              <w:bottom w:w="100" w:type="dxa"/>
+              <w:left w:w="120" w:type="dxa"/>
+              <w:right w:w="120" w:type="dxa"/>
+            </w:tcMar>
           </w:tcPr>
           <w:p>
             <w:pPr>
@@ -4399,16 +5189,22 @@
             </w:pPr>
             <w:r>
               <w:rPr>
-                <w:rFonts w:ascii="Arial" w:hAnsi="Arial" w:cs="Arial"/>
+                <w:rFonts w:ascii="IBM Plex Sans Arabic" w:hAnsi="IBM Plex Sans Arabic" w:cs="IBM Plex Sans Arabic"/>
                 <w:rtl/>
               </w:rPr>
-              <w:t>—</w:t>
+              <w:t>https://comtradeplus.un.org/</w:t>
             </w:r>
           </w:p>
         </w:tc>
         <w:tc>
           <w:tcPr>
             <w:tcW w:type="dxa" w:w="1872"/>
+            <w:tcMar>
+              <w:top w:w="100" w:type="dxa"/>
+              <w:bottom w:w="100" w:type="dxa"/>
+              <w:left w:w="120" w:type="dxa"/>
+              <w:right w:w="120" w:type="dxa"/>
+            </w:tcMar>
           </w:tcPr>
           <w:p>
             <w:pPr>
@@ -4417,7 +5213,7 @@
             </w:pPr>
             <w:r>
               <w:rPr>
-                <w:rFonts w:ascii="Arial" w:hAnsi="Arial" w:cs="Arial"/>
+                <w:rFonts w:ascii="IBM Plex Sans Arabic" w:hAnsi="IBM Plex Sans Arabic" w:cs="IBM Plex Sans Arabic"/>
                 <w:rtl/>
               </w:rPr>
               <w:t>2026-07-01</w:t>
@@ -4427,6 +5223,12 @@
         <w:tc>
           <w:tcPr>
             <w:tcW w:type="dxa" w:w="1872"/>
+            <w:tcMar>
+              <w:top w:w="100" w:type="dxa"/>
+              <w:bottom w:w="100" w:type="dxa"/>
+              <w:left w:w="120" w:type="dxa"/>
+              <w:right w:w="120" w:type="dxa"/>
+            </w:tcMar>
           </w:tcPr>
           <w:p>
             <w:pPr>
@@ -4435,7 +5237,7 @@
             </w:pPr>
             <w:r>
               <w:rPr>
-                <w:rFonts w:ascii="Arial" w:hAnsi="Arial" w:cs="Arial"/>
+                <w:rFonts w:ascii="IBM Plex Sans Arabic" w:hAnsi="IBM Plex Sans Arabic" w:cs="IBM Plex Sans Arabic"/>
                 <w:rtl/>
               </w:rPr>
               <w:t>✓ موثّق</w:t>
@@ -4447,7 +5249,13 @@
         <w:tc>
           <w:tcPr>
             <w:tcW w:type="dxa" w:w="1872"/>
-            <w:shd w:val="clear" w:fill="F2F2F2"/>
+            <w:tcMar>
+              <w:top w:w="100" w:type="dxa"/>
+              <w:bottom w:w="100" w:type="dxa"/>
+              <w:left w:w="120" w:type="dxa"/>
+              <w:right w:w="120" w:type="dxa"/>
+            </w:tcMar>
+            <w:shd w:val="clear" w:fill="F2F7F3"/>
           </w:tcPr>
           <w:p>
             <w:pPr>
@@ -4456,7 +5264,7 @@
             </w:pPr>
             <w:r>
               <w:rPr>
-                <w:rFonts w:ascii="Arial" w:hAnsi="Arial" w:cs="Arial"/>
+                <w:rFonts w:ascii="IBM Plex Sans Arabic" w:hAnsi="IBM Plex Sans Arabic" w:cs="IBM Plex Sans Arabic"/>
                 <w:rtl/>
               </w:rPr>
               <w:t>اتجاه بحث 5 سنوات صاعد + ذروة موسمية رمضان</w:t>
@@ -4466,7 +5274,13 @@
         <w:tc>
           <w:tcPr>
             <w:tcW w:type="dxa" w:w="1872"/>
-            <w:shd w:val="clear" w:fill="F2F2F2"/>
+            <w:tcMar>
+              <w:top w:w="100" w:type="dxa"/>
+              <w:bottom w:w="100" w:type="dxa"/>
+              <w:left w:w="120" w:type="dxa"/>
+              <w:right w:w="120" w:type="dxa"/>
+            </w:tcMar>
+            <w:shd w:val="clear" w:fill="F2F7F3"/>
           </w:tcPr>
           <w:p>
             <w:pPr>
@@ -4475,7 +5289,7 @@
             </w:pPr>
             <w:r>
               <w:rPr>
-                <w:rFonts w:ascii="Arial" w:hAnsi="Arial" w:cs="Arial"/>
+                <w:rFonts w:ascii="IBM Plex Sans Arabic" w:hAnsi="IBM Plex Sans Arabic" w:cs="IBM Plex Sans Arabic"/>
                 <w:rtl/>
               </w:rPr>
               <w:t>Google Trends</w:t>
@@ -4485,7 +5299,13 @@
         <w:tc>
           <w:tcPr>
             <w:tcW w:type="dxa" w:w="1872"/>
-            <w:shd w:val="clear" w:fill="F2F2F2"/>
+            <w:tcMar>
+              <w:top w:w="100" w:type="dxa"/>
+              <w:bottom w:w="100" w:type="dxa"/>
+              <w:left w:w="120" w:type="dxa"/>
+              <w:right w:w="120" w:type="dxa"/>
+            </w:tcMar>
+            <w:shd w:val="clear" w:fill="F2F7F3"/>
           </w:tcPr>
           <w:p>
             <w:pPr>
@@ -4494,17 +5314,23 @@
             </w:pPr>
             <w:r>
               <w:rPr>
-                <w:rFonts w:ascii="Arial" w:hAnsi="Arial" w:cs="Arial"/>
+                <w:rFonts w:ascii="IBM Plex Sans Arabic" w:hAnsi="IBM Plex Sans Arabic" w:cs="IBM Plex Sans Arabic"/>
                 <w:rtl/>
               </w:rPr>
-              <w:t>—</w:t>
+              <w:t>https://trends.google.com/trends/</w:t>
             </w:r>
           </w:p>
         </w:tc>
         <w:tc>
           <w:tcPr>
             <w:tcW w:type="dxa" w:w="1872"/>
-            <w:shd w:val="clear" w:fill="F2F2F2"/>
+            <w:tcMar>
+              <w:top w:w="100" w:type="dxa"/>
+              <w:bottom w:w="100" w:type="dxa"/>
+              <w:left w:w="120" w:type="dxa"/>
+              <w:right w:w="120" w:type="dxa"/>
+            </w:tcMar>
+            <w:shd w:val="clear" w:fill="F2F7F3"/>
           </w:tcPr>
           <w:p>
             <w:pPr>
@@ -4513,7 +5339,7 @@
             </w:pPr>
             <w:r>
               <w:rPr>
-                <w:rFonts w:ascii="Arial" w:hAnsi="Arial" w:cs="Arial"/>
+                <w:rFonts w:ascii="IBM Plex Sans Arabic" w:hAnsi="IBM Plex Sans Arabic" w:cs="IBM Plex Sans Arabic"/>
                 <w:rtl/>
               </w:rPr>
               <w:t>2026-07-01</w:t>
@@ -4523,7 +5349,13 @@
         <w:tc>
           <w:tcPr>
             <w:tcW w:type="dxa" w:w="1872"/>
-            <w:shd w:val="clear" w:fill="F2F2F2"/>
+            <w:tcMar>
+              <w:top w:w="100" w:type="dxa"/>
+              <w:bottom w:w="100" w:type="dxa"/>
+              <w:left w:w="120" w:type="dxa"/>
+              <w:right w:w="120" w:type="dxa"/>
+            </w:tcMar>
+            <w:shd w:val="clear" w:fill="F2F7F3"/>
           </w:tcPr>
           <w:p>
             <w:pPr>
@@ -4532,7 +5364,7 @@
             </w:pPr>
             <w:r>
               <w:rPr>
-                <w:rFonts w:ascii="Arial" w:hAnsi="Arial" w:cs="Arial"/>
+                <w:rFonts w:ascii="IBM Plex Sans Arabic" w:hAnsi="IBM Plex Sans Arabic" w:cs="IBM Plex Sans Arabic"/>
                 <w:rtl/>
               </w:rPr>
               <w:t>◐ ثانوي</w:t>
@@ -4544,6 +5376,12 @@
         <w:tc>
           <w:tcPr>
             <w:tcW w:type="dxa" w:w="1872"/>
+            <w:tcMar>
+              <w:top w:w="100" w:type="dxa"/>
+              <w:bottom w:w="100" w:type="dxa"/>
+              <w:left w:w="120" w:type="dxa"/>
+              <w:right w:w="120" w:type="dxa"/>
+            </w:tcMar>
           </w:tcPr>
           <w:p>
             <w:pPr>
@@ -4552,7 +5390,7 @@
             </w:pPr>
             <w:r>
               <w:rPr>
-                <w:rFonts w:ascii="Arial" w:hAnsi="Arial" w:cs="Arial"/>
+                <w:rFonts w:ascii="IBM Plex Sans Arabic" w:hAnsi="IBM Plex Sans Arabic" w:cs="IBM Plex Sans Arabic"/>
                 <w:rtl/>
               </w:rPr>
               <w:t>Mercadona: تمور اقتصادية 5.80€/كغم</w:t>
@@ -4562,6 +5400,12 @@
         <w:tc>
           <w:tcPr>
             <w:tcW w:type="dxa" w:w="1872"/>
+            <w:tcMar>
+              <w:top w:w="100" w:type="dxa"/>
+              <w:bottom w:w="100" w:type="dxa"/>
+              <w:left w:w="120" w:type="dxa"/>
+              <w:right w:w="120" w:type="dxa"/>
+            </w:tcMar>
           </w:tcPr>
           <w:p>
             <w:pPr>
@@ -4570,7 +5414,7 @@
             </w:pPr>
             <w:r>
               <w:rPr>
-                <w:rFonts w:ascii="Arial" w:hAnsi="Arial" w:cs="Arial"/>
+                <w:rFonts w:ascii="IBM Plex Sans Arabic" w:hAnsi="IBM Plex Sans Arabic" w:cs="IBM Plex Sans Arabic"/>
                 <w:rtl/>
               </w:rPr>
               <w:t>Mercadona (رصد ويب)</w:t>
@@ -4580,6 +5424,12 @@
         <w:tc>
           <w:tcPr>
             <w:tcW w:type="dxa" w:w="1872"/>
+            <w:tcMar>
+              <w:top w:w="100" w:type="dxa"/>
+              <w:bottom w:w="100" w:type="dxa"/>
+              <w:left w:w="120" w:type="dxa"/>
+              <w:right w:w="120" w:type="dxa"/>
+            </w:tcMar>
           </w:tcPr>
           <w:p>
             <w:pPr>
@@ -4588,7 +5438,7 @@
             </w:pPr>
             <w:r>
               <w:rPr>
-                <w:rFonts w:ascii="Arial" w:hAnsi="Arial" w:cs="Arial"/>
+                <w:rFonts w:ascii="IBM Plex Sans Arabic" w:hAnsi="IBM Plex Sans Arabic" w:cs="IBM Plex Sans Arabic"/>
                 <w:rtl/>
               </w:rPr>
               <w:t>—</w:t>
@@ -4598,6 +5448,12 @@
         <w:tc>
           <w:tcPr>
             <w:tcW w:type="dxa" w:w="1872"/>
+            <w:tcMar>
+              <w:top w:w="100" w:type="dxa"/>
+              <w:bottom w:w="100" w:type="dxa"/>
+              <w:left w:w="120" w:type="dxa"/>
+              <w:right w:w="120" w:type="dxa"/>
+            </w:tcMar>
           </w:tcPr>
           <w:p>
             <w:pPr>
@@ -4606,7 +5462,7 @@
             </w:pPr>
             <w:r>
               <w:rPr>
-                <w:rFonts w:ascii="Arial" w:hAnsi="Arial" w:cs="Arial"/>
+                <w:rFonts w:ascii="IBM Plex Sans Arabic" w:hAnsi="IBM Plex Sans Arabic" w:cs="IBM Plex Sans Arabic"/>
                 <w:rtl/>
               </w:rPr>
               <w:t>2026-07-01</w:t>
@@ -4616,6 +5472,12 @@
         <w:tc>
           <w:tcPr>
             <w:tcW w:type="dxa" w:w="1872"/>
+            <w:tcMar>
+              <w:top w:w="100" w:type="dxa"/>
+              <w:bottom w:w="100" w:type="dxa"/>
+              <w:left w:w="120" w:type="dxa"/>
+              <w:right w:w="120" w:type="dxa"/>
+            </w:tcMar>
           </w:tcPr>
           <w:p>
             <w:pPr>
@@ -4624,7 +5486,7 @@
             </w:pPr>
             <w:r>
               <w:rPr>
-                <w:rFonts w:ascii="Arial" w:hAnsi="Arial" w:cs="Arial"/>
+                <w:rFonts w:ascii="IBM Plex Sans Arabic" w:hAnsi="IBM Plex Sans Arabic" w:cs="IBM Plex Sans Arabic"/>
                 <w:rtl/>
               </w:rPr>
               <w:t>◐ ثانوي</w:t>
@@ -4636,7 +5498,13 @@
         <w:tc>
           <w:tcPr>
             <w:tcW w:type="dxa" w:w="1872"/>
-            <w:shd w:val="clear" w:fill="F2F2F2"/>
+            <w:tcMar>
+              <w:top w:w="100" w:type="dxa"/>
+              <w:bottom w:w="100" w:type="dxa"/>
+              <w:left w:w="120" w:type="dxa"/>
+              <w:right w:w="120" w:type="dxa"/>
+            </w:tcMar>
+            <w:shd w:val="clear" w:fill="F2F7F3"/>
           </w:tcPr>
           <w:p>
             <w:pPr>
@@ -4645,7 +5513,7 @@
             </w:pPr>
             <w:r>
               <w:rPr>
-                <w:rFonts w:ascii="Arial" w:hAnsi="Arial" w:cs="Arial"/>
+                <w:rFonts w:ascii="IBM Plex Sans Arabic" w:hAnsi="IBM Plex Sans Arabic" w:cs="IBM Plex Sans Arabic"/>
                 <w:rtl/>
               </w:rPr>
               <w:t>Carrefour: تمور متوسطة 8.90€/كغم</w:t>
@@ -4655,7 +5523,13 @@
         <w:tc>
           <w:tcPr>
             <w:tcW w:type="dxa" w:w="1872"/>
-            <w:shd w:val="clear" w:fill="F2F2F2"/>
+            <w:tcMar>
+              <w:top w:w="100" w:type="dxa"/>
+              <w:bottom w:w="100" w:type="dxa"/>
+              <w:left w:w="120" w:type="dxa"/>
+              <w:right w:w="120" w:type="dxa"/>
+            </w:tcMar>
+            <w:shd w:val="clear" w:fill="F2F7F3"/>
           </w:tcPr>
           <w:p>
             <w:pPr>
@@ -4664,7 +5538,7 @@
             </w:pPr>
             <w:r>
               <w:rPr>
-                <w:rFonts w:ascii="Arial" w:hAnsi="Arial" w:cs="Arial"/>
+                <w:rFonts w:ascii="IBM Plex Sans Arabic" w:hAnsi="IBM Plex Sans Arabic" w:cs="IBM Plex Sans Arabic"/>
                 <w:rtl/>
               </w:rPr>
               <w:t>Carrefour (رصد ويب)</w:t>
@@ -4674,7 +5548,13 @@
         <w:tc>
           <w:tcPr>
             <w:tcW w:type="dxa" w:w="1872"/>
-            <w:shd w:val="clear" w:fill="F2F2F2"/>
+            <w:tcMar>
+              <w:top w:w="100" w:type="dxa"/>
+              <w:bottom w:w="100" w:type="dxa"/>
+              <w:left w:w="120" w:type="dxa"/>
+              <w:right w:w="120" w:type="dxa"/>
+            </w:tcMar>
+            <w:shd w:val="clear" w:fill="F2F7F3"/>
           </w:tcPr>
           <w:p>
             <w:pPr>
@@ -4683,7 +5563,7 @@
             </w:pPr>
             <w:r>
               <w:rPr>
-                <w:rFonts w:ascii="Arial" w:hAnsi="Arial" w:cs="Arial"/>
+                <w:rFonts w:ascii="IBM Plex Sans Arabic" w:hAnsi="IBM Plex Sans Arabic" w:cs="IBM Plex Sans Arabic"/>
                 <w:rtl/>
               </w:rPr>
               <w:t>—</w:t>
@@ -4693,7 +5573,13 @@
         <w:tc>
           <w:tcPr>
             <w:tcW w:type="dxa" w:w="1872"/>
-            <w:shd w:val="clear" w:fill="F2F2F2"/>
+            <w:tcMar>
+              <w:top w:w="100" w:type="dxa"/>
+              <w:bottom w:w="100" w:type="dxa"/>
+              <w:left w:w="120" w:type="dxa"/>
+              <w:right w:w="120" w:type="dxa"/>
+            </w:tcMar>
+            <w:shd w:val="clear" w:fill="F2F7F3"/>
           </w:tcPr>
           <w:p>
             <w:pPr>
@@ -4702,7 +5588,7 @@
             </w:pPr>
             <w:r>
               <w:rPr>
-                <w:rFonts w:ascii="Arial" w:hAnsi="Arial" w:cs="Arial"/>
+                <w:rFonts w:ascii="IBM Plex Sans Arabic" w:hAnsi="IBM Plex Sans Arabic" w:cs="IBM Plex Sans Arabic"/>
                 <w:rtl/>
               </w:rPr>
               <w:t>2026-07-01</w:t>
@@ -4712,7 +5598,13 @@
         <w:tc>
           <w:tcPr>
             <w:tcW w:type="dxa" w:w="1872"/>
-            <w:shd w:val="clear" w:fill="F2F2F2"/>
+            <w:tcMar>
+              <w:top w:w="100" w:type="dxa"/>
+              <w:bottom w:w="100" w:type="dxa"/>
+              <w:left w:w="120" w:type="dxa"/>
+              <w:right w:w="120" w:type="dxa"/>
+            </w:tcMar>
+            <w:shd w:val="clear" w:fill="F2F7F3"/>
           </w:tcPr>
           <w:p>
             <w:pPr>
@@ -4721,7 +5613,7 @@
             </w:pPr>
             <w:r>
               <w:rPr>
-                <w:rFonts w:ascii="Arial" w:hAnsi="Arial" w:cs="Arial"/>
+                <w:rFonts w:ascii="IBM Plex Sans Arabic" w:hAnsi="IBM Plex Sans Arabic" w:cs="IBM Plex Sans Arabic"/>
                 <w:rtl/>
               </w:rPr>
               <w:t>◐ ثانوي</w:t>
@@ -4733,6 +5625,12 @@
         <w:tc>
           <w:tcPr>
             <w:tcW w:type="dxa" w:w="1872"/>
+            <w:tcMar>
+              <w:top w:w="100" w:type="dxa"/>
+              <w:bottom w:w="100" w:type="dxa"/>
+              <w:left w:w="120" w:type="dxa"/>
+              <w:right w:w="120" w:type="dxa"/>
+            </w:tcMar>
           </w:tcPr>
           <w:p>
             <w:pPr>
@@ -4741,7 +5639,7 @@
             </w:pPr>
             <w:r>
               <w:rPr>
-                <w:rFonts w:ascii="Arial" w:hAnsi="Arial" w:cs="Arial"/>
+                <w:rFonts w:ascii="IBM Plex Sans Arabic" w:hAnsi="IBM Plex Sans Arabic" w:cs="IBM Plex Sans Arabic"/>
                 <w:rtl/>
               </w:rPr>
               <w:t>متاجر متخصصة: تمور فاخرة حتى 13.50€/كغم</w:t>
@@ -4751,6 +5649,12 @@
         <w:tc>
           <w:tcPr>
             <w:tcW w:type="dxa" w:w="1872"/>
+            <w:tcMar>
+              <w:top w:w="100" w:type="dxa"/>
+              <w:bottom w:w="100" w:type="dxa"/>
+              <w:left w:w="120" w:type="dxa"/>
+              <w:right w:w="120" w:type="dxa"/>
+            </w:tcMar>
           </w:tcPr>
           <w:p>
             <w:pPr>
@@ -4759,7 +5663,7 @@
             </w:pPr>
             <w:r>
               <w:rPr>
-                <w:rFonts w:ascii="Arial" w:hAnsi="Arial" w:cs="Arial"/>
+                <w:rFonts w:ascii="IBM Plex Sans Arabic" w:hAnsi="IBM Plex Sans Arabic" w:cs="IBM Plex Sans Arabic"/>
                 <w:rtl/>
               </w:rPr>
               <w:t>رصد ويب متعدد</w:t>
@@ -4769,6 +5673,12 @@
         <w:tc>
           <w:tcPr>
             <w:tcW w:type="dxa" w:w="1872"/>
+            <w:tcMar>
+              <w:top w:w="100" w:type="dxa"/>
+              <w:bottom w:w="100" w:type="dxa"/>
+              <w:left w:w="120" w:type="dxa"/>
+              <w:right w:w="120" w:type="dxa"/>
+            </w:tcMar>
           </w:tcPr>
           <w:p>
             <w:pPr>
@@ -4777,7 +5687,7 @@
             </w:pPr>
             <w:r>
               <w:rPr>
-                <w:rFonts w:ascii="Arial" w:hAnsi="Arial" w:cs="Arial"/>
+                <w:rFonts w:ascii="IBM Plex Sans Arabic" w:hAnsi="IBM Plex Sans Arabic" w:cs="IBM Plex Sans Arabic"/>
                 <w:rtl/>
               </w:rPr>
               <w:t>—</w:t>
@@ -4787,6 +5697,12 @@
         <w:tc>
           <w:tcPr>
             <w:tcW w:type="dxa" w:w="1872"/>
+            <w:tcMar>
+              <w:top w:w="100" w:type="dxa"/>
+              <w:bottom w:w="100" w:type="dxa"/>
+              <w:left w:w="120" w:type="dxa"/>
+              <w:right w:w="120" w:type="dxa"/>
+            </w:tcMar>
           </w:tcPr>
           <w:p>
             <w:pPr>
@@ -4795,7 +5711,7 @@
             </w:pPr>
             <w:r>
               <w:rPr>
-                <w:rFonts w:ascii="Arial" w:hAnsi="Arial" w:cs="Arial"/>
+                <w:rFonts w:ascii="IBM Plex Sans Arabic" w:hAnsi="IBM Plex Sans Arabic" w:cs="IBM Plex Sans Arabic"/>
                 <w:rtl/>
               </w:rPr>
               <w:t>2026-07-01</w:t>
@@ -4805,6 +5721,12 @@
         <w:tc>
           <w:tcPr>
             <w:tcW w:type="dxa" w:w="1872"/>
+            <w:tcMar>
+              <w:top w:w="100" w:type="dxa"/>
+              <w:bottom w:w="100" w:type="dxa"/>
+              <w:left w:w="120" w:type="dxa"/>
+              <w:right w:w="120" w:type="dxa"/>
+            </w:tcMar>
           </w:tcPr>
           <w:p>
             <w:pPr>
@@ -4813,7 +5735,7 @@
             </w:pPr>
             <w:r>
               <w:rPr>
-                <w:rFonts w:ascii="Arial" w:hAnsi="Arial" w:cs="Arial"/>
+                <w:rFonts w:ascii="IBM Plex Sans Arabic" w:hAnsi="IBM Plex Sans Arabic" w:cs="IBM Plex Sans Arabic"/>
                 <w:rtl/>
               </w:rPr>
               <w:t>◐ ثانوي</w:t>
@@ -4825,7 +5747,13 @@
         <w:tc>
           <w:tcPr>
             <w:tcW w:type="dxa" w:w="1872"/>
-            <w:shd w:val="clear" w:fill="F2F2F2"/>
+            <w:tcMar>
+              <w:top w:w="100" w:type="dxa"/>
+              <w:bottom w:w="100" w:type="dxa"/>
+              <w:left w:w="120" w:type="dxa"/>
+              <w:right w:w="120" w:type="dxa"/>
+            </w:tcMar>
+            <w:shd w:val="clear" w:fill="F2F7F3"/>
           </w:tcPr>
           <w:p>
             <w:pPr>
@@ -4834,7 +5762,7 @@
             </w:pPr>
             <w:r>
               <w:rPr>
-                <w:rFonts w:ascii="Arial" w:hAnsi="Arial" w:cs="Arial"/>
+                <w:rFonts w:ascii="IBM Plex Sans Arabic" w:hAnsi="IBM Plex Sans Arabic" w:cs="IBM Plex Sans Arabic"/>
                 <w:rtl/>
               </w:rPr>
               <w:t>التمور مرتبطة ثقافياً بموسم رمضان لدى الجالية المسلمة</w:t>
@@ -4844,7 +5772,13 @@
         <w:tc>
           <w:tcPr>
             <w:tcW w:type="dxa" w:w="1872"/>
-            <w:shd w:val="clear" w:fill="F2F2F2"/>
+            <w:tcMar>
+              <w:top w:w="100" w:type="dxa"/>
+              <w:bottom w:w="100" w:type="dxa"/>
+              <w:left w:w="120" w:type="dxa"/>
+              <w:right w:w="120" w:type="dxa"/>
+            </w:tcMar>
+            <w:shd w:val="clear" w:fill="F2F7F3"/>
           </w:tcPr>
           <w:p>
             <w:pPr>
@@ -4853,7 +5787,7 @@
             </w:pPr>
             <w:r>
               <w:rPr>
-                <w:rFonts w:ascii="Arial" w:hAnsi="Arial" w:cs="Arial"/>
+                <w:rFonts w:ascii="IBM Plex Sans Arabic" w:hAnsi="IBM Plex Sans Arabic" w:cs="IBM Plex Sans Arabic"/>
                 <w:rtl/>
               </w:rPr>
               <w:t>OpenAlex + بحث ويب</w:t>
@@ -4863,7 +5797,13 @@
         <w:tc>
           <w:tcPr>
             <w:tcW w:type="dxa" w:w="1872"/>
-            <w:shd w:val="clear" w:fill="F2F2F2"/>
+            <w:tcMar>
+              <w:top w:w="100" w:type="dxa"/>
+              <w:bottom w:w="100" w:type="dxa"/>
+              <w:left w:w="120" w:type="dxa"/>
+              <w:right w:w="120" w:type="dxa"/>
+            </w:tcMar>
+            <w:shd w:val="clear" w:fill="F2F7F3"/>
           </w:tcPr>
           <w:p>
             <w:pPr>
@@ -4872,17 +5812,23 @@
             </w:pPr>
             <w:r>
               <w:rPr>
-                <w:rFonts w:ascii="Arial" w:hAnsi="Arial" w:cs="Arial"/>
+                <w:rFonts w:ascii="IBM Plex Sans Arabic" w:hAnsi="IBM Plex Sans Arabic" w:cs="IBM Plex Sans Arabic"/>
                 <w:rtl/>
               </w:rPr>
-              <w:t>—</w:t>
+              <w:t>https://openalex.org/</w:t>
             </w:r>
           </w:p>
         </w:tc>
         <w:tc>
           <w:tcPr>
             <w:tcW w:type="dxa" w:w="1872"/>
-            <w:shd w:val="clear" w:fill="F2F2F2"/>
+            <w:tcMar>
+              <w:top w:w="100" w:type="dxa"/>
+              <w:bottom w:w="100" w:type="dxa"/>
+              <w:left w:w="120" w:type="dxa"/>
+              <w:right w:w="120" w:type="dxa"/>
+            </w:tcMar>
+            <w:shd w:val="clear" w:fill="F2F7F3"/>
           </w:tcPr>
           <w:p>
             <w:pPr>
@@ -4891,7 +5837,7 @@
             </w:pPr>
             <w:r>
               <w:rPr>
-                <w:rFonts w:ascii="Arial" w:hAnsi="Arial" w:cs="Arial"/>
+                <w:rFonts w:ascii="IBM Plex Sans Arabic" w:hAnsi="IBM Plex Sans Arabic" w:cs="IBM Plex Sans Arabic"/>
                 <w:rtl/>
               </w:rPr>
               <w:t>2026-07-01</w:t>
@@ -4901,7 +5847,13 @@
         <w:tc>
           <w:tcPr>
             <w:tcW w:type="dxa" w:w="1872"/>
-            <w:shd w:val="clear" w:fill="F2F2F2"/>
+            <w:tcMar>
+              <w:top w:w="100" w:type="dxa"/>
+              <w:bottom w:w="100" w:type="dxa"/>
+              <w:left w:w="120" w:type="dxa"/>
+              <w:right w:w="120" w:type="dxa"/>
+            </w:tcMar>
+            <w:shd w:val="clear" w:fill="F2F7F3"/>
           </w:tcPr>
           <w:p>
             <w:pPr>
@@ -4910,7 +5862,7 @@
             </w:pPr>
             <w:r>
               <w:rPr>
-                <w:rFonts w:ascii="Arial" w:hAnsi="Arial" w:cs="Arial"/>
+                <w:rFonts w:ascii="IBM Plex Sans Arabic" w:hAnsi="IBM Plex Sans Arabic" w:cs="IBM Plex Sans Arabic"/>
                 <w:rtl/>
               </w:rPr>
               <w:t>◐ ثانوي</w:t>
@@ -4922,6 +5874,12 @@
         <w:tc>
           <w:tcPr>
             <w:tcW w:type="dxa" w:w="1872"/>
+            <w:tcMar>
+              <w:top w:w="100" w:type="dxa"/>
+              <w:bottom w:w="100" w:type="dxa"/>
+              <w:left w:w="120" w:type="dxa"/>
+              <w:right w:w="120" w:type="dxa"/>
+            </w:tcMar>
           </w:tcPr>
           <w:p>
             <w:pPr>
@@ -4930,7 +5888,7 @@
             </w:pPr>
             <w:r>
               <w:rPr>
-                <w:rFonts w:ascii="Arial" w:hAnsi="Arial" w:cs="Arial"/>
+                <w:rFonts w:ascii="IBM Plex Sans Arabic" w:hAnsi="IBM Plex Sans Arabic" w:cs="IBM Plex Sans Arabic"/>
                 <w:rtl/>
               </w:rPr>
               <w:t>موزّع أغذية حلال في مدريد — مرشّح محتمل</w:t>
@@ -4940,6 +5898,12 @@
         <w:tc>
           <w:tcPr>
             <w:tcW w:type="dxa" w:w="1872"/>
+            <w:tcMar>
+              <w:top w:w="100" w:type="dxa"/>
+              <w:bottom w:w="100" w:type="dxa"/>
+              <w:left w:w="120" w:type="dxa"/>
+              <w:right w:w="120" w:type="dxa"/>
+            </w:tcMar>
           </w:tcPr>
           <w:p>
             <w:pPr>
@@ -4948,7 +5912,7 @@
             </w:pPr>
             <w:r>
               <w:rPr>
-                <w:rFonts w:ascii="Arial" w:hAnsi="Arial" w:cs="Arial"/>
+                <w:rFonts w:ascii="IBM Plex Sans Arabic" w:hAnsi="IBM Plex Sans Arabic" w:cs="IBM Plex Sans Arabic"/>
                 <w:rtl/>
               </w:rPr>
               <w:t>بحث ويب (غير مؤكَّد)</w:t>
@@ -4958,6 +5922,12 @@
         <w:tc>
           <w:tcPr>
             <w:tcW w:type="dxa" w:w="1872"/>
+            <w:tcMar>
+              <w:top w:w="100" w:type="dxa"/>
+              <w:bottom w:w="100" w:type="dxa"/>
+              <w:left w:w="120" w:type="dxa"/>
+              <w:right w:w="120" w:type="dxa"/>
+            </w:tcMar>
           </w:tcPr>
           <w:p>
             <w:pPr>
@@ -4966,7 +5936,7 @@
             </w:pPr>
             <w:r>
               <w:rPr>
-                <w:rFonts w:ascii="Arial" w:hAnsi="Arial" w:cs="Arial"/>
+                <w:rFonts w:ascii="IBM Plex Sans Arabic" w:hAnsi="IBM Plex Sans Arabic" w:cs="IBM Plex Sans Arabic"/>
                 <w:rtl/>
               </w:rPr>
               <w:t>—</w:t>
@@ -4976,6 +5946,12 @@
         <w:tc>
           <w:tcPr>
             <w:tcW w:type="dxa" w:w="1872"/>
+            <w:tcMar>
+              <w:top w:w="100" w:type="dxa"/>
+              <w:bottom w:w="100" w:type="dxa"/>
+              <w:left w:w="120" w:type="dxa"/>
+              <w:right w:w="120" w:type="dxa"/>
+            </w:tcMar>
           </w:tcPr>
           <w:p>
             <w:pPr>
@@ -4984,7 +5960,7 @@
             </w:pPr>
             <w:r>
               <w:rPr>
-                <w:rFonts w:ascii="Arial" w:hAnsi="Arial" w:cs="Arial"/>
+                <w:rFonts w:ascii="IBM Plex Sans Arabic" w:hAnsi="IBM Plex Sans Arabic" w:cs="IBM Plex Sans Arabic"/>
                 <w:rtl/>
               </w:rPr>
               <w:t>2026-07-01</w:t>
@@ -4994,6 +5970,12 @@
         <w:tc>
           <w:tcPr>
             <w:tcW w:type="dxa" w:w="1872"/>
+            <w:tcMar>
+              <w:top w:w="100" w:type="dxa"/>
+              <w:bottom w:w="100" w:type="dxa"/>
+              <w:left w:w="120" w:type="dxa"/>
+              <w:right w:w="120" w:type="dxa"/>
+            </w:tcMar>
           </w:tcPr>
           <w:p>
             <w:pPr>
@@ -5002,7 +5984,7 @@
             </w:pPr>
             <w:r>
               <w:rPr>
-                <w:rFonts w:ascii="Arial" w:hAnsi="Arial" w:cs="Arial"/>
+                <w:rFonts w:ascii="IBM Plex Sans Arabic" w:hAnsi="IBM Plex Sans Arabic" w:cs="IBM Plex Sans Arabic"/>
                 <w:rtl/>
               </w:rPr>
               <w:t>○ غير متحقق</w:t>
@@ -5014,7 +5996,13 @@
         <w:tc>
           <w:tcPr>
             <w:tcW w:type="dxa" w:w="1872"/>
-            <w:shd w:val="clear" w:fill="F2F2F2"/>
+            <w:tcMar>
+              <w:top w:w="100" w:type="dxa"/>
+              <w:bottom w:w="100" w:type="dxa"/>
+              <w:left w:w="120" w:type="dxa"/>
+              <w:right w:w="120" w:type="dxa"/>
+            </w:tcMar>
+            <w:shd w:val="clear" w:fill="F2F7F3"/>
           </w:tcPr>
           <w:p>
             <w:pPr>
@@ -5023,7 +6011,7 @@
             </w:pPr>
             <w:r>
               <w:rPr>
-                <w:rFonts w:ascii="Arial" w:hAnsi="Arial" w:cs="Arial"/>
+                <w:rFonts w:ascii="IBM Plex Sans Arabic" w:hAnsi="IBM Plex Sans Arabic" w:cs="IBM Plex Sans Arabic"/>
                 <w:rtl/>
               </w:rPr>
               <w:t>بند تقني غير قابل للعرض المباشر — التفاصيل في أثر التتبّع.</w:t>
@@ -5033,7 +6021,13 @@
         <w:tc>
           <w:tcPr>
             <w:tcW w:type="dxa" w:w="1872"/>
-            <w:shd w:val="clear" w:fill="F2F2F2"/>
+            <w:tcMar>
+              <w:top w:w="100" w:type="dxa"/>
+              <w:bottom w:w="100" w:type="dxa"/>
+              <w:left w:w="120" w:type="dxa"/>
+              <w:right w:w="120" w:type="dxa"/>
+            </w:tcMar>
+            <w:shd w:val="clear" w:fill="F2F7F3"/>
           </w:tcPr>
           <w:p>
             <w:pPr>
@@ -5042,7 +6036,7 @@
             </w:pPr>
             <w:r>
               <w:rPr>
-                <w:rFonts w:ascii="Arial" w:hAnsi="Arial" w:cs="Arial"/>
+                <w:rFonts w:ascii="IBM Plex Sans Arabic" w:hAnsi="IBM Plex Sans Arabic" w:cs="IBM Plex Sans Arabic"/>
                 <w:rtl/>
               </w:rPr>
               <w:t>UN Comtrade</w:t>
@@ -5052,7 +6046,13 @@
         <w:tc>
           <w:tcPr>
             <w:tcW w:type="dxa" w:w="1872"/>
-            <w:shd w:val="clear" w:fill="F2F2F2"/>
+            <w:tcMar>
+              <w:top w:w="100" w:type="dxa"/>
+              <w:bottom w:w="100" w:type="dxa"/>
+              <w:left w:w="120" w:type="dxa"/>
+              <w:right w:w="120" w:type="dxa"/>
+            </w:tcMar>
+            <w:shd w:val="clear" w:fill="F2F7F3"/>
           </w:tcPr>
           <w:p>
             <w:pPr>
@@ -5061,17 +6061,23 @@
             </w:pPr>
             <w:r>
               <w:rPr>
-                <w:rFonts w:ascii="Arial" w:hAnsi="Arial" w:cs="Arial"/>
+                <w:rFonts w:ascii="IBM Plex Sans Arabic" w:hAnsi="IBM Plex Sans Arabic" w:cs="IBM Plex Sans Arabic"/>
                 <w:rtl/>
               </w:rPr>
-              <w:t>—</w:t>
+              <w:t>https://comtradeplus.un.org/</w:t>
             </w:r>
           </w:p>
         </w:tc>
         <w:tc>
           <w:tcPr>
             <w:tcW w:type="dxa" w:w="1872"/>
-            <w:shd w:val="clear" w:fill="F2F2F2"/>
+            <w:tcMar>
+              <w:top w:w="100" w:type="dxa"/>
+              <w:bottom w:w="100" w:type="dxa"/>
+              <w:left w:w="120" w:type="dxa"/>
+              <w:right w:w="120" w:type="dxa"/>
+            </w:tcMar>
+            <w:shd w:val="clear" w:fill="F2F7F3"/>
           </w:tcPr>
           <w:p>
             <w:pPr>
@@ -5080,7 +6086,7 @@
             </w:pPr>
             <w:r>
               <w:rPr>
-                <w:rFonts w:ascii="Arial" w:hAnsi="Arial" w:cs="Arial"/>
+                <w:rFonts w:ascii="IBM Plex Sans Arabic" w:hAnsi="IBM Plex Sans Arabic" w:cs="IBM Plex Sans Arabic"/>
                 <w:rtl/>
               </w:rPr>
               <w:t>2026-07-01</w:t>
@@ -5090,7 +6096,13 @@
         <w:tc>
           <w:tcPr>
             <w:tcW w:type="dxa" w:w="1872"/>
-            <w:shd w:val="clear" w:fill="F2F2F2"/>
+            <w:tcMar>
+              <w:top w:w="100" w:type="dxa"/>
+              <w:bottom w:w="100" w:type="dxa"/>
+              <w:left w:w="120" w:type="dxa"/>
+              <w:right w:w="120" w:type="dxa"/>
+            </w:tcMar>
+            <w:shd w:val="clear" w:fill="F2F7F3"/>
           </w:tcPr>
           <w:p>
             <w:pPr>
@@ -5099,7 +6111,7 @@
             </w:pPr>
             <w:r>
               <w:rPr>
-                <w:rFonts w:ascii="Arial" w:hAnsi="Arial" w:cs="Arial"/>
+                <w:rFonts w:ascii="IBM Plex Sans Arabic" w:hAnsi="IBM Plex Sans Arabic" w:cs="IBM Plex Sans Arabic"/>
                 <w:rtl/>
               </w:rPr>
               <w:t>✓ موثّق</w:t>
@@ -5111,6 +6123,12 @@
         <w:tc>
           <w:tcPr>
             <w:tcW w:type="dxa" w:w="1872"/>
+            <w:tcMar>
+              <w:top w:w="100" w:type="dxa"/>
+              <w:bottom w:w="100" w:type="dxa"/>
+              <w:left w:w="120" w:type="dxa"/>
+              <w:right w:w="120" w:type="dxa"/>
+            </w:tcMar>
           </w:tcPr>
           <w:p>
             <w:pPr>
@@ -5119,7 +6137,7 @@
             </w:pPr>
             <w:r>
               <w:rPr>
-                <w:rFonts w:ascii="Arial" w:hAnsi="Arial" w:cs="Arial"/>
+                <w:rFonts w:ascii="IBM Plex Sans Arabic" w:hAnsi="IBM Plex Sans Arabic" w:cs="IBM Plex Sans Arabic"/>
                 <w:rtl/>
               </w:rPr>
               <w:t>بند تقني غير قابل للعرض المباشر — التفاصيل في أثر التتبّع.</w:t>
@@ -5129,6 +6147,12 @@
         <w:tc>
           <w:tcPr>
             <w:tcW w:type="dxa" w:w="1872"/>
+            <w:tcMar>
+              <w:top w:w="100" w:type="dxa"/>
+              <w:bottom w:w="100" w:type="dxa"/>
+              <w:left w:w="120" w:type="dxa"/>
+              <w:right w:w="120" w:type="dxa"/>
+            </w:tcMar>
           </w:tcPr>
           <w:p>
             <w:pPr>
@@ -5137,7 +6161,7 @@
             </w:pPr>
             <w:r>
               <w:rPr>
-                <w:rFonts w:ascii="Arial" w:hAnsi="Arial" w:cs="Arial"/>
+                <w:rFonts w:ascii="IBM Plex Sans Arabic" w:hAnsi="IBM Plex Sans Arabic" w:cs="IBM Plex Sans Arabic"/>
                 <w:rtl/>
               </w:rPr>
               <w:t>UN Comtrade</w:t>
@@ -5147,6 +6171,12 @@
         <w:tc>
           <w:tcPr>
             <w:tcW w:type="dxa" w:w="1872"/>
+            <w:tcMar>
+              <w:top w:w="100" w:type="dxa"/>
+              <w:bottom w:w="100" w:type="dxa"/>
+              <w:left w:w="120" w:type="dxa"/>
+              <w:right w:w="120" w:type="dxa"/>
+            </w:tcMar>
           </w:tcPr>
           <w:p>
             <w:pPr>
@@ -5155,16 +6185,22 @@
             </w:pPr>
             <w:r>
               <w:rPr>
-                <w:rFonts w:ascii="Arial" w:hAnsi="Arial" w:cs="Arial"/>
+                <w:rFonts w:ascii="IBM Plex Sans Arabic" w:hAnsi="IBM Plex Sans Arabic" w:cs="IBM Plex Sans Arabic"/>
                 <w:rtl/>
               </w:rPr>
-              <w:t>—</w:t>
+              <w:t>https://comtradeplus.un.org/</w:t>
             </w:r>
           </w:p>
         </w:tc>
         <w:tc>
           <w:tcPr>
             <w:tcW w:type="dxa" w:w="1872"/>
+            <w:tcMar>
+              <w:top w:w="100" w:type="dxa"/>
+              <w:bottom w:w="100" w:type="dxa"/>
+              <w:left w:w="120" w:type="dxa"/>
+              <w:right w:w="120" w:type="dxa"/>
+            </w:tcMar>
           </w:tcPr>
           <w:p>
             <w:pPr>
@@ -5173,7 +6209,7 @@
             </w:pPr>
             <w:r>
               <w:rPr>
-                <w:rFonts w:ascii="Arial" w:hAnsi="Arial" w:cs="Arial"/>
+                <w:rFonts w:ascii="IBM Plex Sans Arabic" w:hAnsi="IBM Plex Sans Arabic" w:cs="IBM Plex Sans Arabic"/>
                 <w:rtl/>
               </w:rPr>
               <w:t>2026-07-01</w:t>
@@ -5183,6 +6219,12 @@
         <w:tc>
           <w:tcPr>
             <w:tcW w:type="dxa" w:w="1872"/>
+            <w:tcMar>
+              <w:top w:w="100" w:type="dxa"/>
+              <w:bottom w:w="100" w:type="dxa"/>
+              <w:left w:w="120" w:type="dxa"/>
+              <w:right w:w="120" w:type="dxa"/>
+            </w:tcMar>
           </w:tcPr>
           <w:p>
             <w:pPr>
@@ -5191,7 +6233,7 @@
             </w:pPr>
             <w:r>
               <w:rPr>
-                <w:rFonts w:ascii="Arial" w:hAnsi="Arial" w:cs="Arial"/>
+                <w:rFonts w:ascii="IBM Plex Sans Arabic" w:hAnsi="IBM Plex Sans Arabic" w:cs="IBM Plex Sans Arabic"/>
                 <w:rtl/>
               </w:rPr>
               <w:t>✓ موثّق</w:t>
@@ -5203,7 +6245,13 @@
         <w:tc>
           <w:tcPr>
             <w:tcW w:type="dxa" w:w="1872"/>
-            <w:shd w:val="clear" w:fill="F2F2F2"/>
+            <w:tcMar>
+              <w:top w:w="100" w:type="dxa"/>
+              <w:bottom w:w="100" w:type="dxa"/>
+              <w:left w:w="120" w:type="dxa"/>
+              <w:right w:w="120" w:type="dxa"/>
+            </w:tcMar>
+            <w:shd w:val="clear" w:fill="F2F7F3"/>
           </w:tcPr>
           <w:p>
             <w:pPr>
@@ -5212,7 +6260,7 @@
             </w:pPr>
             <w:r>
               <w:rPr>
-                <w:rFonts w:ascii="Arial" w:hAnsi="Arial" w:cs="Arial"/>
+                <w:rFonts w:ascii="IBM Plex Sans Arabic" w:hAnsi="IBM Plex Sans Arabic" w:cs="IBM Plex Sans Arabic"/>
                 <w:rtl/>
               </w:rPr>
               <w:t>بند تقني غير قابل للعرض المباشر — التفاصيل في أثر التتبّع.</w:t>
@@ -5222,7 +6270,13 @@
         <w:tc>
           <w:tcPr>
             <w:tcW w:type="dxa" w:w="1872"/>
-            <w:shd w:val="clear" w:fill="F2F2F2"/>
+            <w:tcMar>
+              <w:top w:w="100" w:type="dxa"/>
+              <w:bottom w:w="100" w:type="dxa"/>
+              <w:left w:w="120" w:type="dxa"/>
+              <w:right w:w="120" w:type="dxa"/>
+            </w:tcMar>
+            <w:shd w:val="clear" w:fill="F2F7F3"/>
           </w:tcPr>
           <w:p>
             <w:pPr>
@@ -5231,7 +6285,7 @@
             </w:pPr>
             <w:r>
               <w:rPr>
-                <w:rFonts w:ascii="Arial" w:hAnsi="Arial" w:cs="Arial"/>
+                <w:rFonts w:ascii="IBM Plex Sans Arabic" w:hAnsi="IBM Plex Sans Arabic" w:cs="IBM Plex Sans Arabic"/>
                 <w:rtl/>
               </w:rPr>
               <w:t>UN Comtrade</w:t>
@@ -5241,7 +6295,13 @@
         <w:tc>
           <w:tcPr>
             <w:tcW w:type="dxa" w:w="1872"/>
-            <w:shd w:val="clear" w:fill="F2F2F2"/>
+            <w:tcMar>
+              <w:top w:w="100" w:type="dxa"/>
+              <w:bottom w:w="100" w:type="dxa"/>
+              <w:left w:w="120" w:type="dxa"/>
+              <w:right w:w="120" w:type="dxa"/>
+            </w:tcMar>
+            <w:shd w:val="clear" w:fill="F2F7F3"/>
           </w:tcPr>
           <w:p>
             <w:pPr>
@@ -5250,17 +6310,23 @@
             </w:pPr>
             <w:r>
               <w:rPr>
-                <w:rFonts w:ascii="Arial" w:hAnsi="Arial" w:cs="Arial"/>
+                <w:rFonts w:ascii="IBM Plex Sans Arabic" w:hAnsi="IBM Plex Sans Arabic" w:cs="IBM Plex Sans Arabic"/>
                 <w:rtl/>
               </w:rPr>
-              <w:t>—</w:t>
+              <w:t>https://comtradeplus.un.org/</w:t>
             </w:r>
           </w:p>
         </w:tc>
         <w:tc>
           <w:tcPr>
             <w:tcW w:type="dxa" w:w="1872"/>
-            <w:shd w:val="clear" w:fill="F2F2F2"/>
+            <w:tcMar>
+              <w:top w:w="100" w:type="dxa"/>
+              <w:bottom w:w="100" w:type="dxa"/>
+              <w:left w:w="120" w:type="dxa"/>
+              <w:right w:w="120" w:type="dxa"/>
+            </w:tcMar>
+            <w:shd w:val="clear" w:fill="F2F7F3"/>
           </w:tcPr>
           <w:p>
             <w:pPr>
@@ -5269,7 +6335,7 @@
             </w:pPr>
             <w:r>
               <w:rPr>
-                <w:rFonts w:ascii="Arial" w:hAnsi="Arial" w:cs="Arial"/>
+                <w:rFonts w:ascii="IBM Plex Sans Arabic" w:hAnsi="IBM Plex Sans Arabic" w:cs="IBM Plex Sans Arabic"/>
                 <w:rtl/>
               </w:rPr>
               <w:t>2026-07-01</w:t>
@@ -5279,7 +6345,13 @@
         <w:tc>
           <w:tcPr>
             <w:tcW w:type="dxa" w:w="1872"/>
-            <w:shd w:val="clear" w:fill="F2F2F2"/>
+            <w:tcMar>
+              <w:top w:w="100" w:type="dxa"/>
+              <w:bottom w:w="100" w:type="dxa"/>
+              <w:left w:w="120" w:type="dxa"/>
+              <w:right w:w="120" w:type="dxa"/>
+            </w:tcMar>
+            <w:shd w:val="clear" w:fill="F2F7F3"/>
           </w:tcPr>
           <w:p>
             <w:pPr>
@@ -5288,7 +6360,7 @@
             </w:pPr>
             <w:r>
               <w:rPr>
-                <w:rFonts w:ascii="Arial" w:hAnsi="Arial" w:cs="Arial"/>
+                <w:rFonts w:ascii="IBM Plex Sans Arabic" w:hAnsi="IBM Plex Sans Arabic" w:cs="IBM Plex Sans Arabic"/>
                 <w:rtl/>
               </w:rPr>
               <w:t>✓ موثّق</w:t>
@@ -5300,6 +6372,12 @@
         <w:tc>
           <w:tcPr>
             <w:tcW w:type="dxa" w:w="1872"/>
+            <w:tcMar>
+              <w:top w:w="100" w:type="dxa"/>
+              <w:bottom w:w="100" w:type="dxa"/>
+              <w:left w:w="120" w:type="dxa"/>
+              <w:right w:w="120" w:type="dxa"/>
+            </w:tcMar>
           </w:tcPr>
           <w:p>
             <w:pPr>
@@ -5308,7 +6386,7 @@
             </w:pPr>
             <w:r>
               <w:rPr>
-                <w:rFonts w:ascii="Arial" w:hAnsi="Arial" w:cs="Arial"/>
+                <w:rFonts w:ascii="IBM Plex Sans Arabic" w:hAnsi="IBM Plex Sans Arabic" w:cs="IBM Plex Sans Arabic"/>
                 <w:rtl/>
               </w:rPr>
               <w:t>بند تقني غير قابل للعرض المباشر — التفاصيل في أثر التتبّع.</w:t>
@@ -5318,6 +6396,12 @@
         <w:tc>
           <w:tcPr>
             <w:tcW w:type="dxa" w:w="1872"/>
+            <w:tcMar>
+              <w:top w:w="100" w:type="dxa"/>
+              <w:bottom w:w="100" w:type="dxa"/>
+              <w:left w:w="120" w:type="dxa"/>
+              <w:right w:w="120" w:type="dxa"/>
+            </w:tcMar>
           </w:tcPr>
           <w:p>
             <w:pPr>
@@ -5326,7 +6410,7 @@
             </w:pPr>
             <w:r>
               <w:rPr>
-                <w:rFonts w:ascii="Arial" w:hAnsi="Arial" w:cs="Arial"/>
+                <w:rFonts w:ascii="IBM Plex Sans Arabic" w:hAnsi="IBM Plex Sans Arabic" w:cs="IBM Plex Sans Arabic"/>
                 <w:rtl/>
               </w:rPr>
               <w:t>UN Comtrade</w:t>
@@ -5336,6 +6420,12 @@
         <w:tc>
           <w:tcPr>
             <w:tcW w:type="dxa" w:w="1872"/>
+            <w:tcMar>
+              <w:top w:w="100" w:type="dxa"/>
+              <w:bottom w:w="100" w:type="dxa"/>
+              <w:left w:w="120" w:type="dxa"/>
+              <w:right w:w="120" w:type="dxa"/>
+            </w:tcMar>
           </w:tcPr>
           <w:p>
             <w:pPr>
@@ -5344,16 +6434,22 @@
             </w:pPr>
             <w:r>
               <w:rPr>
-                <w:rFonts w:ascii="Arial" w:hAnsi="Arial" w:cs="Arial"/>
+                <w:rFonts w:ascii="IBM Plex Sans Arabic" w:hAnsi="IBM Plex Sans Arabic" w:cs="IBM Plex Sans Arabic"/>
                 <w:rtl/>
               </w:rPr>
-              <w:t>—</w:t>
+              <w:t>https://comtradeplus.un.org/</w:t>
             </w:r>
           </w:p>
         </w:tc>
         <w:tc>
           <w:tcPr>
             <w:tcW w:type="dxa" w:w="1872"/>
+            <w:tcMar>
+              <w:top w:w="100" w:type="dxa"/>
+              <w:bottom w:w="100" w:type="dxa"/>
+              <w:left w:w="120" w:type="dxa"/>
+              <w:right w:w="120" w:type="dxa"/>
+            </w:tcMar>
           </w:tcPr>
           <w:p>
             <w:pPr>
@@ -5362,7 +6458,7 @@
             </w:pPr>
             <w:r>
               <w:rPr>
-                <w:rFonts w:ascii="Arial" w:hAnsi="Arial" w:cs="Arial"/>
+                <w:rFonts w:ascii="IBM Plex Sans Arabic" w:hAnsi="IBM Plex Sans Arabic" w:cs="IBM Plex Sans Arabic"/>
                 <w:rtl/>
               </w:rPr>
               <w:t>2026-07-01</w:t>
@@ -5372,6 +6468,12 @@
         <w:tc>
           <w:tcPr>
             <w:tcW w:type="dxa" w:w="1872"/>
+            <w:tcMar>
+              <w:top w:w="100" w:type="dxa"/>
+              <w:bottom w:w="100" w:type="dxa"/>
+              <w:left w:w="120" w:type="dxa"/>
+              <w:right w:w="120" w:type="dxa"/>
+            </w:tcMar>
           </w:tcPr>
           <w:p>
             <w:pPr>
@@ -5380,7 +6482,7 @@
             </w:pPr>
             <w:r>
               <w:rPr>
-                <w:rFonts w:ascii="Arial" w:hAnsi="Arial" w:cs="Arial"/>
+                <w:rFonts w:ascii="IBM Plex Sans Arabic" w:hAnsi="IBM Plex Sans Arabic" w:cs="IBM Plex Sans Arabic"/>
                 <w:rtl/>
               </w:rPr>
               <w:t>✓ موثّق</w:t>
@@ -5392,7 +6494,13 @@
         <w:tc>
           <w:tcPr>
             <w:tcW w:type="dxa" w:w="1872"/>
-            <w:shd w:val="clear" w:fill="F2F2F2"/>
+            <w:tcMar>
+              <w:top w:w="100" w:type="dxa"/>
+              <w:bottom w:w="100" w:type="dxa"/>
+              <w:left w:w="120" w:type="dxa"/>
+              <w:right w:w="120" w:type="dxa"/>
+            </w:tcMar>
+            <w:shd w:val="clear" w:fill="F2F7F3"/>
           </w:tcPr>
           <w:p>
             <w:pPr>
@@ -5401,7 +6509,7 @@
             </w:pPr>
             <w:r>
               <w:rPr>
-                <w:rFonts w:ascii="Arial" w:hAnsi="Arial" w:cs="Arial"/>
+                <w:rFonts w:ascii="IBM Plex Sans Arabic" w:hAnsi="IBM Plex Sans Arabic" w:cs="IBM Plex Sans Arabic"/>
                 <w:rtl/>
               </w:rPr>
               <w:t>لا أخبار مخاطر جوهرية خلال 12 شهراً</w:t>
@@ -5411,7 +6519,13 @@
         <w:tc>
           <w:tcPr>
             <w:tcW w:type="dxa" w:w="1872"/>
-            <w:shd w:val="clear" w:fill="F2F2F2"/>
+            <w:tcMar>
+              <w:top w:w="100" w:type="dxa"/>
+              <w:bottom w:w="100" w:type="dxa"/>
+              <w:left w:w="120" w:type="dxa"/>
+              <w:right w:w="120" w:type="dxa"/>
+            </w:tcMar>
+            <w:shd w:val="clear" w:fill="F2F7F3"/>
           </w:tcPr>
           <w:p>
             <w:pPr>
@@ -5420,7 +6534,7 @@
             </w:pPr>
             <w:r>
               <w:rPr>
-                <w:rFonts w:ascii="Arial" w:hAnsi="Arial" w:cs="Arial"/>
+                <w:rFonts w:ascii="IBM Plex Sans Arabic" w:hAnsi="IBM Plex Sans Arabic" w:cs="IBM Plex Sans Arabic"/>
                 <w:rtl/>
               </w:rPr>
               <w:t>GDELT</w:t>
@@ -5430,7 +6544,13 @@
         <w:tc>
           <w:tcPr>
             <w:tcW w:type="dxa" w:w="1872"/>
-            <w:shd w:val="clear" w:fill="F2F2F2"/>
+            <w:tcMar>
+              <w:top w:w="100" w:type="dxa"/>
+              <w:bottom w:w="100" w:type="dxa"/>
+              <w:left w:w="120" w:type="dxa"/>
+              <w:right w:w="120" w:type="dxa"/>
+            </w:tcMar>
+            <w:shd w:val="clear" w:fill="F2F7F3"/>
           </w:tcPr>
           <w:p>
             <w:pPr>
@@ -5439,17 +6559,23 @@
             </w:pPr>
             <w:r>
               <w:rPr>
-                <w:rFonts w:ascii="Arial" w:hAnsi="Arial" w:cs="Arial"/>
+                <w:rFonts w:ascii="IBM Plex Sans Arabic" w:hAnsi="IBM Plex Sans Arabic" w:cs="IBM Plex Sans Arabic"/>
                 <w:rtl/>
               </w:rPr>
-              <w:t>—</w:t>
+              <w:t>https://www.gdeltproject.org/</w:t>
             </w:r>
           </w:p>
         </w:tc>
         <w:tc>
           <w:tcPr>
             <w:tcW w:type="dxa" w:w="1872"/>
-            <w:shd w:val="clear" w:fill="F2F2F2"/>
+            <w:tcMar>
+              <w:top w:w="100" w:type="dxa"/>
+              <w:bottom w:w="100" w:type="dxa"/>
+              <w:left w:w="120" w:type="dxa"/>
+              <w:right w:w="120" w:type="dxa"/>
+            </w:tcMar>
+            <w:shd w:val="clear" w:fill="F2F7F3"/>
           </w:tcPr>
           <w:p>
             <w:pPr>
@@ -5458,7 +6584,7 @@
             </w:pPr>
             <w:r>
               <w:rPr>
-                <w:rFonts w:ascii="Arial" w:hAnsi="Arial" w:cs="Arial"/>
+                <w:rFonts w:ascii="IBM Plex Sans Arabic" w:hAnsi="IBM Plex Sans Arabic" w:cs="IBM Plex Sans Arabic"/>
                 <w:rtl/>
               </w:rPr>
               <w:t>2026-07-01</w:t>
@@ -5468,7 +6594,13 @@
         <w:tc>
           <w:tcPr>
             <w:tcW w:type="dxa" w:w="1872"/>
-            <w:shd w:val="clear" w:fill="F2F2F2"/>
+            <w:tcMar>
+              <w:top w:w="100" w:type="dxa"/>
+              <w:bottom w:w="100" w:type="dxa"/>
+              <w:left w:w="120" w:type="dxa"/>
+              <w:right w:w="120" w:type="dxa"/>
+            </w:tcMar>
+            <w:shd w:val="clear" w:fill="F2F7F3"/>
           </w:tcPr>
           <w:p>
             <w:pPr>
@@ -5477,7 +6609,7 @@
             </w:pPr>
             <w:r>
               <w:rPr>
-                <w:rFonts w:ascii="Arial" w:hAnsi="Arial" w:cs="Arial"/>
+                <w:rFonts w:ascii="IBM Plex Sans Arabic" w:hAnsi="IBM Plex Sans Arabic" w:cs="IBM Plex Sans Arabic"/>
                 <w:rtl/>
               </w:rPr>
               <w:t>◐ ثانوي</w:t>
@@ -5489,6 +6621,12 @@
         <w:tc>
           <w:tcPr>
             <w:tcW w:type="dxa" w:w="1872"/>
+            <w:tcMar>
+              <w:top w:w="100" w:type="dxa"/>
+              <w:bottom w:w="100" w:type="dxa"/>
+              <w:left w:w="120" w:type="dxa"/>
+              <w:right w:w="120" w:type="dxa"/>
+            </w:tcMar>
           </w:tcPr>
           <w:p>
             <w:pPr>
@@ -5497,7 +6635,7 @@
             </w:pPr>
             <w:r>
               <w:rPr>
-                <w:rFonts w:ascii="Arial" w:hAnsi="Arial" w:cs="Arial"/>
+                <w:rFonts w:ascii="IBM Plex Sans Arabic" w:hAnsi="IBM Plex Sans Arabic" w:cs="IBM Plex Sans Arabic"/>
                 <w:rtl/>
               </w:rPr>
               <w:t>0.92</w:t>
@@ -5507,6 +6645,12 @@
         <w:tc>
           <w:tcPr>
             <w:tcW w:type="dxa" w:w="1872"/>
+            <w:tcMar>
+              <w:top w:w="100" w:type="dxa"/>
+              <w:bottom w:w="100" w:type="dxa"/>
+              <w:left w:w="120" w:type="dxa"/>
+              <w:right w:w="120" w:type="dxa"/>
+            </w:tcMar>
           </w:tcPr>
           <w:p>
             <w:pPr>
@@ -5515,7 +6659,7 @@
             </w:pPr>
             <w:r>
               <w:rPr>
-                <w:rFonts w:ascii="Arial" w:hAnsi="Arial" w:cs="Arial"/>
+                <w:rFonts w:ascii="IBM Plex Sans Arabic" w:hAnsi="IBM Plex Sans Arabic" w:cs="IBM Plex Sans Arabic"/>
                 <w:rtl/>
               </w:rPr>
               <w:t>World Bank</w:t>
@@ -5525,6 +6669,12 @@
         <w:tc>
           <w:tcPr>
             <w:tcW w:type="dxa" w:w="1872"/>
+            <w:tcMar>
+              <w:top w:w="100" w:type="dxa"/>
+              <w:bottom w:w="100" w:type="dxa"/>
+              <w:left w:w="120" w:type="dxa"/>
+              <w:right w:w="120" w:type="dxa"/>
+            </w:tcMar>
           </w:tcPr>
           <w:p>
             <w:pPr>
@@ -5533,16 +6683,22 @@
             </w:pPr>
             <w:r>
               <w:rPr>
-                <w:rFonts w:ascii="Arial" w:hAnsi="Arial" w:cs="Arial"/>
+                <w:rFonts w:ascii="IBM Plex Sans Arabic" w:hAnsi="IBM Plex Sans Arabic" w:cs="IBM Plex Sans Arabic"/>
                 <w:rtl/>
               </w:rPr>
-              <w:t>—</w:t>
+              <w:t>https://data.worldbank.org/</w:t>
             </w:r>
           </w:p>
         </w:tc>
         <w:tc>
           <w:tcPr>
             <w:tcW w:type="dxa" w:w="1872"/>
+            <w:tcMar>
+              <w:top w:w="100" w:type="dxa"/>
+              <w:bottom w:w="100" w:type="dxa"/>
+              <w:left w:w="120" w:type="dxa"/>
+              <w:right w:w="120" w:type="dxa"/>
+            </w:tcMar>
           </w:tcPr>
           <w:p>
             <w:pPr>
@@ -5551,7 +6707,7 @@
             </w:pPr>
             <w:r>
               <w:rPr>
-                <w:rFonts w:ascii="Arial" w:hAnsi="Arial" w:cs="Arial"/>
+                <w:rFonts w:ascii="IBM Plex Sans Arabic" w:hAnsi="IBM Plex Sans Arabic" w:cs="IBM Plex Sans Arabic"/>
                 <w:rtl/>
               </w:rPr>
               <w:t>2026-07-01</w:t>
@@ -5561,6 +6717,12 @@
         <w:tc>
           <w:tcPr>
             <w:tcW w:type="dxa" w:w="1872"/>
+            <w:tcMar>
+              <w:top w:w="100" w:type="dxa"/>
+              <w:bottom w:w="100" w:type="dxa"/>
+              <w:left w:w="120" w:type="dxa"/>
+              <w:right w:w="120" w:type="dxa"/>
+            </w:tcMar>
           </w:tcPr>
           <w:p>
             <w:pPr>
@@ -5569,7 +6731,7 @@
             </w:pPr>
             <w:r>
               <w:rPr>
-                <w:rFonts w:ascii="Arial" w:hAnsi="Arial" w:cs="Arial"/>
+                <w:rFonts w:ascii="IBM Plex Sans Arabic" w:hAnsi="IBM Plex Sans Arabic" w:cs="IBM Plex Sans Arabic"/>
                 <w:rtl/>
               </w:rPr>
               <w:t>✓ موثّق</w:t>
@@ -5581,7 +6743,13 @@
         <w:tc>
           <w:tcPr>
             <w:tcW w:type="dxa" w:w="1872"/>
-            <w:shd w:val="clear" w:fill="F2F2F2"/>
+            <w:tcMar>
+              <w:top w:w="100" w:type="dxa"/>
+              <w:bottom w:w="100" w:type="dxa"/>
+              <w:left w:w="120" w:type="dxa"/>
+              <w:right w:w="120" w:type="dxa"/>
+            </w:tcMar>
+            <w:shd w:val="clear" w:fill="F2F7F3"/>
           </w:tcPr>
           <w:p>
             <w:pPr>
@@ -5590,7 +6758,7 @@
             </w:pPr>
             <w:r>
               <w:rPr>
-                <w:rFonts w:ascii="Arial" w:hAnsi="Arial" w:cs="Arial"/>
+                <w:rFonts w:ascii="IBM Plex Sans Arabic" w:hAnsi="IBM Plex Sans Arabic" w:cs="IBM Plex Sans Arabic"/>
                 <w:rtl/>
               </w:rPr>
               <w:t>0.94</w:t>
@@ -5600,7 +6768,13 @@
         <w:tc>
           <w:tcPr>
             <w:tcW w:type="dxa" w:w="1872"/>
-            <w:shd w:val="clear" w:fill="F2F2F2"/>
+            <w:tcMar>
+              <w:top w:w="100" w:type="dxa"/>
+              <w:bottom w:w="100" w:type="dxa"/>
+              <w:left w:w="120" w:type="dxa"/>
+              <w:right w:w="120" w:type="dxa"/>
+            </w:tcMar>
+            <w:shd w:val="clear" w:fill="F2F7F3"/>
           </w:tcPr>
           <w:p>
             <w:pPr>
@@ -5609,7 +6783,7 @@
             </w:pPr>
             <w:r>
               <w:rPr>
-                <w:rFonts w:ascii="Arial" w:hAnsi="Arial" w:cs="Arial"/>
+                <w:rFonts w:ascii="IBM Plex Sans Arabic" w:hAnsi="IBM Plex Sans Arabic" w:cs="IBM Plex Sans Arabic"/>
                 <w:rtl/>
               </w:rPr>
               <w:t>World Bank</w:t>
@@ -5619,7 +6793,13 @@
         <w:tc>
           <w:tcPr>
             <w:tcW w:type="dxa" w:w="1872"/>
-            <w:shd w:val="clear" w:fill="F2F2F2"/>
+            <w:tcMar>
+              <w:top w:w="100" w:type="dxa"/>
+              <w:bottom w:w="100" w:type="dxa"/>
+              <w:left w:w="120" w:type="dxa"/>
+              <w:right w:w="120" w:type="dxa"/>
+            </w:tcMar>
+            <w:shd w:val="clear" w:fill="F2F7F3"/>
           </w:tcPr>
           <w:p>
             <w:pPr>
@@ -5628,17 +6808,23 @@
             </w:pPr>
             <w:r>
               <w:rPr>
-                <w:rFonts w:ascii="Arial" w:hAnsi="Arial" w:cs="Arial"/>
+                <w:rFonts w:ascii="IBM Plex Sans Arabic" w:hAnsi="IBM Plex Sans Arabic" w:cs="IBM Plex Sans Arabic"/>
                 <w:rtl/>
               </w:rPr>
-              <w:t>—</w:t>
+              <w:t>https://data.worldbank.org/</w:t>
             </w:r>
           </w:p>
         </w:tc>
         <w:tc>
           <w:tcPr>
             <w:tcW w:type="dxa" w:w="1872"/>
-            <w:shd w:val="clear" w:fill="F2F2F2"/>
+            <w:tcMar>
+              <w:top w:w="100" w:type="dxa"/>
+              <w:bottom w:w="100" w:type="dxa"/>
+              <w:left w:w="120" w:type="dxa"/>
+              <w:right w:w="120" w:type="dxa"/>
+            </w:tcMar>
+            <w:shd w:val="clear" w:fill="F2F7F3"/>
           </w:tcPr>
           <w:p>
             <w:pPr>
@@ -5647,7 +6833,7 @@
             </w:pPr>
             <w:r>
               <w:rPr>
-                <w:rFonts w:ascii="Arial" w:hAnsi="Arial" w:cs="Arial"/>
+                <w:rFonts w:ascii="IBM Plex Sans Arabic" w:hAnsi="IBM Plex Sans Arabic" w:cs="IBM Plex Sans Arabic"/>
                 <w:rtl/>
               </w:rPr>
               <w:t>2026-07-01</w:t>
@@ -5657,7 +6843,13 @@
         <w:tc>
           <w:tcPr>
             <w:tcW w:type="dxa" w:w="1872"/>
-            <w:shd w:val="clear" w:fill="F2F2F2"/>
+            <w:tcMar>
+              <w:top w:w="100" w:type="dxa"/>
+              <w:bottom w:w="100" w:type="dxa"/>
+              <w:left w:w="120" w:type="dxa"/>
+              <w:right w:w="120" w:type="dxa"/>
+            </w:tcMar>
+            <w:shd w:val="clear" w:fill="F2F7F3"/>
           </w:tcPr>
           <w:p>
             <w:pPr>
@@ -5666,7 +6858,7 @@
             </w:pPr>
             <w:r>
               <w:rPr>
-                <w:rFonts w:ascii="Arial" w:hAnsi="Arial" w:cs="Arial"/>
+                <w:rFonts w:ascii="IBM Plex Sans Arabic" w:hAnsi="IBM Plex Sans Arabic" w:cs="IBM Plex Sans Arabic"/>
                 <w:rtl/>
               </w:rPr>
               <w:t>✓ موثّق</w:t>
@@ -5678,6 +6870,12 @@
         <w:tc>
           <w:tcPr>
             <w:tcW w:type="dxa" w:w="1872"/>
+            <w:tcMar>
+              <w:top w:w="100" w:type="dxa"/>
+              <w:bottom w:w="100" w:type="dxa"/>
+              <w:left w:w="120" w:type="dxa"/>
+              <w:right w:w="120" w:type="dxa"/>
+            </w:tcMar>
           </w:tcPr>
           <w:p>
             <w:pPr>
@@ -5686,7 +6884,7 @@
             </w:pPr>
             <w:r>
               <w:rPr>
-                <w:rFonts w:ascii="Arial" w:hAnsi="Arial" w:cs="Arial"/>
+                <w:rFonts w:ascii="IBM Plex Sans Arabic" w:hAnsi="IBM Plex Sans Arabic" w:cs="IBM Plex Sans Arabic"/>
                 <w:rtl/>
               </w:rPr>
               <w:t>47500000.0</w:t>
@@ -5696,6 +6894,12 @@
         <w:tc>
           <w:tcPr>
             <w:tcW w:type="dxa" w:w="1872"/>
+            <w:tcMar>
+              <w:top w:w="100" w:type="dxa"/>
+              <w:bottom w:w="100" w:type="dxa"/>
+              <w:left w:w="120" w:type="dxa"/>
+              <w:right w:w="120" w:type="dxa"/>
+            </w:tcMar>
           </w:tcPr>
           <w:p>
             <w:pPr>
@@ -5704,7 +6908,7 @@
             </w:pPr>
             <w:r>
               <w:rPr>
-                <w:rFonts w:ascii="Arial" w:hAnsi="Arial" w:cs="Arial"/>
+                <w:rFonts w:ascii="IBM Plex Sans Arabic" w:hAnsi="IBM Plex Sans Arabic" w:cs="IBM Plex Sans Arabic"/>
                 <w:rtl/>
               </w:rPr>
               <w:t>World Bank</w:t>
@@ -5714,6 +6918,12 @@
         <w:tc>
           <w:tcPr>
             <w:tcW w:type="dxa" w:w="1872"/>
+            <w:tcMar>
+              <w:top w:w="100" w:type="dxa"/>
+              <w:bottom w:w="100" w:type="dxa"/>
+              <w:left w:w="120" w:type="dxa"/>
+              <w:right w:w="120" w:type="dxa"/>
+            </w:tcMar>
           </w:tcPr>
           <w:p>
             <w:pPr>
@@ -5722,16 +6932,22 @@
             </w:pPr>
             <w:r>
               <w:rPr>
-                <w:rFonts w:ascii="Arial" w:hAnsi="Arial" w:cs="Arial"/>
+                <w:rFonts w:ascii="IBM Plex Sans Arabic" w:hAnsi="IBM Plex Sans Arabic" w:cs="IBM Plex Sans Arabic"/>
                 <w:rtl/>
               </w:rPr>
-              <w:t>—</w:t>
+              <w:t>https://data.worldbank.org/</w:t>
             </w:r>
           </w:p>
         </w:tc>
         <w:tc>
           <w:tcPr>
             <w:tcW w:type="dxa" w:w="1872"/>
+            <w:tcMar>
+              <w:top w:w="100" w:type="dxa"/>
+              <w:bottom w:w="100" w:type="dxa"/>
+              <w:left w:w="120" w:type="dxa"/>
+              <w:right w:w="120" w:type="dxa"/>
+            </w:tcMar>
           </w:tcPr>
           <w:p>
             <w:pPr>
@@ -5740,7 +6956,7 @@
             </w:pPr>
             <w:r>
               <w:rPr>
-                <w:rFonts w:ascii="Arial" w:hAnsi="Arial" w:cs="Arial"/>
+                <w:rFonts w:ascii="IBM Plex Sans Arabic" w:hAnsi="IBM Plex Sans Arabic" w:cs="IBM Plex Sans Arabic"/>
                 <w:rtl/>
               </w:rPr>
               <w:t>2026-07-01</w:t>
@@ -5750,6 +6966,12 @@
         <w:tc>
           <w:tcPr>
             <w:tcW w:type="dxa" w:w="1872"/>
+            <w:tcMar>
+              <w:top w:w="100" w:type="dxa"/>
+              <w:bottom w:w="100" w:type="dxa"/>
+              <w:left w:w="120" w:type="dxa"/>
+              <w:right w:w="120" w:type="dxa"/>
+            </w:tcMar>
           </w:tcPr>
           <w:p>
             <w:pPr>
@@ -5758,7 +6980,7 @@
             </w:pPr>
             <w:r>
               <w:rPr>
-                <w:rFonts w:ascii="Arial" w:hAnsi="Arial" w:cs="Arial"/>
+                <w:rFonts w:ascii="IBM Plex Sans Arabic" w:hAnsi="IBM Plex Sans Arabic" w:cs="IBM Plex Sans Arabic"/>
                 <w:rtl/>
               </w:rPr>
               <w:t>✓ موثّق</w:t>
@@ -5770,7 +6992,13 @@
         <w:tc>
           <w:tcPr>
             <w:tcW w:type="dxa" w:w="1872"/>
-            <w:shd w:val="clear" w:fill="F2F2F2"/>
+            <w:tcMar>
+              <w:top w:w="100" w:type="dxa"/>
+              <w:bottom w:w="100" w:type="dxa"/>
+              <w:left w:w="120" w:type="dxa"/>
+              <w:right w:w="120" w:type="dxa"/>
+            </w:tcMar>
+            <w:shd w:val="clear" w:fill="F2F7F3"/>
           </w:tcPr>
           <w:p>
             <w:pPr>
@@ -5779,7 +7007,7 @@
             </w:pPr>
             <w:r>
               <w:rPr>
-                <w:rFonts w:ascii="Arial" w:hAnsi="Arial" w:cs="Arial"/>
+                <w:rFonts w:ascii="IBM Plex Sans Arabic" w:hAnsi="IBM Plex Sans Arabic" w:cs="IBM Plex Sans Arabic"/>
                 <w:rtl/>
               </w:rPr>
               <w:t>29350.0</w:t>
@@ -5789,7 +7017,13 @@
         <w:tc>
           <w:tcPr>
             <w:tcW w:type="dxa" w:w="1872"/>
-            <w:shd w:val="clear" w:fill="F2F2F2"/>
+            <w:tcMar>
+              <w:top w:w="100" w:type="dxa"/>
+              <w:bottom w:w="100" w:type="dxa"/>
+              <w:left w:w="120" w:type="dxa"/>
+              <w:right w:w="120" w:type="dxa"/>
+            </w:tcMar>
+            <w:shd w:val="clear" w:fill="F2F7F3"/>
           </w:tcPr>
           <w:p>
             <w:pPr>
@@ -5798,7 +7032,7 @@
             </w:pPr>
             <w:r>
               <w:rPr>
-                <w:rFonts w:ascii="Arial" w:hAnsi="Arial" w:cs="Arial"/>
+                <w:rFonts w:ascii="IBM Plex Sans Arabic" w:hAnsi="IBM Plex Sans Arabic" w:cs="IBM Plex Sans Arabic"/>
                 <w:rtl/>
               </w:rPr>
               <w:t>World Bank</w:t>
@@ -5808,7 +7042,13 @@
         <w:tc>
           <w:tcPr>
             <w:tcW w:type="dxa" w:w="1872"/>
-            <w:shd w:val="clear" w:fill="F2F2F2"/>
+            <w:tcMar>
+              <w:top w:w="100" w:type="dxa"/>
+              <w:bottom w:w="100" w:type="dxa"/>
+              <w:left w:w="120" w:type="dxa"/>
+              <w:right w:w="120" w:type="dxa"/>
+            </w:tcMar>
+            <w:shd w:val="clear" w:fill="F2F7F3"/>
           </w:tcPr>
           <w:p>
             <w:pPr>
@@ -5817,17 +7057,23 @@
             </w:pPr>
             <w:r>
               <w:rPr>
-                <w:rFonts w:ascii="Arial" w:hAnsi="Arial" w:cs="Arial"/>
+                <w:rFonts w:ascii="IBM Plex Sans Arabic" w:hAnsi="IBM Plex Sans Arabic" w:cs="IBM Plex Sans Arabic"/>
                 <w:rtl/>
               </w:rPr>
-              <w:t>—</w:t>
+              <w:t>https://data.worldbank.org/</w:t>
             </w:r>
           </w:p>
         </w:tc>
         <w:tc>
           <w:tcPr>
             <w:tcW w:type="dxa" w:w="1872"/>
-            <w:shd w:val="clear" w:fill="F2F2F2"/>
+            <w:tcMar>
+              <w:top w:w="100" w:type="dxa"/>
+              <w:bottom w:w="100" w:type="dxa"/>
+              <w:left w:w="120" w:type="dxa"/>
+              <w:right w:w="120" w:type="dxa"/>
+            </w:tcMar>
+            <w:shd w:val="clear" w:fill="F2F7F3"/>
           </w:tcPr>
           <w:p>
             <w:pPr>
@@ -5836,7 +7082,7 @@
             </w:pPr>
             <w:r>
               <w:rPr>
-                <w:rFonts w:ascii="Arial" w:hAnsi="Arial" w:cs="Arial"/>
+                <w:rFonts w:ascii="IBM Plex Sans Arabic" w:hAnsi="IBM Plex Sans Arabic" w:cs="IBM Plex Sans Arabic"/>
                 <w:rtl/>
               </w:rPr>
               <w:t>2026-07-01</w:t>
@@ -5846,7 +7092,13 @@
         <w:tc>
           <w:tcPr>
             <w:tcW w:type="dxa" w:w="1872"/>
-            <w:shd w:val="clear" w:fill="F2F2F2"/>
+            <w:tcMar>
+              <w:top w:w="100" w:type="dxa"/>
+              <w:bottom w:w="100" w:type="dxa"/>
+              <w:left w:w="120" w:type="dxa"/>
+              <w:right w:w="120" w:type="dxa"/>
+            </w:tcMar>
+            <w:shd w:val="clear" w:fill="F2F7F3"/>
           </w:tcPr>
           <w:p>
             <w:pPr>
@@ -5855,7 +7107,7 @@
             </w:pPr>
             <w:r>
               <w:rPr>
-                <w:rFonts w:ascii="Arial" w:hAnsi="Arial" w:cs="Arial"/>
+                <w:rFonts w:ascii="IBM Plex Sans Arabic" w:hAnsi="IBM Plex Sans Arabic" w:cs="IBM Plex Sans Arabic"/>
                 <w:rtl/>
               </w:rPr>
               <w:t>✓ موثّق</w:t>
@@ -5867,6 +7119,12 @@
         <w:tc>
           <w:tcPr>
             <w:tcW w:type="dxa" w:w="1872"/>
+            <w:tcMar>
+              <w:top w:w="100" w:type="dxa"/>
+              <w:bottom w:w="100" w:type="dxa"/>
+              <w:left w:w="120" w:type="dxa"/>
+              <w:right w:w="120" w:type="dxa"/>
+            </w:tcMar>
           </w:tcPr>
           <w:p>
             <w:pPr>
@@ -5875,7 +7133,7 @@
             </w:pPr>
             <w:r>
               <w:rPr>
-                <w:rFonts w:ascii="Arial" w:hAnsi="Arial" w:cs="Arial"/>
+                <w:rFonts w:ascii="IBM Plex Sans Arabic" w:hAnsi="IBM Plex Sans Arabic" w:cs="IBM Plex Sans Arabic"/>
                 <w:rtl/>
               </w:rPr>
               <w:t>تسجيل منشأة معتمدة EU 2017/625 إلزامي</w:t>
@@ -5885,6 +7143,12 @@
         <w:tc>
           <w:tcPr>
             <w:tcW w:type="dxa" w:w="1872"/>
+            <w:tcMar>
+              <w:top w:w="100" w:type="dxa"/>
+              <w:bottom w:w="100" w:type="dxa"/>
+              <w:left w:w="120" w:type="dxa"/>
+              <w:right w:w="120" w:type="dxa"/>
+            </w:tcMar>
           </w:tcPr>
           <w:p>
             <w:pPr>
@@ -5893,7 +7157,7 @@
             </w:pPr>
             <w:r>
               <w:rPr>
-                <w:rFonts w:ascii="Arial" w:hAnsi="Arial" w:cs="Arial"/>
+                <w:rFonts w:ascii="IBM Plex Sans Arabic" w:hAnsi="IBM Plex Sans Arabic" w:cs="IBM Plex Sans Arabic"/>
                 <w:rtl/>
               </w:rPr>
               <w:t>EU 2017/625</w:t>
@@ -5903,6 +7167,12 @@
         <w:tc>
           <w:tcPr>
             <w:tcW w:type="dxa" w:w="1872"/>
+            <w:tcMar>
+              <w:top w:w="100" w:type="dxa"/>
+              <w:bottom w:w="100" w:type="dxa"/>
+              <w:left w:w="120" w:type="dxa"/>
+              <w:right w:w="120" w:type="dxa"/>
+            </w:tcMar>
           </w:tcPr>
           <w:p>
             <w:pPr>
@@ -5911,7 +7181,7 @@
             </w:pPr>
             <w:r>
               <w:rPr>
-                <w:rFonts w:ascii="Arial" w:hAnsi="Arial" w:cs="Arial"/>
+                <w:rFonts w:ascii="IBM Plex Sans Arabic" w:hAnsi="IBM Plex Sans Arabic" w:cs="IBM Plex Sans Arabic"/>
                 <w:rtl/>
               </w:rPr>
               <w:t>—</w:t>
@@ -5921,6 +7191,12 @@
         <w:tc>
           <w:tcPr>
             <w:tcW w:type="dxa" w:w="1872"/>
+            <w:tcMar>
+              <w:top w:w="100" w:type="dxa"/>
+              <w:bottom w:w="100" w:type="dxa"/>
+              <w:left w:w="120" w:type="dxa"/>
+              <w:right w:w="120" w:type="dxa"/>
+            </w:tcMar>
           </w:tcPr>
           <w:p>
             <w:pPr>
@@ -5929,7 +7205,7 @@
             </w:pPr>
             <w:r>
               <w:rPr>
-                <w:rFonts w:ascii="Arial" w:hAnsi="Arial" w:cs="Arial"/>
+                <w:rFonts w:ascii="IBM Plex Sans Arabic" w:hAnsi="IBM Plex Sans Arabic" w:cs="IBM Plex Sans Arabic"/>
                 <w:rtl/>
               </w:rPr>
               <w:t>2026-07-01</w:t>
@@ -5939,6 +7215,12 @@
         <w:tc>
           <w:tcPr>
             <w:tcW w:type="dxa" w:w="1872"/>
+            <w:tcMar>
+              <w:top w:w="100" w:type="dxa"/>
+              <w:bottom w:w="100" w:type="dxa"/>
+              <w:left w:w="120" w:type="dxa"/>
+              <w:right w:w="120" w:type="dxa"/>
+            </w:tcMar>
           </w:tcPr>
           <w:p>
             <w:pPr>
@@ -5947,7 +7229,7 @@
             </w:pPr>
             <w:r>
               <w:rPr>
-                <w:rFonts w:ascii="Arial" w:hAnsi="Arial" w:cs="Arial"/>
+                <w:rFonts w:ascii="IBM Plex Sans Arabic" w:hAnsi="IBM Plex Sans Arabic" w:cs="IBM Plex Sans Arabic"/>
                 <w:rtl/>
               </w:rPr>
               <w:t>✓ موثّق</w:t>
@@ -5959,7 +7241,13 @@
         <w:tc>
           <w:tcPr>
             <w:tcW w:type="dxa" w:w="1872"/>
-            <w:shd w:val="clear" w:fill="F2F2F2"/>
+            <w:tcMar>
+              <w:top w:w="100" w:type="dxa"/>
+              <w:bottom w:w="100" w:type="dxa"/>
+              <w:left w:w="120" w:type="dxa"/>
+              <w:right w:w="120" w:type="dxa"/>
+            </w:tcMar>
+            <w:shd w:val="clear" w:fill="F2F7F3"/>
           </w:tcPr>
           <w:p>
             <w:pPr>
@@ -5968,7 +7256,7 @@
             </w:pPr>
             <w:r>
               <w:rPr>
-                <w:rFonts w:ascii="Arial" w:hAnsi="Arial" w:cs="Arial"/>
+                <w:rFonts w:ascii="IBM Plex Sans Arabic" w:hAnsi="IBM Plex Sans Arabic" w:cs="IBM Plex Sans Arabic"/>
                 <w:rtl/>
               </w:rPr>
               <w:t>تعريفة صفرية ضمن GSP+</w:t>
@@ -5978,7 +7266,13 @@
         <w:tc>
           <w:tcPr>
             <w:tcW w:type="dxa" w:w="1872"/>
-            <w:shd w:val="clear" w:fill="F2F2F2"/>
+            <w:tcMar>
+              <w:top w:w="100" w:type="dxa"/>
+              <w:bottom w:w="100" w:type="dxa"/>
+              <w:left w:w="120" w:type="dxa"/>
+              <w:right w:w="120" w:type="dxa"/>
+            </w:tcMar>
+            <w:shd w:val="clear" w:fill="F2F7F3"/>
           </w:tcPr>
           <w:p>
             <w:pPr>
@@ -5987,7 +7281,7 @@
             </w:pPr>
             <w:r>
               <w:rPr>
-                <w:rFonts w:ascii="Arial" w:hAnsi="Arial" w:cs="Arial"/>
+                <w:rFonts w:ascii="IBM Plex Sans Arabic" w:hAnsi="IBM Plex Sans Arabic" w:cs="IBM Plex Sans Arabic"/>
                 <w:rtl/>
               </w:rPr>
               <w:t>WITS/WTO Tariff</w:t>
@@ -5997,7 +7291,13 @@
         <w:tc>
           <w:tcPr>
             <w:tcW w:type="dxa" w:w="1872"/>
-            <w:shd w:val="clear" w:fill="F2F2F2"/>
+            <w:tcMar>
+              <w:top w:w="100" w:type="dxa"/>
+              <w:bottom w:w="100" w:type="dxa"/>
+              <w:left w:w="120" w:type="dxa"/>
+              <w:right w:w="120" w:type="dxa"/>
+            </w:tcMar>
+            <w:shd w:val="clear" w:fill="F2F7F3"/>
           </w:tcPr>
           <w:p>
             <w:pPr>
@@ -6006,17 +7306,23 @@
             </w:pPr>
             <w:r>
               <w:rPr>
-                <w:rFonts w:ascii="Arial" w:hAnsi="Arial" w:cs="Arial"/>
+                <w:rFonts w:ascii="IBM Plex Sans Arabic" w:hAnsi="IBM Plex Sans Arabic" w:cs="IBM Plex Sans Arabic"/>
                 <w:rtl/>
               </w:rPr>
-              <w:t>—</w:t>
+              <w:t>https://wits.worldbank.org/</w:t>
             </w:r>
           </w:p>
         </w:tc>
         <w:tc>
           <w:tcPr>
             <w:tcW w:type="dxa" w:w="1872"/>
-            <w:shd w:val="clear" w:fill="F2F2F2"/>
+            <w:tcMar>
+              <w:top w:w="100" w:type="dxa"/>
+              <w:bottom w:w="100" w:type="dxa"/>
+              <w:left w:w="120" w:type="dxa"/>
+              <w:right w:w="120" w:type="dxa"/>
+            </w:tcMar>
+            <w:shd w:val="clear" w:fill="F2F7F3"/>
           </w:tcPr>
           <w:p>
             <w:pPr>
@@ -6025,7 +7331,7 @@
             </w:pPr>
             <w:r>
               <w:rPr>
-                <w:rFonts w:ascii="Arial" w:hAnsi="Arial" w:cs="Arial"/>
+                <w:rFonts w:ascii="IBM Plex Sans Arabic" w:hAnsi="IBM Plex Sans Arabic" w:cs="IBM Plex Sans Arabic"/>
                 <w:rtl/>
               </w:rPr>
               <w:t>2026-07-01</w:t>
@@ -6035,7 +7341,13 @@
         <w:tc>
           <w:tcPr>
             <w:tcW w:type="dxa" w:w="1872"/>
-            <w:shd w:val="clear" w:fill="F2F2F2"/>
+            <w:tcMar>
+              <w:top w:w="100" w:type="dxa"/>
+              <w:bottom w:w="100" w:type="dxa"/>
+              <w:left w:w="120" w:type="dxa"/>
+              <w:right w:w="120" w:type="dxa"/>
+            </w:tcMar>
+            <w:shd w:val="clear" w:fill="F2F7F3"/>
           </w:tcPr>
           <w:p>
             <w:pPr>
@@ -6044,7 +7356,7 @@
             </w:pPr>
             <w:r>
               <w:rPr>
-                <w:rFonts w:ascii="Arial" w:hAnsi="Arial" w:cs="Arial"/>
+                <w:rFonts w:ascii="IBM Plex Sans Arabic" w:hAnsi="IBM Plex Sans Arabic" w:cs="IBM Plex Sans Arabic"/>
                 <w:rtl/>
               </w:rPr>
               <w:t>✓ موثّق</w:t>
@@ -6056,6 +7368,12 @@
         <w:tc>
           <w:tcPr>
             <w:tcW w:type="dxa" w:w="1872"/>
+            <w:tcMar>
+              <w:top w:w="100" w:type="dxa"/>
+              <w:bottom w:w="100" w:type="dxa"/>
+              <w:left w:w="120" w:type="dxa"/>
+              <w:right w:w="120" w:type="dxa"/>
+            </w:tcMar>
           </w:tcPr>
           <w:p>
             <w:pPr>
@@ -6064,7 +7382,7 @@
             </w:pPr>
             <w:r>
               <w:rPr>
-                <w:rFonts w:ascii="Arial" w:hAnsi="Arial" w:cs="Arial"/>
+                <w:rFonts w:ascii="IBM Plex Sans Arabic" w:hAnsi="IBM Plex Sans Arabic" w:cs="IBM Plex Sans Arabic"/>
                 <w:rtl/>
               </w:rPr>
               <w:t>ميناء فالنسيا أقرب بوابة استيراد رئيسية</w:t>
@@ -6074,6 +7392,12 @@
         <w:tc>
           <w:tcPr>
             <w:tcW w:type="dxa" w:w="1872"/>
+            <w:tcMar>
+              <w:top w:w="100" w:type="dxa"/>
+              <w:bottom w:w="100" w:type="dxa"/>
+              <w:left w:w="120" w:type="dxa"/>
+              <w:right w:w="120" w:type="dxa"/>
+            </w:tcMar>
           </w:tcPr>
           <w:p>
             <w:pPr>
@@ -6082,7 +7406,7 @@
             </w:pPr>
             <w:r>
               <w:rPr>
-                <w:rFonts w:ascii="Arial" w:hAnsi="Arial" w:cs="Arial"/>
+                <w:rFonts w:ascii="IBM Plex Sans Arabic" w:hAnsi="IBM Plex Sans Arabic" w:cs="IBM Plex Sans Arabic"/>
                 <w:rtl/>
               </w:rPr>
               <w:t>مرجع الموانئ</w:t>
@@ -6092,6 +7416,12 @@
         <w:tc>
           <w:tcPr>
             <w:tcW w:type="dxa" w:w="1872"/>
+            <w:tcMar>
+              <w:top w:w="100" w:type="dxa"/>
+              <w:bottom w:w="100" w:type="dxa"/>
+              <w:left w:w="120" w:type="dxa"/>
+              <w:right w:w="120" w:type="dxa"/>
+            </w:tcMar>
           </w:tcPr>
           <w:p>
             <w:pPr>
@@ -6100,7 +7430,7 @@
             </w:pPr>
             <w:r>
               <w:rPr>
-                <w:rFonts w:ascii="Arial" w:hAnsi="Arial" w:cs="Arial"/>
+                <w:rFonts w:ascii="IBM Plex Sans Arabic" w:hAnsi="IBM Plex Sans Arabic" w:cs="IBM Plex Sans Arabic"/>
                 <w:rtl/>
               </w:rPr>
               <w:t>—</w:t>
@@ -6110,6 +7440,12 @@
         <w:tc>
           <w:tcPr>
             <w:tcW w:type="dxa" w:w="1872"/>
+            <w:tcMar>
+              <w:top w:w="100" w:type="dxa"/>
+              <w:bottom w:w="100" w:type="dxa"/>
+              <w:left w:w="120" w:type="dxa"/>
+              <w:right w:w="120" w:type="dxa"/>
+            </w:tcMar>
           </w:tcPr>
           <w:p>
             <w:pPr>
@@ -6118,7 +7454,7 @@
             </w:pPr>
             <w:r>
               <w:rPr>
-                <w:rFonts w:ascii="Arial" w:hAnsi="Arial" w:cs="Arial"/>
+                <w:rFonts w:ascii="IBM Plex Sans Arabic" w:hAnsi="IBM Plex Sans Arabic" w:cs="IBM Plex Sans Arabic"/>
                 <w:rtl/>
               </w:rPr>
               <w:t>2026-07-01</w:t>
@@ -6128,6 +7464,12 @@
         <w:tc>
           <w:tcPr>
             <w:tcW w:type="dxa" w:w="1872"/>
+            <w:tcMar>
+              <w:top w:w="100" w:type="dxa"/>
+              <w:bottom w:w="100" w:type="dxa"/>
+              <w:left w:w="120" w:type="dxa"/>
+              <w:right w:w="120" w:type="dxa"/>
+            </w:tcMar>
           </w:tcPr>
           <w:p>
             <w:pPr>
@@ -6136,7 +7478,7 @@
             </w:pPr>
             <w:r>
               <w:rPr>
-                <w:rFonts w:ascii="Arial" w:hAnsi="Arial" w:cs="Arial"/>
+                <w:rFonts w:ascii="IBM Plex Sans Arabic" w:hAnsi="IBM Plex Sans Arabic" w:cs="IBM Plex Sans Arabic"/>
                 <w:rtl/>
               </w:rPr>
               <w:t>◐ ثانوي</w:t>
@@ -6168,14 +7510,14 @@
     </w:pPr>
     <w:r>
       <w:rPr>
-        <w:rFonts w:ascii="Arial" w:hAnsi="Arial" w:cs="Arial"/>
+        <w:rFonts w:ascii="IBM Plex Sans Arabic" w:hAnsi="IBM Plex Sans Arabic" w:cs="IBM Plex Sans Arabic"/>
         <w:rtl/>
       </w:rPr>
       <w:t xml:space="preserve">سلك لذكاء الأسواق — منصة تحليل أسواق التصدير السعودية — صفحة </w:t>
     </w:r>
     <w:r>
       <w:rPr>
-        <w:rFonts w:ascii="Arial" w:hAnsi="Arial" w:cs="Arial"/>
+        <w:rFonts w:ascii="IBM Plex Sans Arabic" w:hAnsi="IBM Plex Sans Arabic" w:cs="IBM Plex Sans Arabic"/>
         <w:rtl/>
       </w:rPr>
       <w:fldChar w:fldCharType="begin"/>
@@ -6196,7 +7538,7 @@
     </w:pPr>
     <w:r>
       <w:rPr>
-        <w:rFonts w:ascii="Arial" w:hAnsi="Arial" w:cs="Arial"/>
+        <w:rFonts w:ascii="IBM Plex Sans Arabic" w:hAnsi="IBM Plex Sans Arabic" w:cs="IBM Plex Sans Arabic"/>
         <w:rtl/>
       </w:rPr>
       <w:t>سلك — تقرير بحث عميق: تمور</w:t>
@@ -6570,10 +7912,12 @@
     <w:rsid w:val="00FC693F"/>
     <w:pPr>
       <w:bidi/>
+      <w:spacing w:line="345" w:lineRule="auto" w:after="180"/>
       <w:jc w:val="start"/>
     </w:pPr>
     <w:rPr>
-      <w:rFonts w:ascii="Arial" w:hAnsi="Arial" w:cs="Arial"/>
+      <w:rFonts w:ascii="IBM Plex Sans Arabic" w:hAnsi="IBM Plex Sans Arabic" w:cs="IBM Plex Sans Arabic"/>
+      <w:sz w:val="22"/>
       <w:rtl/>
     </w:rPr>
   </w:style>
@@ -6594,7 +7938,9 @@
       <w:jc w:val="start"/>
     </w:pPr>
     <w:rPr>
-      <w:rFonts w:ascii="Arial" w:hAnsi="Arial" w:cs="Arial"/>
+      <w:rFonts w:ascii="IBM Plex Sans Arabic" w:hAnsi="IBM Plex Sans Arabic" w:cs="IBM Plex Sans Arabic"/>
+      <w:color w:val="555555"/>
+      <w:sz w:val="18"/>
       <w:rtl/>
     </w:rPr>
   </w:style>
@@ -6622,7 +7968,9 @@
       <w:jc w:val="start"/>
     </w:pPr>
     <w:rPr>
-      <w:rFonts w:ascii="Arial" w:hAnsi="Arial" w:cs="Arial"/>
+      <w:rFonts w:ascii="IBM Plex Sans Arabic" w:hAnsi="IBM Plex Sans Arabic" w:cs="IBM Plex Sans Arabic"/>
+      <w:color w:val="555555"/>
+      <w:sz w:val="18"/>
       <w:rtl/>
     </w:rPr>
   </w:style>
@@ -6650,10 +7998,10 @@
       <w:jc w:val="start"/>
     </w:pPr>
     <w:rPr>
-      <w:rFonts w:asciiTheme="majorHAnsi" w:eastAsiaTheme="majorEastAsia" w:hAnsiTheme="majorHAnsi" w:cstheme="majorBidi" w:ascii="Arial" w:hAnsi="Arial" w:cs="Arial"/>
+      <w:rFonts w:asciiTheme="majorHAnsi" w:eastAsiaTheme="majorEastAsia" w:hAnsiTheme="majorHAnsi" w:cstheme="majorBidi" w:ascii="IBM Plex Sans Arabic" w:hAnsi="IBM Plex Sans Arabic" w:cs="IBM Plex Sans Arabic"/>
       <w:b/>
       <w:bCs/>
-      <w:color w:val="365F91" w:themeColor="accent1" w:themeShade="BF"/>
+      <w:color w:val="166534"/>
       <w:sz w:val="28"/>
       <w:szCs w:val="28"/>
       <w:rtl/>
@@ -6677,10 +8025,10 @@
       <w:jc w:val="start"/>
     </w:pPr>
     <w:rPr>
-      <w:rFonts w:asciiTheme="majorHAnsi" w:eastAsiaTheme="majorEastAsia" w:hAnsiTheme="majorHAnsi" w:cstheme="majorBidi" w:ascii="Arial" w:hAnsi="Arial" w:cs="Arial"/>
+      <w:rFonts w:asciiTheme="majorHAnsi" w:eastAsiaTheme="majorEastAsia" w:hAnsiTheme="majorHAnsi" w:cstheme="majorBidi" w:ascii="IBM Plex Sans Arabic" w:hAnsi="IBM Plex Sans Arabic" w:cs="IBM Plex Sans Arabic"/>
       <w:b/>
       <w:bCs/>
-      <w:color w:val="4F81BD" w:themeColor="accent1"/>
+      <w:color w:val="166534"/>
       <w:sz w:val="26"/>
       <w:szCs w:val="26"/>
       <w:rtl/>
@@ -6704,10 +8052,11 @@
       <w:jc w:val="start"/>
     </w:pPr>
     <w:rPr>
-      <w:rFonts w:asciiTheme="majorHAnsi" w:eastAsiaTheme="majorEastAsia" w:hAnsiTheme="majorHAnsi" w:cstheme="majorBidi" w:ascii="Arial" w:hAnsi="Arial" w:cs="Arial"/>
+      <w:rFonts w:asciiTheme="majorHAnsi" w:eastAsiaTheme="majorEastAsia" w:hAnsiTheme="majorHAnsi" w:cstheme="majorBidi" w:ascii="IBM Plex Sans Arabic" w:hAnsi="IBM Plex Sans Arabic" w:cs="IBM Plex Sans Arabic"/>
       <w:b/>
       <w:bCs/>
-      <w:color w:val="4F81BD" w:themeColor="accent1"/>
+      <w:color w:val="333333"/>
+      <w:sz w:val="24"/>
       <w:rtl/>
     </w:rPr>
   </w:style>
@@ -6730,7 +8079,7 @@
       <w:jc w:val="start"/>
     </w:pPr>
     <w:rPr>
-      <w:rFonts w:asciiTheme="majorHAnsi" w:eastAsiaTheme="majorEastAsia" w:hAnsiTheme="majorHAnsi" w:cstheme="majorBidi" w:ascii="Arial" w:hAnsi="Arial" w:cs="Arial"/>
+      <w:rFonts w:asciiTheme="majorHAnsi" w:eastAsiaTheme="majorEastAsia" w:hAnsiTheme="majorHAnsi" w:cstheme="majorBidi" w:ascii="IBM Plex Sans Arabic" w:hAnsi="IBM Plex Sans Arabic" w:cs="IBM Plex Sans Arabic"/>
       <w:b/>
       <w:bCs/>
       <w:i/>
@@ -6758,7 +8107,7 @@
       <w:jc w:val="start"/>
     </w:pPr>
     <w:rPr>
-      <w:rFonts w:asciiTheme="majorHAnsi" w:eastAsiaTheme="majorEastAsia" w:hAnsiTheme="majorHAnsi" w:cstheme="majorBidi" w:ascii="Arial" w:hAnsi="Arial" w:cs="Arial"/>
+      <w:rFonts w:asciiTheme="majorHAnsi" w:eastAsiaTheme="majorEastAsia" w:hAnsiTheme="majorHAnsi" w:cstheme="majorBidi" w:ascii="IBM Plex Sans Arabic" w:hAnsi="IBM Plex Sans Arabic" w:cs="IBM Plex Sans Arabic"/>
       <w:color w:val="243F60" w:themeColor="accent1" w:themeShade="7F"/>
       <w:rtl/>
     </w:rPr>
@@ -6782,7 +8131,7 @@
       <w:jc w:val="start"/>
     </w:pPr>
     <w:rPr>
-      <w:rFonts w:asciiTheme="majorHAnsi" w:eastAsiaTheme="majorEastAsia" w:hAnsiTheme="majorHAnsi" w:cstheme="majorBidi" w:ascii="Arial" w:hAnsi="Arial" w:cs="Arial"/>
+      <w:rFonts w:asciiTheme="majorHAnsi" w:eastAsiaTheme="majorEastAsia" w:hAnsiTheme="majorHAnsi" w:cstheme="majorBidi" w:ascii="IBM Plex Sans Arabic" w:hAnsi="IBM Plex Sans Arabic" w:cs="IBM Plex Sans Arabic"/>
       <w:i/>
       <w:iCs/>
       <w:color w:val="243F60" w:themeColor="accent1" w:themeShade="7F"/>
@@ -6808,7 +8157,7 @@
       <w:jc w:val="start"/>
     </w:pPr>
     <w:rPr>
-      <w:rFonts w:asciiTheme="majorHAnsi" w:eastAsiaTheme="majorEastAsia" w:hAnsiTheme="majorHAnsi" w:cstheme="majorBidi" w:ascii="Arial" w:hAnsi="Arial" w:cs="Arial"/>
+      <w:rFonts w:asciiTheme="majorHAnsi" w:eastAsiaTheme="majorEastAsia" w:hAnsiTheme="majorHAnsi" w:cstheme="majorBidi" w:ascii="IBM Plex Sans Arabic" w:hAnsi="IBM Plex Sans Arabic" w:cs="IBM Plex Sans Arabic"/>
       <w:i/>
       <w:iCs/>
       <w:color w:val="404040" w:themeColor="text1" w:themeTint="BF"/>
@@ -6834,7 +8183,7 @@
       <w:jc w:val="start"/>
     </w:pPr>
     <w:rPr>
-      <w:rFonts w:asciiTheme="majorHAnsi" w:eastAsiaTheme="majorEastAsia" w:hAnsiTheme="majorHAnsi" w:cstheme="majorBidi" w:ascii="Arial" w:hAnsi="Arial" w:cs="Arial"/>
+      <w:rFonts w:asciiTheme="majorHAnsi" w:eastAsiaTheme="majorEastAsia" w:hAnsiTheme="majorHAnsi" w:cstheme="majorBidi" w:ascii="IBM Plex Sans Arabic" w:hAnsi="IBM Plex Sans Arabic" w:cs="IBM Plex Sans Arabic"/>
       <w:color w:val="4F81BD" w:themeColor="accent1"/>
       <w:sz w:val="20"/>
       <w:szCs w:val="20"/>
@@ -6860,7 +8209,7 @@
       <w:jc w:val="start"/>
     </w:pPr>
     <w:rPr>
-      <w:rFonts w:asciiTheme="majorHAnsi" w:eastAsiaTheme="majorEastAsia" w:hAnsiTheme="majorHAnsi" w:cstheme="majorBidi" w:ascii="Arial" w:hAnsi="Arial" w:cs="Arial"/>
+      <w:rFonts w:asciiTheme="majorHAnsi" w:eastAsiaTheme="majorEastAsia" w:hAnsiTheme="majorHAnsi" w:cstheme="majorBidi" w:ascii="IBM Plex Sans Arabic" w:hAnsi="IBM Plex Sans Arabic" w:cs="IBM Plex Sans Arabic"/>
       <w:i/>
       <w:iCs/>
       <w:color w:val="404040" w:themeColor="text1" w:themeTint="BF"/>
@@ -6907,7 +8256,7 @@
       <w:jc w:val="start"/>
     </w:pPr>
     <w:rPr>
-      <w:rFonts w:ascii="Arial" w:hAnsi="Arial" w:cs="Arial"/>
+      <w:rFonts w:ascii="IBM Plex Sans Arabic" w:hAnsi="IBM Plex Sans Arabic" w:cs="IBM Plex Sans Arabic"/>
       <w:rtl/>
     </w:rPr>
   </w:style>
@@ -6972,11 +8321,12 @@
       <w:jc w:val="start"/>
     </w:pPr>
     <w:rPr>
-      <w:rFonts w:asciiTheme="majorHAnsi" w:eastAsiaTheme="majorEastAsia" w:hAnsiTheme="majorHAnsi" w:cstheme="majorBidi" w:ascii="Arial" w:hAnsi="Arial" w:cs="Arial"/>
-      <w:color w:val="17365D" w:themeColor="text2" w:themeShade="BF"/>
+      <w:rFonts w:asciiTheme="majorHAnsi" w:eastAsiaTheme="majorEastAsia" w:hAnsiTheme="majorHAnsi" w:cstheme="majorBidi" w:ascii="IBM Plex Sans Arabic" w:hAnsi="IBM Plex Sans Arabic" w:cs="IBM Plex Sans Arabic"/>
+      <w:b/>
+      <w:color w:val="166534"/>
       <w:spacing w:val="5"/>
       <w:kern w:val="28"/>
-      <w:sz w:val="52"/>
+      <w:sz w:val="36"/>
       <w:szCs w:val="52"/>
       <w:rtl/>
     </w:rPr>
@@ -7012,7 +8362,7 @@
       <w:jc w:val="start"/>
     </w:pPr>
     <w:rPr>
-      <w:rFonts w:asciiTheme="majorHAnsi" w:eastAsiaTheme="majorEastAsia" w:hAnsiTheme="majorHAnsi" w:cstheme="majorBidi" w:ascii="Arial" w:hAnsi="Arial" w:cs="Arial"/>
+      <w:rFonts w:asciiTheme="majorHAnsi" w:eastAsiaTheme="majorEastAsia" w:hAnsiTheme="majorHAnsi" w:cstheme="majorBidi" w:ascii="IBM Plex Sans Arabic" w:hAnsi="IBM Plex Sans Arabic" w:cs="IBM Plex Sans Arabic"/>
       <w:i/>
       <w:iCs/>
       <w:color w:val="4F81BD" w:themeColor="accent1"/>
@@ -7051,7 +8401,7 @@
       <w:jc w:val="start"/>
     </w:pPr>
     <w:rPr>
-      <w:rFonts w:ascii="Arial" w:hAnsi="Arial" w:cs="Arial"/>
+      <w:rFonts w:ascii="IBM Plex Sans Arabic" w:hAnsi="IBM Plex Sans Arabic" w:cs="IBM Plex Sans Arabic"/>
       <w:rtl/>
     </w:rPr>
   </w:style>
@@ -7068,7 +8418,7 @@
       <w:jc w:val="start"/>
     </w:pPr>
     <w:rPr>
-      <w:rFonts w:ascii="Arial" w:hAnsi="Arial" w:cs="Arial"/>
+      <w:rFonts w:ascii="IBM Plex Sans Arabic" w:hAnsi="IBM Plex Sans Arabic" w:cs="IBM Plex Sans Arabic"/>
       <w:rtl/>
     </w:rPr>
   </w:style>
@@ -7092,7 +8442,7 @@
       <w:jc w:val="start"/>
     </w:pPr>
     <w:rPr>
-      <w:rFonts w:ascii="Arial" w:hAnsi="Arial" w:cs="Arial"/>
+      <w:rFonts w:ascii="IBM Plex Sans Arabic" w:hAnsi="IBM Plex Sans Arabic" w:cs="IBM Plex Sans Arabic"/>
       <w:rtl/>
     </w:rPr>
   </w:style>
@@ -7116,7 +8466,7 @@
       <w:jc w:val="start"/>
     </w:pPr>
     <w:rPr>
-      <w:rFonts w:ascii="Arial" w:hAnsi="Arial" w:cs="Arial"/>
+      <w:rFonts w:ascii="IBM Plex Sans Arabic" w:hAnsi="IBM Plex Sans Arabic" w:cs="IBM Plex Sans Arabic"/>
       <w:sz w:val="16"/>
       <w:szCs w:val="16"/>
       <w:rtl/>
@@ -7146,7 +8496,7 @@
       <w:jc w:val="start"/>
     </w:pPr>
     <w:rPr>
-      <w:rFonts w:ascii="Arial" w:hAnsi="Arial" w:cs="Arial"/>
+      <w:rFonts w:ascii="IBM Plex Sans Arabic" w:hAnsi="IBM Plex Sans Arabic" w:cs="IBM Plex Sans Arabic"/>
       <w:rtl/>
     </w:rPr>
   </w:style>
@@ -7163,7 +8513,7 @@
       <w:jc w:val="start"/>
     </w:pPr>
     <w:rPr>
-      <w:rFonts w:ascii="Arial" w:hAnsi="Arial" w:cs="Arial"/>
+      <w:rFonts w:ascii="IBM Plex Sans Arabic" w:hAnsi="IBM Plex Sans Arabic" w:cs="IBM Plex Sans Arabic"/>
       <w:rtl/>
     </w:rPr>
   </w:style>
@@ -7180,7 +8530,7 @@
       <w:jc w:val="start"/>
     </w:pPr>
     <w:rPr>
-      <w:rFonts w:ascii="Arial" w:hAnsi="Arial" w:cs="Arial"/>
+      <w:rFonts w:ascii="IBM Plex Sans Arabic" w:hAnsi="IBM Plex Sans Arabic" w:cs="IBM Plex Sans Arabic"/>
       <w:rtl/>
     </w:rPr>
   </w:style>
@@ -7199,7 +8549,7 @@
       <w:jc w:val="start"/>
     </w:pPr>
     <w:rPr>
-      <w:rFonts w:ascii="Arial" w:hAnsi="Arial" w:cs="Arial"/>
+      <w:rFonts w:ascii="IBM Plex Sans Arabic" w:hAnsi="IBM Plex Sans Arabic" w:cs="IBM Plex Sans Arabic"/>
       <w:rtl/>
     </w:rPr>
   </w:style>
@@ -7218,7 +8568,7 @@
       <w:jc w:val="start"/>
     </w:pPr>
     <w:rPr>
-      <w:rFonts w:ascii="Arial" w:hAnsi="Arial" w:cs="Arial"/>
+      <w:rFonts w:ascii="IBM Plex Sans Arabic" w:hAnsi="IBM Plex Sans Arabic" w:cs="IBM Plex Sans Arabic"/>
       <w:rtl/>
     </w:rPr>
   </w:style>
@@ -7237,7 +8587,7 @@
       <w:jc w:val="start"/>
     </w:pPr>
     <w:rPr>
-      <w:rFonts w:ascii="Arial" w:hAnsi="Arial" w:cs="Arial"/>
+      <w:rFonts w:ascii="IBM Plex Sans Arabic" w:hAnsi="IBM Plex Sans Arabic" w:cs="IBM Plex Sans Arabic"/>
       <w:rtl/>
     </w:rPr>
   </w:style>
@@ -7256,7 +8606,7 @@
       <w:jc w:val="start"/>
     </w:pPr>
     <w:rPr>
-      <w:rFonts w:ascii="Arial" w:hAnsi="Arial" w:cs="Arial"/>
+      <w:rFonts w:ascii="IBM Plex Sans Arabic" w:hAnsi="IBM Plex Sans Arabic" w:cs="IBM Plex Sans Arabic"/>
       <w:rtl/>
     </w:rPr>
   </w:style>
@@ -7275,7 +8625,7 @@
       <w:jc w:val="start"/>
     </w:pPr>
     <w:rPr>
-      <w:rFonts w:ascii="Arial" w:hAnsi="Arial" w:cs="Arial"/>
+      <w:rFonts w:ascii="IBM Plex Sans Arabic" w:hAnsi="IBM Plex Sans Arabic" w:cs="IBM Plex Sans Arabic"/>
       <w:rtl/>
     </w:rPr>
   </w:style>
@@ -7294,7 +8644,7 @@
       <w:jc w:val="start"/>
     </w:pPr>
     <w:rPr>
-      <w:rFonts w:ascii="Arial" w:hAnsi="Arial" w:cs="Arial"/>
+      <w:rFonts w:ascii="IBM Plex Sans Arabic" w:hAnsi="IBM Plex Sans Arabic" w:cs="IBM Plex Sans Arabic"/>
       <w:rtl/>
     </w:rPr>
   </w:style>
@@ -7312,7 +8662,7 @@
       <w:jc w:val="start"/>
     </w:pPr>
     <w:rPr>
-      <w:rFonts w:ascii="Arial" w:hAnsi="Arial" w:cs="Arial"/>
+      <w:rFonts w:ascii="IBM Plex Sans Arabic" w:hAnsi="IBM Plex Sans Arabic" w:cs="IBM Plex Sans Arabic"/>
       <w:rtl/>
     </w:rPr>
   </w:style>
@@ -7330,7 +8680,7 @@
       <w:jc w:val="start"/>
     </w:pPr>
     <w:rPr>
-      <w:rFonts w:ascii="Arial" w:hAnsi="Arial" w:cs="Arial"/>
+      <w:rFonts w:ascii="IBM Plex Sans Arabic" w:hAnsi="IBM Plex Sans Arabic" w:cs="IBM Plex Sans Arabic"/>
       <w:rtl/>
     </w:rPr>
   </w:style>
@@ -7348,7 +8698,7 @@
       <w:jc w:val="start"/>
     </w:pPr>
     <w:rPr>
-      <w:rFonts w:ascii="Arial" w:hAnsi="Arial" w:cs="Arial"/>
+      <w:rFonts w:ascii="IBM Plex Sans Arabic" w:hAnsi="IBM Plex Sans Arabic" w:cs="IBM Plex Sans Arabic"/>
       <w:rtl/>
     </w:rPr>
   </w:style>
@@ -7372,7 +8722,7 @@
       <w:jc w:val="start"/>
     </w:pPr>
     <w:rPr>
-      <w:rFonts w:ascii="Arial" w:hAnsi="Arial" w:cs="Arial"/>
+      <w:rFonts w:ascii="IBM Plex Sans Arabic" w:hAnsi="IBM Plex Sans Arabic" w:cs="IBM Plex Sans Arabic"/>
       <w:sz w:val="20"/>
       <w:szCs w:val="20"/>
       <w:rtl/>
@@ -7403,7 +8753,7 @@
       <w:jc w:val="start"/>
     </w:pPr>
     <w:rPr>
-      <w:rFonts w:ascii="Arial" w:hAnsi="Arial" w:cs="Arial"/>
+      <w:rFonts w:ascii="IBM Plex Sans Arabic" w:hAnsi="IBM Plex Sans Arabic" w:cs="IBM Plex Sans Arabic"/>
       <w:i/>
       <w:iCs/>
       <w:color w:val="000000" w:themeColor="text1"/>
@@ -7523,7 +8873,7 @@
       <w:jc w:val="start"/>
     </w:pPr>
     <w:rPr>
-      <w:rFonts w:ascii="Arial" w:hAnsi="Arial" w:cs="Arial"/>
+      <w:rFonts w:ascii="IBM Plex Sans Arabic" w:hAnsi="IBM Plex Sans Arabic" w:cs="IBM Plex Sans Arabic"/>
       <w:b/>
       <w:bCs/>
       <w:color w:val="4F81BD" w:themeColor="accent1"/>
@@ -7572,7 +8922,7 @@
       <w:jc w:val="start"/>
     </w:pPr>
     <w:rPr>
-      <w:rFonts w:ascii="Arial" w:hAnsi="Arial" w:cs="Arial"/>
+      <w:rFonts w:ascii="IBM Plex Sans Arabic" w:hAnsi="IBM Plex Sans Arabic" w:cs="IBM Plex Sans Arabic"/>
       <w:b/>
       <w:bCs/>
       <w:i/>
@@ -7676,7 +9026,7 @@
       <w:jc w:val="start"/>
     </w:pPr>
     <w:rPr>
-      <w:rFonts w:ascii="Arial" w:hAnsi="Arial" w:cs="Arial"/>
+      <w:rFonts w:ascii="IBM Plex Sans Arabic" w:hAnsi="IBM Plex Sans Arabic" w:cs="IBM Plex Sans Arabic"/>
       <w:rtl/>
     </w:rPr>
   </w:style>

--- a/samples/research_report_latest.docx
+++ b/samples/research_report_latest.docx
@@ -403,7 +403,7 @@
                 <w:rFonts w:ascii="IBM Plex Sans Arabic" w:hAnsi="IBM Plex Sans Arabic" w:cs="IBM Plex Sans Arabic"/>
                 <w:rtl/>
               </w:rPr>
-              <w:t>2026-07-19</w:t>
+              <w:t>2026-07-20</w:t>
             </w:r>
           </w:p>
         </w:tc>

--- a/samples/research_report_latest.docx
+++ b/samples/research_report_latest.docx
@@ -4923,6 +4923,34 @@
     </w:p>
     <w:p>
       <w:pPr>
+        <w:pStyle w:val="Heading2"/>
+        <w:bidi/>
+        <w:jc w:val="start"/>
+      </w:pPr>
+      <w:r>
+        <w:rPr>
+          <w:rFonts w:ascii="IBM Plex Sans Arabic" w:hAnsi="IBM Plex Sans Arabic" w:cs="IBM Plex Sans Arabic"/>
+          <w:rtl/>
+        </w:rPr>
+        <w:t>شرطا قلب الحكم</w:t>
+      </w:r>
+    </w:p>
+    <w:p>
+      <w:pPr>
+        <w:pStyle w:val="ListBullet"/>
+        <w:bidi/>
+        <w:jc w:val="start"/>
+      </w:pPr>
+      <w:r>
+        <w:rPr>
+          <w:rFonts w:ascii="IBM Plex Sans Arabic" w:hAnsi="IBM Plex Sans Arabic" w:cs="IBM Plex Sans Arabic"/>
+          <w:rtl/>
+        </w:rPr>
+        <w:t>التعاقد مع موزّع محلي مؤكَّد بالاسم في إسبانيا — ✓ محقَّق؛ يُغلَق عبر: خدمة تحقّق جهات الاتصال المدفوعة ثم عقد موزّع</w:t>
+      </w:r>
+    </w:p>
+    <w:p>
+      <w:pPr>
         <w:pStyle w:val="IntenseQuote"/>
         <w:bidi/>
         <w:jc w:val="start"/>

--- a/samples/research_report_latest.docx
+++ b/samples/research_report_latest.docx
@@ -403,7 +403,7 @@
                 <w:rFonts w:ascii="IBM Plex Sans Arabic" w:hAnsi="IBM Plex Sans Arabic" w:cs="IBM Plex Sans Arabic"/>
                 <w:rtl/>
               </w:rPr>
-              <w:t>2026-07-19</w:t>
+              <w:t>2026-07-20</w:t>
             </w:r>
           </w:p>
         </w:tc>
@@ -4923,6 +4923,34 @@
     </w:p>
     <w:p>
       <w:pPr>
+        <w:pStyle w:val="Heading2"/>
+        <w:bidi/>
+        <w:jc w:val="start"/>
+      </w:pPr>
+      <w:r>
+        <w:rPr>
+          <w:rFonts w:ascii="IBM Plex Sans Arabic" w:hAnsi="IBM Plex Sans Arabic" w:cs="IBM Plex Sans Arabic"/>
+          <w:rtl/>
+        </w:rPr>
+        <w:t>شرطا قلب الحكم</w:t>
+      </w:r>
+    </w:p>
+    <w:p>
+      <w:pPr>
+        <w:pStyle w:val="ListBullet"/>
+        <w:bidi/>
+        <w:jc w:val="start"/>
+      </w:pPr>
+      <w:r>
+        <w:rPr>
+          <w:rFonts w:ascii="IBM Plex Sans Arabic" w:hAnsi="IBM Plex Sans Arabic" w:cs="IBM Plex Sans Arabic"/>
+          <w:rtl/>
+        </w:rPr>
+        <w:t>التعاقد مع موزّع محلي مؤكَّد بالاسم في إسبانيا — ✓ محقَّق؛ يُغلَق عبر: خدمة تحقّق جهات الاتصال المدفوعة ثم عقد موزّع</w:t>
+      </w:r>
+    </w:p>
+    <w:p>
+      <w:pPr>
         <w:pStyle w:val="IntenseQuote"/>
         <w:bidi/>
         <w:jc w:val="start"/>

--- a/samples/research_report_latest.docx
+++ b/samples/research_report_latest.docx
@@ -71,11 +71,11 @@
           <w:b/>
           <w:color w:val="000000"/>
           <w:sz w:val="32"/>
-          <w:highlight w:val="yellow"/>
+          <w:highlight w:val="darkCyan"/>
           <w:rtl/>
           <w:szCs w:val="32"/>
         </w:rPr>
-        <w:t xml:space="preserve">  مراقبة السوق  </w:t>
+        <w:t xml:space="preserve">  دخول مشروط  </w:t>
       </w:r>
     </w:p>
     <w:tbl>
@@ -403,7 +403,7 @@
                 <w:rFonts w:ascii="IBM Plex Sans Arabic" w:hAnsi="IBM Plex Sans Arabic" w:cs="IBM Plex Sans Arabic"/>
                 <w:rtl/>
               </w:rPr>
-              <w:t>2026-07-20</w:t>
+              <w:t>2026-07-22</w:t>
             </w:r>
           </w:p>
         </w:tc>
@@ -512,7 +512,7 @@
           <w:rFonts w:ascii="IBM Plex Sans Arabic" w:hAnsi="IBM Plex Sans Arabic" w:cs="IBM Plex Sans Arabic"/>
           <w:rtl/>
         </w:rPr>
-        <w:t>الحكم: مراقبة السوق</w:t>
+        <w:t>الحكم: دخول مشروط</w:t>
       </w:r>
     </w:p>
     <w:p>
@@ -565,7 +565,7 @@
           <w:rFonts w:ascii="IBM Plex Sans Arabic" w:hAnsi="IBM Plex Sans Arabic" w:cs="IBM Plex Sans Arabic"/>
           <w:rtl/>
         </w:rPr>
-        <w:t>السوق: إسبانيا (ESP) — الحكم: مراقبة السوق</w:t>
+        <w:t>السوق: إسبانيا (ESP) — الحكم: دخول مشروط</w:t>
       </w:r>
     </w:p>
     <w:p>

--- a/samples/research_report_latest.docx
+++ b/samples/research_report_latest.docx
@@ -1645,7 +1645,7 @@
           <w:rFonts w:ascii="IBM Plex Sans Arabic" w:hAnsi="IBM Plex Sans Arabic" w:cs="IBM Plex Sans Arabic"/>
           <w:rtl/>
         </w:rPr>
-        <w:t>التوصية بالدخول لثلاثة أسباب متضافرة: أولاً الشريحة المسلمة في إسبانيا نحو</w:t>
+        <w:t>التوصية دخول مشروط لثلاثة أسباب متضافرة: أولاً الشريحة المسلمة في إسبانيا نحو</w:t>
       </w:r>
     </w:p>
     <w:p>

--- a/samples/research_report_latest.docx
+++ b/samples/research_report_latest.docx
@@ -71,11 +71,11 @@
           <w:b/>
           <w:color w:val="000000"/>
           <w:sz w:val="32"/>
-          <w:highlight w:val="yellow"/>
+          <w:highlight w:val="darkCyan"/>
           <w:rtl/>
           <w:szCs w:val="32"/>
         </w:rPr>
-        <w:t xml:space="preserve">  مراقبة السوق  </w:t>
+        <w:t xml:space="preserve">  دخول مشروط  </w:t>
       </w:r>
     </w:p>
     <w:tbl>
@@ -403,7 +403,7 @@
                 <w:rFonts w:ascii="IBM Plex Sans Arabic" w:hAnsi="IBM Plex Sans Arabic" w:cs="IBM Plex Sans Arabic"/>
                 <w:rtl/>
               </w:rPr>
-              <w:t>2026-07-20</w:t>
+              <w:t>2026-07-22</w:t>
             </w:r>
           </w:p>
         </w:tc>
@@ -512,7 +512,7 @@
           <w:rFonts w:ascii="IBM Plex Sans Arabic" w:hAnsi="IBM Plex Sans Arabic" w:cs="IBM Plex Sans Arabic"/>
           <w:rtl/>
         </w:rPr>
-        <w:t>الحكم: مراقبة السوق</w:t>
+        <w:t>الحكم: دخول مشروط</w:t>
       </w:r>
     </w:p>
     <w:p>
@@ -565,7 +565,7 @@
           <w:rFonts w:ascii="IBM Plex Sans Arabic" w:hAnsi="IBM Plex Sans Arabic" w:cs="IBM Plex Sans Arabic"/>
           <w:rtl/>
         </w:rPr>
-        <w:t>السوق: إسبانيا (ESP) — الحكم: مراقبة السوق</w:t>
+        <w:t>السوق: إسبانيا (ESP) — الحكم: دخول مشروط</w:t>
       </w:r>
     </w:p>
     <w:p>
@@ -1645,7 +1645,7 @@
           <w:rFonts w:ascii="IBM Plex Sans Arabic" w:hAnsi="IBM Plex Sans Arabic" w:cs="IBM Plex Sans Arabic"/>
           <w:rtl/>
         </w:rPr>
-        <w:t>التوصية بالدخول لثلاثة أسباب متضافرة: أولاً الشريحة المسلمة في إسبانيا نحو</w:t>
+        <w:t>التوصية دخول مشروط لثلاثة أسباب متضافرة: أولاً الشريحة المسلمة في إسبانيا نحو</w:t>
       </w:r>
     </w:p>
     <w:p>

--- a/samples/research_report_latest.docx
+++ b/samples/research_report_latest.docx
@@ -1671,7 +1671,7 @@
           <w:rFonts w:ascii="IBM Plex Sans Arabic" w:hAnsi="IBM Plex Sans Arabic" w:cs="IBM Plex Sans Arabic"/>
           <w:rtl/>
         </w:rPr>
-        <w:t>مورّدين مجزَّأ (HHI (مؤشر يقيس تركّز/احتكار السوق: فوق 2500 يعني سيطرة لاعب واحد)≈2350، لا مورّد مهيمناً) يفتح مجالاً حقيقياً لمورّد</w:t>
+        <w:t>مورّدين مجزَّأ (HHI (مؤشر يقيس تركّز السوق بين المورّدين: فوق 2500 تركّز مرتفع)≈2350، لا مورّد مهيمناً) يفتح مجالاً حقيقياً لمورّد</w:t>
       </w:r>
     </w:p>
     <w:p>
@@ -1792,6 +1792,36 @@
           <w:rtl/>
         </w:rPr>
         <w:t>حدود المنهجية وجودة البيانات</w:t>
+      </w:r>
+    </w:p>
+    <w:p>
+      <w:pPr>
+        <w:pStyle w:val="ListBullet"/>
+        <w:bidi/>
+        <w:jc w:val="start"/>
+      </w:pPr>
+      <w:r>
+        <w:rPr>
+          <w:rFonts w:ascii="IBM Plex Sans Arabic" w:hAnsi="IBM Plex Sans Arabic" w:cs="IBM Plex Sans Arabic"/>
+          <w:rtl/>
+        </w:rPr>
+        <w:t>اسمان متقاربان على الأرجح لنفس الكيان بترتيب كلمات مختلف: «World</w:t>
+        <w:br/>
+        <w:t>Bank» و«World Bank» — وحِّدهما في سجلّ كيانات واحد لكل تقرير</w:t>
+      </w:r>
+    </w:p>
+    <w:p>
+      <w:pPr>
+        <w:pStyle w:val="ListBullet"/>
+        <w:bidi/>
+        <w:jc w:val="start"/>
+      </w:pPr>
+      <w:r>
+        <w:rPr>
+          <w:rFonts w:ascii="IBM Plex Sans Arabic" w:hAnsi="IBM Plex Sans Arabic" w:cs="IBM Plex Sans Arabic"/>
+          <w:rtl/>
+        </w:rPr>
+        <w:t>الحكم القانوني الحالي «دخول مشروط» لكن المتن يذكر تسمية درجة أعلى «التوصية بالدخول» — صف الترقية كشرطٍ مستقبلي («يتحول إلى X إذا تحقق كذا») لا حكماً حالياً</w:t>
       </w:r>
     </w:p>
     <w:p>
@@ -3850,7 +3880,7 @@
           <w:rFonts w:ascii="IBM Plex Sans Arabic" w:hAnsi="IBM Plex Sans Arabic" w:cs="IBM Plex Sans Arabic"/>
           <w:rtl/>
         </w:rPr>
-        <w:t>HHI: مؤشر يقيس تركّز/احتكار السوق: فوق 2500 يعني سيطرة لاعب واحد</w:t>
+        <w:t>HHI: مؤشر يقيس تركّز السوق بين المورّدين: فوق 2500 تركّز مرتفع</w:t>
       </w:r>
     </w:p>
     <w:p>
@@ -4947,20 +4977,6 @@
           <w:rtl/>
         </w:rPr>
         <w:t>التعاقد مع موزّع محلي مؤكَّد بالاسم في إسبانيا — ✓ محقَّق؛ يُغلَق عبر: خدمة تحقّق جهات الاتصال المدفوعة ثم عقد موزّع</w:t>
-      </w:r>
-    </w:p>
-    <w:p>
-      <w:pPr>
-        <w:pStyle w:val="IntenseQuote"/>
-        <w:bidi/>
-        <w:jc w:val="start"/>
-      </w:pPr>
-      <w:r>
-        <w:rPr>
-          <w:rFonts w:ascii="IBM Plex Sans Arabic" w:hAnsi="IBM Plex Sans Arabic" w:cs="IBM Plex Sans Arabic"/>
-          <w:rtl/>
-        </w:rPr>
-        <w:t>فعّل خدمة التعميق المدفوعة للتحقق من المستوردين وجهات الاتصال قبل الالتزام</w:t>
       </w:r>
     </w:p>
     <w:p>
@@ -6168,7 +6184,7 @@
                 <w:rFonts w:ascii="IBM Plex Sans Arabic" w:hAnsi="IBM Plex Sans Arabic" w:cs="IBM Plex Sans Arabic"/>
                 <w:rtl/>
               </w:rPr>
-              <w:t>بند تقني غير قابل للعرض المباشر — التفاصيل في أثر التتبّع.</w:t>
+              <w:t>لا أخبار مخاطر جوهرية خلال 12 شهراً</w:t>
             </w:r>
           </w:p>
         </w:tc>
@@ -6192,7 +6208,7 @@
                 <w:rFonts w:ascii="IBM Plex Sans Arabic" w:hAnsi="IBM Plex Sans Arabic" w:cs="IBM Plex Sans Arabic"/>
                 <w:rtl/>
               </w:rPr>
-              <w:t>UN Comtrade</w:t>
+              <w:t>GDELT</w:t>
             </w:r>
           </w:p>
         </w:tc>
@@ -6216,7 +6232,7 @@
                 <w:rFonts w:ascii="IBM Plex Sans Arabic" w:hAnsi="IBM Plex Sans Arabic" w:cs="IBM Plex Sans Arabic"/>
                 <w:rtl/>
               </w:rPr>
-              <w:t>https://comtradeplus.un.org/</w:t>
+              <w:t>https://www.gdeltproject.org/</w:t>
             </w:r>
           </w:p>
         </w:tc>
@@ -6264,7 +6280,7 @@
                 <w:rFonts w:ascii="IBM Plex Sans Arabic" w:hAnsi="IBM Plex Sans Arabic" w:cs="IBM Plex Sans Arabic"/>
                 <w:rtl/>
               </w:rPr>
-              <w:t>✓ موثّق</w:t>
+              <w:t>◐ ثانوي</w:t>
             </w:r>
           </w:p>
         </w:tc>
@@ -6291,505 +6307,7 @@
                 <w:rFonts w:ascii="IBM Plex Sans Arabic" w:hAnsi="IBM Plex Sans Arabic" w:cs="IBM Plex Sans Arabic"/>
                 <w:rtl/>
               </w:rPr>
-              <w:t>بند تقني غير قابل للعرض المباشر — التفاصيل في أثر التتبّع.</w:t>
-            </w:r>
-          </w:p>
-        </w:tc>
-        <w:tc>
-          <w:tcPr>
-            <w:tcW w:type="dxa" w:w="1872"/>
-            <w:tcMar>
-              <w:top w:w="100" w:type="dxa"/>
-              <w:bottom w:w="100" w:type="dxa"/>
-              <w:left w:w="120" w:type="dxa"/>
-              <w:right w:w="120" w:type="dxa"/>
-            </w:tcMar>
-            <w:shd w:val="clear" w:fill="F2F7F3"/>
-          </w:tcPr>
-          <w:p>
-            <w:pPr>
-              <w:bidi/>
-              <w:jc w:val="start"/>
-            </w:pPr>
-            <w:r>
-              <w:rPr>
-                <w:rFonts w:ascii="IBM Plex Sans Arabic" w:hAnsi="IBM Plex Sans Arabic" w:cs="IBM Plex Sans Arabic"/>
-                <w:rtl/>
-              </w:rPr>
-              <w:t>UN Comtrade</w:t>
-            </w:r>
-          </w:p>
-        </w:tc>
-        <w:tc>
-          <w:tcPr>
-            <w:tcW w:type="dxa" w:w="1872"/>
-            <w:tcMar>
-              <w:top w:w="100" w:type="dxa"/>
-              <w:bottom w:w="100" w:type="dxa"/>
-              <w:left w:w="120" w:type="dxa"/>
-              <w:right w:w="120" w:type="dxa"/>
-            </w:tcMar>
-            <w:shd w:val="clear" w:fill="F2F7F3"/>
-          </w:tcPr>
-          <w:p>
-            <w:pPr>
-              <w:bidi/>
-              <w:jc w:val="start"/>
-            </w:pPr>
-            <w:r>
-              <w:rPr>
-                <w:rFonts w:ascii="IBM Plex Sans Arabic" w:hAnsi="IBM Plex Sans Arabic" w:cs="IBM Plex Sans Arabic"/>
-                <w:rtl/>
-              </w:rPr>
-              <w:t>https://comtradeplus.un.org/</w:t>
-            </w:r>
-          </w:p>
-        </w:tc>
-        <w:tc>
-          <w:tcPr>
-            <w:tcW w:type="dxa" w:w="1872"/>
-            <w:tcMar>
-              <w:top w:w="100" w:type="dxa"/>
-              <w:bottom w:w="100" w:type="dxa"/>
-              <w:left w:w="120" w:type="dxa"/>
-              <w:right w:w="120" w:type="dxa"/>
-            </w:tcMar>
-            <w:shd w:val="clear" w:fill="F2F7F3"/>
-          </w:tcPr>
-          <w:p>
-            <w:pPr>
-              <w:bidi/>
-              <w:jc w:val="start"/>
-            </w:pPr>
-            <w:r>
-              <w:rPr>
-                <w:rFonts w:ascii="IBM Plex Sans Arabic" w:hAnsi="IBM Plex Sans Arabic" w:cs="IBM Plex Sans Arabic"/>
-                <w:rtl/>
-              </w:rPr>
-              <w:t>2026-07-01</w:t>
-            </w:r>
-          </w:p>
-        </w:tc>
-        <w:tc>
-          <w:tcPr>
-            <w:tcW w:type="dxa" w:w="1872"/>
-            <w:tcMar>
-              <w:top w:w="100" w:type="dxa"/>
-              <w:bottom w:w="100" w:type="dxa"/>
-              <w:left w:w="120" w:type="dxa"/>
-              <w:right w:w="120" w:type="dxa"/>
-            </w:tcMar>
-            <w:shd w:val="clear" w:fill="F2F7F3"/>
-          </w:tcPr>
-          <w:p>
-            <w:pPr>
-              <w:bidi/>
-              <w:jc w:val="start"/>
-            </w:pPr>
-            <w:r>
-              <w:rPr>
-                <w:rFonts w:ascii="IBM Plex Sans Arabic" w:hAnsi="IBM Plex Sans Arabic" w:cs="IBM Plex Sans Arabic"/>
-                <w:rtl/>
-              </w:rPr>
-              <w:t>✓ موثّق</w:t>
-            </w:r>
-          </w:p>
-        </w:tc>
-      </w:tr>
-      <w:tr>
-        <w:tc>
-          <w:tcPr>
-            <w:tcW w:type="dxa" w:w="1872"/>
-            <w:tcMar>
-              <w:top w:w="100" w:type="dxa"/>
-              <w:bottom w:w="100" w:type="dxa"/>
-              <w:left w:w="120" w:type="dxa"/>
-              <w:right w:w="120" w:type="dxa"/>
-            </w:tcMar>
-          </w:tcPr>
-          <w:p>
-            <w:pPr>
-              <w:bidi/>
-              <w:jc w:val="start"/>
-            </w:pPr>
-            <w:r>
-              <w:rPr>
-                <w:rFonts w:ascii="IBM Plex Sans Arabic" w:hAnsi="IBM Plex Sans Arabic" w:cs="IBM Plex Sans Arabic"/>
-                <w:rtl/>
-              </w:rPr>
-              <w:t>بند تقني غير قابل للعرض المباشر — التفاصيل في أثر التتبّع.</w:t>
-            </w:r>
-          </w:p>
-        </w:tc>
-        <w:tc>
-          <w:tcPr>
-            <w:tcW w:type="dxa" w:w="1872"/>
-            <w:tcMar>
-              <w:top w:w="100" w:type="dxa"/>
-              <w:bottom w:w="100" w:type="dxa"/>
-              <w:left w:w="120" w:type="dxa"/>
-              <w:right w:w="120" w:type="dxa"/>
-            </w:tcMar>
-          </w:tcPr>
-          <w:p>
-            <w:pPr>
-              <w:bidi/>
-              <w:jc w:val="start"/>
-            </w:pPr>
-            <w:r>
-              <w:rPr>
-                <w:rFonts w:ascii="IBM Plex Sans Arabic" w:hAnsi="IBM Plex Sans Arabic" w:cs="IBM Plex Sans Arabic"/>
-                <w:rtl/>
-              </w:rPr>
-              <w:t>UN Comtrade</w:t>
-            </w:r>
-          </w:p>
-        </w:tc>
-        <w:tc>
-          <w:tcPr>
-            <w:tcW w:type="dxa" w:w="1872"/>
-            <w:tcMar>
-              <w:top w:w="100" w:type="dxa"/>
-              <w:bottom w:w="100" w:type="dxa"/>
-              <w:left w:w="120" w:type="dxa"/>
-              <w:right w:w="120" w:type="dxa"/>
-            </w:tcMar>
-          </w:tcPr>
-          <w:p>
-            <w:pPr>
-              <w:bidi/>
-              <w:jc w:val="start"/>
-            </w:pPr>
-            <w:r>
-              <w:rPr>
-                <w:rFonts w:ascii="IBM Plex Sans Arabic" w:hAnsi="IBM Plex Sans Arabic" w:cs="IBM Plex Sans Arabic"/>
-                <w:rtl/>
-              </w:rPr>
-              <w:t>https://comtradeplus.un.org/</w:t>
-            </w:r>
-          </w:p>
-        </w:tc>
-        <w:tc>
-          <w:tcPr>
-            <w:tcW w:type="dxa" w:w="1872"/>
-            <w:tcMar>
-              <w:top w:w="100" w:type="dxa"/>
-              <w:bottom w:w="100" w:type="dxa"/>
-              <w:left w:w="120" w:type="dxa"/>
-              <w:right w:w="120" w:type="dxa"/>
-            </w:tcMar>
-          </w:tcPr>
-          <w:p>
-            <w:pPr>
-              <w:bidi/>
-              <w:jc w:val="start"/>
-            </w:pPr>
-            <w:r>
-              <w:rPr>
-                <w:rFonts w:ascii="IBM Plex Sans Arabic" w:hAnsi="IBM Plex Sans Arabic" w:cs="IBM Plex Sans Arabic"/>
-                <w:rtl/>
-              </w:rPr>
-              <w:t>2026-07-01</w:t>
-            </w:r>
-          </w:p>
-        </w:tc>
-        <w:tc>
-          <w:tcPr>
-            <w:tcW w:type="dxa" w:w="1872"/>
-            <w:tcMar>
-              <w:top w:w="100" w:type="dxa"/>
-              <w:bottom w:w="100" w:type="dxa"/>
-              <w:left w:w="120" w:type="dxa"/>
-              <w:right w:w="120" w:type="dxa"/>
-            </w:tcMar>
-          </w:tcPr>
-          <w:p>
-            <w:pPr>
-              <w:bidi/>
-              <w:jc w:val="start"/>
-            </w:pPr>
-            <w:r>
-              <w:rPr>
-                <w:rFonts w:ascii="IBM Plex Sans Arabic" w:hAnsi="IBM Plex Sans Arabic" w:cs="IBM Plex Sans Arabic"/>
-                <w:rtl/>
-              </w:rPr>
-              <w:t>✓ موثّق</w:t>
-            </w:r>
-          </w:p>
-        </w:tc>
-      </w:tr>
-      <w:tr>
-        <w:tc>
-          <w:tcPr>
-            <w:tcW w:type="dxa" w:w="1872"/>
-            <w:tcMar>
-              <w:top w:w="100" w:type="dxa"/>
-              <w:bottom w:w="100" w:type="dxa"/>
-              <w:left w:w="120" w:type="dxa"/>
-              <w:right w:w="120" w:type="dxa"/>
-            </w:tcMar>
-            <w:shd w:val="clear" w:fill="F2F7F3"/>
-          </w:tcPr>
-          <w:p>
-            <w:pPr>
-              <w:bidi/>
-              <w:jc w:val="start"/>
-            </w:pPr>
-            <w:r>
-              <w:rPr>
-                <w:rFonts w:ascii="IBM Plex Sans Arabic" w:hAnsi="IBM Plex Sans Arabic" w:cs="IBM Plex Sans Arabic"/>
-                <w:rtl/>
-              </w:rPr>
-              <w:t>لا أخبار مخاطر جوهرية خلال 12 شهراً</w:t>
-            </w:r>
-          </w:p>
-        </w:tc>
-        <w:tc>
-          <w:tcPr>
-            <w:tcW w:type="dxa" w:w="1872"/>
-            <w:tcMar>
-              <w:top w:w="100" w:type="dxa"/>
-              <w:bottom w:w="100" w:type="dxa"/>
-              <w:left w:w="120" w:type="dxa"/>
-              <w:right w:w="120" w:type="dxa"/>
-            </w:tcMar>
-            <w:shd w:val="clear" w:fill="F2F7F3"/>
-          </w:tcPr>
-          <w:p>
-            <w:pPr>
-              <w:bidi/>
-              <w:jc w:val="start"/>
-            </w:pPr>
-            <w:r>
-              <w:rPr>
-                <w:rFonts w:ascii="IBM Plex Sans Arabic" w:hAnsi="IBM Plex Sans Arabic" w:cs="IBM Plex Sans Arabic"/>
-                <w:rtl/>
-              </w:rPr>
-              <w:t>GDELT</w:t>
-            </w:r>
-          </w:p>
-        </w:tc>
-        <w:tc>
-          <w:tcPr>
-            <w:tcW w:type="dxa" w:w="1872"/>
-            <w:tcMar>
-              <w:top w:w="100" w:type="dxa"/>
-              <w:bottom w:w="100" w:type="dxa"/>
-              <w:left w:w="120" w:type="dxa"/>
-              <w:right w:w="120" w:type="dxa"/>
-            </w:tcMar>
-            <w:shd w:val="clear" w:fill="F2F7F3"/>
-          </w:tcPr>
-          <w:p>
-            <w:pPr>
-              <w:bidi/>
-              <w:jc w:val="start"/>
-            </w:pPr>
-            <w:r>
-              <w:rPr>
-                <w:rFonts w:ascii="IBM Plex Sans Arabic" w:hAnsi="IBM Plex Sans Arabic" w:cs="IBM Plex Sans Arabic"/>
-                <w:rtl/>
-              </w:rPr>
-              <w:t>https://www.gdeltproject.org/</w:t>
-            </w:r>
-          </w:p>
-        </w:tc>
-        <w:tc>
-          <w:tcPr>
-            <w:tcW w:type="dxa" w:w="1872"/>
-            <w:tcMar>
-              <w:top w:w="100" w:type="dxa"/>
-              <w:bottom w:w="100" w:type="dxa"/>
-              <w:left w:w="120" w:type="dxa"/>
-              <w:right w:w="120" w:type="dxa"/>
-            </w:tcMar>
-            <w:shd w:val="clear" w:fill="F2F7F3"/>
-          </w:tcPr>
-          <w:p>
-            <w:pPr>
-              <w:bidi/>
-              <w:jc w:val="start"/>
-            </w:pPr>
-            <w:r>
-              <w:rPr>
-                <w:rFonts w:ascii="IBM Plex Sans Arabic" w:hAnsi="IBM Plex Sans Arabic" w:cs="IBM Plex Sans Arabic"/>
-                <w:rtl/>
-              </w:rPr>
-              <w:t>2026-07-01</w:t>
-            </w:r>
-          </w:p>
-        </w:tc>
-        <w:tc>
-          <w:tcPr>
-            <w:tcW w:type="dxa" w:w="1872"/>
-            <w:tcMar>
-              <w:top w:w="100" w:type="dxa"/>
-              <w:bottom w:w="100" w:type="dxa"/>
-              <w:left w:w="120" w:type="dxa"/>
-              <w:right w:w="120" w:type="dxa"/>
-            </w:tcMar>
-            <w:shd w:val="clear" w:fill="F2F7F3"/>
-          </w:tcPr>
-          <w:p>
-            <w:pPr>
-              <w:bidi/>
-              <w:jc w:val="start"/>
-            </w:pPr>
-            <w:r>
-              <w:rPr>
-                <w:rFonts w:ascii="IBM Plex Sans Arabic" w:hAnsi="IBM Plex Sans Arabic" w:cs="IBM Plex Sans Arabic"/>
-                <w:rtl/>
-              </w:rPr>
-              <w:t>◐ ثانوي</w:t>
-            </w:r>
-          </w:p>
-        </w:tc>
-      </w:tr>
-      <w:tr>
-        <w:tc>
-          <w:tcPr>
-            <w:tcW w:type="dxa" w:w="1872"/>
-            <w:tcMar>
-              <w:top w:w="100" w:type="dxa"/>
-              <w:bottom w:w="100" w:type="dxa"/>
-              <w:left w:w="120" w:type="dxa"/>
-              <w:right w:w="120" w:type="dxa"/>
-            </w:tcMar>
-          </w:tcPr>
-          <w:p>
-            <w:pPr>
-              <w:bidi/>
-              <w:jc w:val="start"/>
-            </w:pPr>
-            <w:r>
-              <w:rPr>
-                <w:rFonts w:ascii="IBM Plex Sans Arabic" w:hAnsi="IBM Plex Sans Arabic" w:cs="IBM Plex Sans Arabic"/>
-                <w:rtl/>
-              </w:rPr>
               <w:t>0.92</w:t>
-            </w:r>
-          </w:p>
-        </w:tc>
-        <w:tc>
-          <w:tcPr>
-            <w:tcW w:type="dxa" w:w="1872"/>
-            <w:tcMar>
-              <w:top w:w="100" w:type="dxa"/>
-              <w:bottom w:w="100" w:type="dxa"/>
-              <w:left w:w="120" w:type="dxa"/>
-              <w:right w:w="120" w:type="dxa"/>
-            </w:tcMar>
-          </w:tcPr>
-          <w:p>
-            <w:pPr>
-              <w:bidi/>
-              <w:jc w:val="start"/>
-            </w:pPr>
-            <w:r>
-              <w:rPr>
-                <w:rFonts w:ascii="IBM Plex Sans Arabic" w:hAnsi="IBM Plex Sans Arabic" w:cs="IBM Plex Sans Arabic"/>
-                <w:rtl/>
-              </w:rPr>
-              <w:t>World Bank</w:t>
-            </w:r>
-          </w:p>
-        </w:tc>
-        <w:tc>
-          <w:tcPr>
-            <w:tcW w:type="dxa" w:w="1872"/>
-            <w:tcMar>
-              <w:top w:w="100" w:type="dxa"/>
-              <w:bottom w:w="100" w:type="dxa"/>
-              <w:left w:w="120" w:type="dxa"/>
-              <w:right w:w="120" w:type="dxa"/>
-            </w:tcMar>
-          </w:tcPr>
-          <w:p>
-            <w:pPr>
-              <w:bidi/>
-              <w:jc w:val="start"/>
-            </w:pPr>
-            <w:r>
-              <w:rPr>
-                <w:rFonts w:ascii="IBM Plex Sans Arabic" w:hAnsi="IBM Plex Sans Arabic" w:cs="IBM Plex Sans Arabic"/>
-                <w:rtl/>
-              </w:rPr>
-              <w:t>https://data.worldbank.org/</w:t>
-            </w:r>
-          </w:p>
-        </w:tc>
-        <w:tc>
-          <w:tcPr>
-            <w:tcW w:type="dxa" w:w="1872"/>
-            <w:tcMar>
-              <w:top w:w="100" w:type="dxa"/>
-              <w:bottom w:w="100" w:type="dxa"/>
-              <w:left w:w="120" w:type="dxa"/>
-              <w:right w:w="120" w:type="dxa"/>
-            </w:tcMar>
-          </w:tcPr>
-          <w:p>
-            <w:pPr>
-              <w:bidi/>
-              <w:jc w:val="start"/>
-            </w:pPr>
-            <w:r>
-              <w:rPr>
-                <w:rFonts w:ascii="IBM Plex Sans Arabic" w:hAnsi="IBM Plex Sans Arabic" w:cs="IBM Plex Sans Arabic"/>
-                <w:rtl/>
-              </w:rPr>
-              <w:t>2026-07-01</w:t>
-            </w:r>
-          </w:p>
-        </w:tc>
-        <w:tc>
-          <w:tcPr>
-            <w:tcW w:type="dxa" w:w="1872"/>
-            <w:tcMar>
-              <w:top w:w="100" w:type="dxa"/>
-              <w:bottom w:w="100" w:type="dxa"/>
-              <w:left w:w="120" w:type="dxa"/>
-              <w:right w:w="120" w:type="dxa"/>
-            </w:tcMar>
-          </w:tcPr>
-          <w:p>
-            <w:pPr>
-              <w:bidi/>
-              <w:jc w:val="start"/>
-            </w:pPr>
-            <w:r>
-              <w:rPr>
-                <w:rFonts w:ascii="IBM Plex Sans Arabic" w:hAnsi="IBM Plex Sans Arabic" w:cs="IBM Plex Sans Arabic"/>
-                <w:rtl/>
-              </w:rPr>
-              <w:t>✓ موثّق</w:t>
-            </w:r>
-          </w:p>
-        </w:tc>
-      </w:tr>
-      <w:tr>
-        <w:tc>
-          <w:tcPr>
-            <w:tcW w:type="dxa" w:w="1872"/>
-            <w:tcMar>
-              <w:top w:w="100" w:type="dxa"/>
-              <w:bottom w:w="100" w:type="dxa"/>
-              <w:left w:w="120" w:type="dxa"/>
-              <w:right w:w="120" w:type="dxa"/>
-            </w:tcMar>
-            <w:shd w:val="clear" w:fill="F2F7F3"/>
-          </w:tcPr>
-          <w:p>
-            <w:pPr>
-              <w:bidi/>
-              <w:jc w:val="start"/>
-            </w:pPr>
-            <w:r>
-              <w:rPr>
-                <w:rFonts w:ascii="IBM Plex Sans Arabic" w:hAnsi="IBM Plex Sans Arabic" w:cs="IBM Plex Sans Arabic"/>
-                <w:rtl/>
-              </w:rPr>
-              <w:t>0.94</w:t>
             </w:r>
           </w:p>
         </w:tc>
@@ -6915,7 +6433,7 @@
                 <w:rFonts w:ascii="IBM Plex Sans Arabic" w:hAnsi="IBM Plex Sans Arabic" w:cs="IBM Plex Sans Arabic"/>
                 <w:rtl/>
               </w:rPr>
-              <w:t>47500000.0</w:t>
+              <w:t>0.94</w:t>
             </w:r>
           </w:p>
         </w:tc>
@@ -7038,7 +6556,7 @@
                 <w:rFonts w:ascii="IBM Plex Sans Arabic" w:hAnsi="IBM Plex Sans Arabic" w:cs="IBM Plex Sans Arabic"/>
                 <w:rtl/>
               </w:rPr>
-              <w:t>29350.0</w:t>
+              <w:t>47500000.0</w:t>
             </w:r>
           </w:p>
         </w:tc>
@@ -7164,7 +6682,7 @@
                 <w:rFonts w:ascii="IBM Plex Sans Arabic" w:hAnsi="IBM Plex Sans Arabic" w:cs="IBM Plex Sans Arabic"/>
                 <w:rtl/>
               </w:rPr>
-              <w:t>تسجيل منشأة معتمدة EU 2017/625 إلزامي</w:t>
+              <w:t>29350.0</w:t>
             </w:r>
           </w:p>
         </w:tc>
@@ -7188,7 +6706,7 @@
                 <w:rFonts w:ascii="IBM Plex Sans Arabic" w:hAnsi="IBM Plex Sans Arabic" w:cs="IBM Plex Sans Arabic"/>
                 <w:rtl/>
               </w:rPr>
-              <w:t>EU 2017/625</w:t>
+              <w:t>World Bank</w:t>
             </w:r>
           </w:p>
         </w:tc>
@@ -7212,7 +6730,7 @@
                 <w:rFonts w:ascii="IBM Plex Sans Arabic" w:hAnsi="IBM Plex Sans Arabic" w:cs="IBM Plex Sans Arabic"/>
                 <w:rtl/>
               </w:rPr>
-              <w:t>—</w:t>
+              <w:t>https://data.worldbank.org/</w:t>
             </w:r>
           </w:p>
         </w:tc>
@@ -7287,7 +6805,7 @@
                 <w:rFonts w:ascii="IBM Plex Sans Arabic" w:hAnsi="IBM Plex Sans Arabic" w:cs="IBM Plex Sans Arabic"/>
                 <w:rtl/>
               </w:rPr>
-              <w:t>تعريفة صفرية ضمن GSP+</w:t>
+              <w:t>تسجيل منشأة معتمدة EU 2017/625 إلزامي</w:t>
             </w:r>
           </w:p>
         </w:tc>
@@ -7312,7 +6830,7 @@
                 <w:rFonts w:ascii="IBM Plex Sans Arabic" w:hAnsi="IBM Plex Sans Arabic" w:cs="IBM Plex Sans Arabic"/>
                 <w:rtl/>
               </w:rPr>
-              <w:t>WITS/WTO Tariff</w:t>
+              <w:t>EU 2017/625</w:t>
             </w:r>
           </w:p>
         </w:tc>
@@ -7337,7 +6855,7 @@
                 <w:rFonts w:ascii="IBM Plex Sans Arabic" w:hAnsi="IBM Plex Sans Arabic" w:cs="IBM Plex Sans Arabic"/>
                 <w:rtl/>
               </w:rPr>
-              <w:t>https://wits.worldbank.org/</w:t>
+              <w:t>—</w:t>
             </w:r>
           </w:p>
         </w:tc>
@@ -7413,7 +6931,7 @@
                 <w:rFonts w:ascii="IBM Plex Sans Arabic" w:hAnsi="IBM Plex Sans Arabic" w:cs="IBM Plex Sans Arabic"/>
                 <w:rtl/>
               </w:rPr>
-              <w:t>ميناء فالنسيا أقرب بوابة استيراد رئيسية</w:t>
+              <w:t>تعريفة صفرية ضمن GSP+</w:t>
             </w:r>
           </w:p>
         </w:tc>
@@ -7437,7 +6955,7 @@
                 <w:rFonts w:ascii="IBM Plex Sans Arabic" w:hAnsi="IBM Plex Sans Arabic" w:cs="IBM Plex Sans Arabic"/>
                 <w:rtl/>
               </w:rPr>
-              <w:t>مرجع الموانئ</w:t>
+              <w:t>WITS/WTO Tariff</w:t>
             </w:r>
           </w:p>
         </w:tc>
@@ -7461,7 +6979,7 @@
                 <w:rFonts w:ascii="IBM Plex Sans Arabic" w:hAnsi="IBM Plex Sans Arabic" w:cs="IBM Plex Sans Arabic"/>
                 <w:rtl/>
               </w:rPr>
-              <w:t>—</w:t>
+              <w:t>https://wits.worldbank.org/</w:t>
             </w:r>
           </w:p>
         </w:tc>
@@ -7498,6 +7016,133 @@
               <w:left w:w="120" w:type="dxa"/>
               <w:right w:w="120" w:type="dxa"/>
             </w:tcMar>
+          </w:tcPr>
+          <w:p>
+            <w:pPr>
+              <w:bidi/>
+              <w:jc w:val="start"/>
+            </w:pPr>
+            <w:r>
+              <w:rPr>
+                <w:rFonts w:ascii="IBM Plex Sans Arabic" w:hAnsi="IBM Plex Sans Arabic" w:cs="IBM Plex Sans Arabic"/>
+                <w:rtl/>
+              </w:rPr>
+              <w:t>✓ موثّق</w:t>
+            </w:r>
+          </w:p>
+        </w:tc>
+      </w:tr>
+      <w:tr>
+        <w:tc>
+          <w:tcPr>
+            <w:tcW w:type="dxa" w:w="1872"/>
+            <w:tcMar>
+              <w:top w:w="100" w:type="dxa"/>
+              <w:bottom w:w="100" w:type="dxa"/>
+              <w:left w:w="120" w:type="dxa"/>
+              <w:right w:w="120" w:type="dxa"/>
+            </w:tcMar>
+            <w:shd w:val="clear" w:fill="F2F7F3"/>
+          </w:tcPr>
+          <w:p>
+            <w:pPr>
+              <w:bidi/>
+              <w:jc w:val="start"/>
+            </w:pPr>
+            <w:r>
+              <w:rPr>
+                <w:rFonts w:ascii="IBM Plex Sans Arabic" w:hAnsi="IBM Plex Sans Arabic" w:cs="IBM Plex Sans Arabic"/>
+                <w:rtl/>
+              </w:rPr>
+              <w:t>ميناء فالنسيا أقرب بوابة استيراد رئيسية</w:t>
+            </w:r>
+          </w:p>
+        </w:tc>
+        <w:tc>
+          <w:tcPr>
+            <w:tcW w:type="dxa" w:w="1872"/>
+            <w:tcMar>
+              <w:top w:w="100" w:type="dxa"/>
+              <w:bottom w:w="100" w:type="dxa"/>
+              <w:left w:w="120" w:type="dxa"/>
+              <w:right w:w="120" w:type="dxa"/>
+            </w:tcMar>
+            <w:shd w:val="clear" w:fill="F2F7F3"/>
+          </w:tcPr>
+          <w:p>
+            <w:pPr>
+              <w:bidi/>
+              <w:jc w:val="start"/>
+            </w:pPr>
+            <w:r>
+              <w:rPr>
+                <w:rFonts w:ascii="IBM Plex Sans Arabic" w:hAnsi="IBM Plex Sans Arabic" w:cs="IBM Plex Sans Arabic"/>
+                <w:rtl/>
+              </w:rPr>
+              <w:t>مرجع الموانئ</w:t>
+            </w:r>
+          </w:p>
+        </w:tc>
+        <w:tc>
+          <w:tcPr>
+            <w:tcW w:type="dxa" w:w="1872"/>
+            <w:tcMar>
+              <w:top w:w="100" w:type="dxa"/>
+              <w:bottom w:w="100" w:type="dxa"/>
+              <w:left w:w="120" w:type="dxa"/>
+              <w:right w:w="120" w:type="dxa"/>
+            </w:tcMar>
+            <w:shd w:val="clear" w:fill="F2F7F3"/>
+          </w:tcPr>
+          <w:p>
+            <w:pPr>
+              <w:bidi/>
+              <w:jc w:val="start"/>
+            </w:pPr>
+            <w:r>
+              <w:rPr>
+                <w:rFonts w:ascii="IBM Plex Sans Arabic" w:hAnsi="IBM Plex Sans Arabic" w:cs="IBM Plex Sans Arabic"/>
+                <w:rtl/>
+              </w:rPr>
+              <w:t>—</w:t>
+            </w:r>
+          </w:p>
+        </w:tc>
+        <w:tc>
+          <w:tcPr>
+            <w:tcW w:type="dxa" w:w="1872"/>
+            <w:tcMar>
+              <w:top w:w="100" w:type="dxa"/>
+              <w:bottom w:w="100" w:type="dxa"/>
+              <w:left w:w="120" w:type="dxa"/>
+              <w:right w:w="120" w:type="dxa"/>
+            </w:tcMar>
+            <w:shd w:val="clear" w:fill="F2F7F3"/>
+          </w:tcPr>
+          <w:p>
+            <w:pPr>
+              <w:bidi/>
+              <w:jc w:val="start"/>
+            </w:pPr>
+            <w:r>
+              <w:rPr>
+                <w:rFonts w:ascii="IBM Plex Sans Arabic" w:hAnsi="IBM Plex Sans Arabic" w:cs="IBM Plex Sans Arabic"/>
+                <w:rtl/>
+              </w:rPr>
+              <w:t>2026-07-01</w:t>
+            </w:r>
+          </w:p>
+        </w:tc>
+        <w:tc>
+          <w:tcPr>
+            <w:tcW w:type="dxa" w:w="1872"/>
+            <w:tcMar>
+              <w:top w:w="100" w:type="dxa"/>
+              <w:bottom w:w="100" w:type="dxa"/>
+              <w:left w:w="120" w:type="dxa"/>
+              <w:right w:w="120" w:type="dxa"/>
+            </w:tcMar>
+            <w:shd w:val="clear" w:fill="F2F7F3"/>
           </w:tcPr>
           <w:p>
             <w:pPr>

--- a/samples/research_report_latest.docx
+++ b/samples/research_report_latest.docx
@@ -566,6 +566,20 @@
           <w:rtl/>
         </w:rPr>
         <w:t>السوق: إسبانيا (ESP) — الحكم: دخول مشروط</w:t>
+      </w:r>
+    </w:p>
+    <w:p>
+      <w:pPr>
+        <w:pStyle w:val="IntenseQuote"/>
+        <w:bidi/>
+        <w:jc w:val="start"/>
+      </w:pPr>
+      <w:r>
+        <w:rPr>
+          <w:rFonts w:ascii="IBM Plex Sans Arabic" w:hAnsi="IBM Plex Sans Arabic" w:cs="IBM Plex Sans Arabic"/>
+          <w:rtl/>
+        </w:rPr>
+        <w:t>قراءة تحليلية للذكاء الاصطناعي (استشارية — ليست التوصية): دخول مشروط</w:t>
       </w:r>
     </w:p>
     <w:p>

--- a/samples/research_report_latest.docx
+++ b/samples/research_report_latest.docx
@@ -525,7 +525,7 @@
           <w:rFonts w:ascii="IBM Plex Sans Arabic" w:hAnsi="IBM Plex Sans Arabic" w:cs="IBM Plex Sans Arabic"/>
           <w:rtl/>
         </w:rPr>
-        <w:t>الأدلة تدعم دخولاً مشروطاً بتأمين الأهلية التنظيمية أولاً — تجزّؤ سوق المورّدين (HHI معتدل) والفجوة السعرية كافيان، والمخاطرة الرئيسية إجرائية لا سوقية.</w:t>
+        <w:t>الأدلة تدعم دخولاً مشروطاً بتأمين الأهلية التنظيمية أولاً — تجزّؤ سوق المورّدين (‏HHI معتدل‏) والفجوة السعرية كافيان، والمخاطرة الرئيسية إجرائية لا سوقية.</w:t>
       </w:r>
     </w:p>
     <w:p>
@@ -565,7 +565,7 @@
           <w:rFonts w:ascii="IBM Plex Sans Arabic" w:hAnsi="IBM Plex Sans Arabic" w:cs="IBM Plex Sans Arabic"/>
           <w:rtl/>
         </w:rPr>
-        <w:t>السوق: إسبانيا (ESP) — الحكم: دخول مشروط</w:t>
+        <w:t>السوق: إسبانيا (‏ESP‏) — الحكم: دخول مشروط</w:t>
       </w:r>
     </w:p>
     <w:p>
@@ -593,7 +593,7 @@
           <w:rFonts w:ascii="IBM Plex Sans Arabic" w:hAnsi="IBM Plex Sans Arabic" w:cs="IBM Plex Sans Arabic"/>
           <w:rtl/>
         </w:rPr>
-        <w:t>الأدلة تدعم دخولاً مشروطاً بتأمين الأهلية التنظيمية أولاً — تجزّؤ سوق المورّدين (HHI معتدل) والفجوة السعرية كافيان، والمخاطرة الرئيسية إجرائية لا سوقية.</w:t>
+        <w:t>الأدلة تدعم دخولاً مشروطاً بتأمين الأهلية التنظيمية أولاً — تجزّؤ سوق المورّدين (‏HHI معتدل‏) والفجوة السعرية كافيان، والمخاطرة الرئيسية إجرائية لا سوقية.</w:t>
       </w:r>
     </w:p>
     <w:p>
@@ -1685,7 +1685,7 @@
           <w:rFonts w:ascii="IBM Plex Sans Arabic" w:hAnsi="IBM Plex Sans Arabic" w:cs="IBM Plex Sans Arabic"/>
           <w:rtl/>
         </w:rPr>
-        <w:t>مورّدين مجزَّأ (HHI (مؤشر يقيس تركّز السوق بين المورّدين: فوق 2500 تركّز مرتفع)≈2350، لا مورّد مهيمناً) يفتح مجالاً حقيقياً لمورّد</w:t>
+        <w:t>مورّدين مجزَّأ (HHI (‏مؤشر يقيس تركّز السوق بين المورّدين: فوق 2500 تركّز مرتفع‏)≈2350، لا مورّد مهيمناً) يفتح مجالاً حقيقياً لمورّد</w:t>
       </w:r>
     </w:p>
     <w:p>
@@ -1835,7 +1835,7 @@
           <w:rFonts w:ascii="IBM Plex Sans Arabic" w:hAnsi="IBM Plex Sans Arabic" w:cs="IBM Plex Sans Arabic"/>
           <w:rtl/>
         </w:rPr>
-        <w:t>الحكم القانوني الحالي «دخول مشروط» لكن المتن يذكر تسمية درجة أعلى «التوصية بالدخول» — صف الترقية كشرطٍ مستقبلي («يتحول إلى X إذا تحقق كذا») لا حكماً حالياً</w:t>
+        <w:t>الحكم القانوني الحالي «دخول مشروط» لكن المتن يذكر تسمية درجة أعلى «التوصية بالدخول» — صف الترقية كشرطٍ مستقبلي (‏«يتحول إلى X إذا تحقق كذا»‏) لا حكماً حالياً</w:t>
       </w:r>
     </w:p>
     <w:p>
@@ -1928,7 +1928,7 @@
           <w:rFonts w:ascii="IBM Plex Sans Arabic" w:hAnsi="IBM Plex Sans Arabic" w:cs="IBM Plex Sans Arabic"/>
           <w:rtl/>
         </w:rPr>
-        <w:t>السوق: إسبانيا (ESP)، رمز HS080410 (تمور).</w:t>
+        <w:t>السوق: إسبانيا (‏ESP‏)، رمز HS080410 (تمور).</w:t>
       </w:r>
     </w:p>
     <w:p>
@@ -2060,7 +2060,7 @@
           <w:rFonts w:ascii="IBM Plex Sans Arabic" w:hAnsi="IBM Plex Sans Arabic" w:cs="IBM Plex Sans Arabic"/>
           <w:rtl/>
         </w:rPr>
-        <w:t>الأهلية الأوروبية الإلزامية. فرص: تجزّؤ المورّدين (HHI≈2350) يترك</w:t>
+        <w:t>الأهلية الأوروبية الإلزامية. فرص: تجزّؤ المورّدين (‏HHI≈2350‏) يترك</w:t>
       </w:r>
     </w:p>
     <w:p>
@@ -2178,7 +2178,7 @@
           <w:rFonts w:ascii="IBM Plex Sans Arabic" w:hAnsi="IBM Plex Sans Arabic" w:cs="IBM Plex Sans Arabic"/>
           <w:rtl/>
         </w:rPr>
-        <w:t>واضحة حول رمضان (Google Trends).</w:t>
+        <w:t>واضحة حول رمضان (‏Google Trends‏).</w:t>
       </w:r>
     </w:p>
     <w:p>
@@ -3318,7 +3318,7 @@
           <w:rFonts w:ascii="IBM Plex Sans Arabic" w:hAnsi="IBM Plex Sans Arabic" w:cs="IBM Plex Sans Arabic"/>
           <w:rtl/>
         </w:rPr>
-        <w:t>الإسباني جيد نسبياً (World Bank LPI (تقييم البنك الدولي لجودة الشحن واللوجستيات من 5)). أنواع القنوات المتاحة: موزّع</w:t>
+        <w:t>الإسباني جيد نسبياً (World Bank LPI (‏تقييم البنك الدولي لجودة الشحن واللوجستيات من 5‏)). أنواع القنوات المتاحة: موزّع</w:t>
       </w:r>
     </w:p>
     <w:p>
@@ -3384,7 +3384,7 @@
           <w:rFonts w:ascii="IBM Plex Sans Arabic" w:hAnsi="IBM Plex Sans Arabic" w:cs="IBM Plex Sans Arabic"/>
           <w:rtl/>
         </w:rPr>
-        <w:t>مرصودتين (World Bank سعر الصرف) — تقلّب منخفض نسبياً. لا أخبار</w:t>
+        <w:t>مرصودتين (‏World Bank سعر الصرف‏) — تقلّب منخفض نسبياً. لا أخبار</w:t>
       </w:r>
     </w:p>
     <w:p>
@@ -3397,7 +3397,7 @@
           <w:rFonts w:ascii="IBM Plex Sans Arabic" w:hAnsi="IBM Plex Sans Arabic" w:cs="IBM Plex Sans Arabic"/>
           <w:rtl/>
         </w:rPr>
-        <w:t>مخاطر قطاعية جوهرية خلال 12 شهراً (GDELT).</w:t>
+        <w:t>مخاطر قطاعية جوهرية خلال 12 شهراً (‏GDELT‏).</w:t>
       </w:r>
     </w:p>
     <w:p>
@@ -3450,7 +3450,7 @@
           <w:rFonts w:ascii="IBM Plex Sans Arabic" w:hAnsi="IBM Plex Sans Arabic" w:cs="IBM Plex Sans Arabic"/>
           <w:rtl/>
         </w:rPr>
-        <w:t>سوق مورّدين مجزَّأ (HHI≈2350) يسمح بدخول منافس جديد؛ وثالثاً نمو واردات</w:t>
+        <w:t>سوق مورّدين مجزَّأ (‏HHI≈2350‏) يسمح بدخول منافس جديد؛ وثالثاً نمو واردات</w:t>
       </w:r>
     </w:p>
     <w:p>
@@ -3682,7 +3682,7 @@
           <w:rFonts w:ascii="IBM Plex Sans Arabic" w:hAnsi="IBM Plex Sans Arabic" w:cs="IBM Plex Sans Arabic"/>
           <w:rtl/>
         </w:rPr>
-        <w:t>2,090,000 نسمة). (ب) التموضع بين طبقة Carrefour المتوسطة (8.90€) وطبقة</w:t>
+        <w:t>2,090,000 نسمة). (ب) التموضع بين طبقة Carrefour المتوسطة (‏8.90€‏) وطبقة</w:t>
       </w:r>
     </w:p>
     <w:p>
@@ -3695,7 +3695,7 @@
           <w:rFonts w:ascii="IBM Plex Sans Arabic" w:hAnsi="IBM Plex Sans Arabic" w:cs="IBM Plex Sans Arabic"/>
           <w:rtl/>
         </w:rPr>
-        <w:t>الفاخر (13.50€) وفق سلّم الأسعار المرصود، بهامش تقديري 1.2-2.0 يورو/كغم</w:t>
+        <w:t>الفاخر (‏13.50€‏) وفق سلّم الأسعار المرصود، بهامش تقديري 1.2-2.0 يورو/كغم</w:t>
       </w:r>
     </w:p>
     <w:p>
@@ -4626,7 +4626,7 @@
           <w:rFonts w:ascii="IBM Plex Sans Arabic" w:hAnsi="IBM Plex Sans Arabic" w:cs="IBM Plex Sans Arabic"/>
           <w:rtl/>
         </w:rPr>
-        <w:t>[مرجع الديموغرافيا الداخلي (demographics_l1.csv) — ◐ ثانوي] تقدير 4.4% من 47.5 مليون نسمة</w:t>
+        <w:t>[مرجع الديموغرافيا الداخلي (‏demographics_l1.csv‏) — ◐ ثانوي] تقدير 4.4% من 47.5 مليون نسمة</w:t>
       </w:r>
     </w:p>
     <w:p>
@@ -4640,7 +4640,7 @@
           <w:rFonts w:ascii="IBM Plex Sans Arabic" w:hAnsi="IBM Plex Sans Arabic" w:cs="IBM Plex Sans Arabic"/>
           <w:rtl/>
         </w:rPr>
-        <w:t>واردات إسبانيا من تمور HS080410 بلغت 61 مليون دولار (2023)</w:t>
+        <w:t>واردات إسبانيا من تمور HS080410 بلغت 61 مليون دولار (‏2023‏)</w:t>
       </w:r>
     </w:p>
     <w:p>
@@ -4654,7 +4654,7 @@
           <w:rFonts w:ascii="IBM Plex Sans Arabic" w:hAnsi="IBM Plex Sans Arabic" w:cs="IBM Plex Sans Arabic"/>
           <w:rtl/>
         </w:rPr>
-        <w:t>[UN Comtrade — ✓ موثّق] تدفق استيراد مباشر</w:t>
+        <w:t>[‏UN Comtrade — ✓ موثّق‏] تدفق استيراد مباشر</w:t>
       </w:r>
     </w:p>
     <w:p>
@@ -4682,7 +4682,7 @@
           <w:rFonts w:ascii="IBM Plex Sans Arabic" w:hAnsi="IBM Plex Sans Arabic" w:cs="IBM Plex Sans Arabic"/>
           <w:rtl/>
         </w:rPr>
-        <w:t>[UN Comtrade — ✓ موثّق] اتجاه ثلاث سنوات</w:t>
+        <w:t>[‏UN Comtrade — ✓ موثّق‏] اتجاه ثلاث سنوات</w:t>
       </w:r>
     </w:p>
     <w:p>
@@ -4724,7 +4724,7 @@
           <w:rFonts w:ascii="IBM Plex Sans Arabic" w:hAnsi="IBM Plex Sans Arabic" w:cs="IBM Plex Sans Arabic"/>
           <w:rtl/>
         </w:rPr>
-        <w:t>[WITS/WTO Tariff — ✓ موثّق] تعريفة مطبّقة</w:t>
+        <w:t>[‏WITS/WTO Tariff — ✓ موثّق‏] تعريفة مطبّقة</w:t>
       </w:r>
     </w:p>
     <w:p>

--- a/samples/research_report_latest.docx
+++ b/samples/research_report_latest.docx
@@ -525,7 +525,7 @@
           <w:rFonts w:ascii="IBM Plex Sans Arabic" w:hAnsi="IBM Plex Sans Arabic" w:cs="IBM Plex Sans Arabic"/>
           <w:rtl/>
         </w:rPr>
-        <w:t>الأدلة تدعم دخولاً مشروطاً بتأمين الأهلية التنظيمية أولاً — تجزّؤ سوق المورّدين (HHI معتدل) والفجوة السعرية كافيان، والمخاطرة الرئيسية إجرائية لا سوقية.</w:t>
+        <w:t>الأدلة تدعم دخولاً مشروطاً بتأمين الأهلية التنظيمية أولاً — تجزّؤ سوق المورّدين (‏HHI معتدل‏) والفجوة السعرية كافيان، والمخاطرة الرئيسية إجرائية لا سوقية.</w:t>
       </w:r>
     </w:p>
     <w:p>
@@ -565,7 +565,7 @@
           <w:rFonts w:ascii="IBM Plex Sans Arabic" w:hAnsi="IBM Plex Sans Arabic" w:cs="IBM Plex Sans Arabic"/>
           <w:rtl/>
         </w:rPr>
-        <w:t>السوق: إسبانيا (ESP) — الحكم: دخول مشروط</w:t>
+        <w:t>السوق: إسبانيا (‏ESP‏) — الحكم: دخول مشروط</w:t>
       </w:r>
     </w:p>
     <w:p>
@@ -579,7 +579,21 @@
           <w:rFonts w:ascii="IBM Plex Sans Arabic" w:hAnsi="IBM Plex Sans Arabic" w:cs="IBM Plex Sans Arabic"/>
           <w:rtl/>
         </w:rPr>
-        <w:t>الأدلة تدعم دخولاً مشروطاً بتأمين الأهلية التنظيمية أولاً — تجزّؤ سوق المورّدين (HHI معتدل) والفجوة السعرية كافيان، والمخاطرة الرئيسية إجرائية لا سوقية.</w:t>
+        <w:t>قراءة تحليلية للذكاء الاصطناعي (استشارية — ليست التوصية): دخول مشروط</w:t>
+      </w:r>
+    </w:p>
+    <w:p>
+      <w:pPr>
+        <w:pStyle w:val="IntenseQuote"/>
+        <w:bidi/>
+        <w:jc w:val="start"/>
+      </w:pPr>
+      <w:r>
+        <w:rPr>
+          <w:rFonts w:ascii="IBM Plex Sans Arabic" w:hAnsi="IBM Plex Sans Arabic" w:cs="IBM Plex Sans Arabic"/>
+          <w:rtl/>
+        </w:rPr>
+        <w:t>الأدلة تدعم دخولاً مشروطاً بتأمين الأهلية التنظيمية أولاً — تجزّؤ سوق المورّدين (‏HHI معتدل‏) والفجوة السعرية كافيان، والمخاطرة الرئيسية إجرائية لا سوقية.</w:t>
       </w:r>
     </w:p>
     <w:p>
@@ -1671,7 +1685,7 @@
           <w:rFonts w:ascii="IBM Plex Sans Arabic" w:hAnsi="IBM Plex Sans Arabic" w:cs="IBM Plex Sans Arabic"/>
           <w:rtl/>
         </w:rPr>
-        <w:t>مورّدين مجزَّأ (HHI (مؤشر يقيس تركّز السوق بين المورّدين: فوق 2500 تركّز مرتفع)≈2350، لا مورّد مهيمناً) يفتح مجالاً حقيقياً لمورّد</w:t>
+        <w:t>مورّدين مجزَّأ (HHI (‏مؤشر يقيس تركّز السوق بين المورّدين: فوق 2500 تركّز مرتفع‏)≈2350، لا مورّد مهيمناً) يفتح مجالاً حقيقياً لمورّد</w:t>
       </w:r>
     </w:p>
     <w:p>
@@ -1821,7 +1835,7 @@
           <w:rFonts w:ascii="IBM Plex Sans Arabic" w:hAnsi="IBM Plex Sans Arabic" w:cs="IBM Plex Sans Arabic"/>
           <w:rtl/>
         </w:rPr>
-        <w:t>الحكم القانوني الحالي «دخول مشروط» لكن المتن يذكر تسمية درجة أعلى «التوصية بالدخول» — صف الترقية كشرطٍ مستقبلي («يتحول إلى X إذا تحقق كذا») لا حكماً حالياً</w:t>
+        <w:t>الحكم القانوني الحالي «دخول مشروط» لكن المتن يذكر تسمية درجة أعلى «التوصية بالدخول» — صف الترقية كشرطٍ مستقبلي (‏«يتحول إلى X إذا تحقق كذا»‏) لا حكماً حالياً</w:t>
       </w:r>
     </w:p>
     <w:p>
@@ -1914,7 +1928,7 @@
           <w:rFonts w:ascii="IBM Plex Sans Arabic" w:hAnsi="IBM Plex Sans Arabic" w:cs="IBM Plex Sans Arabic"/>
           <w:rtl/>
         </w:rPr>
-        <w:t>السوق: إسبانيا (ESP)، رمز HS080410 (تمور).</w:t>
+        <w:t>السوق: إسبانيا (‏ESP‏)، رمز HS080410 (تمور).</w:t>
       </w:r>
     </w:p>
     <w:p>
@@ -2046,7 +2060,7 @@
           <w:rFonts w:ascii="IBM Plex Sans Arabic" w:hAnsi="IBM Plex Sans Arabic" w:cs="IBM Plex Sans Arabic"/>
           <w:rtl/>
         </w:rPr>
-        <w:t>الأهلية الأوروبية الإلزامية. فرص: تجزّؤ المورّدين (HHI≈2350) يترك</w:t>
+        <w:t>الأهلية الأوروبية الإلزامية. فرص: تجزّؤ المورّدين (‏HHI≈2350‏) يترك</w:t>
       </w:r>
     </w:p>
     <w:p>
@@ -2164,7 +2178,7 @@
           <w:rFonts w:ascii="IBM Plex Sans Arabic" w:hAnsi="IBM Plex Sans Arabic" w:cs="IBM Plex Sans Arabic"/>
           <w:rtl/>
         </w:rPr>
-        <w:t>واضحة حول رمضان (Google Trends).</w:t>
+        <w:t>واضحة حول رمضان (‏Google Trends‏).</w:t>
       </w:r>
     </w:p>
     <w:p>
@@ -3304,7 +3318,7 @@
           <w:rFonts w:ascii="IBM Plex Sans Arabic" w:hAnsi="IBM Plex Sans Arabic" w:cs="IBM Plex Sans Arabic"/>
           <w:rtl/>
         </w:rPr>
-        <w:t>الإسباني جيد نسبياً (World Bank LPI (تقييم البنك الدولي لجودة الشحن واللوجستيات من 5)). أنواع القنوات المتاحة: موزّع</w:t>
+        <w:t>الإسباني جيد نسبياً (World Bank LPI (‏تقييم البنك الدولي لجودة الشحن واللوجستيات من 5‏)). أنواع القنوات المتاحة: موزّع</w:t>
       </w:r>
     </w:p>
     <w:p>
@@ -3370,7 +3384,7 @@
           <w:rFonts w:ascii="IBM Plex Sans Arabic" w:hAnsi="IBM Plex Sans Arabic" w:cs="IBM Plex Sans Arabic"/>
           <w:rtl/>
         </w:rPr>
-        <w:t>مرصودتين (World Bank سعر الصرف) — تقلّب منخفض نسبياً. لا أخبار</w:t>
+        <w:t>مرصودتين (‏World Bank سعر الصرف‏) — تقلّب منخفض نسبياً. لا أخبار</w:t>
       </w:r>
     </w:p>
     <w:p>
@@ -3383,7 +3397,7 @@
           <w:rFonts w:ascii="IBM Plex Sans Arabic" w:hAnsi="IBM Plex Sans Arabic" w:cs="IBM Plex Sans Arabic"/>
           <w:rtl/>
         </w:rPr>
-        <w:t>مخاطر قطاعية جوهرية خلال 12 شهراً (GDELT).</w:t>
+        <w:t>مخاطر قطاعية جوهرية خلال 12 شهراً (‏GDELT‏).</w:t>
       </w:r>
     </w:p>
     <w:p>
@@ -3436,7 +3450,7 @@
           <w:rFonts w:ascii="IBM Plex Sans Arabic" w:hAnsi="IBM Plex Sans Arabic" w:cs="IBM Plex Sans Arabic"/>
           <w:rtl/>
         </w:rPr>
-        <w:t>سوق مورّدين مجزَّأ (HHI≈2350) يسمح بدخول منافس جديد؛ وثالثاً نمو واردات</w:t>
+        <w:t>سوق مورّدين مجزَّأ (‏HHI≈2350‏) يسمح بدخول منافس جديد؛ وثالثاً نمو واردات</w:t>
       </w:r>
     </w:p>
     <w:p>
@@ -3668,7 +3682,7 @@
           <w:rFonts w:ascii="IBM Plex Sans Arabic" w:hAnsi="IBM Plex Sans Arabic" w:cs="IBM Plex Sans Arabic"/>
           <w:rtl/>
         </w:rPr>
-        <w:t>2,090,000 نسمة). (ب) التموضع بين طبقة Carrefour المتوسطة (8.90€) وطبقة</w:t>
+        <w:t>2,090,000 نسمة). (ب) التموضع بين طبقة Carrefour المتوسطة (‏8.90€‏) وطبقة</w:t>
       </w:r>
     </w:p>
     <w:p>
@@ -3681,7 +3695,7 @@
           <w:rFonts w:ascii="IBM Plex Sans Arabic" w:hAnsi="IBM Plex Sans Arabic" w:cs="IBM Plex Sans Arabic"/>
           <w:rtl/>
         </w:rPr>
-        <w:t>الفاخر (13.50€) وفق سلّم الأسعار المرصود، بهامش تقديري 1.2-2.0 يورو/كغم</w:t>
+        <w:t>الفاخر (‏13.50€‏) وفق سلّم الأسعار المرصود، بهامش تقديري 1.2-2.0 يورو/كغم</w:t>
       </w:r>
     </w:p>
     <w:p>
@@ -4612,7 +4626,7 @@
           <w:rFonts w:ascii="IBM Plex Sans Arabic" w:hAnsi="IBM Plex Sans Arabic" w:cs="IBM Plex Sans Arabic"/>
           <w:rtl/>
         </w:rPr>
-        <w:t>[مرجع الديموغرافيا الداخلي (demographics_l1.csv) — ◐ ثانوي] تقدير 4.4% من 47.5 مليون نسمة</w:t>
+        <w:t>[مرجع الديموغرافيا الداخلي (‏demographics_l1.csv‏) — ◐ ثانوي] تقدير 4.4% من 47.5 مليون نسمة</w:t>
       </w:r>
     </w:p>
     <w:p>
@@ -4626,7 +4640,7 @@
           <w:rFonts w:ascii="IBM Plex Sans Arabic" w:hAnsi="IBM Plex Sans Arabic" w:cs="IBM Plex Sans Arabic"/>
           <w:rtl/>
         </w:rPr>
-        <w:t>واردات إسبانيا من تمور HS080410 بلغت 61 مليون دولار (2023)</w:t>
+        <w:t>واردات إسبانيا من تمور HS080410 بلغت 61 مليون دولار (‏2023‏)</w:t>
       </w:r>
     </w:p>
     <w:p>
@@ -4640,7 +4654,7 @@
           <w:rFonts w:ascii="IBM Plex Sans Arabic" w:hAnsi="IBM Plex Sans Arabic" w:cs="IBM Plex Sans Arabic"/>
           <w:rtl/>
         </w:rPr>
-        <w:t>[UN Comtrade — ✓ موثّق] تدفق استيراد مباشر</w:t>
+        <w:t>[‏UN Comtrade — ✓ موثّق‏] تدفق استيراد مباشر</w:t>
       </w:r>
     </w:p>
     <w:p>
@@ -4668,7 +4682,7 @@
           <w:rFonts w:ascii="IBM Plex Sans Arabic" w:hAnsi="IBM Plex Sans Arabic" w:cs="IBM Plex Sans Arabic"/>
           <w:rtl/>
         </w:rPr>
-        <w:t>[UN Comtrade — ✓ موثّق] اتجاه ثلاث سنوات</w:t>
+        <w:t>[‏UN Comtrade — ✓ موثّق‏] اتجاه ثلاث سنوات</w:t>
       </w:r>
     </w:p>
     <w:p>
@@ -4710,7 +4724,7 @@
           <w:rFonts w:ascii="IBM Plex Sans Arabic" w:hAnsi="IBM Plex Sans Arabic" w:cs="IBM Plex Sans Arabic"/>
           <w:rtl/>
         </w:rPr>
-        <w:t>[WITS/WTO Tariff — ✓ موثّق] تعريفة مطبّقة</w:t>
+        <w:t>[‏WITS/WTO Tariff — ✓ موثّق‏] تعريفة مطبّقة</w:t>
       </w:r>
     </w:p>
     <w:p>

--- a/samples/research_report_latest.docx
+++ b/samples/research_report_latest.docx
@@ -403,7 +403,7 @@
                 <w:rFonts w:ascii="IBM Plex Sans Arabic" w:hAnsi="IBM Plex Sans Arabic" w:cs="IBM Plex Sans Arabic"/>
                 <w:rtl/>
               </w:rPr>
-              <w:t>2026-07-22</w:t>
+              <w:t>2026-07-23</w:t>
             </w:r>
           </w:p>
         </w:tc>
@@ -3998,18 +3998,17 @@
         <w:bidiVisual/>
       </w:tblPr>
       <w:tblGrid>
-        <w:gridCol w:w="1234"/>
-        <w:gridCol w:w="1234"/>
-        <w:gridCol w:w="1234"/>
-        <w:gridCol w:w="1234"/>
-        <w:gridCol w:w="1234"/>
-        <w:gridCol w:w="1234"/>
-        <w:gridCol w:w="1234"/>
+        <w:gridCol w:w="1440"/>
+        <w:gridCol w:w="1440"/>
+        <w:gridCol w:w="1440"/>
+        <w:gridCol w:w="1440"/>
+        <w:gridCol w:w="1440"/>
+        <w:gridCol w:w="1440"/>
       </w:tblGrid>
       <w:tr>
         <w:tc>
           <w:tcPr>
-            <w:tcW w:type="dxa" w:w="1337"/>
+            <w:tcW w:type="dxa" w:w="1560"/>
             <w:shd w:val="clear" w:fill="166534"/>
             <w:tcMar>
               <w:top w:w="100" w:type="dxa"/>
@@ -4036,7 +4035,7 @@
         </w:tc>
         <w:tc>
           <w:tcPr>
-            <w:tcW w:type="dxa" w:w="1337"/>
+            <w:tcW w:type="dxa" w:w="1560"/>
             <w:shd w:val="clear" w:fill="166534"/>
             <w:tcMar>
               <w:top w:w="100" w:type="dxa"/>
@@ -4063,7 +4062,7 @@
         </w:tc>
         <w:tc>
           <w:tcPr>
-            <w:tcW w:type="dxa" w:w="1337"/>
+            <w:tcW w:type="dxa" w:w="1560"/>
             <w:shd w:val="clear" w:fill="166534"/>
             <w:tcMar>
               <w:top w:w="100" w:type="dxa"/>
@@ -4090,7 +4089,7 @@
         </w:tc>
         <w:tc>
           <w:tcPr>
-            <w:tcW w:type="dxa" w:w="1337"/>
+            <w:tcW w:type="dxa" w:w="1560"/>
             <w:shd w:val="clear" w:fill="166534"/>
             <w:tcMar>
               <w:top w:w="100" w:type="dxa"/>
@@ -4117,7 +4116,7 @@
         </w:tc>
         <w:tc>
           <w:tcPr>
-            <w:tcW w:type="dxa" w:w="1337"/>
+            <w:tcW w:type="dxa" w:w="1560"/>
             <w:shd w:val="clear" w:fill="166534"/>
             <w:tcMar>
               <w:top w:w="100" w:type="dxa"/>
@@ -4144,7 +4143,7 @@
         </w:tc>
         <w:tc>
           <w:tcPr>
-            <w:tcW w:type="dxa" w:w="1337"/>
+            <w:tcW w:type="dxa" w:w="1560"/>
             <w:shd w:val="clear" w:fill="166534"/>
             <w:tcMar>
               <w:top w:w="100" w:type="dxa"/>
@@ -4169,38 +4168,11 @@
             </w:r>
           </w:p>
         </w:tc>
-        <w:tc>
-          <w:tcPr>
-            <w:tcW w:type="dxa" w:w="1337"/>
-            <w:shd w:val="clear" w:fill="166534"/>
-            <w:tcMar>
-              <w:top w:w="100" w:type="dxa"/>
-              <w:bottom w:w="100" w:type="dxa"/>
-              <w:left w:w="120" w:type="dxa"/>
-              <w:right w:w="120" w:type="dxa"/>
-            </w:tcMar>
-          </w:tcPr>
-          <w:p>
-            <w:pPr>
-              <w:bidi/>
-              <w:jc w:val="start"/>
-            </w:pPr>
-            <w:r>
-              <w:rPr>
-                <w:rFonts w:ascii="IBM Plex Sans Arabic" w:hAnsi="IBM Plex Sans Arabic" w:cs="IBM Plex Sans Arabic"/>
-                <w:b/>
-                <w:color w:val="FFFFFF"/>
-                <w:rtl/>
-              </w:rPr>
-              <w:t>مستوى التوثيق</w:t>
-            </w:r>
-          </w:p>
-        </w:tc>
       </w:tr>
       <w:tr>
         <w:tc>
           <w:tcPr>
-            <w:tcW w:type="dxa" w:w="1337"/>
+            <w:tcW w:type="dxa" w:w="1560"/>
             <w:tcMar>
               <w:top w:w="100" w:type="dxa"/>
               <w:bottom w:w="100" w:type="dxa"/>
@@ -4224,7 +4196,7 @@
         </w:tc>
         <w:tc>
           <w:tcPr>
-            <w:tcW w:type="dxa" w:w="1337"/>
+            <w:tcW w:type="dxa" w:w="1560"/>
             <w:tcMar>
               <w:top w:w="100" w:type="dxa"/>
               <w:bottom w:w="100" w:type="dxa"/>
@@ -4248,7 +4220,7 @@
         </w:tc>
         <w:tc>
           <w:tcPr>
-            <w:tcW w:type="dxa" w:w="1337"/>
+            <w:tcW w:type="dxa" w:w="1560"/>
             <w:tcMar>
               <w:top w:w="100" w:type="dxa"/>
               <w:bottom w:w="100" w:type="dxa"/>
@@ -4272,7 +4244,7 @@
         </w:tc>
         <w:tc>
           <w:tcPr>
-            <w:tcW w:type="dxa" w:w="1337"/>
+            <w:tcW w:type="dxa" w:w="1560"/>
             <w:tcMar>
               <w:top w:w="100" w:type="dxa"/>
               <w:bottom w:w="100" w:type="dxa"/>
@@ -4296,7 +4268,7 @@
         </w:tc>
         <w:tc>
           <w:tcPr>
-            <w:tcW w:type="dxa" w:w="1337"/>
+            <w:tcW w:type="dxa" w:w="1560"/>
             <w:tcMar>
               <w:top w:w="100" w:type="dxa"/>
               <w:bottom w:w="100" w:type="dxa"/>
@@ -4320,7 +4292,7 @@
         </w:tc>
         <w:tc>
           <w:tcPr>
-            <w:tcW w:type="dxa" w:w="1337"/>
+            <w:tcW w:type="dxa" w:w="1560"/>
             <w:tcMar>
               <w:top w:w="100" w:type="dxa"/>
               <w:bottom w:w="100" w:type="dxa"/>
@@ -4342,35 +4314,11 @@
             </w:r>
           </w:p>
         </w:tc>
-        <w:tc>
-          <w:tcPr>
-            <w:tcW w:type="dxa" w:w="1337"/>
-            <w:tcMar>
-              <w:top w:w="100" w:type="dxa"/>
-              <w:bottom w:w="100" w:type="dxa"/>
-              <w:left w:w="120" w:type="dxa"/>
-              <w:right w:w="120" w:type="dxa"/>
-            </w:tcMar>
-          </w:tcPr>
-          <w:p>
-            <w:pPr>
-              <w:bidi/>
-              <w:jc w:val="start"/>
-            </w:pPr>
-            <w:r>
-              <w:rPr>
-                <w:rFonts w:ascii="IBM Plex Sans Arabic" w:hAnsi="IBM Plex Sans Arabic" w:cs="IBM Plex Sans Arabic"/>
-                <w:rtl/>
-              </w:rPr>
-              <w:t>◐ مرصود عبر خرائط قوقل</w:t>
-            </w:r>
-          </w:p>
-        </w:tc>
       </w:tr>
       <w:tr>
         <w:tc>
           <w:tcPr>
-            <w:tcW w:type="dxa" w:w="1337"/>
+            <w:tcW w:type="dxa" w:w="1560"/>
             <w:tcMar>
               <w:top w:w="100" w:type="dxa"/>
               <w:bottom w:w="100" w:type="dxa"/>
@@ -4395,7 +4343,7 @@
         </w:tc>
         <w:tc>
           <w:tcPr>
-            <w:tcW w:type="dxa" w:w="1337"/>
+            <w:tcW w:type="dxa" w:w="1560"/>
             <w:tcMar>
               <w:top w:w="100" w:type="dxa"/>
               <w:bottom w:w="100" w:type="dxa"/>
@@ -4420,7 +4368,7 @@
         </w:tc>
         <w:tc>
           <w:tcPr>
-            <w:tcW w:type="dxa" w:w="1337"/>
+            <w:tcW w:type="dxa" w:w="1560"/>
             <w:tcMar>
               <w:top w:w="100" w:type="dxa"/>
               <w:bottom w:w="100" w:type="dxa"/>
@@ -4445,7 +4393,7 @@
         </w:tc>
         <w:tc>
           <w:tcPr>
-            <w:tcW w:type="dxa" w:w="1337"/>
+            <w:tcW w:type="dxa" w:w="1560"/>
             <w:tcMar>
               <w:top w:w="100" w:type="dxa"/>
               <w:bottom w:w="100" w:type="dxa"/>
@@ -4470,7 +4418,7 @@
         </w:tc>
         <w:tc>
           <w:tcPr>
-            <w:tcW w:type="dxa" w:w="1337"/>
+            <w:tcW w:type="dxa" w:w="1560"/>
             <w:tcMar>
               <w:top w:w="100" w:type="dxa"/>
               <w:bottom w:w="100" w:type="dxa"/>
@@ -4495,7 +4443,7 @@
         </w:tc>
         <w:tc>
           <w:tcPr>
-            <w:tcW w:type="dxa" w:w="1337"/>
+            <w:tcW w:type="dxa" w:w="1560"/>
             <w:tcMar>
               <w:top w:w="100" w:type="dxa"/>
               <w:bottom w:w="100" w:type="dxa"/>
@@ -4515,31 +4463,6 @@
                 <w:rtl/>
               </w:rPr>
               <w:t>4.1 (41)</w:t>
-            </w:r>
-          </w:p>
-        </w:tc>
-        <w:tc>
-          <w:tcPr>
-            <w:tcW w:type="dxa" w:w="1337"/>
-            <w:tcMar>
-              <w:top w:w="100" w:type="dxa"/>
-              <w:bottom w:w="100" w:type="dxa"/>
-              <w:left w:w="120" w:type="dxa"/>
-              <w:right w:w="120" w:type="dxa"/>
-            </w:tcMar>
-            <w:shd w:val="clear" w:fill="F2F7F3"/>
-          </w:tcPr>
-          <w:p>
-            <w:pPr>
-              <w:bidi/>
-              <w:jc w:val="start"/>
-            </w:pPr>
-            <w:r>
-              <w:rPr>
-                <w:rFonts w:ascii="IBM Plex Sans Arabic" w:hAnsi="IBM Plex Sans Arabic" w:cs="IBM Plex Sans Arabic"/>
-                <w:rtl/>
-              </w:rPr>
-              <w:t>◐ مرصود عبر خرائط قوقل</w:t>
             </w:r>
           </w:p>
         </w:tc>
